--- a/baocao/BáocáoN68.docx
+++ b/baocao/BáocáoN68.docx
@@ -3258,7 +3258,7 @@
     </w:p>
     <w:p>
       <w:pPr>
-        <w:spacing w:line="360" w:lineRule="auto"/>
+        <w:spacing w:line="276" w:lineRule="auto"/>
         <w:ind w:left="360"/>
         <w:rPr>
           <w:rFonts w:cs="Times New Roman"/>
@@ -3287,7 +3287,7 @@
     </w:p>
     <w:p>
       <w:pPr>
-        <w:spacing w:line="360" w:lineRule="auto"/>
+        <w:spacing w:line="276" w:lineRule="auto"/>
         <w:ind w:left="360"/>
         <w:rPr>
           <w:rFonts w:cs="Times New Roman"/>
@@ -3316,7 +3316,7 @@
     </w:p>
     <w:p>
       <w:pPr>
-        <w:spacing w:line="360" w:lineRule="auto"/>
+        <w:spacing w:line="276" w:lineRule="auto"/>
         <w:ind w:left="360"/>
         <w:rPr>
           <w:rFonts w:cs="Times New Roman"/>
@@ -3346,15 +3346,80 @@
     <w:p>
       <w:pPr>
         <w:spacing w:line="360" w:lineRule="auto"/>
+        <w:jc w:val="center"/>
         <w:rPr>
           <w:rFonts w:cs="Times New Roman"/>
           <w:szCs w:val="26"/>
         </w:rPr>
       </w:pPr>
+      <w:r>
+        <w:rPr>
+          <w:rFonts w:cs="Times New Roman"/>
+          <w:noProof/>
+          <w:szCs w:val="26"/>
+          <w:lang w:val="vi-VN"/>
+        </w:rPr>
+        <w:drawing>
+          <wp:inline distT="0" distB="0" distL="0" distR="0" wp14:anchorId="3084FA8E" wp14:editId="3BBE0485">
+            <wp:extent cx="2579513" cy="1354347"/>
+            <wp:effectExtent l="0" t="0" r="0" b="0"/>
+            <wp:docPr id="221909682" name="Picture 7"/>
+            <wp:cNvGraphicFramePr>
+              <a:graphicFrameLocks xmlns:a="http://schemas.openxmlformats.org/drawingml/2006/main" noChangeAspect="1"/>
+            </wp:cNvGraphicFramePr>
+            <a:graphic xmlns:a="http://schemas.openxmlformats.org/drawingml/2006/main">
+              <a:graphicData uri="http://schemas.openxmlformats.org/drawingml/2006/picture">
+                <pic:pic xmlns:pic="http://schemas.openxmlformats.org/drawingml/2006/picture">
+                  <pic:nvPicPr>
+                    <pic:cNvPr id="221909682" name="Picture 221909682"/>
+                    <pic:cNvPicPr/>
+                  </pic:nvPicPr>
+                  <pic:blipFill>
+                    <a:blip r:embed="rId13" cstate="print">
+                      <a:extLst>
+                        <a:ext uri="{28A0092B-C50C-407E-A947-70E740481C1C}">
+                          <a14:useLocalDpi xmlns:a14="http://schemas.microsoft.com/office/drawing/2010/main" val="0"/>
+                        </a:ext>
+                      </a:extLst>
+                    </a:blip>
+                    <a:stretch>
+                      <a:fillRect/>
+                    </a:stretch>
+                  </pic:blipFill>
+                  <pic:spPr>
+                    <a:xfrm>
+                      <a:off x="0" y="0"/>
+                      <a:ext cx="2615625" cy="1373307"/>
+                    </a:xfrm>
+                    <a:prstGeom prst="rect">
+                      <a:avLst/>
+                    </a:prstGeom>
+                  </pic:spPr>
+                </pic:pic>
+              </a:graphicData>
+            </a:graphic>
+          </wp:inline>
+        </w:drawing>
+      </w:r>
+    </w:p>
+    <w:p>
+      <w:pPr>
+        <w:pStyle w:val="h"/>
+      </w:pPr>
+      <w:r>
+        <w:t>Hình 2.</w:t>
+      </w:r>
+      <w:r>
+        <w:t>1</w:t>
+      </w:r>
+      <w:r>
+        <w:t>: Logo YoloV8</w:t>
+      </w:r>
     </w:p>
     <w:p>
       <w:pPr>
         <w:spacing w:line="360" w:lineRule="auto"/>
+        <w:jc w:val="center"/>
         <w:rPr>
           <w:rFonts w:cs="Times New Roman"/>
           <w:szCs w:val="26"/>
@@ -3385,7 +3450,6 @@
         <w:ind w:firstLine="0"/>
       </w:pPr>
       <w:r>
-        <w:lastRenderedPageBreak/>
         <w:t>2.2. Thư viện EasyOCR cho nhận diện ký tự quang học</w:t>
       </w:r>
     </w:p>
@@ -3459,6 +3523,86 @@
         </w:rPr>
         <w:t>: Thời gian xử lý có thể chậm hơn so với các phương pháp OCR truyền thống nếu không có sự hỗ trợ của GPU, đôi khi bị nhầm lẫn giữa các ký tự có hình dáng tương đồng như '0' và 'O' hoặc '1' và 'I'.</w:t>
       </w:r>
+    </w:p>
+    <w:p>
+      <w:pPr>
+        <w:jc w:val="center"/>
+      </w:pPr>
+      <w:r>
+        <w:rPr>
+          <w:noProof/>
+        </w:rPr>
+        <w:drawing>
+          <wp:inline distT="0" distB="0" distL="0" distR="0" wp14:anchorId="5BD136C4" wp14:editId="4027B325">
+            <wp:extent cx="4252823" cy="2292209"/>
+            <wp:effectExtent l="0" t="0" r="0" b="0"/>
+            <wp:docPr id="1392342977" name="Picture 8"/>
+            <wp:cNvGraphicFramePr>
+              <a:graphicFrameLocks xmlns:a="http://schemas.openxmlformats.org/drawingml/2006/main" noChangeAspect="1"/>
+            </wp:cNvGraphicFramePr>
+            <a:graphic xmlns:a="http://schemas.openxmlformats.org/drawingml/2006/main">
+              <a:graphicData uri="http://schemas.openxmlformats.org/drawingml/2006/picture">
+                <pic:pic xmlns:pic="http://schemas.openxmlformats.org/drawingml/2006/picture">
+                  <pic:nvPicPr>
+                    <pic:cNvPr id="0" name="Picture 20"/>
+                    <pic:cNvPicPr>
+                      <a:picLocks noChangeAspect="1" noChangeArrowheads="1"/>
+                    </pic:cNvPicPr>
+                  </pic:nvPicPr>
+                  <pic:blipFill>
+                    <a:blip r:embed="rId14" cstate="print">
+                      <a:extLst>
+                        <a:ext uri="{28A0092B-C50C-407E-A947-70E740481C1C}">
+                          <a14:useLocalDpi xmlns:a14="http://schemas.microsoft.com/office/drawing/2010/main" val="0"/>
+                        </a:ext>
+                      </a:extLst>
+                    </a:blip>
+                    <a:srcRect/>
+                    <a:stretch>
+                      <a:fillRect/>
+                    </a:stretch>
+                  </pic:blipFill>
+                  <pic:spPr bwMode="auto">
+                    <a:xfrm>
+                      <a:off x="0" y="0"/>
+                      <a:ext cx="4264118" cy="2298297"/>
+                    </a:xfrm>
+                    <a:prstGeom prst="rect">
+                      <a:avLst/>
+                    </a:prstGeom>
+                    <a:noFill/>
+                    <a:ln>
+                      <a:noFill/>
+                    </a:ln>
+                  </pic:spPr>
+                </pic:pic>
+              </a:graphicData>
+            </a:graphic>
+          </wp:inline>
+        </w:drawing>
+      </w:r>
+    </w:p>
+    <w:p>
+      <w:pPr>
+        <w:pStyle w:val="h"/>
+      </w:pPr>
+      <w:r>
+        <w:t>Hình 2.</w:t>
+      </w:r>
+      <w:r>
+        <w:t>2</w:t>
+      </w:r>
+      <w:r>
+        <w:t xml:space="preserve">: Logo </w:t>
+      </w:r>
+      <w:r>
+        <w:t>EasyOCR</w:t>
+      </w:r>
+    </w:p>
+    <w:p>
+      <w:pPr>
+        <w:jc w:val="center"/>
+      </w:pPr>
     </w:p>
     <w:p/>
     <w:p>
@@ -3496,6 +3640,7 @@
           <w:bCs/>
           <w:lang w:val="vi-VN"/>
         </w:rPr>
+        <w:lastRenderedPageBreak/>
         <w:t>Google Colab:</w:t>
       </w:r>
       <w:r>
@@ -3548,8 +3693,139 @@
         <w:t xml:space="preserve"> Tiết kiệm chi phí đầu tư hạ tầng, rút ngắn thời gian từ giai đoạn nghiên cứu đến khi triển khai thực tế và dễ dàng chia sẻ sản phẩm thông qua môi trường web.</w:t>
       </w:r>
     </w:p>
-    <w:p/>
-    <w:p/>
+    <w:p>
+      <w:pPr>
+        <w:jc w:val="center"/>
+      </w:pPr>
+      <w:r>
+        <w:rPr>
+          <w:noProof/>
+        </w:rPr>
+        <w:drawing>
+          <wp:inline distT="0" distB="0" distL="0" distR="0" wp14:anchorId="15B37AF1" wp14:editId="7867A913">
+            <wp:extent cx="2483818" cy="1529641"/>
+            <wp:effectExtent l="0" t="0" r="0" b="0"/>
+            <wp:docPr id="1096480118" name="Picture 10" descr="Download Google Colab Logo transparent PNG"/>
+            <wp:cNvGraphicFramePr>
+              <a:graphicFrameLocks xmlns:a="http://schemas.openxmlformats.org/drawingml/2006/main" noChangeAspect="1"/>
+            </wp:cNvGraphicFramePr>
+            <a:graphic xmlns:a="http://schemas.openxmlformats.org/drawingml/2006/main">
+              <a:graphicData uri="http://schemas.openxmlformats.org/drawingml/2006/picture">
+                <pic:pic xmlns:pic="http://schemas.openxmlformats.org/drawingml/2006/picture">
+                  <pic:nvPicPr>
+                    <pic:cNvPr id="0" name="Picture 23" descr="Download Google Colab Logo transparent PNG"/>
+                    <pic:cNvPicPr>
+                      <a:picLocks noChangeAspect="1" noChangeArrowheads="1"/>
+                    </pic:cNvPicPr>
+                  </pic:nvPicPr>
+                  <pic:blipFill>
+                    <a:blip r:embed="rId15" cstate="print">
+                      <a:extLst>
+                        <a:ext uri="{28A0092B-C50C-407E-A947-70E740481C1C}">
+                          <a14:useLocalDpi xmlns:a14="http://schemas.microsoft.com/office/drawing/2010/main" val="0"/>
+                        </a:ext>
+                      </a:extLst>
+                    </a:blip>
+                    <a:srcRect/>
+                    <a:stretch>
+                      <a:fillRect/>
+                    </a:stretch>
+                  </pic:blipFill>
+                  <pic:spPr bwMode="auto">
+                    <a:xfrm>
+                      <a:off x="0" y="0"/>
+                      <a:ext cx="2504774" cy="1542547"/>
+                    </a:xfrm>
+                    <a:prstGeom prst="rect">
+                      <a:avLst/>
+                    </a:prstGeom>
+                    <a:noFill/>
+                    <a:ln>
+                      <a:noFill/>
+                    </a:ln>
+                  </pic:spPr>
+                </pic:pic>
+              </a:graphicData>
+            </a:graphic>
+          </wp:inline>
+        </w:drawing>
+      </w:r>
+      <w:r>
+        <w:rPr>
+          <w:noProof/>
+        </w:rPr>
+        <w:drawing>
+          <wp:inline distT="0" distB="0" distL="0" distR="0" wp14:anchorId="28CC3479" wp14:editId="592CE05B">
+            <wp:extent cx="2477076" cy="1448323"/>
+            <wp:effectExtent l="0" t="0" r="0" b="0"/>
+            <wp:docPr id="1296145031" name="Picture 13"/>
+            <wp:cNvGraphicFramePr>
+              <a:graphicFrameLocks xmlns:a="http://schemas.openxmlformats.org/drawingml/2006/main" noChangeAspect="1"/>
+            </wp:cNvGraphicFramePr>
+            <a:graphic xmlns:a="http://schemas.openxmlformats.org/drawingml/2006/main">
+              <a:graphicData uri="http://schemas.openxmlformats.org/drawingml/2006/picture">
+                <pic:pic xmlns:pic="http://schemas.openxmlformats.org/drawingml/2006/picture">
+                  <pic:nvPicPr>
+                    <pic:cNvPr id="0" name="Picture 35"/>
+                    <pic:cNvPicPr>
+                      <a:picLocks noChangeAspect="1" noChangeArrowheads="1"/>
+                    </pic:cNvPicPr>
+                  </pic:nvPicPr>
+                  <pic:blipFill>
+                    <a:blip r:embed="rId16" cstate="print">
+                      <a:extLst>
+                        <a:ext uri="{28A0092B-C50C-407E-A947-70E740481C1C}">
+                          <a14:useLocalDpi xmlns:a14="http://schemas.microsoft.com/office/drawing/2010/main" val="0"/>
+                        </a:ext>
+                      </a:extLst>
+                    </a:blip>
+                    <a:srcRect/>
+                    <a:stretch>
+                      <a:fillRect/>
+                    </a:stretch>
+                  </pic:blipFill>
+                  <pic:spPr bwMode="auto">
+                    <a:xfrm>
+                      <a:off x="0" y="0"/>
+                      <a:ext cx="2486199" cy="1453657"/>
+                    </a:xfrm>
+                    <a:prstGeom prst="rect">
+                      <a:avLst/>
+                    </a:prstGeom>
+                    <a:noFill/>
+                    <a:ln>
+                      <a:noFill/>
+                    </a:ln>
+                  </pic:spPr>
+                </pic:pic>
+              </a:graphicData>
+            </a:graphic>
+          </wp:inline>
+        </w:drawing>
+      </w:r>
+    </w:p>
+    <w:p>
+      <w:pPr>
+        <w:pStyle w:val="h"/>
+      </w:pPr>
+      <w:r>
+        <w:t>Hình 2.</w:t>
+      </w:r>
+      <w:r>
+        <w:t>3</w:t>
+      </w:r>
+      <w:r>
+        <w:t xml:space="preserve">: Logo </w:t>
+      </w:r>
+      <w:r>
+        <w:t>Google Colab và Streamlit</w:t>
+      </w:r>
+    </w:p>
+    <w:p>
+      <w:pPr>
+        <w:jc w:val="center"/>
+      </w:pPr>
+    </w:p>
     <w:p/>
     <w:p>
       <w:pPr>
@@ -3557,7 +3833,6 @@
         <w:ind w:firstLine="0"/>
       </w:pPr>
       <w:r>
-        <w:lastRenderedPageBreak/>
         <w:t>2.4. Ngôn ngữ lập trình Python và môi trường Pycharm</w:t>
       </w:r>
     </w:p>
@@ -3603,6 +3878,7 @@
     <w:p>
       <w:pPr>
         <w:spacing w:line="360" w:lineRule="auto"/>
+        <w:jc w:val="center"/>
         <w:rPr>
           <w:rFonts w:cs="Times New Roman"/>
           <w:b/>
@@ -3611,6 +3887,90 @@
           <w:szCs w:val="28"/>
         </w:rPr>
       </w:pPr>
+      <w:r>
+        <w:rPr>
+          <w:noProof/>
+        </w:rPr>
+        <w:lastRenderedPageBreak/>
+        <w:drawing>
+          <wp:inline distT="0" distB="0" distL="0" distR="0" wp14:anchorId="7ED5682C" wp14:editId="3FE4FCE7">
+            <wp:extent cx="1580648" cy="1580648"/>
+            <wp:effectExtent l="0" t="0" r="635" b="635"/>
+            <wp:docPr id="529359452" name="Picture 9" descr="PyCharm Logo / Software / Logonoid.com"/>
+            <wp:cNvGraphicFramePr>
+              <a:graphicFrameLocks xmlns:a="http://schemas.openxmlformats.org/drawingml/2006/main" noChangeAspect="1"/>
+            </wp:cNvGraphicFramePr>
+            <a:graphic xmlns:a="http://schemas.openxmlformats.org/drawingml/2006/main">
+              <a:graphicData uri="http://schemas.openxmlformats.org/drawingml/2006/picture">
+                <pic:pic xmlns:pic="http://schemas.openxmlformats.org/drawingml/2006/picture">
+                  <pic:nvPicPr>
+                    <pic:cNvPr id="0" name="Picture 21" descr="PyCharm Logo / Software / Logonoid.com"/>
+                    <pic:cNvPicPr>
+                      <a:picLocks noChangeAspect="1" noChangeArrowheads="1"/>
+                    </pic:cNvPicPr>
+                  </pic:nvPicPr>
+                  <pic:blipFill>
+                    <a:blip r:embed="rId17" cstate="print">
+                      <a:extLst>
+                        <a:ext uri="{28A0092B-C50C-407E-A947-70E740481C1C}">
+                          <a14:useLocalDpi xmlns:a14="http://schemas.microsoft.com/office/drawing/2010/main" val="0"/>
+                        </a:ext>
+                      </a:extLst>
+                    </a:blip>
+                    <a:srcRect/>
+                    <a:stretch>
+                      <a:fillRect/>
+                    </a:stretch>
+                  </pic:blipFill>
+                  <pic:spPr bwMode="auto">
+                    <a:xfrm>
+                      <a:off x="0" y="0"/>
+                      <a:ext cx="1583944" cy="1583944"/>
+                    </a:xfrm>
+                    <a:prstGeom prst="rect">
+                      <a:avLst/>
+                    </a:prstGeom>
+                    <a:noFill/>
+                    <a:ln>
+                      <a:noFill/>
+                    </a:ln>
+                  </pic:spPr>
+                </pic:pic>
+              </a:graphicData>
+            </a:graphic>
+          </wp:inline>
+        </w:drawing>
+      </w:r>
+    </w:p>
+    <w:p>
+      <w:pPr>
+        <w:pStyle w:val="h"/>
+      </w:pPr>
+      <w:r>
+        <w:t>Hình 2.</w:t>
+      </w:r>
+      <w:r>
+        <w:t>4</w:t>
+      </w:r>
+      <w:r>
+        <w:t xml:space="preserve">: Logo </w:t>
+      </w:r>
+      <w:r>
+        <w:t>Pycharm IDE</w:t>
+      </w:r>
+    </w:p>
+    <w:p>
+      <w:pPr>
+        <w:spacing w:line="360" w:lineRule="auto"/>
+        <w:jc w:val="center"/>
+        <w:rPr>
+          <w:rFonts w:cs="Times New Roman"/>
+          <w:b/>
+          <w:bCs/>
+          <w:sz w:val="28"/>
+          <w:szCs w:val="28"/>
+        </w:rPr>
+      </w:pPr>
     </w:p>
     <w:p>
       <w:pPr>
@@ -3711,24 +4071,391 @@
         <w:ind w:firstLine="0"/>
       </w:pPr>
       <w:r>
-        <w:t>2.6. Quy trình phối hợp giữa các công cụ</w:t>
-      </w:r>
-      <w:r>
+        <w:t xml:space="preserve">2.6. </w:t>
+      </w:r>
+      <w:r>
+        <w:t>Cơ sở dữ liệu MongoDB</w:t>
+      </w:r>
+    </w:p>
+    <w:p>
+      <w:pPr>
+        <w:rPr>
+          <w:lang w:val="vi-VN"/>
+        </w:rPr>
+      </w:pPr>
+      <w:r>
+        <w:rPr>
+          <w:lang w:val="vi-VN"/>
+        </w:rPr>
+        <w:t xml:space="preserve">Trong các hệ thống nhận diện thực tế, việc lưu trữ dữ liệu sau khi trích xuất từ hình ảnh là vô cùng quan trọng. Dự án lựa chọn </w:t>
+      </w:r>
+      <w:r>
+        <w:rPr>
+          <w:b/>
+          <w:bCs/>
+          <w:lang w:val="vi-VN"/>
+        </w:rPr>
+        <w:t>MongoDB</w:t>
+      </w:r>
+      <w:r>
+        <w:rPr>
+          <w:lang w:val="vi-VN"/>
+        </w:rPr>
+        <w:t xml:space="preserve"> – một hệ quản trị cơ sở dữ liệu NoSQL dựa trên cấu trúc tài liệu (Document-oriented).</w:t>
+      </w:r>
+    </w:p>
+    <w:p>
+      <w:pPr>
+        <w:ind w:left="360"/>
+        <w:rPr>
+          <w:lang w:val="vi-VN"/>
+        </w:rPr>
+      </w:pPr>
+      <w:r>
+        <w:rPr>
+          <w:b/>
+          <w:bCs/>
+          <w:lang w:val="vi-VN"/>
+        </w:rPr>
+        <w:t>Cấu trúc linh hoạt:</w:t>
+      </w:r>
+      <w:r>
+        <w:rPr>
+          <w:lang w:val="vi-VN"/>
+        </w:rPr>
+        <w:t xml:space="preserve"> Khác với các cơ sở dữ liệu quan hệ truyền thống, MongoDB lưu trữ dữ liệu dưới dạng JSON-like (BSON). Điều này cực kỳ phù hợp với dữ liệu từ mô hình AI, nơi thông tin trích xuất từ biển số xe hay thẻ sinh viên có thể thay đổi tùy biến (ví dụ: lúc có họ tên, lúc chỉ có mã số).</w:t>
+      </w:r>
+    </w:p>
+    <w:p>
+      <w:pPr>
+        <w:ind w:left="360"/>
+        <w:rPr>
+          <w:lang w:val="vi-VN"/>
+        </w:rPr>
+      </w:pPr>
+      <w:r>
+        <w:rPr>
+          <w:b/>
+          <w:bCs/>
+          <w:lang w:val="vi-VN"/>
+        </w:rPr>
+        <w:t>Khả năng mở rộng:</w:t>
+      </w:r>
+      <w:r>
+        <w:rPr>
+          <w:lang w:val="vi-VN"/>
+        </w:rPr>
+        <w:t xml:space="preserve"> MongoDB hỗ trợ tốt việc lưu trữ lượng lớn lịch sử ra vào bãi xe hoặc danh sách sinh viên mà không làm giảm hiệu năng truy vấn.</w:t>
+      </w:r>
+    </w:p>
+    <w:p>
+      <w:pPr>
+        <w:ind w:left="360"/>
+      </w:pPr>
+      <w:r>
+        <w:rPr>
+          <w:b/>
+          <w:bCs/>
+          <w:lang w:val="vi-VN"/>
+        </w:rPr>
+        <w:lastRenderedPageBreak/>
+        <w:t>Tích hợp Python:</w:t>
+      </w:r>
+      <w:r>
+        <w:rPr>
+          <w:lang w:val="vi-VN"/>
+        </w:rPr>
+        <w:t xml:space="preserve"> Thông qua thư viện pymongo, hệ thống dễ dàng thực hiện các thao tác thêm, xóa, sửa và tra cứu dữ liệu từ ứng dụng Streamlit một cách nhanh chóng và bảo mật thông qua chuỗi kết nối (Connection String) được bảo vệ.</w:t>
+      </w:r>
+    </w:p>
+    <w:p>
+      <w:pPr>
+        <w:ind w:left="360"/>
+        <w:jc w:val="center"/>
+      </w:pPr>
+      <w:r>
+        <w:rPr>
+          <w:noProof/>
+        </w:rPr>
+        <w:drawing>
+          <wp:inline distT="0" distB="0" distL="0" distR="0" wp14:anchorId="13C996CE" wp14:editId="372945D2">
+            <wp:extent cx="1623207" cy="1623207"/>
+            <wp:effectExtent l="0" t="0" r="0" b="0"/>
+            <wp:docPr id="1285768715" name="Picture 20" descr="MongoDB SVG Logo – Vetores Grátis"/>
+            <wp:cNvGraphicFramePr>
+              <a:graphicFrameLocks xmlns:a="http://schemas.openxmlformats.org/drawingml/2006/main" noChangeAspect="1"/>
+            </wp:cNvGraphicFramePr>
+            <a:graphic xmlns:a="http://schemas.openxmlformats.org/drawingml/2006/main">
+              <a:graphicData uri="http://schemas.openxmlformats.org/drawingml/2006/picture">
+                <pic:pic xmlns:pic="http://schemas.openxmlformats.org/drawingml/2006/picture">
+                  <pic:nvPicPr>
+                    <pic:cNvPr id="0" name="Picture 60" descr="MongoDB SVG Logo – Vetores Grátis"/>
+                    <pic:cNvPicPr>
+                      <a:picLocks noChangeAspect="1" noChangeArrowheads="1"/>
+                    </pic:cNvPicPr>
+                  </pic:nvPicPr>
+                  <pic:blipFill>
+                    <a:blip r:embed="rId18" cstate="print">
+                      <a:extLst>
+                        <a:ext uri="{28A0092B-C50C-407E-A947-70E740481C1C}">
+                          <a14:useLocalDpi xmlns:a14="http://schemas.microsoft.com/office/drawing/2010/main" val="0"/>
+                        </a:ext>
+                      </a:extLst>
+                    </a:blip>
+                    <a:srcRect/>
+                    <a:stretch>
+                      <a:fillRect/>
+                    </a:stretch>
+                  </pic:blipFill>
+                  <pic:spPr bwMode="auto">
+                    <a:xfrm>
+                      <a:off x="0" y="0"/>
+                      <a:ext cx="1630413" cy="1630413"/>
+                    </a:xfrm>
+                    <a:prstGeom prst="rect">
+                      <a:avLst/>
+                    </a:prstGeom>
+                    <a:noFill/>
+                    <a:ln>
+                      <a:noFill/>
+                    </a:ln>
+                  </pic:spPr>
+                </pic:pic>
+              </a:graphicData>
+            </a:graphic>
+          </wp:inline>
+        </w:drawing>
+      </w:r>
+    </w:p>
+    <w:p>
+      <w:pPr>
+        <w:pStyle w:val="h"/>
+      </w:pPr>
+      <w:r>
+        <w:t>Hình 2.</w:t>
+      </w:r>
+      <w:r>
+        <w:t>5</w:t>
+      </w:r>
+      <w:r>
+        <w:t xml:space="preserve">: Logo </w:t>
+      </w:r>
+      <w:r>
+        <w:t>MongoDB</w:t>
+      </w:r>
+    </w:p>
+    <w:p>
+      <w:pPr>
+        <w:ind w:left="360"/>
+        <w:jc w:val="center"/>
+      </w:pPr>
+    </w:p>
+    <w:p>
+      <w:pPr>
+        <w:pStyle w:val="Heading2"/>
+        <w:ind w:firstLine="0"/>
+      </w:pPr>
+      <w:r>
+        <w:t>2.</w:t>
+      </w:r>
+      <w:r>
+        <w:t>7</w:t>
+      </w:r>
+      <w:r>
+        <w:t xml:space="preserve">. </w:t>
+      </w:r>
+      <w:r>
+        <w:rPr>
+          <w:bCs/>
+        </w:rPr>
+        <w:t>Nền tảng thanh toán</w:t>
+      </w:r>
+      <w:r>
+        <w:rPr>
+          <w:bCs/>
+        </w:rPr>
         <w:t xml:space="preserve"> </w:t>
       </w:r>
-    </w:p>
+      <w:r>
+        <w:t>PayOS</w:t>
+      </w:r>
+    </w:p>
+    <w:p>
+      <w:pPr>
+        <w:rPr>
+          <w:lang w:val="vi-VN"/>
+        </w:rPr>
+      </w:pPr>
+      <w:r>
+        <w:rPr>
+          <w:lang w:val="vi-VN"/>
+        </w:rPr>
+        <w:t xml:space="preserve">Để hoàn thiện quy trình tự động hóa cho bãi giữ xe hoặc các dịch vụ thu phí sinh viên, hệ thống tích hợp </w:t>
+      </w:r>
+      <w:r>
+        <w:rPr>
+          <w:b/>
+          <w:bCs/>
+          <w:lang w:val="vi-VN"/>
+        </w:rPr>
+        <w:t>PayOS</w:t>
+      </w:r>
+      <w:r>
+        <w:rPr>
+          <w:lang w:val="vi-VN"/>
+        </w:rPr>
+        <w:t xml:space="preserve"> – một giải pháp cổng thanh toán trực tuyến hiện đại tại Việt Nam</w:t>
+      </w:r>
+      <w:r>
+        <w:t xml:space="preserve"> liên kết tới ngân hàng MBBank</w:t>
+      </w:r>
+      <w:r>
+        <w:rPr>
+          <w:lang w:val="vi-VN"/>
+        </w:rPr>
+        <w:t>.</w:t>
+      </w:r>
+    </w:p>
+    <w:p>
+      <w:pPr>
+        <w:ind w:left="360"/>
+        <w:rPr>
+          <w:lang w:val="vi-VN"/>
+        </w:rPr>
+      </w:pPr>
+      <w:r>
+        <w:rPr>
+          <w:b/>
+          <w:bCs/>
+          <w:lang w:val="vi-VN"/>
+        </w:rPr>
+        <w:t>Tự động hóa thanh toán:</w:t>
+      </w:r>
+      <w:r>
+        <w:rPr>
+          <w:lang w:val="vi-VN"/>
+        </w:rPr>
+        <w:t xml:space="preserve"> PayOS cho phép tạo mã QR thanh toán nhanh (VietQR) dựa trên số tiền cần thu. Ngay sau khi người dùng quét mã và chuyển khoản thành công, PayOS sẽ gửi Webhook (thông báo tự động) về hệ thống để xác nhận giao diện đã thanh toán.</w:t>
+      </w:r>
+    </w:p>
+    <w:p>
+      <w:pPr>
+        <w:ind w:left="360"/>
+        <w:rPr>
+          <w:lang w:val="vi-VN"/>
+        </w:rPr>
+      </w:pPr>
+      <w:r>
+        <w:rPr>
+          <w:b/>
+          <w:bCs/>
+          <w:lang w:val="vi-VN"/>
+        </w:rPr>
+        <w:t>Trải nghiệm người dùng:</w:t>
+      </w:r>
+      <w:r>
+        <w:rPr>
+          <w:lang w:val="vi-VN"/>
+        </w:rPr>
+        <w:t xml:space="preserve"> Thay vì phải trả tiền mặt, người dùng chỉ cần quét mã QR được sinh ra trực tiếp trên giao diện Streamlit sau khi biển số xe được nhận diện. Điều này giúp giảm thiểu thời gian chờ đợi và sai sót trong quá trình thu phí.</w:t>
+      </w:r>
+    </w:p>
+    <w:p>
+      <w:pPr>
+        <w:ind w:left="360"/>
+      </w:pPr>
+      <w:r>
+        <w:rPr>
+          <w:b/>
+          <w:bCs/>
+          <w:lang w:val="vi-VN"/>
+        </w:rPr>
+        <w:t>Tính minh bạch:</w:t>
+      </w:r>
+      <w:r>
+        <w:rPr>
+          <w:lang w:val="vi-VN"/>
+        </w:rPr>
+        <w:t xml:space="preserve"> Mọi giao dịch thông qua PayOS đều được lưu vết, giúp quản trị viên dễ dàng đối soát doanh thu và trạng thái thanh toán của từng phương tiện hoặc sinh viên ngay trên hệ thống.</w:t>
+      </w:r>
+    </w:p>
+    <w:p>
+      <w:pPr>
+        <w:ind w:left="360"/>
+        <w:jc w:val="center"/>
+      </w:pPr>
+      <w:r>
+        <w:rPr>
+          <w:noProof/>
+        </w:rPr>
+        <w:drawing>
+          <wp:inline distT="0" distB="0" distL="0" distR="0" wp14:anchorId="147AD896" wp14:editId="47D3C18B">
+            <wp:extent cx="2781300" cy="1495425"/>
+            <wp:effectExtent l="0" t="0" r="0" b="9525"/>
+            <wp:docPr id="1374980335" name="Picture 1"/>
+            <wp:cNvGraphicFramePr>
+              <a:graphicFrameLocks xmlns:a="http://schemas.openxmlformats.org/drawingml/2006/main" noChangeAspect="1"/>
+            </wp:cNvGraphicFramePr>
+            <a:graphic xmlns:a="http://schemas.openxmlformats.org/drawingml/2006/main">
+              <a:graphicData uri="http://schemas.openxmlformats.org/drawingml/2006/picture">
+                <pic:pic xmlns:pic="http://schemas.openxmlformats.org/drawingml/2006/picture">
+                  <pic:nvPicPr>
+                    <pic:cNvPr id="1374980335" name=""/>
+                    <pic:cNvPicPr/>
+                  </pic:nvPicPr>
+                  <pic:blipFill>
+                    <a:blip r:embed="rId19"/>
+                    <a:stretch>
+                      <a:fillRect/>
+                    </a:stretch>
+                  </pic:blipFill>
+                  <pic:spPr>
+                    <a:xfrm>
+                      <a:off x="0" y="0"/>
+                      <a:ext cx="2781300" cy="1495425"/>
+                    </a:xfrm>
+                    <a:prstGeom prst="rect">
+                      <a:avLst/>
+                    </a:prstGeom>
+                  </pic:spPr>
+                </pic:pic>
+              </a:graphicData>
+            </a:graphic>
+          </wp:inline>
+        </w:drawing>
+      </w:r>
+    </w:p>
+    <w:p>
+      <w:pPr>
+        <w:pStyle w:val="h"/>
+      </w:pPr>
+      <w:r>
+        <w:t>Hình 2.</w:t>
+      </w:r>
+      <w:r>
+        <w:t>6</w:t>
+      </w:r>
+      <w:r>
+        <w:t xml:space="preserve">: Logo </w:t>
+      </w:r>
+      <w:r>
+        <w:t>PayOS</w:t>
+      </w:r>
+    </w:p>
+    <w:p>
+      <w:pPr>
+        <w:ind w:left="360"/>
+        <w:jc w:val="center"/>
+      </w:pPr>
+    </w:p>
+    <w:p/>
+    <w:p/>
     <w:p>
       <w:pPr>
         <w:rPr>
           <w:rFonts w:eastAsiaTheme="majorEastAsia"/>
         </w:rPr>
       </w:pPr>
-      <w:r>
-        <w:t>Sự kết hợp giữa các công cụ trong chương này tạo nên một quy trình làm việc khoa học. Dữ liệu sau khi được thu thập và gắn nhãn sẽ được đưa lên Google Colab để tận dụng GPU huấn luyện mô hình YOLOv8. Sau khi có được các file trọng số (weights) tối ưu, mã nguồn sẽ được quản lý và phát triển trên Pycharm bằng ngôn ngữ Python, kết hợp cùng EasyOCR để giải mã thông tin. Cuối cùng, toàn bộ hệ thống sẽ được "đóng gói" và hiển thị lên giao diện Streamlit để phục vụ người dùng cuối.</w:t>
-      </w:r>
-      <w:r>
-        <w:t xml:space="preserve"> </w:t>
-      </w:r>
       <w:r>
         <w:br w:type="page"/>
       </w:r>
@@ -4477,7 +5204,7 @@
         </w:rPr>
         <w:t xml:space="preserve">[1] Ultralytics, "YOLOv8 Docs," 2023. [Online]. Available: </w:t>
       </w:r>
-      <w:hyperlink r:id="rId13" w:tgtFrame="_blank" w:history="1">
+      <w:hyperlink r:id="rId20" w:tgtFrame="_blank" w:history="1">
         <w:r>
           <w:rPr>
             <w:rStyle w:val="Hyperlink"/>
@@ -4514,7 +5241,7 @@
         </w:rPr>
         <w:t xml:space="preserve">[2] Jaided AI, "EasyOCR: Ready-to-use OCR with 80+ supported languages and all popular writing scripts including Latin, Chinese, Arabic, Devanagari, Cyrillic and etc.," 2020. [Online]. Available: </w:t>
       </w:r>
-      <w:hyperlink r:id="rId14" w:tgtFrame="_blank" w:history="1">
+      <w:hyperlink r:id="rId21" w:tgtFrame="_blank" w:history="1">
         <w:r>
           <w:rPr>
             <w:rStyle w:val="Hyperlink"/>
@@ -4551,7 +5278,7 @@
         </w:rPr>
         <w:t xml:space="preserve">[3] Streamlit Inc., "Streamlit Documentation: The fastest way to build and share data apps," 2024. [Online]. Available: </w:t>
       </w:r>
-      <w:hyperlink r:id="rId15" w:tgtFrame="_blank" w:history="1">
+      <w:hyperlink r:id="rId22" w:tgtFrame="_blank" w:history="1">
         <w:r>
           <w:rPr>
             <w:rStyle w:val="Hyperlink"/>
@@ -4660,7 +5387,7 @@
         </w:rPr>
         <w:t xml:space="preserve">[6] G. Jocher, A. Chaurasia, and J. Qiu, "YOLO by Ultralytics," 2023. [Online]. Available: </w:t>
       </w:r>
-      <w:hyperlink r:id="rId16" w:tgtFrame="_blank" w:history="1">
+      <w:hyperlink r:id="rId23" w:tgtFrame="_blank" w:history="1">
         <w:r>
           <w:rPr>
             <w:rStyle w:val="Hyperlink"/>
@@ -4685,6 +5412,80 @@
         <w:spacing w:line="360" w:lineRule="auto"/>
         <w:rPr>
           <w:rFonts w:cs="Times New Roman"/>
+          <w:szCs w:val="26"/>
+          <w:lang w:val="vi-VN"/>
+        </w:rPr>
+      </w:pPr>
+      <w:r>
+        <w:rPr>
+          <w:rFonts w:cs="Times New Roman"/>
+          <w:szCs w:val="26"/>
+          <w:lang w:val="vi-VN"/>
+        </w:rPr>
+        <w:t xml:space="preserve">[7] MongoDB Inc., "MongoDB Documentation: The document database for modern applications," 2024. [Online]. Available: </w:t>
+      </w:r>
+      <w:hyperlink r:id="rId24" w:tgtFrame="_blank" w:history="1">
+        <w:r>
+          <w:rPr>
+            <w:rStyle w:val="Hyperlink"/>
+            <w:rFonts w:cs="Times New Roman"/>
+            <w:szCs w:val="26"/>
+            <w:lang w:val="vi-VN"/>
+          </w:rPr>
+          <w:t>https://www.mongodb.com/docs</w:t>
+        </w:r>
+      </w:hyperlink>
+      <w:r>
+        <w:rPr>
+          <w:rFonts w:cs="Times New Roman"/>
+          <w:szCs w:val="26"/>
+          <w:lang w:val="vi-VN"/>
+        </w:rPr>
+        <w:t>. [Accessed: June 10, 2024].</w:t>
+      </w:r>
+    </w:p>
+    <w:p>
+      <w:pPr>
+        <w:spacing w:line="360" w:lineRule="auto"/>
+        <w:rPr>
+          <w:rFonts w:cs="Times New Roman"/>
+          <w:szCs w:val="26"/>
+          <w:lang w:val="vi-VN"/>
+        </w:rPr>
+      </w:pPr>
+      <w:r>
+        <w:rPr>
+          <w:rFonts w:cs="Times New Roman"/>
+          <w:szCs w:val="26"/>
+          <w:lang w:val="vi-VN"/>
+        </w:rPr>
+        <w:t xml:space="preserve">[8] PayOS by Cassso, "PayOS API Documentation: Cổng thanh toán trực tuyến dành cho doanh nghiệp Việt Nam," 2024. [Online]. Available: </w:t>
+      </w:r>
+      <w:hyperlink r:id="rId25" w:tgtFrame="_blank" w:history="1">
+        <w:r>
+          <w:rPr>
+            <w:rStyle w:val="Hyperlink"/>
+            <w:rFonts w:cs="Times New Roman"/>
+            <w:szCs w:val="26"/>
+            <w:lang w:val="vi-VN"/>
+          </w:rPr>
+          <w:t>https://payos.vn</w:t>
+        </w:r>
+      </w:hyperlink>
+      <w:r>
+        <w:rPr>
+          <w:rFonts w:cs="Times New Roman"/>
+          <w:szCs w:val="26"/>
+          <w:lang w:val="vi-VN"/>
+        </w:rPr>
+        <w:t>. [Accessed: June 12, 2024].</w:t>
+      </w:r>
+    </w:p>
+    <w:p>
+      <w:pPr>
+        <w:spacing w:line="360" w:lineRule="auto"/>
+        <w:rPr>
+          <w:rFonts w:cs="Times New Roman"/>
           <w:b/>
           <w:bCs/>
           <w:sz w:val="28"/>
@@ -4724,7 +5525,7 @@
           <w:szCs w:val="28"/>
         </w:rPr>
       </w:pPr>
-      <w:hyperlink r:id="rId17" w:history="1">
+      <w:hyperlink r:id="rId26" w:history="1">
         <w:r>
           <w:rPr>
             <w:rStyle w:val="Hyperlink"/>
@@ -4734,7 +5535,7 @@
       </w:hyperlink>
     </w:p>
     <w:sectPr>
-      <w:footerReference w:type="default" r:id="rId18"/>
+      <w:footerReference w:type="default" r:id="rId27"/>
       <w:pgSz w:w="12240" w:h="15840"/>
       <w:pgMar w:top="1134" w:right="1134" w:bottom="1134" w:left="1701" w:header="709" w:footer="709" w:gutter="0"/>
       <w:pgNumType w:start="1"/>
@@ -4861,9 +5662,9 @@
 <file path=word/numbering.xml><?xml version="1.0" encoding="utf-8"?>
 <w:numbering xmlns:wpc="http://schemas.microsoft.com/office/word/2010/wordprocessingCanvas" xmlns:cx="http://schemas.microsoft.com/office/drawing/2014/chartex" xmlns:cx1="http://schemas.microsoft.com/office/drawing/2015/9/8/chartex" xmlns:cx2="http://schemas.microsoft.com/office/drawing/2015/10/21/chartex" xmlns:cx3="http://schemas.microsoft.com/office/drawing/2016/5/9/chartex" xmlns:cx4="http://schemas.microsoft.com/office/drawing/2016/5/10/chartex" xmlns:cx5="http://schemas.microsoft.com/office/drawing/2016/5/11/chartex" xmlns:cx6="http://schemas.microsoft.com/office/drawing/2016/5/12/chartex" xmlns:cx7="http://schemas.microsoft.com/office/drawing/2016/5/13/chartex" xmlns:cx8="http://schemas.microsoft.com/office/drawing/2016/5/14/chartex" xmlns:mc="http://schemas.openxmlformats.org/markup-compatibility/2006" xmlns:aink="http://schemas.microsoft.com/office/drawing/2016/ink" xmlns:am3d="http://schemas.microsoft.com/office/drawing/2017/model3d" xmlns:o="urn:schemas-microsoft-com:office:office" xmlns:oel="http://schemas.microsoft.com/office/2019/extlst" xmlns:r="http://schemas.openxmlformats.org/officeDocument/2006/relationships" xmlns:m="http://schemas.openxmlformats.org/officeDocument/2006/math" xmlns:v="urn:schemas-microsoft-com:vml" xmlns:wp14="http://schemas.microsoft.com/office/word/2010/wordprocessingDrawing" xmlns:wp="http://schemas.openxmlformats.org/drawingml/2006/wordprocessingDrawing" xmlns:w10="urn:schemas-microsoft-com:office:word" xmlns:w="http://schemas.openxmlformats.org/wordprocessingml/2006/main" xmlns:w14="http://schemas.microsoft.com/office/word/2010/wordml" xmlns:w15="http://schemas.microsoft.com/office/word/2012/wordml" xmlns:w16cex="http://schemas.microsoft.com/office/word/2018/wordml/cex" xmlns:w16cid="http://schemas.microsoft.com/office/word/2016/wordml/cid" xmlns:w16="http://schemas.microsoft.com/office/word/2018/wordml" xmlns:w16du="http://schemas.microsoft.com/office/word/2023/wordml/word16du" xmlns:w16sdtdh="http://schemas.microsoft.com/office/word/2020/wordml/sdtdatahash" xmlns:w16sdtfl="http://schemas.microsoft.com/office/word/2024/wordml/sdtformatlock" xmlns:w16se="http://schemas.microsoft.com/office/word/2015/wordml/symex" xmlns:wpg="http://schemas.microsoft.com/office/word/2010/wordprocessingGroup" xmlns:wpi="http://schemas.microsoft.com/office/word/2010/wordprocessingInk" xmlns:wne="http://schemas.microsoft.com/office/word/2006/wordml" xmlns:wps="http://schemas.microsoft.com/office/word/2010/wordprocessingShape" mc:Ignorable="w14 w15 w16se w16cid w16 w16cex w16sdtdh w16sdtfl w16du wp14">
   <w:abstractNum w:abstractNumId="0" w15:restartNumberingAfterBreak="0">
-    <w:nsid w:val="223D2DFC"/>
+    <w:nsid w:val="0DB80280"/>
     <w:multiLevelType w:val="multilevel"/>
-    <w:tmpl w:val="D74C0F14"/>
+    <w:tmpl w:val="3150510C"/>
     <w:lvl w:ilvl="0">
       <w:start w:val="1"/>
       <w:numFmt w:val="bullet"/>
@@ -5010,9 +5811,9 @@
     </w:lvl>
   </w:abstractNum>
   <w:abstractNum w:abstractNumId="1" w15:restartNumberingAfterBreak="0">
-    <w:nsid w:val="310B26D4"/>
+    <w:nsid w:val="223D2DFC"/>
     <w:multiLevelType w:val="multilevel"/>
-    <w:tmpl w:val="8D3233D4"/>
+    <w:tmpl w:val="D74C0F14"/>
     <w:lvl w:ilvl="0">
       <w:start w:val="1"/>
       <w:numFmt w:val="bullet"/>
@@ -5159,122 +5960,9 @@
     </w:lvl>
   </w:abstractNum>
   <w:abstractNum w:abstractNumId="2" w15:restartNumberingAfterBreak="0">
-    <w:nsid w:val="409269A1"/>
-    <w:multiLevelType w:val="hybridMultilevel"/>
-    <w:tmpl w:val="6B46FE5E"/>
-    <w:lvl w:ilvl="0" w:tplc="4A1CA8E2">
-      <w:start w:val="3"/>
-      <w:numFmt w:val="bullet"/>
-      <w:lvlText w:val="-"/>
-      <w:lvlJc w:val="left"/>
-      <w:pPr>
-        <w:ind w:left="720" w:hanging="360"/>
-      </w:pPr>
-      <w:rPr>
-        <w:rFonts w:ascii="Times New Roman" w:eastAsiaTheme="minorHAnsi" w:hAnsi="Times New Roman" w:cs="Times New Roman" w:hint="default"/>
-      </w:rPr>
-    </w:lvl>
-    <w:lvl w:ilvl="1" w:tplc="04090003" w:tentative="1">
-      <w:start w:val="1"/>
-      <w:numFmt w:val="bullet"/>
-      <w:lvlText w:val="o"/>
-      <w:lvlJc w:val="left"/>
-      <w:pPr>
-        <w:ind w:left="1440" w:hanging="360"/>
-      </w:pPr>
-      <w:rPr>
-        <w:rFonts w:ascii="Courier New" w:hAnsi="Courier New" w:cs="Courier New" w:hint="default"/>
-      </w:rPr>
-    </w:lvl>
-    <w:lvl w:ilvl="2" w:tplc="04090005" w:tentative="1">
-      <w:start w:val="1"/>
-      <w:numFmt w:val="bullet"/>
-      <w:lvlText w:val=""/>
-      <w:lvlJc w:val="left"/>
-      <w:pPr>
-        <w:ind w:left="2160" w:hanging="360"/>
-      </w:pPr>
-      <w:rPr>
-        <w:rFonts w:ascii="Wingdings" w:hAnsi="Wingdings" w:hint="default"/>
-      </w:rPr>
-    </w:lvl>
-    <w:lvl w:ilvl="3" w:tplc="04090001" w:tentative="1">
-      <w:start w:val="1"/>
-      <w:numFmt w:val="bullet"/>
-      <w:lvlText w:val=""/>
-      <w:lvlJc w:val="left"/>
-      <w:pPr>
-        <w:ind w:left="2880" w:hanging="360"/>
-      </w:pPr>
-      <w:rPr>
-        <w:rFonts w:ascii="Symbol" w:hAnsi="Symbol" w:hint="default"/>
-      </w:rPr>
-    </w:lvl>
-    <w:lvl w:ilvl="4" w:tplc="04090003" w:tentative="1">
-      <w:start w:val="1"/>
-      <w:numFmt w:val="bullet"/>
-      <w:lvlText w:val="o"/>
-      <w:lvlJc w:val="left"/>
-      <w:pPr>
-        <w:ind w:left="3600" w:hanging="360"/>
-      </w:pPr>
-      <w:rPr>
-        <w:rFonts w:ascii="Courier New" w:hAnsi="Courier New" w:cs="Courier New" w:hint="default"/>
-      </w:rPr>
-    </w:lvl>
-    <w:lvl w:ilvl="5" w:tplc="04090005" w:tentative="1">
-      <w:start w:val="1"/>
-      <w:numFmt w:val="bullet"/>
-      <w:lvlText w:val=""/>
-      <w:lvlJc w:val="left"/>
-      <w:pPr>
-        <w:ind w:left="4320" w:hanging="360"/>
-      </w:pPr>
-      <w:rPr>
-        <w:rFonts w:ascii="Wingdings" w:hAnsi="Wingdings" w:hint="default"/>
-      </w:rPr>
-    </w:lvl>
-    <w:lvl w:ilvl="6" w:tplc="04090001" w:tentative="1">
-      <w:start w:val="1"/>
-      <w:numFmt w:val="bullet"/>
-      <w:lvlText w:val=""/>
-      <w:lvlJc w:val="left"/>
-      <w:pPr>
-        <w:ind w:left="5040" w:hanging="360"/>
-      </w:pPr>
-      <w:rPr>
-        <w:rFonts w:ascii="Symbol" w:hAnsi="Symbol" w:hint="default"/>
-      </w:rPr>
-    </w:lvl>
-    <w:lvl w:ilvl="7" w:tplc="04090003" w:tentative="1">
-      <w:start w:val="1"/>
-      <w:numFmt w:val="bullet"/>
-      <w:lvlText w:val="o"/>
-      <w:lvlJc w:val="left"/>
-      <w:pPr>
-        <w:ind w:left="5760" w:hanging="360"/>
-      </w:pPr>
-      <w:rPr>
-        <w:rFonts w:ascii="Courier New" w:hAnsi="Courier New" w:cs="Courier New" w:hint="default"/>
-      </w:rPr>
-    </w:lvl>
-    <w:lvl w:ilvl="8" w:tplc="04090005" w:tentative="1">
-      <w:start w:val="1"/>
-      <w:numFmt w:val="bullet"/>
-      <w:lvlText w:val=""/>
-      <w:lvlJc w:val="left"/>
-      <w:pPr>
-        <w:ind w:left="6480" w:hanging="360"/>
-      </w:pPr>
-      <w:rPr>
-        <w:rFonts w:ascii="Wingdings" w:hAnsi="Wingdings" w:hint="default"/>
-      </w:rPr>
-    </w:lvl>
-  </w:abstractNum>
-  <w:abstractNum w:abstractNumId="3" w15:restartNumberingAfterBreak="0">
-    <w:nsid w:val="43BA08BA"/>
+    <w:nsid w:val="310B26D4"/>
     <w:multiLevelType w:val="multilevel"/>
-    <w:tmpl w:val="074ADDA4"/>
+    <w:tmpl w:val="8D3233D4"/>
     <w:lvl w:ilvl="0">
       <w:start w:val="1"/>
       <w:numFmt w:val="bullet"/>
@@ -5420,10 +6108,123 @@
       </w:rPr>
     </w:lvl>
   </w:abstractNum>
+  <w:abstractNum w:abstractNumId="3" w15:restartNumberingAfterBreak="0">
+    <w:nsid w:val="409269A1"/>
+    <w:multiLevelType w:val="hybridMultilevel"/>
+    <w:tmpl w:val="6B46FE5E"/>
+    <w:lvl w:ilvl="0" w:tplc="4A1CA8E2">
+      <w:start w:val="3"/>
+      <w:numFmt w:val="bullet"/>
+      <w:lvlText w:val="-"/>
+      <w:lvlJc w:val="left"/>
+      <w:pPr>
+        <w:ind w:left="720" w:hanging="360"/>
+      </w:pPr>
+      <w:rPr>
+        <w:rFonts w:ascii="Times New Roman" w:eastAsiaTheme="minorHAnsi" w:hAnsi="Times New Roman" w:cs="Times New Roman" w:hint="default"/>
+      </w:rPr>
+    </w:lvl>
+    <w:lvl w:ilvl="1" w:tplc="04090003" w:tentative="1">
+      <w:start w:val="1"/>
+      <w:numFmt w:val="bullet"/>
+      <w:lvlText w:val="o"/>
+      <w:lvlJc w:val="left"/>
+      <w:pPr>
+        <w:ind w:left="1440" w:hanging="360"/>
+      </w:pPr>
+      <w:rPr>
+        <w:rFonts w:ascii="Courier New" w:hAnsi="Courier New" w:cs="Courier New" w:hint="default"/>
+      </w:rPr>
+    </w:lvl>
+    <w:lvl w:ilvl="2" w:tplc="04090005" w:tentative="1">
+      <w:start w:val="1"/>
+      <w:numFmt w:val="bullet"/>
+      <w:lvlText w:val=""/>
+      <w:lvlJc w:val="left"/>
+      <w:pPr>
+        <w:ind w:left="2160" w:hanging="360"/>
+      </w:pPr>
+      <w:rPr>
+        <w:rFonts w:ascii="Wingdings" w:hAnsi="Wingdings" w:hint="default"/>
+      </w:rPr>
+    </w:lvl>
+    <w:lvl w:ilvl="3" w:tplc="04090001" w:tentative="1">
+      <w:start w:val="1"/>
+      <w:numFmt w:val="bullet"/>
+      <w:lvlText w:val=""/>
+      <w:lvlJc w:val="left"/>
+      <w:pPr>
+        <w:ind w:left="2880" w:hanging="360"/>
+      </w:pPr>
+      <w:rPr>
+        <w:rFonts w:ascii="Symbol" w:hAnsi="Symbol" w:hint="default"/>
+      </w:rPr>
+    </w:lvl>
+    <w:lvl w:ilvl="4" w:tplc="04090003" w:tentative="1">
+      <w:start w:val="1"/>
+      <w:numFmt w:val="bullet"/>
+      <w:lvlText w:val="o"/>
+      <w:lvlJc w:val="left"/>
+      <w:pPr>
+        <w:ind w:left="3600" w:hanging="360"/>
+      </w:pPr>
+      <w:rPr>
+        <w:rFonts w:ascii="Courier New" w:hAnsi="Courier New" w:cs="Courier New" w:hint="default"/>
+      </w:rPr>
+    </w:lvl>
+    <w:lvl w:ilvl="5" w:tplc="04090005" w:tentative="1">
+      <w:start w:val="1"/>
+      <w:numFmt w:val="bullet"/>
+      <w:lvlText w:val=""/>
+      <w:lvlJc w:val="left"/>
+      <w:pPr>
+        <w:ind w:left="4320" w:hanging="360"/>
+      </w:pPr>
+      <w:rPr>
+        <w:rFonts w:ascii="Wingdings" w:hAnsi="Wingdings" w:hint="default"/>
+      </w:rPr>
+    </w:lvl>
+    <w:lvl w:ilvl="6" w:tplc="04090001" w:tentative="1">
+      <w:start w:val="1"/>
+      <w:numFmt w:val="bullet"/>
+      <w:lvlText w:val=""/>
+      <w:lvlJc w:val="left"/>
+      <w:pPr>
+        <w:ind w:left="5040" w:hanging="360"/>
+      </w:pPr>
+      <w:rPr>
+        <w:rFonts w:ascii="Symbol" w:hAnsi="Symbol" w:hint="default"/>
+      </w:rPr>
+    </w:lvl>
+    <w:lvl w:ilvl="7" w:tplc="04090003" w:tentative="1">
+      <w:start w:val="1"/>
+      <w:numFmt w:val="bullet"/>
+      <w:lvlText w:val="o"/>
+      <w:lvlJc w:val="left"/>
+      <w:pPr>
+        <w:ind w:left="5760" w:hanging="360"/>
+      </w:pPr>
+      <w:rPr>
+        <w:rFonts w:ascii="Courier New" w:hAnsi="Courier New" w:cs="Courier New" w:hint="default"/>
+      </w:rPr>
+    </w:lvl>
+    <w:lvl w:ilvl="8" w:tplc="04090005" w:tentative="1">
+      <w:start w:val="1"/>
+      <w:numFmt w:val="bullet"/>
+      <w:lvlText w:val=""/>
+      <w:lvlJc w:val="left"/>
+      <w:pPr>
+        <w:ind w:left="6480" w:hanging="360"/>
+      </w:pPr>
+      <w:rPr>
+        <w:rFonts w:ascii="Wingdings" w:hAnsi="Wingdings" w:hint="default"/>
+      </w:rPr>
+    </w:lvl>
+  </w:abstractNum>
   <w:abstractNum w:abstractNumId="4" w15:restartNumberingAfterBreak="0">
-    <w:nsid w:val="460748B7"/>
+    <w:nsid w:val="43BA08BA"/>
     <w:multiLevelType w:val="multilevel"/>
-    <w:tmpl w:val="AC26A92E"/>
+    <w:tmpl w:val="074ADDA4"/>
     <w:lvl w:ilvl="0">
       <w:start w:val="1"/>
       <w:numFmt w:val="bullet"/>
@@ -5570,9 +6371,9 @@
     </w:lvl>
   </w:abstractNum>
   <w:abstractNum w:abstractNumId="5" w15:restartNumberingAfterBreak="0">
-    <w:nsid w:val="52C9242E"/>
+    <w:nsid w:val="460748B7"/>
     <w:multiLevelType w:val="multilevel"/>
-    <w:tmpl w:val="7B027658"/>
+    <w:tmpl w:val="AC26A92E"/>
     <w:lvl w:ilvl="0">
       <w:start w:val="1"/>
       <w:numFmt w:val="bullet"/>
@@ -5718,23 +6519,327 @@
       </w:rPr>
     </w:lvl>
   </w:abstractNum>
+  <w:abstractNum w:abstractNumId="6" w15:restartNumberingAfterBreak="0">
+    <w:nsid w:val="52C9242E"/>
+    <w:multiLevelType w:val="multilevel"/>
+    <w:tmpl w:val="7B027658"/>
+    <w:lvl w:ilvl="0">
+      <w:start w:val="1"/>
+      <w:numFmt w:val="bullet"/>
+      <w:lvlText w:val=""/>
+      <w:lvlJc w:val="left"/>
+      <w:pPr>
+        <w:tabs>
+          <w:tab w:val="num" w:pos="720"/>
+        </w:tabs>
+        <w:ind w:left="720" w:hanging="360"/>
+      </w:pPr>
+      <w:rPr>
+        <w:rFonts w:ascii="Symbol" w:hAnsi="Symbol" w:hint="default"/>
+        <w:sz w:val="20"/>
+      </w:rPr>
+    </w:lvl>
+    <w:lvl w:ilvl="1" w:tentative="1">
+      <w:start w:val="1"/>
+      <w:numFmt w:val="bullet"/>
+      <w:lvlText w:val="o"/>
+      <w:lvlJc w:val="left"/>
+      <w:pPr>
+        <w:tabs>
+          <w:tab w:val="num" w:pos="1440"/>
+        </w:tabs>
+        <w:ind w:left="1440" w:hanging="360"/>
+      </w:pPr>
+      <w:rPr>
+        <w:rFonts w:ascii="Courier New" w:hAnsi="Courier New" w:hint="default"/>
+        <w:sz w:val="20"/>
+      </w:rPr>
+    </w:lvl>
+    <w:lvl w:ilvl="2" w:tentative="1">
+      <w:start w:val="1"/>
+      <w:numFmt w:val="bullet"/>
+      <w:lvlText w:val=""/>
+      <w:lvlJc w:val="left"/>
+      <w:pPr>
+        <w:tabs>
+          <w:tab w:val="num" w:pos="2160"/>
+        </w:tabs>
+        <w:ind w:left="2160" w:hanging="360"/>
+      </w:pPr>
+      <w:rPr>
+        <w:rFonts w:ascii="Wingdings" w:hAnsi="Wingdings" w:hint="default"/>
+        <w:sz w:val="20"/>
+      </w:rPr>
+    </w:lvl>
+    <w:lvl w:ilvl="3" w:tentative="1">
+      <w:start w:val="1"/>
+      <w:numFmt w:val="bullet"/>
+      <w:lvlText w:val=""/>
+      <w:lvlJc w:val="left"/>
+      <w:pPr>
+        <w:tabs>
+          <w:tab w:val="num" w:pos="2880"/>
+        </w:tabs>
+        <w:ind w:left="2880" w:hanging="360"/>
+      </w:pPr>
+      <w:rPr>
+        <w:rFonts w:ascii="Wingdings" w:hAnsi="Wingdings" w:hint="default"/>
+        <w:sz w:val="20"/>
+      </w:rPr>
+    </w:lvl>
+    <w:lvl w:ilvl="4" w:tentative="1">
+      <w:start w:val="1"/>
+      <w:numFmt w:val="bullet"/>
+      <w:lvlText w:val=""/>
+      <w:lvlJc w:val="left"/>
+      <w:pPr>
+        <w:tabs>
+          <w:tab w:val="num" w:pos="3600"/>
+        </w:tabs>
+        <w:ind w:left="3600" w:hanging="360"/>
+      </w:pPr>
+      <w:rPr>
+        <w:rFonts w:ascii="Wingdings" w:hAnsi="Wingdings" w:hint="default"/>
+        <w:sz w:val="20"/>
+      </w:rPr>
+    </w:lvl>
+    <w:lvl w:ilvl="5" w:tentative="1">
+      <w:start w:val="1"/>
+      <w:numFmt w:val="bullet"/>
+      <w:lvlText w:val=""/>
+      <w:lvlJc w:val="left"/>
+      <w:pPr>
+        <w:tabs>
+          <w:tab w:val="num" w:pos="4320"/>
+        </w:tabs>
+        <w:ind w:left="4320" w:hanging="360"/>
+      </w:pPr>
+      <w:rPr>
+        <w:rFonts w:ascii="Wingdings" w:hAnsi="Wingdings" w:hint="default"/>
+        <w:sz w:val="20"/>
+      </w:rPr>
+    </w:lvl>
+    <w:lvl w:ilvl="6" w:tentative="1">
+      <w:start w:val="1"/>
+      <w:numFmt w:val="bullet"/>
+      <w:lvlText w:val=""/>
+      <w:lvlJc w:val="left"/>
+      <w:pPr>
+        <w:tabs>
+          <w:tab w:val="num" w:pos="5040"/>
+        </w:tabs>
+        <w:ind w:left="5040" w:hanging="360"/>
+      </w:pPr>
+      <w:rPr>
+        <w:rFonts w:ascii="Wingdings" w:hAnsi="Wingdings" w:hint="default"/>
+        <w:sz w:val="20"/>
+      </w:rPr>
+    </w:lvl>
+    <w:lvl w:ilvl="7" w:tentative="1">
+      <w:start w:val="1"/>
+      <w:numFmt w:val="bullet"/>
+      <w:lvlText w:val=""/>
+      <w:lvlJc w:val="left"/>
+      <w:pPr>
+        <w:tabs>
+          <w:tab w:val="num" w:pos="5760"/>
+        </w:tabs>
+        <w:ind w:left="5760" w:hanging="360"/>
+      </w:pPr>
+      <w:rPr>
+        <w:rFonts w:ascii="Wingdings" w:hAnsi="Wingdings" w:hint="default"/>
+        <w:sz w:val="20"/>
+      </w:rPr>
+    </w:lvl>
+    <w:lvl w:ilvl="8" w:tentative="1">
+      <w:start w:val="1"/>
+      <w:numFmt w:val="bullet"/>
+      <w:lvlText w:val=""/>
+      <w:lvlJc w:val="left"/>
+      <w:pPr>
+        <w:tabs>
+          <w:tab w:val="num" w:pos="6480"/>
+        </w:tabs>
+        <w:ind w:left="6480" w:hanging="360"/>
+      </w:pPr>
+      <w:rPr>
+        <w:rFonts w:ascii="Wingdings" w:hAnsi="Wingdings" w:hint="default"/>
+        <w:sz w:val="20"/>
+      </w:rPr>
+    </w:lvl>
+  </w:abstractNum>
+  <w:abstractNum w:abstractNumId="7" w15:restartNumberingAfterBreak="0">
+    <w:nsid w:val="7AC11426"/>
+    <w:multiLevelType w:val="multilevel"/>
+    <w:tmpl w:val="52FC04DE"/>
+    <w:lvl w:ilvl="0">
+      <w:start w:val="1"/>
+      <w:numFmt w:val="bullet"/>
+      <w:lvlText w:val=""/>
+      <w:lvlJc w:val="left"/>
+      <w:pPr>
+        <w:tabs>
+          <w:tab w:val="num" w:pos="720"/>
+        </w:tabs>
+        <w:ind w:left="720" w:hanging="360"/>
+      </w:pPr>
+      <w:rPr>
+        <w:rFonts w:ascii="Symbol" w:hAnsi="Symbol" w:hint="default"/>
+        <w:sz w:val="20"/>
+      </w:rPr>
+    </w:lvl>
+    <w:lvl w:ilvl="1" w:tentative="1">
+      <w:start w:val="1"/>
+      <w:numFmt w:val="bullet"/>
+      <w:lvlText w:val="o"/>
+      <w:lvlJc w:val="left"/>
+      <w:pPr>
+        <w:tabs>
+          <w:tab w:val="num" w:pos="1440"/>
+        </w:tabs>
+        <w:ind w:left="1440" w:hanging="360"/>
+      </w:pPr>
+      <w:rPr>
+        <w:rFonts w:ascii="Courier New" w:hAnsi="Courier New" w:hint="default"/>
+        <w:sz w:val="20"/>
+      </w:rPr>
+    </w:lvl>
+    <w:lvl w:ilvl="2" w:tentative="1">
+      <w:start w:val="1"/>
+      <w:numFmt w:val="bullet"/>
+      <w:lvlText w:val=""/>
+      <w:lvlJc w:val="left"/>
+      <w:pPr>
+        <w:tabs>
+          <w:tab w:val="num" w:pos="2160"/>
+        </w:tabs>
+        <w:ind w:left="2160" w:hanging="360"/>
+      </w:pPr>
+      <w:rPr>
+        <w:rFonts w:ascii="Wingdings" w:hAnsi="Wingdings" w:hint="default"/>
+        <w:sz w:val="20"/>
+      </w:rPr>
+    </w:lvl>
+    <w:lvl w:ilvl="3" w:tentative="1">
+      <w:start w:val="1"/>
+      <w:numFmt w:val="bullet"/>
+      <w:lvlText w:val=""/>
+      <w:lvlJc w:val="left"/>
+      <w:pPr>
+        <w:tabs>
+          <w:tab w:val="num" w:pos="2880"/>
+        </w:tabs>
+        <w:ind w:left="2880" w:hanging="360"/>
+      </w:pPr>
+      <w:rPr>
+        <w:rFonts w:ascii="Wingdings" w:hAnsi="Wingdings" w:hint="default"/>
+        <w:sz w:val="20"/>
+      </w:rPr>
+    </w:lvl>
+    <w:lvl w:ilvl="4" w:tentative="1">
+      <w:start w:val="1"/>
+      <w:numFmt w:val="bullet"/>
+      <w:lvlText w:val=""/>
+      <w:lvlJc w:val="left"/>
+      <w:pPr>
+        <w:tabs>
+          <w:tab w:val="num" w:pos="3600"/>
+        </w:tabs>
+        <w:ind w:left="3600" w:hanging="360"/>
+      </w:pPr>
+      <w:rPr>
+        <w:rFonts w:ascii="Wingdings" w:hAnsi="Wingdings" w:hint="default"/>
+        <w:sz w:val="20"/>
+      </w:rPr>
+    </w:lvl>
+    <w:lvl w:ilvl="5" w:tentative="1">
+      <w:start w:val="1"/>
+      <w:numFmt w:val="bullet"/>
+      <w:lvlText w:val=""/>
+      <w:lvlJc w:val="left"/>
+      <w:pPr>
+        <w:tabs>
+          <w:tab w:val="num" w:pos="4320"/>
+        </w:tabs>
+        <w:ind w:left="4320" w:hanging="360"/>
+      </w:pPr>
+      <w:rPr>
+        <w:rFonts w:ascii="Wingdings" w:hAnsi="Wingdings" w:hint="default"/>
+        <w:sz w:val="20"/>
+      </w:rPr>
+    </w:lvl>
+    <w:lvl w:ilvl="6" w:tentative="1">
+      <w:start w:val="1"/>
+      <w:numFmt w:val="bullet"/>
+      <w:lvlText w:val=""/>
+      <w:lvlJc w:val="left"/>
+      <w:pPr>
+        <w:tabs>
+          <w:tab w:val="num" w:pos="5040"/>
+        </w:tabs>
+        <w:ind w:left="5040" w:hanging="360"/>
+      </w:pPr>
+      <w:rPr>
+        <w:rFonts w:ascii="Wingdings" w:hAnsi="Wingdings" w:hint="default"/>
+        <w:sz w:val="20"/>
+      </w:rPr>
+    </w:lvl>
+    <w:lvl w:ilvl="7" w:tentative="1">
+      <w:start w:val="1"/>
+      <w:numFmt w:val="bullet"/>
+      <w:lvlText w:val=""/>
+      <w:lvlJc w:val="left"/>
+      <w:pPr>
+        <w:tabs>
+          <w:tab w:val="num" w:pos="5760"/>
+        </w:tabs>
+        <w:ind w:left="5760" w:hanging="360"/>
+      </w:pPr>
+      <w:rPr>
+        <w:rFonts w:ascii="Wingdings" w:hAnsi="Wingdings" w:hint="default"/>
+        <w:sz w:val="20"/>
+      </w:rPr>
+    </w:lvl>
+    <w:lvl w:ilvl="8" w:tentative="1">
+      <w:start w:val="1"/>
+      <w:numFmt w:val="bullet"/>
+      <w:lvlText w:val=""/>
+      <w:lvlJc w:val="left"/>
+      <w:pPr>
+        <w:tabs>
+          <w:tab w:val="num" w:pos="6480"/>
+        </w:tabs>
+        <w:ind w:left="6480" w:hanging="360"/>
+      </w:pPr>
+      <w:rPr>
+        <w:rFonts w:ascii="Wingdings" w:hAnsi="Wingdings" w:hint="default"/>
+        <w:sz w:val="20"/>
+      </w:rPr>
+    </w:lvl>
+  </w:abstractNum>
   <w:num w:numId="1" w16cid:durableId="358317299">
+    <w:abstractNumId w:val="3"/>
+  </w:num>
+  <w:num w:numId="2" w16cid:durableId="1455713869">
+    <w:abstractNumId w:val="1"/>
+  </w:num>
+  <w:num w:numId="3" w16cid:durableId="1656881614">
+    <w:abstractNumId w:val="5"/>
+  </w:num>
+  <w:num w:numId="4" w16cid:durableId="990794571">
+    <w:abstractNumId w:val="4"/>
+  </w:num>
+  <w:num w:numId="5" w16cid:durableId="1269585326">
+    <w:abstractNumId w:val="6"/>
+  </w:num>
+  <w:num w:numId="6" w16cid:durableId="1751004126">
     <w:abstractNumId w:val="2"/>
   </w:num>
-  <w:num w:numId="2" w16cid:durableId="1455713869">
+  <w:num w:numId="7" w16cid:durableId="1492090841">
     <w:abstractNumId w:val="0"/>
   </w:num>
-  <w:num w:numId="3" w16cid:durableId="1656881614">
-    <w:abstractNumId w:val="4"/>
-  </w:num>
-  <w:num w:numId="4" w16cid:durableId="990794571">
-    <w:abstractNumId w:val="3"/>
-  </w:num>
-  <w:num w:numId="5" w16cid:durableId="1269585326">
-    <w:abstractNumId w:val="5"/>
-  </w:num>
-  <w:num w:numId="6" w16cid:durableId="1751004126">
-    <w:abstractNumId w:val="1"/>
+  <w:num w:numId="8" w16cid:durableId="44061666">
+    <w:abstractNumId w:val="7"/>
   </w:num>
 </w:numbering>
 </file>
@@ -6440,6 +7545,18 @@
       <w:szCs w:val="28"/>
     </w:rPr>
   </w:style>
+  <w:style w:type="character" w:styleId="FollowedHyperlink">
+    <w:name w:val="FollowedHyperlink"/>
+    <w:basedOn w:val="DefaultParagraphFont"/>
+    <w:uiPriority w:val="99"/>
+    <w:semiHidden/>
+    <w:unhideWhenUsed/>
+    <w:rsid w:val="00EC2C34"/>
+    <w:rPr>
+      <w:color w:val="954F72" w:themeColor="followedHyperlink"/>
+      <w:u w:val="single"/>
+    </w:rPr>
+  </w:style>
 </w:styles>
 </file>
 

--- a/baocao/BáocáoN68.docx
+++ b/baocao/BáocáoN68.docx
@@ -1,6 +1,6 @@
 
 <file path=word/document.xml><?xml version="1.0" encoding="utf-8"?>
-<w:document xmlns:wpc="http://schemas.microsoft.com/office/word/2010/wordprocessingCanvas" xmlns:cx="http://schemas.microsoft.com/office/drawing/2014/chartex" xmlns:cx1="http://schemas.microsoft.com/office/drawing/2015/9/8/chartex" xmlns:cx2="http://schemas.microsoft.com/office/drawing/2015/10/21/chartex" xmlns:cx3="http://schemas.microsoft.com/office/drawing/2016/5/9/chartex" xmlns:cx4="http://schemas.microsoft.com/office/drawing/2016/5/10/chartex" xmlns:cx5="http://schemas.microsoft.com/office/drawing/2016/5/11/chartex" xmlns:cx6="http://schemas.microsoft.com/office/drawing/2016/5/12/chartex" xmlns:cx7="http://schemas.microsoft.com/office/drawing/2016/5/13/chartex" xmlns:cx8="http://schemas.microsoft.com/office/drawing/2016/5/14/chartex" xmlns:mc="http://schemas.openxmlformats.org/markup-compatibility/2006" xmlns:aink="http://schemas.microsoft.com/office/drawing/2016/ink" xmlns:am3d="http://schemas.microsoft.com/office/drawing/2017/model3d" xmlns:o="urn:schemas-microsoft-com:office:office" xmlns:oel="http://schemas.microsoft.com/office/2019/extlst" xmlns:r="http://schemas.openxmlformats.org/officeDocument/2006/relationships" xmlns:m="http://schemas.openxmlformats.org/officeDocument/2006/math" xmlns:v="urn:schemas-microsoft-com:vml" xmlns:wp14="http://schemas.microsoft.com/office/word/2010/wordprocessingDrawing" xmlns:wp="http://schemas.openxmlformats.org/drawingml/2006/wordprocessingDrawing" xmlns:w10="urn:schemas-microsoft-com:office:word" xmlns:w="http://schemas.openxmlformats.org/wordprocessingml/2006/main" xmlns:w14="http://schemas.microsoft.com/office/word/2010/wordml" xmlns:w15="http://schemas.microsoft.com/office/word/2012/wordml" xmlns:w16cex="http://schemas.microsoft.com/office/word/2018/wordml/cex" xmlns:w16cid="http://schemas.microsoft.com/office/word/2016/wordml/cid" xmlns:w16="http://schemas.microsoft.com/office/word/2018/wordml" xmlns:w16du="http://schemas.microsoft.com/office/word/2023/wordml/word16du" xmlns:w16sdtdh="http://schemas.microsoft.com/office/word/2020/wordml/sdtdatahash" xmlns:w16sdtfl="http://schemas.microsoft.com/office/word/2024/wordml/sdtformatlock" xmlns:w16se="http://schemas.microsoft.com/office/word/2015/wordml/symex" xmlns:wpg="http://schemas.microsoft.com/office/word/2010/wordprocessingGroup" xmlns:wpi="http://schemas.microsoft.com/office/word/2010/wordprocessingInk" xmlns:wne="http://schemas.microsoft.com/office/word/2006/wordml" xmlns:wps="http://schemas.microsoft.com/office/word/2010/wordprocessingShape" mc:Ignorable="w14 w15 w16se w16cid w16 w16cex w16sdtdh w16sdtfl w16du wp14">
+<w:document xmlns:wpc="http://schemas.microsoft.com/office/word/2010/wordprocessingCanvas" xmlns:cx="http://schemas.microsoft.com/office/drawing/2014/chartex" xmlns:cx1="http://schemas.microsoft.com/office/drawing/2015/9/8/chartex" xmlns:cx2="http://schemas.microsoft.com/office/drawing/2015/10/21/chartex" xmlns:cx3="http://schemas.microsoft.com/office/drawing/2016/5/9/chartex" xmlns:cx4="http://schemas.microsoft.com/office/drawing/2016/5/10/chartex" xmlns:cx5="http://schemas.microsoft.com/office/drawing/2016/5/11/chartex" xmlns:cx6="http://schemas.microsoft.com/office/drawing/2016/5/12/chartex" xmlns:cx7="http://schemas.microsoft.com/office/drawing/2016/5/13/chartex" xmlns:cx8="http://schemas.microsoft.com/office/drawing/2016/5/14/chartex" xmlns:mc="http://schemas.openxmlformats.org/markup-compatibility/2006" xmlns:aink="http://schemas.microsoft.com/office/drawing/2016/ink" xmlns:am3d="http://schemas.microsoft.com/office/drawing/2017/model3d" xmlns:o="urn:schemas-microsoft-com:office:office" xmlns:r="http://schemas.openxmlformats.org/officeDocument/2006/relationships" xmlns:m="http://schemas.openxmlformats.org/officeDocument/2006/math" xmlns:v="urn:schemas-microsoft-com:vml" xmlns:wp14="http://schemas.microsoft.com/office/word/2010/wordprocessingDrawing" xmlns:wp="http://schemas.openxmlformats.org/drawingml/2006/wordprocessingDrawing" xmlns:w10="urn:schemas-microsoft-com:office:word" xmlns:w="http://schemas.openxmlformats.org/wordprocessingml/2006/main" xmlns:w14="http://schemas.microsoft.com/office/word/2010/wordml" xmlns:w15="http://schemas.microsoft.com/office/word/2012/wordml" xmlns:w16cex="http://schemas.microsoft.com/office/word/2018/wordml/cex" xmlns:w16cid="http://schemas.microsoft.com/office/word/2016/wordml/cid" xmlns:w16="http://schemas.microsoft.com/office/word/2018/wordml" xmlns:w16sdtdh="http://schemas.microsoft.com/office/word/2020/wordml/sdtdatahash" xmlns:w16se="http://schemas.microsoft.com/office/word/2015/wordml/symex" xmlns:wpg="http://schemas.microsoft.com/office/word/2010/wordprocessingGroup" xmlns:wpi="http://schemas.microsoft.com/office/word/2010/wordprocessingInk" xmlns:wne="http://schemas.microsoft.com/office/word/2006/wordml" xmlns:wps="http://schemas.microsoft.com/office/word/2010/wordprocessingShape" mc:Ignorable="w14 w15 w16se w16cid w16 w16cex w16sdtdh wp14">
   <w:body>
     <w:tbl>
       <w:tblPr>
@@ -124,7 +124,7 @@
                     </wp:anchor>
                   </w:drawing>
                 </mc:Choice>
-                <mc:Fallback>
+                <mc:Fallback xmlns:w16sdtfl="http://schemas.microsoft.com/office/word/2024/wordml/sdtformatlock" xmlns:w16du="http://schemas.microsoft.com/office/word/2023/wordml/word16du" xmlns:oel="http://schemas.microsoft.com/office/2019/extlst">
                   <w:pict>
                     <v:line w14:anchorId="51459B79" id="Straight Connector 9" o:spid="_x0000_s1026" style="position:absolute;flip:y;z-index:251665408;visibility:visible;mso-wrap-style:square;mso-width-percent:0;mso-height-percent:0;mso-wrap-distance-left:9pt;mso-wrap-distance-top:0;mso-wrap-distance-right:9pt;mso-wrap-distance-bottom:0;mso-position-horizontal:absolute;mso-position-horizontal-relative:text;mso-position-vertical:absolute;mso-position-vertical-relative:text;mso-width-percent:0;mso-height-percent:0;mso-width-relative:margin;mso-height-relative:margin" from="188.05pt,22.35pt" to="349.3pt,22.35pt" o:gfxdata="UEsDBBQABgAIAAAAIQC2gziS/gAAAOEBAAATAAAAW0NvbnRlbnRfVHlwZXNdLnhtbJSRQU7DMBBF&#10;90jcwfIWJU67QAgl6YK0S0CoHGBkTxKLZGx5TGhvj5O2G0SRWNoz/78nu9wcxkFMGNg6quQqL6RA&#10;0s5Y6ir5vt9lD1JwBDIwOMJKHpHlpr69KfdHjyxSmriSfYz+USnWPY7AufNIadK6MEJMx9ApD/oD&#10;OlTrorhX2lFEilmcO2RdNtjC5xDF9pCuTyYBB5bi6bQ4syoJ3g9WQ0ymaiLzg5KdCXlKLjvcW893&#10;SUOqXwnz5DrgnHtJTxOsQfEKIT7DmDSUCaxw7Rqn8787ZsmRM9e2VmPeBN4uqYvTtW7jvijg9N/y&#10;JsXecLq0q+WD6m8AAAD//wMAUEsDBBQABgAIAAAAIQA4/SH/1gAAAJQBAAALAAAAX3JlbHMvLnJl&#10;bHOkkMFqwzAMhu+DvYPRfXGawxijTi+j0GvpHsDYimMaW0Yy2fr2M4PBMnrbUb/Q94l/f/hMi1qR&#10;JVI2sOt6UJgd+ZiDgffL8ekFlFSbvV0oo4EbChzGx4f9GRdb25HMsYhqlCwG5lrLq9biZkxWOiqY&#10;22YiTra2kYMu1l1tQD30/bPm3wwYN0x18gb45AdQl1tp5j/sFB2T0FQ7R0nTNEV3j6o9feQzro1i&#10;OWA14Fm+Q8a1a8+Bvu/d/dMb2JY5uiPbhG/ktn4cqGU/er3pcvwCAAD//wMAUEsDBBQABgAIAAAA&#10;IQA2QHChowEAAJIDAAAOAAAAZHJzL2Uyb0RvYy54bWysU01P3DAQvVfiP1i+s8muSkHRZjmAygW1&#10;qC29G2e8sbA9lm022X/fsbMbUGklhLhY/njz5r2Z8fpytIbtIESNruXLRc0ZOImddtuW3//6enrB&#10;WUzCdcKgg5bvIfLLzcmn9eAbWGGPpoPAiMTFZvAt71PyTVVF2YMVcYEeHD0qDFYkOoZt1QUxELs1&#10;1aquv1QDhs4HlBAj3V5Pj3xT+JUCmb4rFSEx03LSlsoayvqQ12qzFs02CN9reZAh3qHCCu0o6Ux1&#10;LZJgT0G/orJaBoyo0kKirVApLaF4IDfL+i83P3vhoXih4kQ/lyl+HK38trtyd4HKMPjYRH8XsotR&#10;BcuU0f439bT4IqVsLGXbz2WDMTFJl6v68/nF+Rln8vhWTRSZyoeYbgAty5uWG+2yI9GI3W1MlJag&#10;RwgdnkWUXdobyGDjfoBiuqNkk5wyH3BlAtsJ6mz3uMydJK6CzCFKGzMH1SXlf4MO2BwGZWbeGjij&#10;S0Z0aQ602mH4V9Y0HqWqCX90PXnNth+w25eWlHJQ44uzw5DmyXp5LuHPX2nzBwAA//8DAFBLAwQU&#10;AAYACAAAACEAZXEr19wAAAAJAQAADwAAAGRycy9kb3ducmV2LnhtbEyPwU7DMAyG70i8Q2QkbiwZ&#10;bOkoTacxCXFm47Kb25i2onFKk23l7QniMI62P/3+/mI9uV6caAydZwPzmQJBXHvbcWPgff9ytwIR&#10;IrLF3jMZ+KYA6/L6qsDc+jO/0WkXG5FCOORooI1xyKUMdUsOw8wPxOn24UeHMY1jI+2I5xTuenmv&#10;lJYOO04fWhxo21L9uTs6A/tXp6Yqdlvir0xtDs9LzYelMbc30+YJRKQpXmD41U/qUCanyh/ZBtEb&#10;eMj0PKEGFosMRAL040qDqP4Wsizk/wblDwAAAP//AwBQSwECLQAUAAYACAAAACEAtoM4kv4AAADh&#10;AQAAEwAAAAAAAAAAAAAAAAAAAAAAW0NvbnRlbnRfVHlwZXNdLnhtbFBLAQItABQABgAIAAAAIQA4&#10;/SH/1gAAAJQBAAALAAAAAAAAAAAAAAAAAC8BAABfcmVscy8ucmVsc1BLAQItABQABgAIAAAAIQA2&#10;QHChowEAAJIDAAAOAAAAAAAAAAAAAAAAAC4CAABkcnMvZTJvRG9jLnhtbFBLAQItABQABgAIAAAA&#10;IQBlcSvX3AAAAAkBAAAPAAAAAAAAAAAAAAAAAP0DAABkcnMvZG93bnJldi54bWxQSwUGAAAAAAQA&#10;BADzAAAABgUAAAAA&#10;" strokecolor="black [3200]" strokeweight=".5pt">
                       <v:stroke joinstyle="miter"/>
@@ -306,7 +306,7 @@
                     </wp:inline>
                   </w:drawing>
                 </mc:Choice>
-                <mc:Fallback>
+                <mc:Fallback xmlns:w16sdtfl="http://schemas.microsoft.com/office/word/2024/wordml/sdtformatlock" xmlns:w16du="http://schemas.microsoft.com/office/word/2023/wordml/word16du" xmlns:oel="http://schemas.microsoft.com/office/2019/extlst">
                   <w:pict>
                     <v:rect w14:anchorId="6E7B8D23" id="Rectangle 2" o:spid="_x0000_s1026" alt="Giới Thiệu Trường Đại Học Khánh Hòa - UKH" style="width:24pt;height:24pt;visibility:visible;mso-wrap-style:square;mso-left-percent:-10001;mso-top-percent:-10001;mso-position-horizontal:absolute;mso-position-horizontal-relative:char;mso-position-vertical:absolute;mso-position-vertical-relative:line;mso-left-percent:-10001;mso-top-percent:-10001;v-text-anchor:top" o:gfxdata="UEsDBBQABgAIAAAAIQC2gziS/gAAAOEBAAATAAAAW0NvbnRlbnRfVHlwZXNdLnhtbJSRQU7DMBBF&#10;90jcwfIWJU67QAgl6YK0S0CoHGBkTxKLZGx5TGhvj5O2G0SRWNoz/78nu9wcxkFMGNg6quQqL6RA&#10;0s5Y6ir5vt9lD1JwBDIwOMJKHpHlpr69KfdHjyxSmriSfYz+USnWPY7AufNIadK6MEJMx9ApD/oD&#10;OlTrorhX2lFEilmcO2RdNtjC5xDF9pCuTyYBB5bi6bQ4syoJ3g9WQ0ymaiLzg5KdCXlKLjvcW893&#10;SUOqXwnz5DrgnHtJTxOsQfEKIT7DmDSUCaxw7Rqn8787ZsmRM9e2VmPeBN4uqYvTtW7jvijg9N/y&#10;JsXecLq0q+WD6m8AAAD//wMAUEsDBBQABgAIAAAAIQA4/SH/1gAAAJQBAAALAAAAX3JlbHMvLnJl&#10;bHOkkMFqwzAMhu+DvYPRfXGawxijTi+j0GvpHsDYimMaW0Yy2fr2M4PBMnrbUb/Q94l/f/hMi1qR&#10;JVI2sOt6UJgd+ZiDgffL8ekFlFSbvV0oo4EbChzGx4f9GRdb25HMsYhqlCwG5lrLq9biZkxWOiqY&#10;22YiTra2kYMu1l1tQD30/bPm3wwYN0x18gb45AdQl1tp5j/sFB2T0FQ7R0nTNEV3j6o9feQzro1i&#10;OWA14Fm+Q8a1a8+Bvu/d/dMb2JY5uiPbhG/ktn4cqGU/er3pcvwCAAD//wMAUEsDBBQABgAIAAAA&#10;IQBEnny8/gIAAPcFAAAOAAAAZHJzL2Uyb0RvYy54bWysVM1u1DAQviPxDpbvaZJt9idRs1W7PxS1&#10;QEXbB/AmzsYisYPt3WxBnDkhcUcc+gaIIz0W8R77Joyd3e1ue0GAD44943wz8/nzHBwuygLNqVRM&#10;8Bj7ex5GlCciZXwa46vLsdPDSGnCU1IITmN8TRU+7D99clBXEW2JXBQplQhAuIrqKsa51lXkuirJ&#10;aUnUnqgoB2cmZEk0bOXUTSWpAb0s3JbnddxayLSSIqFKgXXYOHHf4mcZTfSrLFNUoyLGkJu2s7Tz&#10;xMxu/4BEU0mqnCWrNMhfZFESxiHoBmpINEEzyR5BlSyRQolM7yWidEWWsYTaGqAa33tQzUVOKmpr&#10;AXJUtaFJ/T/Y5OX8XCKWxriFESclXNFrII3waUERmFKqEqDrGVvefmHoMofvxxm6lL++LW+/8in6&#10;+Xn544ahk+XtpwSd5nc3PEcnd98JctDV6Ymht65UBFEuqnNpCFLVmUjeKMTFIIco9EhVEA+kA+HX&#10;JilFnVOSQp2+gXB3MMxGARqa1C9ECgmTmRaW/EUmSxMDaEULe8fXmzumC40SMO57Qc8DJSTgWq1N&#10;BBKtf66k0s+oKJFZxFhCdhaczM+Ubo6uj5hYXIxZUYCdRAXfMQBmY4HQ8KvxmSSsKt6HXjjqjXqB&#10;E7Q6IyfwhkPnaDwInM7Y77aH+8PBYOh/MHH9IMpZmlJuwqwV6gd/poDVW2m0tdGoEgVLDZxJScnp&#10;ZFBINCfwQsZ2WMrBc3/M3U3D8gW1PCjJbwXecSt0xp1e1wnGQdsJu17P8fzwOOx4QRgMx7slnTFO&#10;/70kVMc4bLfa9pa2kn5Qm2fH49pIVDINPahgZYxBGjDMIRIZBY54ateasKJZb1Fh0r+nAq57fdFW&#10;r0aijfonIr0GuUoBcgLlQbeERS7kO4xq6DwxVm9nRFKMiuccJB/6QWBald0E7W4LNnLbM9n2EJ4A&#10;VIw1Rs1yoJv2Nqskm+YQybfEcHEEzyRjVsLmCTVZrR4XdBdbyaoTmva1vben7vt1/zcAAAD//wMA&#10;UEsDBBQABgAIAAAAIQBMoOks2AAAAAMBAAAPAAAAZHJzL2Rvd25yZXYueG1sTI9BS8NAEIXvgv9h&#10;GcGL2I0iUmI2RQpiEaGYas/T7JgEs7NpdpvEf9+pHvQyw+MNb76XLSbXqoH60Hg2cDNLQBGX3jZc&#10;GXjfPF3PQYWIbLH1TAa+KcAiPz/LMLV+5DcailgpCeGQooE6xi7VOpQ1OQwz3xGL9+l7h1FkX2nb&#10;4yjhrtW3SXKvHTYsH2rsaFlT+VUcnIGxXA/bzeuzXl9tV573q/2y+Hgx5vJienwAFWmKf8dwwhd0&#10;yIVp5w9sg2oNSJH4M8W7m4va/W6dZ/o/e34EAAD//wMAUEsBAi0AFAAGAAgAAAAhALaDOJL+AAAA&#10;4QEAABMAAAAAAAAAAAAAAAAAAAAAAFtDb250ZW50X1R5cGVzXS54bWxQSwECLQAUAAYACAAAACEA&#10;OP0h/9YAAACUAQAACwAAAAAAAAAAAAAAAAAvAQAAX3JlbHMvLnJlbHNQSwECLQAUAAYACAAAACEA&#10;RJ58vP4CAAD3BQAADgAAAAAAAAAAAAAAAAAuAgAAZHJzL2Uyb0RvYy54bWxQSwECLQAUAAYACAAA&#10;ACEATKDpLNgAAAADAQAADwAAAAAAAAAAAAAAAABYBQAAZHJzL2Rvd25yZXYueG1sUEsFBgAAAAAE&#10;AAQA8wAAAF0GAAAAAA==&#10;" filled="f" stroked="f">
                       <o:lock v:ext="edit" aspectratio="t"/>
@@ -573,7 +573,27 @@
                 <w:sz w:val="28"/>
                 <w:szCs w:val="28"/>
               </w:rPr>
-              <w:t>Mã số sinh viên:…………………………………………………………………….</w:t>
+              <w:t xml:space="preserve">Mã số sinh </w:t>
+            </w:r>
+            <w:proofErr w:type="gramStart"/>
+            <w:r>
+              <w:rPr>
+                <w:rFonts w:cs="Times New Roman"/>
+                <w:b/>
+                <w:sz w:val="28"/>
+                <w:szCs w:val="28"/>
+              </w:rPr>
+              <w:t>viên:…</w:t>
+            </w:r>
+            <w:proofErr w:type="gramEnd"/>
+            <w:r>
+              <w:rPr>
+                <w:rFonts w:cs="Times New Roman"/>
+                <w:b/>
+                <w:sz w:val="28"/>
+                <w:szCs w:val="28"/>
+              </w:rPr>
+              <w:t>………………………………………………………………….</w:t>
             </w:r>
           </w:p>
           <w:p>
@@ -657,6 +677,7 @@
                 <w:szCs w:val="28"/>
               </w:rPr>
             </w:pPr>
+            <w:proofErr w:type="gramStart"/>
             <w:r>
               <w:rPr>
                 <w:rFonts w:cs="Times New Roman"/>
@@ -666,6 +687,7 @@
               </w:rPr>
               <w:t>TP.Hồ</w:t>
             </w:r>
+            <w:proofErr w:type="gramEnd"/>
             <w:r>
               <w:rPr>
                 <w:rFonts w:cs="Times New Roman"/>
@@ -821,7 +843,7 @@
                     </wp:anchor>
                   </w:drawing>
                 </mc:Choice>
-                <mc:Fallback>
+                <mc:Fallback xmlns:w16sdtfl="http://schemas.microsoft.com/office/word/2024/wordml/sdtformatlock" xmlns:w16du="http://schemas.microsoft.com/office/word/2023/wordml/word16du" xmlns:oel="http://schemas.microsoft.com/office/2019/extlst">
                   <w:pict>
                     <v:line w14:anchorId="7425C7B1" id="Straight Connector 6" o:spid="_x0000_s1026" style="position:absolute;flip:y;z-index:251662336;visibility:visible;mso-wrap-style:square;mso-width-percent:0;mso-height-percent:0;mso-wrap-distance-left:9pt;mso-wrap-distance-top:0;mso-wrap-distance-right:9pt;mso-wrap-distance-bottom:0;mso-position-horizontal:absolute;mso-position-horizontal-relative:text;mso-position-vertical:absolute;mso-position-vertical-relative:text;mso-width-percent:0;mso-height-percent:0;mso-width-relative:margin;mso-height-relative:margin" from="198.25pt,22.35pt" to="359.5pt,22.35pt" o:gfxdata="UEsDBBQABgAIAAAAIQC2gziS/gAAAOEBAAATAAAAW0NvbnRlbnRfVHlwZXNdLnhtbJSRQU7DMBBF&#10;90jcwfIWJU67QAgl6YK0S0CoHGBkTxKLZGx5TGhvj5O2G0SRWNoz/78nu9wcxkFMGNg6quQqL6RA&#10;0s5Y6ir5vt9lD1JwBDIwOMJKHpHlpr69KfdHjyxSmriSfYz+USnWPY7AufNIadK6MEJMx9ApD/oD&#10;OlTrorhX2lFEilmcO2RdNtjC5xDF9pCuTyYBB5bi6bQ4syoJ3g9WQ0ymaiLzg5KdCXlKLjvcW893&#10;SUOqXwnz5DrgnHtJTxOsQfEKIT7DmDSUCaxw7Rqn8787ZsmRM9e2VmPeBN4uqYvTtW7jvijg9N/y&#10;JsXecLq0q+WD6m8AAAD//wMAUEsDBBQABgAIAAAAIQA4/SH/1gAAAJQBAAALAAAAX3JlbHMvLnJl&#10;bHOkkMFqwzAMhu+DvYPRfXGawxijTi+j0GvpHsDYimMaW0Yy2fr2M4PBMnrbUb/Q94l/f/hMi1qR&#10;JVI2sOt6UJgd+ZiDgffL8ekFlFSbvV0oo4EbChzGx4f9GRdb25HMsYhqlCwG5lrLq9biZkxWOiqY&#10;22YiTra2kYMu1l1tQD30/bPm3wwYN0x18gb45AdQl1tp5j/sFB2T0FQ7R0nTNEV3j6o9feQzro1i&#10;OWA14Fm+Q8a1a8+Bvu/d/dMb2JY5uiPbhG/ktn4cqGU/er3pcvwCAAD//wMAUEsDBBQABgAIAAAA&#10;IQA2QHChowEAAJIDAAAOAAAAZHJzL2Uyb0RvYy54bWysU01P3DAQvVfiP1i+s8muSkHRZjmAygW1&#10;qC29G2e8sbA9lm022X/fsbMbUGklhLhY/njz5r2Z8fpytIbtIESNruXLRc0ZOImddtuW3//6enrB&#10;WUzCdcKgg5bvIfLLzcmn9eAbWGGPpoPAiMTFZvAt71PyTVVF2YMVcYEeHD0qDFYkOoZt1QUxELs1&#10;1aquv1QDhs4HlBAj3V5Pj3xT+JUCmb4rFSEx03LSlsoayvqQ12qzFs02CN9reZAh3qHCCu0o6Ux1&#10;LZJgT0G/orJaBoyo0kKirVApLaF4IDfL+i83P3vhoXih4kQ/lyl+HK38trtyd4HKMPjYRH8XsotR&#10;BcuU0f439bT4IqVsLGXbz2WDMTFJl6v68/nF+Rln8vhWTRSZyoeYbgAty5uWG+2yI9GI3W1MlJag&#10;RwgdnkWUXdobyGDjfoBiuqNkk5wyH3BlAtsJ6mz3uMydJK6CzCFKGzMH1SXlf4MO2BwGZWbeGjij&#10;S0Z0aQ602mH4V9Y0HqWqCX90PXnNth+w25eWlHJQ44uzw5DmyXp5LuHPX2nzBwAA//8DAFBLAwQU&#10;AAYACAAAACEArJmxw9wAAAAJAQAADwAAAGRycy9kb3ducmV2LnhtbEyPwU7DMAyG70i8Q2QkbiwZ&#10;rC3rmk5jEuLMxmW3tDFttcYpTbaVt8eIwzja/vT7+4v15HpxxjF0njTMZwoEUu1tR42Gj/3rwzOI&#10;EA1Z03tCDd8YYF3e3hQmt/5C73jexUZwCIXcaGhjHHIpQ92iM2HmByS+ffrRmcjj2Eg7mguHu14+&#10;KpVKZzriD60ZcNtifdydnIb9m1NTFbst0lemNoeXJKVDovX93bRZgYg4xSsMv/qsDiU7Vf5ENohe&#10;w9MyTRjVsFhkIBjI5ksuV/0tZFnI/w3KHwAAAP//AwBQSwECLQAUAAYACAAAACEAtoM4kv4AAADh&#10;AQAAEwAAAAAAAAAAAAAAAAAAAAAAW0NvbnRlbnRfVHlwZXNdLnhtbFBLAQItABQABgAIAAAAIQA4&#10;/SH/1gAAAJQBAAALAAAAAAAAAAAAAAAAAC8BAABfcmVscy8ucmVsc1BLAQItABQABgAIAAAAIQA2&#10;QHChowEAAJIDAAAOAAAAAAAAAAAAAAAAAC4CAABkcnMvZTJvRG9jLnhtbFBLAQItABQABgAIAAAA&#10;IQCsmbHD3AAAAAkBAAAPAAAAAAAAAAAAAAAAAP0DAABkcnMvZG93bnJldi54bWxQSwUGAAAAAAQA&#10;BADzAAAABgUAAAAA&#10;" strokecolor="black [3200]" strokeweight=".5pt">
                       <v:stroke joinstyle="miter"/>
@@ -1003,7 +1025,7 @@
                     </wp:inline>
                   </w:drawing>
                 </mc:Choice>
-                <mc:Fallback>
+                <mc:Fallback xmlns:w16sdtfl="http://schemas.microsoft.com/office/word/2024/wordml/sdtformatlock" xmlns:w16du="http://schemas.microsoft.com/office/word/2023/wordml/word16du" xmlns:oel="http://schemas.microsoft.com/office/2019/extlst">
                   <w:pict>
                     <v:rect w14:anchorId="1593F3EB" id="Rectangle 7" o:spid="_x0000_s1026" alt="Giới Thiệu Trường Đại Học Khánh Hòa - UKH" style="width:24pt;height:24pt;visibility:visible;mso-wrap-style:square;mso-left-percent:-10001;mso-top-percent:-10001;mso-position-horizontal:absolute;mso-position-horizontal-relative:char;mso-position-vertical:absolute;mso-position-vertical-relative:line;mso-left-percent:-10001;mso-top-percent:-10001;v-text-anchor:top" o:gfxdata="UEsDBBQABgAIAAAAIQC2gziS/gAAAOEBAAATAAAAW0NvbnRlbnRfVHlwZXNdLnhtbJSRQU7DMBBF&#10;90jcwfIWJU67QAgl6YK0S0CoHGBkTxKLZGx5TGhvj5O2G0SRWNoz/78nu9wcxkFMGNg6quQqL6RA&#10;0s5Y6ir5vt9lD1JwBDIwOMJKHpHlpr69KfdHjyxSmriSfYz+USnWPY7AufNIadK6MEJMx9ApD/oD&#10;OlTrorhX2lFEilmcO2RdNtjC5xDF9pCuTyYBB5bi6bQ4syoJ3g9WQ0ymaiLzg5KdCXlKLjvcW893&#10;SUOqXwnz5DrgnHtJTxOsQfEKIT7DmDSUCaxw7Rqn8787ZsmRM9e2VmPeBN4uqYvTtW7jvijg9N/y&#10;JsXecLq0q+WD6m8AAAD//wMAUEsDBBQABgAIAAAAIQA4/SH/1gAAAJQBAAALAAAAX3JlbHMvLnJl&#10;bHOkkMFqwzAMhu+DvYPRfXGawxijTi+j0GvpHsDYimMaW0Yy2fr2M4PBMnrbUb/Q94l/f/hMi1qR&#10;JVI2sOt6UJgd+ZiDgffL8ekFlFSbvV0oo4EbChzGx4f9GRdb25HMsYhqlCwG5lrLq9biZkxWOiqY&#10;22YiTra2kYMu1l1tQD30/bPm3wwYN0x18gb45AdQl1tp5j/sFB2T0FQ7R0nTNEV3j6o9feQzro1i&#10;OWA14Fm+Q8a1a8+Bvu/d/dMb2JY5uiPbhG/ktn4cqGU/er3pcvwCAAD//wMAUEsDBBQABgAIAAAA&#10;IQAQNvt//gIAAPcFAAAOAAAAZHJzL2Uyb0RvYy54bWysVM1u1DAQviPxDpbvaZJt9idRs1W7PxS1&#10;QEXbB/AmzsYisYPt3WxBnDkhcUcc+gaIIz0W8R77Joyd3e1ue0GAD44943wz8/nzHBwuygLNqVRM&#10;8Bj7ex5GlCciZXwa46vLsdPDSGnCU1IITmN8TRU+7D99clBXEW2JXBQplQhAuIrqKsa51lXkuirJ&#10;aUnUnqgoB2cmZEk0bOXUTSWpAb0s3JbnddxayLSSIqFKgXXYOHHf4mcZTfSrLFNUoyLGkJu2s7Tz&#10;xMxu/4BEU0mqnCWrNMhfZFESxiHoBmpINEEzyR5BlSyRQolM7yWidEWWsYTaGqAa33tQzUVOKmpr&#10;AXJUtaFJ/T/Y5OX8XCKWxriLESclXNFrII3waUERmFKqEqDrGVvefmHoMofvxxm6lL++LW+/8in6&#10;+Xn544ahk+XtpwSd5nc3PEcnd98JctDV6Ymht65UBFEuqnNpCFLVmUjeKMTFIIco9EhVEA+kA+HX&#10;JilFnVOSQp2+gXB3MMxGARqa1C9ECgmTmRaW/EUmSxMDaEULe8fXmzumC40SMO57Qc8DJSTgWq1N&#10;BBKtf66k0s+oKJFZxFhCdhaczM+Ubo6uj5hYXIxZUYCdRAXfMQBmY4HQ8KvxmSSsKt6HXjjqjXqB&#10;E7Q6IyfwhkPnaDwInM7Y77aH+8PBYOh/MHH9IMpZmlJuwqwV6gd/poDVW2m0tdGoEgVLDZxJScnp&#10;ZFBINCfwQsZ2WMrBc3/M3U3D8gW1PCjJbwXecSt0xp1e1wnGQdsJu17P8fzwOOx4QRgMx7slnTFO&#10;/70kVMc4bLfa9pa2kn5Qm2fH49pIVDINPahgZYxBGjDMIRIZBY54ateasKJZb1Fh0r+nAq57fdFW&#10;r0aijfonIr0GuUoBcgLlQbeERS7kO4xq6DwxVm9nRFKMiuccJB/6QWBald0E7W4LNnLbM9n2EJ4A&#10;VIw1Rs1yoJv2Nqskm+YQybfEcHEEzyRjVsLmCTVZrR4XdBdbyaoTmva1vben7vt1/zcAAAD//wMA&#10;UEsDBBQABgAIAAAAIQBMoOks2AAAAAMBAAAPAAAAZHJzL2Rvd25yZXYueG1sTI9BS8NAEIXvgv9h&#10;GcGL2I0iUmI2RQpiEaGYas/T7JgEs7NpdpvEf9+pHvQyw+MNb76XLSbXqoH60Hg2cDNLQBGX3jZc&#10;GXjfPF3PQYWIbLH1TAa+KcAiPz/LMLV+5DcailgpCeGQooE6xi7VOpQ1OQwz3xGL9+l7h1FkX2nb&#10;4yjhrtW3SXKvHTYsH2rsaFlT+VUcnIGxXA/bzeuzXl9tV573q/2y+Hgx5vJienwAFWmKf8dwwhd0&#10;yIVp5w9sg2oNSJH4M8W7m4va/W6dZ/o/e34EAAD//wMAUEsBAi0AFAAGAAgAAAAhALaDOJL+AAAA&#10;4QEAABMAAAAAAAAAAAAAAAAAAAAAAFtDb250ZW50X1R5cGVzXS54bWxQSwECLQAUAAYACAAAACEA&#10;OP0h/9YAAACUAQAACwAAAAAAAAAAAAAAAAAvAQAAX3JlbHMvLnJlbHNQSwECLQAUAAYACAAAACEA&#10;EDb7f/4CAAD3BQAADgAAAAAAAAAAAAAAAAAuAgAAZHJzL2Uyb0RvYy54bWxQSwECLQAUAAYACAAA&#10;ACEATKDpLNgAAAADAQAADwAAAAAAAAAAAAAAAABYBQAAZHJzL2Rvd25yZXYueG1sUEsFBgAAAAAE&#10;AAQA8wAAAF0GAAAAAA==&#10;" filled="f" stroked="f">
                       <o:lock v:ext="edit" aspectratio="t"/>
@@ -1270,7 +1292,27 @@
                 <w:sz w:val="28"/>
                 <w:szCs w:val="28"/>
               </w:rPr>
-              <w:t>Mã số sinh viên:…………………………………………………………………….</w:t>
+              <w:t xml:space="preserve">Mã số sinh </w:t>
+            </w:r>
+            <w:proofErr w:type="gramStart"/>
+            <w:r>
+              <w:rPr>
+                <w:rFonts w:cs="Times New Roman"/>
+                <w:b/>
+                <w:sz w:val="28"/>
+                <w:szCs w:val="28"/>
+              </w:rPr>
+              <w:t>viên:…</w:t>
+            </w:r>
+            <w:proofErr w:type="gramEnd"/>
+            <w:r>
+              <w:rPr>
+                <w:rFonts w:cs="Times New Roman"/>
+                <w:b/>
+                <w:sz w:val="28"/>
+                <w:szCs w:val="28"/>
+              </w:rPr>
+              <w:t>………………………………………………………………….</w:t>
             </w:r>
           </w:p>
           <w:p>
@@ -2519,13 +2561,23 @@
                 <w:szCs w:val="28"/>
               </w:rPr>
             </w:pPr>
-            <w:r>
-              <w:rPr>
-                <w:rFonts w:cs="Times New Roman"/>
-                <w:sz w:val="28"/>
-                <w:szCs w:val="28"/>
-              </w:rPr>
-              <w:t>Open Source Computer Vision Library</w:t>
+            <w:proofErr w:type="gramStart"/>
+            <w:r>
+              <w:rPr>
+                <w:rFonts w:cs="Times New Roman"/>
+                <w:sz w:val="28"/>
+                <w:szCs w:val="28"/>
+              </w:rPr>
+              <w:t>Open Source</w:t>
+            </w:r>
+            <w:proofErr w:type="gramEnd"/>
+            <w:r>
+              <w:rPr>
+                <w:rFonts w:cs="Times New Roman"/>
+                <w:sz w:val="28"/>
+                <w:szCs w:val="28"/>
+              </w:rPr>
+              <w:t xml:space="preserve"> Computer Vision Library</w:t>
             </w:r>
           </w:p>
         </w:tc>
@@ -2871,7 +2923,6 @@
           <w:szCs w:val="32"/>
         </w:rPr>
         <w:sectPr>
-          <w:footerReference w:type="default" r:id="rId12"/>
           <w:pgSz w:w="12240" w:h="15840"/>
           <w:pgMar w:top="1134" w:right="1134" w:bottom="1134" w:left="1701" w:header="709" w:footer="709" w:gutter="0"/>
           <w:cols w:space="708"/>
@@ -2986,7 +3037,15 @@
         <w:t xml:space="preserve">     </w:t>
       </w:r>
       <w:r>
-        <w:t>Kết quả cần đạt được về mặt ứng dụng là một phần mềm hoàn chỉnh có giao diện thân thiện, hoạt động ổn định và có khả năng xử lý dữ liệu theo thời gian thực để đảm bảo lưu thông thông suốt. Về mặt công nghệ, đề tài hướng tới việc làm chủ và triển khai hiệu quả các thuật toán học sâu để nhận diện chính xác biển số xe trong nhiều điều kiện môi trường khác nhau, đồng thời xây dựng được một cơ sở dữ liệu đồng bộ, an toàn, phục vụ tốt cho công tác quản trị và truy xuất thông tin khi cần thiết.</w:t>
+        <w:t xml:space="preserve">Kết quả cần đạt được về mặt ứng dụng là một phần mềm hoàn chỉnh có giao diện thân thiện, hoạt động ổn định và có khả năng xử lý dữ liệu theo thời gian thực để đảm bảo lưu thông thông suốt. Về mặt công nghệ, đề tài hướng tới việc làm chủ và triển khai hiệu quả các thuật toán học sâu để nhận diện chính xác biển số xe trong nhiều điều kiện môi trường khác nhau, đồng thời xây dựng được một cơ sở dữ liệu đồng bộ, </w:t>
+      </w:r>
+      <w:proofErr w:type="gramStart"/>
+      <w:r>
+        <w:t>an</w:t>
+      </w:r>
+      <w:proofErr w:type="gramEnd"/>
+      <w:r>
+        <w:t xml:space="preserve"> toàn, phục vụ tốt cho công tác quản trị và truy xuất thông tin khi cần thiết.</w:t>
       </w:r>
     </w:p>
     <w:p>
@@ -3375,7 +3434,7 @@
                     <pic:cNvPicPr/>
                   </pic:nvPicPr>
                   <pic:blipFill>
-                    <a:blip r:embed="rId13" cstate="print">
+                    <a:blip r:embed="rId12" cstate="print">
                       <a:extLst>
                         <a:ext uri="{28A0092B-C50C-407E-A947-70E740481C1C}">
                           <a14:useLocalDpi xmlns:a14="http://schemas.microsoft.com/office/drawing/2010/main" val="0"/>
@@ -3550,7 +3609,7 @@
                     </pic:cNvPicPr>
                   </pic:nvPicPr>
                   <pic:blipFill>
-                    <a:blip r:embed="rId14" cstate="print">
+                    <a:blip r:embed="rId13" cstate="print">
                       <a:extLst>
                         <a:ext uri="{28A0092B-C50C-407E-A947-70E740481C1C}">
                           <a14:useLocalDpi xmlns:a14="http://schemas.microsoft.com/office/drawing/2010/main" val="0"/>
@@ -3719,7 +3778,7 @@
                     </pic:cNvPicPr>
                   </pic:nvPicPr>
                   <pic:blipFill>
-                    <a:blip r:embed="rId15" cstate="print">
+                    <a:blip r:embed="rId14" cstate="print">
                       <a:extLst>
                         <a:ext uri="{28A0092B-C50C-407E-A947-70E740481C1C}">
                           <a14:useLocalDpi xmlns:a14="http://schemas.microsoft.com/office/drawing/2010/main" val="0"/>
@@ -3772,7 +3831,7 @@
                     </pic:cNvPicPr>
                   </pic:nvPicPr>
                   <pic:blipFill>
-                    <a:blip r:embed="rId16" cstate="print">
+                    <a:blip r:embed="rId15" cstate="print">
                       <a:extLst>
                         <a:ext uri="{28A0092B-C50C-407E-A947-70E740481C1C}">
                           <a14:useLocalDpi xmlns:a14="http://schemas.microsoft.com/office/drawing/2010/main" val="0"/>
@@ -3809,16 +3868,7 @@
         <w:pStyle w:val="h"/>
       </w:pPr>
       <w:r>
-        <w:t>Hình 2.</w:t>
-      </w:r>
-      <w:r>
-        <w:t>3</w:t>
-      </w:r>
-      <w:r>
-        <w:t xml:space="preserve">: Logo </w:t>
-      </w:r>
-      <w:r>
-        <w:t>Google Colab và Streamlit</w:t>
+        <w:t>Hình 2.3: Logo Google Colab và Streamlit</w:t>
       </w:r>
     </w:p>
     <w:p>
@@ -3910,7 +3960,7 @@
                     </pic:cNvPicPr>
                   </pic:nvPicPr>
                   <pic:blipFill>
-                    <a:blip r:embed="rId17" cstate="print">
+                    <a:blip r:embed="rId16" cstate="print">
                       <a:extLst>
                         <a:ext uri="{28A0092B-C50C-407E-A947-70E740481C1C}">
                           <a14:useLocalDpi xmlns:a14="http://schemas.microsoft.com/office/drawing/2010/main" val="0"/>
@@ -4195,7 +4245,7 @@
                     </pic:cNvPicPr>
                   </pic:nvPicPr>
                   <pic:blipFill>
-                    <a:blip r:embed="rId18" cstate="print">
+                    <a:blip r:embed="rId17" cstate="print">
                       <a:extLst>
                         <a:ext uri="{28A0092B-C50C-407E-A947-70E740481C1C}">
                           <a14:useLocalDpi xmlns:a14="http://schemas.microsoft.com/office/drawing/2010/main" val="0"/>
@@ -4404,7 +4454,7 @@
                     <pic:cNvPicPr/>
                   </pic:nvPicPr>
                   <pic:blipFill>
-                    <a:blip r:embed="rId19"/>
+                    <a:blip r:embed="rId18"/>
                     <a:stretch>
                       <a:fillRect/>
                     </a:stretch>
@@ -4430,13 +4480,7 @@
         <w:pStyle w:val="h"/>
       </w:pPr>
       <w:r>
-        <w:t>Hình 2.</w:t>
-      </w:r>
-      <w:r>
-        <w:t>6</w:t>
-      </w:r>
-      <w:r>
-        <w:t xml:space="preserve">: Logo </w:t>
+        <w:t xml:space="preserve">Hình 2.6: Logo </w:t>
       </w:r>
       <w:r>
         <w:t>PayOS</w:t>
@@ -4482,63 +4526,2119 @@
     </w:p>
     <w:p>
       <w:pPr>
-        <w:spacing w:line="360" w:lineRule="auto"/>
-        <w:rPr>
-          <w:rFonts w:cs="Times New Roman"/>
-          <w:szCs w:val="26"/>
-        </w:rPr>
+        <w:pStyle w:val="Heading2"/>
       </w:pPr>
       <w:bookmarkStart w:id="7" w:name="_Toc162109927"/>
       <w:r>
-        <w:rPr>
-          <w:rFonts w:cs="Times New Roman"/>
-          <w:szCs w:val="26"/>
-          <w:highlight w:val="yellow"/>
-        </w:rPr>
-        <w:t>(Tùy theo các dạng đề tài</w:t>
-      </w:r>
-      <w:r>
-        <w:rPr>
-          <w:rFonts w:cs="Times New Roman"/>
-          <w:szCs w:val="26"/>
-          <w:highlight w:val="yellow"/>
-        </w:rPr>
-        <w:t xml:space="preserve"> của MÔN HỌC</w:t>
-      </w:r>
-      <w:r>
-        <w:rPr>
-          <w:rFonts w:cs="Times New Roman"/>
-          <w:szCs w:val="26"/>
-          <w:highlight w:val="yellow"/>
-        </w:rPr>
-        <w:t xml:space="preserve"> mà phần chương 3 sẽ có cách trình bày khác nhau. Đây là mẫu dành cho các Đề tài dạng Xây dựng các hệ thống ứng dụng. Sinh viên cần tham khảo sự hướng dẫn của giảng viên hướng dẫn Đề tài</w:t>
-      </w:r>
-      <w:r>
-        <w:rPr>
-          <w:rFonts w:cs="Times New Roman"/>
-          <w:szCs w:val="26"/>
-          <w:highlight w:val="yellow"/>
-        </w:rPr>
-        <w:t xml:space="preserve">. </w:t>
-      </w:r>
-      <w:r>
-        <w:rPr>
-          <w:rFonts w:cs="Times New Roman"/>
-          <w:color w:val="FF0000"/>
-          <w:szCs w:val="26"/>
-          <w:highlight w:val="yellow"/>
-        </w:rPr>
-        <w:t>Tuy nhiên, ít nhất phải có 2 phần: Phân tích hệ thống và Xây dựng sản phẩm</w:t>
-      </w:r>
-      <w:r>
-        <w:rPr>
-          <w:rFonts w:cs="Times New Roman"/>
-          <w:szCs w:val="26"/>
-          <w:highlight w:val="yellow"/>
-        </w:rPr>
-        <w:t>)</w:t>
-      </w:r>
-    </w:p>
+        <w:t>3.1. Phân tích hệ thống</w:t>
+      </w:r>
+      <w:bookmarkEnd w:id="7"/>
+    </w:p>
+    <w:p>
+      <w:pPr>
+        <w:pStyle w:val="NormalWeb"/>
+        <w:spacing w:line="276" w:lineRule="auto"/>
+        <w:rPr>
+          <w:sz w:val="26"/>
+          <w:szCs w:val="26"/>
+        </w:rPr>
+      </w:pPr>
+      <w:r>
+        <w:rPr>
+          <w:sz w:val="26"/>
+          <w:szCs w:val="26"/>
+        </w:rPr>
+        <w:t>Hệ thống cần đáp ứng các nhóm chức năng chính sau:</w:t>
+      </w:r>
+    </w:p>
+    <w:p>
+      <w:pPr>
+        <w:pStyle w:val="NormalWeb"/>
+        <w:spacing w:line="276" w:lineRule="auto"/>
+        <w:ind w:left="360"/>
+        <w:rPr>
+          <w:sz w:val="26"/>
+          <w:szCs w:val="26"/>
+        </w:rPr>
+      </w:pPr>
+      <w:r>
+        <w:rPr>
+          <w:b/>
+          <w:bCs/>
+          <w:sz w:val="26"/>
+          <w:szCs w:val="26"/>
+        </w:rPr>
+        <w:t>Quản lý ra vào (Check-in/Check-out):</w:t>
+      </w:r>
+      <w:r>
+        <w:rPr>
+          <w:sz w:val="26"/>
+          <w:szCs w:val="26"/>
+        </w:rPr>
+        <w:t xml:space="preserve"> * Tự động nhận diện biển số xe (License Plate Recognition).</w:t>
+      </w:r>
+    </w:p>
+    <w:p>
+      <w:pPr>
+        <w:pStyle w:val="NormalWeb"/>
+        <w:spacing w:line="276" w:lineRule="auto"/>
+        <w:ind w:left="1080"/>
+        <w:rPr>
+          <w:sz w:val="26"/>
+          <w:szCs w:val="26"/>
+        </w:rPr>
+      </w:pPr>
+      <w:r>
+        <w:rPr>
+          <w:sz w:val="26"/>
+          <w:szCs w:val="26"/>
+        </w:rPr>
+        <w:t>Tự động trích xuất thông tin từ thẻ sinh viên (Student ID Card OCR).</w:t>
+      </w:r>
+    </w:p>
+    <w:p>
+      <w:pPr>
+        <w:pStyle w:val="NormalWeb"/>
+        <w:spacing w:line="276" w:lineRule="auto"/>
+        <w:ind w:left="1080"/>
+        <w:rPr>
+          <w:sz w:val="26"/>
+          <w:szCs w:val="26"/>
+        </w:rPr>
+      </w:pPr>
+      <w:r>
+        <w:rPr>
+          <w:sz w:val="26"/>
+          <w:szCs w:val="26"/>
+        </w:rPr>
+        <w:t>Đối chiếu thông tin biển số và mã số sinh viên (MSSV) để xác thực chủ xe.</w:t>
+      </w:r>
+    </w:p>
+    <w:p>
+      <w:pPr>
+        <w:pStyle w:val="NormalWeb"/>
+        <w:spacing w:line="276" w:lineRule="auto"/>
+        <w:ind w:left="360"/>
+        <w:rPr>
+          <w:sz w:val="26"/>
+          <w:szCs w:val="26"/>
+        </w:rPr>
+      </w:pPr>
+      <w:r>
+        <w:rPr>
+          <w:b/>
+          <w:bCs/>
+          <w:sz w:val="26"/>
+          <w:szCs w:val="26"/>
+        </w:rPr>
+        <w:t>Quản lý tài chính &amp; Thanh toán:</w:t>
+      </w:r>
+    </w:p>
+    <w:p>
+      <w:pPr>
+        <w:pStyle w:val="NormalWeb"/>
+        <w:spacing w:line="276" w:lineRule="auto"/>
+        <w:ind w:left="1080"/>
+        <w:rPr>
+          <w:sz w:val="26"/>
+          <w:szCs w:val="26"/>
+        </w:rPr>
+      </w:pPr>
+      <w:r>
+        <w:rPr>
+          <w:sz w:val="26"/>
+          <w:szCs w:val="26"/>
+        </w:rPr>
+        <w:t>Tích hợp cổng thanh toán trực tuyến (PayOS) để nạp tiền vào tài khoản.</w:t>
+      </w:r>
+    </w:p>
+    <w:p>
+      <w:pPr>
+        <w:pStyle w:val="NormalWeb"/>
+        <w:spacing w:line="276" w:lineRule="auto"/>
+        <w:ind w:left="1080"/>
+        <w:rPr>
+          <w:sz w:val="26"/>
+          <w:szCs w:val="26"/>
+        </w:rPr>
+      </w:pPr>
+      <w:r>
+        <w:rPr>
+          <w:sz w:val="26"/>
+          <w:szCs w:val="26"/>
+        </w:rPr>
+        <w:t>Tự động tính toán và trừ phí gửi xe khi xe ra khỏi bãi.</w:t>
+      </w:r>
+    </w:p>
+    <w:p>
+      <w:pPr>
+        <w:pStyle w:val="NormalWeb"/>
+        <w:spacing w:line="276" w:lineRule="auto"/>
+        <w:ind w:left="360"/>
+        <w:rPr>
+          <w:sz w:val="26"/>
+          <w:szCs w:val="26"/>
+        </w:rPr>
+      </w:pPr>
+      <w:r>
+        <w:rPr>
+          <w:b/>
+          <w:bCs/>
+          <w:sz w:val="26"/>
+          <w:szCs w:val="26"/>
+        </w:rPr>
+        <w:t>Hệ thống thông báo:</w:t>
+      </w:r>
+    </w:p>
+    <w:p>
+      <w:pPr>
+        <w:pStyle w:val="NormalWeb"/>
+        <w:spacing w:line="276" w:lineRule="auto"/>
+        <w:ind w:left="1080"/>
+        <w:rPr>
+          <w:sz w:val="26"/>
+          <w:szCs w:val="26"/>
+        </w:rPr>
+      </w:pPr>
+      <w:r>
+        <w:rPr>
+          <w:sz w:val="26"/>
+          <w:szCs w:val="26"/>
+        </w:rPr>
+        <w:t>Gửi email xác nhận ngay khi sinh viên nạp tiền thành công.</w:t>
+      </w:r>
+    </w:p>
+    <w:p>
+      <w:pPr>
+        <w:pStyle w:val="NormalWeb"/>
+        <w:spacing w:line="276" w:lineRule="auto"/>
+        <w:ind w:left="1080"/>
+        <w:rPr>
+          <w:sz w:val="26"/>
+          <w:szCs w:val="26"/>
+        </w:rPr>
+      </w:pPr>
+      <w:r>
+        <w:rPr>
+          <w:sz w:val="26"/>
+          <w:szCs w:val="26"/>
+        </w:rPr>
+        <w:t>Gửi email thông báo biến động số dư và lịch sử gửi xe (thời gian ra, biển số) sau mỗi lượt check-out.</w:t>
+      </w:r>
+    </w:p>
+    <w:p>
+      <w:pPr>
+        <w:pStyle w:val="NormalWeb"/>
+        <w:spacing w:line="276" w:lineRule="auto"/>
+        <w:ind w:left="360"/>
+        <w:rPr>
+          <w:sz w:val="26"/>
+          <w:szCs w:val="26"/>
+        </w:rPr>
+      </w:pPr>
+      <w:r>
+        <w:rPr>
+          <w:b/>
+          <w:bCs/>
+          <w:sz w:val="26"/>
+          <w:szCs w:val="26"/>
+        </w:rPr>
+        <w:t>Quản trị hệ thống (Admin):</w:t>
+      </w:r>
+    </w:p>
+    <w:p>
+      <w:pPr>
+        <w:pStyle w:val="NormalWeb"/>
+        <w:spacing w:line="276" w:lineRule="auto"/>
+        <w:ind w:left="1080" w:hanging="450"/>
+        <w:rPr>
+          <w:sz w:val="26"/>
+          <w:szCs w:val="26"/>
+        </w:rPr>
+      </w:pPr>
+      <w:r>
+        <w:rPr>
+          <w:sz w:val="26"/>
+          <w:szCs w:val="26"/>
+        </w:rPr>
+        <w:t>Giao diện quét camera thời gian thực qua WebRTC.</w:t>
+      </w:r>
+    </w:p>
+    <w:p>
+      <w:pPr>
+        <w:pStyle w:val="NormalWeb"/>
+        <w:spacing w:line="276" w:lineRule="auto"/>
+        <w:ind w:left="1080" w:hanging="450"/>
+        <w:rPr>
+          <w:sz w:val="26"/>
+          <w:szCs w:val="26"/>
+        </w:rPr>
+      </w:pPr>
+      <w:r>
+        <w:rPr>
+          <w:sz w:val="26"/>
+          <w:szCs w:val="26"/>
+        </w:rPr>
+        <w:t>Tra cứu lịch sử ra vào và doanh thu.</w:t>
+      </w:r>
+    </w:p>
+    <w:p>
+      <w:pPr>
+        <w:pStyle w:val="Heading3"/>
+      </w:pPr>
+      <w:r>
+        <w:lastRenderedPageBreak/>
+        <w:t>3</w:t>
+      </w:r>
+      <w:r>
+        <w:t>.1.1</w:t>
+      </w:r>
+      <w:r>
+        <w:t xml:space="preserve"> Biểu đồ usecase</w:t>
+      </w:r>
+    </w:p>
+    <w:p>
+      <w:pPr>
+        <w:pStyle w:val="Heading3"/>
+        <w:jc w:val="center"/>
+      </w:pPr>
+      <w:r>
+        <w:rPr>
+          <w:noProof/>
+        </w:rPr>
+        <w:drawing>
+          <wp:inline distT="0" distB="0" distL="0" distR="0" wp14:anchorId="07ED8F5A" wp14:editId="55559D1D">
+            <wp:extent cx="3323804" cy="3711916"/>
+            <wp:effectExtent l="0" t="0" r="0" b="3175"/>
+            <wp:docPr id="3" name="Picture 3"/>
+            <wp:cNvGraphicFramePr>
+              <a:graphicFrameLocks xmlns:a="http://schemas.openxmlformats.org/drawingml/2006/main" noChangeAspect="1"/>
+            </wp:cNvGraphicFramePr>
+            <a:graphic xmlns:a="http://schemas.openxmlformats.org/drawingml/2006/main">
+              <a:graphicData uri="http://schemas.openxmlformats.org/drawingml/2006/picture">
+                <pic:pic xmlns:pic="http://schemas.openxmlformats.org/drawingml/2006/picture">
+                  <pic:nvPicPr>
+                    <pic:cNvPr id="0" name="Picture 2"/>
+                    <pic:cNvPicPr>
+                      <a:picLocks noChangeAspect="1" noChangeArrowheads="1"/>
+                    </pic:cNvPicPr>
+                  </pic:nvPicPr>
+                  <pic:blipFill>
+                    <a:blip r:embed="rId19">
+                      <a:extLst>
+                        <a:ext uri="{28A0092B-C50C-407E-A947-70E740481C1C}">
+                          <a14:useLocalDpi xmlns:a14="http://schemas.microsoft.com/office/drawing/2010/main" val="0"/>
+                        </a:ext>
+                      </a:extLst>
+                    </a:blip>
+                    <a:srcRect/>
+                    <a:stretch>
+                      <a:fillRect/>
+                    </a:stretch>
+                  </pic:blipFill>
+                  <pic:spPr bwMode="auto">
+                    <a:xfrm>
+                      <a:off x="0" y="0"/>
+                      <a:ext cx="3329369" cy="3718131"/>
+                    </a:xfrm>
+                    <a:prstGeom prst="rect">
+                      <a:avLst/>
+                    </a:prstGeom>
+                    <a:noFill/>
+                    <a:ln>
+                      <a:noFill/>
+                    </a:ln>
+                  </pic:spPr>
+                </pic:pic>
+              </a:graphicData>
+            </a:graphic>
+          </wp:inline>
+        </w:drawing>
+      </w:r>
+    </w:p>
+    <w:p>
+      <w:pPr>
+        <w:pStyle w:val="h"/>
+      </w:pPr>
+      <w:r>
+        <w:t>Hình 3.x: Biểu đồ usecase</w:t>
+      </w:r>
+    </w:p>
+    <w:p>
+      <w:pPr>
+        <w:pStyle w:val="Heading3"/>
+      </w:pPr>
+    </w:p>
+    <w:p/>
+    <w:p/>
+    <w:p/>
+    <w:p/>
+    <w:p/>
+    <w:p/>
+    <w:p/>
+    <w:p/>
+    <w:p/>
+    <w:p/>
+    <w:p/>
+    <w:p/>
+    <w:p>
+      <w:pPr>
+        <w:pStyle w:val="Heading3"/>
+      </w:pPr>
+      <w:r>
+        <w:lastRenderedPageBreak/>
+        <w:t>3.1.2</w:t>
+      </w:r>
+      <w:r>
+        <w:t xml:space="preserve"> </w:t>
+      </w:r>
+      <w:r>
+        <w:t>Đặc tả usecase</w:t>
+      </w:r>
+    </w:p>
+    <w:p>
+      <w:r>
+        <w:t>UC-C1: Chức năng đăng nhập</w:t>
+      </w:r>
+    </w:p>
+    <w:p>
+      <w:pPr>
+        <w:spacing w:line="240" w:lineRule="auto"/>
+        <w:jc w:val="center"/>
+        <w:rPr>
+          <w:rFonts w:eastAsia="Times New Roman" w:cs="Times New Roman"/>
+          <w:sz w:val="24"/>
+          <w:szCs w:val="24"/>
+        </w:rPr>
+      </w:pPr>
+      <w:r>
+        <w:rPr>
+          <w:rFonts w:eastAsia="Times New Roman" w:cs="Times New Roman"/>
+          <w:b/>
+          <w:bCs/>
+          <w:color w:val="000000"/>
+          <w:szCs w:val="26"/>
+        </w:rPr>
+        <w:t>Bảng 3.1: Đặc tả chức năng đăng nhập hệ thống</w:t>
+      </w:r>
+    </w:p>
+    <w:tbl>
+      <w:tblPr>
+        <w:tblW w:w="0" w:type="auto"/>
+        <w:tblInd w:w="-910" w:type="dxa"/>
+        <w:tblCellMar>
+          <w:top w:w="15" w:type="dxa"/>
+          <w:left w:w="15" w:type="dxa"/>
+          <w:bottom w:w="15" w:type="dxa"/>
+          <w:right w:w="15" w:type="dxa"/>
+        </w:tblCellMar>
+        <w:tblLook w:val="04A0" w:firstRow="1" w:lastRow="0" w:firstColumn="1" w:lastColumn="0" w:noHBand="0" w:noVBand="1"/>
+      </w:tblPr>
+      <w:tblGrid>
+        <w:gridCol w:w="2520"/>
+        <w:gridCol w:w="7775"/>
+      </w:tblGrid>
+      <w:tr>
+        <w:trPr>
+          <w:trHeight w:val="500"/>
+        </w:trPr>
+        <w:tc>
+          <w:tcPr>
+            <w:tcW w:w="2520" w:type="dxa"/>
+            <w:tcBorders>
+              <w:top w:val="single" w:sz="8" w:space="0" w:color="000000"/>
+              <w:left w:val="single" w:sz="8" w:space="0" w:color="000000"/>
+              <w:bottom w:val="single" w:sz="8" w:space="0" w:color="000000"/>
+              <w:right w:val="single" w:sz="8" w:space="0" w:color="000000"/>
+            </w:tcBorders>
+            <w:tcMar>
+              <w:top w:w="100" w:type="dxa"/>
+              <w:left w:w="100" w:type="dxa"/>
+              <w:bottom w:w="100" w:type="dxa"/>
+              <w:right w:w="100" w:type="dxa"/>
+            </w:tcMar>
+            <w:hideMark/>
+          </w:tcPr>
+          <w:p>
+            <w:pPr>
+              <w:spacing w:before="240" w:after="240" w:line="240" w:lineRule="auto"/>
+              <w:jc w:val="center"/>
+              <w:rPr>
+                <w:rFonts w:eastAsia="Times New Roman" w:cs="Times New Roman"/>
+                <w:sz w:val="24"/>
+                <w:szCs w:val="24"/>
+              </w:rPr>
+            </w:pPr>
+            <w:r>
+              <w:rPr>
+                <w:rFonts w:eastAsia="Times New Roman" w:cs="Times New Roman"/>
+                <w:b/>
+                <w:bCs/>
+                <w:color w:val="000000"/>
+                <w:szCs w:val="26"/>
+              </w:rPr>
+              <w:t>Use Case</w:t>
+            </w:r>
+          </w:p>
+        </w:tc>
+        <w:tc>
+          <w:tcPr>
+            <w:tcW w:w="7775" w:type="dxa"/>
+            <w:tcBorders>
+              <w:top w:val="single" w:sz="8" w:space="0" w:color="000000"/>
+              <w:left w:val="single" w:sz="8" w:space="0" w:color="000000"/>
+              <w:bottom w:val="single" w:sz="8" w:space="0" w:color="000000"/>
+              <w:right w:val="single" w:sz="8" w:space="0" w:color="000000"/>
+            </w:tcBorders>
+            <w:tcMar>
+              <w:top w:w="100" w:type="dxa"/>
+              <w:left w:w="100" w:type="dxa"/>
+              <w:bottom w:w="100" w:type="dxa"/>
+              <w:right w:w="100" w:type="dxa"/>
+            </w:tcMar>
+            <w:hideMark/>
+          </w:tcPr>
+          <w:p>
+            <w:pPr>
+              <w:spacing w:before="240" w:after="240" w:line="240" w:lineRule="auto"/>
+              <w:jc w:val="center"/>
+              <w:rPr>
+                <w:rFonts w:eastAsia="Times New Roman" w:cs="Times New Roman"/>
+                <w:sz w:val="24"/>
+                <w:szCs w:val="24"/>
+              </w:rPr>
+            </w:pPr>
+            <w:r>
+              <w:rPr>
+                <w:rFonts w:eastAsia="Times New Roman" w:cs="Times New Roman"/>
+                <w:b/>
+                <w:bCs/>
+                <w:color w:val="000000"/>
+                <w:szCs w:val="26"/>
+              </w:rPr>
+              <w:t>Nội dung</w:t>
+            </w:r>
+          </w:p>
+        </w:tc>
+      </w:tr>
+      <w:tr>
+        <w:trPr>
+          <w:trHeight w:val="500"/>
+        </w:trPr>
+        <w:tc>
+          <w:tcPr>
+            <w:tcW w:w="2520" w:type="dxa"/>
+            <w:tcBorders>
+              <w:top w:val="single" w:sz="8" w:space="0" w:color="000000"/>
+              <w:left w:val="single" w:sz="8" w:space="0" w:color="000000"/>
+              <w:bottom w:val="single" w:sz="8" w:space="0" w:color="000000"/>
+              <w:right w:val="single" w:sz="8" w:space="0" w:color="000000"/>
+            </w:tcBorders>
+            <w:tcMar>
+              <w:top w:w="100" w:type="dxa"/>
+              <w:left w:w="100" w:type="dxa"/>
+              <w:bottom w:w="100" w:type="dxa"/>
+              <w:right w:w="100" w:type="dxa"/>
+            </w:tcMar>
+            <w:hideMark/>
+          </w:tcPr>
+          <w:p>
+            <w:pPr>
+              <w:spacing w:before="240" w:after="240" w:line="240" w:lineRule="auto"/>
+              <w:rPr>
+                <w:rFonts w:eastAsia="Times New Roman" w:cs="Times New Roman"/>
+                <w:sz w:val="24"/>
+                <w:szCs w:val="24"/>
+              </w:rPr>
+            </w:pPr>
+            <w:r>
+              <w:rPr>
+                <w:rFonts w:eastAsia="Times New Roman" w:cs="Times New Roman"/>
+                <w:b/>
+                <w:bCs/>
+                <w:color w:val="000000"/>
+                <w:szCs w:val="26"/>
+              </w:rPr>
+              <w:t>Quản lý và xác thực chứng chỉ</w:t>
+            </w:r>
+          </w:p>
+        </w:tc>
+        <w:tc>
+          <w:tcPr>
+            <w:tcW w:w="7775" w:type="dxa"/>
+            <w:tcBorders>
+              <w:top w:val="single" w:sz="8" w:space="0" w:color="000000"/>
+              <w:left w:val="single" w:sz="8" w:space="0" w:color="000000"/>
+              <w:bottom w:val="single" w:sz="8" w:space="0" w:color="000000"/>
+              <w:right w:val="single" w:sz="8" w:space="0" w:color="000000"/>
+            </w:tcBorders>
+            <w:tcMar>
+              <w:top w:w="100" w:type="dxa"/>
+              <w:left w:w="100" w:type="dxa"/>
+              <w:bottom w:w="100" w:type="dxa"/>
+              <w:right w:w="100" w:type="dxa"/>
+            </w:tcMar>
+            <w:hideMark/>
+          </w:tcPr>
+          <w:p>
+            <w:pPr>
+              <w:spacing w:before="240" w:after="240" w:line="240" w:lineRule="auto"/>
+              <w:rPr>
+                <w:rFonts w:eastAsia="Times New Roman" w:cs="Times New Roman"/>
+                <w:sz w:val="24"/>
+                <w:szCs w:val="24"/>
+              </w:rPr>
+            </w:pPr>
+            <w:r>
+              <w:rPr>
+                <w:rFonts w:eastAsia="Times New Roman" w:cs="Times New Roman"/>
+                <w:color w:val="000000"/>
+                <w:szCs w:val="26"/>
+              </w:rPr>
+              <w:t>Đăng nhập hệ thống</w:t>
+            </w:r>
+          </w:p>
+        </w:tc>
+      </w:tr>
+      <w:tr>
+        <w:trPr>
+          <w:trHeight w:val="500"/>
+        </w:trPr>
+        <w:tc>
+          <w:tcPr>
+            <w:tcW w:w="2520" w:type="dxa"/>
+            <w:tcBorders>
+              <w:top w:val="single" w:sz="8" w:space="0" w:color="000000"/>
+              <w:left w:val="single" w:sz="8" w:space="0" w:color="000000"/>
+              <w:bottom w:val="single" w:sz="8" w:space="0" w:color="000000"/>
+              <w:right w:val="single" w:sz="8" w:space="0" w:color="000000"/>
+            </w:tcBorders>
+            <w:tcMar>
+              <w:top w:w="100" w:type="dxa"/>
+              <w:left w:w="100" w:type="dxa"/>
+              <w:bottom w:w="100" w:type="dxa"/>
+              <w:right w:w="100" w:type="dxa"/>
+            </w:tcMar>
+            <w:hideMark/>
+          </w:tcPr>
+          <w:p>
+            <w:pPr>
+              <w:spacing w:before="240" w:after="240" w:line="240" w:lineRule="auto"/>
+              <w:rPr>
+                <w:rFonts w:eastAsia="Times New Roman" w:cs="Times New Roman"/>
+                <w:sz w:val="24"/>
+                <w:szCs w:val="24"/>
+              </w:rPr>
+            </w:pPr>
+            <w:r>
+              <w:rPr>
+                <w:rFonts w:eastAsia="Times New Roman" w:cs="Times New Roman"/>
+                <w:b/>
+                <w:bCs/>
+                <w:color w:val="000000"/>
+                <w:szCs w:val="26"/>
+              </w:rPr>
+              <w:t>Actor</w:t>
+            </w:r>
+          </w:p>
+        </w:tc>
+        <w:tc>
+          <w:tcPr>
+            <w:tcW w:w="7775" w:type="dxa"/>
+            <w:tcBorders>
+              <w:top w:val="single" w:sz="8" w:space="0" w:color="000000"/>
+              <w:left w:val="single" w:sz="8" w:space="0" w:color="000000"/>
+              <w:bottom w:val="single" w:sz="8" w:space="0" w:color="000000"/>
+              <w:right w:val="single" w:sz="8" w:space="0" w:color="000000"/>
+            </w:tcBorders>
+            <w:tcMar>
+              <w:top w:w="100" w:type="dxa"/>
+              <w:left w:w="100" w:type="dxa"/>
+              <w:bottom w:w="100" w:type="dxa"/>
+              <w:right w:w="100" w:type="dxa"/>
+            </w:tcMar>
+            <w:hideMark/>
+          </w:tcPr>
+          <w:p>
+            <w:pPr>
+              <w:spacing w:before="240" w:after="240" w:line="240" w:lineRule="auto"/>
+              <w:rPr>
+                <w:rFonts w:eastAsia="Times New Roman" w:cs="Times New Roman"/>
+                <w:sz w:val="24"/>
+                <w:szCs w:val="24"/>
+              </w:rPr>
+            </w:pPr>
+            <w:r>
+              <w:t>Quản trị viên (Admin), Sinh viên.</w:t>
+            </w:r>
+          </w:p>
+        </w:tc>
+      </w:tr>
+      <w:tr>
+        <w:trPr>
+          <w:trHeight w:val="2030"/>
+        </w:trPr>
+        <w:tc>
+          <w:tcPr>
+            <w:tcW w:w="2520" w:type="dxa"/>
+            <w:tcBorders>
+              <w:top w:val="single" w:sz="8" w:space="0" w:color="000000"/>
+              <w:left w:val="single" w:sz="8" w:space="0" w:color="000000"/>
+              <w:bottom w:val="single" w:sz="8" w:space="0" w:color="000000"/>
+              <w:right w:val="single" w:sz="8" w:space="0" w:color="000000"/>
+            </w:tcBorders>
+            <w:tcMar>
+              <w:top w:w="100" w:type="dxa"/>
+              <w:left w:w="100" w:type="dxa"/>
+              <w:bottom w:w="100" w:type="dxa"/>
+              <w:right w:w="100" w:type="dxa"/>
+            </w:tcMar>
+            <w:hideMark/>
+          </w:tcPr>
+          <w:p>
+            <w:pPr>
+              <w:spacing w:before="240" w:after="240" w:line="240" w:lineRule="auto"/>
+              <w:rPr>
+                <w:rFonts w:eastAsia="Times New Roman" w:cs="Times New Roman"/>
+                <w:sz w:val="24"/>
+                <w:szCs w:val="24"/>
+              </w:rPr>
+            </w:pPr>
+            <w:r>
+              <w:rPr>
+                <w:rFonts w:eastAsia="Times New Roman" w:cs="Times New Roman"/>
+                <w:b/>
+                <w:bCs/>
+                <w:color w:val="000000"/>
+                <w:szCs w:val="26"/>
+              </w:rPr>
+              <w:t>Dòng sự kiện chính</w:t>
+            </w:r>
+          </w:p>
+          <w:p>
+            <w:pPr>
+              <w:spacing w:after="0" w:line="240" w:lineRule="auto"/>
+              <w:rPr>
+                <w:rFonts w:eastAsia="Times New Roman" w:cs="Times New Roman"/>
+                <w:sz w:val="24"/>
+                <w:szCs w:val="24"/>
+              </w:rPr>
+            </w:pPr>
+          </w:p>
+        </w:tc>
+        <w:tc>
+          <w:tcPr>
+            <w:tcW w:w="7775" w:type="dxa"/>
+            <w:tcBorders>
+              <w:top w:val="single" w:sz="8" w:space="0" w:color="000000"/>
+              <w:left w:val="single" w:sz="8" w:space="0" w:color="000000"/>
+              <w:bottom w:val="single" w:sz="8" w:space="0" w:color="000000"/>
+              <w:right w:val="single" w:sz="8" w:space="0" w:color="000000"/>
+            </w:tcBorders>
+            <w:tcMar>
+              <w:top w:w="100" w:type="dxa"/>
+              <w:left w:w="100" w:type="dxa"/>
+              <w:bottom w:w="100" w:type="dxa"/>
+              <w:right w:w="100" w:type="dxa"/>
+            </w:tcMar>
+            <w:hideMark/>
+          </w:tcPr>
+          <w:p>
+            <w:pPr>
+              <w:spacing w:before="100" w:beforeAutospacing="1" w:after="100" w:afterAutospacing="1" w:line="240" w:lineRule="auto"/>
+              <w:rPr>
+                <w:rFonts w:eastAsia="Times New Roman" w:cs="Times New Roman"/>
+                <w:szCs w:val="26"/>
+              </w:rPr>
+            </w:pPr>
+            <w:r>
+              <w:rPr>
+                <w:rFonts w:eastAsia="Times New Roman" w:cs="Times New Roman"/>
+                <w:szCs w:val="26"/>
+              </w:rPr>
+              <w:t>1. Người dùng truy cập vào trang Web hệ thống</w:t>
+            </w:r>
+          </w:p>
+          <w:p>
+            <w:pPr>
+              <w:spacing w:before="100" w:beforeAutospacing="1" w:after="100" w:afterAutospacing="1" w:line="240" w:lineRule="auto"/>
+              <w:rPr>
+                <w:rFonts w:eastAsia="Times New Roman" w:cs="Times New Roman"/>
+                <w:szCs w:val="26"/>
+              </w:rPr>
+            </w:pPr>
+            <w:r>
+              <w:rPr>
+                <w:rFonts w:eastAsia="Times New Roman" w:cs="Times New Roman"/>
+                <w:szCs w:val="26"/>
+              </w:rPr>
+              <w:t xml:space="preserve">2. Người dùng nhập </w:t>
+            </w:r>
+            <w:r>
+              <w:rPr>
+                <w:rFonts w:eastAsia="Times New Roman" w:cs="Times New Roman"/>
+                <w:b/>
+                <w:bCs/>
+                <w:szCs w:val="26"/>
+              </w:rPr>
+              <w:t>Tên đăng nhập</w:t>
+            </w:r>
+            <w:r>
+              <w:rPr>
+                <w:rFonts w:eastAsia="Times New Roman" w:cs="Times New Roman"/>
+                <w:szCs w:val="26"/>
+              </w:rPr>
+              <w:t xml:space="preserve"> (MSSV/Email) và </w:t>
+            </w:r>
+            <w:r>
+              <w:rPr>
+                <w:rFonts w:eastAsia="Times New Roman" w:cs="Times New Roman"/>
+                <w:b/>
+                <w:bCs/>
+                <w:szCs w:val="26"/>
+              </w:rPr>
+              <w:t>Mật khẩu</w:t>
+            </w:r>
+            <w:r>
+              <w:rPr>
+                <w:rFonts w:eastAsia="Times New Roman" w:cs="Times New Roman"/>
+                <w:szCs w:val="26"/>
+              </w:rPr>
+              <w:t>.</w:t>
+            </w:r>
+          </w:p>
+          <w:p>
+            <w:pPr>
+              <w:spacing w:before="100" w:beforeAutospacing="1" w:after="100" w:afterAutospacing="1" w:line="240" w:lineRule="auto"/>
+              <w:rPr>
+                <w:rFonts w:eastAsia="Times New Roman" w:cs="Times New Roman"/>
+                <w:szCs w:val="26"/>
+              </w:rPr>
+            </w:pPr>
+            <w:r>
+              <w:rPr>
+                <w:rFonts w:eastAsia="Times New Roman" w:cs="Times New Roman"/>
+                <w:szCs w:val="26"/>
+              </w:rPr>
+              <w:t>3. Hệ thống kiểm tra thông tin trong cơ sở dữ liệu MongoDB.</w:t>
+            </w:r>
+          </w:p>
+          <w:p>
+            <w:pPr>
+              <w:spacing w:before="100" w:beforeAutospacing="1" w:after="100" w:afterAutospacing="1" w:line="240" w:lineRule="auto"/>
+              <w:rPr>
+                <w:rFonts w:eastAsia="Times New Roman" w:cs="Times New Roman"/>
+                <w:szCs w:val="26"/>
+              </w:rPr>
+            </w:pPr>
+            <w:r>
+              <w:rPr>
+                <w:rFonts w:eastAsia="Times New Roman" w:cs="Times New Roman"/>
+                <w:szCs w:val="26"/>
+              </w:rPr>
+              <w:t>4. Nếu thông tin chính xác, hệ thống xác định quyền hạn (Role):</w:t>
+            </w:r>
+          </w:p>
+          <w:p>
+            <w:pPr>
+              <w:spacing w:before="100" w:beforeAutospacing="1" w:after="100" w:afterAutospacing="1" w:line="240" w:lineRule="auto"/>
+              <w:rPr>
+                <w:rFonts w:eastAsia="Times New Roman" w:cs="Times New Roman"/>
+                <w:szCs w:val="26"/>
+              </w:rPr>
+            </w:pPr>
+            <w:r>
+              <w:rPr>
+                <w:rFonts w:eastAsia="Times New Roman" w:cs="Times New Roman"/>
+                <w:szCs w:val="26"/>
+              </w:rPr>
+              <w:t xml:space="preserve">- Nếu là </w:t>
+            </w:r>
+            <w:r>
+              <w:rPr>
+                <w:rFonts w:eastAsia="Times New Roman" w:cs="Times New Roman"/>
+                <w:b/>
+                <w:bCs/>
+                <w:szCs w:val="26"/>
+              </w:rPr>
+              <w:t>Admin</w:t>
+            </w:r>
+            <w:r>
+              <w:rPr>
+                <w:rFonts w:eastAsia="Times New Roman" w:cs="Times New Roman"/>
+                <w:szCs w:val="26"/>
+              </w:rPr>
+              <w:t>: Chuyển hướng vào trang Quản lý bãi xe (Camera quét).</w:t>
+            </w:r>
+          </w:p>
+          <w:p>
+            <w:pPr>
+              <w:spacing w:before="100" w:beforeAutospacing="1" w:after="100" w:afterAutospacing="1" w:line="240" w:lineRule="auto"/>
+              <w:rPr>
+                <w:rFonts w:eastAsia="Times New Roman" w:cs="Times New Roman"/>
+                <w:szCs w:val="26"/>
+              </w:rPr>
+            </w:pPr>
+            <w:r>
+              <w:rPr>
+                <w:rFonts w:eastAsia="Times New Roman" w:cs="Times New Roman"/>
+                <w:szCs w:val="26"/>
+              </w:rPr>
+              <w:t xml:space="preserve">- Nếu là </w:t>
+            </w:r>
+            <w:r>
+              <w:rPr>
+                <w:rFonts w:eastAsia="Times New Roman" w:cs="Times New Roman"/>
+                <w:b/>
+                <w:bCs/>
+                <w:szCs w:val="26"/>
+              </w:rPr>
+              <w:t>Sinh viên</w:t>
+            </w:r>
+            <w:r>
+              <w:rPr>
+                <w:rFonts w:eastAsia="Times New Roman" w:cs="Times New Roman"/>
+                <w:szCs w:val="26"/>
+              </w:rPr>
+              <w:t>: Chuyển hướng vào trang Cá nhân (Xem số dư, nạp tiền</w:t>
+            </w:r>
+            <w:r>
+              <w:rPr>
+                <w:rFonts w:eastAsia="Times New Roman" w:cs="Times New Roman"/>
+                <w:szCs w:val="26"/>
+              </w:rPr>
+              <w:t>, lịch sử ra/</w:t>
+            </w:r>
+            <w:r>
+              <w:rPr>
+                <w:rFonts w:eastAsia="Times New Roman" w:cs="Times New Roman"/>
+                <w:szCs w:val="26"/>
+              </w:rPr>
+              <w:t>vào</w:t>
+            </w:r>
+            <w:r>
+              <w:rPr>
+                <w:rFonts w:eastAsia="Times New Roman" w:cs="Times New Roman"/>
+                <w:szCs w:val="26"/>
+              </w:rPr>
+              <w:t>).</w:t>
+            </w:r>
+          </w:p>
+          <w:p>
+            <w:pPr>
+              <w:spacing w:after="0" w:line="240" w:lineRule="auto"/>
+              <w:rPr>
+                <w:rFonts w:eastAsia="Times New Roman" w:cs="Times New Roman"/>
+                <w:sz w:val="24"/>
+                <w:szCs w:val="24"/>
+              </w:rPr>
+            </w:pPr>
+          </w:p>
+        </w:tc>
+      </w:tr>
+      <w:tr>
+        <w:trPr>
+          <w:trHeight w:val="1010"/>
+        </w:trPr>
+        <w:tc>
+          <w:tcPr>
+            <w:tcW w:w="2520" w:type="dxa"/>
+            <w:tcBorders>
+              <w:top w:val="single" w:sz="8" w:space="0" w:color="000000"/>
+              <w:left w:val="single" w:sz="8" w:space="0" w:color="000000"/>
+              <w:bottom w:val="single" w:sz="8" w:space="0" w:color="000000"/>
+              <w:right w:val="single" w:sz="8" w:space="0" w:color="000000"/>
+            </w:tcBorders>
+            <w:tcMar>
+              <w:top w:w="100" w:type="dxa"/>
+              <w:left w:w="100" w:type="dxa"/>
+              <w:bottom w:w="100" w:type="dxa"/>
+              <w:right w:w="100" w:type="dxa"/>
+            </w:tcMar>
+            <w:hideMark/>
+          </w:tcPr>
+          <w:p>
+            <w:pPr>
+              <w:spacing w:before="240" w:after="240" w:line="240" w:lineRule="auto"/>
+              <w:rPr>
+                <w:rFonts w:eastAsia="Times New Roman" w:cs="Times New Roman"/>
+                <w:sz w:val="24"/>
+                <w:szCs w:val="24"/>
+              </w:rPr>
+            </w:pPr>
+            <w:r>
+              <w:rPr>
+                <w:rFonts w:eastAsia="Times New Roman" w:cs="Times New Roman"/>
+                <w:b/>
+                <w:bCs/>
+                <w:color w:val="000000"/>
+                <w:szCs w:val="26"/>
+              </w:rPr>
+              <w:t>Các dòng sự kiện khác hoặc ngoại lệ</w:t>
+            </w:r>
+          </w:p>
+        </w:tc>
+        <w:tc>
+          <w:tcPr>
+            <w:tcW w:w="7775" w:type="dxa"/>
+            <w:tcBorders>
+              <w:top w:val="single" w:sz="8" w:space="0" w:color="000000"/>
+              <w:left w:val="single" w:sz="8" w:space="0" w:color="000000"/>
+              <w:bottom w:val="single" w:sz="8" w:space="0" w:color="000000"/>
+              <w:right w:val="single" w:sz="8" w:space="0" w:color="000000"/>
+            </w:tcBorders>
+            <w:tcMar>
+              <w:top w:w="100" w:type="dxa"/>
+              <w:left w:w="100" w:type="dxa"/>
+              <w:bottom w:w="100" w:type="dxa"/>
+              <w:right w:w="100" w:type="dxa"/>
+            </w:tcMar>
+            <w:hideMark/>
+          </w:tcPr>
+          <w:p>
+            <w:pPr>
+              <w:spacing w:before="100" w:beforeAutospacing="1" w:after="100" w:afterAutospacing="1" w:line="240" w:lineRule="auto"/>
+              <w:rPr>
+                <w:rFonts w:eastAsia="Times New Roman" w:cs="Times New Roman"/>
+                <w:szCs w:val="26"/>
+              </w:rPr>
+            </w:pPr>
+            <w:r>
+              <w:rPr>
+                <w:rFonts w:eastAsia="Times New Roman" w:cs="Times New Roman"/>
+                <w:szCs w:val="26"/>
+              </w:rPr>
+              <w:t>- Nếu nhập sai tên đăng nhập hoặc mật khẩu: Hệ thống hiển thị thông báo "Sai tài khoản hoặc mật khẩu" và yêu cầu nhập lại.</w:t>
+            </w:r>
+          </w:p>
+          <w:p>
+            <w:pPr>
+              <w:spacing w:before="100" w:beforeAutospacing="1" w:after="100" w:afterAutospacing="1" w:line="240" w:lineRule="auto"/>
+              <w:rPr>
+                <w:rFonts w:eastAsia="Times New Roman" w:cs="Times New Roman"/>
+                <w:szCs w:val="26"/>
+              </w:rPr>
+            </w:pPr>
+            <w:r>
+              <w:rPr>
+                <w:rFonts w:eastAsia="Times New Roman" w:cs="Times New Roman"/>
+                <w:szCs w:val="26"/>
+              </w:rPr>
+              <w:t>- Nếu tài khoản bị khóa: Thông báo cho người dùng liên hệ Admin.</w:t>
+            </w:r>
+          </w:p>
+        </w:tc>
+      </w:tr>
+      <w:tr>
+        <w:trPr>
+          <w:trHeight w:val="500"/>
+        </w:trPr>
+        <w:tc>
+          <w:tcPr>
+            <w:tcW w:w="2520" w:type="dxa"/>
+            <w:tcBorders>
+              <w:top w:val="single" w:sz="8" w:space="0" w:color="000000"/>
+              <w:left w:val="single" w:sz="8" w:space="0" w:color="000000"/>
+              <w:bottom w:val="single" w:sz="8" w:space="0" w:color="000000"/>
+              <w:right w:val="single" w:sz="8" w:space="0" w:color="000000"/>
+            </w:tcBorders>
+            <w:tcMar>
+              <w:top w:w="100" w:type="dxa"/>
+              <w:left w:w="100" w:type="dxa"/>
+              <w:bottom w:w="100" w:type="dxa"/>
+              <w:right w:w="100" w:type="dxa"/>
+            </w:tcMar>
+            <w:hideMark/>
+          </w:tcPr>
+          <w:p>
+            <w:pPr>
+              <w:spacing w:before="240" w:after="240" w:line="240" w:lineRule="auto"/>
+              <w:rPr>
+                <w:rFonts w:eastAsia="Times New Roman" w:cs="Times New Roman"/>
+                <w:sz w:val="24"/>
+                <w:szCs w:val="24"/>
+              </w:rPr>
+            </w:pPr>
+            <w:r>
+              <w:rPr>
+                <w:rFonts w:eastAsia="Times New Roman" w:cs="Times New Roman"/>
+                <w:b/>
+                <w:bCs/>
+                <w:color w:val="000000"/>
+                <w:szCs w:val="26"/>
+              </w:rPr>
+              <w:t>Tiền điều kiện</w:t>
+            </w:r>
+          </w:p>
+        </w:tc>
+        <w:tc>
+          <w:tcPr>
+            <w:tcW w:w="7775" w:type="dxa"/>
+            <w:tcBorders>
+              <w:top w:val="single" w:sz="8" w:space="0" w:color="000000"/>
+              <w:left w:val="single" w:sz="8" w:space="0" w:color="000000"/>
+              <w:bottom w:val="single" w:sz="8" w:space="0" w:color="000000"/>
+              <w:right w:val="single" w:sz="8" w:space="0" w:color="000000"/>
+            </w:tcBorders>
+            <w:tcMar>
+              <w:top w:w="100" w:type="dxa"/>
+              <w:left w:w="100" w:type="dxa"/>
+              <w:bottom w:w="100" w:type="dxa"/>
+              <w:right w:w="100" w:type="dxa"/>
+            </w:tcMar>
+            <w:hideMark/>
+          </w:tcPr>
+          <w:p>
+            <w:pPr>
+              <w:spacing w:before="240" w:after="240" w:line="240" w:lineRule="auto"/>
+              <w:rPr>
+                <w:rFonts w:eastAsia="Times New Roman" w:cs="Times New Roman"/>
+                <w:sz w:val="24"/>
+                <w:szCs w:val="24"/>
+              </w:rPr>
+            </w:pPr>
+            <w:r>
+              <w:t>Người dùng đã có tài khoản được cấp bởi hệ thống hoặc đã đăng ký trước đó. Thiết bị có kết nối Internet.</w:t>
+            </w:r>
+          </w:p>
+        </w:tc>
+      </w:tr>
+      <w:tr>
+        <w:trPr>
+          <w:trHeight w:val="500"/>
+        </w:trPr>
+        <w:tc>
+          <w:tcPr>
+            <w:tcW w:w="2520" w:type="dxa"/>
+            <w:tcBorders>
+              <w:top w:val="single" w:sz="8" w:space="0" w:color="000000"/>
+              <w:left w:val="single" w:sz="8" w:space="0" w:color="000000"/>
+              <w:bottom w:val="single" w:sz="8" w:space="0" w:color="000000"/>
+              <w:right w:val="single" w:sz="8" w:space="0" w:color="000000"/>
+            </w:tcBorders>
+            <w:tcMar>
+              <w:top w:w="100" w:type="dxa"/>
+              <w:left w:w="100" w:type="dxa"/>
+              <w:bottom w:w="100" w:type="dxa"/>
+              <w:right w:w="100" w:type="dxa"/>
+            </w:tcMar>
+            <w:hideMark/>
+          </w:tcPr>
+          <w:p>
+            <w:pPr>
+              <w:spacing w:before="240" w:after="240" w:line="240" w:lineRule="auto"/>
+              <w:rPr>
+                <w:rFonts w:eastAsia="Times New Roman" w:cs="Times New Roman"/>
+                <w:sz w:val="24"/>
+                <w:szCs w:val="24"/>
+              </w:rPr>
+            </w:pPr>
+            <w:r>
+              <w:rPr>
+                <w:rFonts w:eastAsia="Times New Roman" w:cs="Times New Roman"/>
+                <w:b/>
+                <w:bCs/>
+                <w:color w:val="000000"/>
+                <w:szCs w:val="26"/>
+              </w:rPr>
+              <w:t>Hậu điều kiện</w:t>
+            </w:r>
+          </w:p>
+        </w:tc>
+        <w:tc>
+          <w:tcPr>
+            <w:tcW w:w="7775" w:type="dxa"/>
+            <w:tcBorders>
+              <w:top w:val="single" w:sz="8" w:space="0" w:color="000000"/>
+              <w:left w:val="single" w:sz="8" w:space="0" w:color="000000"/>
+              <w:bottom w:val="single" w:sz="8" w:space="0" w:color="000000"/>
+              <w:right w:val="single" w:sz="8" w:space="0" w:color="000000"/>
+            </w:tcBorders>
+            <w:tcMar>
+              <w:top w:w="100" w:type="dxa"/>
+              <w:left w:w="100" w:type="dxa"/>
+              <w:bottom w:w="100" w:type="dxa"/>
+              <w:right w:w="100" w:type="dxa"/>
+            </w:tcMar>
+            <w:hideMark/>
+          </w:tcPr>
+          <w:p>
+            <w:pPr>
+              <w:spacing w:before="240" w:after="240" w:line="240" w:lineRule="auto"/>
+              <w:rPr>
+                <w:rFonts w:eastAsia="Times New Roman" w:cs="Times New Roman"/>
+                <w:sz w:val="24"/>
+                <w:szCs w:val="24"/>
+              </w:rPr>
+            </w:pPr>
+            <w:r>
+              <w:t>Người dùng truy cập thành công vào giao diện chức năng tương ứng với quyền hạn của mình</w:t>
+            </w:r>
+          </w:p>
+        </w:tc>
+      </w:tr>
+    </w:tbl>
+    <w:p>
+      <w:pPr>
+        <w:pStyle w:val="Heading3"/>
+        <w:rPr>
+          <w:b w:val="0"/>
+          <w:bCs/>
+          <w:color w:val="000000"/>
+          <w:szCs w:val="26"/>
+        </w:rPr>
+      </w:pPr>
+      <w:r>
+        <w:rPr>
+          <w:b w:val="0"/>
+          <w:bCs/>
+          <w:color w:val="000000"/>
+          <w:szCs w:val="26"/>
+        </w:rPr>
+        <w:lastRenderedPageBreak/>
+        <w:t>UC-C</w:t>
+      </w:r>
+      <w:r>
+        <w:rPr>
+          <w:b w:val="0"/>
+          <w:bCs/>
+          <w:color w:val="000000"/>
+          <w:szCs w:val="26"/>
+        </w:rPr>
+        <w:t>2</w:t>
+      </w:r>
+      <w:r>
+        <w:rPr>
+          <w:b w:val="0"/>
+          <w:bCs/>
+          <w:color w:val="000000"/>
+          <w:szCs w:val="26"/>
+        </w:rPr>
+        <w:t xml:space="preserve">: Chức năng đăng </w:t>
+      </w:r>
+      <w:r>
+        <w:rPr>
+          <w:b w:val="0"/>
+          <w:bCs/>
+          <w:color w:val="000000"/>
+          <w:szCs w:val="26"/>
+        </w:rPr>
+        <w:t>k</w:t>
+      </w:r>
+      <w:r>
+        <w:rPr>
+          <w:b w:val="0"/>
+          <w:bCs/>
+          <w:color w:val="000000"/>
+          <w:szCs w:val="26"/>
+        </w:rPr>
+        <w:t>ý</w:t>
+      </w:r>
+      <w:r>
+        <w:rPr>
+          <w:b w:val="0"/>
+          <w:bCs/>
+          <w:color w:val="000000"/>
+          <w:szCs w:val="26"/>
+        </w:rPr>
+        <w:t xml:space="preserve"> </w:t>
+      </w:r>
+    </w:p>
+    <w:p>
+      <w:pPr>
+        <w:pStyle w:val="Heading3"/>
+        <w:rPr>
+          <w:b w:val="0"/>
+          <w:bCs/>
+          <w:color w:val="000000"/>
+          <w:szCs w:val="26"/>
+        </w:rPr>
+      </w:pPr>
+    </w:p>
+    <w:p>
+      <w:pPr>
+        <w:pStyle w:val="Heading3"/>
+        <w:rPr>
+          <w:b w:val="0"/>
+          <w:bCs/>
+          <w:color w:val="000000"/>
+          <w:szCs w:val="26"/>
+        </w:rPr>
+      </w:pPr>
+      <w:r>
+        <w:rPr>
+          <w:b w:val="0"/>
+          <w:bCs/>
+          <w:color w:val="000000"/>
+          <w:szCs w:val="26"/>
+        </w:rPr>
+        <w:t>UC-C</w:t>
+      </w:r>
+      <w:r>
+        <w:rPr>
+          <w:b w:val="0"/>
+          <w:bCs/>
+          <w:color w:val="000000"/>
+          <w:szCs w:val="26"/>
+        </w:rPr>
+        <w:t>3</w:t>
+      </w:r>
+      <w:r>
+        <w:rPr>
+          <w:b w:val="0"/>
+          <w:bCs/>
+          <w:color w:val="000000"/>
+          <w:szCs w:val="26"/>
+        </w:rPr>
+        <w:t xml:space="preserve">: </w:t>
+      </w:r>
+      <w:r>
+        <w:rPr>
+          <w:b w:val="0"/>
+          <w:bCs/>
+          <w:color w:val="000000"/>
+          <w:szCs w:val="26"/>
+        </w:rPr>
+        <w:t xml:space="preserve">Chức năng đăng xuất </w:t>
+      </w:r>
+    </w:p>
+    <w:p>
+      <w:pPr>
+        <w:spacing w:line="240" w:lineRule="auto"/>
+        <w:jc w:val="center"/>
+        <w:rPr>
+          <w:rFonts w:eastAsia="Times New Roman" w:cs="Times New Roman"/>
+          <w:sz w:val="24"/>
+          <w:szCs w:val="24"/>
+        </w:rPr>
+      </w:pPr>
+      <w:r>
+        <w:rPr>
+          <w:rFonts w:eastAsia="Times New Roman" w:cs="Times New Roman"/>
+          <w:b/>
+          <w:bCs/>
+          <w:color w:val="000000"/>
+          <w:szCs w:val="26"/>
+        </w:rPr>
+        <w:t>Bảng 3.</w:t>
+      </w:r>
+      <w:r>
+        <w:rPr>
+          <w:rFonts w:eastAsia="Times New Roman" w:cs="Times New Roman"/>
+          <w:b/>
+          <w:bCs/>
+          <w:color w:val="000000"/>
+          <w:szCs w:val="26"/>
+        </w:rPr>
+        <w:t>3</w:t>
+      </w:r>
+      <w:r>
+        <w:rPr>
+          <w:rFonts w:eastAsia="Times New Roman" w:cs="Times New Roman"/>
+          <w:b/>
+          <w:bCs/>
+          <w:color w:val="000000"/>
+          <w:szCs w:val="26"/>
+        </w:rPr>
+        <w:t>: Đặc tả chức năng đăng xuất hệ thống</w:t>
+      </w:r>
+    </w:p>
+    <w:tbl>
+      <w:tblPr>
+        <w:tblW w:w="0" w:type="auto"/>
+        <w:tblCellMar>
+          <w:top w:w="15" w:type="dxa"/>
+          <w:left w:w="15" w:type="dxa"/>
+          <w:bottom w:w="15" w:type="dxa"/>
+          <w:right w:w="15" w:type="dxa"/>
+        </w:tblCellMar>
+        <w:tblLook w:val="04A0" w:firstRow="1" w:lastRow="0" w:firstColumn="1" w:lastColumn="0" w:noHBand="0" w:noVBand="1"/>
+      </w:tblPr>
+      <w:tblGrid>
+        <w:gridCol w:w="2403"/>
+        <w:gridCol w:w="6982"/>
+      </w:tblGrid>
+      <w:tr>
+        <w:trPr>
+          <w:trHeight w:val="500"/>
+        </w:trPr>
+        <w:tc>
+          <w:tcPr>
+            <w:tcW w:w="0" w:type="auto"/>
+            <w:tcBorders>
+              <w:top w:val="single" w:sz="8" w:space="0" w:color="000000"/>
+              <w:left w:val="single" w:sz="8" w:space="0" w:color="000000"/>
+              <w:bottom w:val="single" w:sz="8" w:space="0" w:color="000000"/>
+              <w:right w:val="single" w:sz="8" w:space="0" w:color="000000"/>
+            </w:tcBorders>
+            <w:tcMar>
+              <w:top w:w="100" w:type="dxa"/>
+              <w:left w:w="100" w:type="dxa"/>
+              <w:bottom w:w="100" w:type="dxa"/>
+              <w:right w:w="100" w:type="dxa"/>
+            </w:tcMar>
+            <w:hideMark/>
+          </w:tcPr>
+          <w:p>
+            <w:pPr>
+              <w:spacing w:before="240" w:after="240" w:line="240" w:lineRule="auto"/>
+              <w:jc w:val="center"/>
+              <w:rPr>
+                <w:rFonts w:eastAsia="Times New Roman" w:cs="Times New Roman"/>
+                <w:sz w:val="24"/>
+                <w:szCs w:val="24"/>
+              </w:rPr>
+            </w:pPr>
+            <w:r>
+              <w:rPr>
+                <w:rFonts w:eastAsia="Times New Roman" w:cs="Times New Roman"/>
+                <w:b/>
+                <w:bCs/>
+                <w:color w:val="000000"/>
+                <w:szCs w:val="26"/>
+              </w:rPr>
+              <w:t>Use Case</w:t>
+            </w:r>
+          </w:p>
+        </w:tc>
+        <w:tc>
+          <w:tcPr>
+            <w:tcW w:w="0" w:type="auto"/>
+            <w:tcBorders>
+              <w:top w:val="single" w:sz="8" w:space="0" w:color="000000"/>
+              <w:left w:val="single" w:sz="8" w:space="0" w:color="000000"/>
+              <w:bottom w:val="single" w:sz="8" w:space="0" w:color="000000"/>
+              <w:right w:val="single" w:sz="8" w:space="0" w:color="000000"/>
+            </w:tcBorders>
+            <w:tcMar>
+              <w:top w:w="100" w:type="dxa"/>
+              <w:left w:w="100" w:type="dxa"/>
+              <w:bottom w:w="100" w:type="dxa"/>
+              <w:right w:w="100" w:type="dxa"/>
+            </w:tcMar>
+            <w:hideMark/>
+          </w:tcPr>
+          <w:p>
+            <w:pPr>
+              <w:spacing w:before="240" w:after="240" w:line="240" w:lineRule="auto"/>
+              <w:jc w:val="center"/>
+              <w:rPr>
+                <w:rFonts w:eastAsia="Times New Roman" w:cs="Times New Roman"/>
+                <w:sz w:val="24"/>
+                <w:szCs w:val="24"/>
+              </w:rPr>
+            </w:pPr>
+            <w:r>
+              <w:rPr>
+                <w:rFonts w:eastAsia="Times New Roman" w:cs="Times New Roman"/>
+                <w:b/>
+                <w:bCs/>
+                <w:color w:val="000000"/>
+                <w:szCs w:val="26"/>
+              </w:rPr>
+              <w:t>Nội dung</w:t>
+            </w:r>
+          </w:p>
+        </w:tc>
+      </w:tr>
+      <w:tr>
+        <w:trPr>
+          <w:trHeight w:val="500"/>
+        </w:trPr>
+        <w:tc>
+          <w:tcPr>
+            <w:tcW w:w="0" w:type="auto"/>
+            <w:tcBorders>
+              <w:top w:val="single" w:sz="8" w:space="0" w:color="000000"/>
+              <w:left w:val="single" w:sz="8" w:space="0" w:color="000000"/>
+              <w:bottom w:val="single" w:sz="8" w:space="0" w:color="000000"/>
+              <w:right w:val="single" w:sz="8" w:space="0" w:color="000000"/>
+            </w:tcBorders>
+            <w:tcMar>
+              <w:top w:w="100" w:type="dxa"/>
+              <w:left w:w="100" w:type="dxa"/>
+              <w:bottom w:w="100" w:type="dxa"/>
+              <w:right w:w="100" w:type="dxa"/>
+            </w:tcMar>
+            <w:hideMark/>
+          </w:tcPr>
+          <w:p>
+            <w:pPr>
+              <w:spacing w:before="240" w:after="240" w:line="240" w:lineRule="auto"/>
+              <w:rPr>
+                <w:rFonts w:eastAsia="Times New Roman" w:cs="Times New Roman"/>
+                <w:sz w:val="24"/>
+                <w:szCs w:val="24"/>
+              </w:rPr>
+            </w:pPr>
+            <w:r>
+              <w:rPr>
+                <w:rFonts w:eastAsia="Times New Roman" w:cs="Times New Roman"/>
+                <w:b/>
+                <w:bCs/>
+                <w:color w:val="000000"/>
+                <w:szCs w:val="26"/>
+              </w:rPr>
+              <w:t>Quản lý và xác thực chứng chỉ</w:t>
+            </w:r>
+          </w:p>
+        </w:tc>
+        <w:tc>
+          <w:tcPr>
+            <w:tcW w:w="0" w:type="auto"/>
+            <w:tcBorders>
+              <w:top w:val="single" w:sz="8" w:space="0" w:color="000000"/>
+              <w:left w:val="single" w:sz="8" w:space="0" w:color="000000"/>
+              <w:bottom w:val="single" w:sz="8" w:space="0" w:color="000000"/>
+              <w:right w:val="single" w:sz="8" w:space="0" w:color="000000"/>
+            </w:tcBorders>
+            <w:tcMar>
+              <w:top w:w="100" w:type="dxa"/>
+              <w:left w:w="100" w:type="dxa"/>
+              <w:bottom w:w="100" w:type="dxa"/>
+              <w:right w:w="100" w:type="dxa"/>
+            </w:tcMar>
+            <w:hideMark/>
+          </w:tcPr>
+          <w:p>
+            <w:pPr>
+              <w:spacing w:before="240" w:after="240" w:line="240" w:lineRule="auto"/>
+              <w:rPr>
+                <w:rFonts w:eastAsia="Times New Roman" w:cs="Times New Roman"/>
+                <w:sz w:val="24"/>
+                <w:szCs w:val="24"/>
+              </w:rPr>
+            </w:pPr>
+            <w:r>
+              <w:rPr>
+                <w:rFonts w:eastAsia="Times New Roman" w:cs="Times New Roman"/>
+                <w:color w:val="000000"/>
+                <w:szCs w:val="26"/>
+              </w:rPr>
+              <w:t>Đăng xuất hệ thống</w:t>
+            </w:r>
+          </w:p>
+        </w:tc>
+      </w:tr>
+      <w:tr>
+        <w:trPr>
+          <w:trHeight w:val="500"/>
+        </w:trPr>
+        <w:tc>
+          <w:tcPr>
+            <w:tcW w:w="0" w:type="auto"/>
+            <w:tcBorders>
+              <w:top w:val="single" w:sz="8" w:space="0" w:color="000000"/>
+              <w:left w:val="single" w:sz="8" w:space="0" w:color="000000"/>
+              <w:bottom w:val="single" w:sz="8" w:space="0" w:color="000000"/>
+              <w:right w:val="single" w:sz="8" w:space="0" w:color="000000"/>
+            </w:tcBorders>
+            <w:tcMar>
+              <w:top w:w="100" w:type="dxa"/>
+              <w:left w:w="100" w:type="dxa"/>
+              <w:bottom w:w="100" w:type="dxa"/>
+              <w:right w:w="100" w:type="dxa"/>
+            </w:tcMar>
+            <w:hideMark/>
+          </w:tcPr>
+          <w:p>
+            <w:pPr>
+              <w:spacing w:before="240" w:after="240" w:line="240" w:lineRule="auto"/>
+              <w:rPr>
+                <w:rFonts w:eastAsia="Times New Roman" w:cs="Times New Roman"/>
+                <w:sz w:val="24"/>
+                <w:szCs w:val="24"/>
+              </w:rPr>
+            </w:pPr>
+            <w:r>
+              <w:rPr>
+                <w:rFonts w:eastAsia="Times New Roman" w:cs="Times New Roman"/>
+                <w:b/>
+                <w:bCs/>
+                <w:color w:val="000000"/>
+                <w:szCs w:val="26"/>
+              </w:rPr>
+              <w:t>Actor</w:t>
+            </w:r>
+          </w:p>
+        </w:tc>
+        <w:tc>
+          <w:tcPr>
+            <w:tcW w:w="0" w:type="auto"/>
+            <w:tcBorders>
+              <w:top w:val="single" w:sz="8" w:space="0" w:color="000000"/>
+              <w:left w:val="single" w:sz="8" w:space="0" w:color="000000"/>
+              <w:bottom w:val="single" w:sz="8" w:space="0" w:color="000000"/>
+              <w:right w:val="single" w:sz="8" w:space="0" w:color="000000"/>
+            </w:tcBorders>
+            <w:tcMar>
+              <w:top w:w="100" w:type="dxa"/>
+              <w:left w:w="100" w:type="dxa"/>
+              <w:bottom w:w="100" w:type="dxa"/>
+              <w:right w:w="100" w:type="dxa"/>
+            </w:tcMar>
+            <w:hideMark/>
+          </w:tcPr>
+          <w:p>
+            <w:pPr>
+              <w:spacing w:before="240" w:after="240" w:line="240" w:lineRule="auto"/>
+              <w:rPr>
+                <w:rFonts w:eastAsia="Times New Roman" w:cs="Times New Roman"/>
+                <w:sz w:val="24"/>
+                <w:szCs w:val="24"/>
+              </w:rPr>
+            </w:pPr>
+            <w:r>
+              <w:t>Quản trị viên (Admin), Sinh viên.</w:t>
+            </w:r>
+          </w:p>
+        </w:tc>
+      </w:tr>
+      <w:tr>
+        <w:trPr>
+          <w:trHeight w:val="2030"/>
+        </w:trPr>
+        <w:tc>
+          <w:tcPr>
+            <w:tcW w:w="0" w:type="auto"/>
+            <w:tcBorders>
+              <w:top w:val="single" w:sz="8" w:space="0" w:color="000000"/>
+              <w:left w:val="single" w:sz="8" w:space="0" w:color="000000"/>
+              <w:bottom w:val="single" w:sz="8" w:space="0" w:color="000000"/>
+              <w:right w:val="single" w:sz="8" w:space="0" w:color="000000"/>
+            </w:tcBorders>
+            <w:tcMar>
+              <w:top w:w="100" w:type="dxa"/>
+              <w:left w:w="100" w:type="dxa"/>
+              <w:bottom w:w="100" w:type="dxa"/>
+              <w:right w:w="100" w:type="dxa"/>
+            </w:tcMar>
+            <w:hideMark/>
+          </w:tcPr>
+          <w:p>
+            <w:pPr>
+              <w:spacing w:before="240" w:after="240" w:line="240" w:lineRule="auto"/>
+              <w:rPr>
+                <w:rFonts w:eastAsia="Times New Roman" w:cs="Times New Roman"/>
+                <w:sz w:val="24"/>
+                <w:szCs w:val="24"/>
+              </w:rPr>
+            </w:pPr>
+            <w:r>
+              <w:rPr>
+                <w:rFonts w:eastAsia="Times New Roman" w:cs="Times New Roman"/>
+                <w:b/>
+                <w:bCs/>
+                <w:color w:val="000000"/>
+                <w:szCs w:val="26"/>
+              </w:rPr>
+              <w:t>Dòng sự kiện chính</w:t>
+            </w:r>
+          </w:p>
+          <w:p>
+            <w:pPr>
+              <w:spacing w:after="0" w:line="240" w:lineRule="auto"/>
+              <w:rPr>
+                <w:rFonts w:eastAsia="Times New Roman" w:cs="Times New Roman"/>
+                <w:sz w:val="24"/>
+                <w:szCs w:val="24"/>
+              </w:rPr>
+            </w:pPr>
+          </w:p>
+        </w:tc>
+        <w:tc>
+          <w:tcPr>
+            <w:tcW w:w="0" w:type="auto"/>
+            <w:tcBorders>
+              <w:top w:val="single" w:sz="8" w:space="0" w:color="000000"/>
+              <w:left w:val="single" w:sz="8" w:space="0" w:color="000000"/>
+              <w:bottom w:val="single" w:sz="8" w:space="0" w:color="000000"/>
+              <w:right w:val="single" w:sz="8" w:space="0" w:color="000000"/>
+            </w:tcBorders>
+            <w:tcMar>
+              <w:top w:w="100" w:type="dxa"/>
+              <w:left w:w="100" w:type="dxa"/>
+              <w:bottom w:w="100" w:type="dxa"/>
+              <w:right w:w="100" w:type="dxa"/>
+            </w:tcMar>
+            <w:hideMark/>
+          </w:tcPr>
+          <w:p>
+            <w:pPr>
+              <w:spacing w:before="100" w:beforeAutospacing="1" w:after="100" w:afterAutospacing="1" w:line="240" w:lineRule="auto"/>
+              <w:rPr>
+                <w:rFonts w:eastAsia="Times New Roman" w:cs="Times New Roman"/>
+                <w:szCs w:val="26"/>
+              </w:rPr>
+            </w:pPr>
+            <w:r>
+              <w:rPr>
+                <w:rFonts w:eastAsia="Times New Roman" w:cs="Times New Roman"/>
+                <w:szCs w:val="26"/>
+              </w:rPr>
+              <w:t xml:space="preserve">1. Người dùng nhấn vào nút </w:t>
+            </w:r>
+            <w:r>
+              <w:rPr>
+                <w:rFonts w:eastAsia="Times New Roman" w:cs="Times New Roman"/>
+                <w:b/>
+                <w:bCs/>
+                <w:szCs w:val="26"/>
+              </w:rPr>
+              <w:t>"Đăng xuất"</w:t>
+            </w:r>
+            <w:r>
+              <w:rPr>
+                <w:rFonts w:eastAsia="Times New Roman" w:cs="Times New Roman"/>
+                <w:szCs w:val="26"/>
+              </w:rPr>
+              <w:t xml:space="preserve"> trên thanh điều hướng hoặc Sidebar.</w:t>
+            </w:r>
+          </w:p>
+          <w:p>
+            <w:pPr>
+              <w:spacing w:before="100" w:beforeAutospacing="1" w:after="100" w:afterAutospacing="1" w:line="240" w:lineRule="auto"/>
+              <w:rPr>
+                <w:rFonts w:eastAsia="Times New Roman" w:cs="Times New Roman"/>
+                <w:szCs w:val="26"/>
+              </w:rPr>
+            </w:pPr>
+            <w:r>
+              <w:rPr>
+                <w:rFonts w:eastAsia="Times New Roman" w:cs="Times New Roman"/>
+                <w:szCs w:val="26"/>
+              </w:rPr>
+              <w:t>2. Hệ thống gửi yêu cầu kết thúc phiên làm việc (Session).</w:t>
+            </w:r>
+          </w:p>
+          <w:p>
+            <w:pPr>
+              <w:spacing w:before="100" w:beforeAutospacing="1" w:after="100" w:afterAutospacing="1" w:line="240" w:lineRule="auto"/>
+              <w:rPr>
+                <w:rFonts w:eastAsia="Times New Roman" w:cs="Times New Roman"/>
+                <w:szCs w:val="26"/>
+              </w:rPr>
+            </w:pPr>
+            <w:r>
+              <w:rPr>
+                <w:rFonts w:eastAsia="Times New Roman" w:cs="Times New Roman"/>
+                <w:szCs w:val="26"/>
+              </w:rPr>
+              <w:t>3. Hệ thống xóa các biến trạng thái (</w:t>
+            </w:r>
+            <w:proofErr w:type="gramStart"/>
+            <w:r>
+              <w:rPr>
+                <w:rFonts w:ascii="Courier New" w:eastAsia="Times New Roman" w:hAnsi="Courier New" w:cs="Courier New"/>
+                <w:szCs w:val="26"/>
+              </w:rPr>
+              <w:t>st.session</w:t>
+            </w:r>
+            <w:proofErr w:type="gramEnd"/>
+            <w:r>
+              <w:rPr>
+                <w:rFonts w:ascii="Courier New" w:eastAsia="Times New Roman" w:hAnsi="Courier New" w:cs="Courier New"/>
+                <w:szCs w:val="26"/>
+              </w:rPr>
+              <w:t>_state</w:t>
+            </w:r>
+            <w:r>
+              <w:rPr>
+                <w:rFonts w:eastAsia="Times New Roman" w:cs="Times New Roman"/>
+                <w:szCs w:val="26"/>
+              </w:rPr>
+              <w:t>) lưu trữ thông tin người dùng.</w:t>
+            </w:r>
+          </w:p>
+          <w:p>
+            <w:pPr>
+              <w:spacing w:before="100" w:beforeAutospacing="1" w:after="100" w:afterAutospacing="1" w:line="240" w:lineRule="auto"/>
+              <w:rPr>
+                <w:rFonts w:eastAsia="Times New Roman" w:cs="Times New Roman"/>
+                <w:szCs w:val="26"/>
+              </w:rPr>
+            </w:pPr>
+            <w:r>
+              <w:rPr>
+                <w:rFonts w:eastAsia="Times New Roman" w:cs="Times New Roman"/>
+                <w:szCs w:val="26"/>
+              </w:rPr>
+              <w:t>4. Hệ thống tự động đóng kết nối Camera WebRTC (nếu đang bật).</w:t>
+            </w:r>
+          </w:p>
+          <w:p>
+            <w:pPr>
+              <w:spacing w:before="100" w:beforeAutospacing="1" w:after="100" w:afterAutospacing="1" w:line="240" w:lineRule="auto"/>
+              <w:rPr>
+                <w:rFonts w:eastAsia="Times New Roman" w:cs="Times New Roman"/>
+                <w:szCs w:val="26"/>
+              </w:rPr>
+            </w:pPr>
+            <w:r>
+              <w:rPr>
+                <w:rFonts w:eastAsia="Times New Roman" w:cs="Times New Roman"/>
+                <w:szCs w:val="26"/>
+              </w:rPr>
+              <w:t xml:space="preserve">5. Hệ thống chuyển hướng người dùng quay lại trang </w:t>
+            </w:r>
+            <w:r>
+              <w:rPr>
+                <w:rFonts w:eastAsia="Times New Roman" w:cs="Times New Roman"/>
+                <w:b/>
+                <w:bCs/>
+                <w:szCs w:val="26"/>
+              </w:rPr>
+              <w:t>Đăng nhập</w:t>
+            </w:r>
+          </w:p>
+        </w:tc>
+      </w:tr>
+      <w:tr>
+        <w:trPr>
+          <w:trHeight w:val="1010"/>
+        </w:trPr>
+        <w:tc>
+          <w:tcPr>
+            <w:tcW w:w="0" w:type="auto"/>
+            <w:tcBorders>
+              <w:top w:val="single" w:sz="8" w:space="0" w:color="000000"/>
+              <w:left w:val="single" w:sz="8" w:space="0" w:color="000000"/>
+              <w:bottom w:val="single" w:sz="8" w:space="0" w:color="000000"/>
+              <w:right w:val="single" w:sz="8" w:space="0" w:color="000000"/>
+            </w:tcBorders>
+            <w:tcMar>
+              <w:top w:w="100" w:type="dxa"/>
+              <w:left w:w="100" w:type="dxa"/>
+              <w:bottom w:w="100" w:type="dxa"/>
+              <w:right w:w="100" w:type="dxa"/>
+            </w:tcMar>
+            <w:hideMark/>
+          </w:tcPr>
+          <w:p>
+            <w:pPr>
+              <w:spacing w:before="240" w:after="240" w:line="240" w:lineRule="auto"/>
+              <w:rPr>
+                <w:rFonts w:eastAsia="Times New Roman" w:cs="Times New Roman"/>
+                <w:sz w:val="24"/>
+                <w:szCs w:val="24"/>
+              </w:rPr>
+            </w:pPr>
+            <w:r>
+              <w:rPr>
+                <w:rFonts w:eastAsia="Times New Roman" w:cs="Times New Roman"/>
+                <w:b/>
+                <w:bCs/>
+                <w:color w:val="000000"/>
+                <w:szCs w:val="26"/>
+              </w:rPr>
+              <w:t>Các dòng sự kiện khác hoặc ngoại lệ</w:t>
+            </w:r>
+          </w:p>
+        </w:tc>
+        <w:tc>
+          <w:tcPr>
+            <w:tcW w:w="0" w:type="auto"/>
+            <w:tcBorders>
+              <w:top w:val="single" w:sz="8" w:space="0" w:color="000000"/>
+              <w:left w:val="single" w:sz="8" w:space="0" w:color="000000"/>
+              <w:bottom w:val="single" w:sz="8" w:space="0" w:color="000000"/>
+              <w:right w:val="single" w:sz="8" w:space="0" w:color="000000"/>
+            </w:tcBorders>
+            <w:tcMar>
+              <w:top w:w="100" w:type="dxa"/>
+              <w:left w:w="100" w:type="dxa"/>
+              <w:bottom w:w="100" w:type="dxa"/>
+              <w:right w:w="100" w:type="dxa"/>
+            </w:tcMar>
+            <w:hideMark/>
+          </w:tcPr>
+          <w:p>
+            <w:pPr>
+              <w:spacing w:before="100" w:beforeAutospacing="1" w:after="100" w:afterAutospacing="1" w:line="240" w:lineRule="auto"/>
+              <w:rPr>
+                <w:rFonts w:eastAsia="Times New Roman" w:cs="Times New Roman"/>
+                <w:szCs w:val="26"/>
+              </w:rPr>
+            </w:pPr>
+            <w:r>
+              <w:rPr>
+                <w:rFonts w:eastAsia="Times New Roman" w:cs="Times New Roman"/>
+                <w:szCs w:val="26"/>
+              </w:rPr>
+              <w:t>- Nếu người dùng chưa lưu các thay đổi quan trọng: Hệ thống có thể hiển thị thông báo xác nhận trước khi thoát.</w:t>
+            </w:r>
+            <w:r>
+              <w:rPr>
+                <w:rFonts w:eastAsia="Times New Roman" w:cs="Times New Roman"/>
+                <w:szCs w:val="26"/>
+              </w:rPr>
+              <w:br/>
+              <w:t>- Nếu kết nối internet bị ngắt: Hệ thống vẫn thực hiện xóa session cục bộ để đảm bảo an toàn.</w:t>
+            </w:r>
+          </w:p>
+        </w:tc>
+      </w:tr>
+      <w:tr>
+        <w:trPr>
+          <w:trHeight w:val="500"/>
+        </w:trPr>
+        <w:tc>
+          <w:tcPr>
+            <w:tcW w:w="0" w:type="auto"/>
+            <w:tcBorders>
+              <w:top w:val="single" w:sz="8" w:space="0" w:color="000000"/>
+              <w:left w:val="single" w:sz="8" w:space="0" w:color="000000"/>
+              <w:bottom w:val="single" w:sz="8" w:space="0" w:color="000000"/>
+              <w:right w:val="single" w:sz="8" w:space="0" w:color="000000"/>
+            </w:tcBorders>
+            <w:tcMar>
+              <w:top w:w="100" w:type="dxa"/>
+              <w:left w:w="100" w:type="dxa"/>
+              <w:bottom w:w="100" w:type="dxa"/>
+              <w:right w:w="100" w:type="dxa"/>
+            </w:tcMar>
+            <w:hideMark/>
+          </w:tcPr>
+          <w:p>
+            <w:pPr>
+              <w:spacing w:before="240" w:after="240" w:line="240" w:lineRule="auto"/>
+              <w:rPr>
+                <w:rFonts w:eastAsia="Times New Roman" w:cs="Times New Roman"/>
+                <w:sz w:val="24"/>
+                <w:szCs w:val="24"/>
+              </w:rPr>
+            </w:pPr>
+            <w:r>
+              <w:rPr>
+                <w:rFonts w:eastAsia="Times New Roman" w:cs="Times New Roman"/>
+                <w:b/>
+                <w:bCs/>
+                <w:color w:val="000000"/>
+                <w:szCs w:val="26"/>
+              </w:rPr>
+              <w:t>Tiền điều kiện</w:t>
+            </w:r>
+          </w:p>
+        </w:tc>
+        <w:tc>
+          <w:tcPr>
+            <w:tcW w:w="0" w:type="auto"/>
+            <w:tcBorders>
+              <w:top w:val="single" w:sz="8" w:space="0" w:color="000000"/>
+              <w:left w:val="single" w:sz="8" w:space="0" w:color="000000"/>
+              <w:bottom w:val="single" w:sz="8" w:space="0" w:color="000000"/>
+              <w:right w:val="single" w:sz="8" w:space="0" w:color="000000"/>
+            </w:tcBorders>
+            <w:tcMar>
+              <w:top w:w="100" w:type="dxa"/>
+              <w:left w:w="100" w:type="dxa"/>
+              <w:bottom w:w="100" w:type="dxa"/>
+              <w:right w:w="100" w:type="dxa"/>
+            </w:tcMar>
+            <w:hideMark/>
+          </w:tcPr>
+          <w:p>
+            <w:pPr>
+              <w:spacing w:before="240" w:after="240" w:line="240" w:lineRule="auto"/>
+              <w:rPr>
+                <w:rFonts w:eastAsia="Times New Roman" w:cs="Times New Roman"/>
+                <w:szCs w:val="26"/>
+              </w:rPr>
+            </w:pPr>
+            <w:r>
+              <w:rPr>
+                <w:szCs w:val="26"/>
+              </w:rPr>
+              <w:t>-</w:t>
+            </w:r>
+            <w:r>
+              <w:rPr>
+                <w:szCs w:val="26"/>
+              </w:rPr>
+              <w:t>Người dùng đang ở trạng thái đã đăng nhập vào hệ thống.</w:t>
+            </w:r>
+          </w:p>
+        </w:tc>
+      </w:tr>
+      <w:tr>
+        <w:trPr>
+          <w:trHeight w:val="500"/>
+        </w:trPr>
+        <w:tc>
+          <w:tcPr>
+            <w:tcW w:w="0" w:type="auto"/>
+            <w:tcBorders>
+              <w:top w:val="single" w:sz="8" w:space="0" w:color="000000"/>
+              <w:left w:val="single" w:sz="8" w:space="0" w:color="000000"/>
+              <w:bottom w:val="single" w:sz="8" w:space="0" w:color="000000"/>
+              <w:right w:val="single" w:sz="8" w:space="0" w:color="000000"/>
+            </w:tcBorders>
+            <w:tcMar>
+              <w:top w:w="100" w:type="dxa"/>
+              <w:left w:w="100" w:type="dxa"/>
+              <w:bottom w:w="100" w:type="dxa"/>
+              <w:right w:w="100" w:type="dxa"/>
+            </w:tcMar>
+            <w:hideMark/>
+          </w:tcPr>
+          <w:p>
+            <w:pPr>
+              <w:spacing w:before="240" w:after="240" w:line="240" w:lineRule="auto"/>
+              <w:rPr>
+                <w:rFonts w:eastAsia="Times New Roman" w:cs="Times New Roman"/>
+                <w:sz w:val="24"/>
+                <w:szCs w:val="24"/>
+              </w:rPr>
+            </w:pPr>
+            <w:r>
+              <w:rPr>
+                <w:rFonts w:eastAsia="Times New Roman" w:cs="Times New Roman"/>
+                <w:b/>
+                <w:bCs/>
+                <w:color w:val="000000"/>
+                <w:szCs w:val="26"/>
+              </w:rPr>
+              <w:t>Hậu điều kiện</w:t>
+            </w:r>
+          </w:p>
+        </w:tc>
+        <w:tc>
+          <w:tcPr>
+            <w:tcW w:w="0" w:type="auto"/>
+            <w:tcBorders>
+              <w:top w:val="single" w:sz="8" w:space="0" w:color="000000"/>
+              <w:left w:val="single" w:sz="8" w:space="0" w:color="000000"/>
+              <w:bottom w:val="single" w:sz="8" w:space="0" w:color="000000"/>
+              <w:right w:val="single" w:sz="8" w:space="0" w:color="000000"/>
+            </w:tcBorders>
+            <w:tcMar>
+              <w:top w:w="100" w:type="dxa"/>
+              <w:left w:w="100" w:type="dxa"/>
+              <w:bottom w:w="100" w:type="dxa"/>
+              <w:right w:w="100" w:type="dxa"/>
+            </w:tcMar>
+            <w:hideMark/>
+          </w:tcPr>
+          <w:p>
+            <w:pPr>
+              <w:spacing w:before="240" w:after="240" w:line="240" w:lineRule="auto"/>
+              <w:rPr>
+                <w:rFonts w:eastAsia="Times New Roman" w:cs="Times New Roman"/>
+                <w:szCs w:val="26"/>
+              </w:rPr>
+            </w:pPr>
+            <w:r>
+              <w:rPr>
+                <w:rFonts w:eastAsia="Times New Roman" w:cs="Times New Roman"/>
+                <w:color w:val="000000"/>
+                <w:szCs w:val="26"/>
+              </w:rPr>
+              <w:t xml:space="preserve">- </w:t>
+            </w:r>
+            <w:r>
+              <w:rPr>
+                <w:szCs w:val="26"/>
+              </w:rPr>
+              <w:t>Phiên làm việc bị hủy bỏ, người dùng không thể truy cập các trang chức năng nếu không đăng nhập lại.</w:t>
+            </w:r>
+          </w:p>
+        </w:tc>
+      </w:tr>
+    </w:tbl>
+    <w:p/>
+    <w:p/>
+    <w:p/>
+    <w:p/>
+    <w:p/>
+    <w:p/>
+    <w:p/>
+    <w:p/>
+    <w:p/>
+    <w:p/>
+    <w:p/>
+    <w:p/>
+    <w:p/>
+    <w:p/>
+    <w:p/>
+    <w:p/>
+    <w:p/>
+    <w:p/>
+    <w:p/>
+    <w:p/>
+    <w:p/>
+    <w:p/>
+    <w:p/>
+    <w:p/>
+    <w:p>
+      <w:pPr>
+        <w:pStyle w:val="Heading3"/>
+      </w:pPr>
+      <w:r>
+        <w:t>3.1.</w:t>
+      </w:r>
+      <w:r>
+        <w:t>3</w:t>
+      </w:r>
+      <w:r>
+        <w:t xml:space="preserve"> </w:t>
+      </w:r>
+      <w:r>
+        <w:t xml:space="preserve">Biểu đồ hoạt động </w:t>
+      </w:r>
+      <w:r>
+        <w:t>Activity</w:t>
+      </w:r>
+    </w:p>
+    <w:p/>
+    <w:p>
+      <w:pPr>
+        <w:pStyle w:val="Heading3"/>
+      </w:pPr>
+    </w:p>
+    <w:p>
+      <w:pPr>
+        <w:pStyle w:val="Heading3"/>
+      </w:pPr>
+      <w:r>
+        <w:t>3.1.</w:t>
+      </w:r>
+      <w:r>
+        <w:t>4</w:t>
+      </w:r>
+      <w:r>
+        <w:t xml:space="preserve"> </w:t>
+      </w:r>
+      <w:r>
+        <w:t>Biểu đồ</w:t>
+      </w:r>
+      <w:r>
+        <w:t xml:space="preserve"> tuần t</w:t>
+      </w:r>
+      <w:r>
+        <w:t>ự</w:t>
+      </w:r>
+    </w:p>
+    <w:p/>
+    <w:p/>
+    <w:p>
+      <w:pPr>
+        <w:pStyle w:val="Heading3"/>
+      </w:pPr>
+      <w:r>
+        <w:lastRenderedPageBreak/>
+        <w:t>3.1.</w:t>
+      </w:r>
+      <w:r>
+        <w:t xml:space="preserve">5 </w:t>
+      </w:r>
+      <w:r>
+        <w:t xml:space="preserve">Biểu đồ </w:t>
+      </w:r>
+      <w:r>
+        <w:t>lớp</w:t>
+      </w:r>
+    </w:p>
+    <w:p/>
     <w:p>
       <w:pPr>
         <w:spacing w:line="360" w:lineRule="auto"/>
@@ -4546,21 +6646,23 @@
           <w:rFonts w:cs="Times New Roman"/>
           <w:b/>
           <w:bCs/>
-          <w:sz w:val="28"/>
-          <w:szCs w:val="28"/>
-        </w:rPr>
-      </w:pPr>
-      <w:r>
-        <w:rPr>
-          <w:rFonts w:cs="Times New Roman"/>
-          <w:b/>
-          <w:bCs/>
-          <w:sz w:val="28"/>
-          <w:szCs w:val="28"/>
-        </w:rPr>
-        <w:t>3.1. Phân tích hệ thống</w:t>
-      </w:r>
-      <w:bookmarkEnd w:id="7"/>
+          <w:szCs w:val="26"/>
+        </w:rPr>
+      </w:pPr>
+    </w:p>
+    <w:p>
+      <w:pPr>
+        <w:pStyle w:val="Heading2"/>
+      </w:pPr>
+      <w:r>
+        <w:t>3.</w:t>
+      </w:r>
+      <w:r>
+        <w:t>2</w:t>
+      </w:r>
+      <w:r>
+        <w:t>. Xây dựng giao diện sản phẩm</w:t>
+      </w:r>
     </w:p>
     <w:p>
       <w:pPr>
@@ -4580,166 +6682,12 @@
           <w:rFonts w:cs="Times New Roman"/>
           <w:b/>
           <w:bCs/>
-          <w:color w:val="00B050"/>
-          <w:szCs w:val="26"/>
-        </w:rPr>
-        <w:t>Dựa trên lý do chọn đề tài và mục tiêu đề tài đạt được (đã được trình bày ở chương 1), xác định rõ ràng hơn về các yêu cầu cần thực hiện của đề tài được chọn. Tùy theo mỗi đề tài sinh viên thực hiện theo hướng dẫn của giảng viên hướng dẫn đề tài.</w:t>
-      </w:r>
-    </w:p>
-    <w:p>
-      <w:pPr>
-        <w:spacing w:line="360" w:lineRule="auto"/>
-        <w:rPr>
-          <w:rFonts w:cs="Times New Roman"/>
-          <w:b/>
-          <w:bCs/>
-          <w:szCs w:val="26"/>
-        </w:rPr>
-      </w:pPr>
-      <w:r>
-        <w:rPr>
-          <w:rFonts w:cs="Times New Roman"/>
-          <w:b/>
-          <w:bCs/>
-          <w:szCs w:val="26"/>
-        </w:rPr>
-        <w:t>3</w:t>
-      </w:r>
-      <w:r>
-        <w:rPr>
-          <w:rFonts w:cs="Times New Roman"/>
-          <w:b/>
-          <w:bCs/>
-          <w:szCs w:val="26"/>
-        </w:rPr>
-        <w:t>.1.1</w:t>
-      </w:r>
-      <w:r>
-        <w:rPr>
-          <w:rFonts w:cs="Times New Roman"/>
-          <w:b/>
-          <w:bCs/>
-          <w:szCs w:val="26"/>
-        </w:rPr>
-        <w:t xml:space="preserve"> ….</w:t>
-      </w:r>
-    </w:p>
-    <w:p>
-      <w:pPr>
-        <w:spacing w:line="360" w:lineRule="auto"/>
-        <w:rPr>
-          <w:rFonts w:cs="Times New Roman"/>
-          <w:b/>
-          <w:bCs/>
-          <w:szCs w:val="26"/>
-        </w:rPr>
-      </w:pPr>
-      <w:r>
-        <w:rPr>
-          <w:rFonts w:cs="Times New Roman"/>
-          <w:b/>
-          <w:bCs/>
-          <w:szCs w:val="26"/>
-        </w:rPr>
-        <w:t>…..</w:t>
-      </w:r>
-    </w:p>
-    <w:p>
-      <w:pPr>
-        <w:spacing w:line="360" w:lineRule="auto"/>
-        <w:rPr>
-          <w:rFonts w:cs="Times New Roman"/>
-          <w:b/>
-          <w:bCs/>
-          <w:szCs w:val="26"/>
-        </w:rPr>
-      </w:pPr>
-      <w:r>
-        <w:rPr>
-          <w:rFonts w:cs="Times New Roman"/>
-          <w:b/>
-          <w:bCs/>
-          <w:szCs w:val="26"/>
-        </w:rPr>
-        <w:t>3.1.2</w:t>
-      </w:r>
-      <w:r>
-        <w:rPr>
-          <w:rFonts w:cs="Times New Roman"/>
-          <w:b/>
-          <w:bCs/>
-          <w:szCs w:val="26"/>
-        </w:rPr>
-        <w:t xml:space="preserve"> ….</w:t>
-      </w:r>
-    </w:p>
-    <w:p>
-      <w:pPr>
-        <w:spacing w:line="360" w:lineRule="auto"/>
-        <w:rPr>
-          <w:rFonts w:cs="Times New Roman"/>
-          <w:b/>
-          <w:bCs/>
-          <w:szCs w:val="26"/>
-        </w:rPr>
-      </w:pPr>
-      <w:r>
-        <w:rPr>
-          <w:rFonts w:cs="Times New Roman"/>
-          <w:b/>
-          <w:bCs/>
-          <w:szCs w:val="26"/>
-        </w:rPr>
-        <w:t>…..</w:t>
-      </w:r>
-    </w:p>
-    <w:p>
-      <w:pPr>
-        <w:spacing w:line="360" w:lineRule="auto"/>
-        <w:rPr>
-          <w:rFonts w:cs="Times New Roman"/>
-          <w:b/>
-          <w:bCs/>
-          <w:sz w:val="28"/>
-          <w:szCs w:val="28"/>
-        </w:rPr>
-      </w:pPr>
-      <w:r>
-        <w:rPr>
-          <w:rFonts w:cs="Times New Roman"/>
-          <w:b/>
-          <w:bCs/>
-          <w:sz w:val="28"/>
-          <w:szCs w:val="28"/>
-        </w:rPr>
-        <w:t>3.</w:t>
-      </w:r>
-      <w:r>
-        <w:rPr>
-          <w:rFonts w:cs="Times New Roman"/>
-          <w:b/>
-          <w:bCs/>
-          <w:sz w:val="28"/>
-          <w:szCs w:val="28"/>
-        </w:rPr>
-        <w:t>2</w:t>
-      </w:r>
-      <w:r>
-        <w:rPr>
-          <w:rFonts w:cs="Times New Roman"/>
-          <w:b/>
-          <w:bCs/>
-          <w:sz w:val="28"/>
-          <w:szCs w:val="28"/>
-        </w:rPr>
-        <w:t>. Xây dựng giao diện sản phẩm</w:t>
-      </w:r>
-    </w:p>
-    <w:p>
-      <w:pPr>
-        <w:spacing w:line="360" w:lineRule="auto"/>
-        <w:ind w:firstLine="567"/>
-        <w:jc w:val="both"/>
+          <w:color w:val="F4B083" w:themeColor="accent2" w:themeTint="99"/>
+          <w:szCs w:val="26"/>
+        </w:rPr>
+        <w:t>(</w:t>
+      </w:r>
+      <w:r>
         <w:rPr>
           <w:rFonts w:cs="Times New Roman"/>
           <w:b/>
@@ -4747,18 +6695,14 @@
           <w:color w:val="00B050"/>
           <w:szCs w:val="26"/>
         </w:rPr>
-      </w:pPr>
-      <w:r>
-        <w:rPr>
-          <w:rFonts w:cs="Times New Roman"/>
-          <w:b/>
-          <w:bCs/>
-          <w:color w:val="F4B083" w:themeColor="accent2" w:themeTint="99"/>
-          <w:szCs w:val="26"/>
-        </w:rPr>
-        <w:t>(</w:t>
-      </w:r>
-      <w:r>
+        <w:t>Phần Xây dựng giao diện cho các chức năng trong hệ thống tùy theo mỗi đề tài sẽ mà phân ra từng mục nhỏ khác nhau theo tác nhân hệ thống)</w:t>
+      </w:r>
+    </w:p>
+    <w:p>
+      <w:pPr>
+        <w:spacing w:line="360" w:lineRule="auto"/>
+        <w:ind w:firstLine="567"/>
+        <w:jc w:val="both"/>
         <w:rPr>
           <w:rFonts w:cs="Times New Roman"/>
           <w:b/>
@@ -4766,14 +6710,8 @@
           <w:color w:val="00B050"/>
           <w:szCs w:val="26"/>
         </w:rPr>
-        <w:t>Phần Xây dựng giao diện cho các chức năng trong hệ thống tùy theo mỗi đề tài sẽ mà phân ra từng mục nhỏ khác nhau theo tác nhân hệ thống)</w:t>
-      </w:r>
-    </w:p>
-    <w:p>
-      <w:pPr>
-        <w:spacing w:line="360" w:lineRule="auto"/>
-        <w:ind w:firstLine="567"/>
-        <w:jc w:val="both"/>
+      </w:pPr>
+      <w:r>
         <w:rPr>
           <w:rFonts w:cs="Times New Roman"/>
           <w:b/>
@@ -4781,8 +6719,14 @@
           <w:color w:val="00B050"/>
           <w:szCs w:val="26"/>
         </w:rPr>
-      </w:pPr>
-      <w:r>
+        <w:t>Lưu ý cách trình bày trong phần trình bày thiết kế giao diện:</w:t>
+      </w:r>
+    </w:p>
+    <w:p>
+      <w:pPr>
+        <w:spacing w:line="360" w:lineRule="auto"/>
+        <w:ind w:firstLine="567"/>
+        <w:jc w:val="both"/>
         <w:rPr>
           <w:rFonts w:cs="Times New Roman"/>
           <w:b/>
@@ -4790,14 +6734,8 @@
           <w:color w:val="00B050"/>
           <w:szCs w:val="26"/>
         </w:rPr>
-        <w:t>Lưu ý cách trình bày trong phần trình bày thiết kế giao diện:</w:t>
-      </w:r>
-    </w:p>
-    <w:p>
-      <w:pPr>
-        <w:spacing w:line="360" w:lineRule="auto"/>
-        <w:ind w:firstLine="567"/>
-        <w:jc w:val="both"/>
+      </w:pPr>
+      <w:r>
         <w:rPr>
           <w:rFonts w:cs="Times New Roman"/>
           <w:b/>
@@ -4805,8 +6743,14 @@
           <w:color w:val="00B050"/>
           <w:szCs w:val="26"/>
         </w:rPr>
-      </w:pPr>
-      <w:r>
+        <w:t>Phải có tên chức năng của giao diện</w:t>
+      </w:r>
+    </w:p>
+    <w:p>
+      <w:pPr>
+        <w:spacing w:line="360" w:lineRule="auto"/>
+        <w:ind w:firstLine="567"/>
+        <w:jc w:val="both"/>
         <w:rPr>
           <w:rFonts w:cs="Times New Roman"/>
           <w:b/>
@@ -4814,14 +6758,8 @@
           <w:color w:val="00B050"/>
           <w:szCs w:val="26"/>
         </w:rPr>
-        <w:t>Phải có tên chức năng của giao diện</w:t>
-      </w:r>
-    </w:p>
-    <w:p>
-      <w:pPr>
-        <w:spacing w:line="360" w:lineRule="auto"/>
-        <w:ind w:firstLine="567"/>
-        <w:jc w:val="both"/>
+      </w:pPr>
+      <w:r>
         <w:rPr>
           <w:rFonts w:cs="Times New Roman"/>
           <w:b/>
@@ -4829,8 +6767,14 @@
           <w:color w:val="00B050"/>
           <w:szCs w:val="26"/>
         </w:rPr>
-      </w:pPr>
-      <w:r>
+        <w:t>Chức năng giúp người dùng thực hiện công việc gì, giải thích chức năng giao diện</w:t>
+      </w:r>
+    </w:p>
+    <w:p>
+      <w:pPr>
+        <w:spacing w:line="360" w:lineRule="auto"/>
+        <w:ind w:firstLine="567"/>
+        <w:jc w:val="both"/>
         <w:rPr>
           <w:rFonts w:cs="Times New Roman"/>
           <w:b/>
@@ -4838,14 +6782,8 @@
           <w:color w:val="00B050"/>
           <w:szCs w:val="26"/>
         </w:rPr>
-        <w:t>Chức năng giúp người dùng thực hiện công việc gì, giải thích chức năng giao diện</w:t>
-      </w:r>
-    </w:p>
-    <w:p>
-      <w:pPr>
-        <w:spacing w:line="360" w:lineRule="auto"/>
-        <w:ind w:firstLine="567"/>
-        <w:jc w:val="both"/>
+      </w:pPr>
+      <w:r>
         <w:rPr>
           <w:rFonts w:cs="Times New Roman"/>
           <w:b/>
@@ -4853,15 +6791,6 @@
           <w:color w:val="00B050"/>
           <w:szCs w:val="26"/>
         </w:rPr>
-      </w:pPr>
-      <w:r>
-        <w:rPr>
-          <w:rFonts w:cs="Times New Roman"/>
-          <w:b/>
-          <w:bCs/>
-          <w:color w:val="00B050"/>
-          <w:szCs w:val="26"/>
-        </w:rPr>
         <w:t>Đặt tên hình cho chức năng, để làm danh mục hình, đặt đúng cứu pháp theo quy định.</w:t>
       </w:r>
     </w:p>
@@ -4882,27 +6811,37 @@
           <w:sz w:val="28"/>
           <w:szCs w:val="28"/>
         </w:rPr>
-        <w:t>3.2.1 …..</w:t>
-      </w:r>
-    </w:p>
-    <w:p>
-      <w:pPr>
-        <w:spacing w:line="360" w:lineRule="auto"/>
+        <w:t xml:space="preserve">3.2.1 </w:t>
+      </w:r>
+      <w:proofErr w:type="gramStart"/>
+      <w:r>
         <w:rPr>
           <w:rFonts w:cs="Times New Roman"/>
           <w:b/>
           <w:sz w:val="28"/>
           <w:szCs w:val="28"/>
         </w:rPr>
-      </w:pPr>
-      <w:r>
+        <w:t>…..</w:t>
+      </w:r>
+      <w:proofErr w:type="gramEnd"/>
+    </w:p>
+    <w:p>
+      <w:pPr>
+        <w:spacing w:line="360" w:lineRule="auto"/>
         <w:rPr>
           <w:rFonts w:cs="Times New Roman"/>
           <w:b/>
           <w:sz w:val="28"/>
           <w:szCs w:val="28"/>
         </w:rPr>
-        <w:lastRenderedPageBreak/>
+      </w:pPr>
+      <w:r>
+        <w:rPr>
+          <w:rFonts w:cs="Times New Roman"/>
+          <w:b/>
+          <w:sz w:val="28"/>
+          <w:szCs w:val="28"/>
+        </w:rPr>
         <w:t>….</w:t>
       </w:r>
     </w:p>
@@ -5547,7 +7486,7 @@
 </file>
 
 <file path=word/endnotes.xml><?xml version="1.0" encoding="utf-8"?>
-<w:endnotes xmlns:wpc="http://schemas.microsoft.com/office/word/2010/wordprocessingCanvas" xmlns:cx="http://schemas.microsoft.com/office/drawing/2014/chartex" xmlns:cx1="http://schemas.microsoft.com/office/drawing/2015/9/8/chartex" xmlns:cx2="http://schemas.microsoft.com/office/drawing/2015/10/21/chartex" xmlns:cx3="http://schemas.microsoft.com/office/drawing/2016/5/9/chartex" xmlns:cx4="http://schemas.microsoft.com/office/drawing/2016/5/10/chartex" xmlns:cx5="http://schemas.microsoft.com/office/drawing/2016/5/11/chartex" xmlns:cx6="http://schemas.microsoft.com/office/drawing/2016/5/12/chartex" xmlns:cx7="http://schemas.microsoft.com/office/drawing/2016/5/13/chartex" xmlns:cx8="http://schemas.microsoft.com/office/drawing/2016/5/14/chartex" xmlns:mc="http://schemas.openxmlformats.org/markup-compatibility/2006" xmlns:aink="http://schemas.microsoft.com/office/drawing/2016/ink" xmlns:am3d="http://schemas.microsoft.com/office/drawing/2017/model3d" xmlns:o="urn:schemas-microsoft-com:office:office" xmlns:oel="http://schemas.microsoft.com/office/2019/extlst" xmlns:r="http://schemas.openxmlformats.org/officeDocument/2006/relationships" xmlns:m="http://schemas.openxmlformats.org/officeDocument/2006/math" xmlns:v="urn:schemas-microsoft-com:vml" xmlns:wp14="http://schemas.microsoft.com/office/word/2010/wordprocessingDrawing" xmlns:wp="http://schemas.openxmlformats.org/drawingml/2006/wordprocessingDrawing" xmlns:w10="urn:schemas-microsoft-com:office:word" xmlns:w="http://schemas.openxmlformats.org/wordprocessingml/2006/main" xmlns:w14="http://schemas.microsoft.com/office/word/2010/wordml" xmlns:w15="http://schemas.microsoft.com/office/word/2012/wordml" xmlns:w16cex="http://schemas.microsoft.com/office/word/2018/wordml/cex" xmlns:w16cid="http://schemas.microsoft.com/office/word/2016/wordml/cid" xmlns:w16="http://schemas.microsoft.com/office/word/2018/wordml" xmlns:w16du="http://schemas.microsoft.com/office/word/2023/wordml/word16du" xmlns:w16sdtdh="http://schemas.microsoft.com/office/word/2020/wordml/sdtdatahash" xmlns:w16sdtfl="http://schemas.microsoft.com/office/word/2024/wordml/sdtformatlock" xmlns:w16se="http://schemas.microsoft.com/office/word/2015/wordml/symex" xmlns:wpg="http://schemas.microsoft.com/office/word/2010/wordprocessingGroup" xmlns:wpi="http://schemas.microsoft.com/office/word/2010/wordprocessingInk" xmlns:wne="http://schemas.microsoft.com/office/word/2006/wordml" xmlns:wps="http://schemas.microsoft.com/office/word/2010/wordprocessingShape" mc:Ignorable="w14 w15 w16se w16cid w16 w16cex w16sdtdh w16sdtfl w16du wp14">
+<w:endnotes xmlns:wpc="http://schemas.microsoft.com/office/word/2010/wordprocessingCanvas" xmlns:cx="http://schemas.microsoft.com/office/drawing/2014/chartex" xmlns:cx1="http://schemas.microsoft.com/office/drawing/2015/9/8/chartex" xmlns:cx2="http://schemas.microsoft.com/office/drawing/2015/10/21/chartex" xmlns:cx3="http://schemas.microsoft.com/office/drawing/2016/5/9/chartex" xmlns:cx4="http://schemas.microsoft.com/office/drawing/2016/5/10/chartex" xmlns:cx5="http://schemas.microsoft.com/office/drawing/2016/5/11/chartex" xmlns:cx6="http://schemas.microsoft.com/office/drawing/2016/5/12/chartex" xmlns:cx7="http://schemas.microsoft.com/office/drawing/2016/5/13/chartex" xmlns:cx8="http://schemas.microsoft.com/office/drawing/2016/5/14/chartex" xmlns:mc="http://schemas.openxmlformats.org/markup-compatibility/2006" xmlns:aink="http://schemas.microsoft.com/office/drawing/2016/ink" xmlns:am3d="http://schemas.microsoft.com/office/drawing/2017/model3d" xmlns:o="urn:schemas-microsoft-com:office:office" xmlns:r="http://schemas.openxmlformats.org/officeDocument/2006/relationships" xmlns:m="http://schemas.openxmlformats.org/officeDocument/2006/math" xmlns:v="urn:schemas-microsoft-com:vml" xmlns:wp14="http://schemas.microsoft.com/office/word/2010/wordprocessingDrawing" xmlns:wp="http://schemas.openxmlformats.org/drawingml/2006/wordprocessingDrawing" xmlns:w10="urn:schemas-microsoft-com:office:word" xmlns:w="http://schemas.openxmlformats.org/wordprocessingml/2006/main" xmlns:w14="http://schemas.microsoft.com/office/word/2010/wordml" xmlns:w15="http://schemas.microsoft.com/office/word/2012/wordml" xmlns:w16cex="http://schemas.microsoft.com/office/word/2018/wordml/cex" xmlns:w16cid="http://schemas.microsoft.com/office/word/2016/wordml/cid" xmlns:w16="http://schemas.microsoft.com/office/word/2018/wordml" xmlns:w16sdtdh="http://schemas.microsoft.com/office/word/2020/wordml/sdtdatahash" xmlns:w16se="http://schemas.microsoft.com/office/word/2015/wordml/symex" xmlns:wpg="http://schemas.microsoft.com/office/word/2010/wordprocessingGroup" xmlns:wpi="http://schemas.microsoft.com/office/word/2010/wordprocessingInk" xmlns:wne="http://schemas.microsoft.com/office/word/2006/wordml" xmlns:wps="http://schemas.microsoft.com/office/word/2010/wordprocessingShape" mc:Ignorable="w14 w15 w16se w16cid w16 w16cex w16sdtdh wp14">
   <w:endnote w:type="separator" w:id="-1">
     <w:p>
       <w:pPr>
@@ -5572,17 +7511,7 @@
 </file>
 
 <file path=word/footer1.xml><?xml version="1.0" encoding="utf-8"?>
-<w:ftr xmlns:wpc="http://schemas.microsoft.com/office/word/2010/wordprocessingCanvas" xmlns:cx="http://schemas.microsoft.com/office/drawing/2014/chartex" xmlns:cx1="http://schemas.microsoft.com/office/drawing/2015/9/8/chartex" xmlns:cx2="http://schemas.microsoft.com/office/drawing/2015/10/21/chartex" xmlns:cx3="http://schemas.microsoft.com/office/drawing/2016/5/9/chartex" xmlns:cx4="http://schemas.microsoft.com/office/drawing/2016/5/10/chartex" xmlns:cx5="http://schemas.microsoft.com/office/drawing/2016/5/11/chartex" xmlns:cx6="http://schemas.microsoft.com/office/drawing/2016/5/12/chartex" xmlns:cx7="http://schemas.microsoft.com/office/drawing/2016/5/13/chartex" xmlns:cx8="http://schemas.microsoft.com/office/drawing/2016/5/14/chartex" xmlns:mc="http://schemas.openxmlformats.org/markup-compatibility/2006" xmlns:aink="http://schemas.microsoft.com/office/drawing/2016/ink" xmlns:am3d="http://schemas.microsoft.com/office/drawing/2017/model3d" xmlns:o="urn:schemas-microsoft-com:office:office" xmlns:oel="http://schemas.microsoft.com/office/2019/extlst" xmlns:r="http://schemas.openxmlformats.org/officeDocument/2006/relationships" xmlns:m="http://schemas.openxmlformats.org/officeDocument/2006/math" xmlns:v="urn:schemas-microsoft-com:vml" xmlns:wp14="http://schemas.microsoft.com/office/word/2010/wordprocessingDrawing" xmlns:wp="http://schemas.openxmlformats.org/drawingml/2006/wordprocessingDrawing" xmlns:w10="urn:schemas-microsoft-com:office:word" xmlns:w="http://schemas.openxmlformats.org/wordprocessingml/2006/main" xmlns:w14="http://schemas.microsoft.com/office/word/2010/wordml" xmlns:w15="http://schemas.microsoft.com/office/word/2012/wordml" xmlns:w16cex="http://schemas.microsoft.com/office/word/2018/wordml/cex" xmlns:w16cid="http://schemas.microsoft.com/office/word/2016/wordml/cid" xmlns:w16="http://schemas.microsoft.com/office/word/2018/wordml" xmlns:w16du="http://schemas.microsoft.com/office/word/2023/wordml/word16du" xmlns:w16sdtdh="http://schemas.microsoft.com/office/word/2020/wordml/sdtdatahash" xmlns:w16sdtfl="http://schemas.microsoft.com/office/word/2024/wordml/sdtformatlock" xmlns:w16se="http://schemas.microsoft.com/office/word/2015/wordml/symex" xmlns:wpg="http://schemas.microsoft.com/office/word/2010/wordprocessingGroup" xmlns:wpi="http://schemas.microsoft.com/office/word/2010/wordprocessingInk" xmlns:wne="http://schemas.microsoft.com/office/word/2006/wordml" xmlns:wps="http://schemas.microsoft.com/office/word/2010/wordprocessingShape" mc:Ignorable="w14 w15 w16se w16cid w16 w16cex w16sdtdh w16sdtfl w16du wp14">
-  <w:p>
-    <w:pPr>
-      <w:pStyle w:val="Footer"/>
-    </w:pPr>
-  </w:p>
-</w:ftr>
-</file>
-
-<file path=word/footer2.xml><?xml version="1.0" encoding="utf-8"?>
-<w:ftr xmlns:wpc="http://schemas.microsoft.com/office/word/2010/wordprocessingCanvas" xmlns:cx="http://schemas.microsoft.com/office/drawing/2014/chartex" xmlns:cx1="http://schemas.microsoft.com/office/drawing/2015/9/8/chartex" xmlns:cx2="http://schemas.microsoft.com/office/drawing/2015/10/21/chartex" xmlns:cx3="http://schemas.microsoft.com/office/drawing/2016/5/9/chartex" xmlns:cx4="http://schemas.microsoft.com/office/drawing/2016/5/10/chartex" xmlns:cx5="http://schemas.microsoft.com/office/drawing/2016/5/11/chartex" xmlns:cx6="http://schemas.microsoft.com/office/drawing/2016/5/12/chartex" xmlns:cx7="http://schemas.microsoft.com/office/drawing/2016/5/13/chartex" xmlns:cx8="http://schemas.microsoft.com/office/drawing/2016/5/14/chartex" xmlns:mc="http://schemas.openxmlformats.org/markup-compatibility/2006" xmlns:aink="http://schemas.microsoft.com/office/drawing/2016/ink" xmlns:am3d="http://schemas.microsoft.com/office/drawing/2017/model3d" xmlns:o="urn:schemas-microsoft-com:office:office" xmlns:oel="http://schemas.microsoft.com/office/2019/extlst" xmlns:r="http://schemas.openxmlformats.org/officeDocument/2006/relationships" xmlns:m="http://schemas.openxmlformats.org/officeDocument/2006/math" xmlns:v="urn:schemas-microsoft-com:vml" xmlns:wp14="http://schemas.microsoft.com/office/word/2010/wordprocessingDrawing" xmlns:wp="http://schemas.openxmlformats.org/drawingml/2006/wordprocessingDrawing" xmlns:w10="urn:schemas-microsoft-com:office:word" xmlns:w="http://schemas.openxmlformats.org/wordprocessingml/2006/main" xmlns:w14="http://schemas.microsoft.com/office/word/2010/wordml" xmlns:w15="http://schemas.microsoft.com/office/word/2012/wordml" xmlns:w16cex="http://schemas.microsoft.com/office/word/2018/wordml/cex" xmlns:w16cid="http://schemas.microsoft.com/office/word/2016/wordml/cid" xmlns:w16="http://schemas.microsoft.com/office/word/2018/wordml" xmlns:w16du="http://schemas.microsoft.com/office/word/2023/wordml/word16du" xmlns:w16sdtdh="http://schemas.microsoft.com/office/word/2020/wordml/sdtdatahash" xmlns:w16sdtfl="http://schemas.microsoft.com/office/word/2024/wordml/sdtformatlock" xmlns:w16se="http://schemas.microsoft.com/office/word/2015/wordml/symex" xmlns:wpg="http://schemas.microsoft.com/office/word/2010/wordprocessingGroup" xmlns:wpi="http://schemas.microsoft.com/office/word/2010/wordprocessingInk" xmlns:wne="http://schemas.microsoft.com/office/word/2006/wordml" xmlns:wps="http://schemas.microsoft.com/office/word/2010/wordprocessingShape" mc:Ignorable="w14 w15 w16se w16cid w16 w16cex w16sdtdh w16sdtfl w16du wp14">
+<w:ftr xmlns:wpc="http://schemas.microsoft.com/office/word/2010/wordprocessingCanvas" xmlns:cx="http://schemas.microsoft.com/office/drawing/2014/chartex" xmlns:cx1="http://schemas.microsoft.com/office/drawing/2015/9/8/chartex" xmlns:cx2="http://schemas.microsoft.com/office/drawing/2015/10/21/chartex" xmlns:cx3="http://schemas.microsoft.com/office/drawing/2016/5/9/chartex" xmlns:cx4="http://schemas.microsoft.com/office/drawing/2016/5/10/chartex" xmlns:cx5="http://schemas.microsoft.com/office/drawing/2016/5/11/chartex" xmlns:cx6="http://schemas.microsoft.com/office/drawing/2016/5/12/chartex" xmlns:cx7="http://schemas.microsoft.com/office/drawing/2016/5/13/chartex" xmlns:cx8="http://schemas.microsoft.com/office/drawing/2016/5/14/chartex" xmlns:mc="http://schemas.openxmlformats.org/markup-compatibility/2006" xmlns:aink="http://schemas.microsoft.com/office/drawing/2016/ink" xmlns:am3d="http://schemas.microsoft.com/office/drawing/2017/model3d" xmlns:o="urn:schemas-microsoft-com:office:office" xmlns:r="http://schemas.openxmlformats.org/officeDocument/2006/relationships" xmlns:m="http://schemas.openxmlformats.org/officeDocument/2006/math" xmlns:v="urn:schemas-microsoft-com:vml" xmlns:wp14="http://schemas.microsoft.com/office/word/2010/wordprocessingDrawing" xmlns:wp="http://schemas.openxmlformats.org/drawingml/2006/wordprocessingDrawing" xmlns:w10="urn:schemas-microsoft-com:office:word" xmlns:w="http://schemas.openxmlformats.org/wordprocessingml/2006/main" xmlns:w14="http://schemas.microsoft.com/office/word/2010/wordml" xmlns:w15="http://schemas.microsoft.com/office/word/2012/wordml" xmlns:w16cex="http://schemas.microsoft.com/office/word/2018/wordml/cex" xmlns:w16cid="http://schemas.microsoft.com/office/word/2016/wordml/cid" xmlns:w16="http://schemas.microsoft.com/office/word/2018/wordml" xmlns:w16sdtdh="http://schemas.microsoft.com/office/word/2020/wordml/sdtdatahash" xmlns:w16se="http://schemas.microsoft.com/office/word/2015/wordml/symex" xmlns:wpg="http://schemas.microsoft.com/office/word/2010/wordprocessingGroup" xmlns:wpi="http://schemas.microsoft.com/office/word/2010/wordprocessingInk" xmlns:wne="http://schemas.microsoft.com/office/word/2006/wordml" xmlns:wps="http://schemas.microsoft.com/office/word/2010/wordprocessingShape" mc:Ignorable="w14 w15 w16se w16cid w16 w16cex w16sdtdh wp14">
   <w:sdt>
     <w:sdtPr>
       <w:id w:val="1742907731"/>
@@ -5635,7 +7564,7 @@
 </file>
 
 <file path=word/footnotes.xml><?xml version="1.0" encoding="utf-8"?>
-<w:footnotes xmlns:wpc="http://schemas.microsoft.com/office/word/2010/wordprocessingCanvas" xmlns:cx="http://schemas.microsoft.com/office/drawing/2014/chartex" xmlns:cx1="http://schemas.microsoft.com/office/drawing/2015/9/8/chartex" xmlns:cx2="http://schemas.microsoft.com/office/drawing/2015/10/21/chartex" xmlns:cx3="http://schemas.microsoft.com/office/drawing/2016/5/9/chartex" xmlns:cx4="http://schemas.microsoft.com/office/drawing/2016/5/10/chartex" xmlns:cx5="http://schemas.microsoft.com/office/drawing/2016/5/11/chartex" xmlns:cx6="http://schemas.microsoft.com/office/drawing/2016/5/12/chartex" xmlns:cx7="http://schemas.microsoft.com/office/drawing/2016/5/13/chartex" xmlns:cx8="http://schemas.microsoft.com/office/drawing/2016/5/14/chartex" xmlns:mc="http://schemas.openxmlformats.org/markup-compatibility/2006" xmlns:aink="http://schemas.microsoft.com/office/drawing/2016/ink" xmlns:am3d="http://schemas.microsoft.com/office/drawing/2017/model3d" xmlns:o="urn:schemas-microsoft-com:office:office" xmlns:oel="http://schemas.microsoft.com/office/2019/extlst" xmlns:r="http://schemas.openxmlformats.org/officeDocument/2006/relationships" xmlns:m="http://schemas.openxmlformats.org/officeDocument/2006/math" xmlns:v="urn:schemas-microsoft-com:vml" xmlns:wp14="http://schemas.microsoft.com/office/word/2010/wordprocessingDrawing" xmlns:wp="http://schemas.openxmlformats.org/drawingml/2006/wordprocessingDrawing" xmlns:w10="urn:schemas-microsoft-com:office:word" xmlns:w="http://schemas.openxmlformats.org/wordprocessingml/2006/main" xmlns:w14="http://schemas.microsoft.com/office/word/2010/wordml" xmlns:w15="http://schemas.microsoft.com/office/word/2012/wordml" xmlns:w16cex="http://schemas.microsoft.com/office/word/2018/wordml/cex" xmlns:w16cid="http://schemas.microsoft.com/office/word/2016/wordml/cid" xmlns:w16="http://schemas.microsoft.com/office/word/2018/wordml" xmlns:w16du="http://schemas.microsoft.com/office/word/2023/wordml/word16du" xmlns:w16sdtdh="http://schemas.microsoft.com/office/word/2020/wordml/sdtdatahash" xmlns:w16sdtfl="http://schemas.microsoft.com/office/word/2024/wordml/sdtformatlock" xmlns:w16se="http://schemas.microsoft.com/office/word/2015/wordml/symex" xmlns:wpg="http://schemas.microsoft.com/office/word/2010/wordprocessingGroup" xmlns:wpi="http://schemas.microsoft.com/office/word/2010/wordprocessingInk" xmlns:wne="http://schemas.microsoft.com/office/word/2006/wordml" xmlns:wps="http://schemas.microsoft.com/office/word/2010/wordprocessingShape" mc:Ignorable="w14 w15 w16se w16cid w16 w16cex w16sdtdh w16sdtfl w16du wp14">
+<w:footnotes xmlns:wpc="http://schemas.microsoft.com/office/word/2010/wordprocessingCanvas" xmlns:cx="http://schemas.microsoft.com/office/drawing/2014/chartex" xmlns:cx1="http://schemas.microsoft.com/office/drawing/2015/9/8/chartex" xmlns:cx2="http://schemas.microsoft.com/office/drawing/2015/10/21/chartex" xmlns:cx3="http://schemas.microsoft.com/office/drawing/2016/5/9/chartex" xmlns:cx4="http://schemas.microsoft.com/office/drawing/2016/5/10/chartex" xmlns:cx5="http://schemas.microsoft.com/office/drawing/2016/5/11/chartex" xmlns:cx6="http://schemas.microsoft.com/office/drawing/2016/5/12/chartex" xmlns:cx7="http://schemas.microsoft.com/office/drawing/2016/5/13/chartex" xmlns:cx8="http://schemas.microsoft.com/office/drawing/2016/5/14/chartex" xmlns:mc="http://schemas.openxmlformats.org/markup-compatibility/2006" xmlns:aink="http://schemas.microsoft.com/office/drawing/2016/ink" xmlns:am3d="http://schemas.microsoft.com/office/drawing/2017/model3d" xmlns:o="urn:schemas-microsoft-com:office:office" xmlns:r="http://schemas.openxmlformats.org/officeDocument/2006/relationships" xmlns:m="http://schemas.openxmlformats.org/officeDocument/2006/math" xmlns:v="urn:schemas-microsoft-com:vml" xmlns:wp14="http://schemas.microsoft.com/office/word/2010/wordprocessingDrawing" xmlns:wp="http://schemas.openxmlformats.org/drawingml/2006/wordprocessingDrawing" xmlns:w10="urn:schemas-microsoft-com:office:word" xmlns:w="http://schemas.openxmlformats.org/wordprocessingml/2006/main" xmlns:w14="http://schemas.microsoft.com/office/word/2010/wordml" xmlns:w15="http://schemas.microsoft.com/office/word/2012/wordml" xmlns:w16cex="http://schemas.microsoft.com/office/word/2018/wordml/cex" xmlns:w16cid="http://schemas.microsoft.com/office/word/2016/wordml/cid" xmlns:w16="http://schemas.microsoft.com/office/word/2018/wordml" xmlns:w16sdtdh="http://schemas.microsoft.com/office/word/2020/wordml/sdtdatahash" xmlns:w16se="http://schemas.microsoft.com/office/word/2015/wordml/symex" xmlns:wpg="http://schemas.microsoft.com/office/word/2010/wordprocessingGroup" xmlns:wpi="http://schemas.microsoft.com/office/word/2010/wordprocessingInk" xmlns:wne="http://schemas.microsoft.com/office/word/2006/wordml" xmlns:wps="http://schemas.microsoft.com/office/word/2010/wordprocessingShape" mc:Ignorable="w14 w15 w16se w16cid w16 w16cex w16sdtdh wp14">
   <w:footnote w:type="separator" w:id="-1">
     <w:p>
       <w:pPr>
@@ -5660,7 +7589,7 @@
 </file>
 
 <file path=word/numbering.xml><?xml version="1.0" encoding="utf-8"?>
-<w:numbering xmlns:wpc="http://schemas.microsoft.com/office/word/2010/wordprocessingCanvas" xmlns:cx="http://schemas.microsoft.com/office/drawing/2014/chartex" xmlns:cx1="http://schemas.microsoft.com/office/drawing/2015/9/8/chartex" xmlns:cx2="http://schemas.microsoft.com/office/drawing/2015/10/21/chartex" xmlns:cx3="http://schemas.microsoft.com/office/drawing/2016/5/9/chartex" xmlns:cx4="http://schemas.microsoft.com/office/drawing/2016/5/10/chartex" xmlns:cx5="http://schemas.microsoft.com/office/drawing/2016/5/11/chartex" xmlns:cx6="http://schemas.microsoft.com/office/drawing/2016/5/12/chartex" xmlns:cx7="http://schemas.microsoft.com/office/drawing/2016/5/13/chartex" xmlns:cx8="http://schemas.microsoft.com/office/drawing/2016/5/14/chartex" xmlns:mc="http://schemas.openxmlformats.org/markup-compatibility/2006" xmlns:aink="http://schemas.microsoft.com/office/drawing/2016/ink" xmlns:am3d="http://schemas.microsoft.com/office/drawing/2017/model3d" xmlns:o="urn:schemas-microsoft-com:office:office" xmlns:oel="http://schemas.microsoft.com/office/2019/extlst" xmlns:r="http://schemas.openxmlformats.org/officeDocument/2006/relationships" xmlns:m="http://schemas.openxmlformats.org/officeDocument/2006/math" xmlns:v="urn:schemas-microsoft-com:vml" xmlns:wp14="http://schemas.microsoft.com/office/word/2010/wordprocessingDrawing" xmlns:wp="http://schemas.openxmlformats.org/drawingml/2006/wordprocessingDrawing" xmlns:w10="urn:schemas-microsoft-com:office:word" xmlns:w="http://schemas.openxmlformats.org/wordprocessingml/2006/main" xmlns:w14="http://schemas.microsoft.com/office/word/2010/wordml" xmlns:w15="http://schemas.microsoft.com/office/word/2012/wordml" xmlns:w16cex="http://schemas.microsoft.com/office/word/2018/wordml/cex" xmlns:w16cid="http://schemas.microsoft.com/office/word/2016/wordml/cid" xmlns:w16="http://schemas.microsoft.com/office/word/2018/wordml" xmlns:w16du="http://schemas.microsoft.com/office/word/2023/wordml/word16du" xmlns:w16sdtdh="http://schemas.microsoft.com/office/word/2020/wordml/sdtdatahash" xmlns:w16sdtfl="http://schemas.microsoft.com/office/word/2024/wordml/sdtformatlock" xmlns:w16se="http://schemas.microsoft.com/office/word/2015/wordml/symex" xmlns:wpg="http://schemas.microsoft.com/office/word/2010/wordprocessingGroup" xmlns:wpi="http://schemas.microsoft.com/office/word/2010/wordprocessingInk" xmlns:wne="http://schemas.microsoft.com/office/word/2006/wordml" xmlns:wps="http://schemas.microsoft.com/office/word/2010/wordprocessingShape" mc:Ignorable="w14 w15 w16se w16cid w16 w16cex w16sdtdh w16sdtfl w16du wp14">
+<w:numbering xmlns:wpc="http://schemas.microsoft.com/office/word/2010/wordprocessingCanvas" xmlns:cx="http://schemas.microsoft.com/office/drawing/2014/chartex" xmlns:cx1="http://schemas.microsoft.com/office/drawing/2015/9/8/chartex" xmlns:cx2="http://schemas.microsoft.com/office/drawing/2015/10/21/chartex" xmlns:cx3="http://schemas.microsoft.com/office/drawing/2016/5/9/chartex" xmlns:cx4="http://schemas.microsoft.com/office/drawing/2016/5/10/chartex" xmlns:cx5="http://schemas.microsoft.com/office/drawing/2016/5/11/chartex" xmlns:cx6="http://schemas.microsoft.com/office/drawing/2016/5/12/chartex" xmlns:cx7="http://schemas.microsoft.com/office/drawing/2016/5/13/chartex" xmlns:cx8="http://schemas.microsoft.com/office/drawing/2016/5/14/chartex" xmlns:mc="http://schemas.openxmlformats.org/markup-compatibility/2006" xmlns:aink="http://schemas.microsoft.com/office/drawing/2016/ink" xmlns:am3d="http://schemas.microsoft.com/office/drawing/2017/model3d" xmlns:o="urn:schemas-microsoft-com:office:office" xmlns:r="http://schemas.openxmlformats.org/officeDocument/2006/relationships" xmlns:m="http://schemas.openxmlformats.org/officeDocument/2006/math" xmlns:v="urn:schemas-microsoft-com:vml" xmlns:wp14="http://schemas.microsoft.com/office/word/2010/wordprocessingDrawing" xmlns:wp="http://schemas.openxmlformats.org/drawingml/2006/wordprocessingDrawing" xmlns:w10="urn:schemas-microsoft-com:office:word" xmlns:w="http://schemas.openxmlformats.org/wordprocessingml/2006/main" xmlns:w14="http://schemas.microsoft.com/office/word/2010/wordml" xmlns:w15="http://schemas.microsoft.com/office/word/2012/wordml" xmlns:w16cex="http://schemas.microsoft.com/office/word/2018/wordml/cex" xmlns:w16cid="http://schemas.microsoft.com/office/word/2016/wordml/cid" xmlns:w16="http://schemas.microsoft.com/office/word/2018/wordml" xmlns:w16sdtdh="http://schemas.microsoft.com/office/word/2020/wordml/sdtdatahash" xmlns:w16se="http://schemas.microsoft.com/office/word/2015/wordml/symex" xmlns:wpg="http://schemas.microsoft.com/office/word/2010/wordprocessingGroup" xmlns:wpi="http://schemas.microsoft.com/office/word/2010/wordprocessingInk" xmlns:wne="http://schemas.microsoft.com/office/word/2006/wordml" xmlns:wps="http://schemas.microsoft.com/office/word/2010/wordprocessingShape" mc:Ignorable="w14 w15 w16se w16cid w16 w16cex w16sdtdh wp14">
   <w:abstractNum w:abstractNumId="0" w15:restartNumberingAfterBreak="0">
     <w:nsid w:val="0DB80280"/>
     <w:multiLevelType w:val="multilevel"/>
@@ -6109,6 +8038,155 @@
     </w:lvl>
   </w:abstractNum>
   <w:abstractNum w:abstractNumId="3" w15:restartNumberingAfterBreak="0">
+    <w:nsid w:val="3B2123B5"/>
+    <w:multiLevelType w:val="multilevel"/>
+    <w:tmpl w:val="3C0AD944"/>
+    <w:lvl w:ilvl="0">
+      <w:start w:val="1"/>
+      <w:numFmt w:val="bullet"/>
+      <w:lvlText w:val=""/>
+      <w:lvlJc w:val="left"/>
+      <w:pPr>
+        <w:tabs>
+          <w:tab w:val="num" w:pos="720"/>
+        </w:tabs>
+        <w:ind w:left="720" w:hanging="360"/>
+      </w:pPr>
+      <w:rPr>
+        <w:rFonts w:ascii="Symbol" w:hAnsi="Symbol" w:hint="default"/>
+        <w:sz w:val="20"/>
+      </w:rPr>
+    </w:lvl>
+    <w:lvl w:ilvl="1">
+      <w:start w:val="1"/>
+      <w:numFmt w:val="bullet"/>
+      <w:lvlText w:val="o"/>
+      <w:lvlJc w:val="left"/>
+      <w:pPr>
+        <w:tabs>
+          <w:tab w:val="num" w:pos="1440"/>
+        </w:tabs>
+        <w:ind w:left="1440" w:hanging="360"/>
+      </w:pPr>
+      <w:rPr>
+        <w:rFonts w:ascii="Courier New" w:hAnsi="Courier New" w:hint="default"/>
+        <w:sz w:val="20"/>
+      </w:rPr>
+    </w:lvl>
+    <w:lvl w:ilvl="2" w:tentative="1">
+      <w:start w:val="1"/>
+      <w:numFmt w:val="bullet"/>
+      <w:lvlText w:val=""/>
+      <w:lvlJc w:val="left"/>
+      <w:pPr>
+        <w:tabs>
+          <w:tab w:val="num" w:pos="2160"/>
+        </w:tabs>
+        <w:ind w:left="2160" w:hanging="360"/>
+      </w:pPr>
+      <w:rPr>
+        <w:rFonts w:ascii="Wingdings" w:hAnsi="Wingdings" w:hint="default"/>
+        <w:sz w:val="20"/>
+      </w:rPr>
+    </w:lvl>
+    <w:lvl w:ilvl="3" w:tentative="1">
+      <w:start w:val="1"/>
+      <w:numFmt w:val="bullet"/>
+      <w:lvlText w:val=""/>
+      <w:lvlJc w:val="left"/>
+      <w:pPr>
+        <w:tabs>
+          <w:tab w:val="num" w:pos="2880"/>
+        </w:tabs>
+        <w:ind w:left="2880" w:hanging="360"/>
+      </w:pPr>
+      <w:rPr>
+        <w:rFonts w:ascii="Wingdings" w:hAnsi="Wingdings" w:hint="default"/>
+        <w:sz w:val="20"/>
+      </w:rPr>
+    </w:lvl>
+    <w:lvl w:ilvl="4" w:tentative="1">
+      <w:start w:val="1"/>
+      <w:numFmt w:val="bullet"/>
+      <w:lvlText w:val=""/>
+      <w:lvlJc w:val="left"/>
+      <w:pPr>
+        <w:tabs>
+          <w:tab w:val="num" w:pos="3600"/>
+        </w:tabs>
+        <w:ind w:left="3600" w:hanging="360"/>
+      </w:pPr>
+      <w:rPr>
+        <w:rFonts w:ascii="Wingdings" w:hAnsi="Wingdings" w:hint="default"/>
+        <w:sz w:val="20"/>
+      </w:rPr>
+    </w:lvl>
+    <w:lvl w:ilvl="5" w:tentative="1">
+      <w:start w:val="1"/>
+      <w:numFmt w:val="bullet"/>
+      <w:lvlText w:val=""/>
+      <w:lvlJc w:val="left"/>
+      <w:pPr>
+        <w:tabs>
+          <w:tab w:val="num" w:pos="4320"/>
+        </w:tabs>
+        <w:ind w:left="4320" w:hanging="360"/>
+      </w:pPr>
+      <w:rPr>
+        <w:rFonts w:ascii="Wingdings" w:hAnsi="Wingdings" w:hint="default"/>
+        <w:sz w:val="20"/>
+      </w:rPr>
+    </w:lvl>
+    <w:lvl w:ilvl="6" w:tentative="1">
+      <w:start w:val="1"/>
+      <w:numFmt w:val="bullet"/>
+      <w:lvlText w:val=""/>
+      <w:lvlJc w:val="left"/>
+      <w:pPr>
+        <w:tabs>
+          <w:tab w:val="num" w:pos="5040"/>
+        </w:tabs>
+        <w:ind w:left="5040" w:hanging="360"/>
+      </w:pPr>
+      <w:rPr>
+        <w:rFonts w:ascii="Wingdings" w:hAnsi="Wingdings" w:hint="default"/>
+        <w:sz w:val="20"/>
+      </w:rPr>
+    </w:lvl>
+    <w:lvl w:ilvl="7" w:tentative="1">
+      <w:start w:val="1"/>
+      <w:numFmt w:val="bullet"/>
+      <w:lvlText w:val=""/>
+      <w:lvlJc w:val="left"/>
+      <w:pPr>
+        <w:tabs>
+          <w:tab w:val="num" w:pos="5760"/>
+        </w:tabs>
+        <w:ind w:left="5760" w:hanging="360"/>
+      </w:pPr>
+      <w:rPr>
+        <w:rFonts w:ascii="Wingdings" w:hAnsi="Wingdings" w:hint="default"/>
+        <w:sz w:val="20"/>
+      </w:rPr>
+    </w:lvl>
+    <w:lvl w:ilvl="8" w:tentative="1">
+      <w:start w:val="1"/>
+      <w:numFmt w:val="bullet"/>
+      <w:lvlText w:val=""/>
+      <w:lvlJc w:val="left"/>
+      <w:pPr>
+        <w:tabs>
+          <w:tab w:val="num" w:pos="6480"/>
+        </w:tabs>
+        <w:ind w:left="6480" w:hanging="360"/>
+      </w:pPr>
+      <w:rPr>
+        <w:rFonts w:ascii="Wingdings" w:hAnsi="Wingdings" w:hint="default"/>
+        <w:sz w:val="20"/>
+      </w:rPr>
+    </w:lvl>
+  </w:abstractNum>
+  <w:abstractNum w:abstractNumId="4" w15:restartNumberingAfterBreak="0">
     <w:nsid w:val="409269A1"/>
     <w:multiLevelType w:val="hybridMultilevel"/>
     <w:tmpl w:val="6B46FE5E"/>
@@ -6221,7 +8299,7 @@
       </w:rPr>
     </w:lvl>
   </w:abstractNum>
-  <w:abstractNum w:abstractNumId="4" w15:restartNumberingAfterBreak="0">
+  <w:abstractNum w:abstractNumId="5" w15:restartNumberingAfterBreak="0">
     <w:nsid w:val="43BA08BA"/>
     <w:multiLevelType w:val="multilevel"/>
     <w:tmpl w:val="074ADDA4"/>
@@ -6370,7 +8448,7 @@
       </w:rPr>
     </w:lvl>
   </w:abstractNum>
-  <w:abstractNum w:abstractNumId="5" w15:restartNumberingAfterBreak="0">
+  <w:abstractNum w:abstractNumId="6" w15:restartNumberingAfterBreak="0">
     <w:nsid w:val="460748B7"/>
     <w:multiLevelType w:val="multilevel"/>
     <w:tmpl w:val="AC26A92E"/>
@@ -6519,7 +8597,7 @@
       </w:rPr>
     </w:lvl>
   </w:abstractNum>
-  <w:abstractNum w:abstractNumId="6" w15:restartNumberingAfterBreak="0">
+  <w:abstractNum w:abstractNumId="7" w15:restartNumberingAfterBreak="0">
     <w:nsid w:val="52C9242E"/>
     <w:multiLevelType w:val="multilevel"/>
     <w:tmpl w:val="7B027658"/>
@@ -6668,7 +8746,7 @@
       </w:rPr>
     </w:lvl>
   </w:abstractNum>
-  <w:abstractNum w:abstractNumId="7" w15:restartNumberingAfterBreak="0">
+  <w:abstractNum w:abstractNumId="8" w15:restartNumberingAfterBreak="0">
     <w:nsid w:val="7AC11426"/>
     <w:multiLevelType w:val="multilevel"/>
     <w:tmpl w:val="52FC04DE"/>
@@ -6817,35 +8895,38 @@
       </w:rPr>
     </w:lvl>
   </w:abstractNum>
-  <w:num w:numId="1" w16cid:durableId="358317299">
-    <w:abstractNumId w:val="3"/>
+  <w:num w:numId="1">
+    <w:abstractNumId w:val="4"/>
   </w:num>
-  <w:num w:numId="2" w16cid:durableId="1455713869">
+  <w:num w:numId="2">
     <w:abstractNumId w:val="1"/>
   </w:num>
-  <w:num w:numId="3" w16cid:durableId="1656881614">
+  <w:num w:numId="3">
+    <w:abstractNumId w:val="6"/>
+  </w:num>
+  <w:num w:numId="4">
     <w:abstractNumId w:val="5"/>
   </w:num>
-  <w:num w:numId="4" w16cid:durableId="990794571">
-    <w:abstractNumId w:val="4"/>
+  <w:num w:numId="5">
+    <w:abstractNumId w:val="7"/>
   </w:num>
-  <w:num w:numId="5" w16cid:durableId="1269585326">
-    <w:abstractNumId w:val="6"/>
-  </w:num>
-  <w:num w:numId="6" w16cid:durableId="1751004126">
+  <w:num w:numId="6">
     <w:abstractNumId w:val="2"/>
   </w:num>
-  <w:num w:numId="7" w16cid:durableId="1492090841">
+  <w:num w:numId="7">
     <w:abstractNumId w:val="0"/>
   </w:num>
-  <w:num w:numId="8" w16cid:durableId="44061666">
-    <w:abstractNumId w:val="7"/>
+  <w:num w:numId="8">
+    <w:abstractNumId w:val="8"/>
+  </w:num>
+  <w:num w:numId="9">
+    <w:abstractNumId w:val="3"/>
   </w:num>
 </w:numbering>
 </file>
 
 <file path=word/styles.xml><?xml version="1.0" encoding="utf-8"?>
-<w:styles xmlns:mc="http://schemas.openxmlformats.org/markup-compatibility/2006" xmlns:r="http://schemas.openxmlformats.org/officeDocument/2006/relationships" xmlns:w="http://schemas.openxmlformats.org/wordprocessingml/2006/main" xmlns:w14="http://schemas.microsoft.com/office/word/2010/wordml" xmlns:w15="http://schemas.microsoft.com/office/word/2012/wordml" xmlns:w16cex="http://schemas.microsoft.com/office/word/2018/wordml/cex" xmlns:w16cid="http://schemas.microsoft.com/office/word/2016/wordml/cid" xmlns:w16="http://schemas.microsoft.com/office/word/2018/wordml" xmlns:w16du="http://schemas.microsoft.com/office/word/2023/wordml/word16du" xmlns:w16sdtdh="http://schemas.microsoft.com/office/word/2020/wordml/sdtdatahash" xmlns:w16sdtfl="http://schemas.microsoft.com/office/word/2024/wordml/sdtformatlock" xmlns:w16se="http://schemas.microsoft.com/office/word/2015/wordml/symex" mc:Ignorable="w14 w15 w16se w16cid w16 w16cex w16sdtdh w16sdtfl w16du">
+<w:styles xmlns:mc="http://schemas.openxmlformats.org/markup-compatibility/2006" xmlns:r="http://schemas.openxmlformats.org/officeDocument/2006/relationships" xmlns:w="http://schemas.openxmlformats.org/wordprocessingml/2006/main" xmlns:w14="http://schemas.microsoft.com/office/word/2010/wordml" xmlns:w15="http://schemas.microsoft.com/office/word/2012/wordml" xmlns:w16cex="http://schemas.microsoft.com/office/word/2018/wordml/cex" xmlns:w16cid="http://schemas.microsoft.com/office/word/2016/wordml/cid" xmlns:w16="http://schemas.microsoft.com/office/word/2018/wordml" xmlns:w16sdtdh="http://schemas.microsoft.com/office/word/2020/wordml/sdtdatahash" xmlns:w16se="http://schemas.microsoft.com/office/word/2015/wordml/symex" mc:Ignorable="w14 w15 w16se w16cid w16 w16cex w16sdtdh">
   <w:docDefaults>
     <w:rPrDefault>
       <w:rPr>
@@ -7296,9 +9377,32 @@
       <w:szCs w:val="26"/>
     </w:rPr>
   </w:style>
+  <w:style w:type="paragraph" w:styleId="Heading3">
+    <w:name w:val="heading 3"/>
+    <w:basedOn w:val="Normal"/>
+    <w:next w:val="Normal"/>
+    <w:link w:val="Heading3Char"/>
+    <w:uiPriority w:val="9"/>
+    <w:unhideWhenUsed/>
+    <w:qFormat/>
+    <w:rsid w:val="00543FEF"/>
+    <w:pPr>
+      <w:keepNext/>
+      <w:keepLines/>
+      <w:spacing w:before="40" w:after="0"/>
+      <w:outlineLvl w:val="2"/>
+    </w:pPr>
+    <w:rPr>
+      <w:rFonts w:eastAsiaTheme="majorEastAsia" w:cstheme="majorBidi"/>
+      <w:b/>
+      <w:color w:val="000000" w:themeColor="text1"/>
+      <w:szCs w:val="24"/>
+    </w:rPr>
+  </w:style>
   <w:style w:type="character" w:default="1" w:styleId="DefaultParagraphFont">
     <w:name w:val="Default Paragraph Font"/>
     <w:uiPriority w:val="1"/>
+    <w:semiHidden/>
     <w:unhideWhenUsed/>
   </w:style>
   <w:style w:type="table" w:default="1" w:styleId="TableNormal">
@@ -7555,6 +9659,49 @@
     <w:rPr>
       <w:color w:val="954F72" w:themeColor="followedHyperlink"/>
       <w:u w:val="single"/>
+    </w:rPr>
+  </w:style>
+  <w:style w:type="character" w:customStyle="1" w:styleId="Heading3Char">
+    <w:name w:val="Heading 3 Char"/>
+    <w:basedOn w:val="DefaultParagraphFont"/>
+    <w:link w:val="Heading3"/>
+    <w:uiPriority w:val="9"/>
+    <w:rsid w:val="00543FEF"/>
+    <w:rPr>
+      <w:rFonts w:ascii="Times New Roman" w:eastAsiaTheme="majorEastAsia" w:hAnsi="Times New Roman" w:cstheme="majorBidi"/>
+      <w:b/>
+      <w:color w:val="000000" w:themeColor="text1"/>
+      <w:sz w:val="26"/>
+      <w:szCs w:val="24"/>
+    </w:rPr>
+  </w:style>
+  <w:style w:type="paragraph" w:styleId="NormalWeb">
+    <w:name w:val="Normal (Web)"/>
+    <w:basedOn w:val="Normal"/>
+    <w:uiPriority w:val="99"/>
+    <w:semiHidden/>
+    <w:unhideWhenUsed/>
+    <w:rsid w:val="00326945"/>
+    <w:pPr>
+      <w:spacing w:before="100" w:beforeAutospacing="1" w:after="100" w:afterAutospacing="1" w:line="240" w:lineRule="auto"/>
+    </w:pPr>
+    <w:rPr>
+      <w:rFonts w:eastAsia="Times New Roman" w:cs="Times New Roman"/>
+      <w:sz w:val="24"/>
+      <w:szCs w:val="24"/>
+    </w:rPr>
+  </w:style>
+  <w:style w:type="character" w:styleId="HTMLCode">
+    <w:name w:val="HTML Code"/>
+    <w:basedOn w:val="DefaultParagraphFont"/>
+    <w:uiPriority w:val="99"/>
+    <w:semiHidden/>
+    <w:unhideWhenUsed/>
+    <w:rsid w:val="002F19E0"/>
+    <w:rPr>
+      <w:rFonts w:ascii="Courier New" w:eastAsia="Times New Roman" w:hAnsi="Courier New" w:cs="Courier New"/>
+      <w:sz w:val="20"/>
+      <w:szCs w:val="20"/>
     </w:rPr>
   </w:style>
 </w:styles>

--- a/baocao/BáocáoN68.docx
+++ b/baocao/BáocáoN68.docx
@@ -2769,6 +2769,2581 @@
         <w:lastRenderedPageBreak/>
         <w:t>MỤC LỤC</w:t>
       </w:r>
+      <w:r>
+        <w:rPr>
+          <w:rFonts w:cs="Times New Roman"/>
+          <w:b/>
+          <w:bCs/>
+          <w:sz w:val="32"/>
+          <w:szCs w:val="32"/>
+        </w:rPr>
+        <w:t xml:space="preserve"> ẢNH</w:t>
+      </w:r>
+    </w:p>
+    <w:p>
+      <w:pPr>
+        <w:pStyle w:val="TOC1"/>
+        <w:tabs>
+          <w:tab w:val="right" w:leader="dot" w:pos="9395"/>
+        </w:tabs>
+        <w:rPr>
+          <w:rFonts w:asciiTheme="minorHAnsi" w:eastAsiaTheme="minorEastAsia" w:hAnsiTheme="minorHAnsi"/>
+          <w:b w:val="0"/>
+          <w:noProof/>
+          <w:sz w:val="22"/>
+        </w:rPr>
+      </w:pPr>
+      <w:r>
+        <w:rPr>
+          <w:rFonts w:cs="Times New Roman"/>
+          <w:b w:val="0"/>
+          <w:bCs/>
+          <w:sz w:val="32"/>
+          <w:szCs w:val="32"/>
+        </w:rPr>
+        <w:fldChar w:fldCharType="begin"/>
+      </w:r>
+      <w:r>
+        <w:rPr>
+          <w:rFonts w:cs="Times New Roman"/>
+          <w:b w:val="0"/>
+          <w:bCs/>
+          <w:sz w:val="32"/>
+          <w:szCs w:val="32"/>
+        </w:rPr>
+        <w:instrText xml:space="preserve"> TOC \h \z \t "h,1" </w:instrText>
+      </w:r>
+      <w:r>
+        <w:rPr>
+          <w:rFonts w:cs="Times New Roman"/>
+          <w:b w:val="0"/>
+          <w:bCs/>
+          <w:sz w:val="32"/>
+          <w:szCs w:val="32"/>
+        </w:rPr>
+        <w:fldChar w:fldCharType="separate"/>
+      </w:r>
+      <w:hyperlink w:anchor="_Toc224471329" w:history="1">
+        <w:r>
+          <w:rPr>
+            <w:rStyle w:val="Hyperlink"/>
+            <w:noProof/>
+          </w:rPr>
+          <w:t>Hình 2.1: Logo YoloV8</w:t>
+        </w:r>
+        <w:r>
+          <w:rPr>
+            <w:noProof/>
+            <w:webHidden/>
+          </w:rPr>
+          <w:tab/>
+        </w:r>
+        <w:r>
+          <w:rPr>
+            <w:noProof/>
+            <w:webHidden/>
+          </w:rPr>
+          <w:fldChar w:fldCharType="begin"/>
+        </w:r>
+        <w:r>
+          <w:rPr>
+            <w:noProof/>
+            <w:webHidden/>
+          </w:rPr>
+          <w:instrText xml:space="preserve"> PAGEREF _Toc224471329 \h </w:instrText>
+        </w:r>
+        <w:r>
+          <w:rPr>
+            <w:noProof/>
+            <w:webHidden/>
+          </w:rPr>
+        </w:r>
+        <w:r>
+          <w:rPr>
+            <w:noProof/>
+            <w:webHidden/>
+          </w:rPr>
+          <w:fldChar w:fldCharType="separate"/>
+        </w:r>
+        <w:r>
+          <w:rPr>
+            <w:noProof/>
+            <w:webHidden/>
+          </w:rPr>
+          <w:t>4</w:t>
+        </w:r>
+        <w:r>
+          <w:rPr>
+            <w:noProof/>
+            <w:webHidden/>
+          </w:rPr>
+          <w:fldChar w:fldCharType="end"/>
+        </w:r>
+      </w:hyperlink>
+    </w:p>
+    <w:p>
+      <w:pPr>
+        <w:pStyle w:val="TOC1"/>
+        <w:tabs>
+          <w:tab w:val="right" w:leader="dot" w:pos="9395"/>
+        </w:tabs>
+        <w:rPr>
+          <w:rFonts w:asciiTheme="minorHAnsi" w:eastAsiaTheme="minorEastAsia" w:hAnsiTheme="minorHAnsi"/>
+          <w:b w:val="0"/>
+          <w:noProof/>
+          <w:sz w:val="22"/>
+        </w:rPr>
+      </w:pPr>
+      <w:hyperlink w:anchor="_Toc224471330" w:history="1">
+        <w:r>
+          <w:rPr>
+            <w:rStyle w:val="Hyperlink"/>
+            <w:noProof/>
+          </w:rPr>
+          <w:t>Hình 2.2: Logo EasyOCR</w:t>
+        </w:r>
+        <w:r>
+          <w:rPr>
+            <w:noProof/>
+            <w:webHidden/>
+          </w:rPr>
+          <w:tab/>
+        </w:r>
+        <w:r>
+          <w:rPr>
+            <w:noProof/>
+            <w:webHidden/>
+          </w:rPr>
+          <w:fldChar w:fldCharType="begin"/>
+        </w:r>
+        <w:r>
+          <w:rPr>
+            <w:noProof/>
+            <w:webHidden/>
+          </w:rPr>
+          <w:instrText xml:space="preserve"> PAGEREF _Toc224471330 \h </w:instrText>
+        </w:r>
+        <w:r>
+          <w:rPr>
+            <w:noProof/>
+            <w:webHidden/>
+          </w:rPr>
+        </w:r>
+        <w:r>
+          <w:rPr>
+            <w:noProof/>
+            <w:webHidden/>
+          </w:rPr>
+          <w:fldChar w:fldCharType="separate"/>
+        </w:r>
+        <w:r>
+          <w:rPr>
+            <w:noProof/>
+            <w:webHidden/>
+          </w:rPr>
+          <w:t>5</w:t>
+        </w:r>
+        <w:r>
+          <w:rPr>
+            <w:noProof/>
+            <w:webHidden/>
+          </w:rPr>
+          <w:fldChar w:fldCharType="end"/>
+        </w:r>
+      </w:hyperlink>
+    </w:p>
+    <w:p>
+      <w:pPr>
+        <w:pStyle w:val="TOC1"/>
+        <w:tabs>
+          <w:tab w:val="right" w:leader="dot" w:pos="9395"/>
+        </w:tabs>
+        <w:rPr>
+          <w:rFonts w:asciiTheme="minorHAnsi" w:eastAsiaTheme="minorEastAsia" w:hAnsiTheme="minorHAnsi"/>
+          <w:b w:val="0"/>
+          <w:noProof/>
+          <w:sz w:val="22"/>
+        </w:rPr>
+      </w:pPr>
+      <w:hyperlink w:anchor="_Toc224471331" w:history="1">
+        <w:r>
+          <w:rPr>
+            <w:rStyle w:val="Hyperlink"/>
+            <w:noProof/>
+          </w:rPr>
+          <w:t>Hình 2.3: Logo Google Colab và Streamlit</w:t>
+        </w:r>
+        <w:r>
+          <w:rPr>
+            <w:noProof/>
+            <w:webHidden/>
+          </w:rPr>
+          <w:tab/>
+        </w:r>
+        <w:r>
+          <w:rPr>
+            <w:noProof/>
+            <w:webHidden/>
+          </w:rPr>
+          <w:fldChar w:fldCharType="begin"/>
+        </w:r>
+        <w:r>
+          <w:rPr>
+            <w:noProof/>
+            <w:webHidden/>
+          </w:rPr>
+          <w:instrText xml:space="preserve"> PAGEREF _Toc224471331 \h </w:instrText>
+        </w:r>
+        <w:r>
+          <w:rPr>
+            <w:noProof/>
+            <w:webHidden/>
+          </w:rPr>
+        </w:r>
+        <w:r>
+          <w:rPr>
+            <w:noProof/>
+            <w:webHidden/>
+          </w:rPr>
+          <w:fldChar w:fldCharType="separate"/>
+        </w:r>
+        <w:r>
+          <w:rPr>
+            <w:noProof/>
+            <w:webHidden/>
+          </w:rPr>
+          <w:t>6</w:t>
+        </w:r>
+        <w:r>
+          <w:rPr>
+            <w:noProof/>
+            <w:webHidden/>
+          </w:rPr>
+          <w:fldChar w:fldCharType="end"/>
+        </w:r>
+      </w:hyperlink>
+    </w:p>
+    <w:p>
+      <w:pPr>
+        <w:pStyle w:val="TOC1"/>
+        <w:tabs>
+          <w:tab w:val="right" w:leader="dot" w:pos="9395"/>
+        </w:tabs>
+        <w:rPr>
+          <w:rFonts w:asciiTheme="minorHAnsi" w:eastAsiaTheme="minorEastAsia" w:hAnsiTheme="minorHAnsi"/>
+          <w:b w:val="0"/>
+          <w:noProof/>
+          <w:sz w:val="22"/>
+        </w:rPr>
+      </w:pPr>
+      <w:hyperlink w:anchor="_Toc224471332" w:history="1">
+        <w:r>
+          <w:rPr>
+            <w:rStyle w:val="Hyperlink"/>
+            <w:noProof/>
+          </w:rPr>
+          <w:t>Hình 2.4: Logo Pycharm IDE</w:t>
+        </w:r>
+        <w:r>
+          <w:rPr>
+            <w:noProof/>
+            <w:webHidden/>
+          </w:rPr>
+          <w:tab/>
+        </w:r>
+        <w:r>
+          <w:rPr>
+            <w:noProof/>
+            <w:webHidden/>
+          </w:rPr>
+          <w:fldChar w:fldCharType="begin"/>
+        </w:r>
+        <w:r>
+          <w:rPr>
+            <w:noProof/>
+            <w:webHidden/>
+          </w:rPr>
+          <w:instrText xml:space="preserve"> PAGEREF _Toc224471332 \h </w:instrText>
+        </w:r>
+        <w:r>
+          <w:rPr>
+            <w:noProof/>
+            <w:webHidden/>
+          </w:rPr>
+        </w:r>
+        <w:r>
+          <w:rPr>
+            <w:noProof/>
+            <w:webHidden/>
+          </w:rPr>
+          <w:fldChar w:fldCharType="separate"/>
+        </w:r>
+        <w:r>
+          <w:rPr>
+            <w:noProof/>
+            <w:webHidden/>
+          </w:rPr>
+          <w:t>7</w:t>
+        </w:r>
+        <w:r>
+          <w:rPr>
+            <w:noProof/>
+            <w:webHidden/>
+          </w:rPr>
+          <w:fldChar w:fldCharType="end"/>
+        </w:r>
+      </w:hyperlink>
+    </w:p>
+    <w:p>
+      <w:pPr>
+        <w:pStyle w:val="TOC1"/>
+        <w:tabs>
+          <w:tab w:val="right" w:leader="dot" w:pos="9395"/>
+        </w:tabs>
+        <w:rPr>
+          <w:rFonts w:asciiTheme="minorHAnsi" w:eastAsiaTheme="minorEastAsia" w:hAnsiTheme="minorHAnsi"/>
+          <w:b w:val="0"/>
+          <w:noProof/>
+          <w:sz w:val="22"/>
+        </w:rPr>
+      </w:pPr>
+      <w:hyperlink w:anchor="_Toc224471333" w:history="1">
+        <w:r>
+          <w:rPr>
+            <w:rStyle w:val="Hyperlink"/>
+            <w:noProof/>
+          </w:rPr>
+          <w:t>Hình 2.5: Logo MongoDB</w:t>
+        </w:r>
+        <w:r>
+          <w:rPr>
+            <w:noProof/>
+            <w:webHidden/>
+          </w:rPr>
+          <w:tab/>
+        </w:r>
+        <w:r>
+          <w:rPr>
+            <w:noProof/>
+            <w:webHidden/>
+          </w:rPr>
+          <w:fldChar w:fldCharType="begin"/>
+        </w:r>
+        <w:r>
+          <w:rPr>
+            <w:noProof/>
+            <w:webHidden/>
+          </w:rPr>
+          <w:instrText xml:space="preserve"> PAGEREF _Toc224471333 \h </w:instrText>
+        </w:r>
+        <w:r>
+          <w:rPr>
+            <w:noProof/>
+            <w:webHidden/>
+          </w:rPr>
+        </w:r>
+        <w:r>
+          <w:rPr>
+            <w:noProof/>
+            <w:webHidden/>
+          </w:rPr>
+          <w:fldChar w:fldCharType="separate"/>
+        </w:r>
+        <w:r>
+          <w:rPr>
+            <w:noProof/>
+            <w:webHidden/>
+          </w:rPr>
+          <w:t>8</w:t>
+        </w:r>
+        <w:r>
+          <w:rPr>
+            <w:noProof/>
+            <w:webHidden/>
+          </w:rPr>
+          <w:fldChar w:fldCharType="end"/>
+        </w:r>
+      </w:hyperlink>
+    </w:p>
+    <w:p>
+      <w:pPr>
+        <w:pStyle w:val="TOC1"/>
+        <w:tabs>
+          <w:tab w:val="right" w:leader="dot" w:pos="9395"/>
+        </w:tabs>
+        <w:rPr>
+          <w:rFonts w:asciiTheme="minorHAnsi" w:eastAsiaTheme="minorEastAsia" w:hAnsiTheme="minorHAnsi"/>
+          <w:b w:val="0"/>
+          <w:noProof/>
+          <w:sz w:val="22"/>
+        </w:rPr>
+      </w:pPr>
+      <w:hyperlink w:anchor="_Toc224471334" w:history="1">
+        <w:r>
+          <w:rPr>
+            <w:rStyle w:val="Hyperlink"/>
+            <w:noProof/>
+          </w:rPr>
+          <w:t>Hình 2.6: Logo PayOS</w:t>
+        </w:r>
+        <w:r>
+          <w:rPr>
+            <w:noProof/>
+            <w:webHidden/>
+          </w:rPr>
+          <w:tab/>
+        </w:r>
+        <w:r>
+          <w:rPr>
+            <w:noProof/>
+            <w:webHidden/>
+          </w:rPr>
+          <w:fldChar w:fldCharType="begin"/>
+        </w:r>
+        <w:r>
+          <w:rPr>
+            <w:noProof/>
+            <w:webHidden/>
+          </w:rPr>
+          <w:instrText xml:space="preserve"> PAGEREF _Toc224471334 \h </w:instrText>
+        </w:r>
+        <w:r>
+          <w:rPr>
+            <w:noProof/>
+            <w:webHidden/>
+          </w:rPr>
+        </w:r>
+        <w:r>
+          <w:rPr>
+            <w:noProof/>
+            <w:webHidden/>
+          </w:rPr>
+          <w:fldChar w:fldCharType="separate"/>
+        </w:r>
+        <w:r>
+          <w:rPr>
+            <w:noProof/>
+            <w:webHidden/>
+          </w:rPr>
+          <w:t>8</w:t>
+        </w:r>
+        <w:r>
+          <w:rPr>
+            <w:noProof/>
+            <w:webHidden/>
+          </w:rPr>
+          <w:fldChar w:fldCharType="end"/>
+        </w:r>
+      </w:hyperlink>
+    </w:p>
+    <w:p>
+      <w:pPr>
+        <w:pStyle w:val="TOC1"/>
+        <w:tabs>
+          <w:tab w:val="right" w:leader="dot" w:pos="9395"/>
+        </w:tabs>
+        <w:rPr>
+          <w:rFonts w:asciiTheme="minorHAnsi" w:eastAsiaTheme="minorEastAsia" w:hAnsiTheme="minorHAnsi"/>
+          <w:b w:val="0"/>
+          <w:noProof/>
+          <w:sz w:val="22"/>
+        </w:rPr>
+      </w:pPr>
+      <w:hyperlink w:anchor="_Toc224471335" w:history="1">
+        <w:r>
+          <w:rPr>
+            <w:rStyle w:val="Hyperlink"/>
+            <w:noProof/>
+          </w:rPr>
+          <w:t>Hình 3.x: Biểu đồ usecase</w:t>
+        </w:r>
+        <w:r>
+          <w:rPr>
+            <w:noProof/>
+            <w:webHidden/>
+          </w:rPr>
+          <w:tab/>
+        </w:r>
+        <w:r>
+          <w:rPr>
+            <w:noProof/>
+            <w:webHidden/>
+          </w:rPr>
+          <w:fldChar w:fldCharType="begin"/>
+        </w:r>
+        <w:r>
+          <w:rPr>
+            <w:noProof/>
+            <w:webHidden/>
+          </w:rPr>
+          <w:instrText xml:space="preserve"> PAGEREF _Toc224471335 \h </w:instrText>
+        </w:r>
+        <w:r>
+          <w:rPr>
+            <w:noProof/>
+            <w:webHidden/>
+          </w:rPr>
+        </w:r>
+        <w:r>
+          <w:rPr>
+            <w:noProof/>
+            <w:webHidden/>
+          </w:rPr>
+          <w:fldChar w:fldCharType="separate"/>
+        </w:r>
+        <w:r>
+          <w:rPr>
+            <w:noProof/>
+            <w:webHidden/>
+          </w:rPr>
+          <w:t>10</w:t>
+        </w:r>
+        <w:r>
+          <w:rPr>
+            <w:noProof/>
+            <w:webHidden/>
+          </w:rPr>
+          <w:fldChar w:fldCharType="end"/>
+        </w:r>
+      </w:hyperlink>
+    </w:p>
+    <w:p>
+      <w:pPr>
+        <w:pStyle w:val="TOC1"/>
+        <w:tabs>
+          <w:tab w:val="right" w:leader="dot" w:pos="9395"/>
+        </w:tabs>
+        <w:rPr>
+          <w:rFonts w:asciiTheme="minorHAnsi" w:eastAsiaTheme="minorEastAsia" w:hAnsiTheme="minorHAnsi"/>
+          <w:b w:val="0"/>
+          <w:noProof/>
+          <w:sz w:val="22"/>
+        </w:rPr>
+      </w:pPr>
+      <w:hyperlink w:anchor="_Toc224471336" w:history="1">
+        <w:r>
+          <w:rPr>
+            <w:rStyle w:val="Hyperlink"/>
+            <w:noProof/>
+          </w:rPr>
+          <w:t>Bảng 3.1: Đặc tả chức năng đăng nhập hệ thống</w:t>
+        </w:r>
+        <w:r>
+          <w:rPr>
+            <w:noProof/>
+            <w:webHidden/>
+          </w:rPr>
+          <w:tab/>
+        </w:r>
+        <w:r>
+          <w:rPr>
+            <w:noProof/>
+            <w:webHidden/>
+          </w:rPr>
+          <w:fldChar w:fldCharType="begin"/>
+        </w:r>
+        <w:r>
+          <w:rPr>
+            <w:noProof/>
+            <w:webHidden/>
+          </w:rPr>
+          <w:instrText xml:space="preserve"> PAGEREF _Toc224471336 \h </w:instrText>
+        </w:r>
+        <w:r>
+          <w:rPr>
+            <w:noProof/>
+            <w:webHidden/>
+          </w:rPr>
+        </w:r>
+        <w:r>
+          <w:rPr>
+            <w:noProof/>
+            <w:webHidden/>
+          </w:rPr>
+          <w:fldChar w:fldCharType="separate"/>
+        </w:r>
+        <w:r>
+          <w:rPr>
+            <w:noProof/>
+            <w:webHidden/>
+          </w:rPr>
+          <w:t>11</w:t>
+        </w:r>
+        <w:r>
+          <w:rPr>
+            <w:noProof/>
+            <w:webHidden/>
+          </w:rPr>
+          <w:fldChar w:fldCharType="end"/>
+        </w:r>
+      </w:hyperlink>
+    </w:p>
+    <w:p>
+      <w:pPr>
+        <w:pStyle w:val="TOC1"/>
+        <w:tabs>
+          <w:tab w:val="right" w:leader="dot" w:pos="9395"/>
+        </w:tabs>
+        <w:rPr>
+          <w:rFonts w:asciiTheme="minorHAnsi" w:eastAsiaTheme="minorEastAsia" w:hAnsiTheme="minorHAnsi"/>
+          <w:b w:val="0"/>
+          <w:noProof/>
+          <w:sz w:val="22"/>
+        </w:rPr>
+      </w:pPr>
+      <w:hyperlink w:anchor="_Toc224471337" w:history="1">
+        <w:r>
+          <w:rPr>
+            <w:rStyle w:val="Hyperlink"/>
+            <w:noProof/>
+          </w:rPr>
+          <w:t>Bảng 3.3: Đặc tả chức năng đăng xuất hệ thống</w:t>
+        </w:r>
+        <w:r>
+          <w:rPr>
+            <w:noProof/>
+            <w:webHidden/>
+          </w:rPr>
+          <w:tab/>
+        </w:r>
+        <w:r>
+          <w:rPr>
+            <w:noProof/>
+            <w:webHidden/>
+          </w:rPr>
+          <w:fldChar w:fldCharType="begin"/>
+        </w:r>
+        <w:r>
+          <w:rPr>
+            <w:noProof/>
+            <w:webHidden/>
+          </w:rPr>
+          <w:instrText xml:space="preserve"> PAGEREF _Toc224471337 \h </w:instrText>
+        </w:r>
+        <w:r>
+          <w:rPr>
+            <w:noProof/>
+            <w:webHidden/>
+          </w:rPr>
+        </w:r>
+        <w:r>
+          <w:rPr>
+            <w:noProof/>
+            <w:webHidden/>
+          </w:rPr>
+          <w:fldChar w:fldCharType="separate"/>
+        </w:r>
+        <w:r>
+          <w:rPr>
+            <w:noProof/>
+            <w:webHidden/>
+          </w:rPr>
+          <w:t>12</w:t>
+        </w:r>
+        <w:r>
+          <w:rPr>
+            <w:noProof/>
+            <w:webHidden/>
+          </w:rPr>
+          <w:fldChar w:fldCharType="end"/>
+        </w:r>
+      </w:hyperlink>
+    </w:p>
+    <w:p>
+      <w:pPr>
+        <w:spacing w:line="276" w:lineRule="auto"/>
+        <w:jc w:val="center"/>
+        <w:rPr>
+          <w:rFonts w:cs="Times New Roman"/>
+          <w:b/>
+          <w:bCs/>
+          <w:sz w:val="32"/>
+          <w:szCs w:val="32"/>
+        </w:rPr>
+      </w:pPr>
+      <w:r>
+        <w:rPr>
+          <w:rFonts w:cs="Times New Roman"/>
+          <w:b/>
+          <w:bCs/>
+          <w:sz w:val="32"/>
+          <w:szCs w:val="32"/>
+        </w:rPr>
+        <w:fldChar w:fldCharType="end"/>
+      </w:r>
+    </w:p>
+    <w:p>
+      <w:pPr>
+        <w:spacing w:line="276" w:lineRule="auto"/>
+        <w:jc w:val="center"/>
+        <w:rPr>
+          <w:rFonts w:cs="Times New Roman"/>
+          <w:b/>
+          <w:bCs/>
+          <w:sz w:val="32"/>
+          <w:szCs w:val="32"/>
+        </w:rPr>
+      </w:pPr>
+      <w:r>
+        <w:rPr>
+          <w:rFonts w:cs="Times New Roman"/>
+          <w:b/>
+          <w:bCs/>
+          <w:sz w:val="32"/>
+          <w:szCs w:val="32"/>
+        </w:rPr>
+        <w:t>MỤC LỤC</w:t>
+      </w:r>
+      <w:r>
+        <w:rPr>
+          <w:rFonts w:cs="Times New Roman"/>
+          <w:b/>
+          <w:bCs/>
+          <w:sz w:val="32"/>
+          <w:szCs w:val="32"/>
+        </w:rPr>
+        <w:t xml:space="preserve"> </w:t>
+      </w:r>
+    </w:p>
+    <w:p>
+      <w:pPr>
+        <w:pStyle w:val="TOC1"/>
+        <w:tabs>
+          <w:tab w:val="right" w:leader="dot" w:pos="9395"/>
+        </w:tabs>
+        <w:rPr>
+          <w:rFonts w:asciiTheme="minorHAnsi" w:eastAsiaTheme="minorEastAsia" w:hAnsiTheme="minorHAnsi"/>
+          <w:b w:val="0"/>
+          <w:noProof/>
+          <w:sz w:val="22"/>
+        </w:rPr>
+      </w:pPr>
+      <w:r>
+        <w:rPr>
+          <w:rFonts w:cs="Times New Roman"/>
+          <w:b w:val="0"/>
+          <w:bCs/>
+          <w:sz w:val="32"/>
+          <w:szCs w:val="32"/>
+        </w:rPr>
+        <w:fldChar w:fldCharType="begin"/>
+      </w:r>
+      <w:r>
+        <w:rPr>
+          <w:rFonts w:cs="Times New Roman"/>
+          <w:b w:val="0"/>
+          <w:bCs/>
+          <w:sz w:val="32"/>
+          <w:szCs w:val="32"/>
+        </w:rPr>
+        <w:instrText xml:space="preserve"> TOC \o "1-3" \h \z \u </w:instrText>
+      </w:r>
+      <w:r>
+        <w:rPr>
+          <w:rFonts w:cs="Times New Roman"/>
+          <w:b w:val="0"/>
+          <w:bCs/>
+          <w:sz w:val="32"/>
+          <w:szCs w:val="32"/>
+        </w:rPr>
+        <w:fldChar w:fldCharType="separate"/>
+      </w:r>
+      <w:hyperlink w:anchor="_Toc224471282" w:history="1">
+        <w:r>
+          <w:rPr>
+            <w:rStyle w:val="Hyperlink"/>
+            <w:noProof/>
+          </w:rPr>
+          <w:t>CHƯƠNG 1. GIỚI THIỆU</w:t>
+        </w:r>
+        <w:r>
+          <w:rPr>
+            <w:noProof/>
+            <w:webHidden/>
+          </w:rPr>
+          <w:tab/>
+        </w:r>
+        <w:r>
+          <w:rPr>
+            <w:noProof/>
+            <w:webHidden/>
+          </w:rPr>
+          <w:fldChar w:fldCharType="begin"/>
+        </w:r>
+        <w:r>
+          <w:rPr>
+            <w:noProof/>
+            <w:webHidden/>
+          </w:rPr>
+          <w:instrText xml:space="preserve"> PAGEREF _Toc224471282 \h </w:instrText>
+        </w:r>
+        <w:r>
+          <w:rPr>
+            <w:noProof/>
+            <w:webHidden/>
+          </w:rPr>
+        </w:r>
+        <w:r>
+          <w:rPr>
+            <w:noProof/>
+            <w:webHidden/>
+          </w:rPr>
+          <w:fldChar w:fldCharType="separate"/>
+        </w:r>
+        <w:r>
+          <w:rPr>
+            <w:noProof/>
+            <w:webHidden/>
+          </w:rPr>
+          <w:t>1</w:t>
+        </w:r>
+        <w:r>
+          <w:rPr>
+            <w:noProof/>
+            <w:webHidden/>
+          </w:rPr>
+          <w:fldChar w:fldCharType="end"/>
+        </w:r>
+      </w:hyperlink>
+    </w:p>
+    <w:p>
+      <w:pPr>
+        <w:pStyle w:val="TOC2"/>
+        <w:tabs>
+          <w:tab w:val="right" w:leader="dot" w:pos="9395"/>
+        </w:tabs>
+        <w:rPr>
+          <w:rFonts w:asciiTheme="minorHAnsi" w:eastAsiaTheme="minorEastAsia" w:hAnsiTheme="minorHAnsi"/>
+          <w:b w:val="0"/>
+          <w:noProof/>
+          <w:sz w:val="22"/>
+        </w:rPr>
+      </w:pPr>
+      <w:hyperlink w:anchor="_Toc224471283" w:history="1">
+        <w:r>
+          <w:rPr>
+            <w:rStyle w:val="Hyperlink"/>
+            <w:rFonts w:cs="Times New Roman"/>
+            <w:bCs/>
+            <w:noProof/>
+          </w:rPr>
+          <w:t>1.1. Lý do chọn đề tài</w:t>
+        </w:r>
+        <w:r>
+          <w:rPr>
+            <w:noProof/>
+            <w:webHidden/>
+          </w:rPr>
+          <w:tab/>
+        </w:r>
+        <w:r>
+          <w:rPr>
+            <w:noProof/>
+            <w:webHidden/>
+          </w:rPr>
+          <w:fldChar w:fldCharType="begin"/>
+        </w:r>
+        <w:r>
+          <w:rPr>
+            <w:noProof/>
+            <w:webHidden/>
+          </w:rPr>
+          <w:instrText xml:space="preserve"> PAGEREF _Toc224471283 \h </w:instrText>
+        </w:r>
+        <w:r>
+          <w:rPr>
+            <w:noProof/>
+            <w:webHidden/>
+          </w:rPr>
+        </w:r>
+        <w:r>
+          <w:rPr>
+            <w:noProof/>
+            <w:webHidden/>
+          </w:rPr>
+          <w:fldChar w:fldCharType="separate"/>
+        </w:r>
+        <w:r>
+          <w:rPr>
+            <w:noProof/>
+            <w:webHidden/>
+          </w:rPr>
+          <w:t>1</w:t>
+        </w:r>
+        <w:r>
+          <w:rPr>
+            <w:noProof/>
+            <w:webHidden/>
+          </w:rPr>
+          <w:fldChar w:fldCharType="end"/>
+        </w:r>
+      </w:hyperlink>
+    </w:p>
+    <w:p>
+      <w:pPr>
+        <w:pStyle w:val="TOC2"/>
+        <w:tabs>
+          <w:tab w:val="right" w:leader="dot" w:pos="9395"/>
+        </w:tabs>
+        <w:rPr>
+          <w:rFonts w:asciiTheme="minorHAnsi" w:eastAsiaTheme="minorEastAsia" w:hAnsiTheme="minorHAnsi"/>
+          <w:b w:val="0"/>
+          <w:noProof/>
+          <w:sz w:val="22"/>
+        </w:rPr>
+      </w:pPr>
+      <w:hyperlink w:anchor="_Toc224471284" w:history="1">
+        <w:r>
+          <w:rPr>
+            <w:rStyle w:val="Hyperlink"/>
+            <w:noProof/>
+          </w:rPr>
+          <w:t>1.2. Mục tiêu đề tài</w:t>
+        </w:r>
+        <w:r>
+          <w:rPr>
+            <w:noProof/>
+            <w:webHidden/>
+          </w:rPr>
+          <w:tab/>
+        </w:r>
+        <w:r>
+          <w:rPr>
+            <w:noProof/>
+            <w:webHidden/>
+          </w:rPr>
+          <w:fldChar w:fldCharType="begin"/>
+        </w:r>
+        <w:r>
+          <w:rPr>
+            <w:noProof/>
+            <w:webHidden/>
+          </w:rPr>
+          <w:instrText xml:space="preserve"> PAGEREF _Toc224471284 \h </w:instrText>
+        </w:r>
+        <w:r>
+          <w:rPr>
+            <w:noProof/>
+            <w:webHidden/>
+          </w:rPr>
+        </w:r>
+        <w:r>
+          <w:rPr>
+            <w:noProof/>
+            <w:webHidden/>
+          </w:rPr>
+          <w:fldChar w:fldCharType="separate"/>
+        </w:r>
+        <w:r>
+          <w:rPr>
+            <w:noProof/>
+            <w:webHidden/>
+          </w:rPr>
+          <w:t>1</w:t>
+        </w:r>
+        <w:r>
+          <w:rPr>
+            <w:noProof/>
+            <w:webHidden/>
+          </w:rPr>
+          <w:fldChar w:fldCharType="end"/>
+        </w:r>
+      </w:hyperlink>
+    </w:p>
+    <w:p>
+      <w:pPr>
+        <w:pStyle w:val="TOC2"/>
+        <w:tabs>
+          <w:tab w:val="right" w:leader="dot" w:pos="9395"/>
+        </w:tabs>
+        <w:rPr>
+          <w:rFonts w:asciiTheme="minorHAnsi" w:eastAsiaTheme="minorEastAsia" w:hAnsiTheme="minorHAnsi"/>
+          <w:b w:val="0"/>
+          <w:noProof/>
+          <w:sz w:val="22"/>
+        </w:rPr>
+      </w:pPr>
+      <w:hyperlink w:anchor="_Toc224471285" w:history="1">
+        <w:r>
+          <w:rPr>
+            <w:rStyle w:val="Hyperlink"/>
+            <w:noProof/>
+          </w:rPr>
+          <w:t>1.3. Phạm vi đề tài</w:t>
+        </w:r>
+        <w:r>
+          <w:rPr>
+            <w:noProof/>
+            <w:webHidden/>
+          </w:rPr>
+          <w:tab/>
+        </w:r>
+        <w:r>
+          <w:rPr>
+            <w:noProof/>
+            <w:webHidden/>
+          </w:rPr>
+          <w:fldChar w:fldCharType="begin"/>
+        </w:r>
+        <w:r>
+          <w:rPr>
+            <w:noProof/>
+            <w:webHidden/>
+          </w:rPr>
+          <w:instrText xml:space="preserve"> PAGEREF _Toc224471285 \h </w:instrText>
+        </w:r>
+        <w:r>
+          <w:rPr>
+            <w:noProof/>
+            <w:webHidden/>
+          </w:rPr>
+        </w:r>
+        <w:r>
+          <w:rPr>
+            <w:noProof/>
+            <w:webHidden/>
+          </w:rPr>
+          <w:fldChar w:fldCharType="separate"/>
+        </w:r>
+        <w:r>
+          <w:rPr>
+            <w:noProof/>
+            <w:webHidden/>
+          </w:rPr>
+          <w:t>2</w:t>
+        </w:r>
+        <w:r>
+          <w:rPr>
+            <w:noProof/>
+            <w:webHidden/>
+          </w:rPr>
+          <w:fldChar w:fldCharType="end"/>
+        </w:r>
+      </w:hyperlink>
+    </w:p>
+    <w:p>
+      <w:pPr>
+        <w:pStyle w:val="TOC2"/>
+        <w:tabs>
+          <w:tab w:val="right" w:leader="dot" w:pos="9395"/>
+        </w:tabs>
+        <w:rPr>
+          <w:rFonts w:asciiTheme="minorHAnsi" w:eastAsiaTheme="minorEastAsia" w:hAnsiTheme="minorHAnsi"/>
+          <w:b w:val="0"/>
+          <w:noProof/>
+          <w:sz w:val="22"/>
+        </w:rPr>
+      </w:pPr>
+      <w:hyperlink w:anchor="_Toc224471286" w:history="1">
+        <w:r>
+          <w:rPr>
+            <w:rStyle w:val="Hyperlink"/>
+            <w:noProof/>
+          </w:rPr>
+          <w:t>1.4 Đối tượng nghiên cứu</w:t>
+        </w:r>
+        <w:r>
+          <w:rPr>
+            <w:noProof/>
+            <w:webHidden/>
+          </w:rPr>
+          <w:tab/>
+        </w:r>
+        <w:r>
+          <w:rPr>
+            <w:noProof/>
+            <w:webHidden/>
+          </w:rPr>
+          <w:fldChar w:fldCharType="begin"/>
+        </w:r>
+        <w:r>
+          <w:rPr>
+            <w:noProof/>
+            <w:webHidden/>
+          </w:rPr>
+          <w:instrText xml:space="preserve"> PAGEREF _Toc224471286 \h </w:instrText>
+        </w:r>
+        <w:r>
+          <w:rPr>
+            <w:noProof/>
+            <w:webHidden/>
+          </w:rPr>
+        </w:r>
+        <w:r>
+          <w:rPr>
+            <w:noProof/>
+            <w:webHidden/>
+          </w:rPr>
+          <w:fldChar w:fldCharType="separate"/>
+        </w:r>
+        <w:r>
+          <w:rPr>
+            <w:noProof/>
+            <w:webHidden/>
+          </w:rPr>
+          <w:t>2</w:t>
+        </w:r>
+        <w:r>
+          <w:rPr>
+            <w:noProof/>
+            <w:webHidden/>
+          </w:rPr>
+          <w:fldChar w:fldCharType="end"/>
+        </w:r>
+      </w:hyperlink>
+    </w:p>
+    <w:p>
+      <w:pPr>
+        <w:pStyle w:val="TOC2"/>
+        <w:tabs>
+          <w:tab w:val="right" w:leader="dot" w:pos="9395"/>
+        </w:tabs>
+        <w:rPr>
+          <w:rFonts w:asciiTheme="minorHAnsi" w:eastAsiaTheme="minorEastAsia" w:hAnsiTheme="minorHAnsi"/>
+          <w:b w:val="0"/>
+          <w:noProof/>
+          <w:sz w:val="22"/>
+        </w:rPr>
+      </w:pPr>
+      <w:hyperlink w:anchor="_Toc224471287" w:history="1">
+        <w:r>
+          <w:rPr>
+            <w:rStyle w:val="Hyperlink"/>
+            <w:noProof/>
+          </w:rPr>
+          <w:t>1.5. Phương pháp nghiên cứu</w:t>
+        </w:r>
+        <w:r>
+          <w:rPr>
+            <w:noProof/>
+            <w:webHidden/>
+          </w:rPr>
+          <w:tab/>
+        </w:r>
+        <w:r>
+          <w:rPr>
+            <w:noProof/>
+            <w:webHidden/>
+          </w:rPr>
+          <w:fldChar w:fldCharType="begin"/>
+        </w:r>
+        <w:r>
+          <w:rPr>
+            <w:noProof/>
+            <w:webHidden/>
+          </w:rPr>
+          <w:instrText xml:space="preserve"> PAGEREF _Toc224471287 \h </w:instrText>
+        </w:r>
+        <w:r>
+          <w:rPr>
+            <w:noProof/>
+            <w:webHidden/>
+          </w:rPr>
+        </w:r>
+        <w:r>
+          <w:rPr>
+            <w:noProof/>
+            <w:webHidden/>
+          </w:rPr>
+          <w:fldChar w:fldCharType="separate"/>
+        </w:r>
+        <w:r>
+          <w:rPr>
+            <w:noProof/>
+            <w:webHidden/>
+          </w:rPr>
+          <w:t>2</w:t>
+        </w:r>
+        <w:r>
+          <w:rPr>
+            <w:noProof/>
+            <w:webHidden/>
+          </w:rPr>
+          <w:fldChar w:fldCharType="end"/>
+        </w:r>
+      </w:hyperlink>
+    </w:p>
+    <w:p>
+      <w:pPr>
+        <w:pStyle w:val="TOC1"/>
+        <w:tabs>
+          <w:tab w:val="right" w:leader="dot" w:pos="9395"/>
+        </w:tabs>
+        <w:rPr>
+          <w:rFonts w:asciiTheme="minorHAnsi" w:eastAsiaTheme="minorEastAsia" w:hAnsiTheme="minorHAnsi"/>
+          <w:b w:val="0"/>
+          <w:noProof/>
+          <w:sz w:val="22"/>
+        </w:rPr>
+      </w:pPr>
+      <w:hyperlink w:anchor="_Toc224471288" w:history="1">
+        <w:r>
+          <w:rPr>
+            <w:rStyle w:val="Hyperlink"/>
+            <w:noProof/>
+          </w:rPr>
+          <w:t>CHƯƠNG 2. CƠ SỞ LÝ THUYẾT</w:t>
+        </w:r>
+        <w:r>
+          <w:rPr>
+            <w:noProof/>
+            <w:webHidden/>
+          </w:rPr>
+          <w:tab/>
+        </w:r>
+        <w:r>
+          <w:rPr>
+            <w:noProof/>
+            <w:webHidden/>
+          </w:rPr>
+          <w:fldChar w:fldCharType="begin"/>
+        </w:r>
+        <w:r>
+          <w:rPr>
+            <w:noProof/>
+            <w:webHidden/>
+          </w:rPr>
+          <w:instrText xml:space="preserve"> PAGEREF _Toc224471288 \h </w:instrText>
+        </w:r>
+        <w:r>
+          <w:rPr>
+            <w:noProof/>
+            <w:webHidden/>
+          </w:rPr>
+        </w:r>
+        <w:r>
+          <w:rPr>
+            <w:noProof/>
+            <w:webHidden/>
+          </w:rPr>
+          <w:fldChar w:fldCharType="separate"/>
+        </w:r>
+        <w:r>
+          <w:rPr>
+            <w:noProof/>
+            <w:webHidden/>
+          </w:rPr>
+          <w:t>4</w:t>
+        </w:r>
+        <w:r>
+          <w:rPr>
+            <w:noProof/>
+            <w:webHidden/>
+          </w:rPr>
+          <w:fldChar w:fldCharType="end"/>
+        </w:r>
+      </w:hyperlink>
+    </w:p>
+    <w:p>
+      <w:pPr>
+        <w:pStyle w:val="TOC2"/>
+        <w:tabs>
+          <w:tab w:val="right" w:leader="dot" w:pos="9395"/>
+        </w:tabs>
+        <w:rPr>
+          <w:rFonts w:asciiTheme="minorHAnsi" w:eastAsiaTheme="minorEastAsia" w:hAnsiTheme="minorHAnsi"/>
+          <w:b w:val="0"/>
+          <w:noProof/>
+          <w:sz w:val="22"/>
+        </w:rPr>
+      </w:pPr>
+      <w:hyperlink w:anchor="_Toc224471289" w:history="1">
+        <w:r>
+          <w:rPr>
+            <w:rStyle w:val="Hyperlink"/>
+            <w:noProof/>
+          </w:rPr>
+          <w:t>2.1. Kiến trúc mô hình YOLOv8 (You Only Look Once version 8)</w:t>
+        </w:r>
+        <w:r>
+          <w:rPr>
+            <w:noProof/>
+            <w:webHidden/>
+          </w:rPr>
+          <w:tab/>
+        </w:r>
+        <w:r>
+          <w:rPr>
+            <w:noProof/>
+            <w:webHidden/>
+          </w:rPr>
+          <w:fldChar w:fldCharType="begin"/>
+        </w:r>
+        <w:r>
+          <w:rPr>
+            <w:noProof/>
+            <w:webHidden/>
+          </w:rPr>
+          <w:instrText xml:space="preserve"> PAGEREF _Toc224471289 \h </w:instrText>
+        </w:r>
+        <w:r>
+          <w:rPr>
+            <w:noProof/>
+            <w:webHidden/>
+          </w:rPr>
+        </w:r>
+        <w:r>
+          <w:rPr>
+            <w:noProof/>
+            <w:webHidden/>
+          </w:rPr>
+          <w:fldChar w:fldCharType="separate"/>
+        </w:r>
+        <w:r>
+          <w:rPr>
+            <w:noProof/>
+            <w:webHidden/>
+          </w:rPr>
+          <w:t>4</w:t>
+        </w:r>
+        <w:r>
+          <w:rPr>
+            <w:noProof/>
+            <w:webHidden/>
+          </w:rPr>
+          <w:fldChar w:fldCharType="end"/>
+        </w:r>
+      </w:hyperlink>
+    </w:p>
+    <w:p>
+      <w:pPr>
+        <w:pStyle w:val="TOC2"/>
+        <w:tabs>
+          <w:tab w:val="right" w:leader="dot" w:pos="9395"/>
+        </w:tabs>
+        <w:rPr>
+          <w:rFonts w:asciiTheme="minorHAnsi" w:eastAsiaTheme="minorEastAsia" w:hAnsiTheme="minorHAnsi"/>
+          <w:b w:val="0"/>
+          <w:noProof/>
+          <w:sz w:val="22"/>
+        </w:rPr>
+      </w:pPr>
+      <w:hyperlink w:anchor="_Toc224471290" w:history="1">
+        <w:r>
+          <w:rPr>
+            <w:rStyle w:val="Hyperlink"/>
+            <w:noProof/>
+          </w:rPr>
+          <w:t>2.2. Thư viện EasyOCR cho nhận diện ký tự quang học</w:t>
+        </w:r>
+        <w:r>
+          <w:rPr>
+            <w:noProof/>
+            <w:webHidden/>
+          </w:rPr>
+          <w:tab/>
+        </w:r>
+        <w:r>
+          <w:rPr>
+            <w:noProof/>
+            <w:webHidden/>
+          </w:rPr>
+          <w:fldChar w:fldCharType="begin"/>
+        </w:r>
+        <w:r>
+          <w:rPr>
+            <w:noProof/>
+            <w:webHidden/>
+          </w:rPr>
+          <w:instrText xml:space="preserve"> PAGEREF _Toc224471290 \h </w:instrText>
+        </w:r>
+        <w:r>
+          <w:rPr>
+            <w:noProof/>
+            <w:webHidden/>
+          </w:rPr>
+        </w:r>
+        <w:r>
+          <w:rPr>
+            <w:noProof/>
+            <w:webHidden/>
+          </w:rPr>
+          <w:fldChar w:fldCharType="separate"/>
+        </w:r>
+        <w:r>
+          <w:rPr>
+            <w:noProof/>
+            <w:webHidden/>
+          </w:rPr>
+          <w:t>5</w:t>
+        </w:r>
+        <w:r>
+          <w:rPr>
+            <w:noProof/>
+            <w:webHidden/>
+          </w:rPr>
+          <w:fldChar w:fldCharType="end"/>
+        </w:r>
+      </w:hyperlink>
+    </w:p>
+    <w:p>
+      <w:pPr>
+        <w:pStyle w:val="TOC2"/>
+        <w:tabs>
+          <w:tab w:val="right" w:leader="dot" w:pos="9395"/>
+        </w:tabs>
+        <w:rPr>
+          <w:rFonts w:asciiTheme="minorHAnsi" w:eastAsiaTheme="minorEastAsia" w:hAnsiTheme="minorHAnsi"/>
+          <w:b w:val="0"/>
+          <w:noProof/>
+          <w:sz w:val="22"/>
+        </w:rPr>
+      </w:pPr>
+      <w:hyperlink w:anchor="_Toc224471291" w:history="1">
+        <w:r>
+          <w:rPr>
+            <w:rStyle w:val="Hyperlink"/>
+            <w:noProof/>
+          </w:rPr>
+          <w:t>2.3. Nền tảng Google Colab và Framework Streamlit</w:t>
+        </w:r>
+        <w:r>
+          <w:rPr>
+            <w:noProof/>
+            <w:webHidden/>
+          </w:rPr>
+          <w:tab/>
+        </w:r>
+        <w:r>
+          <w:rPr>
+            <w:noProof/>
+            <w:webHidden/>
+          </w:rPr>
+          <w:fldChar w:fldCharType="begin"/>
+        </w:r>
+        <w:r>
+          <w:rPr>
+            <w:noProof/>
+            <w:webHidden/>
+          </w:rPr>
+          <w:instrText xml:space="preserve"> PAGEREF _Toc224471291 \h </w:instrText>
+        </w:r>
+        <w:r>
+          <w:rPr>
+            <w:noProof/>
+            <w:webHidden/>
+          </w:rPr>
+        </w:r>
+        <w:r>
+          <w:rPr>
+            <w:noProof/>
+            <w:webHidden/>
+          </w:rPr>
+          <w:fldChar w:fldCharType="separate"/>
+        </w:r>
+        <w:r>
+          <w:rPr>
+            <w:noProof/>
+            <w:webHidden/>
+          </w:rPr>
+          <w:t>5</w:t>
+        </w:r>
+        <w:r>
+          <w:rPr>
+            <w:noProof/>
+            <w:webHidden/>
+          </w:rPr>
+          <w:fldChar w:fldCharType="end"/>
+        </w:r>
+      </w:hyperlink>
+    </w:p>
+    <w:p>
+      <w:pPr>
+        <w:pStyle w:val="TOC2"/>
+        <w:tabs>
+          <w:tab w:val="right" w:leader="dot" w:pos="9395"/>
+        </w:tabs>
+        <w:rPr>
+          <w:rFonts w:asciiTheme="minorHAnsi" w:eastAsiaTheme="minorEastAsia" w:hAnsiTheme="minorHAnsi"/>
+          <w:b w:val="0"/>
+          <w:noProof/>
+          <w:sz w:val="22"/>
+        </w:rPr>
+      </w:pPr>
+      <w:hyperlink w:anchor="_Toc224471292" w:history="1">
+        <w:r>
+          <w:rPr>
+            <w:rStyle w:val="Hyperlink"/>
+            <w:noProof/>
+          </w:rPr>
+          <w:t>2.4. Ngôn ngữ lập trình Python và môi trường Pycharm</w:t>
+        </w:r>
+        <w:r>
+          <w:rPr>
+            <w:noProof/>
+            <w:webHidden/>
+          </w:rPr>
+          <w:tab/>
+        </w:r>
+        <w:r>
+          <w:rPr>
+            <w:noProof/>
+            <w:webHidden/>
+          </w:rPr>
+          <w:fldChar w:fldCharType="begin"/>
+        </w:r>
+        <w:r>
+          <w:rPr>
+            <w:noProof/>
+            <w:webHidden/>
+          </w:rPr>
+          <w:instrText xml:space="preserve"> PAGEREF _Toc224471292 \h </w:instrText>
+        </w:r>
+        <w:r>
+          <w:rPr>
+            <w:noProof/>
+            <w:webHidden/>
+          </w:rPr>
+        </w:r>
+        <w:r>
+          <w:rPr>
+            <w:noProof/>
+            <w:webHidden/>
+          </w:rPr>
+          <w:fldChar w:fldCharType="separate"/>
+        </w:r>
+        <w:r>
+          <w:rPr>
+            <w:noProof/>
+            <w:webHidden/>
+          </w:rPr>
+          <w:t>6</w:t>
+        </w:r>
+        <w:r>
+          <w:rPr>
+            <w:noProof/>
+            <w:webHidden/>
+          </w:rPr>
+          <w:fldChar w:fldCharType="end"/>
+        </w:r>
+      </w:hyperlink>
+    </w:p>
+    <w:p>
+      <w:pPr>
+        <w:pStyle w:val="TOC2"/>
+        <w:tabs>
+          <w:tab w:val="right" w:leader="dot" w:pos="9395"/>
+        </w:tabs>
+        <w:rPr>
+          <w:rFonts w:asciiTheme="minorHAnsi" w:eastAsiaTheme="minorEastAsia" w:hAnsiTheme="minorHAnsi"/>
+          <w:b w:val="0"/>
+          <w:noProof/>
+          <w:sz w:val="22"/>
+        </w:rPr>
+      </w:pPr>
+      <w:hyperlink w:anchor="_Toc224471293" w:history="1">
+        <w:r>
+          <w:rPr>
+            <w:rStyle w:val="Hyperlink"/>
+            <w:noProof/>
+          </w:rPr>
+          <w:t>2.5. Xây dựng tập dữ liệu (Dataset) cho hệ thống</w:t>
+        </w:r>
+        <w:r>
+          <w:rPr>
+            <w:noProof/>
+            <w:webHidden/>
+          </w:rPr>
+          <w:tab/>
+        </w:r>
+        <w:r>
+          <w:rPr>
+            <w:noProof/>
+            <w:webHidden/>
+          </w:rPr>
+          <w:fldChar w:fldCharType="begin"/>
+        </w:r>
+        <w:r>
+          <w:rPr>
+            <w:noProof/>
+            <w:webHidden/>
+          </w:rPr>
+          <w:instrText xml:space="preserve"> PAGEREF _Toc224471293 \h </w:instrText>
+        </w:r>
+        <w:r>
+          <w:rPr>
+            <w:noProof/>
+            <w:webHidden/>
+          </w:rPr>
+        </w:r>
+        <w:r>
+          <w:rPr>
+            <w:noProof/>
+            <w:webHidden/>
+          </w:rPr>
+          <w:fldChar w:fldCharType="separate"/>
+        </w:r>
+        <w:r>
+          <w:rPr>
+            <w:noProof/>
+            <w:webHidden/>
+          </w:rPr>
+          <w:t>7</w:t>
+        </w:r>
+        <w:r>
+          <w:rPr>
+            <w:noProof/>
+            <w:webHidden/>
+          </w:rPr>
+          <w:fldChar w:fldCharType="end"/>
+        </w:r>
+      </w:hyperlink>
+    </w:p>
+    <w:p>
+      <w:pPr>
+        <w:pStyle w:val="TOC2"/>
+        <w:tabs>
+          <w:tab w:val="right" w:leader="dot" w:pos="9395"/>
+        </w:tabs>
+        <w:rPr>
+          <w:rFonts w:asciiTheme="minorHAnsi" w:eastAsiaTheme="minorEastAsia" w:hAnsiTheme="minorHAnsi"/>
+          <w:b w:val="0"/>
+          <w:noProof/>
+          <w:sz w:val="22"/>
+        </w:rPr>
+      </w:pPr>
+      <w:hyperlink w:anchor="_Toc224471294" w:history="1">
+        <w:r>
+          <w:rPr>
+            <w:rStyle w:val="Hyperlink"/>
+            <w:noProof/>
+          </w:rPr>
+          <w:t>2.6. Cơ sở dữ liệu MongoDB</w:t>
+        </w:r>
+        <w:r>
+          <w:rPr>
+            <w:noProof/>
+            <w:webHidden/>
+          </w:rPr>
+          <w:tab/>
+        </w:r>
+        <w:r>
+          <w:rPr>
+            <w:noProof/>
+            <w:webHidden/>
+          </w:rPr>
+          <w:fldChar w:fldCharType="begin"/>
+        </w:r>
+        <w:r>
+          <w:rPr>
+            <w:noProof/>
+            <w:webHidden/>
+          </w:rPr>
+          <w:instrText xml:space="preserve"> PAGEREF _Toc224471294 \h </w:instrText>
+        </w:r>
+        <w:r>
+          <w:rPr>
+            <w:noProof/>
+            <w:webHidden/>
+          </w:rPr>
+        </w:r>
+        <w:r>
+          <w:rPr>
+            <w:noProof/>
+            <w:webHidden/>
+          </w:rPr>
+          <w:fldChar w:fldCharType="separate"/>
+        </w:r>
+        <w:r>
+          <w:rPr>
+            <w:noProof/>
+            <w:webHidden/>
+          </w:rPr>
+          <w:t>7</w:t>
+        </w:r>
+        <w:r>
+          <w:rPr>
+            <w:noProof/>
+            <w:webHidden/>
+          </w:rPr>
+          <w:fldChar w:fldCharType="end"/>
+        </w:r>
+      </w:hyperlink>
+    </w:p>
+    <w:p>
+      <w:pPr>
+        <w:pStyle w:val="TOC2"/>
+        <w:tabs>
+          <w:tab w:val="right" w:leader="dot" w:pos="9395"/>
+        </w:tabs>
+        <w:rPr>
+          <w:rFonts w:asciiTheme="minorHAnsi" w:eastAsiaTheme="minorEastAsia" w:hAnsiTheme="minorHAnsi"/>
+          <w:b w:val="0"/>
+          <w:noProof/>
+          <w:sz w:val="22"/>
+        </w:rPr>
+      </w:pPr>
+      <w:hyperlink w:anchor="_Toc224471295" w:history="1">
+        <w:r>
+          <w:rPr>
+            <w:rStyle w:val="Hyperlink"/>
+            <w:noProof/>
+          </w:rPr>
+          <w:t xml:space="preserve">2.7. </w:t>
+        </w:r>
+        <w:r>
+          <w:rPr>
+            <w:rStyle w:val="Hyperlink"/>
+            <w:bCs/>
+            <w:noProof/>
+          </w:rPr>
+          <w:t xml:space="preserve">Nền tảng thanh toán </w:t>
+        </w:r>
+        <w:r>
+          <w:rPr>
+            <w:rStyle w:val="Hyperlink"/>
+            <w:noProof/>
+          </w:rPr>
+          <w:t>PayOS</w:t>
+        </w:r>
+        <w:r>
+          <w:rPr>
+            <w:noProof/>
+            <w:webHidden/>
+          </w:rPr>
+          <w:tab/>
+        </w:r>
+        <w:r>
+          <w:rPr>
+            <w:noProof/>
+            <w:webHidden/>
+          </w:rPr>
+          <w:fldChar w:fldCharType="begin"/>
+        </w:r>
+        <w:r>
+          <w:rPr>
+            <w:noProof/>
+            <w:webHidden/>
+          </w:rPr>
+          <w:instrText xml:space="preserve"> PAGEREF _Toc224471295 \h </w:instrText>
+        </w:r>
+        <w:r>
+          <w:rPr>
+            <w:noProof/>
+            <w:webHidden/>
+          </w:rPr>
+        </w:r>
+        <w:r>
+          <w:rPr>
+            <w:noProof/>
+            <w:webHidden/>
+          </w:rPr>
+          <w:fldChar w:fldCharType="separate"/>
+        </w:r>
+        <w:r>
+          <w:rPr>
+            <w:noProof/>
+            <w:webHidden/>
+          </w:rPr>
+          <w:t>8</w:t>
+        </w:r>
+        <w:r>
+          <w:rPr>
+            <w:noProof/>
+            <w:webHidden/>
+          </w:rPr>
+          <w:fldChar w:fldCharType="end"/>
+        </w:r>
+      </w:hyperlink>
+    </w:p>
+    <w:p>
+      <w:pPr>
+        <w:pStyle w:val="TOC1"/>
+        <w:tabs>
+          <w:tab w:val="right" w:leader="dot" w:pos="9395"/>
+        </w:tabs>
+        <w:rPr>
+          <w:rFonts w:asciiTheme="minorHAnsi" w:eastAsiaTheme="minorEastAsia" w:hAnsiTheme="minorHAnsi"/>
+          <w:b w:val="0"/>
+          <w:noProof/>
+          <w:sz w:val="22"/>
+        </w:rPr>
+      </w:pPr>
+      <w:hyperlink w:anchor="_Toc224471296" w:history="1">
+        <w:r>
+          <w:rPr>
+            <w:rStyle w:val="Hyperlink"/>
+            <w:noProof/>
+          </w:rPr>
+          <w:t>CHƯƠNG 3. PHÂN TÍCH HỆ THỐNG VÀ XÂY DỰNG SẢN PHẨM</w:t>
+        </w:r>
+        <w:r>
+          <w:rPr>
+            <w:noProof/>
+            <w:webHidden/>
+          </w:rPr>
+          <w:tab/>
+        </w:r>
+        <w:r>
+          <w:rPr>
+            <w:noProof/>
+            <w:webHidden/>
+          </w:rPr>
+          <w:fldChar w:fldCharType="begin"/>
+        </w:r>
+        <w:r>
+          <w:rPr>
+            <w:noProof/>
+            <w:webHidden/>
+          </w:rPr>
+          <w:instrText xml:space="preserve"> PAGEREF _Toc224471296 \h </w:instrText>
+        </w:r>
+        <w:r>
+          <w:rPr>
+            <w:noProof/>
+            <w:webHidden/>
+          </w:rPr>
+        </w:r>
+        <w:r>
+          <w:rPr>
+            <w:noProof/>
+            <w:webHidden/>
+          </w:rPr>
+          <w:fldChar w:fldCharType="separate"/>
+        </w:r>
+        <w:r>
+          <w:rPr>
+            <w:noProof/>
+            <w:webHidden/>
+          </w:rPr>
+          <w:t>9</w:t>
+        </w:r>
+        <w:r>
+          <w:rPr>
+            <w:noProof/>
+            <w:webHidden/>
+          </w:rPr>
+          <w:fldChar w:fldCharType="end"/>
+        </w:r>
+      </w:hyperlink>
+    </w:p>
+    <w:p>
+      <w:pPr>
+        <w:pStyle w:val="TOC2"/>
+        <w:tabs>
+          <w:tab w:val="right" w:leader="dot" w:pos="9395"/>
+        </w:tabs>
+        <w:rPr>
+          <w:rFonts w:asciiTheme="minorHAnsi" w:eastAsiaTheme="minorEastAsia" w:hAnsiTheme="minorHAnsi"/>
+          <w:b w:val="0"/>
+          <w:noProof/>
+          <w:sz w:val="22"/>
+        </w:rPr>
+      </w:pPr>
+      <w:hyperlink w:anchor="_Toc224471297" w:history="1">
+        <w:r>
+          <w:rPr>
+            <w:rStyle w:val="Hyperlink"/>
+            <w:noProof/>
+          </w:rPr>
+          <w:t>3.1. Phân tích hệ thống</w:t>
+        </w:r>
+        <w:r>
+          <w:rPr>
+            <w:noProof/>
+            <w:webHidden/>
+          </w:rPr>
+          <w:tab/>
+        </w:r>
+        <w:r>
+          <w:rPr>
+            <w:noProof/>
+            <w:webHidden/>
+          </w:rPr>
+          <w:fldChar w:fldCharType="begin"/>
+        </w:r>
+        <w:r>
+          <w:rPr>
+            <w:noProof/>
+            <w:webHidden/>
+          </w:rPr>
+          <w:instrText xml:space="preserve"> PAGEREF _Toc224471297 \h </w:instrText>
+        </w:r>
+        <w:r>
+          <w:rPr>
+            <w:noProof/>
+            <w:webHidden/>
+          </w:rPr>
+        </w:r>
+        <w:r>
+          <w:rPr>
+            <w:noProof/>
+            <w:webHidden/>
+          </w:rPr>
+          <w:fldChar w:fldCharType="separate"/>
+        </w:r>
+        <w:r>
+          <w:rPr>
+            <w:noProof/>
+            <w:webHidden/>
+          </w:rPr>
+          <w:t>9</w:t>
+        </w:r>
+        <w:r>
+          <w:rPr>
+            <w:noProof/>
+            <w:webHidden/>
+          </w:rPr>
+          <w:fldChar w:fldCharType="end"/>
+        </w:r>
+      </w:hyperlink>
+    </w:p>
+    <w:p>
+      <w:pPr>
+        <w:pStyle w:val="TOC3"/>
+        <w:tabs>
+          <w:tab w:val="right" w:leader="dot" w:pos="9395"/>
+        </w:tabs>
+        <w:rPr>
+          <w:rFonts w:asciiTheme="minorHAnsi" w:eastAsiaTheme="minorEastAsia" w:hAnsiTheme="minorHAnsi"/>
+          <w:noProof/>
+          <w:sz w:val="22"/>
+        </w:rPr>
+      </w:pPr>
+      <w:hyperlink w:anchor="_Toc224471298" w:history="1">
+        <w:r>
+          <w:rPr>
+            <w:rStyle w:val="Hyperlink"/>
+            <w:noProof/>
+          </w:rPr>
+          <w:t>3.1.1 Biểu đồ usecase</w:t>
+        </w:r>
+        <w:r>
+          <w:rPr>
+            <w:noProof/>
+            <w:webHidden/>
+          </w:rPr>
+          <w:tab/>
+        </w:r>
+        <w:r>
+          <w:rPr>
+            <w:noProof/>
+            <w:webHidden/>
+          </w:rPr>
+          <w:fldChar w:fldCharType="begin"/>
+        </w:r>
+        <w:r>
+          <w:rPr>
+            <w:noProof/>
+            <w:webHidden/>
+          </w:rPr>
+          <w:instrText xml:space="preserve"> PAGEREF _Toc224471298 \h </w:instrText>
+        </w:r>
+        <w:r>
+          <w:rPr>
+            <w:noProof/>
+            <w:webHidden/>
+          </w:rPr>
+        </w:r>
+        <w:r>
+          <w:rPr>
+            <w:noProof/>
+            <w:webHidden/>
+          </w:rPr>
+          <w:fldChar w:fldCharType="separate"/>
+        </w:r>
+        <w:r>
+          <w:rPr>
+            <w:noProof/>
+            <w:webHidden/>
+          </w:rPr>
+          <w:t>10</w:t>
+        </w:r>
+        <w:r>
+          <w:rPr>
+            <w:noProof/>
+            <w:webHidden/>
+          </w:rPr>
+          <w:fldChar w:fldCharType="end"/>
+        </w:r>
+      </w:hyperlink>
+    </w:p>
+    <w:p>
+      <w:pPr>
+        <w:pStyle w:val="TOC3"/>
+        <w:tabs>
+          <w:tab w:val="right" w:leader="dot" w:pos="9395"/>
+        </w:tabs>
+        <w:rPr>
+          <w:rFonts w:asciiTheme="minorHAnsi" w:eastAsiaTheme="minorEastAsia" w:hAnsiTheme="minorHAnsi"/>
+          <w:noProof/>
+          <w:sz w:val="22"/>
+        </w:rPr>
+      </w:pPr>
+      <w:hyperlink w:anchor="_Toc224471299" w:history="1">
+        <w:r>
+          <w:rPr>
+            <w:rStyle w:val="Hyperlink"/>
+            <w:noProof/>
+          </w:rPr>
+          <w:t>3.1.2 Đặc tả usecase</w:t>
+        </w:r>
+        <w:r>
+          <w:rPr>
+            <w:noProof/>
+            <w:webHidden/>
+          </w:rPr>
+          <w:tab/>
+        </w:r>
+        <w:r>
+          <w:rPr>
+            <w:noProof/>
+            <w:webHidden/>
+          </w:rPr>
+          <w:fldChar w:fldCharType="begin"/>
+        </w:r>
+        <w:r>
+          <w:rPr>
+            <w:noProof/>
+            <w:webHidden/>
+          </w:rPr>
+          <w:instrText xml:space="preserve"> PAGEREF _Toc224471299 \h </w:instrText>
+        </w:r>
+        <w:r>
+          <w:rPr>
+            <w:noProof/>
+            <w:webHidden/>
+          </w:rPr>
+        </w:r>
+        <w:r>
+          <w:rPr>
+            <w:noProof/>
+            <w:webHidden/>
+          </w:rPr>
+          <w:fldChar w:fldCharType="separate"/>
+        </w:r>
+        <w:r>
+          <w:rPr>
+            <w:noProof/>
+            <w:webHidden/>
+          </w:rPr>
+          <w:t>11</w:t>
+        </w:r>
+        <w:r>
+          <w:rPr>
+            <w:noProof/>
+            <w:webHidden/>
+          </w:rPr>
+          <w:fldChar w:fldCharType="end"/>
+        </w:r>
+      </w:hyperlink>
+    </w:p>
+    <w:p>
+      <w:pPr>
+        <w:pStyle w:val="TOC3"/>
+        <w:tabs>
+          <w:tab w:val="right" w:leader="dot" w:pos="9395"/>
+        </w:tabs>
+        <w:rPr>
+          <w:rFonts w:asciiTheme="minorHAnsi" w:eastAsiaTheme="minorEastAsia" w:hAnsiTheme="minorHAnsi"/>
+          <w:noProof/>
+          <w:sz w:val="22"/>
+        </w:rPr>
+      </w:pPr>
+      <w:hyperlink w:anchor="_Toc224471300" w:history="1">
+        <w:r>
+          <w:rPr>
+            <w:rStyle w:val="Hyperlink"/>
+            <w:noProof/>
+          </w:rPr>
+          <w:t>3.1.3 Biểu đồ hoạt động Activity</w:t>
+        </w:r>
+        <w:r>
+          <w:rPr>
+            <w:noProof/>
+            <w:webHidden/>
+          </w:rPr>
+          <w:tab/>
+        </w:r>
+        <w:r>
+          <w:rPr>
+            <w:noProof/>
+            <w:webHidden/>
+          </w:rPr>
+          <w:fldChar w:fldCharType="begin"/>
+        </w:r>
+        <w:r>
+          <w:rPr>
+            <w:noProof/>
+            <w:webHidden/>
+          </w:rPr>
+          <w:instrText xml:space="preserve"> PAGEREF _Toc224471300 \h </w:instrText>
+        </w:r>
+        <w:r>
+          <w:rPr>
+            <w:noProof/>
+            <w:webHidden/>
+          </w:rPr>
+        </w:r>
+        <w:r>
+          <w:rPr>
+            <w:noProof/>
+            <w:webHidden/>
+          </w:rPr>
+          <w:fldChar w:fldCharType="separate"/>
+        </w:r>
+        <w:r>
+          <w:rPr>
+            <w:noProof/>
+            <w:webHidden/>
+          </w:rPr>
+          <w:t>13</w:t>
+        </w:r>
+        <w:r>
+          <w:rPr>
+            <w:noProof/>
+            <w:webHidden/>
+          </w:rPr>
+          <w:fldChar w:fldCharType="end"/>
+        </w:r>
+      </w:hyperlink>
+    </w:p>
+    <w:p>
+      <w:pPr>
+        <w:pStyle w:val="TOC3"/>
+        <w:tabs>
+          <w:tab w:val="right" w:leader="dot" w:pos="9395"/>
+        </w:tabs>
+        <w:rPr>
+          <w:rFonts w:asciiTheme="minorHAnsi" w:eastAsiaTheme="minorEastAsia" w:hAnsiTheme="minorHAnsi"/>
+          <w:noProof/>
+          <w:sz w:val="22"/>
+        </w:rPr>
+      </w:pPr>
+      <w:hyperlink w:anchor="_Toc224471301" w:history="1">
+        <w:r>
+          <w:rPr>
+            <w:rStyle w:val="Hyperlink"/>
+            <w:noProof/>
+          </w:rPr>
+          <w:t>3.1.4 Biểu đồ tuần tự</w:t>
+        </w:r>
+        <w:r>
+          <w:rPr>
+            <w:noProof/>
+            <w:webHidden/>
+          </w:rPr>
+          <w:tab/>
+        </w:r>
+        <w:r>
+          <w:rPr>
+            <w:noProof/>
+            <w:webHidden/>
+          </w:rPr>
+          <w:fldChar w:fldCharType="begin"/>
+        </w:r>
+        <w:r>
+          <w:rPr>
+            <w:noProof/>
+            <w:webHidden/>
+          </w:rPr>
+          <w:instrText xml:space="preserve"> PAGEREF _Toc224471301 \h </w:instrText>
+        </w:r>
+        <w:r>
+          <w:rPr>
+            <w:noProof/>
+            <w:webHidden/>
+          </w:rPr>
+        </w:r>
+        <w:r>
+          <w:rPr>
+            <w:noProof/>
+            <w:webHidden/>
+          </w:rPr>
+          <w:fldChar w:fldCharType="separate"/>
+        </w:r>
+        <w:r>
+          <w:rPr>
+            <w:noProof/>
+            <w:webHidden/>
+          </w:rPr>
+          <w:t>13</w:t>
+        </w:r>
+        <w:r>
+          <w:rPr>
+            <w:noProof/>
+            <w:webHidden/>
+          </w:rPr>
+          <w:fldChar w:fldCharType="end"/>
+        </w:r>
+      </w:hyperlink>
+    </w:p>
+    <w:p>
+      <w:pPr>
+        <w:pStyle w:val="TOC3"/>
+        <w:tabs>
+          <w:tab w:val="right" w:leader="dot" w:pos="9395"/>
+        </w:tabs>
+        <w:rPr>
+          <w:rFonts w:asciiTheme="minorHAnsi" w:eastAsiaTheme="minorEastAsia" w:hAnsiTheme="minorHAnsi"/>
+          <w:noProof/>
+          <w:sz w:val="22"/>
+        </w:rPr>
+      </w:pPr>
+      <w:hyperlink w:anchor="_Toc224471302" w:history="1">
+        <w:r>
+          <w:rPr>
+            <w:rStyle w:val="Hyperlink"/>
+            <w:noProof/>
+          </w:rPr>
+          <w:t>3.1.5 Biểu đồ lớp</w:t>
+        </w:r>
+        <w:r>
+          <w:rPr>
+            <w:noProof/>
+            <w:webHidden/>
+          </w:rPr>
+          <w:tab/>
+        </w:r>
+        <w:r>
+          <w:rPr>
+            <w:noProof/>
+            <w:webHidden/>
+          </w:rPr>
+          <w:fldChar w:fldCharType="begin"/>
+        </w:r>
+        <w:r>
+          <w:rPr>
+            <w:noProof/>
+            <w:webHidden/>
+          </w:rPr>
+          <w:instrText xml:space="preserve"> PAGEREF _Toc224471302 \h </w:instrText>
+        </w:r>
+        <w:r>
+          <w:rPr>
+            <w:noProof/>
+            <w:webHidden/>
+          </w:rPr>
+        </w:r>
+        <w:r>
+          <w:rPr>
+            <w:noProof/>
+            <w:webHidden/>
+          </w:rPr>
+          <w:fldChar w:fldCharType="separate"/>
+        </w:r>
+        <w:r>
+          <w:rPr>
+            <w:noProof/>
+            <w:webHidden/>
+          </w:rPr>
+          <w:t>14</w:t>
+        </w:r>
+        <w:r>
+          <w:rPr>
+            <w:noProof/>
+            <w:webHidden/>
+          </w:rPr>
+          <w:fldChar w:fldCharType="end"/>
+        </w:r>
+      </w:hyperlink>
+    </w:p>
+    <w:p>
+      <w:pPr>
+        <w:pStyle w:val="TOC2"/>
+        <w:tabs>
+          <w:tab w:val="right" w:leader="dot" w:pos="9395"/>
+        </w:tabs>
+        <w:rPr>
+          <w:rFonts w:asciiTheme="minorHAnsi" w:eastAsiaTheme="minorEastAsia" w:hAnsiTheme="minorHAnsi"/>
+          <w:b w:val="0"/>
+          <w:noProof/>
+          <w:sz w:val="22"/>
+        </w:rPr>
+      </w:pPr>
+      <w:hyperlink w:anchor="_Toc224471303" w:history="1">
+        <w:r>
+          <w:rPr>
+            <w:rStyle w:val="Hyperlink"/>
+            <w:noProof/>
+          </w:rPr>
+          <w:t>3.2. Xây dựng giao diện sản phẩm</w:t>
+        </w:r>
+        <w:r>
+          <w:rPr>
+            <w:noProof/>
+            <w:webHidden/>
+          </w:rPr>
+          <w:tab/>
+        </w:r>
+        <w:r>
+          <w:rPr>
+            <w:noProof/>
+            <w:webHidden/>
+          </w:rPr>
+          <w:fldChar w:fldCharType="begin"/>
+        </w:r>
+        <w:r>
+          <w:rPr>
+            <w:noProof/>
+            <w:webHidden/>
+          </w:rPr>
+          <w:instrText xml:space="preserve"> PAGEREF _Toc224471303 \h </w:instrText>
+        </w:r>
+        <w:r>
+          <w:rPr>
+            <w:noProof/>
+            <w:webHidden/>
+          </w:rPr>
+        </w:r>
+        <w:r>
+          <w:rPr>
+            <w:noProof/>
+            <w:webHidden/>
+          </w:rPr>
+          <w:fldChar w:fldCharType="separate"/>
+        </w:r>
+        <w:r>
+          <w:rPr>
+            <w:noProof/>
+            <w:webHidden/>
+          </w:rPr>
+          <w:t>14</w:t>
+        </w:r>
+        <w:r>
+          <w:rPr>
+            <w:noProof/>
+            <w:webHidden/>
+          </w:rPr>
+          <w:fldChar w:fldCharType="end"/>
+        </w:r>
+      </w:hyperlink>
+    </w:p>
+    <w:p>
+      <w:pPr>
+        <w:pStyle w:val="TOC1"/>
+        <w:tabs>
+          <w:tab w:val="right" w:leader="dot" w:pos="9395"/>
+        </w:tabs>
+        <w:rPr>
+          <w:rFonts w:asciiTheme="minorHAnsi" w:eastAsiaTheme="minorEastAsia" w:hAnsiTheme="minorHAnsi"/>
+          <w:b w:val="0"/>
+          <w:noProof/>
+          <w:sz w:val="22"/>
+        </w:rPr>
+      </w:pPr>
+      <w:hyperlink w:anchor="_Toc224471304" w:history="1">
+        <w:r>
+          <w:rPr>
+            <w:rStyle w:val="Hyperlink"/>
+            <w:noProof/>
+          </w:rPr>
+          <w:t>KẾT LUẬN</w:t>
+        </w:r>
+        <w:r>
+          <w:rPr>
+            <w:noProof/>
+            <w:webHidden/>
+          </w:rPr>
+          <w:tab/>
+        </w:r>
+        <w:r>
+          <w:rPr>
+            <w:noProof/>
+            <w:webHidden/>
+          </w:rPr>
+          <w:fldChar w:fldCharType="begin"/>
+        </w:r>
+        <w:r>
+          <w:rPr>
+            <w:noProof/>
+            <w:webHidden/>
+          </w:rPr>
+          <w:instrText xml:space="preserve"> PAGEREF _Toc224471304 \h </w:instrText>
+        </w:r>
+        <w:r>
+          <w:rPr>
+            <w:noProof/>
+            <w:webHidden/>
+          </w:rPr>
+        </w:r>
+        <w:r>
+          <w:rPr>
+            <w:noProof/>
+            <w:webHidden/>
+          </w:rPr>
+          <w:fldChar w:fldCharType="separate"/>
+        </w:r>
+        <w:r>
+          <w:rPr>
+            <w:noProof/>
+            <w:webHidden/>
+          </w:rPr>
+          <w:t>15</w:t>
+        </w:r>
+        <w:r>
+          <w:rPr>
+            <w:noProof/>
+            <w:webHidden/>
+          </w:rPr>
+          <w:fldChar w:fldCharType="end"/>
+        </w:r>
+      </w:hyperlink>
+    </w:p>
+    <w:p>
+      <w:pPr>
+        <w:pStyle w:val="TOC1"/>
+        <w:tabs>
+          <w:tab w:val="right" w:leader="dot" w:pos="9395"/>
+        </w:tabs>
+        <w:rPr>
+          <w:rFonts w:asciiTheme="minorHAnsi" w:eastAsiaTheme="minorEastAsia" w:hAnsiTheme="minorHAnsi"/>
+          <w:b w:val="0"/>
+          <w:noProof/>
+          <w:sz w:val="22"/>
+        </w:rPr>
+      </w:pPr>
+      <w:hyperlink w:anchor="_Toc224471305" w:history="1">
+        <w:r>
+          <w:rPr>
+            <w:rStyle w:val="Hyperlink"/>
+            <w:noProof/>
+          </w:rPr>
+          <w:t>DANH MỤC TÀI LIỆU THAM KHẢO</w:t>
+        </w:r>
+        <w:r>
+          <w:rPr>
+            <w:noProof/>
+            <w:webHidden/>
+          </w:rPr>
+          <w:tab/>
+        </w:r>
+        <w:r>
+          <w:rPr>
+            <w:noProof/>
+            <w:webHidden/>
+          </w:rPr>
+          <w:fldChar w:fldCharType="begin"/>
+        </w:r>
+        <w:r>
+          <w:rPr>
+            <w:noProof/>
+            <w:webHidden/>
+          </w:rPr>
+          <w:instrText xml:space="preserve"> PAGEREF _Toc224471305 \h </w:instrText>
+        </w:r>
+        <w:r>
+          <w:rPr>
+            <w:noProof/>
+            <w:webHidden/>
+          </w:rPr>
+        </w:r>
+        <w:r>
+          <w:rPr>
+            <w:noProof/>
+            <w:webHidden/>
+          </w:rPr>
+          <w:fldChar w:fldCharType="separate"/>
+        </w:r>
+        <w:r>
+          <w:rPr>
+            <w:noProof/>
+            <w:webHidden/>
+          </w:rPr>
+          <w:t>17</w:t>
+        </w:r>
+        <w:r>
+          <w:rPr>
+            <w:noProof/>
+            <w:webHidden/>
+          </w:rPr>
+          <w:fldChar w:fldCharType="end"/>
+        </w:r>
+      </w:hyperlink>
+    </w:p>
+    <w:p>
+      <w:pPr>
+        <w:pStyle w:val="TOC2"/>
+        <w:tabs>
+          <w:tab w:val="right" w:leader="dot" w:pos="9395"/>
+        </w:tabs>
+        <w:rPr>
+          <w:rFonts w:asciiTheme="minorHAnsi" w:eastAsiaTheme="minorEastAsia" w:hAnsiTheme="minorHAnsi"/>
+          <w:b w:val="0"/>
+          <w:noProof/>
+          <w:sz w:val="22"/>
+        </w:rPr>
+      </w:pPr>
+      <w:hyperlink w:anchor="_Toc224471306" w:history="1">
+        <w:r>
+          <w:rPr>
+            <w:rStyle w:val="Hyperlink"/>
+            <w:noProof/>
+          </w:rPr>
+          <w:t>PHỤ LỤC</w:t>
+        </w:r>
+        <w:r>
+          <w:rPr>
+            <w:noProof/>
+            <w:webHidden/>
+          </w:rPr>
+          <w:tab/>
+        </w:r>
+        <w:r>
+          <w:rPr>
+            <w:noProof/>
+            <w:webHidden/>
+          </w:rPr>
+          <w:fldChar w:fldCharType="begin"/>
+        </w:r>
+        <w:r>
+          <w:rPr>
+            <w:noProof/>
+            <w:webHidden/>
+          </w:rPr>
+          <w:instrText xml:space="preserve"> PAGEREF _Toc224471306 \h </w:instrText>
+        </w:r>
+        <w:r>
+          <w:rPr>
+            <w:noProof/>
+            <w:webHidden/>
+          </w:rPr>
+        </w:r>
+        <w:r>
+          <w:rPr>
+            <w:noProof/>
+            <w:webHidden/>
+          </w:rPr>
+          <w:fldChar w:fldCharType="separate"/>
+        </w:r>
+        <w:r>
+          <w:rPr>
+            <w:noProof/>
+            <w:webHidden/>
+          </w:rPr>
+          <w:t>18</w:t>
+        </w:r>
+        <w:r>
+          <w:rPr>
+            <w:noProof/>
+            <w:webHidden/>
+          </w:rPr>
+          <w:fldChar w:fldCharType="end"/>
+        </w:r>
+      </w:hyperlink>
+    </w:p>
+    <w:p>
+      <w:pPr>
+        <w:spacing w:line="276" w:lineRule="auto"/>
+        <w:jc w:val="center"/>
+        <w:rPr>
+          <w:rFonts w:cs="Times New Roman"/>
+          <w:b/>
+          <w:bCs/>
+          <w:sz w:val="32"/>
+          <w:szCs w:val="32"/>
+        </w:rPr>
+      </w:pPr>
+      <w:r>
+        <w:rPr>
+          <w:rFonts w:cs="Times New Roman"/>
+          <w:b/>
+          <w:bCs/>
+          <w:sz w:val="32"/>
+          <w:szCs w:val="32"/>
+        </w:rPr>
+        <w:fldChar w:fldCharType="end"/>
+      </w:r>
     </w:p>
     <w:p>
       <w:pPr>
@@ -2934,6 +5509,7 @@
       <w:pPr>
         <w:pStyle w:val="Heading1"/>
       </w:pPr>
+      <w:bookmarkStart w:id="1" w:name="_Toc224471282"/>
       <w:r>
         <w:lastRenderedPageBreak/>
         <w:t>CHƯƠNG 1</w:t>
@@ -2942,6 +5518,7 @@
         <w:t>. GIỚI THIỆU</w:t>
       </w:r>
       <w:bookmarkEnd w:id="0"/>
+      <w:bookmarkEnd w:id="1"/>
     </w:p>
     <w:p>
       <w:pPr>
@@ -2952,7 +5529,8 @@
           <w:szCs w:val="28"/>
         </w:rPr>
       </w:pPr>
-      <w:bookmarkStart w:id="1" w:name="_Toc162109895"/>
+      <w:bookmarkStart w:id="2" w:name="_Toc162109895"/>
+      <w:bookmarkStart w:id="3" w:name="_Toc224471283"/>
       <w:r>
         <w:rPr>
           <w:rFonts w:cs="Times New Roman"/>
@@ -2969,7 +5547,8 @@
         </w:rPr>
         <w:t>Lý do chọn đề tài</w:t>
       </w:r>
-      <w:bookmarkEnd w:id="1"/>
+      <w:bookmarkEnd w:id="2"/>
+      <w:bookmarkEnd w:id="3"/>
       <w:r>
         <w:rPr>
           <w:rFonts w:cs="Times New Roman"/>
@@ -2983,7 +5562,7 @@
       <w:pPr>
         <w:spacing w:line="360" w:lineRule="auto"/>
       </w:pPr>
-      <w:bookmarkStart w:id="2" w:name="_Toc162109896"/>
+      <w:bookmarkStart w:id="4" w:name="_Toc162109896"/>
       <w:r>
         <w:t xml:space="preserve">     </w:t>
       </w:r>
@@ -3006,22 +5585,24 @@
       <w:pPr>
         <w:pStyle w:val="Heading2"/>
       </w:pPr>
+      <w:bookmarkStart w:id="5" w:name="_Toc224471284"/>
       <w:r>
         <w:t xml:space="preserve">1.2. </w:t>
       </w:r>
       <w:r>
         <w:t xml:space="preserve">Mục tiêu </w:t>
       </w:r>
-      <w:bookmarkEnd w:id="2"/>
+      <w:bookmarkEnd w:id="4"/>
       <w:r>
         <w:t>đề tài</w:t>
       </w:r>
+      <w:bookmarkEnd w:id="5"/>
     </w:p>
     <w:p>
       <w:pPr>
         <w:spacing w:line="360" w:lineRule="auto"/>
       </w:pPr>
-      <w:bookmarkStart w:id="3" w:name="_Toc162109897"/>
+      <w:bookmarkStart w:id="6" w:name="_Toc162109897"/>
       <w:r>
         <w:t xml:space="preserve">     </w:t>
       </w:r>
@@ -3052,10 +5633,12 @@
       <w:pPr>
         <w:pStyle w:val="Heading2"/>
       </w:pPr>
+      <w:bookmarkStart w:id="7" w:name="_Toc224471285"/>
       <w:r>
         <w:lastRenderedPageBreak/>
         <w:t>1.3. Phạm vi đề tài</w:t>
       </w:r>
+      <w:bookmarkEnd w:id="7"/>
     </w:p>
     <w:p>
       <w:pPr>
@@ -3072,9 +5655,11 @@
       <w:pPr>
         <w:pStyle w:val="Heading2"/>
       </w:pPr>
+      <w:bookmarkStart w:id="8" w:name="_Toc224471286"/>
       <w:r>
         <w:t>1.4 Đối tượng nghiên cứu</w:t>
       </w:r>
+      <w:bookmarkEnd w:id="8"/>
     </w:p>
     <w:p>
       <w:pPr>
@@ -3089,10 +5674,12 @@
       <w:pPr>
         <w:pStyle w:val="Heading2"/>
       </w:pPr>
+      <w:bookmarkStart w:id="9" w:name="_Toc224471287"/>
       <w:r>
         <w:t>1.5. Phương pháp nghiên cứu</w:t>
       </w:r>
-      <w:bookmarkEnd w:id="3"/>
+      <w:bookmarkEnd w:id="6"/>
+      <w:bookmarkEnd w:id="9"/>
     </w:p>
     <w:p>
       <w:pPr>
@@ -3253,7 +5840,8 @@
       <w:r>
         <w:br w:type="page"/>
       </w:r>
-      <w:bookmarkStart w:id="4" w:name="_Toc162109898"/>
+      <w:bookmarkStart w:id="10" w:name="_Toc162109898"/>
+      <w:bookmarkStart w:id="11" w:name="_Toc224471288"/>
       <w:r>
         <w:lastRenderedPageBreak/>
         <w:t>CHƯƠNG 2</w:t>
@@ -3261,10 +5849,11 @@
       <w:r>
         <w:t xml:space="preserve">. </w:t>
       </w:r>
-      <w:bookmarkEnd w:id="4"/>
+      <w:bookmarkEnd w:id="10"/>
       <w:r>
         <w:t>CƠ SỞ LÝ THUYẾT</w:t>
       </w:r>
+      <w:bookmarkEnd w:id="11"/>
     </w:p>
     <w:p>
       <w:pPr>
@@ -3275,7 +5864,7 @@
           <w:szCs w:val="26"/>
         </w:rPr>
       </w:pPr>
-      <w:bookmarkStart w:id="5" w:name="_Toc162109899"/>
+      <w:bookmarkStart w:id="12" w:name="_Toc162109899"/>
       <w:r>
         <w:rPr>
           <w:rFonts w:cs="Times New Roman"/>
@@ -3289,13 +5878,15 @@
         <w:pStyle w:val="Heading2"/>
         <w:ind w:firstLine="0"/>
       </w:pPr>
+      <w:bookmarkStart w:id="13" w:name="_Toc224471289"/>
       <w:r>
         <w:t xml:space="preserve">2.1. </w:t>
       </w:r>
-      <w:bookmarkEnd w:id="5"/>
+      <w:bookmarkEnd w:id="12"/>
       <w:r>
         <w:t>Kiến trúc mô hình YOLOv8 (You Only Look Once version 8)</w:t>
       </w:r>
+      <w:bookmarkEnd w:id="13"/>
     </w:p>
     <w:p>
       <w:pPr>
@@ -3465,6 +6056,7 @@
       <w:pPr>
         <w:pStyle w:val="h"/>
       </w:pPr>
+      <w:bookmarkStart w:id="14" w:name="_Toc224471329"/>
       <w:r>
         <w:t>Hình 2.</w:t>
       </w:r>
@@ -3474,6 +6066,7 @@
       <w:r>
         <w:t>: Logo YoloV8</w:t>
       </w:r>
+      <w:bookmarkEnd w:id="14"/>
     </w:p>
     <w:p>
       <w:pPr>
@@ -3508,9 +6101,11 @@
         <w:pStyle w:val="Heading2"/>
         <w:ind w:firstLine="0"/>
       </w:pPr>
+      <w:bookmarkStart w:id="15" w:name="_Toc224471290"/>
       <w:r>
         <w:t>2.2. Thư viện EasyOCR cho nhận diện ký tự quang học</w:t>
       </w:r>
+      <w:bookmarkEnd w:id="15"/>
     </w:p>
     <w:p>
       <w:pPr>
@@ -3645,6 +6240,7 @@
       <w:pPr>
         <w:pStyle w:val="h"/>
       </w:pPr>
+      <w:bookmarkStart w:id="16" w:name="_Toc224471330"/>
       <w:r>
         <w:t>Hình 2.</w:t>
       </w:r>
@@ -3657,6 +6253,7 @@
       <w:r>
         <w:t>EasyOCR</w:t>
       </w:r>
+      <w:bookmarkEnd w:id="16"/>
     </w:p>
     <w:p>
       <w:pPr>
@@ -3669,9 +6266,11 @@
         <w:pStyle w:val="Heading2"/>
         <w:ind w:firstLine="0"/>
       </w:pPr>
+      <w:bookmarkStart w:id="17" w:name="_Toc224471291"/>
       <w:r>
         <w:t>2.3. Nền tảng Google Colab và Framework Streamlit</w:t>
       </w:r>
+      <w:bookmarkEnd w:id="17"/>
     </w:p>
     <w:p>
       <w:pPr>
@@ -3867,9 +6466,11 @@
       <w:pPr>
         <w:pStyle w:val="h"/>
       </w:pPr>
+      <w:bookmarkStart w:id="18" w:name="_Toc224471331"/>
       <w:r>
         <w:t>Hình 2.3: Logo Google Colab và Streamlit</w:t>
       </w:r>
+      <w:bookmarkEnd w:id="18"/>
     </w:p>
     <w:p>
       <w:pPr>
@@ -3882,9 +6483,11 @@
         <w:pStyle w:val="Heading2"/>
         <w:ind w:firstLine="0"/>
       </w:pPr>
+      <w:bookmarkStart w:id="19" w:name="_Toc224471292"/>
       <w:r>
         <w:t>2.4. Ngôn ngữ lập trình Python và môi trường Pycharm</w:t>
       </w:r>
+      <w:bookmarkEnd w:id="19"/>
     </w:p>
     <w:p>
       <w:pPr>
@@ -3996,6 +6599,7 @@
       <w:pPr>
         <w:pStyle w:val="h"/>
       </w:pPr>
+      <w:bookmarkStart w:id="20" w:name="_Toc224471332"/>
       <w:r>
         <w:t>Hình 2.</w:t>
       </w:r>
@@ -4008,6 +6612,7 @@
       <w:r>
         <w:t>Pycharm IDE</w:t>
       </w:r>
+      <w:bookmarkEnd w:id="20"/>
     </w:p>
     <w:p>
       <w:pPr>
@@ -4027,9 +6632,11 @@
         <w:pStyle w:val="Heading2"/>
         <w:ind w:firstLine="0"/>
       </w:pPr>
+      <w:bookmarkStart w:id="21" w:name="_Toc224471293"/>
       <w:r>
         <w:t>2.5. Xây dựng tập dữ liệu (Dataset) cho hệ thống</w:t>
       </w:r>
+      <w:bookmarkEnd w:id="21"/>
     </w:p>
     <w:p>
       <w:pPr>
@@ -4120,12 +6727,14 @@
         <w:pStyle w:val="Heading2"/>
         <w:ind w:firstLine="0"/>
       </w:pPr>
+      <w:bookmarkStart w:id="22" w:name="_Toc224471294"/>
       <w:r>
         <w:t xml:space="preserve">2.6. </w:t>
       </w:r>
       <w:r>
         <w:t>Cơ sở dữ liệu MongoDB</w:t>
       </w:r>
+      <w:bookmarkEnd w:id="22"/>
     </w:p>
     <w:p>
       <w:pPr>
@@ -4281,6 +6890,7 @@
       <w:pPr>
         <w:pStyle w:val="h"/>
       </w:pPr>
+      <w:bookmarkStart w:id="23" w:name="_Toc224471333"/>
       <w:r>
         <w:t>Hình 2.</w:t>
       </w:r>
@@ -4293,6 +6903,7 @@
       <w:r>
         <w:t>MongoDB</w:t>
       </w:r>
+      <w:bookmarkEnd w:id="23"/>
     </w:p>
     <w:p>
       <w:pPr>
@@ -4305,6 +6916,7 @@
         <w:pStyle w:val="Heading2"/>
         <w:ind w:firstLine="0"/>
       </w:pPr>
+      <w:bookmarkStart w:id="24" w:name="_Toc224471295"/>
       <w:r>
         <w:t>2.</w:t>
       </w:r>
@@ -4329,6 +6941,7 @@
       <w:r>
         <w:t>PayOS</w:t>
       </w:r>
+      <w:bookmarkEnd w:id="24"/>
     </w:p>
     <w:p>
       <w:pPr>
@@ -4479,36 +7092,21 @@
       <w:pPr>
         <w:pStyle w:val="h"/>
       </w:pPr>
+      <w:bookmarkStart w:id="25" w:name="_Toc224471334"/>
       <w:r>
         <w:t xml:space="preserve">Hình 2.6: Logo </w:t>
       </w:r>
       <w:r>
         <w:t>PayOS</w:t>
       </w:r>
-    </w:p>
-    <w:p>
-      <w:pPr>
-        <w:ind w:left="360"/>
-        <w:jc w:val="center"/>
-      </w:pPr>
-    </w:p>
-    <w:p/>
-    <w:p/>
-    <w:p>
-      <w:pPr>
-        <w:rPr>
-          <w:rFonts w:eastAsiaTheme="majorEastAsia"/>
-        </w:rPr>
-      </w:pPr>
-      <w:r>
-        <w:br w:type="page"/>
-      </w:r>
+      <w:bookmarkEnd w:id="25"/>
     </w:p>
     <w:p>
       <w:pPr>
         <w:pStyle w:val="Heading1"/>
       </w:pPr>
-      <w:bookmarkStart w:id="6" w:name="_Toc162109926"/>
+      <w:bookmarkStart w:id="26" w:name="_Toc162109926"/>
+      <w:bookmarkStart w:id="27" w:name="_Toc224471296"/>
       <w:r>
         <w:lastRenderedPageBreak/>
         <w:t>CHƯƠNG 3</w:t>
@@ -4522,17 +7120,20 @@
       <w:r>
         <w:t>SẢN PHẨM</w:t>
       </w:r>
-      <w:bookmarkEnd w:id="6"/>
+      <w:bookmarkEnd w:id="26"/>
+      <w:bookmarkEnd w:id="27"/>
     </w:p>
     <w:p>
       <w:pPr>
         <w:pStyle w:val="Heading2"/>
       </w:pPr>
-      <w:bookmarkStart w:id="7" w:name="_Toc162109927"/>
+      <w:bookmarkStart w:id="28" w:name="_Toc162109927"/>
+      <w:bookmarkStart w:id="29" w:name="_Toc224471297"/>
       <w:r>
         <w:t>3.1. Phân tích hệ thống</w:t>
       </w:r>
-      <w:bookmarkEnd w:id="7"/>
+      <w:bookmarkEnd w:id="28"/>
+      <w:bookmarkEnd w:id="29"/>
     </w:p>
     <w:p>
       <w:pPr>
@@ -4786,6 +7387,7 @@
       <w:pPr>
         <w:pStyle w:val="Heading3"/>
       </w:pPr>
+      <w:bookmarkStart w:id="30" w:name="_Toc224471298"/>
       <w:r>
         <w:lastRenderedPageBreak/>
         <w:t>3</w:t>
@@ -4796,10 +7398,10 @@
       <w:r>
         <w:t xml:space="preserve"> Biểu đồ usecase</w:t>
       </w:r>
-    </w:p>
-    <w:p>
-      <w:pPr>
-        <w:pStyle w:val="Heading3"/>
+      <w:bookmarkEnd w:id="30"/>
+    </w:p>
+    <w:p>
+      <w:pPr>
         <w:jc w:val="center"/>
       </w:pPr>
       <w:r>
@@ -4860,9 +7462,11 @@
       <w:pPr>
         <w:pStyle w:val="h"/>
       </w:pPr>
+      <w:bookmarkStart w:id="31" w:name="_Toc224471335"/>
       <w:r>
         <w:t>Hình 3.x: Biểu đồ usecase</w:t>
       </w:r>
+      <w:bookmarkEnd w:id="31"/>
     </w:p>
     <w:p>
       <w:pPr>
@@ -4885,6 +7489,7 @@
       <w:pPr>
         <w:pStyle w:val="Heading3"/>
       </w:pPr>
+      <w:bookmarkStart w:id="32" w:name="_Toc224471299"/>
       <w:r>
         <w:lastRenderedPageBreak/>
         <w:t>3.1.2</w:t>
@@ -4895,6 +7500,7 @@
       <w:r>
         <w:t>Đặc tả usecase</w:t>
       </w:r>
+      <w:bookmarkEnd w:id="32"/>
     </w:p>
     <w:p>
       <w:r>
@@ -4903,24 +7509,17 @@
     </w:p>
     <w:p>
       <w:pPr>
-        <w:spacing w:line="240" w:lineRule="auto"/>
-        <w:jc w:val="center"/>
-        <w:rPr>
-          <w:rFonts w:eastAsia="Times New Roman" w:cs="Times New Roman"/>
+        <w:pStyle w:val="h"/>
+        <w:rPr>
           <w:sz w:val="24"/>
           <w:szCs w:val="24"/>
         </w:rPr>
       </w:pPr>
-      <w:r>
-        <w:rPr>
-          <w:rFonts w:eastAsia="Times New Roman" w:cs="Times New Roman"/>
-          <w:b/>
-          <w:bCs/>
-          <w:color w:val="000000"/>
-          <w:szCs w:val="26"/>
-        </w:rPr>
+      <w:bookmarkStart w:id="33" w:name="_Toc224471336"/>
+      <w:r>
         <w:t>Bảng 3.1: Đặc tả chức năng đăng nhập hệ thống</w:t>
       </w:r>
+      <w:bookmarkEnd w:id="33"/>
     </w:p>
     <w:tbl>
       <w:tblPr>
@@ -5678,170 +8277,62 @@
         </w:tc>
       </w:tr>
     </w:tbl>
-    <w:p>
-      <w:pPr>
-        <w:pStyle w:val="Heading3"/>
-        <w:rPr>
-          <w:b w:val="0"/>
-          <w:bCs/>
-          <w:color w:val="000000"/>
-          <w:szCs w:val="26"/>
-        </w:rPr>
-      </w:pPr>
-      <w:r>
-        <w:rPr>
-          <w:b w:val="0"/>
-          <w:bCs/>
-          <w:color w:val="000000"/>
-          <w:szCs w:val="26"/>
-        </w:rPr>
+    <w:p/>
+    <w:p>
+      <w:r>
         <w:lastRenderedPageBreak/>
         <w:t>UC-C</w:t>
       </w:r>
       <w:r>
-        <w:rPr>
-          <w:b w:val="0"/>
-          <w:bCs/>
-          <w:color w:val="000000"/>
-          <w:szCs w:val="26"/>
-        </w:rPr>
         <w:t>2</w:t>
       </w:r>
       <w:r>
-        <w:rPr>
-          <w:b w:val="0"/>
-          <w:bCs/>
-          <w:color w:val="000000"/>
-          <w:szCs w:val="26"/>
-        </w:rPr>
         <w:t xml:space="preserve">: Chức năng đăng </w:t>
       </w:r>
       <w:r>
-        <w:rPr>
-          <w:b w:val="0"/>
-          <w:bCs/>
-          <w:color w:val="000000"/>
-          <w:szCs w:val="26"/>
-        </w:rPr>
         <w:t>k</w:t>
       </w:r>
       <w:r>
-        <w:rPr>
-          <w:b w:val="0"/>
-          <w:bCs/>
-          <w:color w:val="000000"/>
-          <w:szCs w:val="26"/>
-        </w:rPr>
         <w:t>ý</w:t>
       </w:r>
       <w:r>
-        <w:rPr>
-          <w:b w:val="0"/>
-          <w:bCs/>
-          <w:color w:val="000000"/>
-          <w:szCs w:val="26"/>
-        </w:rPr>
         <w:t xml:space="preserve"> </w:t>
       </w:r>
     </w:p>
-    <w:p>
-      <w:pPr>
-        <w:pStyle w:val="Heading3"/>
-        <w:rPr>
-          <w:b w:val="0"/>
-          <w:bCs/>
-          <w:color w:val="000000"/>
-          <w:szCs w:val="26"/>
-        </w:rPr>
-      </w:pPr>
-    </w:p>
-    <w:p>
-      <w:pPr>
-        <w:pStyle w:val="Heading3"/>
-        <w:rPr>
-          <w:b w:val="0"/>
-          <w:bCs/>
-          <w:color w:val="000000"/>
-          <w:szCs w:val="26"/>
-        </w:rPr>
-      </w:pPr>
-      <w:r>
-        <w:rPr>
-          <w:b w:val="0"/>
-          <w:bCs/>
-          <w:color w:val="000000"/>
-          <w:szCs w:val="26"/>
-        </w:rPr>
+    <w:p/>
+    <w:p>
+      <w:r>
         <w:t>UC-C</w:t>
       </w:r>
       <w:r>
-        <w:rPr>
-          <w:b w:val="0"/>
-          <w:bCs/>
-          <w:color w:val="000000"/>
-          <w:szCs w:val="26"/>
-        </w:rPr>
         <w:t>3</w:t>
       </w:r>
       <w:r>
-        <w:rPr>
-          <w:b w:val="0"/>
-          <w:bCs/>
-          <w:color w:val="000000"/>
-          <w:szCs w:val="26"/>
-        </w:rPr>
         <w:t xml:space="preserve">: </w:t>
       </w:r>
       <w:r>
-        <w:rPr>
-          <w:b w:val="0"/>
-          <w:bCs/>
-          <w:color w:val="000000"/>
-          <w:szCs w:val="26"/>
-        </w:rPr>
         <w:t xml:space="preserve">Chức năng đăng xuất </w:t>
       </w:r>
     </w:p>
     <w:p>
       <w:pPr>
-        <w:spacing w:line="240" w:lineRule="auto"/>
-        <w:jc w:val="center"/>
-        <w:rPr>
-          <w:rFonts w:eastAsia="Times New Roman" w:cs="Times New Roman"/>
+        <w:pStyle w:val="h"/>
+        <w:rPr>
           <w:sz w:val="24"/>
           <w:szCs w:val="24"/>
         </w:rPr>
       </w:pPr>
-      <w:r>
-        <w:rPr>
-          <w:rFonts w:eastAsia="Times New Roman" w:cs="Times New Roman"/>
-          <w:b/>
-          <w:bCs/>
-          <w:color w:val="000000"/>
-          <w:szCs w:val="26"/>
-        </w:rPr>
+      <w:bookmarkStart w:id="34" w:name="_Toc224471337"/>
+      <w:r>
         <w:t>Bảng 3.</w:t>
       </w:r>
       <w:r>
-        <w:rPr>
-          <w:rFonts w:eastAsia="Times New Roman" w:cs="Times New Roman"/>
-          <w:b/>
-          <w:bCs/>
-          <w:color w:val="000000"/>
-          <w:szCs w:val="26"/>
-        </w:rPr>
         <w:t>3</w:t>
       </w:r>
       <w:r>
-        <w:rPr>
-          <w:rFonts w:eastAsia="Times New Roman" w:cs="Times New Roman"/>
-          <w:b/>
-          <w:bCs/>
-          <w:color w:val="000000"/>
-          <w:szCs w:val="26"/>
-        </w:rPr>
         <w:t>: Đặc tả chức năng đăng xuất hệ thống</w:t>
       </w:r>
+      <w:bookmarkEnd w:id="34"/>
     </w:p>
     <w:tbl>
       <w:tblPr>
@@ -6573,6 +9064,7 @@
       <w:pPr>
         <w:pStyle w:val="Heading3"/>
       </w:pPr>
+      <w:bookmarkStart w:id="35" w:name="_Toc224471300"/>
       <w:r>
         <w:t>3.1.</w:t>
       </w:r>
@@ -6588,6 +9080,7 @@
       <w:r>
         <w:t>Activity</w:t>
       </w:r>
+      <w:bookmarkEnd w:id="35"/>
     </w:p>
     <w:p/>
     <w:p>
@@ -6599,6 +9092,7 @@
       <w:pPr>
         <w:pStyle w:val="Heading3"/>
       </w:pPr>
+      <w:bookmarkStart w:id="36" w:name="_Toc224471301"/>
       <w:r>
         <w:t>3.1.</w:t>
       </w:r>
@@ -6617,6 +9111,7 @@
       <w:r>
         <w:t>ự</w:t>
       </w:r>
+      <w:bookmarkEnd w:id="36"/>
     </w:p>
     <w:p/>
     <w:p/>
@@ -6624,6 +9119,7 @@
       <w:pPr>
         <w:pStyle w:val="Heading3"/>
       </w:pPr>
+      <w:bookmarkStart w:id="37" w:name="_Toc224471302"/>
       <w:r>
         <w:lastRenderedPageBreak/>
         <w:t>3.1.</w:t>
@@ -6637,6 +9133,7 @@
       <w:r>
         <w:t>lớp</w:t>
       </w:r>
+      <w:bookmarkEnd w:id="37"/>
     </w:p>
     <w:p/>
     <w:p>
@@ -6654,6 +9151,7 @@
       <w:pPr>
         <w:pStyle w:val="Heading2"/>
       </w:pPr>
+      <w:bookmarkStart w:id="38" w:name="_Toc224471303"/>
       <w:r>
         <w:t>3.</w:t>
       </w:r>
@@ -6663,6 +9161,7 @@
       <w:r>
         <w:t>. Xây dựng giao diện sản phẩm</w:t>
       </w:r>
+      <w:bookmarkEnd w:id="38"/>
     </w:p>
     <w:p>
       <w:pPr>
@@ -6916,12 +9415,14 @@
         </w:rPr>
         <w:br w:type="page"/>
       </w:r>
-      <w:bookmarkStart w:id="8" w:name="_Toc162109997"/>
+      <w:bookmarkStart w:id="39" w:name="_Toc162109997"/>
+      <w:bookmarkStart w:id="40" w:name="_Toc224471304"/>
       <w:r>
         <w:lastRenderedPageBreak/>
         <w:t>KẾT LUẬN</w:t>
       </w:r>
-      <w:bookmarkEnd w:id="8"/>
+      <w:bookmarkEnd w:id="39"/>
+      <w:bookmarkEnd w:id="40"/>
     </w:p>
     <w:p>
       <w:pPr>
@@ -6930,7 +9431,7 @@
           <w:lang w:val="vi-VN"/>
         </w:rPr>
       </w:pPr>
-      <w:bookmarkStart w:id="9" w:name="_Toc162110000"/>
+      <w:bookmarkStart w:id="41" w:name="_Toc162110000"/>
       <w:r>
         <w:t xml:space="preserve">    </w:t>
       </w:r>
@@ -7118,13 +9619,15 @@
       <w:pPr>
         <w:pStyle w:val="Heading1"/>
       </w:pPr>
+      <w:bookmarkStart w:id="42" w:name="_Toc224471305"/>
       <w:r>
         <w:t xml:space="preserve">DANH MỤC </w:t>
       </w:r>
       <w:r>
         <w:t>TÀI LIỆU THAM KHẢO</w:t>
       </w:r>
-      <w:bookmarkEnd w:id="9"/>
+      <w:bookmarkEnd w:id="41"/>
+      <w:bookmarkEnd w:id="42"/>
     </w:p>
     <w:p>
       <w:pPr>
@@ -7447,10 +9950,12 @@
         <w:pStyle w:val="Heading2"/>
         <w:ind w:firstLine="0"/>
       </w:pPr>
+      <w:bookmarkStart w:id="43" w:name="_Toc224471306"/>
       <w:r>
         <w:lastRenderedPageBreak/>
         <w:t>PHỤ LỤC</w:t>
       </w:r>
+      <w:bookmarkEnd w:id="43"/>
       <w:r>
         <w:t xml:space="preserve"> </w:t>
       </w:r>
@@ -9499,10 +12004,13 @@
     <w:autoRedefine/>
     <w:uiPriority w:val="39"/>
     <w:unhideWhenUsed/>
-    <w:rsid w:val="00E44D5F"/>
+    <w:rsid w:val="00416BDB"/>
     <w:pPr>
-      <w:spacing w:after="100"/>
+      <w:spacing w:after="100" w:line="240" w:lineRule="auto"/>
     </w:pPr>
+    <w:rPr>
+      <w:b/>
+    </w:rPr>
   </w:style>
   <w:style w:type="paragraph" w:styleId="TOC2">
     <w:name w:val="toc 2"/>
@@ -9511,11 +12019,15 @@
     <w:autoRedefine/>
     <w:uiPriority w:val="39"/>
     <w:unhideWhenUsed/>
-    <w:rsid w:val="00E44D5F"/>
+    <w:rsid w:val="00416BDB"/>
     <w:pPr>
       <w:spacing w:after="100"/>
       <w:ind w:left="220"/>
     </w:pPr>
+    <w:rPr>
+      <w:b/>
+      <w:sz w:val="24"/>
+    </w:rPr>
   </w:style>
   <w:style w:type="character" w:styleId="Hyperlink">
     <w:name w:val="Hyperlink"/>
@@ -9702,6 +12214,22 @@
       <w:rFonts w:ascii="Courier New" w:eastAsia="Times New Roman" w:hAnsi="Courier New" w:cs="Courier New"/>
       <w:sz w:val="20"/>
       <w:szCs w:val="20"/>
+    </w:rPr>
+  </w:style>
+  <w:style w:type="paragraph" w:styleId="TOC3">
+    <w:name w:val="toc 3"/>
+    <w:basedOn w:val="Normal"/>
+    <w:next w:val="Normal"/>
+    <w:autoRedefine/>
+    <w:uiPriority w:val="39"/>
+    <w:unhideWhenUsed/>
+    <w:rsid w:val="00416BDB"/>
+    <w:pPr>
+      <w:spacing w:after="100"/>
+      <w:ind w:left="520"/>
+    </w:pPr>
+    <w:rPr>
+      <w:sz w:val="24"/>
     </w:rPr>
   </w:style>
 </w:styles>

--- a/baocao/BáocáoN68.docx
+++ b/baocao/BáocáoN68.docx
@@ -124,7 +124,7 @@
                     </wp:anchor>
                   </w:drawing>
                 </mc:Choice>
-                <mc:Fallback xmlns:w16sdtfl="http://schemas.microsoft.com/office/word/2024/wordml/sdtformatlock" xmlns:w16du="http://schemas.microsoft.com/office/word/2023/wordml/word16du" xmlns:oel="http://schemas.microsoft.com/office/2019/extlst">
+                <mc:Fallback xmlns:oel="http://schemas.microsoft.com/office/2019/extlst" xmlns:w16du="http://schemas.microsoft.com/office/word/2023/wordml/word16du" xmlns:w16sdtfl="http://schemas.microsoft.com/office/word/2024/wordml/sdtformatlock">
                   <w:pict>
                     <v:line w14:anchorId="51459B79" id="Straight Connector 9" o:spid="_x0000_s1026" style="position:absolute;flip:y;z-index:251665408;visibility:visible;mso-wrap-style:square;mso-width-percent:0;mso-height-percent:0;mso-wrap-distance-left:9pt;mso-wrap-distance-top:0;mso-wrap-distance-right:9pt;mso-wrap-distance-bottom:0;mso-position-horizontal:absolute;mso-position-horizontal-relative:text;mso-position-vertical:absolute;mso-position-vertical-relative:text;mso-width-percent:0;mso-height-percent:0;mso-width-relative:margin;mso-height-relative:margin" from="188.05pt,22.35pt" to="349.3pt,22.35pt" o:gfxdata="UEsDBBQABgAIAAAAIQC2gziS/gAAAOEBAAATAAAAW0NvbnRlbnRfVHlwZXNdLnhtbJSRQU7DMBBF&#10;90jcwfIWJU67QAgl6YK0S0CoHGBkTxKLZGx5TGhvj5O2G0SRWNoz/78nu9wcxkFMGNg6quQqL6RA&#10;0s5Y6ir5vt9lD1JwBDIwOMJKHpHlpr69KfdHjyxSmriSfYz+USnWPY7AufNIadK6MEJMx9ApD/oD&#10;OlTrorhX2lFEilmcO2RdNtjC5xDF9pCuTyYBB5bi6bQ4syoJ3g9WQ0ymaiLzg5KdCXlKLjvcW893&#10;SUOqXwnz5DrgnHtJTxOsQfEKIT7DmDSUCaxw7Rqn8787ZsmRM9e2VmPeBN4uqYvTtW7jvijg9N/y&#10;JsXecLq0q+WD6m8AAAD//wMAUEsDBBQABgAIAAAAIQA4/SH/1gAAAJQBAAALAAAAX3JlbHMvLnJl&#10;bHOkkMFqwzAMhu+DvYPRfXGawxijTi+j0GvpHsDYimMaW0Yy2fr2M4PBMnrbUb/Q94l/f/hMi1qR&#10;JVI2sOt6UJgd+ZiDgffL8ekFlFSbvV0oo4EbChzGx4f9GRdb25HMsYhqlCwG5lrLq9biZkxWOiqY&#10;22YiTra2kYMu1l1tQD30/bPm3wwYN0x18gb45AdQl1tp5j/sFB2T0FQ7R0nTNEV3j6o9feQzro1i&#10;OWA14Fm+Q8a1a8+Bvu/d/dMb2JY5uiPbhG/ktn4cqGU/er3pcvwCAAD//wMAUEsDBBQABgAIAAAA&#10;IQA2QHChowEAAJIDAAAOAAAAZHJzL2Uyb0RvYy54bWysU01P3DAQvVfiP1i+s8muSkHRZjmAygW1&#10;qC29G2e8sbA9lm022X/fsbMbUGklhLhY/njz5r2Z8fpytIbtIESNruXLRc0ZOImddtuW3//6enrB&#10;WUzCdcKgg5bvIfLLzcmn9eAbWGGPpoPAiMTFZvAt71PyTVVF2YMVcYEeHD0qDFYkOoZt1QUxELs1&#10;1aquv1QDhs4HlBAj3V5Pj3xT+JUCmb4rFSEx03LSlsoayvqQ12qzFs02CN9reZAh3qHCCu0o6Ux1&#10;LZJgT0G/orJaBoyo0kKirVApLaF4IDfL+i83P3vhoXih4kQ/lyl+HK38trtyd4HKMPjYRH8XsotR&#10;BcuU0f439bT4IqVsLGXbz2WDMTFJl6v68/nF+Rln8vhWTRSZyoeYbgAty5uWG+2yI9GI3W1MlJag&#10;RwgdnkWUXdobyGDjfoBiuqNkk5wyH3BlAtsJ6mz3uMydJK6CzCFKGzMH1SXlf4MO2BwGZWbeGjij&#10;S0Z0aQ602mH4V9Y0HqWqCX90PXnNth+w25eWlHJQ44uzw5DmyXp5LuHPX2nzBwAA//8DAFBLAwQU&#10;AAYACAAAACEAZXEr19wAAAAJAQAADwAAAGRycy9kb3ducmV2LnhtbEyPwU7DMAyG70i8Q2QkbiwZ&#10;bOkoTacxCXFm47Kb25i2onFKk23l7QniMI62P/3+/mI9uV6caAydZwPzmQJBXHvbcWPgff9ytwIR&#10;IrLF3jMZ+KYA6/L6qsDc+jO/0WkXG5FCOORooI1xyKUMdUsOw8wPxOn24UeHMY1jI+2I5xTuenmv&#10;lJYOO04fWhxo21L9uTs6A/tXp6Yqdlvir0xtDs9LzYelMbc30+YJRKQpXmD41U/qUCanyh/ZBtEb&#10;eMj0PKEGFosMRAL040qDqP4Wsizk/wblDwAAAP//AwBQSwECLQAUAAYACAAAACEAtoM4kv4AAADh&#10;AQAAEwAAAAAAAAAAAAAAAAAAAAAAW0NvbnRlbnRfVHlwZXNdLnhtbFBLAQItABQABgAIAAAAIQA4&#10;/SH/1gAAAJQBAAALAAAAAAAAAAAAAAAAAC8BAABfcmVscy8ucmVsc1BLAQItABQABgAIAAAAIQA2&#10;QHChowEAAJIDAAAOAAAAAAAAAAAAAAAAAC4CAABkcnMvZTJvRG9jLnhtbFBLAQItABQABgAIAAAA&#10;IQBlcSvX3AAAAAkBAAAPAAAAAAAAAAAAAAAAAP0DAABkcnMvZG93bnJldi54bWxQSwUGAAAAAAQA&#10;BADzAAAABgUAAAAA&#10;" strokecolor="black [3200]" strokeweight=".5pt">
                       <v:stroke joinstyle="miter"/>
@@ -306,7 +306,7 @@
                     </wp:inline>
                   </w:drawing>
                 </mc:Choice>
-                <mc:Fallback xmlns:w16sdtfl="http://schemas.microsoft.com/office/word/2024/wordml/sdtformatlock" xmlns:w16du="http://schemas.microsoft.com/office/word/2023/wordml/word16du" xmlns:oel="http://schemas.microsoft.com/office/2019/extlst">
+                <mc:Fallback xmlns:oel="http://schemas.microsoft.com/office/2019/extlst" xmlns:w16du="http://schemas.microsoft.com/office/word/2023/wordml/word16du" xmlns:w16sdtfl="http://schemas.microsoft.com/office/word/2024/wordml/sdtformatlock">
                   <w:pict>
                     <v:rect w14:anchorId="6E7B8D23" id="Rectangle 2" o:spid="_x0000_s1026" alt="Giới Thiệu Trường Đại Học Khánh Hòa - UKH" style="width:24pt;height:24pt;visibility:visible;mso-wrap-style:square;mso-left-percent:-10001;mso-top-percent:-10001;mso-position-horizontal:absolute;mso-position-horizontal-relative:char;mso-position-vertical:absolute;mso-position-vertical-relative:line;mso-left-percent:-10001;mso-top-percent:-10001;v-text-anchor:top" o:gfxdata="UEsDBBQABgAIAAAAIQC2gziS/gAAAOEBAAATAAAAW0NvbnRlbnRfVHlwZXNdLnhtbJSRQU7DMBBF&#10;90jcwfIWJU67QAgl6YK0S0CoHGBkTxKLZGx5TGhvj5O2G0SRWNoz/78nu9wcxkFMGNg6quQqL6RA&#10;0s5Y6ir5vt9lD1JwBDIwOMJKHpHlpr69KfdHjyxSmriSfYz+USnWPY7AufNIadK6MEJMx9ApD/oD&#10;OlTrorhX2lFEilmcO2RdNtjC5xDF9pCuTyYBB5bi6bQ4syoJ3g9WQ0ymaiLzg5KdCXlKLjvcW893&#10;SUOqXwnz5DrgnHtJTxOsQfEKIT7DmDSUCaxw7Rqn8787ZsmRM9e2VmPeBN4uqYvTtW7jvijg9N/y&#10;JsXecLq0q+WD6m8AAAD//wMAUEsDBBQABgAIAAAAIQA4/SH/1gAAAJQBAAALAAAAX3JlbHMvLnJl&#10;bHOkkMFqwzAMhu+DvYPRfXGawxijTi+j0GvpHsDYimMaW0Yy2fr2M4PBMnrbUb/Q94l/f/hMi1qR&#10;JVI2sOt6UJgd+ZiDgffL8ekFlFSbvV0oo4EbChzGx4f9GRdb25HMsYhqlCwG5lrLq9biZkxWOiqY&#10;22YiTra2kYMu1l1tQD30/bPm3wwYN0x18gb45AdQl1tp5j/sFB2T0FQ7R0nTNEV3j6o9feQzro1i&#10;OWA14Fm+Q8a1a8+Bvu/d/dMb2JY5uiPbhG/ktn4cqGU/er3pcvwCAAD//wMAUEsDBBQABgAIAAAA&#10;IQBEnny8/gIAAPcFAAAOAAAAZHJzL2Uyb0RvYy54bWysVM1u1DAQviPxDpbvaZJt9idRs1W7PxS1&#10;QEXbB/AmzsYisYPt3WxBnDkhcUcc+gaIIz0W8R77Joyd3e1ue0GAD44943wz8/nzHBwuygLNqVRM&#10;8Bj7ex5GlCciZXwa46vLsdPDSGnCU1IITmN8TRU+7D99clBXEW2JXBQplQhAuIrqKsa51lXkuirJ&#10;aUnUnqgoB2cmZEk0bOXUTSWpAb0s3JbnddxayLSSIqFKgXXYOHHf4mcZTfSrLFNUoyLGkJu2s7Tz&#10;xMxu/4BEU0mqnCWrNMhfZFESxiHoBmpINEEzyR5BlSyRQolM7yWidEWWsYTaGqAa33tQzUVOKmpr&#10;AXJUtaFJ/T/Y5OX8XCKWxriFESclXNFrII3waUERmFKqEqDrGVvefmHoMofvxxm6lL++LW+/8in6&#10;+Xn544ahk+XtpwSd5nc3PEcnd98JctDV6Ymht65UBFEuqnNpCFLVmUjeKMTFIIco9EhVEA+kA+HX&#10;JilFnVOSQp2+gXB3MMxGARqa1C9ECgmTmRaW/EUmSxMDaEULe8fXmzumC40SMO57Qc8DJSTgWq1N&#10;BBKtf66k0s+oKJFZxFhCdhaczM+Ubo6uj5hYXIxZUYCdRAXfMQBmY4HQ8KvxmSSsKt6HXjjqjXqB&#10;E7Q6IyfwhkPnaDwInM7Y77aH+8PBYOh/MHH9IMpZmlJuwqwV6gd/poDVW2m0tdGoEgVLDZxJScnp&#10;ZFBINCfwQsZ2WMrBc3/M3U3D8gW1PCjJbwXecSt0xp1e1wnGQdsJu17P8fzwOOx4QRgMx7slnTFO&#10;/70kVMc4bLfa9pa2kn5Qm2fH49pIVDINPahgZYxBGjDMIRIZBY54ateasKJZb1Fh0r+nAq57fdFW&#10;r0aijfonIr0GuUoBcgLlQbeERS7kO4xq6DwxVm9nRFKMiuccJB/6QWBald0E7W4LNnLbM9n2EJ4A&#10;VIw1Rs1yoJv2Nqskm+YQybfEcHEEzyRjVsLmCTVZrR4XdBdbyaoTmva1vben7vt1/zcAAAD//wMA&#10;UEsDBBQABgAIAAAAIQBMoOks2AAAAAMBAAAPAAAAZHJzL2Rvd25yZXYueG1sTI9BS8NAEIXvgv9h&#10;GcGL2I0iUmI2RQpiEaGYas/T7JgEs7NpdpvEf9+pHvQyw+MNb76XLSbXqoH60Hg2cDNLQBGX3jZc&#10;GXjfPF3PQYWIbLH1TAa+KcAiPz/LMLV+5DcailgpCeGQooE6xi7VOpQ1OQwz3xGL9+l7h1FkX2nb&#10;4yjhrtW3SXKvHTYsH2rsaFlT+VUcnIGxXA/bzeuzXl9tV573q/2y+Hgx5vJienwAFWmKf8dwwhd0&#10;yIVp5w9sg2oNSJH4M8W7m4va/W6dZ/o/e34EAAD//wMAUEsBAi0AFAAGAAgAAAAhALaDOJL+AAAA&#10;4QEAABMAAAAAAAAAAAAAAAAAAAAAAFtDb250ZW50X1R5cGVzXS54bWxQSwECLQAUAAYACAAAACEA&#10;OP0h/9YAAACUAQAACwAAAAAAAAAAAAAAAAAvAQAAX3JlbHMvLnJlbHNQSwECLQAUAAYACAAAACEA&#10;RJ58vP4CAAD3BQAADgAAAAAAAAAAAAAAAAAuAgAAZHJzL2Uyb0RvYy54bWxQSwECLQAUAAYACAAA&#10;ACEATKDpLNgAAAADAQAADwAAAAAAAAAAAAAAAABYBQAAZHJzL2Rvd25yZXYueG1sUEsFBgAAAAAE&#10;AAQA8wAAAF0GAAAAAA==&#10;" filled="f" stroked="f">
                       <o:lock v:ext="edit" aspectratio="t"/>
@@ -573,27 +573,7 @@
                 <w:sz w:val="28"/>
                 <w:szCs w:val="28"/>
               </w:rPr>
-              <w:t xml:space="preserve">Mã số sinh </w:t>
-            </w:r>
-            <w:proofErr w:type="gramStart"/>
-            <w:r>
-              <w:rPr>
-                <w:rFonts w:cs="Times New Roman"/>
-                <w:b/>
-                <w:sz w:val="28"/>
-                <w:szCs w:val="28"/>
-              </w:rPr>
-              <w:t>viên:…</w:t>
-            </w:r>
-            <w:proofErr w:type="gramEnd"/>
-            <w:r>
-              <w:rPr>
-                <w:rFonts w:cs="Times New Roman"/>
-                <w:b/>
-                <w:sz w:val="28"/>
-                <w:szCs w:val="28"/>
-              </w:rPr>
-              <w:t>………………………………………………………………….</w:t>
+              <w:t>Mã số sinh viên:…………………………………………………………………….</w:t>
             </w:r>
           </w:p>
           <w:p>
@@ -677,7 +657,6 @@
                 <w:szCs w:val="28"/>
               </w:rPr>
             </w:pPr>
-            <w:proofErr w:type="gramStart"/>
             <w:r>
               <w:rPr>
                 <w:rFonts w:cs="Times New Roman"/>
@@ -687,7 +666,6 @@
               </w:rPr>
               <w:t>TP.Hồ</w:t>
             </w:r>
-            <w:proofErr w:type="gramEnd"/>
             <w:r>
               <w:rPr>
                 <w:rFonts w:cs="Times New Roman"/>
@@ -843,7 +821,7 @@
                     </wp:anchor>
                   </w:drawing>
                 </mc:Choice>
-                <mc:Fallback xmlns:w16sdtfl="http://schemas.microsoft.com/office/word/2024/wordml/sdtformatlock" xmlns:w16du="http://schemas.microsoft.com/office/word/2023/wordml/word16du" xmlns:oel="http://schemas.microsoft.com/office/2019/extlst">
+                <mc:Fallback xmlns:oel="http://schemas.microsoft.com/office/2019/extlst" xmlns:w16du="http://schemas.microsoft.com/office/word/2023/wordml/word16du" xmlns:w16sdtfl="http://schemas.microsoft.com/office/word/2024/wordml/sdtformatlock">
                   <w:pict>
                     <v:line w14:anchorId="7425C7B1" id="Straight Connector 6" o:spid="_x0000_s1026" style="position:absolute;flip:y;z-index:251662336;visibility:visible;mso-wrap-style:square;mso-width-percent:0;mso-height-percent:0;mso-wrap-distance-left:9pt;mso-wrap-distance-top:0;mso-wrap-distance-right:9pt;mso-wrap-distance-bottom:0;mso-position-horizontal:absolute;mso-position-horizontal-relative:text;mso-position-vertical:absolute;mso-position-vertical-relative:text;mso-width-percent:0;mso-height-percent:0;mso-width-relative:margin;mso-height-relative:margin" from="198.25pt,22.35pt" to="359.5pt,22.35pt" o:gfxdata="UEsDBBQABgAIAAAAIQC2gziS/gAAAOEBAAATAAAAW0NvbnRlbnRfVHlwZXNdLnhtbJSRQU7DMBBF&#10;90jcwfIWJU67QAgl6YK0S0CoHGBkTxKLZGx5TGhvj5O2G0SRWNoz/78nu9wcxkFMGNg6quQqL6RA&#10;0s5Y6ir5vt9lD1JwBDIwOMJKHpHlpr69KfdHjyxSmriSfYz+USnWPY7AufNIadK6MEJMx9ApD/oD&#10;OlTrorhX2lFEilmcO2RdNtjC5xDF9pCuTyYBB5bi6bQ4syoJ3g9WQ0ymaiLzg5KdCXlKLjvcW893&#10;SUOqXwnz5DrgnHtJTxOsQfEKIT7DmDSUCaxw7Rqn8787ZsmRM9e2VmPeBN4uqYvTtW7jvijg9N/y&#10;JsXecLq0q+WD6m8AAAD//wMAUEsDBBQABgAIAAAAIQA4/SH/1gAAAJQBAAALAAAAX3JlbHMvLnJl&#10;bHOkkMFqwzAMhu+DvYPRfXGawxijTi+j0GvpHsDYimMaW0Yy2fr2M4PBMnrbUb/Q94l/f/hMi1qR&#10;JVI2sOt6UJgd+ZiDgffL8ekFlFSbvV0oo4EbChzGx4f9GRdb25HMsYhqlCwG5lrLq9biZkxWOiqY&#10;22YiTra2kYMu1l1tQD30/bPm3wwYN0x18gb45AdQl1tp5j/sFB2T0FQ7R0nTNEV3j6o9feQzro1i&#10;OWA14Fm+Q8a1a8+Bvu/d/dMb2JY5uiPbhG/ktn4cqGU/er3pcvwCAAD//wMAUEsDBBQABgAIAAAA&#10;IQA2QHChowEAAJIDAAAOAAAAZHJzL2Uyb0RvYy54bWysU01P3DAQvVfiP1i+s8muSkHRZjmAygW1&#10;qC29G2e8sbA9lm022X/fsbMbUGklhLhY/njz5r2Z8fpytIbtIESNruXLRc0ZOImddtuW3//6enrB&#10;WUzCdcKgg5bvIfLLzcmn9eAbWGGPpoPAiMTFZvAt71PyTVVF2YMVcYEeHD0qDFYkOoZt1QUxELs1&#10;1aquv1QDhs4HlBAj3V5Pj3xT+JUCmb4rFSEx03LSlsoayvqQ12qzFs02CN9reZAh3qHCCu0o6Ux1&#10;LZJgT0G/orJaBoyo0kKirVApLaF4IDfL+i83P3vhoXih4kQ/lyl+HK38trtyd4HKMPjYRH8XsotR&#10;BcuU0f439bT4IqVsLGXbz2WDMTFJl6v68/nF+Rln8vhWTRSZyoeYbgAty5uWG+2yI9GI3W1MlJag&#10;RwgdnkWUXdobyGDjfoBiuqNkk5wyH3BlAtsJ6mz3uMydJK6CzCFKGzMH1SXlf4MO2BwGZWbeGjij&#10;S0Z0aQ602mH4V9Y0HqWqCX90PXnNth+w25eWlHJQ44uzw5DmyXp5LuHPX2nzBwAA//8DAFBLAwQU&#10;AAYACAAAACEArJmxw9wAAAAJAQAADwAAAGRycy9kb3ducmV2LnhtbEyPwU7DMAyG70i8Q2QkbiwZ&#10;rC3rmk5jEuLMxmW3tDFttcYpTbaVt8eIwzja/vT7+4v15HpxxjF0njTMZwoEUu1tR42Gj/3rwzOI&#10;EA1Z03tCDd8YYF3e3hQmt/5C73jexUZwCIXcaGhjHHIpQ92iM2HmByS+ffrRmcjj2Eg7mguHu14+&#10;KpVKZzriD60ZcNtifdydnIb9m1NTFbst0lemNoeXJKVDovX93bRZgYg4xSsMv/qsDiU7Vf5ENohe&#10;w9MyTRjVsFhkIBjI5ksuV/0tZFnI/w3KHwAAAP//AwBQSwECLQAUAAYACAAAACEAtoM4kv4AAADh&#10;AQAAEwAAAAAAAAAAAAAAAAAAAAAAW0NvbnRlbnRfVHlwZXNdLnhtbFBLAQItABQABgAIAAAAIQA4&#10;/SH/1gAAAJQBAAALAAAAAAAAAAAAAAAAAC8BAABfcmVscy8ucmVsc1BLAQItABQABgAIAAAAIQA2&#10;QHChowEAAJIDAAAOAAAAAAAAAAAAAAAAAC4CAABkcnMvZTJvRG9jLnhtbFBLAQItABQABgAIAAAA&#10;IQCsmbHD3AAAAAkBAAAPAAAAAAAAAAAAAAAAAP0DAABkcnMvZG93bnJldi54bWxQSwUGAAAAAAQA&#10;BADzAAAABgUAAAAA&#10;" strokecolor="black [3200]" strokeweight=".5pt">
                       <v:stroke joinstyle="miter"/>
@@ -1025,7 +1003,7 @@
                     </wp:inline>
                   </w:drawing>
                 </mc:Choice>
-                <mc:Fallback xmlns:w16sdtfl="http://schemas.microsoft.com/office/word/2024/wordml/sdtformatlock" xmlns:w16du="http://schemas.microsoft.com/office/word/2023/wordml/word16du" xmlns:oel="http://schemas.microsoft.com/office/2019/extlst">
+                <mc:Fallback xmlns:oel="http://schemas.microsoft.com/office/2019/extlst" xmlns:w16du="http://schemas.microsoft.com/office/word/2023/wordml/word16du" xmlns:w16sdtfl="http://schemas.microsoft.com/office/word/2024/wordml/sdtformatlock">
                   <w:pict>
                     <v:rect w14:anchorId="1593F3EB" id="Rectangle 7" o:spid="_x0000_s1026" alt="Giới Thiệu Trường Đại Học Khánh Hòa - UKH" style="width:24pt;height:24pt;visibility:visible;mso-wrap-style:square;mso-left-percent:-10001;mso-top-percent:-10001;mso-position-horizontal:absolute;mso-position-horizontal-relative:char;mso-position-vertical:absolute;mso-position-vertical-relative:line;mso-left-percent:-10001;mso-top-percent:-10001;v-text-anchor:top" o:gfxdata="UEsDBBQABgAIAAAAIQC2gziS/gAAAOEBAAATAAAAW0NvbnRlbnRfVHlwZXNdLnhtbJSRQU7DMBBF&#10;90jcwfIWJU67QAgl6YK0S0CoHGBkTxKLZGx5TGhvj5O2G0SRWNoz/78nu9wcxkFMGNg6quQqL6RA&#10;0s5Y6ir5vt9lD1JwBDIwOMJKHpHlpr69KfdHjyxSmriSfYz+USnWPY7AufNIadK6MEJMx9ApD/oD&#10;OlTrorhX2lFEilmcO2RdNtjC5xDF9pCuTyYBB5bi6bQ4syoJ3g9WQ0ymaiLzg5KdCXlKLjvcW893&#10;SUOqXwnz5DrgnHtJTxOsQfEKIT7DmDSUCaxw7Rqn8787ZsmRM9e2VmPeBN4uqYvTtW7jvijg9N/y&#10;JsXecLq0q+WD6m8AAAD//wMAUEsDBBQABgAIAAAAIQA4/SH/1gAAAJQBAAALAAAAX3JlbHMvLnJl&#10;bHOkkMFqwzAMhu+DvYPRfXGawxijTi+j0GvpHsDYimMaW0Yy2fr2M4PBMnrbUb/Q94l/f/hMi1qR&#10;JVI2sOt6UJgd+ZiDgffL8ekFlFSbvV0oo4EbChzGx4f9GRdb25HMsYhqlCwG5lrLq9biZkxWOiqY&#10;22YiTra2kYMu1l1tQD30/bPm3wwYN0x18gb45AdQl1tp5j/sFB2T0FQ7R0nTNEV3j6o9feQzro1i&#10;OWA14Fm+Q8a1a8+Bvu/d/dMb2JY5uiPbhG/ktn4cqGU/er3pcvwCAAD//wMAUEsDBBQABgAIAAAA&#10;IQAQNvt//gIAAPcFAAAOAAAAZHJzL2Uyb0RvYy54bWysVM1u1DAQviPxDpbvaZJt9idRs1W7PxS1&#10;QEXbB/AmzsYisYPt3WxBnDkhcUcc+gaIIz0W8R77Joyd3e1ue0GAD44943wz8/nzHBwuygLNqVRM&#10;8Bj7ex5GlCciZXwa46vLsdPDSGnCU1IITmN8TRU+7D99clBXEW2JXBQplQhAuIrqKsa51lXkuirJ&#10;aUnUnqgoB2cmZEk0bOXUTSWpAb0s3JbnddxayLSSIqFKgXXYOHHf4mcZTfSrLFNUoyLGkJu2s7Tz&#10;xMxu/4BEU0mqnCWrNMhfZFESxiHoBmpINEEzyR5BlSyRQolM7yWidEWWsYTaGqAa33tQzUVOKmpr&#10;AXJUtaFJ/T/Y5OX8XCKWxriLESclXNFrII3waUERmFKqEqDrGVvefmHoMofvxxm6lL++LW+/8in6&#10;+Xn544ahk+XtpwSd5nc3PEcnd98JctDV6Ymht65UBFEuqnNpCFLVmUjeKMTFIIco9EhVEA+kA+HX&#10;JilFnVOSQp2+gXB3MMxGARqa1C9ECgmTmRaW/EUmSxMDaEULe8fXmzumC40SMO57Qc8DJSTgWq1N&#10;BBKtf66k0s+oKJFZxFhCdhaczM+Ubo6uj5hYXIxZUYCdRAXfMQBmY4HQ8KvxmSSsKt6HXjjqjXqB&#10;E7Q6IyfwhkPnaDwInM7Y77aH+8PBYOh/MHH9IMpZmlJuwqwV6gd/poDVW2m0tdGoEgVLDZxJScnp&#10;ZFBINCfwQsZ2WMrBc3/M3U3D8gW1PCjJbwXecSt0xp1e1wnGQdsJu17P8fzwOOx4QRgMx7slnTFO&#10;/70kVMc4bLfa9pa2kn5Qm2fH49pIVDINPahgZYxBGjDMIRIZBY54ateasKJZb1Fh0r+nAq57fdFW&#10;r0aijfonIr0GuUoBcgLlQbeERS7kO4xq6DwxVm9nRFKMiuccJB/6QWBald0E7W4LNnLbM9n2EJ4A&#10;VIw1Rs1yoJv2Nqskm+YQybfEcHEEzyRjVsLmCTVZrR4XdBdbyaoTmva1vben7vt1/zcAAAD//wMA&#10;UEsDBBQABgAIAAAAIQBMoOks2AAAAAMBAAAPAAAAZHJzL2Rvd25yZXYueG1sTI9BS8NAEIXvgv9h&#10;GcGL2I0iUmI2RQpiEaGYas/T7JgEs7NpdpvEf9+pHvQyw+MNb76XLSbXqoH60Hg2cDNLQBGX3jZc&#10;GXjfPF3PQYWIbLH1TAa+KcAiPz/LMLV+5DcailgpCeGQooE6xi7VOpQ1OQwz3xGL9+l7h1FkX2nb&#10;4yjhrtW3SXKvHTYsH2rsaFlT+VUcnIGxXA/bzeuzXl9tV573q/2y+Hgx5vJienwAFWmKf8dwwhd0&#10;yIVp5w9sg2oNSJH4M8W7m4va/W6dZ/o/e34EAAD//wMAUEsBAi0AFAAGAAgAAAAhALaDOJL+AAAA&#10;4QEAABMAAAAAAAAAAAAAAAAAAAAAAFtDb250ZW50X1R5cGVzXS54bWxQSwECLQAUAAYACAAAACEA&#10;OP0h/9YAAACUAQAACwAAAAAAAAAAAAAAAAAvAQAAX3JlbHMvLnJlbHNQSwECLQAUAAYACAAAACEA&#10;EDb7f/4CAAD3BQAADgAAAAAAAAAAAAAAAAAuAgAAZHJzL2Uyb0RvYy54bWxQSwECLQAUAAYACAAA&#10;ACEATKDpLNgAAAADAQAADwAAAAAAAAAAAAAAAABYBQAAZHJzL2Rvd25yZXYueG1sUEsFBgAAAAAE&#10;AAQA8wAAAF0GAAAAAA==&#10;" filled="f" stroked="f">
                       <o:lock v:ext="edit" aspectratio="t"/>
@@ -1292,9 +1270,19 @@
                 <w:sz w:val="28"/>
                 <w:szCs w:val="28"/>
               </w:rPr>
-              <w:t xml:space="preserve">Mã số sinh </w:t>
-            </w:r>
-            <w:proofErr w:type="gramStart"/>
+              <w:t>Mã số sinh viên:…………………………………………………………………….</w:t>
+            </w:r>
+          </w:p>
+          <w:p>
+            <w:pPr>
+              <w:spacing w:line="276" w:lineRule="auto"/>
+              <w:jc w:val="center"/>
+              <w:rPr>
+                <w:rFonts w:cs="Times New Roman"/>
+                <w:b/>
+                <w:szCs w:val="26"/>
+              </w:rPr>
+            </w:pPr>
             <w:r>
               <w:rPr>
                 <w:rFonts w:cs="Times New Roman"/>
@@ -1302,29 +1290,8 @@
                 <w:sz w:val="28"/>
                 <w:szCs w:val="28"/>
               </w:rPr>
-              <w:t>viên:…</w:t>
-            </w:r>
-            <w:proofErr w:type="gramEnd"/>
-            <w:r>
-              <w:rPr>
-                <w:rFonts w:cs="Times New Roman"/>
-                <w:b/>
-                <w:sz w:val="28"/>
-                <w:szCs w:val="28"/>
-              </w:rPr>
-              <w:t>………………………………………………………………….</w:t>
-            </w:r>
-          </w:p>
-          <w:p>
-            <w:pPr>
-              <w:spacing w:line="276" w:lineRule="auto"/>
-              <w:jc w:val="center"/>
-              <w:rPr>
-                <w:rFonts w:cs="Times New Roman"/>
-                <w:b/>
-                <w:szCs w:val="26"/>
-              </w:rPr>
-            </w:pPr>
+              <w:t xml:space="preserve">  </w:t>
+            </w:r>
             <w:r>
               <w:rPr>
                 <w:rFonts w:cs="Times New Roman"/>
@@ -2561,23 +2528,13 @@
                 <w:szCs w:val="28"/>
               </w:rPr>
             </w:pPr>
-            <w:proofErr w:type="gramStart"/>
             <w:r>
               <w:rPr>
                 <w:rFonts w:cs="Times New Roman"/>
                 <w:sz w:val="28"/>
                 <w:szCs w:val="28"/>
               </w:rPr>
-              <w:t>Open Source</w:t>
-            </w:r>
-            <w:proofErr w:type="gramEnd"/>
-            <w:r>
-              <w:rPr>
-                <w:rFonts w:cs="Times New Roman"/>
-                <w:sz w:val="28"/>
-                <w:szCs w:val="28"/>
-              </w:rPr>
-              <w:t xml:space="preserve"> Computer Vision Library</w:t>
+              <w:t>Open Source Computer Vision Library</w:t>
             </w:r>
           </w:p>
         </w:tc>
@@ -5618,15 +5575,7 @@
         <w:t xml:space="preserve">     </w:t>
       </w:r>
       <w:r>
-        <w:t xml:space="preserve">Kết quả cần đạt được về mặt ứng dụng là một phần mềm hoàn chỉnh có giao diện thân thiện, hoạt động ổn định và có khả năng xử lý dữ liệu theo thời gian thực để đảm bảo lưu thông thông suốt. Về mặt công nghệ, đề tài hướng tới việc làm chủ và triển khai hiệu quả các thuật toán học sâu để nhận diện chính xác biển số xe trong nhiều điều kiện môi trường khác nhau, đồng thời xây dựng được một cơ sở dữ liệu đồng bộ, </w:t>
-      </w:r>
-      <w:proofErr w:type="gramStart"/>
-      <w:r>
-        <w:t>an</w:t>
-      </w:r>
-      <w:proofErr w:type="gramEnd"/>
-      <w:r>
-        <w:t xml:space="preserve"> toàn, phục vụ tốt cho công tác quản trị và truy xuất thông tin khi cần thiết.</w:t>
+        <w:t>Kết quả cần đạt được về mặt ứng dụng là một phần mềm hoàn chỉnh có giao diện thân thiện, hoạt động ổn định và có khả năng xử lý dữ liệu theo thời gian thực để đảm bảo lưu thông thông suốt. Về mặt công nghệ, đề tài hướng tới việc làm chủ và triển khai hiệu quả các thuật toán học sâu để nhận diện chính xác biển số xe trong nhiều điều kiện môi trường khác nhau, đồng thời xây dựng được một cơ sở dữ liệu đồng bộ, an toàn, phục vụ tốt cho công tác quản trị và truy xuất thông tin khi cần thiết.</w:t>
       </w:r>
     </w:p>
     <w:p>
@@ -7137,6 +7086,151 @@
     </w:p>
     <w:p>
       <w:pPr>
+        <w:rPr>
+          <w:lang w:val="vi-VN"/>
+        </w:rPr>
+      </w:pPr>
+      <w:r>
+        <w:rPr>
+          <w:lang w:val="vi-VN"/>
+        </w:rPr>
+        <w:t>*User:</w:t>
+      </w:r>
+    </w:p>
+    <w:p>
+      <w:pPr>
+        <w:rPr>
+          <w:lang w:val="vi-VN"/>
+        </w:rPr>
+      </w:pPr>
+      <w:r>
+        <w:rPr>
+          <w:lang w:val="vi-VN"/>
+        </w:rPr>
+        <w:t>Đăng nhập</w:t>
+      </w:r>
+    </w:p>
+    <w:p>
+      <w:r>
+        <w:rPr>
+          <w:lang w:val="vi-VN"/>
+        </w:rPr>
+        <w:tab/>
+      </w:r>
+      <w:r>
+        <w:rPr>
+          <w:lang w:val="vi-VN"/>
+        </w:rPr>
+        <w:t xml:space="preserve">-Sinh viên </w:t>
+      </w:r>
+      <w:r>
+        <w:t>có thể đăng nhập bằng tài khoản đã dăng ký trước đó</w:t>
+      </w:r>
+    </w:p>
+    <w:p>
+      <w:pPr>
+        <w:rPr>
+          <w:lang w:val="vi-VN"/>
+        </w:rPr>
+      </w:pPr>
+      <w:r>
+        <w:rPr>
+          <w:lang w:val="vi-VN"/>
+        </w:rPr>
+        <w:t>Đăng ký</w:t>
+      </w:r>
+    </w:p>
+    <w:p>
+      <w:r>
+        <w:rPr>
+          <w:lang w:val="vi-VN"/>
+        </w:rPr>
+        <w:tab/>
+      </w:r>
+      <w:r>
+        <w:t>-</w:t>
+      </w:r>
+      <w:r>
+        <w:t xml:space="preserve">Sinh viên đăng ký bằng email trường </w:t>
+      </w:r>
+    </w:p>
+    <w:p>
+      <w:pPr>
+        <w:rPr>
+          <w:lang w:val="vi-VN"/>
+        </w:rPr>
+      </w:pPr>
+      <w:r>
+        <w:rPr>
+          <w:lang w:val="vi-VN"/>
+        </w:rPr>
+        <w:t xml:space="preserve">Đăng xuất </w:t>
+      </w:r>
+    </w:p>
+    <w:p>
+      <w:r>
+        <w:rPr>
+          <w:lang w:val="vi-VN"/>
+        </w:rPr>
+        <w:tab/>
+      </w:r>
+      <w:r>
+        <w:t xml:space="preserve">-Đóng phiên làm việc </w:t>
+      </w:r>
+    </w:p>
+    <w:p>
+      <w:pPr>
+        <w:rPr>
+          <w:lang w:val="vi-VN"/>
+        </w:rPr>
+      </w:pPr>
+      <w:r>
+        <w:rPr>
+          <w:lang w:val="vi-VN"/>
+        </w:rPr>
+        <w:t xml:space="preserve">Quên mật khẩu </w:t>
+      </w:r>
+    </w:p>
+    <w:p>
+      <w:r>
+        <w:rPr>
+          <w:lang w:val="vi-VN"/>
+        </w:rPr>
+        <w:tab/>
+      </w:r>
+      <w:r>
+        <w:t>-</w:t>
+      </w:r>
+      <w:r>
+        <w:t>Sinh viên có thể dùng email để reset lại mật khẩu đã quên</w:t>
+      </w:r>
+    </w:p>
+    <w:p>
+      <w:pPr>
+        <w:rPr>
+          <w:lang w:val="vi-VN"/>
+        </w:rPr>
+      </w:pPr>
+      <w:r>
+        <w:rPr>
+          <w:lang w:val="vi-VN"/>
+        </w:rPr>
+        <w:t xml:space="preserve">Nạp tiền </w:t>
+      </w:r>
+    </w:p>
+    <w:p>
+      <w:r>
+        <w:rPr>
+          <w:lang w:val="vi-VN"/>
+        </w:rPr>
+        <w:tab/>
+      </w:r>
+      <w:r>
+        <w:t xml:space="preserve">-Sinh viên có thể nạp vào tài khoản bằng việc quét mã QR </w:t>
+      </w:r>
+    </w:p>
+    <w:p>
+      <w:pPr>
         <w:pStyle w:val="NormalWeb"/>
         <w:spacing w:line="276" w:lineRule="auto"/>
         <w:rPr>
@@ -7324,6 +7418,7 @@
           <w:sz w:val="26"/>
           <w:szCs w:val="26"/>
         </w:rPr>
+        <w:lastRenderedPageBreak/>
         <w:t>Gửi email thông báo biến động số dư và lịch sử gửi xe (thời gian ra, biển số) sau mỗi lượt check-out.</w:t>
       </w:r>
     </w:p>
@@ -7389,7 +7484,6 @@
       </w:pPr>
       <w:bookmarkStart w:id="30" w:name="_Toc224471298"/>
       <w:r>
-        <w:lastRenderedPageBreak/>
         <w:t>3</w:t>
       </w:r>
       <w:r>
@@ -7491,7 +7585,6 @@
       </w:pPr>
       <w:bookmarkStart w:id="32" w:name="_Toc224471299"/>
       <w:r>
-        <w:lastRenderedPageBreak/>
         <w:t>3.1.2</w:t>
       </w:r>
       <w:r>
@@ -8166,6 +8259,7 @@
                 <w:color w:val="000000"/>
                 <w:szCs w:val="26"/>
               </w:rPr>
+              <w:lastRenderedPageBreak/>
               <w:t>Tiền điều kiện</w:t>
             </w:r>
           </w:p>
@@ -8280,25 +8374,844 @@
     <w:p/>
     <w:p>
       <w:r>
-        <w:lastRenderedPageBreak/>
-        <w:t>UC-C</w:t>
+        <w:t>UC-C2: Chức năng đăng k</w:t>
+      </w:r>
+      <w:r>
+        <w:t>ý</w:t>
+      </w:r>
+      <w:r>
+        <w:t xml:space="preserve"> </w:t>
+      </w:r>
+    </w:p>
+    <w:p>
+      <w:pPr>
+        <w:pStyle w:val="h"/>
+        <w:rPr>
+          <w:sz w:val="24"/>
+          <w:szCs w:val="24"/>
+        </w:rPr>
+      </w:pPr>
+      <w:r>
+        <w:t>Bảng 3.</w:t>
       </w:r>
       <w:r>
         <w:t>2</w:t>
       </w:r>
       <w:r>
-        <w:t xml:space="preserve">: Chức năng đăng </w:t>
-      </w:r>
-      <w:r>
-        <w:t>k</w:t>
-      </w:r>
-      <w:r>
-        <w:t>ý</w:t>
-      </w:r>
-      <w:r>
-        <w:t xml:space="preserve"> </w:t>
-      </w:r>
-    </w:p>
+        <w:t xml:space="preserve">: Đặc tả chức năng đăng </w:t>
+      </w:r>
+      <w:r>
+        <w:t xml:space="preserve">ký </w:t>
+      </w:r>
+      <w:r>
+        <w:t>hệ thống</w:t>
+      </w:r>
+    </w:p>
+    <w:tbl>
+      <w:tblPr>
+        <w:tblW w:w="0" w:type="auto"/>
+        <w:tblInd w:w="-1000" w:type="dxa"/>
+        <w:tblCellMar>
+          <w:top w:w="15" w:type="dxa"/>
+          <w:left w:w="15" w:type="dxa"/>
+          <w:bottom w:w="15" w:type="dxa"/>
+          <w:right w:w="15" w:type="dxa"/>
+        </w:tblCellMar>
+        <w:tblLook w:val="04A0" w:firstRow="1" w:lastRow="0" w:firstColumn="1" w:lastColumn="0" w:noHBand="0" w:noVBand="1"/>
+      </w:tblPr>
+      <w:tblGrid>
+        <w:gridCol w:w="3060"/>
+        <w:gridCol w:w="7325"/>
+      </w:tblGrid>
+      <w:tr>
+        <w:trPr>
+          <w:trHeight w:val="500"/>
+        </w:trPr>
+        <w:tc>
+          <w:tcPr>
+            <w:tcW w:w="3060" w:type="dxa"/>
+            <w:tcBorders>
+              <w:top w:val="single" w:sz="8" w:space="0" w:color="000000"/>
+              <w:left w:val="single" w:sz="8" w:space="0" w:color="000000"/>
+              <w:bottom w:val="single" w:sz="8" w:space="0" w:color="000000"/>
+              <w:right w:val="single" w:sz="8" w:space="0" w:color="000000"/>
+            </w:tcBorders>
+            <w:tcMar>
+              <w:top w:w="100" w:type="dxa"/>
+              <w:left w:w="100" w:type="dxa"/>
+              <w:bottom w:w="100" w:type="dxa"/>
+              <w:right w:w="100" w:type="dxa"/>
+            </w:tcMar>
+            <w:hideMark/>
+          </w:tcPr>
+          <w:p>
+            <w:pPr>
+              <w:spacing w:before="240" w:after="240" w:line="240" w:lineRule="auto"/>
+              <w:jc w:val="center"/>
+              <w:rPr>
+                <w:rFonts w:eastAsia="Times New Roman" w:cs="Times New Roman"/>
+                <w:sz w:val="24"/>
+                <w:szCs w:val="24"/>
+              </w:rPr>
+            </w:pPr>
+            <w:r>
+              <w:rPr>
+                <w:rFonts w:eastAsia="Times New Roman" w:cs="Times New Roman"/>
+                <w:b/>
+                <w:bCs/>
+                <w:color w:val="000000"/>
+                <w:szCs w:val="26"/>
+              </w:rPr>
+              <w:t>Use Case</w:t>
+            </w:r>
+          </w:p>
+        </w:tc>
+        <w:tc>
+          <w:tcPr>
+            <w:tcW w:w="7325" w:type="dxa"/>
+            <w:tcBorders>
+              <w:top w:val="single" w:sz="8" w:space="0" w:color="000000"/>
+              <w:left w:val="single" w:sz="8" w:space="0" w:color="000000"/>
+              <w:bottom w:val="single" w:sz="8" w:space="0" w:color="000000"/>
+              <w:right w:val="single" w:sz="8" w:space="0" w:color="000000"/>
+            </w:tcBorders>
+            <w:tcMar>
+              <w:top w:w="100" w:type="dxa"/>
+              <w:left w:w="100" w:type="dxa"/>
+              <w:bottom w:w="100" w:type="dxa"/>
+              <w:right w:w="100" w:type="dxa"/>
+            </w:tcMar>
+            <w:hideMark/>
+          </w:tcPr>
+          <w:p>
+            <w:pPr>
+              <w:spacing w:before="240" w:after="240" w:line="240" w:lineRule="auto"/>
+              <w:jc w:val="center"/>
+              <w:rPr>
+                <w:rFonts w:eastAsia="Times New Roman" w:cs="Times New Roman"/>
+                <w:sz w:val="24"/>
+                <w:szCs w:val="24"/>
+              </w:rPr>
+            </w:pPr>
+            <w:r>
+              <w:rPr>
+                <w:rFonts w:eastAsia="Times New Roman" w:cs="Times New Roman"/>
+                <w:b/>
+                <w:bCs/>
+                <w:color w:val="000000"/>
+                <w:szCs w:val="26"/>
+              </w:rPr>
+              <w:t>Nội dung</w:t>
+            </w:r>
+          </w:p>
+        </w:tc>
+      </w:tr>
+      <w:tr>
+        <w:trPr>
+          <w:trHeight w:val="969"/>
+        </w:trPr>
+        <w:tc>
+          <w:tcPr>
+            <w:tcW w:w="3060" w:type="dxa"/>
+            <w:tcBorders>
+              <w:top w:val="single" w:sz="8" w:space="0" w:color="000000"/>
+              <w:left w:val="single" w:sz="8" w:space="0" w:color="000000"/>
+              <w:bottom w:val="single" w:sz="8" w:space="0" w:color="000000"/>
+              <w:right w:val="single" w:sz="8" w:space="0" w:color="000000"/>
+            </w:tcBorders>
+            <w:tcMar>
+              <w:top w:w="100" w:type="dxa"/>
+              <w:left w:w="100" w:type="dxa"/>
+              <w:bottom w:w="100" w:type="dxa"/>
+              <w:right w:w="100" w:type="dxa"/>
+            </w:tcMar>
+            <w:hideMark/>
+          </w:tcPr>
+          <w:p>
+            <w:pPr>
+              <w:spacing w:before="240" w:after="240" w:line="240" w:lineRule="auto"/>
+              <w:rPr>
+                <w:rFonts w:eastAsia="Times New Roman" w:cs="Times New Roman"/>
+                <w:sz w:val="24"/>
+                <w:szCs w:val="24"/>
+              </w:rPr>
+            </w:pPr>
+            <w:r>
+              <w:rPr>
+                <w:rFonts w:eastAsia="Times New Roman" w:cs="Times New Roman"/>
+                <w:b/>
+                <w:bCs/>
+                <w:color w:val="000000"/>
+                <w:szCs w:val="26"/>
+              </w:rPr>
+              <w:t>Quản lý và xác thực chứng chỉ</w:t>
+            </w:r>
+          </w:p>
+        </w:tc>
+        <w:tc>
+          <w:tcPr>
+            <w:tcW w:w="7325" w:type="dxa"/>
+            <w:tcBorders>
+              <w:top w:val="single" w:sz="8" w:space="0" w:color="000000"/>
+              <w:left w:val="single" w:sz="8" w:space="0" w:color="000000"/>
+              <w:bottom w:val="single" w:sz="8" w:space="0" w:color="000000"/>
+              <w:right w:val="single" w:sz="8" w:space="0" w:color="000000"/>
+            </w:tcBorders>
+            <w:tcMar>
+              <w:top w:w="100" w:type="dxa"/>
+              <w:left w:w="100" w:type="dxa"/>
+              <w:bottom w:w="100" w:type="dxa"/>
+              <w:right w:w="100" w:type="dxa"/>
+            </w:tcMar>
+            <w:hideMark/>
+          </w:tcPr>
+          <w:p>
+            <w:pPr>
+              <w:spacing w:before="240" w:after="240" w:line="240" w:lineRule="auto"/>
+              <w:rPr>
+                <w:rFonts w:eastAsia="Times New Roman" w:cs="Times New Roman"/>
+                <w:sz w:val="24"/>
+                <w:szCs w:val="24"/>
+              </w:rPr>
+            </w:pPr>
+            <w:r>
+              <w:rPr>
+                <w:rFonts w:eastAsia="Times New Roman" w:cs="Times New Roman"/>
+                <w:color w:val="000000"/>
+                <w:szCs w:val="26"/>
+              </w:rPr>
+              <w:t xml:space="preserve">Đăng </w:t>
+            </w:r>
+            <w:r>
+              <w:rPr>
+                <w:rFonts w:eastAsia="Times New Roman" w:cs="Times New Roman"/>
+                <w:color w:val="000000"/>
+                <w:szCs w:val="26"/>
+              </w:rPr>
+              <w:t>ký</w:t>
+            </w:r>
+            <w:r>
+              <w:rPr>
+                <w:rFonts w:eastAsia="Times New Roman" w:cs="Times New Roman"/>
+                <w:color w:val="000000"/>
+                <w:szCs w:val="26"/>
+              </w:rPr>
+              <w:t xml:space="preserve"> hệ thống</w:t>
+            </w:r>
+          </w:p>
+        </w:tc>
+      </w:tr>
+      <w:tr>
+        <w:trPr>
+          <w:trHeight w:val="500"/>
+        </w:trPr>
+        <w:tc>
+          <w:tcPr>
+            <w:tcW w:w="3060" w:type="dxa"/>
+            <w:tcBorders>
+              <w:top w:val="single" w:sz="8" w:space="0" w:color="000000"/>
+              <w:left w:val="single" w:sz="8" w:space="0" w:color="000000"/>
+              <w:bottom w:val="single" w:sz="8" w:space="0" w:color="000000"/>
+              <w:right w:val="single" w:sz="8" w:space="0" w:color="000000"/>
+            </w:tcBorders>
+            <w:tcMar>
+              <w:top w:w="100" w:type="dxa"/>
+              <w:left w:w="100" w:type="dxa"/>
+              <w:bottom w:w="100" w:type="dxa"/>
+              <w:right w:w="100" w:type="dxa"/>
+            </w:tcMar>
+            <w:hideMark/>
+          </w:tcPr>
+          <w:p>
+            <w:pPr>
+              <w:spacing w:before="240" w:after="240" w:line="240" w:lineRule="auto"/>
+              <w:rPr>
+                <w:rFonts w:eastAsia="Times New Roman" w:cs="Times New Roman"/>
+                <w:sz w:val="24"/>
+                <w:szCs w:val="24"/>
+              </w:rPr>
+            </w:pPr>
+            <w:r>
+              <w:rPr>
+                <w:rFonts w:eastAsia="Times New Roman" w:cs="Times New Roman"/>
+                <w:b/>
+                <w:bCs/>
+                <w:color w:val="000000"/>
+                <w:szCs w:val="26"/>
+              </w:rPr>
+              <w:t>Actor</w:t>
+            </w:r>
+          </w:p>
+        </w:tc>
+        <w:tc>
+          <w:tcPr>
+            <w:tcW w:w="7325" w:type="dxa"/>
+            <w:tcBorders>
+              <w:top w:val="single" w:sz="8" w:space="0" w:color="000000"/>
+              <w:left w:val="single" w:sz="8" w:space="0" w:color="000000"/>
+              <w:bottom w:val="single" w:sz="8" w:space="0" w:color="000000"/>
+              <w:right w:val="single" w:sz="8" w:space="0" w:color="000000"/>
+            </w:tcBorders>
+            <w:tcMar>
+              <w:top w:w="100" w:type="dxa"/>
+              <w:left w:w="100" w:type="dxa"/>
+              <w:bottom w:w="100" w:type="dxa"/>
+              <w:right w:w="100" w:type="dxa"/>
+            </w:tcMar>
+            <w:hideMark/>
+          </w:tcPr>
+          <w:p>
+            <w:pPr>
+              <w:spacing w:before="240" w:after="240" w:line="240" w:lineRule="auto"/>
+              <w:rPr>
+                <w:rFonts w:eastAsia="Times New Roman" w:cs="Times New Roman"/>
+                <w:sz w:val="24"/>
+                <w:szCs w:val="24"/>
+              </w:rPr>
+            </w:pPr>
+            <w:r>
+              <w:t>Quản trị viên (Admin), Sinh viên.</w:t>
+            </w:r>
+          </w:p>
+        </w:tc>
+      </w:tr>
+      <w:tr>
+        <w:trPr>
+          <w:trHeight w:val="2030"/>
+        </w:trPr>
+        <w:tc>
+          <w:tcPr>
+            <w:tcW w:w="3060" w:type="dxa"/>
+            <w:tcBorders>
+              <w:top w:val="single" w:sz="8" w:space="0" w:color="000000"/>
+              <w:left w:val="single" w:sz="8" w:space="0" w:color="000000"/>
+              <w:bottom w:val="single" w:sz="8" w:space="0" w:color="000000"/>
+              <w:right w:val="single" w:sz="8" w:space="0" w:color="000000"/>
+            </w:tcBorders>
+            <w:tcMar>
+              <w:top w:w="100" w:type="dxa"/>
+              <w:left w:w="100" w:type="dxa"/>
+              <w:bottom w:w="100" w:type="dxa"/>
+              <w:right w:w="100" w:type="dxa"/>
+            </w:tcMar>
+            <w:hideMark/>
+          </w:tcPr>
+          <w:p>
+            <w:pPr>
+              <w:spacing w:before="240" w:after="240" w:line="240" w:lineRule="auto"/>
+              <w:rPr>
+                <w:rFonts w:eastAsia="Times New Roman" w:cs="Times New Roman"/>
+                <w:sz w:val="24"/>
+                <w:szCs w:val="24"/>
+              </w:rPr>
+            </w:pPr>
+            <w:r>
+              <w:rPr>
+                <w:rFonts w:eastAsia="Times New Roman" w:cs="Times New Roman"/>
+                <w:b/>
+                <w:bCs/>
+                <w:color w:val="000000"/>
+                <w:szCs w:val="26"/>
+              </w:rPr>
+              <w:t>Dòng sự kiện chính</w:t>
+            </w:r>
+          </w:p>
+          <w:p>
+            <w:pPr>
+              <w:spacing w:after="0" w:line="240" w:lineRule="auto"/>
+              <w:rPr>
+                <w:rFonts w:eastAsia="Times New Roman" w:cs="Times New Roman"/>
+                <w:sz w:val="24"/>
+                <w:szCs w:val="24"/>
+              </w:rPr>
+            </w:pPr>
+          </w:p>
+        </w:tc>
+        <w:tc>
+          <w:tcPr>
+            <w:tcW w:w="7325" w:type="dxa"/>
+            <w:tcBorders>
+              <w:top w:val="single" w:sz="8" w:space="0" w:color="000000"/>
+              <w:left w:val="single" w:sz="8" w:space="0" w:color="000000"/>
+              <w:bottom w:val="single" w:sz="8" w:space="0" w:color="000000"/>
+              <w:right w:val="single" w:sz="8" w:space="0" w:color="000000"/>
+            </w:tcBorders>
+            <w:tcMar>
+              <w:top w:w="100" w:type="dxa"/>
+              <w:left w:w="100" w:type="dxa"/>
+              <w:bottom w:w="100" w:type="dxa"/>
+              <w:right w:w="100" w:type="dxa"/>
+            </w:tcMar>
+            <w:hideMark/>
+          </w:tcPr>
+          <w:p>
+            <w:pPr>
+              <w:spacing w:before="100" w:beforeAutospacing="1" w:after="100" w:afterAutospacing="1" w:line="240" w:lineRule="auto"/>
+              <w:rPr>
+                <w:rFonts w:eastAsia="Times New Roman" w:cs="Times New Roman"/>
+                <w:sz w:val="24"/>
+                <w:szCs w:val="24"/>
+              </w:rPr>
+            </w:pPr>
+            <w:r>
+              <w:rPr>
+                <w:rFonts w:eastAsia="Times New Roman" w:cs="Times New Roman"/>
+                <w:sz w:val="24"/>
+                <w:szCs w:val="24"/>
+              </w:rPr>
+              <w:t>1. Người dùng nhập các thông tin bắt buộc (Họ tên, Email, Mã số sinh viên, Mật khẩu...).</w:t>
+            </w:r>
+          </w:p>
+          <w:p>
+            <w:pPr>
+              <w:spacing w:before="100" w:beforeAutospacing="1" w:after="100" w:afterAutospacing="1" w:line="240" w:lineRule="auto"/>
+              <w:rPr>
+                <w:rFonts w:eastAsia="Times New Roman" w:cs="Times New Roman"/>
+                <w:sz w:val="24"/>
+                <w:szCs w:val="24"/>
+              </w:rPr>
+            </w:pPr>
+            <w:r>
+              <w:rPr>
+                <w:rFonts w:eastAsia="Times New Roman" w:cs="Times New Roman"/>
+                <w:sz w:val="24"/>
+                <w:szCs w:val="24"/>
+              </w:rPr>
+              <w:t xml:space="preserve">2. Người dùng nhấn nút </w:t>
+            </w:r>
+            <w:r>
+              <w:rPr>
+                <w:rFonts w:eastAsia="Times New Roman" w:cs="Times New Roman"/>
+                <w:b/>
+                <w:bCs/>
+                <w:sz w:val="24"/>
+                <w:szCs w:val="24"/>
+              </w:rPr>
+              <w:t>"Đăng ký"</w:t>
+            </w:r>
+            <w:r>
+              <w:rPr>
+                <w:rFonts w:eastAsia="Times New Roman" w:cs="Times New Roman"/>
+                <w:sz w:val="24"/>
+                <w:szCs w:val="24"/>
+              </w:rPr>
+              <w:t>.</w:t>
+            </w:r>
+          </w:p>
+          <w:p>
+            <w:pPr>
+              <w:spacing w:before="100" w:beforeAutospacing="1" w:after="100" w:afterAutospacing="1" w:line="240" w:lineRule="auto"/>
+              <w:rPr>
+                <w:rFonts w:eastAsia="Times New Roman" w:cs="Times New Roman"/>
+                <w:sz w:val="24"/>
+                <w:szCs w:val="24"/>
+              </w:rPr>
+            </w:pPr>
+            <w:r>
+              <w:rPr>
+                <w:rFonts w:eastAsia="Times New Roman" w:cs="Times New Roman"/>
+                <w:sz w:val="24"/>
+                <w:szCs w:val="24"/>
+              </w:rPr>
+              <w:t>3. Hệ thống kiểm tra tính hợp lệ của dữ liệu (Đúng định dạng email, mật khẩu đủ độ mạnh).</w:t>
+            </w:r>
+          </w:p>
+          <w:p>
+            <w:pPr>
+              <w:spacing w:before="100" w:beforeAutospacing="1" w:after="100" w:afterAutospacing="1" w:line="240" w:lineRule="auto"/>
+              <w:rPr>
+                <w:rFonts w:eastAsia="Times New Roman" w:cs="Times New Roman"/>
+                <w:sz w:val="24"/>
+                <w:szCs w:val="24"/>
+              </w:rPr>
+            </w:pPr>
+            <w:r>
+              <w:rPr>
+                <w:rFonts w:eastAsia="Times New Roman" w:cs="Times New Roman"/>
+                <w:sz w:val="24"/>
+                <w:szCs w:val="24"/>
+              </w:rPr>
+              <w:t>4. Hệ thống kiểm tra sự tồn tại của tài khoản (Email/MSSV đã có trong DB chưa).</w:t>
+            </w:r>
+          </w:p>
+          <w:p>
+            <w:pPr>
+              <w:spacing w:before="100" w:beforeAutospacing="1" w:after="100" w:afterAutospacing="1" w:line="240" w:lineRule="auto"/>
+              <w:rPr>
+                <w:rFonts w:eastAsia="Times New Roman" w:cs="Times New Roman"/>
+                <w:sz w:val="24"/>
+                <w:szCs w:val="24"/>
+              </w:rPr>
+            </w:pPr>
+            <w:r>
+              <w:rPr>
+                <w:rFonts w:eastAsia="Times New Roman" w:cs="Times New Roman"/>
+                <w:sz w:val="24"/>
+                <w:szCs w:val="24"/>
+              </w:rPr>
+              <w:t>5. Hệ thống lưu thông tin người dùng mới vào cơ sở dữ liệu.</w:t>
+            </w:r>
+          </w:p>
+          <w:p>
+            <w:pPr>
+              <w:spacing w:before="100" w:beforeAutospacing="1" w:after="100" w:afterAutospacing="1" w:line="240" w:lineRule="auto"/>
+              <w:rPr>
+                <w:rFonts w:eastAsia="Times New Roman" w:cs="Times New Roman"/>
+                <w:sz w:val="24"/>
+                <w:szCs w:val="24"/>
+              </w:rPr>
+            </w:pPr>
+            <w:r>
+              <w:rPr>
+                <w:rFonts w:eastAsia="Times New Roman" w:cs="Times New Roman"/>
+                <w:sz w:val="24"/>
+                <w:szCs w:val="24"/>
+              </w:rPr>
+              <w:t>6. Hệ thống thông báo đăng ký thành công và chuyển hướng sang trang Đăng nhập hoặc gửi email xác nhận</w:t>
+            </w:r>
+          </w:p>
+          <w:p>
+            <w:pPr>
+              <w:spacing w:before="100" w:beforeAutospacing="1" w:after="100" w:afterAutospacing="1" w:line="240" w:lineRule="auto"/>
+              <w:rPr>
+                <w:rFonts w:eastAsia="Times New Roman" w:cs="Times New Roman"/>
+                <w:szCs w:val="26"/>
+              </w:rPr>
+            </w:pPr>
+          </w:p>
+        </w:tc>
+      </w:tr>
+      <w:tr>
+        <w:trPr>
+          <w:trHeight w:val="1010"/>
+        </w:trPr>
+        <w:tc>
+          <w:tcPr>
+            <w:tcW w:w="3060" w:type="dxa"/>
+            <w:tcBorders>
+              <w:top w:val="single" w:sz="8" w:space="0" w:color="000000"/>
+              <w:left w:val="single" w:sz="8" w:space="0" w:color="000000"/>
+              <w:bottom w:val="single" w:sz="8" w:space="0" w:color="000000"/>
+              <w:right w:val="single" w:sz="8" w:space="0" w:color="000000"/>
+            </w:tcBorders>
+            <w:tcMar>
+              <w:top w:w="100" w:type="dxa"/>
+              <w:left w:w="100" w:type="dxa"/>
+              <w:bottom w:w="100" w:type="dxa"/>
+              <w:right w:w="100" w:type="dxa"/>
+            </w:tcMar>
+            <w:hideMark/>
+          </w:tcPr>
+          <w:p>
+            <w:pPr>
+              <w:spacing w:before="240" w:after="240" w:line="240" w:lineRule="auto"/>
+              <w:rPr>
+                <w:rFonts w:eastAsia="Times New Roman" w:cs="Times New Roman"/>
+                <w:sz w:val="24"/>
+                <w:szCs w:val="24"/>
+              </w:rPr>
+            </w:pPr>
+            <w:r>
+              <w:rPr>
+                <w:rFonts w:eastAsia="Times New Roman" w:cs="Times New Roman"/>
+                <w:b/>
+                <w:bCs/>
+                <w:color w:val="000000"/>
+                <w:szCs w:val="26"/>
+              </w:rPr>
+              <w:t>Các dòng sự kiện khác hoặc ngoại lệ</w:t>
+            </w:r>
+          </w:p>
+        </w:tc>
+        <w:tc>
+          <w:tcPr>
+            <w:tcW w:w="7325" w:type="dxa"/>
+            <w:tcBorders>
+              <w:top w:val="single" w:sz="8" w:space="0" w:color="000000"/>
+              <w:left w:val="single" w:sz="8" w:space="0" w:color="000000"/>
+              <w:bottom w:val="single" w:sz="8" w:space="0" w:color="000000"/>
+              <w:right w:val="single" w:sz="8" w:space="0" w:color="000000"/>
+            </w:tcBorders>
+            <w:tcMar>
+              <w:top w:w="100" w:type="dxa"/>
+              <w:left w:w="100" w:type="dxa"/>
+              <w:bottom w:w="100" w:type="dxa"/>
+              <w:right w:w="100" w:type="dxa"/>
+            </w:tcMar>
+            <w:hideMark/>
+          </w:tcPr>
+          <w:p>
+            <w:pPr>
+              <w:spacing w:before="100" w:beforeAutospacing="1" w:after="100" w:afterAutospacing="1" w:line="240" w:lineRule="auto"/>
+              <w:rPr>
+                <w:rFonts w:eastAsia="Times New Roman" w:cs="Times New Roman"/>
+                <w:sz w:val="24"/>
+                <w:szCs w:val="24"/>
+              </w:rPr>
+            </w:pPr>
+            <w:r>
+              <w:rPr>
+                <w:rFonts w:eastAsia="Times New Roman" w:cs="Times New Roman"/>
+                <w:sz w:val="24"/>
+                <w:szCs w:val="24"/>
+              </w:rPr>
+              <w:t xml:space="preserve">- </w:t>
+            </w:r>
+            <w:r>
+              <w:rPr>
+                <w:rFonts w:eastAsia="Times New Roman" w:cs="Times New Roman"/>
+                <w:b/>
+                <w:bCs/>
+                <w:sz w:val="24"/>
+                <w:szCs w:val="24"/>
+              </w:rPr>
+              <w:t>Dữ liệu không hợp lệ:</w:t>
+            </w:r>
+            <w:r>
+              <w:rPr>
+                <w:rFonts w:eastAsia="Times New Roman" w:cs="Times New Roman"/>
+                <w:sz w:val="24"/>
+                <w:szCs w:val="24"/>
+              </w:rPr>
+              <w:t xml:space="preserve"> Hệ thống hiển thị thông báo lỗi tại các trường nhập liệu tương ứng.</w:t>
+            </w:r>
+          </w:p>
+          <w:p>
+            <w:pPr>
+              <w:spacing w:before="100" w:beforeAutospacing="1" w:after="100" w:afterAutospacing="1" w:line="240" w:lineRule="auto"/>
+              <w:rPr>
+                <w:rFonts w:eastAsia="Times New Roman" w:cs="Times New Roman"/>
+                <w:sz w:val="24"/>
+                <w:szCs w:val="24"/>
+              </w:rPr>
+            </w:pPr>
+            <w:r>
+              <w:rPr>
+                <w:rFonts w:eastAsia="Times New Roman" w:cs="Times New Roman"/>
+                <w:sz w:val="24"/>
+                <w:szCs w:val="24"/>
+              </w:rPr>
+              <w:lastRenderedPageBreak/>
+              <w:t xml:space="preserve">- </w:t>
+            </w:r>
+            <w:r>
+              <w:rPr>
+                <w:rFonts w:eastAsia="Times New Roman" w:cs="Times New Roman"/>
+                <w:b/>
+                <w:bCs/>
+                <w:sz w:val="24"/>
+                <w:szCs w:val="24"/>
+              </w:rPr>
+              <w:t>Tài khoản đã tồn tại:</w:t>
+            </w:r>
+            <w:r>
+              <w:rPr>
+                <w:rFonts w:eastAsia="Times New Roman" w:cs="Times New Roman"/>
+                <w:sz w:val="24"/>
+                <w:szCs w:val="24"/>
+              </w:rPr>
+              <w:t xml:space="preserve"> Hệ thống báo lỗi "Email hoặc MSSV đã được sử dụng"</w:t>
+            </w:r>
+          </w:p>
+          <w:p>
+            <w:pPr>
+              <w:spacing w:before="100" w:beforeAutospacing="1" w:after="100" w:afterAutospacing="1" w:line="240" w:lineRule="auto"/>
+              <w:rPr>
+                <w:rFonts w:eastAsia="Times New Roman" w:cs="Times New Roman"/>
+                <w:szCs w:val="26"/>
+              </w:rPr>
+            </w:pPr>
+            <w:r>
+              <w:rPr>
+                <w:rFonts w:eastAsia="Times New Roman" w:cs="Times New Roman"/>
+                <w:sz w:val="24"/>
+                <w:szCs w:val="24"/>
+              </w:rPr>
+              <w:t xml:space="preserve">- </w:t>
+            </w:r>
+            <w:r>
+              <w:rPr>
+                <w:rFonts w:eastAsia="Times New Roman" w:cs="Times New Roman"/>
+                <w:b/>
+                <w:bCs/>
+                <w:sz w:val="24"/>
+                <w:szCs w:val="24"/>
+              </w:rPr>
+              <w:t>Lỗi kết ni Server:</w:t>
+            </w:r>
+            <w:r>
+              <w:rPr>
+                <w:rFonts w:eastAsia="Times New Roman" w:cs="Times New Roman"/>
+                <w:sz w:val="24"/>
+                <w:szCs w:val="24"/>
+              </w:rPr>
+              <w:t xml:space="preserve"> Hệ thống báo lỗi và yêu cầu người dùng thử lại sau.</w:t>
+            </w:r>
+          </w:p>
+        </w:tc>
+      </w:tr>
+      <w:tr>
+        <w:trPr>
+          <w:trHeight w:val="500"/>
+        </w:trPr>
+        <w:tc>
+          <w:tcPr>
+            <w:tcW w:w="3060" w:type="dxa"/>
+            <w:tcBorders>
+              <w:top w:val="single" w:sz="8" w:space="0" w:color="000000"/>
+              <w:left w:val="single" w:sz="8" w:space="0" w:color="000000"/>
+              <w:bottom w:val="single" w:sz="8" w:space="0" w:color="000000"/>
+              <w:right w:val="single" w:sz="8" w:space="0" w:color="000000"/>
+            </w:tcBorders>
+            <w:tcMar>
+              <w:top w:w="100" w:type="dxa"/>
+              <w:left w:w="100" w:type="dxa"/>
+              <w:bottom w:w="100" w:type="dxa"/>
+              <w:right w:w="100" w:type="dxa"/>
+            </w:tcMar>
+            <w:hideMark/>
+          </w:tcPr>
+          <w:p>
+            <w:pPr>
+              <w:spacing w:before="240" w:after="240" w:line="240" w:lineRule="auto"/>
+              <w:rPr>
+                <w:rFonts w:eastAsia="Times New Roman" w:cs="Times New Roman"/>
+                <w:sz w:val="24"/>
+                <w:szCs w:val="24"/>
+              </w:rPr>
+            </w:pPr>
+            <w:r>
+              <w:rPr>
+                <w:rFonts w:eastAsia="Times New Roman" w:cs="Times New Roman"/>
+                <w:b/>
+                <w:bCs/>
+                <w:color w:val="000000"/>
+                <w:szCs w:val="26"/>
+              </w:rPr>
+              <w:lastRenderedPageBreak/>
+              <w:t>Tiền điều kiện</w:t>
+            </w:r>
+          </w:p>
+        </w:tc>
+        <w:tc>
+          <w:tcPr>
+            <w:tcW w:w="7325" w:type="dxa"/>
+            <w:tcBorders>
+              <w:top w:val="single" w:sz="8" w:space="0" w:color="000000"/>
+              <w:left w:val="single" w:sz="8" w:space="0" w:color="000000"/>
+              <w:bottom w:val="single" w:sz="8" w:space="0" w:color="000000"/>
+              <w:right w:val="single" w:sz="8" w:space="0" w:color="000000"/>
+            </w:tcBorders>
+            <w:tcMar>
+              <w:top w:w="100" w:type="dxa"/>
+              <w:left w:w="100" w:type="dxa"/>
+              <w:bottom w:w="100" w:type="dxa"/>
+              <w:right w:w="100" w:type="dxa"/>
+            </w:tcMar>
+            <w:hideMark/>
+          </w:tcPr>
+          <w:p>
+            <w:pPr>
+              <w:spacing w:before="240" w:after="240" w:line="240" w:lineRule="auto"/>
+              <w:rPr>
+                <w:rFonts w:eastAsia="Times New Roman" w:cs="Times New Roman"/>
+                <w:szCs w:val="26"/>
+              </w:rPr>
+            </w:pPr>
+            <w:r>
+              <w:t>-</w:t>
+            </w:r>
+            <w:r>
+              <w:t>Người dùng đã truy cập vào trang Đăng ký và chưa có tài khoản.</w:t>
+            </w:r>
+          </w:p>
+        </w:tc>
+      </w:tr>
+      <w:tr>
+        <w:trPr>
+          <w:trHeight w:val="500"/>
+        </w:trPr>
+        <w:tc>
+          <w:tcPr>
+            <w:tcW w:w="3060" w:type="dxa"/>
+            <w:tcBorders>
+              <w:top w:val="single" w:sz="8" w:space="0" w:color="000000"/>
+              <w:left w:val="single" w:sz="8" w:space="0" w:color="000000"/>
+              <w:bottom w:val="single" w:sz="8" w:space="0" w:color="000000"/>
+              <w:right w:val="single" w:sz="8" w:space="0" w:color="000000"/>
+            </w:tcBorders>
+            <w:tcMar>
+              <w:top w:w="100" w:type="dxa"/>
+              <w:left w:w="100" w:type="dxa"/>
+              <w:bottom w:w="100" w:type="dxa"/>
+              <w:right w:w="100" w:type="dxa"/>
+            </w:tcMar>
+            <w:hideMark/>
+          </w:tcPr>
+          <w:p>
+            <w:pPr>
+              <w:spacing w:before="240" w:after="240" w:line="240" w:lineRule="auto"/>
+              <w:rPr>
+                <w:rFonts w:eastAsia="Times New Roman" w:cs="Times New Roman"/>
+                <w:sz w:val="24"/>
+                <w:szCs w:val="24"/>
+              </w:rPr>
+            </w:pPr>
+            <w:r>
+              <w:rPr>
+                <w:rFonts w:eastAsia="Times New Roman" w:cs="Times New Roman"/>
+                <w:b/>
+                <w:bCs/>
+                <w:color w:val="000000"/>
+                <w:szCs w:val="26"/>
+              </w:rPr>
+              <w:t>Hậu điều kiện</w:t>
+            </w:r>
+          </w:p>
+        </w:tc>
+        <w:tc>
+          <w:tcPr>
+            <w:tcW w:w="7325" w:type="dxa"/>
+            <w:tcBorders>
+              <w:top w:val="single" w:sz="8" w:space="0" w:color="000000"/>
+              <w:left w:val="single" w:sz="8" w:space="0" w:color="000000"/>
+              <w:bottom w:val="single" w:sz="8" w:space="0" w:color="000000"/>
+              <w:right w:val="single" w:sz="8" w:space="0" w:color="000000"/>
+            </w:tcBorders>
+            <w:tcMar>
+              <w:top w:w="100" w:type="dxa"/>
+              <w:left w:w="100" w:type="dxa"/>
+              <w:bottom w:w="100" w:type="dxa"/>
+              <w:right w:w="100" w:type="dxa"/>
+            </w:tcMar>
+            <w:hideMark/>
+          </w:tcPr>
+          <w:p>
+            <w:pPr>
+              <w:spacing w:before="240" w:after="240" w:line="240" w:lineRule="auto"/>
+              <w:rPr>
+                <w:rFonts w:eastAsia="Times New Roman" w:cs="Times New Roman"/>
+                <w:szCs w:val="26"/>
+              </w:rPr>
+            </w:pPr>
+            <w:r>
+              <w:rPr>
+                <w:rFonts w:eastAsia="Times New Roman" w:cs="Times New Roman"/>
+                <w:color w:val="000000"/>
+                <w:szCs w:val="26"/>
+              </w:rPr>
+              <w:t xml:space="preserve">- </w:t>
+            </w:r>
+            <w:r>
+              <w:rPr>
+                <w:szCs w:val="26"/>
+              </w:rPr>
+              <w:t>Phiên làm việc bị hủy bỏ, người dùng không thể truy cập các trang chức năng nếu không đăng nhập lại.</w:t>
+            </w:r>
+          </w:p>
+        </w:tc>
+      </w:tr>
+    </w:tbl>
     <w:p/>
     <w:p>
       <w:r>
@@ -8717,21 +9630,12 @@
               </w:rPr>
               <w:t>3. Hệ thống xóa các biến trạng thái (</w:t>
             </w:r>
-            <w:proofErr w:type="gramStart"/>
             <w:r>
               <w:rPr>
                 <w:rFonts w:ascii="Courier New" w:eastAsia="Times New Roman" w:hAnsi="Courier New" w:cs="Courier New"/>
                 <w:szCs w:val="26"/>
               </w:rPr>
-              <w:t>st.session</w:t>
-            </w:r>
-            <w:proofErr w:type="gramEnd"/>
-            <w:r>
-              <w:rPr>
-                <w:rFonts w:ascii="Courier New" w:eastAsia="Times New Roman" w:hAnsi="Courier New" w:cs="Courier New"/>
-                <w:szCs w:val="26"/>
-              </w:rPr>
-              <w:t>_state</w:t>
+              <w:t>st.session_state</w:t>
             </w:r>
             <w:r>
               <w:rPr>
@@ -8822,6 +9726,7 @@
                 <w:color w:val="000000"/>
                 <w:szCs w:val="26"/>
               </w:rPr>
+              <w:lastRenderedPageBreak/>
               <w:t>Các dòng sự kiện khác hoặc ngoại lệ</w:t>
             </w:r>
           </w:p>
@@ -9094,10 +9999,7 @@
       </w:pPr>
       <w:bookmarkStart w:id="36" w:name="_Toc224471301"/>
       <w:r>
-        <w:t>3.1.</w:t>
-      </w:r>
-      <w:r>
-        <w:t>4</w:t>
+        <w:t>3.1.4</w:t>
       </w:r>
       <w:r>
         <w:t xml:space="preserve"> </w:t>
@@ -9121,14 +10023,7 @@
       </w:pPr>
       <w:bookmarkStart w:id="37" w:name="_Toc224471302"/>
       <w:r>
-        <w:lastRenderedPageBreak/>
-        <w:t>3.1.</w:t>
-      </w:r>
-      <w:r>
-        <w:t xml:space="preserve">5 </w:t>
-      </w:r>
-      <w:r>
-        <w:t xml:space="preserve">Biểu đồ </w:t>
+        <w:t xml:space="preserve">3.1.5 Biểu đồ </w:t>
       </w:r>
       <w:r>
         <w:t>lớp</w:t>
@@ -9312,7 +10207,6 @@
         </w:rPr>
         <w:t xml:space="preserve">3.2.1 </w:t>
       </w:r>
-      <w:proofErr w:type="gramStart"/>
       <w:r>
         <w:rPr>
           <w:rFonts w:cs="Times New Roman"/>
@@ -9320,9 +10214,8 @@
           <w:sz w:val="28"/>
           <w:szCs w:val="28"/>
         </w:rPr>
-        <w:t>…..</w:t>
-      </w:r>
-      <w:proofErr w:type="gramEnd"/>
+        <w:t>Giao diện đăng nhập</w:t>
+      </w:r>
     </w:p>
     <w:p>
       <w:pPr>

--- a/baocao/BáocáoN68.docx
+++ b/baocao/BáocáoN68.docx
@@ -4,8 +4,8 @@
   <w:body>
     <w:tbl>
       <w:tblPr>
-        <w:tblW w:w="10835" w:type="dxa"/>
-        <w:tblInd w:w="-815" w:type="dxa"/>
+        <w:tblW w:w="10632" w:type="dxa"/>
+        <w:tblInd w:w="-612" w:type="dxa"/>
         <w:tblBorders>
           <w:top w:val="thinThickSmallGap" w:sz="24" w:space="0" w:color="auto"/>
           <w:left w:val="thinThickSmallGap" w:sz="24" w:space="0" w:color="auto"/>
@@ -17,7 +17,7 @@
         <w:tblLook w:val="0000" w:firstRow="0" w:lastRow="0" w:firstColumn="0" w:lastColumn="0" w:noHBand="0" w:noVBand="0"/>
       </w:tblPr>
       <w:tblGrid>
-        <w:gridCol w:w="10835"/>
+        <w:gridCol w:w="10632"/>
       </w:tblGrid>
       <w:tr>
         <w:trPr>
@@ -25,7 +25,7 @@
         </w:trPr>
         <w:tc>
           <w:tcPr>
-            <w:tcW w:w="10835" w:type="dxa"/>
+            <w:tcW w:w="10632" w:type="dxa"/>
           </w:tcPr>
           <w:p>
             <w:pPr>
@@ -124,7 +124,7 @@
                     </wp:anchor>
                   </w:drawing>
                 </mc:Choice>
-                <mc:Fallback xmlns:oel="http://schemas.microsoft.com/office/2019/extlst" xmlns:w16du="http://schemas.microsoft.com/office/word/2023/wordml/word16du" xmlns:w16sdtfl="http://schemas.microsoft.com/office/word/2024/wordml/sdtformatlock">
+                <mc:Fallback xmlns:w16sdtfl="http://schemas.microsoft.com/office/word/2024/wordml/sdtformatlock" xmlns:w16du="http://schemas.microsoft.com/office/word/2023/wordml/word16du" xmlns:oel="http://schemas.microsoft.com/office/2019/extlst">
                   <w:pict>
                     <v:line w14:anchorId="51459B79" id="Straight Connector 9" o:spid="_x0000_s1026" style="position:absolute;flip:y;z-index:251665408;visibility:visible;mso-wrap-style:square;mso-width-percent:0;mso-height-percent:0;mso-wrap-distance-left:9pt;mso-wrap-distance-top:0;mso-wrap-distance-right:9pt;mso-wrap-distance-bottom:0;mso-position-horizontal:absolute;mso-position-horizontal-relative:text;mso-position-vertical:absolute;mso-position-vertical-relative:text;mso-width-percent:0;mso-height-percent:0;mso-width-relative:margin;mso-height-relative:margin" from="188.05pt,22.35pt" to="349.3pt,22.35pt" o:gfxdata="UEsDBBQABgAIAAAAIQC2gziS/gAAAOEBAAATAAAAW0NvbnRlbnRfVHlwZXNdLnhtbJSRQU7DMBBF&#10;90jcwfIWJU67QAgl6YK0S0CoHGBkTxKLZGx5TGhvj5O2G0SRWNoz/78nu9wcxkFMGNg6quQqL6RA&#10;0s5Y6ir5vt9lD1JwBDIwOMJKHpHlpr69KfdHjyxSmriSfYz+USnWPY7AufNIadK6MEJMx9ApD/oD&#10;OlTrorhX2lFEilmcO2RdNtjC5xDF9pCuTyYBB5bi6bQ4syoJ3g9WQ0ymaiLzg5KdCXlKLjvcW893&#10;SUOqXwnz5DrgnHtJTxOsQfEKIT7DmDSUCaxw7Rqn8787ZsmRM9e2VmPeBN4uqYvTtW7jvijg9N/y&#10;JsXecLq0q+WD6m8AAAD//wMAUEsDBBQABgAIAAAAIQA4/SH/1gAAAJQBAAALAAAAX3JlbHMvLnJl&#10;bHOkkMFqwzAMhu+DvYPRfXGawxijTi+j0GvpHsDYimMaW0Yy2fr2M4PBMnrbUb/Q94l/f/hMi1qR&#10;JVI2sOt6UJgd+ZiDgffL8ekFlFSbvV0oo4EbChzGx4f9GRdb25HMsYhqlCwG5lrLq9biZkxWOiqY&#10;22YiTra2kYMu1l1tQD30/bPm3wwYN0x18gb45AdQl1tp5j/sFB2T0FQ7R0nTNEV3j6o9feQzro1i&#10;OWA14Fm+Q8a1a8+Bvu/d/dMb2JY5uiPbhG/ktn4cqGU/er3pcvwCAAD//wMAUEsDBBQABgAIAAAA&#10;IQA2QHChowEAAJIDAAAOAAAAZHJzL2Uyb0RvYy54bWysU01P3DAQvVfiP1i+s8muSkHRZjmAygW1&#10;qC29G2e8sbA9lm022X/fsbMbUGklhLhY/njz5r2Z8fpytIbtIESNruXLRc0ZOImddtuW3//6enrB&#10;WUzCdcKgg5bvIfLLzcmn9eAbWGGPpoPAiMTFZvAt71PyTVVF2YMVcYEeHD0qDFYkOoZt1QUxELs1&#10;1aquv1QDhs4HlBAj3V5Pj3xT+JUCmb4rFSEx03LSlsoayvqQ12qzFs02CN9reZAh3qHCCu0o6Ux1&#10;LZJgT0G/orJaBoyo0kKirVApLaF4IDfL+i83P3vhoXih4kQ/lyl+HK38trtyd4HKMPjYRH8XsotR&#10;BcuU0f439bT4IqVsLGXbz2WDMTFJl6v68/nF+Rln8vhWTRSZyoeYbgAty5uWG+2yI9GI3W1MlJag&#10;RwgdnkWUXdobyGDjfoBiuqNkk5wyH3BlAtsJ6mz3uMydJK6CzCFKGzMH1SXlf4MO2BwGZWbeGjij&#10;S0Z0aQ602mH4V9Y0HqWqCX90PXnNth+w25eWlHJQ44uzw5DmyXp5LuHPX2nzBwAA//8DAFBLAwQU&#10;AAYACAAAACEAZXEr19wAAAAJAQAADwAAAGRycy9kb3ducmV2LnhtbEyPwU7DMAyG70i8Q2QkbiwZ&#10;bOkoTacxCXFm47Kb25i2onFKk23l7QniMI62P/3+/mI9uV6caAydZwPzmQJBXHvbcWPgff9ytwIR&#10;IrLF3jMZ+KYA6/L6qsDc+jO/0WkXG5FCOORooI1xyKUMdUsOw8wPxOn24UeHMY1jI+2I5xTuenmv&#10;lJYOO04fWhxo21L9uTs6A/tXp6Yqdlvir0xtDs9LzYelMbc30+YJRKQpXmD41U/qUCanyh/ZBtEb&#10;eMj0PKEGFosMRAL040qDqP4Wsizk/wblDwAAAP//AwBQSwECLQAUAAYACAAAACEAtoM4kv4AAADh&#10;AQAAEwAAAAAAAAAAAAAAAAAAAAAAW0NvbnRlbnRfVHlwZXNdLnhtbFBLAQItABQABgAIAAAAIQA4&#10;/SH/1gAAAJQBAAALAAAAAAAAAAAAAAAAAC8BAABfcmVscy8ucmVsc1BLAQItABQABgAIAAAAIQA2&#10;QHChowEAAJIDAAAOAAAAAAAAAAAAAAAAAC4CAABkcnMvZTJvRG9jLnhtbFBLAQItABQABgAIAAAA&#10;IQBlcSvX3AAAAAkBAAAPAAAAAAAAAAAAAAAAAP0DAABkcnMvZG93bnJldi54bWxQSwUGAAAAAAQA&#10;BADzAAAABgUAAAAA&#10;" strokecolor="black [3200]" strokeweight=".5pt">
                       <v:stroke joinstyle="miter"/>
@@ -171,13 +171,13 @@
                 <w:lang w:eastAsia="zh-CN"/>
               </w:rPr>
               <w:drawing>
-                <wp:anchor distT="0" distB="0" distL="114300" distR="114300" simplePos="0" relativeHeight="251666432" behindDoc="0" locked="0" layoutInCell="1" allowOverlap="1" wp14:anchorId="4BA5E86E" wp14:editId="4439D136">
+                <wp:anchor distT="0" distB="0" distL="114300" distR="114300" simplePos="0" relativeHeight="251666432" behindDoc="0" locked="0" layoutInCell="1" allowOverlap="1" wp14:anchorId="4BA5E86E" wp14:editId="6346B909">
                   <wp:simplePos x="0" y="0"/>
                   <wp:positionH relativeFrom="column">
-                    <wp:posOffset>2639060</wp:posOffset>
+                    <wp:posOffset>2717340</wp:posOffset>
                   </wp:positionH>
                   <wp:positionV relativeFrom="paragraph">
-                    <wp:posOffset>124460</wp:posOffset>
+                    <wp:posOffset>281305</wp:posOffset>
                   </wp:positionV>
                   <wp:extent cx="1636395" cy="1338069"/>
                   <wp:effectExtent l="0" t="0" r="1905" b="0"/>
@@ -306,7 +306,7 @@
                     </wp:inline>
                   </w:drawing>
                 </mc:Choice>
-                <mc:Fallback xmlns:oel="http://schemas.microsoft.com/office/2019/extlst" xmlns:w16du="http://schemas.microsoft.com/office/word/2023/wordml/word16du" xmlns:w16sdtfl="http://schemas.microsoft.com/office/word/2024/wordml/sdtformatlock">
+                <mc:Fallback xmlns:w16sdtfl="http://schemas.microsoft.com/office/word/2024/wordml/sdtformatlock" xmlns:w16du="http://schemas.microsoft.com/office/word/2023/wordml/word16du" xmlns:oel="http://schemas.microsoft.com/office/2019/extlst">
                   <w:pict>
                     <v:rect w14:anchorId="6E7B8D23" id="Rectangle 2" o:spid="_x0000_s1026" alt="Giới Thiệu Trường Đại Học Khánh Hòa - UKH" style="width:24pt;height:24pt;visibility:visible;mso-wrap-style:square;mso-left-percent:-10001;mso-top-percent:-10001;mso-position-horizontal:absolute;mso-position-horizontal-relative:char;mso-position-vertical:absolute;mso-position-vertical-relative:line;mso-left-percent:-10001;mso-top-percent:-10001;v-text-anchor:top" o:gfxdata="UEsDBBQABgAIAAAAIQC2gziS/gAAAOEBAAATAAAAW0NvbnRlbnRfVHlwZXNdLnhtbJSRQU7DMBBF&#10;90jcwfIWJU67QAgl6YK0S0CoHGBkTxKLZGx5TGhvj5O2G0SRWNoz/78nu9wcxkFMGNg6quQqL6RA&#10;0s5Y6ir5vt9lD1JwBDIwOMJKHpHlpr69KfdHjyxSmriSfYz+USnWPY7AufNIadK6MEJMx9ApD/oD&#10;OlTrorhX2lFEilmcO2RdNtjC5xDF9pCuTyYBB5bi6bQ4syoJ3g9WQ0ymaiLzg5KdCXlKLjvcW893&#10;SUOqXwnz5DrgnHtJTxOsQfEKIT7DmDSUCaxw7Rqn8787ZsmRM9e2VmPeBN4uqYvTtW7jvijg9N/y&#10;JsXecLq0q+WD6m8AAAD//wMAUEsDBBQABgAIAAAAIQA4/SH/1gAAAJQBAAALAAAAX3JlbHMvLnJl&#10;bHOkkMFqwzAMhu+DvYPRfXGawxijTi+j0GvpHsDYimMaW0Yy2fr2M4PBMnrbUb/Q94l/f/hMi1qR&#10;JVI2sOt6UJgd+ZiDgffL8ekFlFSbvV0oo4EbChzGx4f9GRdb25HMsYhqlCwG5lrLq9biZkxWOiqY&#10;22YiTra2kYMu1l1tQD30/bPm3wwYN0x18gb45AdQl1tp5j/sFB2T0FQ7R0nTNEV3j6o9feQzro1i&#10;OWA14Fm+Q8a1a8+Bvu/d/dMb2JY5uiPbhG/ktn4cqGU/er3pcvwCAAD//wMAUEsDBBQABgAIAAAA&#10;IQBEnny8/gIAAPcFAAAOAAAAZHJzL2Uyb0RvYy54bWysVM1u1DAQviPxDpbvaZJt9idRs1W7PxS1&#10;QEXbB/AmzsYisYPt3WxBnDkhcUcc+gaIIz0W8R77Joyd3e1ue0GAD44943wz8/nzHBwuygLNqVRM&#10;8Bj7ex5GlCciZXwa46vLsdPDSGnCU1IITmN8TRU+7D99clBXEW2JXBQplQhAuIrqKsa51lXkuirJ&#10;aUnUnqgoB2cmZEk0bOXUTSWpAb0s3JbnddxayLSSIqFKgXXYOHHf4mcZTfSrLFNUoyLGkJu2s7Tz&#10;xMxu/4BEU0mqnCWrNMhfZFESxiHoBmpINEEzyR5BlSyRQolM7yWidEWWsYTaGqAa33tQzUVOKmpr&#10;AXJUtaFJ/T/Y5OX8XCKWxriFESclXNFrII3waUERmFKqEqDrGVvefmHoMofvxxm6lL++LW+/8in6&#10;+Xn544ahk+XtpwSd5nc3PEcnd98JctDV6Ymht65UBFEuqnNpCFLVmUjeKMTFIIco9EhVEA+kA+HX&#10;JilFnVOSQp2+gXB3MMxGARqa1C9ECgmTmRaW/EUmSxMDaEULe8fXmzumC40SMO57Qc8DJSTgWq1N&#10;BBKtf66k0s+oKJFZxFhCdhaczM+Ubo6uj5hYXIxZUYCdRAXfMQBmY4HQ8KvxmSSsKt6HXjjqjXqB&#10;E7Q6IyfwhkPnaDwInM7Y77aH+8PBYOh/MHH9IMpZmlJuwqwV6gd/poDVW2m0tdGoEgVLDZxJScnp&#10;ZFBINCfwQsZ2WMrBc3/M3U3D8gW1PCjJbwXecSt0xp1e1wnGQdsJu17P8fzwOOx4QRgMx7slnTFO&#10;/70kVMc4bLfa9pa2kn5Qm2fH49pIVDINPahgZYxBGjDMIRIZBY54ateasKJZb1Fh0r+nAq57fdFW&#10;r0aijfonIr0GuUoBcgLlQbeERS7kO4xq6DwxVm9nRFKMiuccJB/6QWBald0E7W4LNnLbM9n2EJ4A&#10;VIw1Rs1yoJv2Nqskm+YQybfEcHEEzyRjVsLmCTVZrR4XdBdbyaoTmva1vben7vt1/zcAAAD//wMA&#10;UEsDBBQABgAIAAAAIQBMoOks2AAAAAMBAAAPAAAAZHJzL2Rvd25yZXYueG1sTI9BS8NAEIXvgv9h&#10;GcGL2I0iUmI2RQpiEaGYas/T7JgEs7NpdpvEf9+pHvQyw+MNb76XLSbXqoH60Hg2cDNLQBGX3jZc&#10;GXjfPF3PQYWIbLH1TAa+KcAiPz/LMLV+5DcailgpCeGQooE6xi7VOpQ1OQwz3xGL9+l7h1FkX2nb&#10;4yjhrtW3SXKvHTYsH2rsaFlT+VUcnIGxXA/bzeuzXl9tV573q/2y+Hgx5vJienwAFWmKf8dwwhd0&#10;yIVp5w9sg2oNSJH4M8W7m4va/W6dZ/o/e34EAAD//wMAUEsBAi0AFAAGAAgAAAAhALaDOJL+AAAA&#10;4QEAABMAAAAAAAAAAAAAAAAAAAAAAFtDb250ZW50X1R5cGVzXS54bWxQSwECLQAUAAYACAAAACEA&#10;OP0h/9YAAACUAQAACwAAAAAAAAAAAAAAAAAvAQAAX3JlbHMvLnJlbHNQSwECLQAUAAYACAAAACEA&#10;RJ58vP4CAAD3BQAADgAAAAAAAAAAAAAAAAAuAgAAZHJzL2Uyb0RvYy54bWxQSwECLQAUAAYACAAA&#10;ACEATKDpLNgAAAADAQAADwAAAAAAAAAAAAAAAABYBQAAZHJzL2Rvd25yZXYueG1sUEsFBgAAAAAE&#10;AAQA8wAAAF0GAAAAAA==&#10;" filled="f" stroked="f">
                       <o:lock v:ext="edit" aspectratio="t"/>
@@ -573,7 +573,27 @@
                 <w:sz w:val="28"/>
                 <w:szCs w:val="28"/>
               </w:rPr>
-              <w:t>Mã số sinh viên:…………………………………………………………………….</w:t>
+              <w:t xml:space="preserve">Mã số sinh </w:t>
+            </w:r>
+            <w:proofErr w:type="gramStart"/>
+            <w:r>
+              <w:rPr>
+                <w:rFonts w:cs="Times New Roman"/>
+                <w:b/>
+                <w:sz w:val="28"/>
+                <w:szCs w:val="28"/>
+              </w:rPr>
+              <w:t>viên:…</w:t>
+            </w:r>
+            <w:proofErr w:type="gramEnd"/>
+            <w:r>
+              <w:rPr>
+                <w:rFonts w:cs="Times New Roman"/>
+                <w:b/>
+                <w:sz w:val="28"/>
+                <w:szCs w:val="28"/>
+              </w:rPr>
+              <w:t>………………………………………………………………….</w:t>
             </w:r>
           </w:p>
           <w:p>
@@ -638,17 +658,6 @@
           <w:p>
             <w:pPr>
               <w:spacing w:line="276" w:lineRule="auto"/>
-              <w:ind w:left="770"/>
-              <w:rPr>
-                <w:rFonts w:cs="Times New Roman"/>
-                <w:b/>
-                <w:szCs w:val="26"/>
-              </w:rPr>
-            </w:pPr>
-          </w:p>
-          <w:p>
-            <w:pPr>
-              <w:spacing w:line="276" w:lineRule="auto"/>
               <w:jc w:val="center"/>
               <w:rPr>
                 <w:rFonts w:cs="Times New Roman"/>
@@ -657,6 +666,7 @@
                 <w:szCs w:val="28"/>
               </w:rPr>
             </w:pPr>
+            <w:proofErr w:type="gramStart"/>
             <w:r>
               <w:rPr>
                 <w:rFonts w:cs="Times New Roman"/>
@@ -666,6 +676,7 @@
               </w:rPr>
               <w:t>TP.Hồ</w:t>
             </w:r>
+            <w:proofErr w:type="gramEnd"/>
             <w:r>
               <w:rPr>
                 <w:rFonts w:cs="Times New Roman"/>
@@ -721,7 +732,7 @@
         </w:trPr>
         <w:tc>
           <w:tcPr>
-            <w:tcW w:w="10835" w:type="dxa"/>
+            <w:tcW w:w="10632" w:type="dxa"/>
           </w:tcPr>
           <w:p>
             <w:pPr>
@@ -821,7 +832,7 @@
                     </wp:anchor>
                   </w:drawing>
                 </mc:Choice>
-                <mc:Fallback xmlns:oel="http://schemas.microsoft.com/office/2019/extlst" xmlns:w16du="http://schemas.microsoft.com/office/word/2023/wordml/word16du" xmlns:w16sdtfl="http://schemas.microsoft.com/office/word/2024/wordml/sdtformatlock">
+                <mc:Fallback xmlns:w16sdtfl="http://schemas.microsoft.com/office/word/2024/wordml/sdtformatlock" xmlns:w16du="http://schemas.microsoft.com/office/word/2023/wordml/word16du" xmlns:oel="http://schemas.microsoft.com/office/2019/extlst">
                   <w:pict>
                     <v:line w14:anchorId="7425C7B1" id="Straight Connector 6" o:spid="_x0000_s1026" style="position:absolute;flip:y;z-index:251662336;visibility:visible;mso-wrap-style:square;mso-width-percent:0;mso-height-percent:0;mso-wrap-distance-left:9pt;mso-wrap-distance-top:0;mso-wrap-distance-right:9pt;mso-wrap-distance-bottom:0;mso-position-horizontal:absolute;mso-position-horizontal-relative:text;mso-position-vertical:absolute;mso-position-vertical-relative:text;mso-width-percent:0;mso-height-percent:0;mso-width-relative:margin;mso-height-relative:margin" from="198.25pt,22.35pt" to="359.5pt,22.35pt" o:gfxdata="UEsDBBQABgAIAAAAIQC2gziS/gAAAOEBAAATAAAAW0NvbnRlbnRfVHlwZXNdLnhtbJSRQU7DMBBF&#10;90jcwfIWJU67QAgl6YK0S0CoHGBkTxKLZGx5TGhvj5O2G0SRWNoz/78nu9wcxkFMGNg6quQqL6RA&#10;0s5Y6ir5vt9lD1JwBDIwOMJKHpHlpr69KfdHjyxSmriSfYz+USnWPY7AufNIadK6MEJMx9ApD/oD&#10;OlTrorhX2lFEilmcO2RdNtjC5xDF9pCuTyYBB5bi6bQ4syoJ3g9WQ0ymaiLzg5KdCXlKLjvcW893&#10;SUOqXwnz5DrgnHtJTxOsQfEKIT7DmDSUCaxw7Rqn8787ZsmRM9e2VmPeBN4uqYvTtW7jvijg9N/y&#10;JsXecLq0q+WD6m8AAAD//wMAUEsDBBQABgAIAAAAIQA4/SH/1gAAAJQBAAALAAAAX3JlbHMvLnJl&#10;bHOkkMFqwzAMhu+DvYPRfXGawxijTi+j0GvpHsDYimMaW0Yy2fr2M4PBMnrbUb/Q94l/f/hMi1qR&#10;JVI2sOt6UJgd+ZiDgffL8ekFlFSbvV0oo4EbChzGx4f9GRdb25HMsYhqlCwG5lrLq9biZkxWOiqY&#10;22YiTra2kYMu1l1tQD30/bPm3wwYN0x18gb45AdQl1tp5j/sFB2T0FQ7R0nTNEV3j6o9feQzro1i&#10;OWA14Fm+Q8a1a8+Bvu/d/dMb2JY5uiPbhG/ktn4cqGU/er3pcvwCAAD//wMAUEsDBBQABgAIAAAA&#10;IQA2QHChowEAAJIDAAAOAAAAZHJzL2Uyb0RvYy54bWysU01P3DAQvVfiP1i+s8muSkHRZjmAygW1&#10;qC29G2e8sbA9lm022X/fsbMbUGklhLhY/njz5r2Z8fpytIbtIESNruXLRc0ZOImddtuW3//6enrB&#10;WUzCdcKgg5bvIfLLzcmn9eAbWGGPpoPAiMTFZvAt71PyTVVF2YMVcYEeHD0qDFYkOoZt1QUxELs1&#10;1aquv1QDhs4HlBAj3V5Pj3xT+JUCmb4rFSEx03LSlsoayvqQ12qzFs02CN9reZAh3qHCCu0o6Ux1&#10;LZJgT0G/orJaBoyo0kKirVApLaF4IDfL+i83P3vhoXih4kQ/lyl+HK38trtyd4HKMPjYRH8XsotR&#10;BcuU0f439bT4IqVsLGXbz2WDMTFJl6v68/nF+Rln8vhWTRSZyoeYbgAty5uWG+2yI9GI3W1MlJag&#10;RwgdnkWUXdobyGDjfoBiuqNkk5wyH3BlAtsJ6mz3uMydJK6CzCFKGzMH1SXlf4MO2BwGZWbeGjij&#10;S0Z0aQ602mH4V9Y0HqWqCX90PXnNth+w25eWlHJQ44uzw5DmyXp5LuHPX2nzBwAA//8DAFBLAwQU&#10;AAYACAAAACEArJmxw9wAAAAJAQAADwAAAGRycy9kb3ducmV2LnhtbEyPwU7DMAyG70i8Q2QkbiwZ&#10;rC3rmk5jEuLMxmW3tDFttcYpTbaVt8eIwzja/vT7+4v15HpxxjF0njTMZwoEUu1tR42Gj/3rwzOI&#10;EA1Z03tCDd8YYF3e3hQmt/5C73jexUZwCIXcaGhjHHIpQ92iM2HmByS+ffrRmcjj2Eg7mguHu14+&#10;KpVKZzriD60ZcNtifdydnIb9m1NTFbst0lemNoeXJKVDovX93bRZgYg4xSsMv/qsDiU7Vf5ENohe&#10;w9MyTRjVsFhkIBjI5ksuV/0tZFnI/w3KHwAAAP//AwBQSwECLQAUAAYACAAAACEAtoM4kv4AAADh&#10;AQAAEwAAAAAAAAAAAAAAAAAAAAAAW0NvbnRlbnRfVHlwZXNdLnhtbFBLAQItABQABgAIAAAAIQA4&#10;/SH/1gAAAJQBAAALAAAAAAAAAAAAAAAAAC8BAABfcmVscy8ucmVsc1BLAQItABQABgAIAAAAIQA2&#10;QHChowEAAJIDAAAOAAAAAAAAAAAAAAAAAC4CAABkcnMvZTJvRG9jLnhtbFBLAQItABQABgAIAAAA&#10;IQCsmbHD3AAAAAkBAAAPAAAAAAAAAAAAAAAAAP0DAABkcnMvZG93bnJldi54bWxQSwUGAAAAAAQA&#10;BADzAAAABgUAAAAA&#10;" strokecolor="black [3200]" strokeweight=".5pt">
                       <v:stroke joinstyle="miter"/>
@@ -868,13 +879,13 @@
                 <w:lang w:eastAsia="zh-CN"/>
               </w:rPr>
               <w:drawing>
-                <wp:anchor distT="0" distB="0" distL="114300" distR="114300" simplePos="0" relativeHeight="251668480" behindDoc="0" locked="0" layoutInCell="1" allowOverlap="1" wp14:anchorId="1D274D18" wp14:editId="65B0A1BE">
+                <wp:anchor distT="0" distB="0" distL="114300" distR="114300" simplePos="0" relativeHeight="251668480" behindDoc="0" locked="0" layoutInCell="1" allowOverlap="1" wp14:anchorId="1D274D18" wp14:editId="74B84698">
                   <wp:simplePos x="0" y="0"/>
                   <wp:positionH relativeFrom="column">
-                    <wp:posOffset>2784475</wp:posOffset>
+                    <wp:posOffset>2816006</wp:posOffset>
                   </wp:positionH>
                   <wp:positionV relativeFrom="paragraph">
-                    <wp:posOffset>147320</wp:posOffset>
+                    <wp:posOffset>194617</wp:posOffset>
                   </wp:positionV>
                   <wp:extent cx="1592580" cy="1302242"/>
                   <wp:effectExtent l="0" t="0" r="7620" b="0"/>
@@ -1003,7 +1014,7 @@
                     </wp:inline>
                   </w:drawing>
                 </mc:Choice>
-                <mc:Fallback xmlns:oel="http://schemas.microsoft.com/office/2019/extlst" xmlns:w16du="http://schemas.microsoft.com/office/word/2023/wordml/word16du" xmlns:w16sdtfl="http://schemas.microsoft.com/office/word/2024/wordml/sdtformatlock">
+                <mc:Fallback xmlns:w16sdtfl="http://schemas.microsoft.com/office/word/2024/wordml/sdtformatlock" xmlns:w16du="http://schemas.microsoft.com/office/word/2023/wordml/word16du" xmlns:oel="http://schemas.microsoft.com/office/2019/extlst">
                   <w:pict>
                     <v:rect w14:anchorId="1593F3EB" id="Rectangle 7" o:spid="_x0000_s1026" alt="Giới Thiệu Trường Đại Học Khánh Hòa - UKH" style="width:24pt;height:24pt;visibility:visible;mso-wrap-style:square;mso-left-percent:-10001;mso-top-percent:-10001;mso-position-horizontal:absolute;mso-position-horizontal-relative:char;mso-position-vertical:absolute;mso-position-vertical-relative:line;mso-left-percent:-10001;mso-top-percent:-10001;v-text-anchor:top" o:gfxdata="UEsDBBQABgAIAAAAIQC2gziS/gAAAOEBAAATAAAAW0NvbnRlbnRfVHlwZXNdLnhtbJSRQU7DMBBF&#10;90jcwfIWJU67QAgl6YK0S0CoHGBkTxKLZGx5TGhvj5O2G0SRWNoz/78nu9wcxkFMGNg6quQqL6RA&#10;0s5Y6ir5vt9lD1JwBDIwOMJKHpHlpr69KfdHjyxSmriSfYz+USnWPY7AufNIadK6MEJMx9ApD/oD&#10;OlTrorhX2lFEilmcO2RdNtjC5xDF9pCuTyYBB5bi6bQ4syoJ3g9WQ0ymaiLzg5KdCXlKLjvcW893&#10;SUOqXwnz5DrgnHtJTxOsQfEKIT7DmDSUCaxw7Rqn8787ZsmRM9e2VmPeBN4uqYvTtW7jvijg9N/y&#10;JsXecLq0q+WD6m8AAAD//wMAUEsDBBQABgAIAAAAIQA4/SH/1gAAAJQBAAALAAAAX3JlbHMvLnJl&#10;bHOkkMFqwzAMhu+DvYPRfXGawxijTi+j0GvpHsDYimMaW0Yy2fr2M4PBMnrbUb/Q94l/f/hMi1qR&#10;JVI2sOt6UJgd+ZiDgffL8ekFlFSbvV0oo4EbChzGx4f9GRdb25HMsYhqlCwG5lrLq9biZkxWOiqY&#10;22YiTra2kYMu1l1tQD30/bPm3wwYN0x18gb45AdQl1tp5j/sFB2T0FQ7R0nTNEV3j6o9feQzro1i&#10;OWA14Fm+Q8a1a8+Bvu/d/dMb2JY5uiPbhG/ktn4cqGU/er3pcvwCAAD//wMAUEsDBBQABgAIAAAA&#10;IQAQNvt//gIAAPcFAAAOAAAAZHJzL2Uyb0RvYy54bWysVM1u1DAQviPxDpbvaZJt9idRs1W7PxS1&#10;QEXbB/AmzsYisYPt3WxBnDkhcUcc+gaIIz0W8R77Joyd3e1ue0GAD44943wz8/nzHBwuygLNqVRM&#10;8Bj7ex5GlCciZXwa46vLsdPDSGnCU1IITmN8TRU+7D99clBXEW2JXBQplQhAuIrqKsa51lXkuirJ&#10;aUnUnqgoB2cmZEk0bOXUTSWpAb0s3JbnddxayLSSIqFKgXXYOHHf4mcZTfSrLFNUoyLGkJu2s7Tz&#10;xMxu/4BEU0mqnCWrNMhfZFESxiHoBmpINEEzyR5BlSyRQolM7yWidEWWsYTaGqAa33tQzUVOKmpr&#10;AXJUtaFJ/T/Y5OX8XCKWxriLESclXNFrII3waUERmFKqEqDrGVvefmHoMofvxxm6lL++LW+/8in6&#10;+Xn544ahk+XtpwSd5nc3PEcnd98JctDV6Ymht65UBFEuqnNpCFLVmUjeKMTFIIco9EhVEA+kA+HX&#10;JilFnVOSQp2+gXB3MMxGARqa1C9ECgmTmRaW/EUmSxMDaEULe8fXmzumC40SMO57Qc8DJSTgWq1N&#10;BBKtf66k0s+oKJFZxFhCdhaczM+Ubo6uj5hYXIxZUYCdRAXfMQBmY4HQ8KvxmSSsKt6HXjjqjXqB&#10;E7Q6IyfwhkPnaDwInM7Y77aH+8PBYOh/MHH9IMpZmlJuwqwV6gd/poDVW2m0tdGoEgVLDZxJScnp&#10;ZFBINCfwQsZ2WMrBc3/M3U3D8gW1PCjJbwXecSt0xp1e1wnGQdsJu17P8fzwOOx4QRgMx7slnTFO&#10;/70kVMc4bLfa9pa2kn5Qm2fH49pIVDINPahgZYxBGjDMIRIZBY54ateasKJZb1Fh0r+nAq57fdFW&#10;r0aijfonIr0GuUoBcgLlQbeERS7kO4xq6DwxVm9nRFKMiuccJB/6QWBald0E7W4LNnLbM9n2EJ4A&#10;VIw1Rs1yoJv2Nqskm+YQybfEcHEEzyRjVsLmCTVZrR4XdBdbyaoTmva1vben7vt1/zcAAAD//wMA&#10;UEsDBBQABgAIAAAAIQBMoOks2AAAAAMBAAAPAAAAZHJzL2Rvd25yZXYueG1sTI9BS8NAEIXvgv9h&#10;GcGL2I0iUmI2RQpiEaGYas/T7JgEs7NpdpvEf9+pHvQyw+MNb76XLSbXqoH60Hg2cDNLQBGX3jZc&#10;GXjfPF3PQYWIbLH1TAa+KcAiPz/LMLV+5DcailgpCeGQooE6xi7VOpQ1OQwz3xGL9+l7h1FkX2nb&#10;4yjhrtW3SXKvHTYsH2rsaFlT+VUcnIGxXA/bzeuzXl9tV573q/2y+Hgx5vJienwAFWmKf8dwwhd0&#10;yIVp5w9sg2oNSJH4M8W7m4va/W6dZ/o/e34EAAD//wMAUEsBAi0AFAAGAAgAAAAhALaDOJL+AAAA&#10;4QEAABMAAAAAAAAAAAAAAAAAAAAAAFtDb250ZW50X1R5cGVzXS54bWxQSwECLQAUAAYACAAAACEA&#10;OP0h/9YAAACUAQAACwAAAAAAAAAAAAAAAAAvAQAAX3JlbHMvLnJlbHNQSwECLQAUAAYACAAAACEA&#10;EDb7f/4CAAD3BQAADgAAAAAAAAAAAAAAAAAuAgAAZHJzL2Uyb0RvYy54bWxQSwECLQAUAAYACAAA&#10;ACEATKDpLNgAAAADAQAADwAAAAAAAAAAAAAAAABYBQAAZHJzL2Rvd25yZXYueG1sUEsFBgAAAAAE&#10;AAQA8wAAAF0GAAAAAA==&#10;" filled="f" stroked="f">
                       <o:lock v:ext="edit" aspectratio="t"/>
@@ -1231,17 +1242,20 @@
                 <w:sz w:val="28"/>
                 <w:szCs w:val="28"/>
               </w:rPr>
-              <w:t xml:space="preserve"> Nhóm </w:t>
-            </w:r>
-            <w:r>
+              <w:t xml:space="preserve"> Nhóm 68…………………………………</w:t>
+            </w:r>
+          </w:p>
+          <w:p>
+            <w:pPr>
+              <w:spacing w:line="276" w:lineRule="auto"/>
+              <w:ind w:left="770"/>
               <w:rPr>
                 <w:rFonts w:cs="Times New Roman"/>
                 <w:b/>
                 <w:sz w:val="28"/>
                 <w:szCs w:val="28"/>
               </w:rPr>
-              <w:t>68</w:t>
-            </w:r>
+            </w:pPr>
             <w:r>
               <w:rPr>
                 <w:rFonts w:cs="Times New Roman"/>
@@ -1249,7 +1263,27 @@
                 <w:sz w:val="28"/>
                 <w:szCs w:val="28"/>
               </w:rPr>
-              <w:t>…………………………………</w:t>
+              <w:t xml:space="preserve">Mã số sinh </w:t>
+            </w:r>
+            <w:proofErr w:type="gramStart"/>
+            <w:r>
+              <w:rPr>
+                <w:rFonts w:cs="Times New Roman"/>
+                <w:b/>
+                <w:sz w:val="28"/>
+                <w:szCs w:val="28"/>
+              </w:rPr>
+              <w:t>viên:…</w:t>
+            </w:r>
+            <w:proofErr w:type="gramEnd"/>
+            <w:r>
+              <w:rPr>
+                <w:rFonts w:cs="Times New Roman"/>
+                <w:b/>
+                <w:sz w:val="28"/>
+                <w:szCs w:val="28"/>
+              </w:rPr>
+              <w:t>………………………………………………………………….</w:t>
             </w:r>
           </w:p>
           <w:p>
@@ -1259,10 +1293,18 @@
               <w:rPr>
                 <w:rFonts w:cs="Times New Roman"/>
                 <w:b/>
+                <w:szCs w:val="26"/>
+              </w:rPr>
+            </w:pPr>
+            <w:r>
+              <w:rPr>
+                <w:rFonts w:cs="Times New Roman"/>
+                <w:b/>
                 <w:sz w:val="28"/>
                 <w:szCs w:val="28"/>
               </w:rPr>
-            </w:pPr>
+              <w:t>Lớp:</w:t>
+            </w:r>
             <w:r>
               <w:rPr>
                 <w:rFonts w:cs="Times New Roman"/>
@@ -1270,54 +1312,7 @@
                 <w:sz w:val="28"/>
                 <w:szCs w:val="28"/>
               </w:rPr>
-              <w:t>Mã số sinh viên:…………………………………………………………………….</w:t>
-            </w:r>
-          </w:p>
-          <w:p>
-            <w:pPr>
-              <w:spacing w:line="276" w:lineRule="auto"/>
-              <w:jc w:val="center"/>
-              <w:rPr>
-                <w:rFonts w:cs="Times New Roman"/>
-                <w:b/>
-                <w:szCs w:val="26"/>
-              </w:rPr>
-            </w:pPr>
-            <w:r>
-              <w:rPr>
-                <w:rFonts w:cs="Times New Roman"/>
-                <w:b/>
-                <w:sz w:val="28"/>
-                <w:szCs w:val="28"/>
-              </w:rPr>
-              <w:t xml:space="preserve">  </w:t>
-            </w:r>
-            <w:r>
-              <w:rPr>
-                <w:rFonts w:cs="Times New Roman"/>
-                <w:b/>
-                <w:sz w:val="28"/>
-                <w:szCs w:val="28"/>
-              </w:rPr>
-              <w:t xml:space="preserve">  </w:t>
-            </w:r>
-            <w:r>
-              <w:rPr>
-                <w:rFonts w:cs="Times New Roman"/>
-                <w:b/>
-                <w:sz w:val="28"/>
-                <w:szCs w:val="28"/>
-              </w:rPr>
-              <w:t>Lớp</w:t>
-            </w:r>
-            <w:r>
-              <w:rPr>
-                <w:rFonts w:cs="Times New Roman"/>
-                <w:b/>
-                <w:sz w:val="28"/>
-                <w:szCs w:val="28"/>
-              </w:rPr>
-              <w:t xml:space="preserve">: </w:t>
+              <w:t xml:space="preserve"> </w:t>
             </w:r>
             <w:hyperlink r:id="rId11" w:history="1">
               <w:r>
@@ -1343,17 +1338,6 @@
           <w:p>
             <w:pPr>
               <w:spacing w:line="276" w:lineRule="auto"/>
-              <w:rPr>
-                <w:rFonts w:cs="Times New Roman"/>
-                <w:b/>
-                <w:szCs w:val="26"/>
-              </w:rPr>
-            </w:pPr>
-          </w:p>
-          <w:p>
-            <w:pPr>
-              <w:spacing w:line="276" w:lineRule="auto"/>
-              <w:jc w:val="center"/>
               <w:rPr>
                 <w:rFonts w:cs="Times New Roman"/>
                 <w:b/>
@@ -2528,13 +2512,23 @@
                 <w:szCs w:val="28"/>
               </w:rPr>
             </w:pPr>
+            <w:proofErr w:type="gramStart"/>
             <w:r>
               <w:rPr>
                 <w:rFonts w:cs="Times New Roman"/>
                 <w:sz w:val="28"/>
                 <w:szCs w:val="28"/>
               </w:rPr>
-              <w:t>Open Source Computer Vision Library</w:t>
+              <w:t>Open Source</w:t>
+            </w:r>
+            <w:proofErr w:type="gramEnd"/>
+            <w:r>
+              <w:rPr>
+                <w:rFonts w:cs="Times New Roman"/>
+                <w:sz w:val="28"/>
+                <w:szCs w:val="28"/>
+              </w:rPr>
+              <w:t xml:space="preserve"> Computer Vision Library</w:t>
             </w:r>
           </w:p>
         </w:tc>
@@ -2747,7 +2741,8 @@
           <w:rFonts w:asciiTheme="minorHAnsi" w:eastAsiaTheme="minorEastAsia" w:hAnsiTheme="minorHAnsi"/>
           <w:b w:val="0"/>
           <w:noProof/>
-          <w:sz w:val="22"/>
+          <w:sz w:val="24"/>
+          <w:szCs w:val="24"/>
         </w:rPr>
       </w:pPr>
       <w:r>
@@ -2785,6 +2780,8 @@
           <w:rPr>
             <w:rStyle w:val="Hyperlink"/>
             <w:noProof/>
+            <w:sz w:val="24"/>
+            <w:szCs w:val="24"/>
           </w:rPr>
           <w:t>Hình 2.1: Logo YoloV8</w:t>
         </w:r>
@@ -2792,6 +2789,8 @@
           <w:rPr>
             <w:noProof/>
             <w:webHidden/>
+            <w:sz w:val="24"/>
+            <w:szCs w:val="24"/>
           </w:rPr>
           <w:tab/>
         </w:r>
@@ -2799,6 +2798,8 @@
           <w:rPr>
             <w:noProof/>
             <w:webHidden/>
+            <w:sz w:val="24"/>
+            <w:szCs w:val="24"/>
           </w:rPr>
           <w:fldChar w:fldCharType="begin"/>
         </w:r>
@@ -2806,6 +2807,8 @@
           <w:rPr>
             <w:noProof/>
             <w:webHidden/>
+            <w:sz w:val="24"/>
+            <w:szCs w:val="24"/>
           </w:rPr>
           <w:instrText xml:space="preserve"> PAGEREF _Toc224471329 \h </w:instrText>
         </w:r>
@@ -2813,12 +2816,16 @@
           <w:rPr>
             <w:noProof/>
             <w:webHidden/>
-          </w:rPr>
-        </w:r>
-        <w:r>
-          <w:rPr>
-            <w:noProof/>
-            <w:webHidden/>
+            <w:sz w:val="24"/>
+            <w:szCs w:val="24"/>
+          </w:rPr>
+        </w:r>
+        <w:r>
+          <w:rPr>
+            <w:noProof/>
+            <w:webHidden/>
+            <w:sz w:val="24"/>
+            <w:szCs w:val="24"/>
           </w:rPr>
           <w:fldChar w:fldCharType="separate"/>
         </w:r>
@@ -2826,13 +2833,17 @@
           <w:rPr>
             <w:noProof/>
             <w:webHidden/>
-          </w:rPr>
-          <w:t>4</w:t>
-        </w:r>
-        <w:r>
-          <w:rPr>
-            <w:noProof/>
-            <w:webHidden/>
+            <w:sz w:val="24"/>
+            <w:szCs w:val="24"/>
+          </w:rPr>
+          <w:t>2</w:t>
+        </w:r>
+        <w:r>
+          <w:rPr>
+            <w:noProof/>
+            <w:webHidden/>
+            <w:sz w:val="24"/>
+            <w:szCs w:val="24"/>
           </w:rPr>
           <w:fldChar w:fldCharType="end"/>
         </w:r>
@@ -2848,7 +2859,8 @@
           <w:rFonts w:asciiTheme="minorHAnsi" w:eastAsiaTheme="minorEastAsia" w:hAnsiTheme="minorHAnsi"/>
           <w:b w:val="0"/>
           <w:noProof/>
-          <w:sz w:val="22"/>
+          <w:sz w:val="24"/>
+          <w:szCs w:val="24"/>
         </w:rPr>
       </w:pPr>
       <w:hyperlink w:anchor="_Toc224471330" w:history="1">
@@ -2856,6 +2868,8 @@
           <w:rPr>
             <w:rStyle w:val="Hyperlink"/>
             <w:noProof/>
+            <w:sz w:val="24"/>
+            <w:szCs w:val="24"/>
           </w:rPr>
           <w:t>Hình 2.2: Logo EasyOCR</w:t>
         </w:r>
@@ -2863,6 +2877,8 @@
           <w:rPr>
             <w:noProof/>
             <w:webHidden/>
+            <w:sz w:val="24"/>
+            <w:szCs w:val="24"/>
           </w:rPr>
           <w:tab/>
         </w:r>
@@ -2870,6 +2886,8 @@
           <w:rPr>
             <w:noProof/>
             <w:webHidden/>
+            <w:sz w:val="24"/>
+            <w:szCs w:val="24"/>
           </w:rPr>
           <w:fldChar w:fldCharType="begin"/>
         </w:r>
@@ -2877,6 +2895,8 @@
           <w:rPr>
             <w:noProof/>
             <w:webHidden/>
+            <w:sz w:val="24"/>
+            <w:szCs w:val="24"/>
           </w:rPr>
           <w:instrText xml:space="preserve"> PAGEREF _Toc224471330 \h </w:instrText>
         </w:r>
@@ -2884,12 +2904,16 @@
           <w:rPr>
             <w:noProof/>
             <w:webHidden/>
-          </w:rPr>
-        </w:r>
-        <w:r>
-          <w:rPr>
-            <w:noProof/>
-            <w:webHidden/>
+            <w:sz w:val="24"/>
+            <w:szCs w:val="24"/>
+          </w:rPr>
+        </w:r>
+        <w:r>
+          <w:rPr>
+            <w:noProof/>
+            <w:webHidden/>
+            <w:sz w:val="24"/>
+            <w:szCs w:val="24"/>
           </w:rPr>
           <w:fldChar w:fldCharType="separate"/>
         </w:r>
@@ -2897,13 +2921,17 @@
           <w:rPr>
             <w:noProof/>
             <w:webHidden/>
-          </w:rPr>
-          <w:t>5</w:t>
-        </w:r>
-        <w:r>
-          <w:rPr>
-            <w:noProof/>
-            <w:webHidden/>
+            <w:sz w:val="24"/>
+            <w:szCs w:val="24"/>
+          </w:rPr>
+          <w:t>2</w:t>
+        </w:r>
+        <w:r>
+          <w:rPr>
+            <w:noProof/>
+            <w:webHidden/>
+            <w:sz w:val="24"/>
+            <w:szCs w:val="24"/>
           </w:rPr>
           <w:fldChar w:fldCharType="end"/>
         </w:r>
@@ -2919,7 +2947,8 @@
           <w:rFonts w:asciiTheme="minorHAnsi" w:eastAsiaTheme="minorEastAsia" w:hAnsiTheme="minorHAnsi"/>
           <w:b w:val="0"/>
           <w:noProof/>
-          <w:sz w:val="22"/>
+          <w:sz w:val="24"/>
+          <w:szCs w:val="24"/>
         </w:rPr>
       </w:pPr>
       <w:hyperlink w:anchor="_Toc224471331" w:history="1">
@@ -2927,6 +2956,8 @@
           <w:rPr>
             <w:rStyle w:val="Hyperlink"/>
             <w:noProof/>
+            <w:sz w:val="24"/>
+            <w:szCs w:val="24"/>
           </w:rPr>
           <w:t>Hình 2.3: Logo Google Colab và Streamlit</w:t>
         </w:r>
@@ -2934,6 +2965,8 @@
           <w:rPr>
             <w:noProof/>
             <w:webHidden/>
+            <w:sz w:val="24"/>
+            <w:szCs w:val="24"/>
           </w:rPr>
           <w:tab/>
         </w:r>
@@ -2941,6 +2974,8 @@
           <w:rPr>
             <w:noProof/>
             <w:webHidden/>
+            <w:sz w:val="24"/>
+            <w:szCs w:val="24"/>
           </w:rPr>
           <w:fldChar w:fldCharType="begin"/>
         </w:r>
@@ -2948,6 +2983,8 @@
           <w:rPr>
             <w:noProof/>
             <w:webHidden/>
+            <w:sz w:val="24"/>
+            <w:szCs w:val="24"/>
           </w:rPr>
           <w:instrText xml:space="preserve"> PAGEREF _Toc224471331 \h </w:instrText>
         </w:r>
@@ -2955,12 +2992,16 @@
           <w:rPr>
             <w:noProof/>
             <w:webHidden/>
-          </w:rPr>
-        </w:r>
-        <w:r>
-          <w:rPr>
-            <w:noProof/>
-            <w:webHidden/>
+            <w:sz w:val="24"/>
+            <w:szCs w:val="24"/>
+          </w:rPr>
+        </w:r>
+        <w:r>
+          <w:rPr>
+            <w:noProof/>
+            <w:webHidden/>
+            <w:sz w:val="24"/>
+            <w:szCs w:val="24"/>
           </w:rPr>
           <w:fldChar w:fldCharType="separate"/>
         </w:r>
@@ -2968,13 +3009,17 @@
           <w:rPr>
             <w:noProof/>
             <w:webHidden/>
-          </w:rPr>
-          <w:t>6</w:t>
-        </w:r>
-        <w:r>
-          <w:rPr>
-            <w:noProof/>
-            <w:webHidden/>
+            <w:sz w:val="24"/>
+            <w:szCs w:val="24"/>
+          </w:rPr>
+          <w:t>2</w:t>
+        </w:r>
+        <w:r>
+          <w:rPr>
+            <w:noProof/>
+            <w:webHidden/>
+            <w:sz w:val="24"/>
+            <w:szCs w:val="24"/>
           </w:rPr>
           <w:fldChar w:fldCharType="end"/>
         </w:r>
@@ -2990,7 +3035,8 @@
           <w:rFonts w:asciiTheme="minorHAnsi" w:eastAsiaTheme="minorEastAsia" w:hAnsiTheme="minorHAnsi"/>
           <w:b w:val="0"/>
           <w:noProof/>
-          <w:sz w:val="22"/>
+          <w:sz w:val="24"/>
+          <w:szCs w:val="24"/>
         </w:rPr>
       </w:pPr>
       <w:hyperlink w:anchor="_Toc224471332" w:history="1">
@@ -2998,6 +3044,8 @@
           <w:rPr>
             <w:rStyle w:val="Hyperlink"/>
             <w:noProof/>
+            <w:sz w:val="24"/>
+            <w:szCs w:val="24"/>
           </w:rPr>
           <w:t>Hình 2.4: Logo Pycharm IDE</w:t>
         </w:r>
@@ -3005,6 +3053,8 @@
           <w:rPr>
             <w:noProof/>
             <w:webHidden/>
+            <w:sz w:val="24"/>
+            <w:szCs w:val="24"/>
           </w:rPr>
           <w:tab/>
         </w:r>
@@ -3012,6 +3062,8 @@
           <w:rPr>
             <w:noProof/>
             <w:webHidden/>
+            <w:sz w:val="24"/>
+            <w:szCs w:val="24"/>
           </w:rPr>
           <w:fldChar w:fldCharType="begin"/>
         </w:r>
@@ -3019,6 +3071,8 @@
           <w:rPr>
             <w:noProof/>
             <w:webHidden/>
+            <w:sz w:val="24"/>
+            <w:szCs w:val="24"/>
           </w:rPr>
           <w:instrText xml:space="preserve"> PAGEREF _Toc224471332 \h </w:instrText>
         </w:r>
@@ -3026,12 +3080,16 @@
           <w:rPr>
             <w:noProof/>
             <w:webHidden/>
-          </w:rPr>
-        </w:r>
-        <w:r>
-          <w:rPr>
-            <w:noProof/>
-            <w:webHidden/>
+            <w:sz w:val="24"/>
+            <w:szCs w:val="24"/>
+          </w:rPr>
+        </w:r>
+        <w:r>
+          <w:rPr>
+            <w:noProof/>
+            <w:webHidden/>
+            <w:sz w:val="24"/>
+            <w:szCs w:val="24"/>
           </w:rPr>
           <w:fldChar w:fldCharType="separate"/>
         </w:r>
@@ -3039,13 +3097,17 @@
           <w:rPr>
             <w:noProof/>
             <w:webHidden/>
-          </w:rPr>
-          <w:t>7</w:t>
-        </w:r>
-        <w:r>
-          <w:rPr>
-            <w:noProof/>
-            <w:webHidden/>
+            <w:sz w:val="24"/>
+            <w:szCs w:val="24"/>
+          </w:rPr>
+          <w:t>2</w:t>
+        </w:r>
+        <w:r>
+          <w:rPr>
+            <w:noProof/>
+            <w:webHidden/>
+            <w:sz w:val="24"/>
+            <w:szCs w:val="24"/>
           </w:rPr>
           <w:fldChar w:fldCharType="end"/>
         </w:r>
@@ -3061,7 +3123,8 @@
           <w:rFonts w:asciiTheme="minorHAnsi" w:eastAsiaTheme="minorEastAsia" w:hAnsiTheme="minorHAnsi"/>
           <w:b w:val="0"/>
           <w:noProof/>
-          <w:sz w:val="22"/>
+          <w:sz w:val="24"/>
+          <w:szCs w:val="24"/>
         </w:rPr>
       </w:pPr>
       <w:hyperlink w:anchor="_Toc224471333" w:history="1">
@@ -3069,6 +3132,8 @@
           <w:rPr>
             <w:rStyle w:val="Hyperlink"/>
             <w:noProof/>
+            <w:sz w:val="24"/>
+            <w:szCs w:val="24"/>
           </w:rPr>
           <w:t>Hình 2.5: Logo MongoDB</w:t>
         </w:r>
@@ -3076,6 +3141,8 @@
           <w:rPr>
             <w:noProof/>
             <w:webHidden/>
+            <w:sz w:val="24"/>
+            <w:szCs w:val="24"/>
           </w:rPr>
           <w:tab/>
         </w:r>
@@ -3083,6 +3150,8 @@
           <w:rPr>
             <w:noProof/>
             <w:webHidden/>
+            <w:sz w:val="24"/>
+            <w:szCs w:val="24"/>
           </w:rPr>
           <w:fldChar w:fldCharType="begin"/>
         </w:r>
@@ -3090,6 +3159,8 @@
           <w:rPr>
             <w:noProof/>
             <w:webHidden/>
+            <w:sz w:val="24"/>
+            <w:szCs w:val="24"/>
           </w:rPr>
           <w:instrText xml:space="preserve"> PAGEREF _Toc224471333 \h </w:instrText>
         </w:r>
@@ -3097,12 +3168,16 @@
           <w:rPr>
             <w:noProof/>
             <w:webHidden/>
-          </w:rPr>
-        </w:r>
-        <w:r>
-          <w:rPr>
-            <w:noProof/>
-            <w:webHidden/>
+            <w:sz w:val="24"/>
+            <w:szCs w:val="24"/>
+          </w:rPr>
+        </w:r>
+        <w:r>
+          <w:rPr>
+            <w:noProof/>
+            <w:webHidden/>
+            <w:sz w:val="24"/>
+            <w:szCs w:val="24"/>
           </w:rPr>
           <w:fldChar w:fldCharType="separate"/>
         </w:r>
@@ -3110,13 +3185,17 @@
           <w:rPr>
             <w:noProof/>
             <w:webHidden/>
-          </w:rPr>
-          <w:t>8</w:t>
-        </w:r>
-        <w:r>
-          <w:rPr>
-            <w:noProof/>
-            <w:webHidden/>
+            <w:sz w:val="24"/>
+            <w:szCs w:val="24"/>
+          </w:rPr>
+          <w:t>2</w:t>
+        </w:r>
+        <w:r>
+          <w:rPr>
+            <w:noProof/>
+            <w:webHidden/>
+            <w:sz w:val="24"/>
+            <w:szCs w:val="24"/>
           </w:rPr>
           <w:fldChar w:fldCharType="end"/>
         </w:r>
@@ -3132,7 +3211,8 @@
           <w:rFonts w:asciiTheme="minorHAnsi" w:eastAsiaTheme="minorEastAsia" w:hAnsiTheme="minorHAnsi"/>
           <w:b w:val="0"/>
           <w:noProof/>
-          <w:sz w:val="22"/>
+          <w:sz w:val="24"/>
+          <w:szCs w:val="24"/>
         </w:rPr>
       </w:pPr>
       <w:hyperlink w:anchor="_Toc224471334" w:history="1">
@@ -3140,6 +3220,8 @@
           <w:rPr>
             <w:rStyle w:val="Hyperlink"/>
             <w:noProof/>
+            <w:sz w:val="24"/>
+            <w:szCs w:val="24"/>
           </w:rPr>
           <w:t>Hình 2.6: Logo PayOS</w:t>
         </w:r>
@@ -3147,6 +3229,8 @@
           <w:rPr>
             <w:noProof/>
             <w:webHidden/>
+            <w:sz w:val="24"/>
+            <w:szCs w:val="24"/>
           </w:rPr>
           <w:tab/>
         </w:r>
@@ -3154,6 +3238,8 @@
           <w:rPr>
             <w:noProof/>
             <w:webHidden/>
+            <w:sz w:val="24"/>
+            <w:szCs w:val="24"/>
           </w:rPr>
           <w:fldChar w:fldCharType="begin"/>
         </w:r>
@@ -3161,6 +3247,8 @@
           <w:rPr>
             <w:noProof/>
             <w:webHidden/>
+            <w:sz w:val="24"/>
+            <w:szCs w:val="24"/>
           </w:rPr>
           <w:instrText xml:space="preserve"> PAGEREF _Toc224471334 \h </w:instrText>
         </w:r>
@@ -3168,12 +3256,16 @@
           <w:rPr>
             <w:noProof/>
             <w:webHidden/>
-          </w:rPr>
-        </w:r>
-        <w:r>
-          <w:rPr>
-            <w:noProof/>
-            <w:webHidden/>
+            <w:sz w:val="24"/>
+            <w:szCs w:val="24"/>
+          </w:rPr>
+        </w:r>
+        <w:r>
+          <w:rPr>
+            <w:noProof/>
+            <w:webHidden/>
+            <w:sz w:val="24"/>
+            <w:szCs w:val="24"/>
           </w:rPr>
           <w:fldChar w:fldCharType="separate"/>
         </w:r>
@@ -3181,13 +3273,17 @@
           <w:rPr>
             <w:noProof/>
             <w:webHidden/>
-          </w:rPr>
-          <w:t>8</w:t>
-        </w:r>
-        <w:r>
-          <w:rPr>
-            <w:noProof/>
-            <w:webHidden/>
+            <w:sz w:val="24"/>
+            <w:szCs w:val="24"/>
+          </w:rPr>
+          <w:t>2</w:t>
+        </w:r>
+        <w:r>
+          <w:rPr>
+            <w:noProof/>
+            <w:webHidden/>
+            <w:sz w:val="24"/>
+            <w:szCs w:val="24"/>
           </w:rPr>
           <w:fldChar w:fldCharType="end"/>
         </w:r>
@@ -3203,7 +3299,8 @@
           <w:rFonts w:asciiTheme="minorHAnsi" w:eastAsiaTheme="minorEastAsia" w:hAnsiTheme="minorHAnsi"/>
           <w:b w:val="0"/>
           <w:noProof/>
-          <w:sz w:val="22"/>
+          <w:sz w:val="24"/>
+          <w:szCs w:val="24"/>
         </w:rPr>
       </w:pPr>
       <w:hyperlink w:anchor="_Toc224471335" w:history="1">
@@ -3211,6 +3308,8 @@
           <w:rPr>
             <w:rStyle w:val="Hyperlink"/>
             <w:noProof/>
+            <w:sz w:val="24"/>
+            <w:szCs w:val="24"/>
           </w:rPr>
           <w:t>Hình 3.x: Biểu đồ usecase</w:t>
         </w:r>
@@ -3218,6 +3317,8 @@
           <w:rPr>
             <w:noProof/>
             <w:webHidden/>
+            <w:sz w:val="24"/>
+            <w:szCs w:val="24"/>
           </w:rPr>
           <w:tab/>
         </w:r>
@@ -3225,6 +3326,8 @@
           <w:rPr>
             <w:noProof/>
             <w:webHidden/>
+            <w:sz w:val="24"/>
+            <w:szCs w:val="24"/>
           </w:rPr>
           <w:fldChar w:fldCharType="begin"/>
         </w:r>
@@ -3232,6 +3335,8 @@
           <w:rPr>
             <w:noProof/>
             <w:webHidden/>
+            <w:sz w:val="24"/>
+            <w:szCs w:val="24"/>
           </w:rPr>
           <w:instrText xml:space="preserve"> PAGEREF _Toc224471335 \h </w:instrText>
         </w:r>
@@ -3239,12 +3344,16 @@
           <w:rPr>
             <w:noProof/>
             <w:webHidden/>
-          </w:rPr>
-        </w:r>
-        <w:r>
-          <w:rPr>
-            <w:noProof/>
-            <w:webHidden/>
+            <w:sz w:val="24"/>
+            <w:szCs w:val="24"/>
+          </w:rPr>
+        </w:r>
+        <w:r>
+          <w:rPr>
+            <w:noProof/>
+            <w:webHidden/>
+            <w:sz w:val="24"/>
+            <w:szCs w:val="24"/>
           </w:rPr>
           <w:fldChar w:fldCharType="separate"/>
         </w:r>
@@ -3252,13 +3361,17 @@
           <w:rPr>
             <w:noProof/>
             <w:webHidden/>
-          </w:rPr>
-          <w:t>10</w:t>
-        </w:r>
-        <w:r>
-          <w:rPr>
-            <w:noProof/>
-            <w:webHidden/>
+            <w:sz w:val="24"/>
+            <w:szCs w:val="24"/>
+          </w:rPr>
+          <w:t>2</w:t>
+        </w:r>
+        <w:r>
+          <w:rPr>
+            <w:noProof/>
+            <w:webHidden/>
+            <w:sz w:val="24"/>
+            <w:szCs w:val="24"/>
           </w:rPr>
           <w:fldChar w:fldCharType="end"/>
         </w:r>
@@ -3274,7 +3387,8 @@
           <w:rFonts w:asciiTheme="minorHAnsi" w:eastAsiaTheme="minorEastAsia" w:hAnsiTheme="minorHAnsi"/>
           <w:b w:val="0"/>
           <w:noProof/>
-          <w:sz w:val="22"/>
+          <w:sz w:val="24"/>
+          <w:szCs w:val="24"/>
         </w:rPr>
       </w:pPr>
       <w:hyperlink w:anchor="_Toc224471336" w:history="1">
@@ -3282,6 +3396,8 @@
           <w:rPr>
             <w:rStyle w:val="Hyperlink"/>
             <w:noProof/>
+            <w:sz w:val="24"/>
+            <w:szCs w:val="24"/>
           </w:rPr>
           <w:t>Bảng 3.1: Đặc tả chức năng đăng nhập hệ thống</w:t>
         </w:r>
@@ -3289,6 +3405,8 @@
           <w:rPr>
             <w:noProof/>
             <w:webHidden/>
+            <w:sz w:val="24"/>
+            <w:szCs w:val="24"/>
           </w:rPr>
           <w:tab/>
         </w:r>
@@ -3296,6 +3414,8 @@
           <w:rPr>
             <w:noProof/>
             <w:webHidden/>
+            <w:sz w:val="24"/>
+            <w:szCs w:val="24"/>
           </w:rPr>
           <w:fldChar w:fldCharType="begin"/>
         </w:r>
@@ -3303,6 +3423,8 @@
           <w:rPr>
             <w:noProof/>
             <w:webHidden/>
+            <w:sz w:val="24"/>
+            <w:szCs w:val="24"/>
           </w:rPr>
           <w:instrText xml:space="preserve"> PAGEREF _Toc224471336 \h </w:instrText>
         </w:r>
@@ -3310,12 +3432,16 @@
           <w:rPr>
             <w:noProof/>
             <w:webHidden/>
-          </w:rPr>
-        </w:r>
-        <w:r>
-          <w:rPr>
-            <w:noProof/>
-            <w:webHidden/>
+            <w:sz w:val="24"/>
+            <w:szCs w:val="24"/>
+          </w:rPr>
+        </w:r>
+        <w:r>
+          <w:rPr>
+            <w:noProof/>
+            <w:webHidden/>
+            <w:sz w:val="24"/>
+            <w:szCs w:val="24"/>
           </w:rPr>
           <w:fldChar w:fldCharType="separate"/>
         </w:r>
@@ -3323,13 +3449,17 @@
           <w:rPr>
             <w:noProof/>
             <w:webHidden/>
-          </w:rPr>
-          <w:t>11</w:t>
-        </w:r>
-        <w:r>
-          <w:rPr>
-            <w:noProof/>
-            <w:webHidden/>
+            <w:sz w:val="24"/>
+            <w:szCs w:val="24"/>
+          </w:rPr>
+          <w:t>2</w:t>
+        </w:r>
+        <w:r>
+          <w:rPr>
+            <w:noProof/>
+            <w:webHidden/>
+            <w:sz w:val="24"/>
+            <w:szCs w:val="24"/>
           </w:rPr>
           <w:fldChar w:fldCharType="end"/>
         </w:r>
@@ -3345,7 +3475,8 @@
           <w:rFonts w:asciiTheme="minorHAnsi" w:eastAsiaTheme="minorEastAsia" w:hAnsiTheme="minorHAnsi"/>
           <w:b w:val="0"/>
           <w:noProof/>
-          <w:sz w:val="22"/>
+          <w:sz w:val="24"/>
+          <w:szCs w:val="24"/>
         </w:rPr>
       </w:pPr>
       <w:hyperlink w:anchor="_Toc224471337" w:history="1">
@@ -3353,6 +3484,8 @@
           <w:rPr>
             <w:rStyle w:val="Hyperlink"/>
             <w:noProof/>
+            <w:sz w:val="24"/>
+            <w:szCs w:val="24"/>
           </w:rPr>
           <w:t>Bảng 3.3: Đặc tả chức năng đăng xuất hệ thống</w:t>
         </w:r>
@@ -3360,6 +3493,8 @@
           <w:rPr>
             <w:noProof/>
             <w:webHidden/>
+            <w:sz w:val="24"/>
+            <w:szCs w:val="24"/>
           </w:rPr>
           <w:tab/>
         </w:r>
@@ -3367,6 +3502,8 @@
           <w:rPr>
             <w:noProof/>
             <w:webHidden/>
+            <w:sz w:val="24"/>
+            <w:szCs w:val="24"/>
           </w:rPr>
           <w:fldChar w:fldCharType="begin"/>
         </w:r>
@@ -3374,6 +3511,8 @@
           <w:rPr>
             <w:noProof/>
             <w:webHidden/>
+            <w:sz w:val="24"/>
+            <w:szCs w:val="24"/>
           </w:rPr>
           <w:instrText xml:space="preserve"> PAGEREF _Toc224471337 \h </w:instrText>
         </w:r>
@@ -3381,12 +3520,16 @@
           <w:rPr>
             <w:noProof/>
             <w:webHidden/>
-          </w:rPr>
-        </w:r>
-        <w:r>
-          <w:rPr>
-            <w:noProof/>
-            <w:webHidden/>
+            <w:sz w:val="24"/>
+            <w:szCs w:val="24"/>
+          </w:rPr>
+        </w:r>
+        <w:r>
+          <w:rPr>
+            <w:noProof/>
+            <w:webHidden/>
+            <w:sz w:val="24"/>
+            <w:szCs w:val="24"/>
           </w:rPr>
           <w:fldChar w:fldCharType="separate"/>
         </w:r>
@@ -3394,13 +3537,17 @@
           <w:rPr>
             <w:noProof/>
             <w:webHidden/>
-          </w:rPr>
-          <w:t>12</w:t>
-        </w:r>
-        <w:r>
-          <w:rPr>
-            <w:noProof/>
-            <w:webHidden/>
+            <w:sz w:val="24"/>
+            <w:szCs w:val="24"/>
+          </w:rPr>
+          <w:t>2</w:t>
+        </w:r>
+        <w:r>
+          <w:rPr>
+            <w:noProof/>
+            <w:webHidden/>
+            <w:sz w:val="24"/>
+            <w:szCs w:val="24"/>
           </w:rPr>
           <w:fldChar w:fldCharType="end"/>
         </w:r>
@@ -3552,7 +3699,7 @@
             <w:noProof/>
             <w:webHidden/>
           </w:rPr>
-          <w:t>1</w:t>
+          <w:t>2</w:t>
         </w:r>
         <w:r>
           <w:rPr>
@@ -3625,7 +3772,7 @@
             <w:noProof/>
             <w:webHidden/>
           </w:rPr>
-          <w:t>1</w:t>
+          <w:t>2</w:t>
         </w:r>
         <w:r>
           <w:rPr>
@@ -3696,7 +3843,7 @@
             <w:noProof/>
             <w:webHidden/>
           </w:rPr>
-          <w:t>1</w:t>
+          <w:t>2</w:t>
         </w:r>
         <w:r>
           <w:rPr>
@@ -3980,7 +4127,7 @@
             <w:noProof/>
             <w:webHidden/>
           </w:rPr>
-          <w:t>4</w:t>
+          <w:t>2</w:t>
         </w:r>
         <w:r>
           <w:rPr>
@@ -4051,7 +4198,7 @@
             <w:noProof/>
             <w:webHidden/>
           </w:rPr>
-          <w:t>4</w:t>
+          <w:t>2</w:t>
         </w:r>
         <w:r>
           <w:rPr>
@@ -4122,7 +4269,7 @@
             <w:noProof/>
             <w:webHidden/>
           </w:rPr>
-          <w:t>5</w:t>
+          <w:t>2</w:t>
         </w:r>
         <w:r>
           <w:rPr>
@@ -4193,7 +4340,7 @@
             <w:noProof/>
             <w:webHidden/>
           </w:rPr>
-          <w:t>5</w:t>
+          <w:t>2</w:t>
         </w:r>
         <w:r>
           <w:rPr>
@@ -4264,7 +4411,7 @@
             <w:noProof/>
             <w:webHidden/>
           </w:rPr>
-          <w:t>6</w:t>
+          <w:t>2</w:t>
         </w:r>
         <w:r>
           <w:rPr>
@@ -4335,7 +4482,7 @@
             <w:noProof/>
             <w:webHidden/>
           </w:rPr>
-          <w:t>7</w:t>
+          <w:t>2</w:t>
         </w:r>
         <w:r>
           <w:rPr>
@@ -4406,7 +4553,7 @@
             <w:noProof/>
             <w:webHidden/>
           </w:rPr>
-          <w:t>7</w:t>
+          <w:t>2</w:t>
         </w:r>
         <w:r>
           <w:rPr>
@@ -4492,7 +4639,7 @@
             <w:noProof/>
             <w:webHidden/>
           </w:rPr>
-          <w:t>8</w:t>
+          <w:t>2</w:t>
         </w:r>
         <w:r>
           <w:rPr>
@@ -4563,7 +4710,7 @@
             <w:noProof/>
             <w:webHidden/>
           </w:rPr>
-          <w:t>9</w:t>
+          <w:t>2</w:t>
         </w:r>
         <w:r>
           <w:rPr>
@@ -4634,7 +4781,7 @@
             <w:noProof/>
             <w:webHidden/>
           </w:rPr>
-          <w:t>9</w:t>
+          <w:t>2</w:t>
         </w:r>
         <w:r>
           <w:rPr>
@@ -4704,7 +4851,7 @@
             <w:noProof/>
             <w:webHidden/>
           </w:rPr>
-          <w:t>10</w:t>
+          <w:t>2</w:t>
         </w:r>
         <w:r>
           <w:rPr>
@@ -4774,7 +4921,7 @@
             <w:noProof/>
             <w:webHidden/>
           </w:rPr>
-          <w:t>11</w:t>
+          <w:t>2</w:t>
         </w:r>
         <w:r>
           <w:rPr>
@@ -4844,7 +4991,7 @@
             <w:noProof/>
             <w:webHidden/>
           </w:rPr>
-          <w:t>13</w:t>
+          <w:t>2</w:t>
         </w:r>
         <w:r>
           <w:rPr>
@@ -4914,7 +5061,7 @@
             <w:noProof/>
             <w:webHidden/>
           </w:rPr>
-          <w:t>13</w:t>
+          <w:t>2</w:t>
         </w:r>
         <w:r>
           <w:rPr>
@@ -4984,7 +5131,7 @@
             <w:noProof/>
             <w:webHidden/>
           </w:rPr>
-          <w:t>14</w:t>
+          <w:t>2</w:t>
         </w:r>
         <w:r>
           <w:rPr>
@@ -5055,7 +5202,7 @@
             <w:noProof/>
             <w:webHidden/>
           </w:rPr>
-          <w:t>14</w:t>
+          <w:t>2</w:t>
         </w:r>
         <w:r>
           <w:rPr>
@@ -5126,7 +5273,7 @@
             <w:noProof/>
             <w:webHidden/>
           </w:rPr>
-          <w:t>15</w:t>
+          <w:t>2</w:t>
         </w:r>
         <w:r>
           <w:rPr>
@@ -5197,7 +5344,7 @@
             <w:noProof/>
             <w:webHidden/>
           </w:rPr>
-          <w:t>17</w:t>
+          <w:t>2</w:t>
         </w:r>
         <w:r>
           <w:rPr>
@@ -5268,7 +5415,7 @@
             <w:noProof/>
             <w:webHidden/>
           </w:rPr>
-          <w:t>18</w:t>
+          <w:t>2</w:t>
         </w:r>
         <w:r>
           <w:rPr>
@@ -5575,7 +5722,15 @@
         <w:t xml:space="preserve">     </w:t>
       </w:r>
       <w:r>
-        <w:t>Kết quả cần đạt được về mặt ứng dụng là một phần mềm hoàn chỉnh có giao diện thân thiện, hoạt động ổn định và có khả năng xử lý dữ liệu theo thời gian thực để đảm bảo lưu thông thông suốt. Về mặt công nghệ, đề tài hướng tới việc làm chủ và triển khai hiệu quả các thuật toán học sâu để nhận diện chính xác biển số xe trong nhiều điều kiện môi trường khác nhau, đồng thời xây dựng được một cơ sở dữ liệu đồng bộ, an toàn, phục vụ tốt cho công tác quản trị và truy xuất thông tin khi cần thiết.</w:t>
+        <w:t xml:space="preserve">Kết quả cần đạt được về mặt ứng dụng là một phần mềm hoàn chỉnh có giao diện thân thiện, hoạt động ổn định và có khả năng xử lý dữ liệu theo thời gian thực để đảm bảo lưu thông thông suốt. Về mặt công nghệ, đề tài hướng tới việc làm chủ và triển khai hiệu quả các thuật toán học sâu để nhận diện chính xác biển số xe trong nhiều điều kiện môi trường khác nhau, đồng thời xây dựng được một cơ sở dữ liệu đồng bộ, </w:t>
+      </w:r>
+      <w:proofErr w:type="gramStart"/>
+      <w:r>
+        <w:t>an</w:t>
+      </w:r>
+      <w:proofErr w:type="gramEnd"/>
+      <w:r>
+        <w:t xml:space="preserve"> toàn, phục vụ tốt cho công tác quản trị và truy xuất thông tin khi cần thiết.</w:t>
       </w:r>
     </w:p>
     <w:p>
@@ -5840,6 +5995,7 @@
     <w:p>
       <w:pPr>
         <w:spacing w:line="360" w:lineRule="auto"/>
+        <w:ind w:firstLine="360"/>
         <w:rPr>
           <w:rFonts w:cs="Times New Roman"/>
           <w:szCs w:val="26"/>
@@ -5857,7 +6013,7 @@
     </w:p>
     <w:p>
       <w:pPr>
-        <w:spacing w:line="276" w:lineRule="auto"/>
+        <w:spacing w:line="360" w:lineRule="auto"/>
         <w:ind w:left="360"/>
         <w:rPr>
           <w:rFonts w:cs="Times New Roman"/>
@@ -5886,7 +6042,7 @@
     </w:p>
     <w:p>
       <w:pPr>
-        <w:spacing w:line="276" w:lineRule="auto"/>
+        <w:spacing w:line="360" w:lineRule="auto"/>
         <w:ind w:left="360"/>
         <w:rPr>
           <w:rFonts w:cs="Times New Roman"/>
@@ -5915,7 +6071,7 @@
     </w:p>
     <w:p>
       <w:pPr>
-        <w:spacing w:line="276" w:lineRule="auto"/>
+        <w:spacing w:line="360" w:lineRule="auto"/>
         <w:ind w:left="360"/>
         <w:rPr>
           <w:rFonts w:cs="Times New Roman"/>
@@ -5959,9 +6115,9 @@
           <w:lang w:val="vi-VN"/>
         </w:rPr>
         <w:drawing>
-          <wp:inline distT="0" distB="0" distL="0" distR="0" wp14:anchorId="3084FA8E" wp14:editId="3BBE0485">
-            <wp:extent cx="2579513" cy="1354347"/>
-            <wp:effectExtent l="0" t="0" r="0" b="0"/>
+          <wp:inline distT="0" distB="0" distL="0" distR="0" wp14:anchorId="3084FA8E" wp14:editId="4178E8F7">
+            <wp:extent cx="2197510" cy="1153780"/>
+            <wp:effectExtent l="0" t="0" r="0" b="8890"/>
             <wp:docPr id="221909682" name="Picture 7"/>
             <wp:cNvGraphicFramePr>
               <a:graphicFrameLocks xmlns:a="http://schemas.openxmlformats.org/drawingml/2006/main" noChangeAspect="1"/>
@@ -5988,7 +6144,7 @@
                   <pic:spPr>
                     <a:xfrm>
                       <a:off x="0" y="0"/>
-                      <a:ext cx="2615625" cy="1373307"/>
+                      <a:ext cx="2238739" cy="1175427"/>
                     </a:xfrm>
                     <a:prstGeom prst="rect">
                       <a:avLst/>
@@ -6029,24 +6185,6 @@
     </w:p>
     <w:p>
       <w:pPr>
-        <w:spacing w:line="360" w:lineRule="auto"/>
-        <w:rPr>
-          <w:rFonts w:cs="Times New Roman"/>
-          <w:szCs w:val="26"/>
-        </w:rPr>
-      </w:pPr>
-    </w:p>
-    <w:p>
-      <w:pPr>
-        <w:spacing w:line="360" w:lineRule="auto"/>
-        <w:rPr>
-          <w:rFonts w:cs="Times New Roman"/>
-          <w:szCs w:val="26"/>
-        </w:rPr>
-      </w:pPr>
-    </w:p>
-    <w:p>
-      <w:pPr>
         <w:pStyle w:val="Heading2"/>
         <w:ind w:firstLine="0"/>
       </w:pPr>
@@ -6058,6 +6196,8 @@
     </w:p>
     <w:p>
       <w:pPr>
+        <w:spacing w:line="360" w:lineRule="auto"/>
+        <w:ind w:firstLine="720"/>
         <w:rPr>
           <w:lang w:val="vi-VN"/>
         </w:rPr>
@@ -6071,6 +6211,7 @@
     </w:p>
     <w:p>
       <w:pPr>
+        <w:spacing w:line="360" w:lineRule="auto"/>
         <w:rPr>
           <w:lang w:val="vi-VN"/>
         </w:rPr>
@@ -6092,6 +6233,7 @@
     </w:p>
     <w:p>
       <w:pPr>
+        <w:spacing w:line="360" w:lineRule="auto"/>
         <w:rPr>
           <w:lang w:val="vi-VN"/>
         </w:rPr>
@@ -6112,6 +6254,9 @@
       </w:r>
     </w:p>
     <w:p>
+      <w:pPr>
+        <w:spacing w:line="360" w:lineRule="auto"/>
+      </w:pPr>
       <w:r>
         <w:rPr>
           <w:b/>
@@ -6129,6 +6274,7 @@
     </w:p>
     <w:p>
       <w:pPr>
+        <w:spacing w:line="360" w:lineRule="auto"/>
         <w:jc w:val="center"/>
       </w:pPr>
       <w:r>
@@ -6206,10 +6352,15 @@
     </w:p>
     <w:p>
       <w:pPr>
+        <w:spacing w:line="360" w:lineRule="auto"/>
         <w:jc w:val="center"/>
       </w:pPr>
     </w:p>
-    <w:p/>
+    <w:p>
+      <w:pPr>
+        <w:spacing w:line="360" w:lineRule="auto"/>
+      </w:pPr>
+    </w:p>
     <w:p>
       <w:pPr>
         <w:pStyle w:val="Heading2"/>
@@ -6217,17 +6368,22 @@
       </w:pPr>
       <w:bookmarkStart w:id="17" w:name="_Toc224471291"/>
       <w:r>
+        <w:lastRenderedPageBreak/>
         <w:t>2.3. Nền tảng Google Colab và Framework Streamlit</w:t>
       </w:r>
       <w:bookmarkEnd w:id="17"/>
     </w:p>
     <w:p>
       <w:pPr>
+        <w:spacing w:line="360" w:lineRule="auto"/>
         <w:rPr>
           <w:lang w:val="vi-VN"/>
         </w:rPr>
       </w:pPr>
       <w:r>
+        <w:t xml:space="preserve"> </w:t>
+      </w:r>
+      <w:r>
         <w:rPr>
           <w:lang w:val="vi-VN"/>
         </w:rPr>
@@ -6236,6 +6392,7 @@
     </w:p>
     <w:p>
       <w:pPr>
+        <w:spacing w:line="360" w:lineRule="auto"/>
         <w:ind w:left="720"/>
         <w:rPr>
           <w:lang w:val="vi-VN"/>
@@ -6247,7 +6404,6 @@
           <w:bCs/>
           <w:lang w:val="vi-VN"/>
         </w:rPr>
-        <w:lastRenderedPageBreak/>
         <w:t>Google Colab:</w:t>
       </w:r>
       <w:r>
@@ -6259,6 +6415,7 @@
     </w:p>
     <w:p>
       <w:pPr>
+        <w:spacing w:line="360" w:lineRule="auto"/>
         <w:ind w:left="720"/>
         <w:rPr>
           <w:lang w:val="vi-VN"/>
@@ -6281,6 +6438,7 @@
     </w:p>
     <w:p>
       <w:pPr>
+        <w:spacing w:line="360" w:lineRule="auto"/>
         <w:rPr>
           <w:lang w:val="vi-VN"/>
         </w:rPr>
@@ -6302,6 +6460,7 @@
     </w:p>
     <w:p>
       <w:pPr>
+        <w:spacing w:line="360" w:lineRule="auto"/>
         <w:jc w:val="center"/>
       </w:pPr>
       <w:r>
@@ -6423,10 +6582,15 @@
     </w:p>
     <w:p>
       <w:pPr>
+        <w:spacing w:line="360" w:lineRule="auto"/>
         <w:jc w:val="center"/>
       </w:pPr>
     </w:p>
-    <w:p/>
+    <w:p>
+      <w:pPr>
+        <w:spacing w:line="360" w:lineRule="auto"/>
+      </w:pPr>
+    </w:p>
     <w:p>
       <w:pPr>
         <w:pStyle w:val="Heading2"/>
@@ -6434,12 +6598,14 @@
       </w:pPr>
       <w:bookmarkStart w:id="19" w:name="_Toc224471292"/>
       <w:r>
+        <w:lastRenderedPageBreak/>
         <w:t>2.4. Ngôn ngữ lập trình Python và môi trường Pycharm</w:t>
       </w:r>
       <w:bookmarkEnd w:id="19"/>
     </w:p>
     <w:p>
       <w:pPr>
+        <w:spacing w:line="360" w:lineRule="auto"/>
         <w:rPr>
           <w:lang w:val="vi-VN"/>
         </w:rPr>
@@ -6453,6 +6619,7 @@
     </w:p>
     <w:p>
       <w:pPr>
+        <w:spacing w:line="360" w:lineRule="auto"/>
         <w:rPr>
           <w:lang w:val="vi-VN"/>
         </w:rPr>
@@ -6466,6 +6633,7 @@
     </w:p>
     <w:p>
       <w:pPr>
+        <w:spacing w:line="360" w:lineRule="auto"/>
         <w:rPr>
           <w:lang w:val="vi-VN"/>
         </w:rPr>
@@ -6476,6 +6644,30 @@
         </w:rPr>
         <w:t>Môi trường Pycharm: Đây là một IDE (Integrated Development Environment) chuyên nghiệp dành riêng cho Python. Pycharm hỗ trợ quản lý mã nguồn hiệu quả, kiểm soát các môi trường ảo (Virtual Environment) để tránh xung đột thư viện và cung cấp công cụ Debug mạnh mẽ giúp phát hiện lỗi trong quá trình tích hợp mô hình YOLOv8 và EasyOCR.</w:t>
       </w:r>
+    </w:p>
+    <w:p>
+      <w:pPr>
+        <w:spacing w:line="360" w:lineRule="auto"/>
+        <w:rPr>
+          <w:lang w:val="vi-VN"/>
+        </w:rPr>
+      </w:pPr>
+    </w:p>
+    <w:p>
+      <w:pPr>
+        <w:spacing w:line="360" w:lineRule="auto"/>
+        <w:rPr>
+          <w:lang w:val="vi-VN"/>
+        </w:rPr>
+      </w:pPr>
+    </w:p>
+    <w:p>
+      <w:pPr>
+        <w:spacing w:line="360" w:lineRule="auto"/>
+        <w:rPr>
+          <w:lang w:val="vi-VN"/>
+        </w:rPr>
+      </w:pPr>
     </w:p>
     <w:p>
       <w:pPr>
@@ -6493,7 +6685,6 @@
         <w:rPr>
           <w:noProof/>
         </w:rPr>
-        <w:lastRenderedPageBreak/>
         <w:drawing>
           <wp:inline distT="0" distB="0" distL="0" distR="0" wp14:anchorId="7ED5682C" wp14:editId="3FE4FCE7">
             <wp:extent cx="1580648" cy="1580648"/>
@@ -6565,15 +6756,7 @@
     </w:p>
     <w:p>
       <w:pPr>
-        <w:spacing w:line="360" w:lineRule="auto"/>
-        <w:jc w:val="center"/>
-        <w:rPr>
-          <w:rFonts w:cs="Times New Roman"/>
-          <w:b/>
-          <w:bCs/>
-          <w:sz w:val="28"/>
-          <w:szCs w:val="28"/>
-        </w:rPr>
+        <w:pStyle w:val="h"/>
       </w:pPr>
     </w:p>
     <w:p>
@@ -6583,17 +6766,22 @@
       </w:pPr>
       <w:bookmarkStart w:id="21" w:name="_Toc224471293"/>
       <w:r>
+        <w:lastRenderedPageBreak/>
         <w:t>2.5. Xây dựng tập dữ liệu (Dataset) cho hệ thống</w:t>
       </w:r>
       <w:bookmarkEnd w:id="21"/>
     </w:p>
     <w:p>
       <w:pPr>
+        <w:spacing w:line="360" w:lineRule="auto"/>
         <w:rPr>
           <w:lang w:val="vi-VN"/>
         </w:rPr>
       </w:pPr>
       <w:r>
+        <w:t xml:space="preserve"> </w:t>
+      </w:r>
+      <w:r>
         <w:rPr>
           <w:lang w:val="vi-VN"/>
         </w:rPr>
@@ -6602,6 +6790,7 @@
     </w:p>
     <w:p>
       <w:pPr>
+        <w:spacing w:line="360" w:lineRule="auto"/>
         <w:ind w:left="720"/>
         <w:rPr>
           <w:lang w:val="vi-VN"/>
@@ -6639,6 +6828,7 @@
     </w:p>
     <w:p>
       <w:pPr>
+        <w:spacing w:line="360" w:lineRule="auto"/>
         <w:ind w:left="720"/>
         <w:rPr>
           <w:lang w:val="vi-VN"/>
@@ -6687,6 +6877,7 @@
     </w:p>
     <w:p>
       <w:pPr>
+        <w:spacing w:line="360" w:lineRule="auto"/>
         <w:rPr>
           <w:lang w:val="vi-VN"/>
         </w:rPr>
@@ -6714,6 +6905,7 @@
     </w:p>
     <w:p>
       <w:pPr>
+        <w:spacing w:line="360" w:lineRule="auto"/>
         <w:ind w:left="360"/>
         <w:rPr>
           <w:lang w:val="vi-VN"/>
@@ -6736,6 +6928,7 @@
     </w:p>
     <w:p>
       <w:pPr>
+        <w:spacing w:line="360" w:lineRule="auto"/>
         <w:ind w:left="360"/>
         <w:rPr>
           <w:lang w:val="vi-VN"/>
@@ -6758,6 +6951,7 @@
     </w:p>
     <w:p>
       <w:pPr>
+        <w:spacing w:line="360" w:lineRule="auto"/>
         <w:ind w:left="360"/>
       </w:pPr>
       <w:r>
@@ -6778,6 +6972,7 @@
     </w:p>
     <w:p>
       <w:pPr>
+        <w:spacing w:line="360" w:lineRule="auto"/>
         <w:ind w:left="360"/>
         <w:jc w:val="center"/>
       </w:pPr>
@@ -6786,8 +6981,8 @@
           <w:noProof/>
         </w:rPr>
         <w:drawing>
-          <wp:inline distT="0" distB="0" distL="0" distR="0" wp14:anchorId="13C996CE" wp14:editId="372945D2">
-            <wp:extent cx="1623207" cy="1623207"/>
+          <wp:inline distT="0" distB="0" distL="0" distR="0" wp14:anchorId="13C996CE" wp14:editId="0988A5F1">
+            <wp:extent cx="1299210" cy="1299210"/>
             <wp:effectExtent l="0" t="0" r="0" b="0"/>
             <wp:docPr id="1285768715" name="Picture 20" descr="MongoDB SVG Logo – Vetores Grátis"/>
             <wp:cNvGraphicFramePr>
@@ -6818,7 +7013,7 @@
                   <pic:spPr bwMode="auto">
                     <a:xfrm>
                       <a:off x="0" y="0"/>
-                      <a:ext cx="1630413" cy="1630413"/>
+                      <a:ext cx="1305094" cy="1305094"/>
                     </a:xfrm>
                     <a:prstGeom prst="rect">
                       <a:avLst/>
@@ -6856,12 +7051,6 @@
     </w:p>
     <w:p>
       <w:pPr>
-        <w:ind w:left="360"/>
-        <w:jc w:val="center"/>
-      </w:pPr>
-    </w:p>
-    <w:p>
-      <w:pPr>
         <w:pStyle w:val="Heading2"/>
         <w:ind w:firstLine="0"/>
       </w:pPr>
@@ -6894,6 +7083,7 @@
     </w:p>
     <w:p>
       <w:pPr>
+        <w:spacing w:line="360" w:lineRule="auto"/>
         <w:rPr>
           <w:lang w:val="vi-VN"/>
         </w:rPr>
@@ -6930,6 +7120,7 @@
     </w:p>
     <w:p>
       <w:pPr>
+        <w:spacing w:line="360" w:lineRule="auto"/>
         <w:ind w:left="360"/>
         <w:rPr>
           <w:lang w:val="vi-VN"/>
@@ -6949,14 +7140,12 @@
         </w:rPr>
         <w:t xml:space="preserve"> PayOS cho phép tạo mã QR thanh toán nhanh (VietQR) dựa trên số tiền cần thu. Ngay sau khi người dùng quét mã và chuyển khoản thành công, PayOS sẽ gửi Webhook (thông báo tự động) về hệ thống để xác nhận giao diện đã thanh toán.</w:t>
       </w:r>
-    </w:p>
-    <w:p>
-      <w:pPr>
-        <w:ind w:left="360"/>
+      <w:r>
         <w:rPr>
           <w:lang w:val="vi-VN"/>
         </w:rPr>
-      </w:pPr>
+        <w:br/>
+      </w:r>
       <w:r>
         <w:rPr>
           <w:b/>
@@ -6971,11 +7160,12 @@
         </w:rPr>
         <w:t xml:space="preserve"> Thay vì phải trả tiền mặt, người dùng chỉ cần quét mã QR được sinh ra trực tiếp trên giao diện Streamlit sau khi biển số xe được nhận diện. Điều này giúp giảm thiểu thời gian chờ đợi và sai sót trong quá trình thu phí.</w:t>
       </w:r>
-    </w:p>
-    <w:p>
-      <w:pPr>
-        <w:ind w:left="360"/>
-      </w:pPr>
+      <w:r>
+        <w:rPr>
+          <w:lang w:val="vi-VN"/>
+        </w:rPr>
+        <w:br/>
+      </w:r>
       <w:r>
         <w:rPr>
           <w:b/>
@@ -6993,6 +7183,7 @@
     </w:p>
     <w:p>
       <w:pPr>
+        <w:spacing w:line="360" w:lineRule="auto"/>
         <w:ind w:left="360"/>
         <w:jc w:val="center"/>
       </w:pPr>
@@ -7001,9 +7192,9 @@
           <w:noProof/>
         </w:rPr>
         <w:drawing>
-          <wp:inline distT="0" distB="0" distL="0" distR="0" wp14:anchorId="147AD896" wp14:editId="47D3C18B">
-            <wp:extent cx="2781300" cy="1495425"/>
-            <wp:effectExtent l="0" t="0" r="0" b="9525"/>
+          <wp:inline distT="0" distB="0" distL="0" distR="0" wp14:anchorId="147AD896" wp14:editId="13638965">
+            <wp:extent cx="1847850" cy="993536"/>
+            <wp:effectExtent l="0" t="0" r="0" b="0"/>
             <wp:docPr id="1374980335" name="Picture 1"/>
             <wp:cNvGraphicFramePr>
               <a:graphicFrameLocks xmlns:a="http://schemas.openxmlformats.org/drawingml/2006/main" noChangeAspect="1"/>
@@ -7024,7 +7215,7 @@
                   <pic:spPr>
                     <a:xfrm>
                       <a:off x="0" y="0"/>
-                      <a:ext cx="2781300" cy="1495425"/>
+                      <a:ext cx="1858128" cy="999062"/>
                     </a:xfrm>
                     <a:prstGeom prst="rect">
                       <a:avLst/>
@@ -7036,26 +7227,30 @@
           </wp:inline>
         </w:drawing>
       </w:r>
-    </w:p>
-    <w:p>
-      <w:pPr>
-        <w:pStyle w:val="h"/>
-      </w:pPr>
       <w:bookmarkStart w:id="25" w:name="_Toc224471334"/>
       <w:r>
+        <w:br/>
+      </w:r>
+      <w:r>
+        <w:rPr>
+          <w:rStyle w:val="hChar"/>
+        </w:rPr>
         <w:t xml:space="preserve">Hình 2.6: Logo </w:t>
       </w:r>
       <w:r>
+        <w:rPr>
+          <w:rStyle w:val="hChar"/>
+        </w:rPr>
         <w:t>PayOS</w:t>
       </w:r>
-      <w:bookmarkEnd w:id="25"/>
-    </w:p>
-    <w:p>
-      <w:pPr>
-        <w:pStyle w:val="Heading1"/>
-      </w:pPr>
       <w:bookmarkStart w:id="26" w:name="_Toc162109926"/>
       <w:bookmarkStart w:id="27" w:name="_Toc224471296"/>
+      <w:bookmarkEnd w:id="25"/>
+    </w:p>
+    <w:p>
+      <w:pPr>
+        <w:pStyle w:val="Heading1"/>
+      </w:pPr>
       <w:r>
         <w:lastRenderedPageBreak/>
         <w:t>CHƯƠNG 3</w:t>
@@ -7100,11 +7295,15 @@
     <w:p>
       <w:pPr>
         <w:rPr>
+          <w:b/>
+          <w:bCs/>
           <w:lang w:val="vi-VN"/>
         </w:rPr>
       </w:pPr>
       <w:r>
         <w:rPr>
+          <w:b/>
+          <w:bCs/>
           <w:lang w:val="vi-VN"/>
         </w:rPr>
         <w:t>Đăng nhập</w:t>
@@ -7130,11 +7329,15 @@
     <w:p>
       <w:pPr>
         <w:rPr>
+          <w:b/>
+          <w:bCs/>
           <w:lang w:val="vi-VN"/>
         </w:rPr>
       </w:pPr>
       <w:r>
         <w:rPr>
+          <w:b/>
+          <w:bCs/>
           <w:lang w:val="vi-VN"/>
         </w:rPr>
         <w:t>Đăng ký</w:t>
@@ -7157,11 +7360,15 @@
     <w:p>
       <w:pPr>
         <w:rPr>
+          <w:b/>
+          <w:bCs/>
           <w:lang w:val="vi-VN"/>
         </w:rPr>
       </w:pPr>
       <w:r>
         <w:rPr>
+          <w:b/>
+          <w:bCs/>
           <w:lang w:val="vi-VN"/>
         </w:rPr>
         <w:t xml:space="preserve">Đăng xuất </w:t>
@@ -7181,11 +7388,15 @@
     <w:p>
       <w:pPr>
         <w:rPr>
+          <w:b/>
+          <w:bCs/>
           <w:lang w:val="vi-VN"/>
         </w:rPr>
       </w:pPr>
       <w:r>
         <w:rPr>
+          <w:b/>
+          <w:bCs/>
           <w:lang w:val="vi-VN"/>
         </w:rPr>
         <w:t xml:space="preserve">Quên mật khẩu </w:t>
@@ -7208,11 +7419,15 @@
     <w:p>
       <w:pPr>
         <w:rPr>
+          <w:b/>
+          <w:bCs/>
           <w:lang w:val="vi-VN"/>
         </w:rPr>
       </w:pPr>
       <w:r>
         <w:rPr>
+          <w:b/>
+          <w:bCs/>
           <w:lang w:val="vi-VN"/>
         </w:rPr>
         <w:t xml:space="preserve">Nạp tiền </w:t>
@@ -7503,10 +7718,10 @@
           <w:noProof/>
         </w:rPr>
         <w:drawing>
-          <wp:inline distT="0" distB="0" distL="0" distR="0" wp14:anchorId="07ED8F5A" wp14:editId="55559D1D">
-            <wp:extent cx="3323804" cy="3711916"/>
-            <wp:effectExtent l="0" t="0" r="0" b="3175"/>
-            <wp:docPr id="3" name="Picture 3"/>
+          <wp:inline distT="0" distB="0" distL="0" distR="0" wp14:anchorId="4C4FF452" wp14:editId="4A589F46">
+            <wp:extent cx="4203700" cy="4690745"/>
+            <wp:effectExtent l="0" t="0" r="6350" b="0"/>
+            <wp:docPr id="1" name="Picture 1"/>
             <wp:cNvGraphicFramePr>
               <a:graphicFrameLocks xmlns:a="http://schemas.openxmlformats.org/drawingml/2006/main" noChangeAspect="1"/>
             </wp:cNvGraphicFramePr>
@@ -7514,7 +7729,7 @@
               <a:graphicData uri="http://schemas.openxmlformats.org/drawingml/2006/picture">
                 <pic:pic xmlns:pic="http://schemas.openxmlformats.org/drawingml/2006/picture">
                   <pic:nvPicPr>
-                    <pic:cNvPr id="0" name="Picture 2"/>
+                    <pic:cNvPr id="0" name="Picture 1"/>
                     <pic:cNvPicPr>
                       <a:picLocks noChangeAspect="1" noChangeArrowheads="1"/>
                     </pic:cNvPicPr>
@@ -7535,7 +7750,7 @@
                   <pic:spPr bwMode="auto">
                     <a:xfrm>
                       <a:off x="0" y="0"/>
-                      <a:ext cx="3329369" cy="3718131"/>
+                      <a:ext cx="4203700" cy="4690745"/>
                     </a:xfrm>
                     <a:prstGeom prst="rect">
                       <a:avLst/>
@@ -7571,20 +7786,13 @@
     <w:p/>
     <w:p/>
     <w:p/>
-    <w:p/>
-    <w:p/>
-    <w:p/>
-    <w:p/>
-    <w:p/>
-    <w:p/>
-    <w:p/>
-    <w:p/>
     <w:p>
       <w:pPr>
         <w:pStyle w:val="Heading3"/>
       </w:pPr>
       <w:bookmarkStart w:id="32" w:name="_Toc224471299"/>
       <w:r>
+        <w:lastRenderedPageBreak/>
         <w:t>3.1.2</w:t>
       </w:r>
       <w:r>
@@ -7751,7 +7959,17 @@
                 <w:color w:val="000000"/>
                 <w:szCs w:val="26"/>
               </w:rPr>
-              <w:t>Quản lý và xác thực chứng chỉ</w:t>
+              <w:t>Đ</w:t>
+            </w:r>
+            <w:r>
+              <w:rPr>
+                <w:rFonts w:eastAsia="Times New Roman" w:cs="Times New Roman"/>
+                <w:b/>
+                <w:bCs/>
+                <w:color w:val="000000"/>
+                <w:szCs w:val="26"/>
+              </w:rPr>
+              <w:t>ăng nhập</w:t>
             </w:r>
           </w:p>
         </w:tc>
@@ -8259,7 +8477,6 @@
                 <w:color w:val="000000"/>
                 <w:szCs w:val="26"/>
               </w:rPr>
-              <w:lastRenderedPageBreak/>
               <w:t>Tiền điều kiện</w:t>
             </w:r>
           </w:p>
@@ -8372,8 +8589,10 @@
       </w:tr>
     </w:tbl>
     <w:p/>
-    <w:p>
-      <w:r>
+    <w:p/>
+    <w:p>
+      <w:r>
+        <w:lastRenderedPageBreak/>
         <w:t>UC-C2: Chức năng đăng k</w:t>
       </w:r>
       <w:r>
@@ -8410,7 +8629,7 @@
     <w:tbl>
       <w:tblPr>
         <w:tblW w:w="0" w:type="auto"/>
-        <w:tblInd w:w="-1000" w:type="dxa"/>
+        <w:tblInd w:w="-719" w:type="dxa"/>
         <w:tblCellMar>
           <w:top w:w="15" w:type="dxa"/>
           <w:left w:w="15" w:type="dxa"/>
@@ -8420,7 +8639,7 @@
         <w:tblLook w:val="04A0" w:firstRow="1" w:lastRow="0" w:firstColumn="1" w:lastColumn="0" w:noHBand="0" w:noVBand="1"/>
       </w:tblPr>
       <w:tblGrid>
-        <w:gridCol w:w="3060"/>
+        <w:gridCol w:w="2779"/>
         <w:gridCol w:w="7325"/>
       </w:tblGrid>
       <w:tr>
@@ -8429,7 +8648,7 @@
         </w:trPr>
         <w:tc>
           <w:tcPr>
-            <w:tcW w:w="3060" w:type="dxa"/>
+            <w:tcW w:w="2779" w:type="dxa"/>
             <w:tcBorders>
               <w:top w:val="single" w:sz="8" w:space="0" w:color="000000"/>
               <w:left w:val="single" w:sz="8" w:space="0" w:color="000000"/>
@@ -8512,7 +8731,7 @@
         </w:trPr>
         <w:tc>
           <w:tcPr>
-            <w:tcW w:w="3060" w:type="dxa"/>
+            <w:tcW w:w="2779" w:type="dxa"/>
             <w:tcBorders>
               <w:top w:val="single" w:sz="8" w:space="0" w:color="000000"/>
               <w:left w:val="single" w:sz="8" w:space="0" w:color="000000"/>
@@ -8544,7 +8763,7 @@
                 <w:color w:val="000000"/>
                 <w:szCs w:val="26"/>
               </w:rPr>
-              <w:t>Quản lý và xác thực chứng chỉ</w:t>
+              <w:t>Đăng ký</w:t>
             </w:r>
           </w:p>
         </w:tc>
@@ -8607,7 +8826,7 @@
         </w:trPr>
         <w:tc>
           <w:tcPr>
-            <w:tcW w:w="3060" w:type="dxa"/>
+            <w:tcW w:w="2779" w:type="dxa"/>
             <w:tcBorders>
               <w:top w:val="single" w:sz="8" w:space="0" w:color="000000"/>
               <w:left w:val="single" w:sz="8" w:space="0" w:color="000000"/>
@@ -8681,7 +8900,7 @@
         </w:trPr>
         <w:tc>
           <w:tcPr>
-            <w:tcW w:w="3060" w:type="dxa"/>
+            <w:tcW w:w="2779" w:type="dxa"/>
             <w:tcBorders>
               <w:top w:val="single" w:sz="8" w:space="0" w:color="000000"/>
               <w:left w:val="single" w:sz="8" w:space="0" w:color="000000"/>
@@ -8887,7 +9106,7 @@
         </w:trPr>
         <w:tc>
           <w:tcPr>
-            <w:tcW w:w="3060" w:type="dxa"/>
+            <w:tcW w:w="2779" w:type="dxa"/>
             <w:tcBorders>
               <w:top w:val="single" w:sz="8" w:space="0" w:color="000000"/>
               <w:left w:val="single" w:sz="8" w:space="0" w:color="000000"/>
@@ -8991,7 +9210,6 @@
                 <w:sz w:val="24"/>
                 <w:szCs w:val="24"/>
               </w:rPr>
-              <w:lastRenderedPageBreak/>
               <w:t xml:space="preserve">- </w:t>
             </w:r>
             <w:r>
@@ -9056,7 +9274,7 @@
         </w:trPr>
         <w:tc>
           <w:tcPr>
-            <w:tcW w:w="3060" w:type="dxa"/>
+            <w:tcW w:w="2779" w:type="dxa"/>
             <w:tcBorders>
               <w:top w:val="single" w:sz="8" w:space="0" w:color="000000"/>
               <w:left w:val="single" w:sz="8" w:space="0" w:color="000000"/>
@@ -9088,7 +9306,6 @@
                 <w:color w:val="000000"/>
                 <w:szCs w:val="26"/>
               </w:rPr>
-              <w:lastRenderedPageBreak/>
               <w:t>Tiền điều kiện</w:t>
             </w:r>
           </w:p>
@@ -9119,10 +9336,7 @@
               </w:rPr>
             </w:pPr>
             <w:r>
-              <w:t>-</w:t>
-            </w:r>
-            <w:r>
-              <w:t>Người dùng đã truy cập vào trang Đăng ký và chưa có tài khoản.</w:t>
+              <w:t>-Người dùng đã truy cập vào trang Đăng ký và chưa có tài khoản.</w:t>
             </w:r>
           </w:p>
         </w:tc>
@@ -9133,7 +9347,7 @@
         </w:trPr>
         <w:tc>
           <w:tcPr>
-            <w:tcW w:w="3060" w:type="dxa"/>
+            <w:tcW w:w="2779" w:type="dxa"/>
             <w:tcBorders>
               <w:top w:val="single" w:sz="8" w:space="0" w:color="000000"/>
               <w:left w:val="single" w:sz="8" w:space="0" w:color="000000"/>
@@ -9250,6 +9464,7 @@
     <w:tbl>
       <w:tblPr>
         <w:tblW w:w="0" w:type="auto"/>
+        <w:tblInd w:w="-719" w:type="dxa"/>
         <w:tblCellMar>
           <w:top w:w="15" w:type="dxa"/>
           <w:left w:w="15" w:type="dxa"/>
@@ -9259,8 +9474,8 @@
         <w:tblLook w:val="04A0" w:firstRow="1" w:lastRow="0" w:firstColumn="1" w:lastColumn="0" w:noHBand="0" w:noVBand="1"/>
       </w:tblPr>
       <w:tblGrid>
-        <w:gridCol w:w="2403"/>
-        <w:gridCol w:w="6982"/>
+        <w:gridCol w:w="2269"/>
+        <w:gridCol w:w="7835"/>
       </w:tblGrid>
       <w:tr>
         <w:trPr>
@@ -9268,7 +9483,7 @@
         </w:trPr>
         <w:tc>
           <w:tcPr>
-            <w:tcW w:w="0" w:type="auto"/>
+            <w:tcW w:w="2269" w:type="dxa"/>
             <w:tcBorders>
               <w:top w:val="single" w:sz="8" w:space="0" w:color="000000"/>
               <w:left w:val="single" w:sz="8" w:space="0" w:color="000000"/>
@@ -9307,7 +9522,7 @@
         </w:tc>
         <w:tc>
           <w:tcPr>
-            <w:tcW w:w="0" w:type="auto"/>
+            <w:tcW w:w="7835" w:type="dxa"/>
             <w:tcBorders>
               <w:top w:val="single" w:sz="8" w:space="0" w:color="000000"/>
               <w:left w:val="single" w:sz="8" w:space="0" w:color="000000"/>
@@ -9351,7 +9566,7 @@
         </w:trPr>
         <w:tc>
           <w:tcPr>
-            <w:tcW w:w="0" w:type="auto"/>
+            <w:tcW w:w="2269" w:type="dxa"/>
             <w:tcBorders>
               <w:top w:val="single" w:sz="8" w:space="0" w:color="000000"/>
               <w:left w:val="single" w:sz="8" w:space="0" w:color="000000"/>
@@ -9383,13 +9598,13 @@
                 <w:color w:val="000000"/>
                 <w:szCs w:val="26"/>
               </w:rPr>
-              <w:t>Quản lý và xác thực chứng chỉ</w:t>
+              <w:t xml:space="preserve">Đăng xuất </w:t>
             </w:r>
           </w:p>
         </w:tc>
         <w:tc>
           <w:tcPr>
-            <w:tcW w:w="0" w:type="auto"/>
+            <w:tcW w:w="7835" w:type="dxa"/>
             <w:tcBorders>
               <w:top w:val="single" w:sz="8" w:space="0" w:color="000000"/>
               <w:left w:val="single" w:sz="8" w:space="0" w:color="000000"/>
@@ -9430,7 +9645,7 @@
         </w:trPr>
         <w:tc>
           <w:tcPr>
-            <w:tcW w:w="0" w:type="auto"/>
+            <w:tcW w:w="2269" w:type="dxa"/>
             <w:tcBorders>
               <w:top w:val="single" w:sz="8" w:space="0" w:color="000000"/>
               <w:left w:val="single" w:sz="8" w:space="0" w:color="000000"/>
@@ -9468,7 +9683,7 @@
         </w:tc>
         <w:tc>
           <w:tcPr>
-            <w:tcW w:w="0" w:type="auto"/>
+            <w:tcW w:w="7835" w:type="dxa"/>
             <w:tcBorders>
               <w:top w:val="single" w:sz="8" w:space="0" w:color="000000"/>
               <w:left w:val="single" w:sz="8" w:space="0" w:color="000000"/>
@@ -9504,7 +9719,7 @@
         </w:trPr>
         <w:tc>
           <w:tcPr>
-            <w:tcW w:w="0" w:type="auto"/>
+            <w:tcW w:w="2269" w:type="dxa"/>
             <w:tcBorders>
               <w:top w:val="single" w:sz="8" w:space="0" w:color="000000"/>
               <w:left w:val="single" w:sz="8" w:space="0" w:color="000000"/>
@@ -9552,7 +9767,7 @@
         </w:tc>
         <w:tc>
           <w:tcPr>
-            <w:tcW w:w="0" w:type="auto"/>
+            <w:tcW w:w="7835" w:type="dxa"/>
             <w:tcBorders>
               <w:top w:val="single" w:sz="8" w:space="0" w:color="000000"/>
               <w:left w:val="single" w:sz="8" w:space="0" w:color="000000"/>
@@ -9630,12 +9845,21 @@
               </w:rPr>
               <w:t>3. Hệ thống xóa các biến trạng thái (</w:t>
             </w:r>
+            <w:proofErr w:type="gramStart"/>
             <w:r>
               <w:rPr>
                 <w:rFonts w:ascii="Courier New" w:eastAsia="Times New Roman" w:hAnsi="Courier New" w:cs="Courier New"/>
                 <w:szCs w:val="26"/>
               </w:rPr>
-              <w:t>st.session_state</w:t>
+              <w:t>st.session</w:t>
+            </w:r>
+            <w:proofErr w:type="gramEnd"/>
+            <w:r>
+              <w:rPr>
+                <w:rFonts w:ascii="Courier New" w:eastAsia="Times New Roman" w:hAnsi="Courier New" w:cs="Courier New"/>
+                <w:szCs w:val="26"/>
+              </w:rPr>
+              <w:t>_state</w:t>
             </w:r>
             <w:r>
               <w:rPr>
@@ -9694,7 +9918,7 @@
         </w:trPr>
         <w:tc>
           <w:tcPr>
-            <w:tcW w:w="0" w:type="auto"/>
+            <w:tcW w:w="2269" w:type="dxa"/>
             <w:tcBorders>
               <w:top w:val="single" w:sz="8" w:space="0" w:color="000000"/>
               <w:left w:val="single" w:sz="8" w:space="0" w:color="000000"/>
@@ -9726,14 +9950,13 @@
                 <w:color w:val="000000"/>
                 <w:szCs w:val="26"/>
               </w:rPr>
-              <w:lastRenderedPageBreak/>
               <w:t>Các dòng sự kiện khác hoặc ngoại lệ</w:t>
             </w:r>
           </w:p>
         </w:tc>
         <w:tc>
           <w:tcPr>
-            <w:tcW w:w="0" w:type="auto"/>
+            <w:tcW w:w="7835" w:type="dxa"/>
             <w:tcBorders>
               <w:top w:val="single" w:sz="8" w:space="0" w:color="000000"/>
               <w:left w:val="single" w:sz="8" w:space="0" w:color="000000"/>
@@ -9780,7 +10003,7 @@
         </w:trPr>
         <w:tc>
           <w:tcPr>
-            <w:tcW w:w="0" w:type="auto"/>
+            <w:tcW w:w="2269" w:type="dxa"/>
             <w:tcBorders>
               <w:top w:val="single" w:sz="8" w:space="0" w:color="000000"/>
               <w:left w:val="single" w:sz="8" w:space="0" w:color="000000"/>
@@ -9818,7 +10041,7 @@
         </w:tc>
         <w:tc>
           <w:tcPr>
-            <w:tcW w:w="0" w:type="auto"/>
+            <w:tcW w:w="7835" w:type="dxa"/>
             <w:tcBorders>
               <w:top w:val="single" w:sz="8" w:space="0" w:color="000000"/>
               <w:left w:val="single" w:sz="8" w:space="0" w:color="000000"/>
@@ -9862,7 +10085,7 @@
         </w:trPr>
         <w:tc>
           <w:tcPr>
-            <w:tcW w:w="0" w:type="auto"/>
+            <w:tcW w:w="2269" w:type="dxa"/>
             <w:tcBorders>
               <w:top w:val="single" w:sz="8" w:space="0" w:color="000000"/>
               <w:left w:val="single" w:sz="8" w:space="0" w:color="000000"/>
@@ -9900,7 +10123,7 @@
         </w:tc>
         <w:tc>
           <w:tcPr>
-            <w:tcW w:w="0" w:type="auto"/>
+            <w:tcW w:w="7835" w:type="dxa"/>
             <w:tcBorders>
               <w:top w:val="single" w:sz="8" w:space="0" w:color="000000"/>
               <w:left w:val="single" w:sz="8" w:space="0" w:color="000000"/>
@@ -9945,6 +10168,1989 @@
     <w:p/>
     <w:p/>
     <w:p/>
+    <w:p>
+      <w:r>
+        <w:lastRenderedPageBreak/>
+        <w:t>UC-C4: Quản lý lịch sử ra vào</w:t>
+      </w:r>
+    </w:p>
+    <w:p>
+      <w:pPr>
+        <w:pStyle w:val="h"/>
+        <w:rPr>
+          <w:sz w:val="24"/>
+          <w:szCs w:val="24"/>
+        </w:rPr>
+      </w:pPr>
+      <w:r>
+        <w:t>Bảng 3.</w:t>
+      </w:r>
+      <w:r>
+        <w:t>4</w:t>
+      </w:r>
+      <w:r>
+        <w:t xml:space="preserve">: Đặc tả chức năng </w:t>
+      </w:r>
+      <w:r>
+        <w:t>q</w:t>
+      </w:r>
+      <w:r>
+        <w:t>uản lý lịch sử ra vào hệ thống</w:t>
+      </w:r>
+    </w:p>
+    <w:tbl>
+      <w:tblPr>
+        <w:tblW w:w="10632" w:type="dxa"/>
+        <w:tblInd w:w="-719" w:type="dxa"/>
+        <w:tblCellMar>
+          <w:top w:w="15" w:type="dxa"/>
+          <w:left w:w="15" w:type="dxa"/>
+          <w:bottom w:w="15" w:type="dxa"/>
+          <w:right w:w="15" w:type="dxa"/>
+        </w:tblCellMar>
+        <w:tblLook w:val="04A0" w:firstRow="1" w:lastRow="0" w:firstColumn="1" w:lastColumn="0" w:noHBand="0" w:noVBand="1"/>
+      </w:tblPr>
+      <w:tblGrid>
+        <w:gridCol w:w="2269"/>
+        <w:gridCol w:w="8363"/>
+      </w:tblGrid>
+      <w:tr>
+        <w:trPr>
+          <w:trHeight w:val="500"/>
+        </w:trPr>
+        <w:tc>
+          <w:tcPr>
+            <w:tcW w:w="2269" w:type="dxa"/>
+            <w:tcBorders>
+              <w:top w:val="single" w:sz="8" w:space="0" w:color="000000"/>
+              <w:left w:val="single" w:sz="8" w:space="0" w:color="000000"/>
+              <w:bottom w:val="single" w:sz="8" w:space="0" w:color="000000"/>
+              <w:right w:val="single" w:sz="8" w:space="0" w:color="000000"/>
+            </w:tcBorders>
+            <w:tcMar>
+              <w:top w:w="100" w:type="dxa"/>
+              <w:left w:w="100" w:type="dxa"/>
+              <w:bottom w:w="100" w:type="dxa"/>
+              <w:right w:w="100" w:type="dxa"/>
+            </w:tcMar>
+            <w:hideMark/>
+          </w:tcPr>
+          <w:p>
+            <w:pPr>
+              <w:spacing w:before="240" w:after="240" w:line="240" w:lineRule="auto"/>
+              <w:jc w:val="center"/>
+              <w:rPr>
+                <w:rFonts w:eastAsia="Times New Roman" w:cs="Times New Roman"/>
+                <w:sz w:val="24"/>
+                <w:szCs w:val="24"/>
+              </w:rPr>
+            </w:pPr>
+            <w:r>
+              <w:rPr>
+                <w:rFonts w:eastAsia="Times New Roman" w:cs="Times New Roman"/>
+                <w:b/>
+                <w:bCs/>
+                <w:color w:val="000000"/>
+                <w:szCs w:val="26"/>
+              </w:rPr>
+              <w:t>Use Case</w:t>
+            </w:r>
+          </w:p>
+        </w:tc>
+        <w:tc>
+          <w:tcPr>
+            <w:tcW w:w="8363" w:type="dxa"/>
+            <w:tcBorders>
+              <w:top w:val="single" w:sz="8" w:space="0" w:color="000000"/>
+              <w:left w:val="single" w:sz="8" w:space="0" w:color="000000"/>
+              <w:bottom w:val="single" w:sz="8" w:space="0" w:color="000000"/>
+              <w:right w:val="single" w:sz="8" w:space="0" w:color="000000"/>
+            </w:tcBorders>
+            <w:tcMar>
+              <w:top w:w="100" w:type="dxa"/>
+              <w:left w:w="100" w:type="dxa"/>
+              <w:bottom w:w="100" w:type="dxa"/>
+              <w:right w:w="100" w:type="dxa"/>
+            </w:tcMar>
+            <w:hideMark/>
+          </w:tcPr>
+          <w:p>
+            <w:pPr>
+              <w:spacing w:before="240" w:after="240" w:line="240" w:lineRule="auto"/>
+              <w:jc w:val="center"/>
+              <w:rPr>
+                <w:rFonts w:eastAsia="Times New Roman" w:cs="Times New Roman"/>
+                <w:sz w:val="24"/>
+                <w:szCs w:val="24"/>
+              </w:rPr>
+            </w:pPr>
+            <w:r>
+              <w:rPr>
+                <w:rFonts w:eastAsia="Times New Roman" w:cs="Times New Roman"/>
+                <w:b/>
+                <w:bCs/>
+                <w:color w:val="000000"/>
+                <w:szCs w:val="26"/>
+              </w:rPr>
+              <w:t>Nội dung</w:t>
+            </w:r>
+          </w:p>
+        </w:tc>
+      </w:tr>
+      <w:tr>
+        <w:trPr>
+          <w:trHeight w:val="500"/>
+        </w:trPr>
+        <w:tc>
+          <w:tcPr>
+            <w:tcW w:w="2269" w:type="dxa"/>
+            <w:tcBorders>
+              <w:top w:val="single" w:sz="8" w:space="0" w:color="000000"/>
+              <w:left w:val="single" w:sz="8" w:space="0" w:color="000000"/>
+              <w:bottom w:val="single" w:sz="8" w:space="0" w:color="000000"/>
+              <w:right w:val="single" w:sz="8" w:space="0" w:color="000000"/>
+            </w:tcBorders>
+            <w:tcMar>
+              <w:top w:w="100" w:type="dxa"/>
+              <w:left w:w="100" w:type="dxa"/>
+              <w:bottom w:w="100" w:type="dxa"/>
+              <w:right w:w="100" w:type="dxa"/>
+            </w:tcMar>
+            <w:hideMark/>
+          </w:tcPr>
+          <w:p>
+            <w:pPr>
+              <w:spacing w:before="240" w:after="240" w:line="240" w:lineRule="auto"/>
+              <w:rPr>
+                <w:rFonts w:eastAsia="Times New Roman" w:cs="Times New Roman"/>
+                <w:sz w:val="24"/>
+                <w:szCs w:val="24"/>
+              </w:rPr>
+            </w:pPr>
+            <w:r>
+              <w:rPr>
+                <w:rFonts w:eastAsia="Times New Roman" w:cs="Times New Roman"/>
+                <w:b/>
+                <w:bCs/>
+                <w:color w:val="000000"/>
+                <w:szCs w:val="26"/>
+              </w:rPr>
+              <w:t xml:space="preserve">Quản lý </w:t>
+            </w:r>
+            <w:r>
+              <w:rPr>
+                <w:rFonts w:eastAsia="Times New Roman" w:cs="Times New Roman"/>
+                <w:b/>
+                <w:bCs/>
+                <w:color w:val="000000"/>
+                <w:szCs w:val="26"/>
+              </w:rPr>
+              <w:t xml:space="preserve">lịch sử </w:t>
+            </w:r>
+            <w:r>
+              <w:rPr>
+                <w:rFonts w:eastAsia="Times New Roman" w:cs="Times New Roman"/>
+                <w:b/>
+                <w:bCs/>
+                <w:color w:val="000000"/>
+                <w:szCs w:val="26"/>
+              </w:rPr>
+              <w:t xml:space="preserve">ra vào </w:t>
+            </w:r>
+          </w:p>
+        </w:tc>
+        <w:tc>
+          <w:tcPr>
+            <w:tcW w:w="8363" w:type="dxa"/>
+            <w:tcBorders>
+              <w:top w:val="single" w:sz="8" w:space="0" w:color="000000"/>
+              <w:left w:val="single" w:sz="8" w:space="0" w:color="000000"/>
+              <w:bottom w:val="single" w:sz="8" w:space="0" w:color="000000"/>
+              <w:right w:val="single" w:sz="8" w:space="0" w:color="000000"/>
+            </w:tcBorders>
+            <w:tcMar>
+              <w:top w:w="100" w:type="dxa"/>
+              <w:left w:w="100" w:type="dxa"/>
+              <w:bottom w:w="100" w:type="dxa"/>
+              <w:right w:w="100" w:type="dxa"/>
+            </w:tcMar>
+            <w:hideMark/>
+          </w:tcPr>
+          <w:p>
+            <w:pPr>
+              <w:spacing w:before="240" w:after="240" w:line="240" w:lineRule="auto"/>
+              <w:rPr>
+                <w:rFonts w:eastAsia="Times New Roman" w:cs="Times New Roman"/>
+                <w:sz w:val="24"/>
+                <w:szCs w:val="24"/>
+              </w:rPr>
+            </w:pPr>
+            <w:r>
+              <w:t>Quản lý lịch sử ra vào hệ thống</w:t>
+            </w:r>
+          </w:p>
+        </w:tc>
+      </w:tr>
+      <w:tr>
+        <w:trPr>
+          <w:trHeight w:val="500"/>
+        </w:trPr>
+        <w:tc>
+          <w:tcPr>
+            <w:tcW w:w="2269" w:type="dxa"/>
+            <w:tcBorders>
+              <w:top w:val="single" w:sz="8" w:space="0" w:color="000000"/>
+              <w:left w:val="single" w:sz="8" w:space="0" w:color="000000"/>
+              <w:bottom w:val="single" w:sz="8" w:space="0" w:color="000000"/>
+              <w:right w:val="single" w:sz="8" w:space="0" w:color="000000"/>
+            </w:tcBorders>
+            <w:tcMar>
+              <w:top w:w="100" w:type="dxa"/>
+              <w:left w:w="100" w:type="dxa"/>
+              <w:bottom w:w="100" w:type="dxa"/>
+              <w:right w:w="100" w:type="dxa"/>
+            </w:tcMar>
+            <w:hideMark/>
+          </w:tcPr>
+          <w:p>
+            <w:pPr>
+              <w:spacing w:before="240" w:after="240" w:line="240" w:lineRule="auto"/>
+              <w:rPr>
+                <w:rFonts w:eastAsia="Times New Roman" w:cs="Times New Roman"/>
+                <w:sz w:val="24"/>
+                <w:szCs w:val="24"/>
+              </w:rPr>
+            </w:pPr>
+            <w:r>
+              <w:rPr>
+                <w:rFonts w:eastAsia="Times New Roman" w:cs="Times New Roman"/>
+                <w:b/>
+                <w:bCs/>
+                <w:color w:val="000000"/>
+                <w:szCs w:val="26"/>
+              </w:rPr>
+              <w:t>Actor</w:t>
+            </w:r>
+          </w:p>
+        </w:tc>
+        <w:tc>
+          <w:tcPr>
+            <w:tcW w:w="8363" w:type="dxa"/>
+            <w:tcBorders>
+              <w:top w:val="single" w:sz="8" w:space="0" w:color="000000"/>
+              <w:left w:val="single" w:sz="8" w:space="0" w:color="000000"/>
+              <w:bottom w:val="single" w:sz="8" w:space="0" w:color="000000"/>
+              <w:right w:val="single" w:sz="8" w:space="0" w:color="000000"/>
+            </w:tcBorders>
+            <w:tcMar>
+              <w:top w:w="100" w:type="dxa"/>
+              <w:left w:w="100" w:type="dxa"/>
+              <w:bottom w:w="100" w:type="dxa"/>
+              <w:right w:w="100" w:type="dxa"/>
+            </w:tcMar>
+            <w:hideMark/>
+          </w:tcPr>
+          <w:p>
+            <w:pPr>
+              <w:spacing w:before="240" w:after="240" w:line="240" w:lineRule="auto"/>
+              <w:rPr>
+                <w:rFonts w:eastAsia="Times New Roman" w:cs="Times New Roman"/>
+                <w:sz w:val="24"/>
+                <w:szCs w:val="24"/>
+              </w:rPr>
+            </w:pPr>
+            <w:r>
+              <w:t>Quản trị viên (Admin)</w:t>
+            </w:r>
+          </w:p>
+        </w:tc>
+      </w:tr>
+      <w:tr>
+        <w:trPr>
+          <w:trHeight w:val="2030"/>
+        </w:trPr>
+        <w:tc>
+          <w:tcPr>
+            <w:tcW w:w="2269" w:type="dxa"/>
+            <w:tcBorders>
+              <w:top w:val="single" w:sz="8" w:space="0" w:color="000000"/>
+              <w:left w:val="single" w:sz="8" w:space="0" w:color="000000"/>
+              <w:bottom w:val="single" w:sz="8" w:space="0" w:color="000000"/>
+              <w:right w:val="single" w:sz="8" w:space="0" w:color="000000"/>
+            </w:tcBorders>
+            <w:tcMar>
+              <w:top w:w="100" w:type="dxa"/>
+              <w:left w:w="100" w:type="dxa"/>
+              <w:bottom w:w="100" w:type="dxa"/>
+              <w:right w:w="100" w:type="dxa"/>
+            </w:tcMar>
+            <w:hideMark/>
+          </w:tcPr>
+          <w:p>
+            <w:pPr>
+              <w:spacing w:before="240" w:after="240" w:line="240" w:lineRule="auto"/>
+              <w:rPr>
+                <w:rFonts w:eastAsia="Times New Roman" w:cs="Times New Roman"/>
+                <w:sz w:val="24"/>
+                <w:szCs w:val="24"/>
+              </w:rPr>
+            </w:pPr>
+            <w:r>
+              <w:rPr>
+                <w:rFonts w:eastAsia="Times New Roman" w:cs="Times New Roman"/>
+                <w:b/>
+                <w:bCs/>
+                <w:color w:val="000000"/>
+                <w:szCs w:val="26"/>
+              </w:rPr>
+              <w:t>Dòng sự kiện chính</w:t>
+            </w:r>
+          </w:p>
+          <w:p>
+            <w:pPr>
+              <w:spacing w:after="0" w:line="240" w:lineRule="auto"/>
+              <w:rPr>
+                <w:rFonts w:eastAsia="Times New Roman" w:cs="Times New Roman"/>
+                <w:sz w:val="24"/>
+                <w:szCs w:val="24"/>
+              </w:rPr>
+            </w:pPr>
+          </w:p>
+        </w:tc>
+        <w:tc>
+          <w:tcPr>
+            <w:tcW w:w="8363" w:type="dxa"/>
+            <w:tcBorders>
+              <w:top w:val="single" w:sz="8" w:space="0" w:color="000000"/>
+              <w:left w:val="single" w:sz="8" w:space="0" w:color="000000"/>
+              <w:bottom w:val="single" w:sz="8" w:space="0" w:color="000000"/>
+              <w:right w:val="single" w:sz="8" w:space="0" w:color="000000"/>
+            </w:tcBorders>
+            <w:tcMar>
+              <w:top w:w="100" w:type="dxa"/>
+              <w:left w:w="100" w:type="dxa"/>
+              <w:bottom w:w="100" w:type="dxa"/>
+              <w:right w:w="100" w:type="dxa"/>
+            </w:tcMar>
+            <w:hideMark/>
+          </w:tcPr>
+          <w:p>
+            <w:pPr>
+              <w:spacing w:before="100" w:beforeAutospacing="1" w:after="100" w:afterAutospacing="1" w:line="240" w:lineRule="auto"/>
+              <w:rPr>
+                <w:rFonts w:eastAsia="Times New Roman" w:cs="Times New Roman"/>
+                <w:sz w:val="24"/>
+                <w:szCs w:val="24"/>
+              </w:rPr>
+            </w:pPr>
+            <w:r>
+              <w:t>1. Admin chọn menu "</w:t>
+            </w:r>
+            <w:r>
+              <w:rPr>
+                <w:rFonts w:ascii="Segoe UI Emoji" w:hAnsi="Segoe UI Emoji" w:cs="Segoe UI Emoji"/>
+              </w:rPr>
+              <w:t>📊</w:t>
+            </w:r>
+            <w:r>
+              <w:t xml:space="preserve"> Thống kê hệ thống".</w:t>
+            </w:r>
+            <w:r>
+              <w:br/>
+            </w:r>
+            <w:r>
+              <w:t>2. Hệ thống truy vấn dữ liệu từ Collection gate_logs.</w:t>
+            </w:r>
+            <w:r>
+              <w:br/>
+            </w:r>
+            <w:r>
+              <w:t>3. Admin nhập MSSV hoặc Biển số vào bộ lọc để tìm kiếm.</w:t>
+            </w:r>
+            <w:r>
+              <w:br/>
+            </w:r>
+            <w:r>
+              <w:t>4. Hệ thống thực hiện Query Regex và hiển thị kết quả lên bảng dữ liệu (Dataframe).</w:t>
+            </w:r>
+            <w:r>
+              <w:br/>
+            </w:r>
+            <w:r>
+              <w:t>5. Hệ thống tính toán tổng doanh thu và số xe trong bãi dựa trên kết quả lọc.</w:t>
+            </w:r>
+            <w:r>
+              <w:br/>
+            </w:r>
+            <w:r>
+              <w:t>6. Admin nhấn nút "Tải báo cáo" để xuất file CSV.</w:t>
+            </w:r>
+          </w:p>
+        </w:tc>
+      </w:tr>
+      <w:tr>
+        <w:trPr>
+          <w:trHeight w:val="1010"/>
+        </w:trPr>
+        <w:tc>
+          <w:tcPr>
+            <w:tcW w:w="2269" w:type="dxa"/>
+            <w:tcBorders>
+              <w:top w:val="single" w:sz="8" w:space="0" w:color="000000"/>
+              <w:left w:val="single" w:sz="8" w:space="0" w:color="000000"/>
+              <w:bottom w:val="single" w:sz="8" w:space="0" w:color="000000"/>
+              <w:right w:val="single" w:sz="8" w:space="0" w:color="000000"/>
+            </w:tcBorders>
+            <w:tcMar>
+              <w:top w:w="100" w:type="dxa"/>
+              <w:left w:w="100" w:type="dxa"/>
+              <w:bottom w:w="100" w:type="dxa"/>
+              <w:right w:w="100" w:type="dxa"/>
+            </w:tcMar>
+            <w:hideMark/>
+          </w:tcPr>
+          <w:p>
+            <w:pPr>
+              <w:spacing w:before="240" w:after="240" w:line="240" w:lineRule="auto"/>
+              <w:rPr>
+                <w:rFonts w:eastAsia="Times New Roman" w:cs="Times New Roman"/>
+                <w:sz w:val="24"/>
+                <w:szCs w:val="24"/>
+              </w:rPr>
+            </w:pPr>
+            <w:r>
+              <w:rPr>
+                <w:rFonts w:eastAsia="Times New Roman" w:cs="Times New Roman"/>
+                <w:b/>
+                <w:bCs/>
+                <w:color w:val="000000"/>
+                <w:szCs w:val="26"/>
+              </w:rPr>
+              <w:t>Các dòng sự kiện khác hoặc ngoại lệ</w:t>
+            </w:r>
+          </w:p>
+        </w:tc>
+        <w:tc>
+          <w:tcPr>
+            <w:tcW w:w="8363" w:type="dxa"/>
+            <w:tcBorders>
+              <w:top w:val="single" w:sz="8" w:space="0" w:color="000000"/>
+              <w:left w:val="single" w:sz="8" w:space="0" w:color="000000"/>
+              <w:bottom w:val="single" w:sz="8" w:space="0" w:color="000000"/>
+              <w:right w:val="single" w:sz="8" w:space="0" w:color="000000"/>
+            </w:tcBorders>
+            <w:tcMar>
+              <w:top w:w="100" w:type="dxa"/>
+              <w:left w:w="100" w:type="dxa"/>
+              <w:bottom w:w="100" w:type="dxa"/>
+              <w:right w:w="100" w:type="dxa"/>
+            </w:tcMar>
+            <w:hideMark/>
+          </w:tcPr>
+          <w:p>
+            <w:pPr>
+              <w:spacing w:before="100" w:beforeAutospacing="1" w:after="100" w:afterAutospacing="1" w:line="240" w:lineRule="auto"/>
+              <w:rPr>
+                <w:rFonts w:eastAsia="Times New Roman" w:cs="Times New Roman"/>
+                <w:szCs w:val="26"/>
+              </w:rPr>
+            </w:pPr>
+            <w:r>
+              <w:rPr>
+                <w:rFonts w:eastAsia="Times New Roman" w:cs="Times New Roman"/>
+                <w:szCs w:val="26"/>
+              </w:rPr>
+              <w:t xml:space="preserve">- </w:t>
+            </w:r>
+            <w:r>
+              <w:t>Nếu không có dữ liệu khớp: Hệ thống hiển thị thông báo "Không tìm thấy dữ liệu phù hợp".</w:t>
+            </w:r>
+          </w:p>
+        </w:tc>
+      </w:tr>
+      <w:tr>
+        <w:trPr>
+          <w:trHeight w:val="500"/>
+        </w:trPr>
+        <w:tc>
+          <w:tcPr>
+            <w:tcW w:w="2269" w:type="dxa"/>
+            <w:tcBorders>
+              <w:top w:val="single" w:sz="8" w:space="0" w:color="000000"/>
+              <w:left w:val="single" w:sz="8" w:space="0" w:color="000000"/>
+              <w:bottom w:val="single" w:sz="8" w:space="0" w:color="000000"/>
+              <w:right w:val="single" w:sz="8" w:space="0" w:color="000000"/>
+            </w:tcBorders>
+            <w:tcMar>
+              <w:top w:w="100" w:type="dxa"/>
+              <w:left w:w="100" w:type="dxa"/>
+              <w:bottom w:w="100" w:type="dxa"/>
+              <w:right w:w="100" w:type="dxa"/>
+            </w:tcMar>
+            <w:hideMark/>
+          </w:tcPr>
+          <w:p>
+            <w:pPr>
+              <w:spacing w:before="240" w:after="240" w:line="240" w:lineRule="auto"/>
+              <w:rPr>
+                <w:rFonts w:eastAsia="Times New Roman" w:cs="Times New Roman"/>
+                <w:sz w:val="24"/>
+                <w:szCs w:val="24"/>
+              </w:rPr>
+            </w:pPr>
+            <w:r>
+              <w:rPr>
+                <w:rFonts w:eastAsia="Times New Roman" w:cs="Times New Roman"/>
+                <w:b/>
+                <w:bCs/>
+                <w:color w:val="000000"/>
+                <w:szCs w:val="26"/>
+              </w:rPr>
+              <w:t>Tiền điều kiện</w:t>
+            </w:r>
+          </w:p>
+        </w:tc>
+        <w:tc>
+          <w:tcPr>
+            <w:tcW w:w="8363" w:type="dxa"/>
+            <w:tcBorders>
+              <w:top w:val="single" w:sz="8" w:space="0" w:color="000000"/>
+              <w:left w:val="single" w:sz="8" w:space="0" w:color="000000"/>
+              <w:bottom w:val="single" w:sz="8" w:space="0" w:color="000000"/>
+              <w:right w:val="single" w:sz="8" w:space="0" w:color="000000"/>
+            </w:tcBorders>
+            <w:tcMar>
+              <w:top w:w="100" w:type="dxa"/>
+              <w:left w:w="100" w:type="dxa"/>
+              <w:bottom w:w="100" w:type="dxa"/>
+              <w:right w:w="100" w:type="dxa"/>
+            </w:tcMar>
+            <w:hideMark/>
+          </w:tcPr>
+          <w:p>
+            <w:pPr>
+              <w:spacing w:before="240" w:after="240" w:line="240" w:lineRule="auto"/>
+              <w:rPr>
+                <w:rFonts w:eastAsia="Times New Roman" w:cs="Times New Roman"/>
+                <w:szCs w:val="26"/>
+              </w:rPr>
+            </w:pPr>
+            <w:r>
+              <w:rPr>
+                <w:szCs w:val="26"/>
+              </w:rPr>
+              <w:t>-</w:t>
+            </w:r>
+            <w:r>
+              <w:t>Admin đã đăng nhập thành công.</w:t>
+            </w:r>
+          </w:p>
+        </w:tc>
+      </w:tr>
+      <w:tr>
+        <w:trPr>
+          <w:trHeight w:val="500"/>
+        </w:trPr>
+        <w:tc>
+          <w:tcPr>
+            <w:tcW w:w="2269" w:type="dxa"/>
+            <w:tcBorders>
+              <w:top w:val="single" w:sz="8" w:space="0" w:color="000000"/>
+              <w:left w:val="single" w:sz="8" w:space="0" w:color="000000"/>
+              <w:bottom w:val="single" w:sz="8" w:space="0" w:color="000000"/>
+              <w:right w:val="single" w:sz="8" w:space="0" w:color="000000"/>
+            </w:tcBorders>
+            <w:tcMar>
+              <w:top w:w="100" w:type="dxa"/>
+              <w:left w:w="100" w:type="dxa"/>
+              <w:bottom w:w="100" w:type="dxa"/>
+              <w:right w:w="100" w:type="dxa"/>
+            </w:tcMar>
+            <w:hideMark/>
+          </w:tcPr>
+          <w:p>
+            <w:pPr>
+              <w:spacing w:before="240" w:after="240" w:line="240" w:lineRule="auto"/>
+              <w:rPr>
+                <w:rFonts w:eastAsia="Times New Roman" w:cs="Times New Roman"/>
+                <w:sz w:val="24"/>
+                <w:szCs w:val="24"/>
+              </w:rPr>
+            </w:pPr>
+            <w:r>
+              <w:rPr>
+                <w:rFonts w:eastAsia="Times New Roman" w:cs="Times New Roman"/>
+                <w:b/>
+                <w:bCs/>
+                <w:color w:val="000000"/>
+                <w:szCs w:val="26"/>
+              </w:rPr>
+              <w:t>Hậu điều kiện</w:t>
+            </w:r>
+          </w:p>
+        </w:tc>
+        <w:tc>
+          <w:tcPr>
+            <w:tcW w:w="8363" w:type="dxa"/>
+            <w:tcBorders>
+              <w:top w:val="single" w:sz="8" w:space="0" w:color="000000"/>
+              <w:left w:val="single" w:sz="8" w:space="0" w:color="000000"/>
+              <w:bottom w:val="single" w:sz="8" w:space="0" w:color="000000"/>
+              <w:right w:val="single" w:sz="8" w:space="0" w:color="000000"/>
+            </w:tcBorders>
+            <w:tcMar>
+              <w:top w:w="100" w:type="dxa"/>
+              <w:left w:w="100" w:type="dxa"/>
+              <w:bottom w:w="100" w:type="dxa"/>
+              <w:right w:w="100" w:type="dxa"/>
+            </w:tcMar>
+            <w:hideMark/>
+          </w:tcPr>
+          <w:p>
+            <w:pPr>
+              <w:spacing w:before="240" w:after="240" w:line="240" w:lineRule="auto"/>
+              <w:rPr>
+                <w:rFonts w:eastAsia="Times New Roman" w:cs="Times New Roman"/>
+                <w:szCs w:val="26"/>
+              </w:rPr>
+            </w:pPr>
+            <w:r>
+              <w:rPr>
+                <w:rFonts w:eastAsia="Times New Roman" w:cs="Times New Roman"/>
+                <w:color w:val="000000"/>
+                <w:szCs w:val="26"/>
+              </w:rPr>
+              <w:t xml:space="preserve">- </w:t>
+            </w:r>
+            <w:r>
+              <w:t>Thông tin lịch sử được hiển thị chính xác, hỗ trợ xuất báo cáo nghiệp vụ.</w:t>
+            </w:r>
+          </w:p>
+        </w:tc>
+      </w:tr>
+    </w:tbl>
+    <w:p/>
+    <w:p/>
+    <w:p/>
+    <w:p/>
+    <w:p/>
+    <w:p/>
+    <w:p/>
+    <w:p>
+      <w:r>
+        <w:lastRenderedPageBreak/>
+        <w:t xml:space="preserve">UC-C5: Xem lịch sử ra vào cá nhân </w:t>
+      </w:r>
+    </w:p>
+    <w:p>
+      <w:pPr>
+        <w:pStyle w:val="h"/>
+        <w:rPr>
+          <w:sz w:val="24"/>
+          <w:szCs w:val="24"/>
+        </w:rPr>
+      </w:pPr>
+      <w:r>
+        <w:t>Bảng 3.</w:t>
+      </w:r>
+      <w:r>
+        <w:t>5</w:t>
+      </w:r>
+      <w:r>
+        <w:t xml:space="preserve">: Đặc tả chức năng </w:t>
+      </w:r>
+      <w:r>
+        <w:t xml:space="preserve">xem lịch sử ra vào cá nhân </w:t>
+      </w:r>
+    </w:p>
+    <w:tbl>
+      <w:tblPr>
+        <w:tblW w:w="10774" w:type="dxa"/>
+        <w:tblInd w:w="-719" w:type="dxa"/>
+        <w:tblCellMar>
+          <w:top w:w="15" w:type="dxa"/>
+          <w:left w:w="15" w:type="dxa"/>
+          <w:bottom w:w="15" w:type="dxa"/>
+          <w:right w:w="15" w:type="dxa"/>
+        </w:tblCellMar>
+        <w:tblLook w:val="04A0" w:firstRow="1" w:lastRow="0" w:firstColumn="1" w:lastColumn="0" w:noHBand="0" w:noVBand="1"/>
+      </w:tblPr>
+      <w:tblGrid>
+        <w:gridCol w:w="2836"/>
+        <w:gridCol w:w="7938"/>
+      </w:tblGrid>
+      <w:tr>
+        <w:trPr>
+          <w:trHeight w:val="500"/>
+        </w:trPr>
+        <w:tc>
+          <w:tcPr>
+            <w:tcW w:w="2836" w:type="dxa"/>
+            <w:tcBorders>
+              <w:top w:val="single" w:sz="8" w:space="0" w:color="000000"/>
+              <w:left w:val="single" w:sz="8" w:space="0" w:color="000000"/>
+              <w:bottom w:val="single" w:sz="8" w:space="0" w:color="000000"/>
+              <w:right w:val="single" w:sz="8" w:space="0" w:color="000000"/>
+            </w:tcBorders>
+            <w:tcMar>
+              <w:top w:w="100" w:type="dxa"/>
+              <w:left w:w="100" w:type="dxa"/>
+              <w:bottom w:w="100" w:type="dxa"/>
+              <w:right w:w="100" w:type="dxa"/>
+            </w:tcMar>
+            <w:hideMark/>
+          </w:tcPr>
+          <w:p>
+            <w:pPr>
+              <w:spacing w:before="240" w:after="240" w:line="240" w:lineRule="auto"/>
+              <w:jc w:val="center"/>
+              <w:rPr>
+                <w:rFonts w:eastAsia="Times New Roman" w:cs="Times New Roman"/>
+                <w:sz w:val="24"/>
+                <w:szCs w:val="24"/>
+              </w:rPr>
+            </w:pPr>
+            <w:r>
+              <w:rPr>
+                <w:rFonts w:eastAsia="Times New Roman" w:cs="Times New Roman"/>
+                <w:b/>
+                <w:bCs/>
+                <w:color w:val="000000"/>
+                <w:szCs w:val="26"/>
+              </w:rPr>
+              <w:t>Use Case</w:t>
+            </w:r>
+          </w:p>
+        </w:tc>
+        <w:tc>
+          <w:tcPr>
+            <w:tcW w:w="7938" w:type="dxa"/>
+            <w:tcBorders>
+              <w:top w:val="single" w:sz="8" w:space="0" w:color="000000"/>
+              <w:left w:val="single" w:sz="8" w:space="0" w:color="000000"/>
+              <w:bottom w:val="single" w:sz="8" w:space="0" w:color="000000"/>
+              <w:right w:val="single" w:sz="8" w:space="0" w:color="000000"/>
+            </w:tcBorders>
+            <w:tcMar>
+              <w:top w:w="100" w:type="dxa"/>
+              <w:left w:w="100" w:type="dxa"/>
+              <w:bottom w:w="100" w:type="dxa"/>
+              <w:right w:w="100" w:type="dxa"/>
+            </w:tcMar>
+            <w:hideMark/>
+          </w:tcPr>
+          <w:p>
+            <w:pPr>
+              <w:spacing w:before="240" w:after="240" w:line="240" w:lineRule="auto"/>
+              <w:jc w:val="center"/>
+              <w:rPr>
+                <w:rFonts w:eastAsia="Times New Roman" w:cs="Times New Roman"/>
+                <w:sz w:val="24"/>
+                <w:szCs w:val="24"/>
+              </w:rPr>
+            </w:pPr>
+            <w:r>
+              <w:rPr>
+                <w:rFonts w:eastAsia="Times New Roman" w:cs="Times New Roman"/>
+                <w:b/>
+                <w:bCs/>
+                <w:color w:val="000000"/>
+                <w:szCs w:val="26"/>
+              </w:rPr>
+              <w:t>Nội dung</w:t>
+            </w:r>
+          </w:p>
+        </w:tc>
+      </w:tr>
+      <w:tr>
+        <w:trPr>
+          <w:trHeight w:val="500"/>
+        </w:trPr>
+        <w:tc>
+          <w:tcPr>
+            <w:tcW w:w="2836" w:type="dxa"/>
+            <w:tcBorders>
+              <w:top w:val="single" w:sz="8" w:space="0" w:color="000000"/>
+              <w:left w:val="single" w:sz="8" w:space="0" w:color="000000"/>
+              <w:bottom w:val="single" w:sz="8" w:space="0" w:color="000000"/>
+              <w:right w:val="single" w:sz="8" w:space="0" w:color="000000"/>
+            </w:tcBorders>
+            <w:tcMar>
+              <w:top w:w="100" w:type="dxa"/>
+              <w:left w:w="100" w:type="dxa"/>
+              <w:bottom w:w="100" w:type="dxa"/>
+              <w:right w:w="100" w:type="dxa"/>
+            </w:tcMar>
+            <w:hideMark/>
+          </w:tcPr>
+          <w:p>
+            <w:pPr>
+              <w:spacing w:before="240" w:after="240" w:line="240" w:lineRule="auto"/>
+              <w:rPr>
+                <w:rFonts w:eastAsia="Times New Roman" w:cs="Times New Roman"/>
+                <w:sz w:val="24"/>
+                <w:szCs w:val="24"/>
+              </w:rPr>
+            </w:pPr>
+            <w:r>
+              <w:rPr>
+                <w:rFonts w:eastAsia="Times New Roman" w:cs="Times New Roman"/>
+                <w:b/>
+                <w:bCs/>
+                <w:color w:val="000000"/>
+                <w:szCs w:val="26"/>
+              </w:rPr>
+              <w:t>Xem lịch sử ra vào cá nhân</w:t>
+            </w:r>
+          </w:p>
+        </w:tc>
+        <w:tc>
+          <w:tcPr>
+            <w:tcW w:w="7938" w:type="dxa"/>
+            <w:tcBorders>
+              <w:top w:val="single" w:sz="8" w:space="0" w:color="000000"/>
+              <w:left w:val="single" w:sz="8" w:space="0" w:color="000000"/>
+              <w:bottom w:val="single" w:sz="8" w:space="0" w:color="000000"/>
+              <w:right w:val="single" w:sz="8" w:space="0" w:color="000000"/>
+            </w:tcBorders>
+            <w:tcMar>
+              <w:top w:w="100" w:type="dxa"/>
+              <w:left w:w="100" w:type="dxa"/>
+              <w:bottom w:w="100" w:type="dxa"/>
+              <w:right w:w="100" w:type="dxa"/>
+            </w:tcMar>
+            <w:hideMark/>
+          </w:tcPr>
+          <w:p>
+            <w:pPr>
+              <w:spacing w:before="240" w:after="240" w:line="240" w:lineRule="auto"/>
+              <w:rPr>
+                <w:rFonts w:eastAsia="Times New Roman" w:cs="Times New Roman"/>
+                <w:sz w:val="24"/>
+                <w:szCs w:val="24"/>
+              </w:rPr>
+            </w:pPr>
+            <w:r>
+              <w:t>Quản lý lịch sử ra vào hệ thống</w:t>
+            </w:r>
+          </w:p>
+        </w:tc>
+      </w:tr>
+      <w:tr>
+        <w:trPr>
+          <w:trHeight w:val="500"/>
+        </w:trPr>
+        <w:tc>
+          <w:tcPr>
+            <w:tcW w:w="2836" w:type="dxa"/>
+            <w:tcBorders>
+              <w:top w:val="single" w:sz="8" w:space="0" w:color="000000"/>
+              <w:left w:val="single" w:sz="8" w:space="0" w:color="000000"/>
+              <w:bottom w:val="single" w:sz="8" w:space="0" w:color="000000"/>
+              <w:right w:val="single" w:sz="8" w:space="0" w:color="000000"/>
+            </w:tcBorders>
+            <w:tcMar>
+              <w:top w:w="100" w:type="dxa"/>
+              <w:left w:w="100" w:type="dxa"/>
+              <w:bottom w:w="100" w:type="dxa"/>
+              <w:right w:w="100" w:type="dxa"/>
+            </w:tcMar>
+            <w:hideMark/>
+          </w:tcPr>
+          <w:p>
+            <w:pPr>
+              <w:spacing w:before="240" w:after="240" w:line="240" w:lineRule="auto"/>
+              <w:rPr>
+                <w:rFonts w:eastAsia="Times New Roman" w:cs="Times New Roman"/>
+                <w:sz w:val="24"/>
+                <w:szCs w:val="24"/>
+              </w:rPr>
+            </w:pPr>
+            <w:r>
+              <w:rPr>
+                <w:rFonts w:eastAsia="Times New Roman" w:cs="Times New Roman"/>
+                <w:b/>
+                <w:bCs/>
+                <w:color w:val="000000"/>
+                <w:szCs w:val="26"/>
+              </w:rPr>
+              <w:t>Actor</w:t>
+            </w:r>
+          </w:p>
+        </w:tc>
+        <w:tc>
+          <w:tcPr>
+            <w:tcW w:w="7938" w:type="dxa"/>
+            <w:tcBorders>
+              <w:top w:val="single" w:sz="8" w:space="0" w:color="000000"/>
+              <w:left w:val="single" w:sz="8" w:space="0" w:color="000000"/>
+              <w:bottom w:val="single" w:sz="8" w:space="0" w:color="000000"/>
+              <w:right w:val="single" w:sz="8" w:space="0" w:color="000000"/>
+            </w:tcBorders>
+            <w:tcMar>
+              <w:top w:w="100" w:type="dxa"/>
+              <w:left w:w="100" w:type="dxa"/>
+              <w:bottom w:w="100" w:type="dxa"/>
+              <w:right w:w="100" w:type="dxa"/>
+            </w:tcMar>
+            <w:hideMark/>
+          </w:tcPr>
+          <w:p>
+            <w:pPr>
+              <w:spacing w:before="240" w:after="240" w:line="240" w:lineRule="auto"/>
+              <w:rPr>
+                <w:rFonts w:eastAsia="Times New Roman" w:cs="Times New Roman"/>
+                <w:sz w:val="24"/>
+                <w:szCs w:val="24"/>
+              </w:rPr>
+            </w:pPr>
+            <w:r>
+              <w:t>Sinh viên</w:t>
+            </w:r>
+          </w:p>
+        </w:tc>
+      </w:tr>
+      <w:tr>
+        <w:trPr>
+          <w:trHeight w:val="2030"/>
+        </w:trPr>
+        <w:tc>
+          <w:tcPr>
+            <w:tcW w:w="2836" w:type="dxa"/>
+            <w:tcBorders>
+              <w:top w:val="single" w:sz="8" w:space="0" w:color="000000"/>
+              <w:left w:val="single" w:sz="8" w:space="0" w:color="000000"/>
+              <w:bottom w:val="single" w:sz="8" w:space="0" w:color="000000"/>
+              <w:right w:val="single" w:sz="8" w:space="0" w:color="000000"/>
+            </w:tcBorders>
+            <w:tcMar>
+              <w:top w:w="100" w:type="dxa"/>
+              <w:left w:w="100" w:type="dxa"/>
+              <w:bottom w:w="100" w:type="dxa"/>
+              <w:right w:w="100" w:type="dxa"/>
+            </w:tcMar>
+            <w:hideMark/>
+          </w:tcPr>
+          <w:p>
+            <w:pPr>
+              <w:spacing w:before="240" w:after="240" w:line="240" w:lineRule="auto"/>
+              <w:rPr>
+                <w:rFonts w:eastAsia="Times New Roman" w:cs="Times New Roman"/>
+                <w:sz w:val="24"/>
+                <w:szCs w:val="24"/>
+              </w:rPr>
+            </w:pPr>
+            <w:r>
+              <w:rPr>
+                <w:rFonts w:eastAsia="Times New Roman" w:cs="Times New Roman"/>
+                <w:b/>
+                <w:bCs/>
+                <w:color w:val="000000"/>
+                <w:szCs w:val="26"/>
+              </w:rPr>
+              <w:t>Dòng sự kiện chính</w:t>
+            </w:r>
+          </w:p>
+          <w:p>
+            <w:pPr>
+              <w:spacing w:after="0" w:line="240" w:lineRule="auto"/>
+              <w:rPr>
+                <w:rFonts w:eastAsia="Times New Roman" w:cs="Times New Roman"/>
+                <w:sz w:val="24"/>
+                <w:szCs w:val="24"/>
+              </w:rPr>
+            </w:pPr>
+          </w:p>
+        </w:tc>
+        <w:tc>
+          <w:tcPr>
+            <w:tcW w:w="7938" w:type="dxa"/>
+            <w:tcBorders>
+              <w:top w:val="single" w:sz="8" w:space="0" w:color="000000"/>
+              <w:left w:val="single" w:sz="8" w:space="0" w:color="000000"/>
+              <w:bottom w:val="single" w:sz="8" w:space="0" w:color="000000"/>
+              <w:right w:val="single" w:sz="8" w:space="0" w:color="000000"/>
+            </w:tcBorders>
+            <w:tcMar>
+              <w:top w:w="100" w:type="dxa"/>
+              <w:left w:w="100" w:type="dxa"/>
+              <w:bottom w:w="100" w:type="dxa"/>
+              <w:right w:w="100" w:type="dxa"/>
+            </w:tcMar>
+            <w:hideMark/>
+          </w:tcPr>
+          <w:p>
+            <w:pPr>
+              <w:spacing w:before="100" w:beforeAutospacing="1" w:after="100" w:afterAutospacing="1" w:line="240" w:lineRule="auto"/>
+              <w:rPr>
+                <w:rFonts w:eastAsia="Times New Roman" w:cs="Times New Roman"/>
+                <w:sz w:val="24"/>
+                <w:szCs w:val="24"/>
+              </w:rPr>
+            </w:pPr>
+            <w:r>
+              <w:t>1. Sinh viên đăng nhập vào hệ thống.</w:t>
+            </w:r>
+            <w:r>
+              <w:br/>
+            </w:r>
+            <w:r>
+              <w:t xml:space="preserve">2. Hệ thống tự động lọc các bản ghi trong gate_logs có student_id trùng với </w:t>
+            </w:r>
+            <w:proofErr w:type="gramStart"/>
+            <w:r>
+              <w:t>st.session</w:t>
+            </w:r>
+            <w:proofErr w:type="gramEnd"/>
+            <w:r>
+              <w:t>_state.user_info['username'].</w:t>
+            </w:r>
+            <w:r>
+              <w:br/>
+            </w:r>
+            <w:r>
+              <w:t>3. Hệ thống hiển thị danh sách các lần vào/ra, biển số xe đã nhận diện và phí gửi xe tương ứng.</w:t>
+            </w:r>
+            <w:r>
+              <w:br/>
+            </w:r>
+            <w:r>
+              <w:t>4. Sinh viên có thể xem tổng số dư tài khoản hiện tại.</w:t>
+            </w:r>
+          </w:p>
+        </w:tc>
+      </w:tr>
+      <w:tr>
+        <w:trPr>
+          <w:trHeight w:val="1010"/>
+        </w:trPr>
+        <w:tc>
+          <w:tcPr>
+            <w:tcW w:w="2836" w:type="dxa"/>
+            <w:tcBorders>
+              <w:top w:val="single" w:sz="8" w:space="0" w:color="000000"/>
+              <w:left w:val="single" w:sz="8" w:space="0" w:color="000000"/>
+              <w:bottom w:val="single" w:sz="8" w:space="0" w:color="000000"/>
+              <w:right w:val="single" w:sz="8" w:space="0" w:color="000000"/>
+            </w:tcBorders>
+            <w:tcMar>
+              <w:top w:w="100" w:type="dxa"/>
+              <w:left w:w="100" w:type="dxa"/>
+              <w:bottom w:w="100" w:type="dxa"/>
+              <w:right w:w="100" w:type="dxa"/>
+            </w:tcMar>
+            <w:hideMark/>
+          </w:tcPr>
+          <w:p>
+            <w:pPr>
+              <w:spacing w:before="240" w:after="240" w:line="240" w:lineRule="auto"/>
+              <w:rPr>
+                <w:rFonts w:eastAsia="Times New Roman" w:cs="Times New Roman"/>
+                <w:sz w:val="24"/>
+                <w:szCs w:val="24"/>
+              </w:rPr>
+            </w:pPr>
+            <w:r>
+              <w:rPr>
+                <w:rFonts w:eastAsia="Times New Roman" w:cs="Times New Roman"/>
+                <w:b/>
+                <w:bCs/>
+                <w:color w:val="000000"/>
+                <w:szCs w:val="26"/>
+              </w:rPr>
+              <w:t>Các dòng sự kiện khác hoặc ngoại lệ</w:t>
+            </w:r>
+          </w:p>
+        </w:tc>
+        <w:tc>
+          <w:tcPr>
+            <w:tcW w:w="7938" w:type="dxa"/>
+            <w:tcBorders>
+              <w:top w:val="single" w:sz="8" w:space="0" w:color="000000"/>
+              <w:left w:val="single" w:sz="8" w:space="0" w:color="000000"/>
+              <w:bottom w:val="single" w:sz="8" w:space="0" w:color="000000"/>
+              <w:right w:val="single" w:sz="8" w:space="0" w:color="000000"/>
+            </w:tcBorders>
+            <w:tcMar>
+              <w:top w:w="100" w:type="dxa"/>
+              <w:left w:w="100" w:type="dxa"/>
+              <w:bottom w:w="100" w:type="dxa"/>
+              <w:right w:w="100" w:type="dxa"/>
+            </w:tcMar>
+            <w:hideMark/>
+          </w:tcPr>
+          <w:p>
+            <w:pPr>
+              <w:spacing w:before="100" w:beforeAutospacing="1" w:after="100" w:afterAutospacing="1" w:line="240" w:lineRule="auto"/>
+              <w:rPr>
+                <w:rFonts w:eastAsia="Times New Roman" w:cs="Times New Roman"/>
+                <w:szCs w:val="26"/>
+              </w:rPr>
+            </w:pPr>
+            <w:r>
+              <w:rPr>
+                <w:rFonts w:eastAsia="Times New Roman" w:cs="Times New Roman"/>
+                <w:szCs w:val="26"/>
+              </w:rPr>
+              <w:br/>
+            </w:r>
+            <w:r>
+              <w:rPr>
+                <w:rFonts w:eastAsia="Times New Roman" w:cs="Times New Roman"/>
+                <w:szCs w:val="26"/>
+              </w:rPr>
+              <w:t xml:space="preserve">- </w:t>
+            </w:r>
+            <w:r>
+              <w:t>Nếu sinh viên mới chưa gửi xe lần nào: Hệ thống hiển thị bảng trống.</w:t>
+            </w:r>
+          </w:p>
+        </w:tc>
+      </w:tr>
+      <w:tr>
+        <w:trPr>
+          <w:trHeight w:val="500"/>
+        </w:trPr>
+        <w:tc>
+          <w:tcPr>
+            <w:tcW w:w="2836" w:type="dxa"/>
+            <w:tcBorders>
+              <w:top w:val="single" w:sz="8" w:space="0" w:color="000000"/>
+              <w:left w:val="single" w:sz="8" w:space="0" w:color="000000"/>
+              <w:bottom w:val="single" w:sz="8" w:space="0" w:color="000000"/>
+              <w:right w:val="single" w:sz="8" w:space="0" w:color="000000"/>
+            </w:tcBorders>
+            <w:tcMar>
+              <w:top w:w="100" w:type="dxa"/>
+              <w:left w:w="100" w:type="dxa"/>
+              <w:bottom w:w="100" w:type="dxa"/>
+              <w:right w:w="100" w:type="dxa"/>
+            </w:tcMar>
+            <w:hideMark/>
+          </w:tcPr>
+          <w:p>
+            <w:pPr>
+              <w:spacing w:before="240" w:after="240" w:line="240" w:lineRule="auto"/>
+              <w:rPr>
+                <w:rFonts w:eastAsia="Times New Roman" w:cs="Times New Roman"/>
+                <w:sz w:val="24"/>
+                <w:szCs w:val="24"/>
+              </w:rPr>
+            </w:pPr>
+            <w:r>
+              <w:rPr>
+                <w:rFonts w:eastAsia="Times New Roman" w:cs="Times New Roman"/>
+                <w:b/>
+                <w:bCs/>
+                <w:color w:val="000000"/>
+                <w:szCs w:val="26"/>
+              </w:rPr>
+              <w:t>Tiền điều kiện</w:t>
+            </w:r>
+          </w:p>
+        </w:tc>
+        <w:tc>
+          <w:tcPr>
+            <w:tcW w:w="7938" w:type="dxa"/>
+            <w:tcBorders>
+              <w:top w:val="single" w:sz="8" w:space="0" w:color="000000"/>
+              <w:left w:val="single" w:sz="8" w:space="0" w:color="000000"/>
+              <w:bottom w:val="single" w:sz="8" w:space="0" w:color="000000"/>
+              <w:right w:val="single" w:sz="8" w:space="0" w:color="000000"/>
+            </w:tcBorders>
+            <w:tcMar>
+              <w:top w:w="100" w:type="dxa"/>
+              <w:left w:w="100" w:type="dxa"/>
+              <w:bottom w:w="100" w:type="dxa"/>
+              <w:right w:w="100" w:type="dxa"/>
+            </w:tcMar>
+            <w:hideMark/>
+          </w:tcPr>
+          <w:p>
+            <w:pPr>
+              <w:spacing w:before="240" w:after="240" w:line="240" w:lineRule="auto"/>
+              <w:rPr>
+                <w:rFonts w:eastAsia="Times New Roman" w:cs="Times New Roman"/>
+                <w:szCs w:val="26"/>
+              </w:rPr>
+            </w:pPr>
+            <w:r>
+              <w:rPr>
+                <w:szCs w:val="26"/>
+              </w:rPr>
+              <w:t>-</w:t>
+            </w:r>
+            <w:r>
+              <w:t xml:space="preserve"> </w:t>
+            </w:r>
+            <w:r>
+              <w:t>Sinh viên đã đăng nhập thành công.</w:t>
+            </w:r>
+          </w:p>
+        </w:tc>
+      </w:tr>
+      <w:tr>
+        <w:trPr>
+          <w:trHeight w:val="500"/>
+        </w:trPr>
+        <w:tc>
+          <w:tcPr>
+            <w:tcW w:w="2836" w:type="dxa"/>
+            <w:tcBorders>
+              <w:top w:val="single" w:sz="8" w:space="0" w:color="000000"/>
+              <w:left w:val="single" w:sz="8" w:space="0" w:color="000000"/>
+              <w:bottom w:val="single" w:sz="8" w:space="0" w:color="000000"/>
+              <w:right w:val="single" w:sz="8" w:space="0" w:color="000000"/>
+            </w:tcBorders>
+            <w:tcMar>
+              <w:top w:w="100" w:type="dxa"/>
+              <w:left w:w="100" w:type="dxa"/>
+              <w:bottom w:w="100" w:type="dxa"/>
+              <w:right w:w="100" w:type="dxa"/>
+            </w:tcMar>
+            <w:hideMark/>
+          </w:tcPr>
+          <w:p>
+            <w:pPr>
+              <w:spacing w:before="240" w:after="240" w:line="240" w:lineRule="auto"/>
+              <w:rPr>
+                <w:rFonts w:eastAsia="Times New Roman" w:cs="Times New Roman"/>
+                <w:sz w:val="24"/>
+                <w:szCs w:val="24"/>
+              </w:rPr>
+            </w:pPr>
+            <w:r>
+              <w:rPr>
+                <w:rFonts w:eastAsia="Times New Roman" w:cs="Times New Roman"/>
+                <w:b/>
+                <w:bCs/>
+                <w:color w:val="000000"/>
+                <w:szCs w:val="26"/>
+              </w:rPr>
+              <w:t>Hậu điều kiện</w:t>
+            </w:r>
+          </w:p>
+        </w:tc>
+        <w:tc>
+          <w:tcPr>
+            <w:tcW w:w="7938" w:type="dxa"/>
+            <w:tcBorders>
+              <w:top w:val="single" w:sz="8" w:space="0" w:color="000000"/>
+              <w:left w:val="single" w:sz="8" w:space="0" w:color="000000"/>
+              <w:bottom w:val="single" w:sz="8" w:space="0" w:color="000000"/>
+              <w:right w:val="single" w:sz="8" w:space="0" w:color="000000"/>
+            </w:tcBorders>
+            <w:tcMar>
+              <w:top w:w="100" w:type="dxa"/>
+              <w:left w:w="100" w:type="dxa"/>
+              <w:bottom w:w="100" w:type="dxa"/>
+              <w:right w:w="100" w:type="dxa"/>
+            </w:tcMar>
+            <w:hideMark/>
+          </w:tcPr>
+          <w:p>
+            <w:pPr>
+              <w:spacing w:before="240" w:after="240" w:line="240" w:lineRule="auto"/>
+              <w:rPr>
+                <w:rFonts w:eastAsia="Times New Roman" w:cs="Times New Roman"/>
+                <w:szCs w:val="26"/>
+              </w:rPr>
+            </w:pPr>
+            <w:r>
+              <w:rPr>
+                <w:rFonts w:eastAsia="Times New Roman" w:cs="Times New Roman"/>
+                <w:color w:val="000000"/>
+                <w:szCs w:val="26"/>
+              </w:rPr>
+              <w:t xml:space="preserve">- </w:t>
+            </w:r>
+            <w:r>
+              <w:t xml:space="preserve">Sinh viên nắm bắt được lịch sử sử dụng dịch vụ của </w:t>
+            </w:r>
+            <w:proofErr w:type="gramStart"/>
+            <w:r>
+              <w:t>mình.</w:t>
+            </w:r>
+            <w:r>
+              <w:t>.</w:t>
+            </w:r>
+            <w:proofErr w:type="gramEnd"/>
+          </w:p>
+        </w:tc>
+      </w:tr>
+    </w:tbl>
+    <w:p/>
+    <w:p/>
+    <w:p/>
+    <w:p/>
+    <w:p/>
+    <w:p/>
+    <w:p/>
+    <w:p>
+      <w:r>
+        <w:lastRenderedPageBreak/>
+        <w:t xml:space="preserve">UC-C6: Nạp tiền vào tài khoản </w:t>
+      </w:r>
+    </w:p>
+    <w:p>
+      <w:pPr>
+        <w:pStyle w:val="h"/>
+        <w:rPr>
+          <w:sz w:val="24"/>
+          <w:szCs w:val="24"/>
+        </w:rPr>
+      </w:pPr>
+      <w:r>
+        <w:t>Bảng 3.</w:t>
+      </w:r>
+      <w:r>
+        <w:t>6</w:t>
+      </w:r>
+      <w:r>
+        <w:t xml:space="preserve">: Đặc tả chức năng </w:t>
+      </w:r>
+      <w:r>
+        <w:t xml:space="preserve">nạp tiền vào tài khoản </w:t>
+      </w:r>
+    </w:p>
+    <w:tbl>
+      <w:tblPr>
+        <w:tblW w:w="10774" w:type="dxa"/>
+        <w:tblInd w:w="-719" w:type="dxa"/>
+        <w:tblCellMar>
+          <w:top w:w="15" w:type="dxa"/>
+          <w:left w:w="15" w:type="dxa"/>
+          <w:bottom w:w="15" w:type="dxa"/>
+          <w:right w:w="15" w:type="dxa"/>
+        </w:tblCellMar>
+        <w:tblLook w:val="04A0" w:firstRow="1" w:lastRow="0" w:firstColumn="1" w:lastColumn="0" w:noHBand="0" w:noVBand="1"/>
+      </w:tblPr>
+      <w:tblGrid>
+        <w:gridCol w:w="2836"/>
+        <w:gridCol w:w="7938"/>
+      </w:tblGrid>
+      <w:tr>
+        <w:trPr>
+          <w:trHeight w:val="500"/>
+        </w:trPr>
+        <w:tc>
+          <w:tcPr>
+            <w:tcW w:w="2836" w:type="dxa"/>
+            <w:tcBorders>
+              <w:top w:val="single" w:sz="8" w:space="0" w:color="000000"/>
+              <w:left w:val="single" w:sz="8" w:space="0" w:color="000000"/>
+              <w:bottom w:val="single" w:sz="8" w:space="0" w:color="000000"/>
+              <w:right w:val="single" w:sz="8" w:space="0" w:color="000000"/>
+            </w:tcBorders>
+            <w:tcMar>
+              <w:top w:w="100" w:type="dxa"/>
+              <w:left w:w="100" w:type="dxa"/>
+              <w:bottom w:w="100" w:type="dxa"/>
+              <w:right w:w="100" w:type="dxa"/>
+            </w:tcMar>
+            <w:hideMark/>
+          </w:tcPr>
+          <w:p>
+            <w:pPr>
+              <w:spacing w:before="240" w:after="240" w:line="240" w:lineRule="auto"/>
+              <w:jc w:val="center"/>
+              <w:rPr>
+                <w:rFonts w:eastAsia="Times New Roman" w:cs="Times New Roman"/>
+                <w:sz w:val="24"/>
+                <w:szCs w:val="24"/>
+              </w:rPr>
+            </w:pPr>
+            <w:r>
+              <w:rPr>
+                <w:rFonts w:eastAsia="Times New Roman" w:cs="Times New Roman"/>
+                <w:b/>
+                <w:bCs/>
+                <w:color w:val="000000"/>
+                <w:szCs w:val="26"/>
+              </w:rPr>
+              <w:t>Use Case</w:t>
+            </w:r>
+          </w:p>
+        </w:tc>
+        <w:tc>
+          <w:tcPr>
+            <w:tcW w:w="7938" w:type="dxa"/>
+            <w:tcBorders>
+              <w:top w:val="single" w:sz="8" w:space="0" w:color="000000"/>
+              <w:left w:val="single" w:sz="8" w:space="0" w:color="000000"/>
+              <w:bottom w:val="single" w:sz="8" w:space="0" w:color="000000"/>
+              <w:right w:val="single" w:sz="8" w:space="0" w:color="000000"/>
+            </w:tcBorders>
+            <w:tcMar>
+              <w:top w:w="100" w:type="dxa"/>
+              <w:left w:w="100" w:type="dxa"/>
+              <w:bottom w:w="100" w:type="dxa"/>
+              <w:right w:w="100" w:type="dxa"/>
+            </w:tcMar>
+            <w:hideMark/>
+          </w:tcPr>
+          <w:p>
+            <w:pPr>
+              <w:spacing w:before="240" w:after="240" w:line="240" w:lineRule="auto"/>
+              <w:jc w:val="center"/>
+              <w:rPr>
+                <w:rFonts w:eastAsia="Times New Roman" w:cs="Times New Roman"/>
+                <w:sz w:val="24"/>
+                <w:szCs w:val="24"/>
+              </w:rPr>
+            </w:pPr>
+            <w:r>
+              <w:rPr>
+                <w:rFonts w:eastAsia="Times New Roman" w:cs="Times New Roman"/>
+                <w:b/>
+                <w:bCs/>
+                <w:color w:val="000000"/>
+                <w:szCs w:val="26"/>
+              </w:rPr>
+              <w:t>Nội dung</w:t>
+            </w:r>
+          </w:p>
+        </w:tc>
+      </w:tr>
+      <w:tr>
+        <w:trPr>
+          <w:trHeight w:val="500"/>
+        </w:trPr>
+        <w:tc>
+          <w:tcPr>
+            <w:tcW w:w="2836" w:type="dxa"/>
+            <w:tcBorders>
+              <w:top w:val="single" w:sz="8" w:space="0" w:color="000000"/>
+              <w:left w:val="single" w:sz="8" w:space="0" w:color="000000"/>
+              <w:bottom w:val="single" w:sz="8" w:space="0" w:color="000000"/>
+              <w:right w:val="single" w:sz="8" w:space="0" w:color="000000"/>
+            </w:tcBorders>
+            <w:tcMar>
+              <w:top w:w="100" w:type="dxa"/>
+              <w:left w:w="100" w:type="dxa"/>
+              <w:bottom w:w="100" w:type="dxa"/>
+              <w:right w:w="100" w:type="dxa"/>
+            </w:tcMar>
+            <w:hideMark/>
+          </w:tcPr>
+          <w:p>
+            <w:pPr>
+              <w:spacing w:before="240" w:after="240" w:line="240" w:lineRule="auto"/>
+              <w:rPr>
+                <w:rFonts w:eastAsia="Times New Roman" w:cs="Times New Roman"/>
+                <w:sz w:val="24"/>
+                <w:szCs w:val="24"/>
+              </w:rPr>
+            </w:pPr>
+            <w:r>
+              <w:rPr>
+                <w:rFonts w:eastAsia="Times New Roman" w:cs="Times New Roman"/>
+                <w:b/>
+                <w:bCs/>
+                <w:color w:val="000000"/>
+                <w:szCs w:val="26"/>
+              </w:rPr>
+              <w:t>N</w:t>
+            </w:r>
+            <w:r>
+              <w:rPr>
+                <w:rFonts w:eastAsia="Times New Roman" w:cs="Times New Roman"/>
+                <w:b/>
+                <w:bCs/>
+                <w:color w:val="000000"/>
+                <w:szCs w:val="26"/>
+              </w:rPr>
+              <w:t>ạp tiền vào tài khoản</w:t>
+            </w:r>
+          </w:p>
+        </w:tc>
+        <w:tc>
+          <w:tcPr>
+            <w:tcW w:w="7938" w:type="dxa"/>
+            <w:tcBorders>
+              <w:top w:val="single" w:sz="8" w:space="0" w:color="000000"/>
+              <w:left w:val="single" w:sz="8" w:space="0" w:color="000000"/>
+              <w:bottom w:val="single" w:sz="8" w:space="0" w:color="000000"/>
+              <w:right w:val="single" w:sz="8" w:space="0" w:color="000000"/>
+            </w:tcBorders>
+            <w:tcMar>
+              <w:top w:w="100" w:type="dxa"/>
+              <w:left w:w="100" w:type="dxa"/>
+              <w:bottom w:w="100" w:type="dxa"/>
+              <w:right w:w="100" w:type="dxa"/>
+            </w:tcMar>
+            <w:hideMark/>
+          </w:tcPr>
+          <w:p>
+            <w:pPr>
+              <w:spacing w:before="240" w:after="240" w:line="240" w:lineRule="auto"/>
+              <w:rPr>
+                <w:rFonts w:eastAsia="Times New Roman" w:cs="Times New Roman"/>
+                <w:sz w:val="24"/>
+                <w:szCs w:val="24"/>
+              </w:rPr>
+            </w:pPr>
+            <w:r>
+              <w:t xml:space="preserve">Sinh viên </w:t>
+            </w:r>
+            <w:r>
+              <w:t>nạp tiền vào tài khoản</w:t>
+            </w:r>
+          </w:p>
+        </w:tc>
+      </w:tr>
+      <w:tr>
+        <w:trPr>
+          <w:trHeight w:val="500"/>
+        </w:trPr>
+        <w:tc>
+          <w:tcPr>
+            <w:tcW w:w="2836" w:type="dxa"/>
+            <w:tcBorders>
+              <w:top w:val="single" w:sz="8" w:space="0" w:color="000000"/>
+              <w:left w:val="single" w:sz="8" w:space="0" w:color="000000"/>
+              <w:bottom w:val="single" w:sz="8" w:space="0" w:color="000000"/>
+              <w:right w:val="single" w:sz="8" w:space="0" w:color="000000"/>
+            </w:tcBorders>
+            <w:tcMar>
+              <w:top w:w="100" w:type="dxa"/>
+              <w:left w:w="100" w:type="dxa"/>
+              <w:bottom w:w="100" w:type="dxa"/>
+              <w:right w:w="100" w:type="dxa"/>
+            </w:tcMar>
+            <w:hideMark/>
+          </w:tcPr>
+          <w:p>
+            <w:pPr>
+              <w:spacing w:before="240" w:after="240" w:line="240" w:lineRule="auto"/>
+              <w:rPr>
+                <w:rFonts w:eastAsia="Times New Roman" w:cs="Times New Roman"/>
+                <w:sz w:val="24"/>
+                <w:szCs w:val="24"/>
+              </w:rPr>
+            </w:pPr>
+            <w:r>
+              <w:rPr>
+                <w:rFonts w:eastAsia="Times New Roman" w:cs="Times New Roman"/>
+                <w:b/>
+                <w:bCs/>
+                <w:color w:val="000000"/>
+                <w:szCs w:val="26"/>
+              </w:rPr>
+              <w:t>Actor</w:t>
+            </w:r>
+          </w:p>
+        </w:tc>
+        <w:tc>
+          <w:tcPr>
+            <w:tcW w:w="7938" w:type="dxa"/>
+            <w:tcBorders>
+              <w:top w:val="single" w:sz="8" w:space="0" w:color="000000"/>
+              <w:left w:val="single" w:sz="8" w:space="0" w:color="000000"/>
+              <w:bottom w:val="single" w:sz="8" w:space="0" w:color="000000"/>
+              <w:right w:val="single" w:sz="8" w:space="0" w:color="000000"/>
+            </w:tcBorders>
+            <w:tcMar>
+              <w:top w:w="100" w:type="dxa"/>
+              <w:left w:w="100" w:type="dxa"/>
+              <w:bottom w:w="100" w:type="dxa"/>
+              <w:right w:w="100" w:type="dxa"/>
+            </w:tcMar>
+            <w:hideMark/>
+          </w:tcPr>
+          <w:p>
+            <w:pPr>
+              <w:spacing w:before="240" w:after="240" w:line="240" w:lineRule="auto"/>
+              <w:rPr>
+                <w:rFonts w:eastAsia="Times New Roman" w:cs="Times New Roman"/>
+                <w:sz w:val="24"/>
+                <w:szCs w:val="24"/>
+              </w:rPr>
+            </w:pPr>
+            <w:r>
+              <w:t>Sinh viên, Quản trị viên</w:t>
+            </w:r>
+          </w:p>
+        </w:tc>
+      </w:tr>
+      <w:tr>
+        <w:trPr>
+          <w:trHeight w:val="2018"/>
+        </w:trPr>
+        <w:tc>
+          <w:tcPr>
+            <w:tcW w:w="2836" w:type="dxa"/>
+            <w:tcBorders>
+              <w:top w:val="single" w:sz="8" w:space="0" w:color="000000"/>
+              <w:left w:val="single" w:sz="8" w:space="0" w:color="000000"/>
+              <w:bottom w:val="single" w:sz="8" w:space="0" w:color="000000"/>
+              <w:right w:val="single" w:sz="8" w:space="0" w:color="000000"/>
+            </w:tcBorders>
+            <w:tcMar>
+              <w:top w:w="100" w:type="dxa"/>
+              <w:left w:w="100" w:type="dxa"/>
+              <w:bottom w:w="100" w:type="dxa"/>
+              <w:right w:w="100" w:type="dxa"/>
+            </w:tcMar>
+            <w:hideMark/>
+          </w:tcPr>
+          <w:p>
+            <w:pPr>
+              <w:spacing w:before="240" w:after="240" w:line="240" w:lineRule="auto"/>
+              <w:rPr>
+                <w:rFonts w:eastAsia="Times New Roman" w:cs="Times New Roman"/>
+                <w:sz w:val="24"/>
+                <w:szCs w:val="24"/>
+              </w:rPr>
+            </w:pPr>
+            <w:r>
+              <w:rPr>
+                <w:rFonts w:eastAsia="Times New Roman" w:cs="Times New Roman"/>
+                <w:b/>
+                <w:bCs/>
+                <w:color w:val="000000"/>
+                <w:szCs w:val="26"/>
+              </w:rPr>
+              <w:t>Dòng sự kiện chính</w:t>
+            </w:r>
+          </w:p>
+          <w:p>
+            <w:pPr>
+              <w:spacing w:after="0" w:line="240" w:lineRule="auto"/>
+              <w:rPr>
+                <w:rFonts w:eastAsia="Times New Roman" w:cs="Times New Roman"/>
+                <w:sz w:val="24"/>
+                <w:szCs w:val="24"/>
+              </w:rPr>
+            </w:pPr>
+          </w:p>
+        </w:tc>
+        <w:tc>
+          <w:tcPr>
+            <w:tcW w:w="7938" w:type="dxa"/>
+            <w:tcBorders>
+              <w:top w:val="single" w:sz="8" w:space="0" w:color="000000"/>
+              <w:left w:val="single" w:sz="8" w:space="0" w:color="000000"/>
+              <w:bottom w:val="single" w:sz="8" w:space="0" w:color="000000"/>
+              <w:right w:val="single" w:sz="8" w:space="0" w:color="000000"/>
+            </w:tcBorders>
+            <w:tcMar>
+              <w:top w:w="100" w:type="dxa"/>
+              <w:left w:w="100" w:type="dxa"/>
+              <w:bottom w:w="100" w:type="dxa"/>
+              <w:right w:w="100" w:type="dxa"/>
+            </w:tcMar>
+            <w:hideMark/>
+          </w:tcPr>
+          <w:p>
+            <w:pPr>
+              <w:spacing w:before="100" w:beforeAutospacing="1" w:after="100" w:afterAutospacing="1" w:line="240" w:lineRule="auto"/>
+            </w:pPr>
+            <w:r>
+              <w:br/>
+            </w:r>
+            <w:r>
+              <w:t>1. Người dùng chọn chức năng "Nạp tiền".</w:t>
+            </w:r>
+            <w:r>
+              <w:br/>
+            </w:r>
+            <w:r>
+              <w:t>2. Người dùng nhập số tiền cần nạp.</w:t>
+            </w:r>
+            <w:r>
+              <w:br/>
+            </w:r>
+            <w:r>
+              <w:t>3. Hệ thống tạo yêu cầu thanh toán (qua PayOS hoặc hiển thị mã QR).</w:t>
+            </w:r>
+            <w:r>
+              <w:br/>
+            </w:r>
+            <w:r>
+              <w:t>4. Sau khi thanh toán thành công, hệ thống cập nhật trường balance trong Collection users.</w:t>
+            </w:r>
+            <w:r>
+              <w:br/>
+            </w:r>
+            <w:r>
+              <w:t>5. Hệ thống ghi lại nhật ký nạp tiền vào Collection recharge_logs.</w:t>
+            </w:r>
+          </w:p>
+        </w:tc>
+      </w:tr>
+      <w:tr>
+        <w:trPr>
+          <w:trHeight w:val="1010"/>
+        </w:trPr>
+        <w:tc>
+          <w:tcPr>
+            <w:tcW w:w="2836" w:type="dxa"/>
+            <w:tcBorders>
+              <w:top w:val="single" w:sz="8" w:space="0" w:color="000000"/>
+              <w:left w:val="single" w:sz="8" w:space="0" w:color="000000"/>
+              <w:bottom w:val="single" w:sz="8" w:space="0" w:color="000000"/>
+              <w:right w:val="single" w:sz="8" w:space="0" w:color="000000"/>
+            </w:tcBorders>
+            <w:tcMar>
+              <w:top w:w="100" w:type="dxa"/>
+              <w:left w:w="100" w:type="dxa"/>
+              <w:bottom w:w="100" w:type="dxa"/>
+              <w:right w:w="100" w:type="dxa"/>
+            </w:tcMar>
+            <w:hideMark/>
+          </w:tcPr>
+          <w:p>
+            <w:pPr>
+              <w:spacing w:before="240" w:after="240" w:line="240" w:lineRule="auto"/>
+              <w:rPr>
+                <w:rFonts w:eastAsia="Times New Roman" w:cs="Times New Roman"/>
+                <w:sz w:val="24"/>
+                <w:szCs w:val="24"/>
+              </w:rPr>
+            </w:pPr>
+            <w:r>
+              <w:rPr>
+                <w:rFonts w:eastAsia="Times New Roman" w:cs="Times New Roman"/>
+                <w:b/>
+                <w:bCs/>
+                <w:color w:val="000000"/>
+                <w:szCs w:val="26"/>
+              </w:rPr>
+              <w:t>Các dòng sự kiện khác hoặc ngoại lệ</w:t>
+            </w:r>
+          </w:p>
+        </w:tc>
+        <w:tc>
+          <w:tcPr>
+            <w:tcW w:w="7938" w:type="dxa"/>
+            <w:tcBorders>
+              <w:top w:val="single" w:sz="8" w:space="0" w:color="000000"/>
+              <w:left w:val="single" w:sz="8" w:space="0" w:color="000000"/>
+              <w:bottom w:val="single" w:sz="8" w:space="0" w:color="000000"/>
+              <w:right w:val="single" w:sz="8" w:space="0" w:color="000000"/>
+            </w:tcBorders>
+            <w:tcMar>
+              <w:top w:w="100" w:type="dxa"/>
+              <w:left w:w="100" w:type="dxa"/>
+              <w:bottom w:w="100" w:type="dxa"/>
+              <w:right w:w="100" w:type="dxa"/>
+            </w:tcMar>
+            <w:hideMark/>
+          </w:tcPr>
+          <w:p>
+            <w:pPr>
+              <w:pStyle w:val="NormalWeb"/>
+              <w:rPr>
+                <w:rFonts w:eastAsiaTheme="minorHAnsi" w:cstheme="minorBidi"/>
+                <w:sz w:val="26"/>
+                <w:szCs w:val="22"/>
+              </w:rPr>
+            </w:pPr>
+            <w:r>
+              <w:rPr>
+                <w:rFonts w:eastAsiaTheme="minorHAnsi" w:cstheme="minorBidi"/>
+                <w:sz w:val="26"/>
+                <w:szCs w:val="22"/>
+              </w:rPr>
+              <w:br/>
+            </w:r>
+            <w:r>
+              <w:rPr>
+                <w:rFonts w:eastAsiaTheme="minorHAnsi" w:cstheme="minorBidi"/>
+                <w:sz w:val="26"/>
+                <w:szCs w:val="22"/>
+              </w:rPr>
+              <w:t>- Giao dịch bị hủy: Hệ thống không cập nhật số dư và thông báo lỗi.</w:t>
+            </w:r>
+            <w:r>
+              <w:rPr>
+                <w:rFonts w:eastAsiaTheme="minorHAnsi" w:cstheme="minorBidi"/>
+                <w:sz w:val="26"/>
+                <w:szCs w:val="22"/>
+              </w:rPr>
+              <w:br/>
+            </w:r>
+            <w:r>
+              <w:rPr>
+                <w:rFonts w:eastAsiaTheme="minorHAnsi" w:cstheme="minorBidi"/>
+                <w:sz w:val="26"/>
+                <w:szCs w:val="22"/>
+              </w:rPr>
+              <w:t>- Sai thông tin chuyển khoản: Hệ thống chờ xác thực hoặc từ chối.</w:t>
+            </w:r>
+          </w:p>
+          <w:p>
+            <w:pPr>
+              <w:spacing w:before="100" w:beforeAutospacing="1" w:after="100" w:afterAutospacing="1" w:line="240" w:lineRule="auto"/>
+            </w:pPr>
+          </w:p>
+        </w:tc>
+      </w:tr>
+      <w:tr>
+        <w:trPr>
+          <w:trHeight w:val="500"/>
+        </w:trPr>
+        <w:tc>
+          <w:tcPr>
+            <w:tcW w:w="2836" w:type="dxa"/>
+            <w:tcBorders>
+              <w:top w:val="single" w:sz="8" w:space="0" w:color="000000"/>
+              <w:left w:val="single" w:sz="8" w:space="0" w:color="000000"/>
+              <w:bottom w:val="single" w:sz="8" w:space="0" w:color="000000"/>
+              <w:right w:val="single" w:sz="8" w:space="0" w:color="000000"/>
+            </w:tcBorders>
+            <w:tcMar>
+              <w:top w:w="100" w:type="dxa"/>
+              <w:left w:w="100" w:type="dxa"/>
+              <w:bottom w:w="100" w:type="dxa"/>
+              <w:right w:w="100" w:type="dxa"/>
+            </w:tcMar>
+            <w:hideMark/>
+          </w:tcPr>
+          <w:p>
+            <w:pPr>
+              <w:spacing w:before="240" w:after="240" w:line="240" w:lineRule="auto"/>
+              <w:rPr>
+                <w:rFonts w:eastAsia="Times New Roman" w:cs="Times New Roman"/>
+                <w:sz w:val="24"/>
+                <w:szCs w:val="24"/>
+              </w:rPr>
+            </w:pPr>
+            <w:r>
+              <w:rPr>
+                <w:rFonts w:eastAsia="Times New Roman" w:cs="Times New Roman"/>
+                <w:b/>
+                <w:bCs/>
+                <w:color w:val="000000"/>
+                <w:szCs w:val="26"/>
+              </w:rPr>
+              <w:t>Tiền điều kiện</w:t>
+            </w:r>
+          </w:p>
+        </w:tc>
+        <w:tc>
+          <w:tcPr>
+            <w:tcW w:w="7938" w:type="dxa"/>
+            <w:tcBorders>
+              <w:top w:val="single" w:sz="8" w:space="0" w:color="000000"/>
+              <w:left w:val="single" w:sz="8" w:space="0" w:color="000000"/>
+              <w:bottom w:val="single" w:sz="8" w:space="0" w:color="000000"/>
+              <w:right w:val="single" w:sz="8" w:space="0" w:color="000000"/>
+            </w:tcBorders>
+            <w:tcMar>
+              <w:top w:w="100" w:type="dxa"/>
+              <w:left w:w="100" w:type="dxa"/>
+              <w:bottom w:w="100" w:type="dxa"/>
+              <w:right w:w="100" w:type="dxa"/>
+            </w:tcMar>
+            <w:hideMark/>
+          </w:tcPr>
+          <w:p>
+            <w:pPr>
+              <w:spacing w:before="240" w:after="240" w:line="240" w:lineRule="auto"/>
+              <w:rPr>
+                <w:rFonts w:eastAsia="Times New Roman" w:cs="Times New Roman"/>
+                <w:szCs w:val="26"/>
+              </w:rPr>
+            </w:pPr>
+            <w:r>
+              <w:rPr>
+                <w:szCs w:val="26"/>
+              </w:rPr>
+              <w:t>-</w:t>
+            </w:r>
+            <w:r>
+              <w:t xml:space="preserve"> </w:t>
+            </w:r>
+            <w:r>
+              <w:t>Tài khoản đang hoạt động.</w:t>
+            </w:r>
+          </w:p>
+        </w:tc>
+      </w:tr>
+      <w:tr>
+        <w:trPr>
+          <w:trHeight w:val="500"/>
+        </w:trPr>
+        <w:tc>
+          <w:tcPr>
+            <w:tcW w:w="2836" w:type="dxa"/>
+            <w:tcBorders>
+              <w:top w:val="single" w:sz="8" w:space="0" w:color="000000"/>
+              <w:left w:val="single" w:sz="8" w:space="0" w:color="000000"/>
+              <w:bottom w:val="single" w:sz="8" w:space="0" w:color="000000"/>
+              <w:right w:val="single" w:sz="8" w:space="0" w:color="000000"/>
+            </w:tcBorders>
+            <w:tcMar>
+              <w:top w:w="100" w:type="dxa"/>
+              <w:left w:w="100" w:type="dxa"/>
+              <w:bottom w:w="100" w:type="dxa"/>
+              <w:right w:w="100" w:type="dxa"/>
+            </w:tcMar>
+            <w:hideMark/>
+          </w:tcPr>
+          <w:p>
+            <w:pPr>
+              <w:spacing w:before="240" w:after="240" w:line="240" w:lineRule="auto"/>
+              <w:rPr>
+                <w:rFonts w:eastAsia="Times New Roman" w:cs="Times New Roman"/>
+                <w:sz w:val="24"/>
+                <w:szCs w:val="24"/>
+              </w:rPr>
+            </w:pPr>
+            <w:r>
+              <w:rPr>
+                <w:rFonts w:eastAsia="Times New Roman" w:cs="Times New Roman"/>
+                <w:b/>
+                <w:bCs/>
+                <w:color w:val="000000"/>
+                <w:szCs w:val="26"/>
+              </w:rPr>
+              <w:t>Hậu điều kiện</w:t>
+            </w:r>
+          </w:p>
+        </w:tc>
+        <w:tc>
+          <w:tcPr>
+            <w:tcW w:w="7938" w:type="dxa"/>
+            <w:tcBorders>
+              <w:top w:val="single" w:sz="8" w:space="0" w:color="000000"/>
+              <w:left w:val="single" w:sz="8" w:space="0" w:color="000000"/>
+              <w:bottom w:val="single" w:sz="8" w:space="0" w:color="000000"/>
+              <w:right w:val="single" w:sz="8" w:space="0" w:color="000000"/>
+            </w:tcBorders>
+            <w:tcMar>
+              <w:top w:w="100" w:type="dxa"/>
+              <w:left w:w="100" w:type="dxa"/>
+              <w:bottom w:w="100" w:type="dxa"/>
+              <w:right w:w="100" w:type="dxa"/>
+            </w:tcMar>
+            <w:hideMark/>
+          </w:tcPr>
+          <w:p>
+            <w:pPr>
+              <w:spacing w:before="240" w:after="240" w:line="240" w:lineRule="auto"/>
+              <w:rPr>
+                <w:rFonts w:eastAsia="Times New Roman" w:cs="Times New Roman"/>
+                <w:szCs w:val="26"/>
+              </w:rPr>
+            </w:pPr>
+            <w:r>
+              <w:rPr>
+                <w:rFonts w:eastAsia="Times New Roman" w:cs="Times New Roman"/>
+                <w:color w:val="000000"/>
+                <w:szCs w:val="26"/>
+              </w:rPr>
+              <w:t xml:space="preserve">- </w:t>
+            </w:r>
+            <w:r>
+              <w:t>Số dư tài khoản được cập nhật ngay lập tức</w:t>
+            </w:r>
+          </w:p>
+        </w:tc>
+      </w:tr>
+    </w:tbl>
     <w:p/>
     <w:p/>
     <w:p/>
@@ -9953,6 +12159,1519 @@
     <w:p/>
     <w:p/>
     <w:p/>
+    <w:p>
+      <w:r>
+        <w:lastRenderedPageBreak/>
+        <w:t>UC-C7: Thực hiện quét mã và biển số</w:t>
+      </w:r>
+    </w:p>
+    <w:p>
+      <w:pPr>
+        <w:pStyle w:val="h"/>
+        <w:rPr>
+          <w:sz w:val="24"/>
+          <w:szCs w:val="24"/>
+        </w:rPr>
+      </w:pPr>
+      <w:r>
+        <w:t>Bảng 3.</w:t>
+      </w:r>
+      <w:r>
+        <w:t>7</w:t>
+      </w:r>
+      <w:r>
+        <w:t xml:space="preserve">: Đặc tả chức năng </w:t>
+      </w:r>
+      <w:r>
+        <w:t>quét mã và biển số</w:t>
+      </w:r>
+      <w:r>
+        <w:t xml:space="preserve"> </w:t>
+      </w:r>
+    </w:p>
+    <w:tbl>
+      <w:tblPr>
+        <w:tblW w:w="10774" w:type="dxa"/>
+        <w:tblInd w:w="-719" w:type="dxa"/>
+        <w:tblCellMar>
+          <w:top w:w="15" w:type="dxa"/>
+          <w:left w:w="15" w:type="dxa"/>
+          <w:bottom w:w="15" w:type="dxa"/>
+          <w:right w:w="15" w:type="dxa"/>
+        </w:tblCellMar>
+        <w:tblLook w:val="04A0" w:firstRow="1" w:lastRow="0" w:firstColumn="1" w:lastColumn="0" w:noHBand="0" w:noVBand="1"/>
+      </w:tblPr>
+      <w:tblGrid>
+        <w:gridCol w:w="2836"/>
+        <w:gridCol w:w="7938"/>
+      </w:tblGrid>
+      <w:tr>
+        <w:trPr>
+          <w:trHeight w:val="500"/>
+        </w:trPr>
+        <w:tc>
+          <w:tcPr>
+            <w:tcW w:w="2836" w:type="dxa"/>
+            <w:tcBorders>
+              <w:top w:val="single" w:sz="8" w:space="0" w:color="000000"/>
+              <w:left w:val="single" w:sz="8" w:space="0" w:color="000000"/>
+              <w:bottom w:val="single" w:sz="8" w:space="0" w:color="000000"/>
+              <w:right w:val="single" w:sz="8" w:space="0" w:color="000000"/>
+            </w:tcBorders>
+            <w:tcMar>
+              <w:top w:w="100" w:type="dxa"/>
+              <w:left w:w="100" w:type="dxa"/>
+              <w:bottom w:w="100" w:type="dxa"/>
+              <w:right w:w="100" w:type="dxa"/>
+            </w:tcMar>
+            <w:hideMark/>
+          </w:tcPr>
+          <w:p>
+            <w:pPr>
+              <w:spacing w:before="240" w:after="240" w:line="240" w:lineRule="auto"/>
+              <w:jc w:val="center"/>
+              <w:rPr>
+                <w:rFonts w:eastAsia="Times New Roman" w:cs="Times New Roman"/>
+                <w:sz w:val="24"/>
+                <w:szCs w:val="24"/>
+              </w:rPr>
+            </w:pPr>
+            <w:r>
+              <w:rPr>
+                <w:rFonts w:eastAsia="Times New Roman" w:cs="Times New Roman"/>
+                <w:b/>
+                <w:bCs/>
+                <w:color w:val="000000"/>
+                <w:szCs w:val="26"/>
+              </w:rPr>
+              <w:t>Use Case</w:t>
+            </w:r>
+          </w:p>
+        </w:tc>
+        <w:tc>
+          <w:tcPr>
+            <w:tcW w:w="7938" w:type="dxa"/>
+            <w:tcBorders>
+              <w:top w:val="single" w:sz="8" w:space="0" w:color="000000"/>
+              <w:left w:val="single" w:sz="8" w:space="0" w:color="000000"/>
+              <w:bottom w:val="single" w:sz="8" w:space="0" w:color="000000"/>
+              <w:right w:val="single" w:sz="8" w:space="0" w:color="000000"/>
+            </w:tcBorders>
+            <w:tcMar>
+              <w:top w:w="100" w:type="dxa"/>
+              <w:left w:w="100" w:type="dxa"/>
+              <w:bottom w:w="100" w:type="dxa"/>
+              <w:right w:w="100" w:type="dxa"/>
+            </w:tcMar>
+            <w:hideMark/>
+          </w:tcPr>
+          <w:p>
+            <w:pPr>
+              <w:spacing w:before="240" w:after="240" w:line="240" w:lineRule="auto"/>
+              <w:jc w:val="center"/>
+              <w:rPr>
+                <w:rFonts w:eastAsia="Times New Roman" w:cs="Times New Roman"/>
+                <w:sz w:val="24"/>
+                <w:szCs w:val="24"/>
+              </w:rPr>
+            </w:pPr>
+            <w:r>
+              <w:rPr>
+                <w:rFonts w:eastAsia="Times New Roman" w:cs="Times New Roman"/>
+                <w:b/>
+                <w:bCs/>
+                <w:color w:val="000000"/>
+                <w:szCs w:val="26"/>
+              </w:rPr>
+              <w:t>Nội dung</w:t>
+            </w:r>
+          </w:p>
+        </w:tc>
+      </w:tr>
+      <w:tr>
+        <w:trPr>
+          <w:trHeight w:val="500"/>
+        </w:trPr>
+        <w:tc>
+          <w:tcPr>
+            <w:tcW w:w="2836" w:type="dxa"/>
+            <w:tcBorders>
+              <w:top w:val="single" w:sz="8" w:space="0" w:color="000000"/>
+              <w:left w:val="single" w:sz="8" w:space="0" w:color="000000"/>
+              <w:bottom w:val="single" w:sz="8" w:space="0" w:color="000000"/>
+              <w:right w:val="single" w:sz="8" w:space="0" w:color="000000"/>
+            </w:tcBorders>
+            <w:tcMar>
+              <w:top w:w="100" w:type="dxa"/>
+              <w:left w:w="100" w:type="dxa"/>
+              <w:bottom w:w="100" w:type="dxa"/>
+              <w:right w:w="100" w:type="dxa"/>
+            </w:tcMar>
+            <w:hideMark/>
+          </w:tcPr>
+          <w:p>
+            <w:pPr>
+              <w:spacing w:before="240" w:after="240" w:line="240" w:lineRule="auto"/>
+              <w:rPr>
+                <w:rFonts w:eastAsia="Times New Roman" w:cs="Times New Roman"/>
+                <w:sz w:val="24"/>
+                <w:szCs w:val="24"/>
+              </w:rPr>
+            </w:pPr>
+            <w:r>
+              <w:rPr>
+                <w:rFonts w:eastAsia="Times New Roman" w:cs="Times New Roman"/>
+                <w:b/>
+                <w:bCs/>
+                <w:color w:val="000000"/>
+                <w:szCs w:val="26"/>
+              </w:rPr>
+              <w:t>Quét mã sinh viên và biển số</w:t>
+            </w:r>
+          </w:p>
+        </w:tc>
+        <w:tc>
+          <w:tcPr>
+            <w:tcW w:w="7938" w:type="dxa"/>
+            <w:tcBorders>
+              <w:top w:val="single" w:sz="8" w:space="0" w:color="000000"/>
+              <w:left w:val="single" w:sz="8" w:space="0" w:color="000000"/>
+              <w:bottom w:val="single" w:sz="8" w:space="0" w:color="000000"/>
+              <w:right w:val="single" w:sz="8" w:space="0" w:color="000000"/>
+            </w:tcBorders>
+            <w:tcMar>
+              <w:top w:w="100" w:type="dxa"/>
+              <w:left w:w="100" w:type="dxa"/>
+              <w:bottom w:w="100" w:type="dxa"/>
+              <w:right w:w="100" w:type="dxa"/>
+            </w:tcMar>
+            <w:hideMark/>
+          </w:tcPr>
+          <w:p>
+            <w:pPr>
+              <w:spacing w:before="240" w:after="240" w:line="240" w:lineRule="auto"/>
+              <w:rPr>
+                <w:rFonts w:eastAsia="Times New Roman" w:cs="Times New Roman"/>
+                <w:sz w:val="24"/>
+                <w:szCs w:val="24"/>
+              </w:rPr>
+            </w:pPr>
+            <w:r>
+              <w:t>Nhận diện biển số và kiểm tra thẻ sinh viên</w:t>
+            </w:r>
+          </w:p>
+        </w:tc>
+      </w:tr>
+      <w:tr>
+        <w:trPr>
+          <w:trHeight w:val="500"/>
+        </w:trPr>
+        <w:tc>
+          <w:tcPr>
+            <w:tcW w:w="2836" w:type="dxa"/>
+            <w:tcBorders>
+              <w:top w:val="single" w:sz="8" w:space="0" w:color="000000"/>
+              <w:left w:val="single" w:sz="8" w:space="0" w:color="000000"/>
+              <w:bottom w:val="single" w:sz="8" w:space="0" w:color="000000"/>
+              <w:right w:val="single" w:sz="8" w:space="0" w:color="000000"/>
+            </w:tcBorders>
+            <w:tcMar>
+              <w:top w:w="100" w:type="dxa"/>
+              <w:left w:w="100" w:type="dxa"/>
+              <w:bottom w:w="100" w:type="dxa"/>
+              <w:right w:w="100" w:type="dxa"/>
+            </w:tcMar>
+            <w:hideMark/>
+          </w:tcPr>
+          <w:p>
+            <w:pPr>
+              <w:spacing w:before="240" w:after="240" w:line="240" w:lineRule="auto"/>
+              <w:rPr>
+                <w:rFonts w:eastAsia="Times New Roman" w:cs="Times New Roman"/>
+                <w:sz w:val="24"/>
+                <w:szCs w:val="24"/>
+              </w:rPr>
+            </w:pPr>
+            <w:r>
+              <w:rPr>
+                <w:rFonts w:eastAsia="Times New Roman" w:cs="Times New Roman"/>
+                <w:b/>
+                <w:bCs/>
+                <w:color w:val="000000"/>
+                <w:szCs w:val="26"/>
+              </w:rPr>
+              <w:t>Actor</w:t>
+            </w:r>
+          </w:p>
+        </w:tc>
+        <w:tc>
+          <w:tcPr>
+            <w:tcW w:w="7938" w:type="dxa"/>
+            <w:tcBorders>
+              <w:top w:val="single" w:sz="8" w:space="0" w:color="000000"/>
+              <w:left w:val="single" w:sz="8" w:space="0" w:color="000000"/>
+              <w:bottom w:val="single" w:sz="8" w:space="0" w:color="000000"/>
+              <w:right w:val="single" w:sz="8" w:space="0" w:color="000000"/>
+            </w:tcBorders>
+            <w:tcMar>
+              <w:top w:w="100" w:type="dxa"/>
+              <w:left w:w="100" w:type="dxa"/>
+              <w:bottom w:w="100" w:type="dxa"/>
+              <w:right w:w="100" w:type="dxa"/>
+            </w:tcMar>
+            <w:hideMark/>
+          </w:tcPr>
+          <w:p>
+            <w:pPr>
+              <w:spacing w:before="240" w:after="240" w:line="240" w:lineRule="auto"/>
+              <w:rPr>
+                <w:rFonts w:eastAsia="Times New Roman" w:cs="Times New Roman"/>
+                <w:sz w:val="24"/>
+                <w:szCs w:val="24"/>
+              </w:rPr>
+            </w:pPr>
+            <w:r>
+              <w:t>Hệ thống</w:t>
+            </w:r>
+          </w:p>
+        </w:tc>
+      </w:tr>
+      <w:tr>
+        <w:trPr>
+          <w:trHeight w:val="2018"/>
+        </w:trPr>
+        <w:tc>
+          <w:tcPr>
+            <w:tcW w:w="2836" w:type="dxa"/>
+            <w:tcBorders>
+              <w:top w:val="single" w:sz="8" w:space="0" w:color="000000"/>
+              <w:left w:val="single" w:sz="8" w:space="0" w:color="000000"/>
+              <w:bottom w:val="single" w:sz="8" w:space="0" w:color="000000"/>
+              <w:right w:val="single" w:sz="8" w:space="0" w:color="000000"/>
+            </w:tcBorders>
+            <w:tcMar>
+              <w:top w:w="100" w:type="dxa"/>
+              <w:left w:w="100" w:type="dxa"/>
+              <w:bottom w:w="100" w:type="dxa"/>
+              <w:right w:w="100" w:type="dxa"/>
+            </w:tcMar>
+            <w:hideMark/>
+          </w:tcPr>
+          <w:p>
+            <w:pPr>
+              <w:spacing w:before="240" w:after="240" w:line="240" w:lineRule="auto"/>
+              <w:rPr>
+                <w:rFonts w:eastAsia="Times New Roman" w:cs="Times New Roman"/>
+                <w:sz w:val="24"/>
+                <w:szCs w:val="24"/>
+              </w:rPr>
+            </w:pPr>
+            <w:r>
+              <w:rPr>
+                <w:rFonts w:eastAsia="Times New Roman" w:cs="Times New Roman"/>
+                <w:b/>
+                <w:bCs/>
+                <w:color w:val="000000"/>
+                <w:szCs w:val="26"/>
+              </w:rPr>
+              <w:t>Dòng sự kiện chính</w:t>
+            </w:r>
+          </w:p>
+          <w:p>
+            <w:pPr>
+              <w:spacing w:after="0" w:line="240" w:lineRule="auto"/>
+              <w:rPr>
+                <w:rFonts w:eastAsia="Times New Roman" w:cs="Times New Roman"/>
+                <w:sz w:val="24"/>
+                <w:szCs w:val="24"/>
+              </w:rPr>
+            </w:pPr>
+          </w:p>
+        </w:tc>
+        <w:tc>
+          <w:tcPr>
+            <w:tcW w:w="7938" w:type="dxa"/>
+            <w:tcBorders>
+              <w:top w:val="single" w:sz="8" w:space="0" w:color="000000"/>
+              <w:left w:val="single" w:sz="8" w:space="0" w:color="000000"/>
+              <w:bottom w:val="single" w:sz="8" w:space="0" w:color="000000"/>
+              <w:right w:val="single" w:sz="8" w:space="0" w:color="000000"/>
+            </w:tcBorders>
+            <w:tcMar>
+              <w:top w:w="100" w:type="dxa"/>
+              <w:left w:w="100" w:type="dxa"/>
+              <w:bottom w:w="100" w:type="dxa"/>
+              <w:right w:w="100" w:type="dxa"/>
+            </w:tcMar>
+            <w:hideMark/>
+          </w:tcPr>
+          <w:p>
+            <w:pPr>
+              <w:pStyle w:val="NormalWeb"/>
+              <w:rPr>
+                <w:rFonts w:eastAsiaTheme="minorHAnsi" w:cstheme="minorBidi"/>
+                <w:sz w:val="26"/>
+                <w:szCs w:val="22"/>
+              </w:rPr>
+            </w:pPr>
+            <w:r>
+              <w:rPr>
+                <w:rFonts w:eastAsiaTheme="minorHAnsi" w:cstheme="minorBidi"/>
+                <w:sz w:val="26"/>
+                <w:szCs w:val="22"/>
+              </w:rPr>
+              <w:br/>
+            </w:r>
+            <w:r>
+              <w:rPr>
+                <w:rFonts w:eastAsiaTheme="minorHAnsi" w:cstheme="minorBidi"/>
+                <w:sz w:val="26"/>
+                <w:szCs w:val="22"/>
+              </w:rPr>
+              <w:t>1. Camera quét biển số xe đang tiến vào/ra cổng.</w:t>
+            </w:r>
+            <w:r>
+              <w:rPr>
+                <w:rFonts w:eastAsiaTheme="minorHAnsi" w:cstheme="minorBidi"/>
+                <w:sz w:val="26"/>
+                <w:szCs w:val="22"/>
+              </w:rPr>
+              <w:br/>
+            </w:r>
+            <w:r>
+              <w:rPr>
+                <w:rFonts w:eastAsiaTheme="minorHAnsi" w:cstheme="minorBidi"/>
+                <w:sz w:val="26"/>
+                <w:szCs w:val="22"/>
+              </w:rPr>
+              <w:t>2. AI nhận diện biển số (plate_detected) và trích xuất MSSV từ thẻ sinh viên.</w:t>
+            </w:r>
+            <w:r>
+              <w:rPr>
+                <w:rFonts w:eastAsiaTheme="minorHAnsi" w:cstheme="minorBidi"/>
+                <w:sz w:val="26"/>
+                <w:szCs w:val="22"/>
+              </w:rPr>
+              <w:br/>
+            </w:r>
+            <w:r>
+              <w:rPr>
+                <w:rFonts w:eastAsiaTheme="minorHAnsi" w:cstheme="minorBidi"/>
+                <w:sz w:val="26"/>
+                <w:szCs w:val="22"/>
+              </w:rPr>
+              <w:t>3. Hệ thống kiểm tra trạng thái xe trong DB:</w:t>
+            </w:r>
+            <w:r>
+              <w:rPr>
+                <w:rFonts w:eastAsiaTheme="minorHAnsi" w:cstheme="minorBidi"/>
+                <w:sz w:val="26"/>
+                <w:szCs w:val="22"/>
+              </w:rPr>
+              <w:br/>
+            </w:r>
+            <w:r>
+              <w:rPr>
+                <w:rFonts w:eastAsiaTheme="minorHAnsi" w:cstheme="minorBidi"/>
+                <w:sz w:val="26"/>
+                <w:szCs w:val="22"/>
+              </w:rPr>
+              <w:t xml:space="preserve">   </w:t>
+            </w:r>
+            <w:r>
+              <w:rPr>
+                <w:rFonts w:eastAsiaTheme="minorHAnsi" w:cstheme="minorBidi"/>
+                <w:sz w:val="26"/>
+                <w:szCs w:val="22"/>
+              </w:rPr>
+              <w:t>- Nếu xe đang ở ngoài: Thực hiện cho vào (Status: IN).</w:t>
+            </w:r>
+            <w:r>
+              <w:rPr>
+                <w:rFonts w:eastAsiaTheme="minorHAnsi" w:cstheme="minorBidi"/>
+                <w:sz w:val="26"/>
+                <w:szCs w:val="22"/>
+              </w:rPr>
+              <w:br/>
+            </w:r>
+            <w:r>
+              <w:rPr>
+                <w:rFonts w:eastAsiaTheme="minorHAnsi" w:cstheme="minorBidi"/>
+                <w:sz w:val="26"/>
+                <w:szCs w:val="22"/>
+              </w:rPr>
+              <w:t xml:space="preserve">   </w:t>
+            </w:r>
+            <w:r>
+              <w:rPr>
+                <w:rFonts w:eastAsiaTheme="minorHAnsi" w:cstheme="minorBidi"/>
+                <w:sz w:val="26"/>
+                <w:szCs w:val="22"/>
+              </w:rPr>
+              <w:t>- Nếu xe đang ở trong: Thực hiện cho ra (Status: OUT) và tính phí (fee_charged).</w:t>
+            </w:r>
+            <w:r>
+              <w:rPr>
+                <w:rFonts w:eastAsiaTheme="minorHAnsi" w:cstheme="minorBidi"/>
+                <w:sz w:val="26"/>
+                <w:szCs w:val="22"/>
+              </w:rPr>
+              <w:br/>
+            </w:r>
+            <w:r>
+              <w:rPr>
+                <w:rFonts w:eastAsiaTheme="minorHAnsi" w:cstheme="minorBidi"/>
+                <w:sz w:val="26"/>
+                <w:szCs w:val="22"/>
+              </w:rPr>
+              <w:t>4. Hệ thống ghi dữ liệu vào gate_logs.</w:t>
+            </w:r>
+          </w:p>
+          <w:p>
+            <w:pPr>
+              <w:spacing w:before="100" w:beforeAutospacing="1" w:after="100" w:afterAutospacing="1" w:line="240" w:lineRule="auto"/>
+            </w:pPr>
+          </w:p>
+        </w:tc>
+      </w:tr>
+      <w:tr>
+        <w:trPr>
+          <w:trHeight w:val="1010"/>
+        </w:trPr>
+        <w:tc>
+          <w:tcPr>
+            <w:tcW w:w="2836" w:type="dxa"/>
+            <w:tcBorders>
+              <w:top w:val="single" w:sz="8" w:space="0" w:color="000000"/>
+              <w:left w:val="single" w:sz="8" w:space="0" w:color="000000"/>
+              <w:bottom w:val="single" w:sz="8" w:space="0" w:color="000000"/>
+              <w:right w:val="single" w:sz="8" w:space="0" w:color="000000"/>
+            </w:tcBorders>
+            <w:tcMar>
+              <w:top w:w="100" w:type="dxa"/>
+              <w:left w:w="100" w:type="dxa"/>
+              <w:bottom w:w="100" w:type="dxa"/>
+              <w:right w:w="100" w:type="dxa"/>
+            </w:tcMar>
+            <w:hideMark/>
+          </w:tcPr>
+          <w:p>
+            <w:pPr>
+              <w:spacing w:before="240" w:after="240" w:line="240" w:lineRule="auto"/>
+              <w:rPr>
+                <w:rFonts w:eastAsia="Times New Roman" w:cs="Times New Roman"/>
+                <w:sz w:val="24"/>
+                <w:szCs w:val="24"/>
+              </w:rPr>
+            </w:pPr>
+            <w:r>
+              <w:rPr>
+                <w:rFonts w:eastAsia="Times New Roman" w:cs="Times New Roman"/>
+                <w:b/>
+                <w:bCs/>
+                <w:color w:val="000000"/>
+                <w:szCs w:val="26"/>
+              </w:rPr>
+              <w:t>Các dòng sự kiện khác hoặc ngoại lệ</w:t>
+            </w:r>
+          </w:p>
+        </w:tc>
+        <w:tc>
+          <w:tcPr>
+            <w:tcW w:w="7938" w:type="dxa"/>
+            <w:tcBorders>
+              <w:top w:val="single" w:sz="8" w:space="0" w:color="000000"/>
+              <w:left w:val="single" w:sz="8" w:space="0" w:color="000000"/>
+              <w:bottom w:val="single" w:sz="8" w:space="0" w:color="000000"/>
+              <w:right w:val="single" w:sz="8" w:space="0" w:color="000000"/>
+            </w:tcBorders>
+            <w:tcMar>
+              <w:top w:w="100" w:type="dxa"/>
+              <w:left w:w="100" w:type="dxa"/>
+              <w:bottom w:w="100" w:type="dxa"/>
+              <w:right w:w="100" w:type="dxa"/>
+            </w:tcMar>
+            <w:hideMark/>
+          </w:tcPr>
+          <w:p>
+            <w:pPr>
+              <w:spacing w:before="100" w:beforeAutospacing="1" w:after="100" w:afterAutospacing="1" w:line="240" w:lineRule="auto"/>
+              <w:rPr>
+                <w:rFonts w:eastAsia="Times New Roman" w:cs="Times New Roman"/>
+                <w:sz w:val="24"/>
+                <w:szCs w:val="24"/>
+              </w:rPr>
+            </w:pPr>
+            <w:r>
+              <w:br/>
+            </w:r>
+            <w:r>
+              <w:t>- Nếu thẻ sinh viên chưa đăng ký: Yêu cầu người dùng đăng ký tài khoản trước.</w:t>
+            </w:r>
+          </w:p>
+        </w:tc>
+      </w:tr>
+      <w:tr>
+        <w:trPr>
+          <w:trHeight w:val="500"/>
+        </w:trPr>
+        <w:tc>
+          <w:tcPr>
+            <w:tcW w:w="2836" w:type="dxa"/>
+            <w:tcBorders>
+              <w:top w:val="single" w:sz="8" w:space="0" w:color="000000"/>
+              <w:left w:val="single" w:sz="8" w:space="0" w:color="000000"/>
+              <w:bottom w:val="single" w:sz="8" w:space="0" w:color="000000"/>
+              <w:right w:val="single" w:sz="8" w:space="0" w:color="000000"/>
+            </w:tcBorders>
+            <w:tcMar>
+              <w:top w:w="100" w:type="dxa"/>
+              <w:left w:w="100" w:type="dxa"/>
+              <w:bottom w:w="100" w:type="dxa"/>
+              <w:right w:w="100" w:type="dxa"/>
+            </w:tcMar>
+            <w:hideMark/>
+          </w:tcPr>
+          <w:p>
+            <w:pPr>
+              <w:spacing w:before="240" w:after="240" w:line="240" w:lineRule="auto"/>
+              <w:rPr>
+                <w:rFonts w:eastAsia="Times New Roman" w:cs="Times New Roman"/>
+                <w:sz w:val="24"/>
+                <w:szCs w:val="24"/>
+              </w:rPr>
+            </w:pPr>
+            <w:r>
+              <w:rPr>
+                <w:rFonts w:eastAsia="Times New Roman" w:cs="Times New Roman"/>
+                <w:b/>
+                <w:bCs/>
+                <w:color w:val="000000"/>
+                <w:szCs w:val="26"/>
+              </w:rPr>
+              <w:t>Tiền điều kiện</w:t>
+            </w:r>
+          </w:p>
+        </w:tc>
+        <w:tc>
+          <w:tcPr>
+            <w:tcW w:w="7938" w:type="dxa"/>
+            <w:tcBorders>
+              <w:top w:val="single" w:sz="8" w:space="0" w:color="000000"/>
+              <w:left w:val="single" w:sz="8" w:space="0" w:color="000000"/>
+              <w:bottom w:val="single" w:sz="8" w:space="0" w:color="000000"/>
+              <w:right w:val="single" w:sz="8" w:space="0" w:color="000000"/>
+            </w:tcBorders>
+            <w:tcMar>
+              <w:top w:w="100" w:type="dxa"/>
+              <w:left w:w="100" w:type="dxa"/>
+              <w:bottom w:w="100" w:type="dxa"/>
+              <w:right w:w="100" w:type="dxa"/>
+            </w:tcMar>
+            <w:hideMark/>
+          </w:tcPr>
+          <w:p>
+            <w:pPr>
+              <w:spacing w:before="100" w:beforeAutospacing="1" w:after="100" w:afterAutospacing="1" w:line="240" w:lineRule="auto"/>
+            </w:pPr>
+            <w:r>
+              <w:t>1. Camera và kết nối mạng đang hoạt động ổn định.</w:t>
+            </w:r>
+            <w:r>
+              <w:br/>
+            </w:r>
+            <w:r>
+              <w:t>2. Model AI (YOLOv8/EasyOCR) đã được load thành công vào bộ nhớ.</w:t>
+            </w:r>
+            <w:r>
+              <w:br/>
+            </w:r>
+            <w:r>
+              <w:t>3. Database MongoDB đã sẵn sàng để truy vấn.</w:t>
+            </w:r>
+            <w:r>
+              <w:br/>
+            </w:r>
+            <w:r>
+              <w:t>4. Thiết bị phần cứng (ESP32/Servo - nếu có) đã được kết nối.</w:t>
+            </w:r>
+          </w:p>
+        </w:tc>
+      </w:tr>
+      <w:tr>
+        <w:trPr>
+          <w:trHeight w:val="500"/>
+        </w:trPr>
+        <w:tc>
+          <w:tcPr>
+            <w:tcW w:w="2836" w:type="dxa"/>
+            <w:tcBorders>
+              <w:top w:val="single" w:sz="8" w:space="0" w:color="000000"/>
+              <w:left w:val="single" w:sz="8" w:space="0" w:color="000000"/>
+              <w:bottom w:val="single" w:sz="8" w:space="0" w:color="000000"/>
+              <w:right w:val="single" w:sz="8" w:space="0" w:color="000000"/>
+            </w:tcBorders>
+            <w:tcMar>
+              <w:top w:w="100" w:type="dxa"/>
+              <w:left w:w="100" w:type="dxa"/>
+              <w:bottom w:w="100" w:type="dxa"/>
+              <w:right w:w="100" w:type="dxa"/>
+            </w:tcMar>
+            <w:hideMark/>
+          </w:tcPr>
+          <w:p>
+            <w:pPr>
+              <w:spacing w:before="240" w:after="240" w:line="240" w:lineRule="auto"/>
+              <w:rPr>
+                <w:rFonts w:eastAsia="Times New Roman" w:cs="Times New Roman"/>
+                <w:sz w:val="24"/>
+                <w:szCs w:val="24"/>
+              </w:rPr>
+            </w:pPr>
+            <w:r>
+              <w:rPr>
+                <w:rFonts w:eastAsia="Times New Roman" w:cs="Times New Roman"/>
+                <w:b/>
+                <w:bCs/>
+                <w:color w:val="000000"/>
+                <w:szCs w:val="26"/>
+              </w:rPr>
+              <w:t>Hậu điều kiện</w:t>
+            </w:r>
+          </w:p>
+        </w:tc>
+        <w:tc>
+          <w:tcPr>
+            <w:tcW w:w="7938" w:type="dxa"/>
+            <w:tcBorders>
+              <w:top w:val="single" w:sz="8" w:space="0" w:color="000000"/>
+              <w:left w:val="single" w:sz="8" w:space="0" w:color="000000"/>
+              <w:bottom w:val="single" w:sz="8" w:space="0" w:color="000000"/>
+              <w:right w:val="single" w:sz="8" w:space="0" w:color="000000"/>
+            </w:tcBorders>
+            <w:tcMar>
+              <w:top w:w="100" w:type="dxa"/>
+              <w:left w:w="100" w:type="dxa"/>
+              <w:bottom w:w="100" w:type="dxa"/>
+              <w:right w:w="100" w:type="dxa"/>
+            </w:tcMar>
+            <w:hideMark/>
+          </w:tcPr>
+          <w:p>
+            <w:pPr>
+              <w:spacing w:before="100" w:beforeAutospacing="1" w:after="100" w:afterAutospacing="1" w:line="240" w:lineRule="auto"/>
+            </w:pPr>
+            <w:r>
+              <w:t>1. Một bản ghi mới được tạo trong Collection gate_logs với đầy đủ thông tin (Thời gian, MSSV, Biển số, Trạng thái).</w:t>
+            </w:r>
+            <w:r>
+              <w:br/>
+            </w:r>
+            <w:r>
+              <w:t>2. Số dư tài khoản sinh viên được cập nhật chính xác (trừ phí gửi xe khi OUT).</w:t>
+            </w:r>
+            <w:r>
+              <w:br/>
+            </w:r>
+            <w:r>
+              <w:t>3. Hình ảnh bằng chứng (nếu có) được lưu trữ để đối chiếu khi cần thiết.</w:t>
+            </w:r>
+            <w:r>
+              <w:br/>
+            </w:r>
+            <w:r>
+              <w:t>4. Trạng thái bãi xe được cập nhật (tăng/giảm số lượng xe hiện có).</w:t>
+            </w:r>
+          </w:p>
+        </w:tc>
+      </w:tr>
+    </w:tbl>
+    <w:p/>
+    <w:p/>
+    <w:p>
+      <w:bookmarkStart w:id="35" w:name="_Toc224471300"/>
+      <w:r>
+        <w:lastRenderedPageBreak/>
+        <w:t>UC-C</w:t>
+      </w:r>
+      <w:r>
+        <w:t>8</w:t>
+      </w:r>
+      <w:r>
+        <w:t xml:space="preserve">: </w:t>
+      </w:r>
+      <w:r>
+        <w:t xml:space="preserve">Quên mật khẩu </w:t>
+      </w:r>
+    </w:p>
+    <w:p>
+      <w:pPr>
+        <w:pStyle w:val="h"/>
+        <w:rPr>
+          <w:sz w:val="24"/>
+          <w:szCs w:val="24"/>
+        </w:rPr>
+      </w:pPr>
+      <w:r>
+        <w:t>Bảng 3.</w:t>
+      </w:r>
+      <w:r>
+        <w:t>8</w:t>
+      </w:r>
+      <w:r>
+        <w:t xml:space="preserve">: Đặc tả chức năng </w:t>
+      </w:r>
+      <w:r>
+        <w:t>khôi phục mật khẩu qua OTP</w:t>
+      </w:r>
+    </w:p>
+    <w:tbl>
+      <w:tblPr>
+        <w:tblW w:w="10774" w:type="dxa"/>
+        <w:tblInd w:w="-719" w:type="dxa"/>
+        <w:tblCellMar>
+          <w:top w:w="15" w:type="dxa"/>
+          <w:left w:w="15" w:type="dxa"/>
+          <w:bottom w:w="15" w:type="dxa"/>
+          <w:right w:w="15" w:type="dxa"/>
+        </w:tblCellMar>
+        <w:tblLook w:val="04A0" w:firstRow="1" w:lastRow="0" w:firstColumn="1" w:lastColumn="0" w:noHBand="0" w:noVBand="1"/>
+      </w:tblPr>
+      <w:tblGrid>
+        <w:gridCol w:w="2836"/>
+        <w:gridCol w:w="7938"/>
+      </w:tblGrid>
+      <w:tr>
+        <w:trPr>
+          <w:trHeight w:val="500"/>
+        </w:trPr>
+        <w:tc>
+          <w:tcPr>
+            <w:tcW w:w="2836" w:type="dxa"/>
+            <w:tcBorders>
+              <w:top w:val="single" w:sz="8" w:space="0" w:color="000000"/>
+              <w:left w:val="single" w:sz="8" w:space="0" w:color="000000"/>
+              <w:bottom w:val="single" w:sz="8" w:space="0" w:color="000000"/>
+              <w:right w:val="single" w:sz="8" w:space="0" w:color="000000"/>
+            </w:tcBorders>
+            <w:tcMar>
+              <w:top w:w="100" w:type="dxa"/>
+              <w:left w:w="100" w:type="dxa"/>
+              <w:bottom w:w="100" w:type="dxa"/>
+              <w:right w:w="100" w:type="dxa"/>
+            </w:tcMar>
+            <w:hideMark/>
+          </w:tcPr>
+          <w:p>
+            <w:pPr>
+              <w:spacing w:before="240" w:after="240" w:line="240" w:lineRule="auto"/>
+              <w:jc w:val="center"/>
+              <w:rPr>
+                <w:rFonts w:eastAsia="Times New Roman" w:cs="Times New Roman"/>
+                <w:sz w:val="24"/>
+                <w:szCs w:val="24"/>
+              </w:rPr>
+            </w:pPr>
+            <w:r>
+              <w:rPr>
+                <w:rFonts w:eastAsia="Times New Roman" w:cs="Times New Roman"/>
+                <w:b/>
+                <w:bCs/>
+                <w:color w:val="000000"/>
+                <w:szCs w:val="26"/>
+              </w:rPr>
+              <w:t>Use Case</w:t>
+            </w:r>
+          </w:p>
+        </w:tc>
+        <w:tc>
+          <w:tcPr>
+            <w:tcW w:w="7938" w:type="dxa"/>
+            <w:tcBorders>
+              <w:top w:val="single" w:sz="8" w:space="0" w:color="000000"/>
+              <w:left w:val="single" w:sz="8" w:space="0" w:color="000000"/>
+              <w:bottom w:val="single" w:sz="8" w:space="0" w:color="000000"/>
+              <w:right w:val="single" w:sz="8" w:space="0" w:color="000000"/>
+            </w:tcBorders>
+            <w:tcMar>
+              <w:top w:w="100" w:type="dxa"/>
+              <w:left w:w="100" w:type="dxa"/>
+              <w:bottom w:w="100" w:type="dxa"/>
+              <w:right w:w="100" w:type="dxa"/>
+            </w:tcMar>
+            <w:hideMark/>
+          </w:tcPr>
+          <w:p>
+            <w:pPr>
+              <w:spacing w:before="240" w:after="240" w:line="240" w:lineRule="auto"/>
+              <w:jc w:val="center"/>
+              <w:rPr>
+                <w:rFonts w:eastAsia="Times New Roman" w:cs="Times New Roman"/>
+                <w:sz w:val="24"/>
+                <w:szCs w:val="24"/>
+              </w:rPr>
+            </w:pPr>
+            <w:r>
+              <w:rPr>
+                <w:rFonts w:eastAsia="Times New Roman" w:cs="Times New Roman"/>
+                <w:b/>
+                <w:bCs/>
+                <w:color w:val="000000"/>
+                <w:szCs w:val="26"/>
+              </w:rPr>
+              <w:t>Nội dung</w:t>
+            </w:r>
+          </w:p>
+        </w:tc>
+      </w:tr>
+      <w:tr>
+        <w:trPr>
+          <w:trHeight w:val="500"/>
+        </w:trPr>
+        <w:tc>
+          <w:tcPr>
+            <w:tcW w:w="2836" w:type="dxa"/>
+            <w:tcBorders>
+              <w:top w:val="single" w:sz="8" w:space="0" w:color="000000"/>
+              <w:left w:val="single" w:sz="8" w:space="0" w:color="000000"/>
+              <w:bottom w:val="single" w:sz="8" w:space="0" w:color="000000"/>
+              <w:right w:val="single" w:sz="8" w:space="0" w:color="000000"/>
+            </w:tcBorders>
+            <w:tcMar>
+              <w:top w:w="100" w:type="dxa"/>
+              <w:left w:w="100" w:type="dxa"/>
+              <w:bottom w:w="100" w:type="dxa"/>
+              <w:right w:w="100" w:type="dxa"/>
+            </w:tcMar>
+            <w:hideMark/>
+          </w:tcPr>
+          <w:p>
+            <w:pPr>
+              <w:spacing w:before="240" w:after="240" w:line="240" w:lineRule="auto"/>
+              <w:rPr>
+                <w:rFonts w:eastAsia="Times New Roman" w:cs="Times New Roman"/>
+                <w:sz w:val="24"/>
+                <w:szCs w:val="24"/>
+              </w:rPr>
+            </w:pPr>
+            <w:r>
+              <w:rPr>
+                <w:b/>
+                <w:bCs/>
+              </w:rPr>
+              <w:t>Khôi phục mật khẩu qua mã xác thực</w:t>
+            </w:r>
+          </w:p>
+        </w:tc>
+        <w:tc>
+          <w:tcPr>
+            <w:tcW w:w="7938" w:type="dxa"/>
+            <w:tcBorders>
+              <w:top w:val="single" w:sz="8" w:space="0" w:color="000000"/>
+              <w:left w:val="single" w:sz="8" w:space="0" w:color="000000"/>
+              <w:bottom w:val="single" w:sz="8" w:space="0" w:color="000000"/>
+              <w:right w:val="single" w:sz="8" w:space="0" w:color="000000"/>
+            </w:tcBorders>
+            <w:tcMar>
+              <w:top w:w="100" w:type="dxa"/>
+              <w:left w:w="100" w:type="dxa"/>
+              <w:bottom w:w="100" w:type="dxa"/>
+              <w:right w:w="100" w:type="dxa"/>
+            </w:tcMar>
+            <w:hideMark/>
+          </w:tcPr>
+          <w:p>
+            <w:pPr>
+              <w:spacing w:before="240" w:after="240" w:line="240" w:lineRule="auto"/>
+              <w:rPr>
+                <w:rFonts w:eastAsia="Times New Roman" w:cs="Times New Roman"/>
+                <w:sz w:val="24"/>
+                <w:szCs w:val="24"/>
+              </w:rPr>
+            </w:pPr>
+            <w:r>
+              <w:rPr>
+                <w:rFonts w:eastAsia="Times New Roman" w:cs="Times New Roman"/>
+                <w:szCs w:val="24"/>
+              </w:rPr>
+              <w:t xml:space="preserve">Sinh viên nhập email và nhận mã </w:t>
+            </w:r>
+            <w:r>
+              <w:rPr>
+                <w:rFonts w:eastAsia="Times New Roman" w:cs="Times New Roman"/>
+                <w:szCs w:val="24"/>
+              </w:rPr>
+              <w:t>OTP</w:t>
+            </w:r>
+            <w:r>
+              <w:rPr>
+                <w:rFonts w:eastAsia="Times New Roman" w:cs="Times New Roman"/>
+                <w:szCs w:val="24"/>
+              </w:rPr>
+              <w:t xml:space="preserve">, nhập mã OTP để tiến hành đổi </w:t>
+            </w:r>
+          </w:p>
+        </w:tc>
+      </w:tr>
+      <w:tr>
+        <w:trPr>
+          <w:trHeight w:val="500"/>
+        </w:trPr>
+        <w:tc>
+          <w:tcPr>
+            <w:tcW w:w="2836" w:type="dxa"/>
+            <w:tcBorders>
+              <w:top w:val="single" w:sz="8" w:space="0" w:color="000000"/>
+              <w:left w:val="single" w:sz="8" w:space="0" w:color="000000"/>
+              <w:bottom w:val="single" w:sz="8" w:space="0" w:color="000000"/>
+              <w:right w:val="single" w:sz="8" w:space="0" w:color="000000"/>
+            </w:tcBorders>
+            <w:tcMar>
+              <w:top w:w="100" w:type="dxa"/>
+              <w:left w:w="100" w:type="dxa"/>
+              <w:bottom w:w="100" w:type="dxa"/>
+              <w:right w:w="100" w:type="dxa"/>
+            </w:tcMar>
+            <w:hideMark/>
+          </w:tcPr>
+          <w:p>
+            <w:pPr>
+              <w:spacing w:before="240" w:after="240" w:line="240" w:lineRule="auto"/>
+              <w:rPr>
+                <w:rFonts w:eastAsia="Times New Roman" w:cs="Times New Roman"/>
+                <w:sz w:val="24"/>
+                <w:szCs w:val="24"/>
+              </w:rPr>
+            </w:pPr>
+            <w:r>
+              <w:rPr>
+                <w:rFonts w:eastAsia="Times New Roman" w:cs="Times New Roman"/>
+                <w:b/>
+                <w:bCs/>
+                <w:color w:val="000000"/>
+                <w:szCs w:val="26"/>
+              </w:rPr>
+              <w:t>Actor</w:t>
+            </w:r>
+          </w:p>
+        </w:tc>
+        <w:tc>
+          <w:tcPr>
+            <w:tcW w:w="7938" w:type="dxa"/>
+            <w:tcBorders>
+              <w:top w:val="single" w:sz="8" w:space="0" w:color="000000"/>
+              <w:left w:val="single" w:sz="8" w:space="0" w:color="000000"/>
+              <w:bottom w:val="single" w:sz="8" w:space="0" w:color="000000"/>
+              <w:right w:val="single" w:sz="8" w:space="0" w:color="000000"/>
+            </w:tcBorders>
+            <w:tcMar>
+              <w:top w:w="100" w:type="dxa"/>
+              <w:left w:w="100" w:type="dxa"/>
+              <w:bottom w:w="100" w:type="dxa"/>
+              <w:right w:w="100" w:type="dxa"/>
+            </w:tcMar>
+            <w:hideMark/>
+          </w:tcPr>
+          <w:p>
+            <w:pPr>
+              <w:spacing w:before="240" w:after="240" w:line="240" w:lineRule="auto"/>
+              <w:rPr>
+                <w:rFonts w:eastAsia="Times New Roman" w:cs="Times New Roman"/>
+                <w:sz w:val="24"/>
+                <w:szCs w:val="24"/>
+              </w:rPr>
+            </w:pPr>
+            <w:r>
+              <w:t>Sinh viên</w:t>
+            </w:r>
+          </w:p>
+        </w:tc>
+      </w:tr>
+      <w:tr>
+        <w:trPr>
+          <w:trHeight w:val="2018"/>
+        </w:trPr>
+        <w:tc>
+          <w:tcPr>
+            <w:tcW w:w="2836" w:type="dxa"/>
+            <w:tcBorders>
+              <w:top w:val="single" w:sz="8" w:space="0" w:color="000000"/>
+              <w:left w:val="single" w:sz="8" w:space="0" w:color="000000"/>
+              <w:bottom w:val="single" w:sz="8" w:space="0" w:color="000000"/>
+              <w:right w:val="single" w:sz="8" w:space="0" w:color="000000"/>
+            </w:tcBorders>
+            <w:tcMar>
+              <w:top w:w="100" w:type="dxa"/>
+              <w:left w:w="100" w:type="dxa"/>
+              <w:bottom w:w="100" w:type="dxa"/>
+              <w:right w:w="100" w:type="dxa"/>
+            </w:tcMar>
+            <w:hideMark/>
+          </w:tcPr>
+          <w:p>
+            <w:pPr>
+              <w:spacing w:before="240" w:after="240" w:line="240" w:lineRule="auto"/>
+              <w:rPr>
+                <w:rFonts w:eastAsia="Times New Roman" w:cs="Times New Roman"/>
+                <w:sz w:val="24"/>
+                <w:szCs w:val="24"/>
+              </w:rPr>
+            </w:pPr>
+            <w:r>
+              <w:rPr>
+                <w:rFonts w:eastAsia="Times New Roman" w:cs="Times New Roman"/>
+                <w:b/>
+                <w:bCs/>
+                <w:color w:val="000000"/>
+                <w:szCs w:val="26"/>
+              </w:rPr>
+              <w:t>Dòng sự kiện chính</w:t>
+            </w:r>
+          </w:p>
+          <w:p>
+            <w:pPr>
+              <w:spacing w:after="0" w:line="240" w:lineRule="auto"/>
+              <w:rPr>
+                <w:rFonts w:eastAsia="Times New Roman" w:cs="Times New Roman"/>
+                <w:sz w:val="24"/>
+                <w:szCs w:val="24"/>
+              </w:rPr>
+            </w:pPr>
+          </w:p>
+        </w:tc>
+        <w:tc>
+          <w:tcPr>
+            <w:tcW w:w="7938" w:type="dxa"/>
+            <w:tcBorders>
+              <w:top w:val="single" w:sz="8" w:space="0" w:color="000000"/>
+              <w:left w:val="single" w:sz="8" w:space="0" w:color="000000"/>
+              <w:bottom w:val="single" w:sz="8" w:space="0" w:color="000000"/>
+              <w:right w:val="single" w:sz="8" w:space="0" w:color="000000"/>
+            </w:tcBorders>
+            <w:tcMar>
+              <w:top w:w="100" w:type="dxa"/>
+              <w:left w:w="100" w:type="dxa"/>
+              <w:bottom w:w="100" w:type="dxa"/>
+              <w:right w:w="100" w:type="dxa"/>
+            </w:tcMar>
+            <w:hideMark/>
+          </w:tcPr>
+          <w:p>
+            <w:pPr>
+              <w:pStyle w:val="NormalWeb"/>
+            </w:pPr>
+            <w:r>
+              <w:rPr>
+                <w:rFonts w:eastAsiaTheme="minorHAnsi" w:cstheme="minorBidi"/>
+                <w:sz w:val="26"/>
+                <w:szCs w:val="22"/>
+              </w:rPr>
+              <w:br/>
+            </w:r>
+            <w:r>
+              <w:t>1. Người dùng nhấn vào nút "Quên mật khẩu?" tại màn hình đăng nhập.</w:t>
+            </w:r>
+            <w:r>
+              <w:br/>
+            </w:r>
+            <w:r>
+              <w:t>2. Hệ thống hiển thị hộp thoại (Dialog) yêu cầu nhập Email VAA.</w:t>
+            </w:r>
+            <w:r>
+              <w:br/>
+            </w:r>
+            <w:r>
+              <w:t xml:space="preserve">3. Hệ thống kiểm tra Email trong Database. Nếu tồn tại, tạo mã OTP (6 số) và gửi qua </w:t>
+            </w:r>
+            <w:proofErr w:type="gramStart"/>
+            <w:r>
+              <w:t>Email</w:t>
+            </w:r>
+            <w:proofErr w:type="gramEnd"/>
+            <w:r>
+              <w:t>.</w:t>
+            </w:r>
+            <w:r>
+              <w:br/>
+            </w:r>
+            <w:r>
+              <w:t>4. Người dùng nhập mã OTP nhận được từ Email.</w:t>
+            </w:r>
+            <w:r>
+              <w:br/>
+            </w:r>
+            <w:r>
+              <w:t>5. Hệ thống xác thực mã OTP và kiểm tra thời gian hết hạn (2 phút).</w:t>
+            </w:r>
+            <w:r>
+              <w:br/>
+            </w:r>
+            <w:r>
+              <w:t>6. Nếu khớp, hệ thống cho phép người dùng nhập mật khẩu mới.</w:t>
+            </w:r>
+            <w:r>
+              <w:br/>
+            </w:r>
+            <w:r>
+              <w:t>7. Hệ thống mã hóa mật khẩu mới và cập nhật vào Database</w:t>
+            </w:r>
+          </w:p>
+          <w:p>
+            <w:pPr>
+              <w:spacing w:before="100" w:beforeAutospacing="1" w:after="100" w:afterAutospacing="1" w:line="240" w:lineRule="auto"/>
+            </w:pPr>
+          </w:p>
+        </w:tc>
+      </w:tr>
+      <w:tr>
+        <w:trPr>
+          <w:trHeight w:val="1010"/>
+        </w:trPr>
+        <w:tc>
+          <w:tcPr>
+            <w:tcW w:w="2836" w:type="dxa"/>
+            <w:tcBorders>
+              <w:top w:val="single" w:sz="8" w:space="0" w:color="000000"/>
+              <w:left w:val="single" w:sz="8" w:space="0" w:color="000000"/>
+              <w:bottom w:val="single" w:sz="8" w:space="0" w:color="000000"/>
+              <w:right w:val="single" w:sz="8" w:space="0" w:color="000000"/>
+            </w:tcBorders>
+            <w:tcMar>
+              <w:top w:w="100" w:type="dxa"/>
+              <w:left w:w="100" w:type="dxa"/>
+              <w:bottom w:w="100" w:type="dxa"/>
+              <w:right w:w="100" w:type="dxa"/>
+            </w:tcMar>
+            <w:hideMark/>
+          </w:tcPr>
+          <w:p>
+            <w:pPr>
+              <w:spacing w:before="240" w:after="240" w:line="240" w:lineRule="auto"/>
+              <w:rPr>
+                <w:rFonts w:eastAsia="Times New Roman" w:cs="Times New Roman"/>
+                <w:sz w:val="24"/>
+                <w:szCs w:val="24"/>
+              </w:rPr>
+            </w:pPr>
+            <w:r>
+              <w:rPr>
+                <w:rFonts w:eastAsia="Times New Roman" w:cs="Times New Roman"/>
+                <w:b/>
+                <w:bCs/>
+                <w:color w:val="000000"/>
+                <w:szCs w:val="26"/>
+              </w:rPr>
+              <w:t>Các dòng sự kiện khác hoặc ngoại lệ</w:t>
+            </w:r>
+          </w:p>
+        </w:tc>
+        <w:tc>
+          <w:tcPr>
+            <w:tcW w:w="7938" w:type="dxa"/>
+            <w:tcBorders>
+              <w:top w:val="single" w:sz="8" w:space="0" w:color="000000"/>
+              <w:left w:val="single" w:sz="8" w:space="0" w:color="000000"/>
+              <w:bottom w:val="single" w:sz="8" w:space="0" w:color="000000"/>
+              <w:right w:val="single" w:sz="8" w:space="0" w:color="000000"/>
+            </w:tcBorders>
+            <w:tcMar>
+              <w:top w:w="100" w:type="dxa"/>
+              <w:left w:w="100" w:type="dxa"/>
+              <w:bottom w:w="100" w:type="dxa"/>
+              <w:right w:w="100" w:type="dxa"/>
+            </w:tcMar>
+            <w:hideMark/>
+          </w:tcPr>
+          <w:p>
+            <w:pPr>
+              <w:spacing w:before="100" w:beforeAutospacing="1" w:after="100" w:afterAutospacing="1" w:line="240" w:lineRule="auto"/>
+              <w:rPr>
+                <w:rFonts w:eastAsia="Times New Roman" w:cs="Times New Roman"/>
+                <w:sz w:val="24"/>
+                <w:szCs w:val="24"/>
+              </w:rPr>
+            </w:pPr>
+            <w:r>
+              <w:rPr>
+                <w:rFonts w:eastAsia="Times New Roman" w:cs="Times New Roman"/>
+                <w:sz w:val="24"/>
+                <w:szCs w:val="24"/>
+              </w:rPr>
+              <w:t>- Email không tồn tại: Thông báo "Email không tồn tại trong hệ thống".</w:t>
+            </w:r>
+            <w:r>
+              <w:rPr>
+                <w:rFonts w:eastAsia="Times New Roman" w:cs="Times New Roman"/>
+                <w:sz w:val="24"/>
+                <w:szCs w:val="24"/>
+              </w:rPr>
+              <w:br/>
+            </w:r>
+            <w:r>
+              <w:rPr>
+                <w:rFonts w:eastAsia="Times New Roman" w:cs="Times New Roman"/>
+                <w:sz w:val="24"/>
+                <w:szCs w:val="24"/>
+              </w:rPr>
+              <w:t>- Sai OTP hoặc OTP hết hạn: Thông báo lỗi và yêu cầu gửi lại mã mới.</w:t>
+            </w:r>
+          </w:p>
+        </w:tc>
+      </w:tr>
+      <w:tr>
+        <w:trPr>
+          <w:trHeight w:val="500"/>
+        </w:trPr>
+        <w:tc>
+          <w:tcPr>
+            <w:tcW w:w="2836" w:type="dxa"/>
+            <w:tcBorders>
+              <w:top w:val="single" w:sz="8" w:space="0" w:color="000000"/>
+              <w:left w:val="single" w:sz="8" w:space="0" w:color="000000"/>
+              <w:bottom w:val="single" w:sz="8" w:space="0" w:color="000000"/>
+              <w:right w:val="single" w:sz="8" w:space="0" w:color="000000"/>
+            </w:tcBorders>
+            <w:tcMar>
+              <w:top w:w="100" w:type="dxa"/>
+              <w:left w:w="100" w:type="dxa"/>
+              <w:bottom w:w="100" w:type="dxa"/>
+              <w:right w:w="100" w:type="dxa"/>
+            </w:tcMar>
+            <w:hideMark/>
+          </w:tcPr>
+          <w:p>
+            <w:pPr>
+              <w:spacing w:before="240" w:after="240" w:line="240" w:lineRule="auto"/>
+              <w:rPr>
+                <w:rFonts w:eastAsia="Times New Roman" w:cs="Times New Roman"/>
+                <w:sz w:val="24"/>
+                <w:szCs w:val="24"/>
+              </w:rPr>
+            </w:pPr>
+            <w:r>
+              <w:rPr>
+                <w:rFonts w:eastAsia="Times New Roman" w:cs="Times New Roman"/>
+                <w:b/>
+                <w:bCs/>
+                <w:color w:val="000000"/>
+                <w:szCs w:val="26"/>
+              </w:rPr>
+              <w:t>Tiền điều kiện</w:t>
+            </w:r>
+          </w:p>
+        </w:tc>
+        <w:tc>
+          <w:tcPr>
+            <w:tcW w:w="7938" w:type="dxa"/>
+            <w:tcBorders>
+              <w:top w:val="single" w:sz="8" w:space="0" w:color="000000"/>
+              <w:left w:val="single" w:sz="8" w:space="0" w:color="000000"/>
+              <w:bottom w:val="single" w:sz="8" w:space="0" w:color="000000"/>
+              <w:right w:val="single" w:sz="8" w:space="0" w:color="000000"/>
+            </w:tcBorders>
+            <w:tcMar>
+              <w:top w:w="100" w:type="dxa"/>
+              <w:left w:w="100" w:type="dxa"/>
+              <w:bottom w:w="100" w:type="dxa"/>
+              <w:right w:w="100" w:type="dxa"/>
+            </w:tcMar>
+            <w:hideMark/>
+          </w:tcPr>
+          <w:p>
+            <w:pPr>
+              <w:spacing w:before="100" w:beforeAutospacing="1" w:after="100" w:afterAutospacing="1" w:line="240" w:lineRule="auto"/>
+            </w:pPr>
+            <w:r>
+              <w:t>-</w:t>
+            </w:r>
+            <w:r>
+              <w:t>Tài khoản người dùng đã được đăng ký và có địa chỉ Email hợp lệ.</w:t>
+            </w:r>
+          </w:p>
+        </w:tc>
+      </w:tr>
+      <w:tr>
+        <w:trPr>
+          <w:trHeight w:val="500"/>
+        </w:trPr>
+        <w:tc>
+          <w:tcPr>
+            <w:tcW w:w="2836" w:type="dxa"/>
+            <w:tcBorders>
+              <w:top w:val="single" w:sz="8" w:space="0" w:color="000000"/>
+              <w:left w:val="single" w:sz="8" w:space="0" w:color="000000"/>
+              <w:bottom w:val="single" w:sz="8" w:space="0" w:color="000000"/>
+              <w:right w:val="single" w:sz="8" w:space="0" w:color="000000"/>
+            </w:tcBorders>
+            <w:tcMar>
+              <w:top w:w="100" w:type="dxa"/>
+              <w:left w:w="100" w:type="dxa"/>
+              <w:bottom w:w="100" w:type="dxa"/>
+              <w:right w:w="100" w:type="dxa"/>
+            </w:tcMar>
+            <w:hideMark/>
+          </w:tcPr>
+          <w:p>
+            <w:pPr>
+              <w:spacing w:before="240" w:after="240" w:line="240" w:lineRule="auto"/>
+              <w:rPr>
+                <w:rFonts w:eastAsia="Times New Roman" w:cs="Times New Roman"/>
+                <w:sz w:val="24"/>
+                <w:szCs w:val="24"/>
+              </w:rPr>
+            </w:pPr>
+            <w:r>
+              <w:rPr>
+                <w:rFonts w:eastAsia="Times New Roman" w:cs="Times New Roman"/>
+                <w:b/>
+                <w:bCs/>
+                <w:color w:val="000000"/>
+                <w:szCs w:val="26"/>
+              </w:rPr>
+              <w:t>Hậu điều kiện</w:t>
+            </w:r>
+          </w:p>
+        </w:tc>
+        <w:tc>
+          <w:tcPr>
+            <w:tcW w:w="7938" w:type="dxa"/>
+            <w:tcBorders>
+              <w:top w:val="single" w:sz="8" w:space="0" w:color="000000"/>
+              <w:left w:val="single" w:sz="8" w:space="0" w:color="000000"/>
+              <w:bottom w:val="single" w:sz="8" w:space="0" w:color="000000"/>
+              <w:right w:val="single" w:sz="8" w:space="0" w:color="000000"/>
+            </w:tcBorders>
+            <w:tcMar>
+              <w:top w:w="100" w:type="dxa"/>
+              <w:left w:w="100" w:type="dxa"/>
+              <w:bottom w:w="100" w:type="dxa"/>
+              <w:right w:w="100" w:type="dxa"/>
+            </w:tcMar>
+            <w:hideMark/>
+          </w:tcPr>
+          <w:p>
+            <w:pPr>
+              <w:spacing w:before="100" w:beforeAutospacing="1" w:after="100" w:afterAutospacing="1" w:line="240" w:lineRule="auto"/>
+            </w:pPr>
+            <w:r>
+              <w:t>-</w:t>
+            </w:r>
+            <w:r>
+              <w:t>Mật khẩu được cập nhật mới thành công, người dùng có thể đăng nhập bằng mật khẩu mới.</w:t>
+            </w:r>
+          </w:p>
+        </w:tc>
+      </w:tr>
+    </w:tbl>
+    <w:p/>
+    <w:p/>
+    <w:p/>
+    <w:p/>
+    <w:p/>
+    <w:p>
+      <w:pPr>
+        <w:rPr>
+          <w:rFonts w:eastAsiaTheme="majorEastAsia" w:cstheme="majorBidi"/>
+          <w:b/>
+          <w:color w:val="000000" w:themeColor="text1"/>
+          <w:szCs w:val="24"/>
+        </w:rPr>
+      </w:pPr>
+    </w:p>
+    <w:p>
+      <w:pPr>
+        <w:pStyle w:val="Heading3"/>
+      </w:pPr>
+      <w:r>
+        <w:lastRenderedPageBreak/>
+        <w:t>3.1.</w:t>
+      </w:r>
+      <w:r>
+        <w:t>3</w:t>
+      </w:r>
+      <w:r>
+        <w:t xml:space="preserve"> </w:t>
+      </w:r>
+      <w:r>
+        <w:t xml:space="preserve">Biểu đồ hoạt động </w:t>
+      </w:r>
+      <w:r>
+        <w:t>Activity</w:t>
+      </w:r>
+      <w:bookmarkEnd w:id="35"/>
+    </w:p>
+    <w:p>
+      <w:r>
+        <w:t xml:space="preserve">*Chức năng đăng nhập </w:t>
+      </w:r>
+    </w:p>
+    <w:p>
+      <w:r>
+        <w:rPr>
+          <w:noProof/>
+        </w:rPr>
+        <w:drawing>
+          <wp:inline distT="0" distB="0" distL="0" distR="0" wp14:anchorId="45B40CEE" wp14:editId="6B51CB48">
+            <wp:extent cx="5973445" cy="5130165"/>
+            <wp:effectExtent l="0" t="0" r="8255" b="0"/>
+            <wp:docPr id="4" name="Picture 4"/>
+            <wp:cNvGraphicFramePr>
+              <a:graphicFrameLocks xmlns:a="http://schemas.openxmlformats.org/drawingml/2006/main" noChangeAspect="1"/>
+            </wp:cNvGraphicFramePr>
+            <a:graphic xmlns:a="http://schemas.openxmlformats.org/drawingml/2006/main">
+              <a:graphicData uri="http://schemas.openxmlformats.org/drawingml/2006/picture">
+                <pic:pic xmlns:pic="http://schemas.openxmlformats.org/drawingml/2006/picture">
+                  <pic:nvPicPr>
+                    <pic:cNvPr id="0" name="Picture 2"/>
+                    <pic:cNvPicPr>
+                      <a:picLocks noChangeAspect="1" noChangeArrowheads="1"/>
+                    </pic:cNvPicPr>
+                  </pic:nvPicPr>
+                  <pic:blipFill>
+                    <a:blip r:embed="rId20">
+                      <a:extLst>
+                        <a:ext uri="{28A0092B-C50C-407E-A947-70E740481C1C}">
+                          <a14:useLocalDpi xmlns:a14="http://schemas.microsoft.com/office/drawing/2010/main" val="0"/>
+                        </a:ext>
+                      </a:extLst>
+                    </a:blip>
+                    <a:srcRect/>
+                    <a:stretch>
+                      <a:fillRect/>
+                    </a:stretch>
+                  </pic:blipFill>
+                  <pic:spPr bwMode="auto">
+                    <a:xfrm>
+                      <a:off x="0" y="0"/>
+                      <a:ext cx="5973445" cy="5130165"/>
+                    </a:xfrm>
+                    <a:prstGeom prst="rect">
+                      <a:avLst/>
+                    </a:prstGeom>
+                    <a:noFill/>
+                    <a:ln>
+                      <a:noFill/>
+                    </a:ln>
+                  </pic:spPr>
+                </pic:pic>
+              </a:graphicData>
+            </a:graphic>
+          </wp:inline>
+        </w:drawing>
+      </w:r>
+    </w:p>
+    <w:p>
+      <w:pPr>
+        <w:pStyle w:val="h"/>
+        <w:rPr>
+          <w:sz w:val="24"/>
+          <w:szCs w:val="24"/>
+        </w:rPr>
+      </w:pPr>
+      <w:r>
+        <w:t xml:space="preserve">Hình 3.x: Biểu đồ hoạt động chức năng đăng nhập </w:t>
+      </w:r>
+    </w:p>
     <w:p/>
     <w:p/>
     <w:p/>
@@ -9961,43 +13680,113 @@
     <w:p/>
     <w:p/>
     <w:p/>
+    <w:p>
+      <w:r>
+        <w:lastRenderedPageBreak/>
+        <w:t xml:space="preserve">*Chức năng </w:t>
+      </w:r>
+      <w:r>
+        <w:t xml:space="preserve">đăng ký </w:t>
+      </w:r>
+      <w:r>
+        <w:t xml:space="preserve"> </w:t>
+      </w:r>
+    </w:p>
+    <w:p>
+      <w:r>
+        <w:rPr>
+          <w:noProof/>
+        </w:rPr>
+        <w:drawing>
+          <wp:inline distT="0" distB="0" distL="0" distR="0" wp14:anchorId="79964088" wp14:editId="585502BF">
+            <wp:extent cx="5962650" cy="6619875"/>
+            <wp:effectExtent l="0" t="0" r="0" b="9525"/>
+            <wp:docPr id="10" name="Picture 10"/>
+            <wp:cNvGraphicFramePr>
+              <a:graphicFrameLocks xmlns:a="http://schemas.openxmlformats.org/drawingml/2006/main" noChangeAspect="1"/>
+            </wp:cNvGraphicFramePr>
+            <a:graphic xmlns:a="http://schemas.openxmlformats.org/drawingml/2006/main">
+              <a:graphicData uri="http://schemas.openxmlformats.org/drawingml/2006/picture">
+                <pic:pic xmlns:pic="http://schemas.openxmlformats.org/drawingml/2006/picture">
+                  <pic:nvPicPr>
+                    <pic:cNvPr id="0" name="Picture 5"/>
+                    <pic:cNvPicPr>
+                      <a:picLocks noChangeAspect="1" noChangeArrowheads="1"/>
+                    </pic:cNvPicPr>
+                  </pic:nvPicPr>
+                  <pic:blipFill>
+                    <a:blip r:embed="rId21">
+                      <a:extLst>
+                        <a:ext uri="{28A0092B-C50C-407E-A947-70E740481C1C}">
+                          <a14:useLocalDpi xmlns:a14="http://schemas.microsoft.com/office/drawing/2010/main" val="0"/>
+                        </a:ext>
+                      </a:extLst>
+                    </a:blip>
+                    <a:srcRect/>
+                    <a:stretch>
+                      <a:fillRect/>
+                    </a:stretch>
+                  </pic:blipFill>
+                  <pic:spPr bwMode="auto">
+                    <a:xfrm>
+                      <a:off x="0" y="0"/>
+                      <a:ext cx="5962650" cy="6619875"/>
+                    </a:xfrm>
+                    <a:prstGeom prst="rect">
+                      <a:avLst/>
+                    </a:prstGeom>
+                    <a:noFill/>
+                    <a:ln>
+                      <a:noFill/>
+                    </a:ln>
+                  </pic:spPr>
+                </pic:pic>
+              </a:graphicData>
+            </a:graphic>
+          </wp:inline>
+        </w:drawing>
+      </w:r>
+    </w:p>
+    <w:p>
+      <w:pPr>
+        <w:pStyle w:val="h"/>
+        <w:rPr>
+          <w:sz w:val="24"/>
+          <w:szCs w:val="24"/>
+        </w:rPr>
+      </w:pPr>
+      <w:r>
+        <w:t xml:space="preserve">Hình 3.x: Biểu đồ hoạt động chức năng đăng </w:t>
+      </w:r>
+      <w:r>
+        <w:t>ký</w:t>
+      </w:r>
+    </w:p>
     <w:p/>
-    <w:p/>
-    <w:p/>
-    <w:p/>
     <w:p>
       <w:pPr>
         <w:pStyle w:val="Heading3"/>
       </w:pPr>
-      <w:bookmarkStart w:id="35" w:name="_Toc224471300"/>
-      <w:r>
-        <w:t>3.1.</w:t>
-      </w:r>
-      <w:r>
-        <w:t>3</w:t>
-      </w:r>
-      <w:r>
-        <w:t xml:space="preserve"> </w:t>
-      </w:r>
-      <w:r>
-        <w:t xml:space="preserve">Biểu đồ hoạt động </w:t>
-      </w:r>
-      <w:r>
-        <w:t>Activity</w:t>
-      </w:r>
-      <w:bookmarkEnd w:id="35"/>
-    </w:p>
-    <w:p/>
+    </w:p>
     <w:p>
       <w:pPr>
         <w:pStyle w:val="Heading3"/>
       </w:pPr>
+      <w:bookmarkStart w:id="36" w:name="_Toc224471301"/>
+      <w:r>
+        <w:t>(HER</w:t>
+      </w:r>
+      <w:r>
+        <w:t>E</w:t>
+      </w:r>
+      <w:r>
+        <w:t>)</w:t>
+      </w:r>
     </w:p>
     <w:p>
       <w:pPr>
         <w:pStyle w:val="Heading3"/>
       </w:pPr>
-      <w:bookmarkStart w:id="36" w:name="_Toc224471301"/>
       <w:r>
         <w:t>3.1.4</w:t>
       </w:r>
@@ -10539,7 +14328,7 @@
         </w:rPr>
         <w:t xml:space="preserve">[1] Ultralytics, "YOLOv8 Docs," 2023. [Online]. Available: </w:t>
       </w:r>
-      <w:hyperlink r:id="rId20" w:tgtFrame="_blank" w:history="1">
+      <w:hyperlink r:id="rId22" w:tgtFrame="_blank" w:history="1">
         <w:r>
           <w:rPr>
             <w:rStyle w:val="Hyperlink"/>
@@ -10576,7 +14365,7 @@
         </w:rPr>
         <w:t xml:space="preserve">[2] Jaided AI, "EasyOCR: Ready-to-use OCR with 80+ supported languages and all popular writing scripts including Latin, Chinese, Arabic, Devanagari, Cyrillic and etc.," 2020. [Online]. Available: </w:t>
       </w:r>
-      <w:hyperlink r:id="rId21" w:tgtFrame="_blank" w:history="1">
+      <w:hyperlink r:id="rId23" w:tgtFrame="_blank" w:history="1">
         <w:r>
           <w:rPr>
             <w:rStyle w:val="Hyperlink"/>
@@ -10613,7 +14402,7 @@
         </w:rPr>
         <w:t xml:space="preserve">[3] Streamlit Inc., "Streamlit Documentation: The fastest way to build and share data apps," 2024. [Online]. Available: </w:t>
       </w:r>
-      <w:hyperlink r:id="rId22" w:tgtFrame="_blank" w:history="1">
+      <w:hyperlink r:id="rId24" w:tgtFrame="_blank" w:history="1">
         <w:r>
           <w:rPr>
             <w:rStyle w:val="Hyperlink"/>
@@ -10722,7 +14511,7 @@
         </w:rPr>
         <w:t xml:space="preserve">[6] G. Jocher, A. Chaurasia, and J. Qiu, "YOLO by Ultralytics," 2023. [Online]. Available: </w:t>
       </w:r>
-      <w:hyperlink r:id="rId23" w:tgtFrame="_blank" w:history="1">
+      <w:hyperlink r:id="rId25" w:tgtFrame="_blank" w:history="1">
         <w:r>
           <w:rPr>
             <w:rStyle w:val="Hyperlink"/>
@@ -10759,7 +14548,7 @@
         </w:rPr>
         <w:t xml:space="preserve">[7] MongoDB Inc., "MongoDB Documentation: The document database for modern applications," 2024. [Online]. Available: </w:t>
       </w:r>
-      <w:hyperlink r:id="rId24" w:tgtFrame="_blank" w:history="1">
+      <w:hyperlink r:id="rId26" w:tgtFrame="_blank" w:history="1">
         <w:r>
           <w:rPr>
             <w:rStyle w:val="Hyperlink"/>
@@ -10796,7 +14585,7 @@
         </w:rPr>
         <w:t xml:space="preserve">[8] PayOS by Cassso, "PayOS API Documentation: Cổng thanh toán trực tuyến dành cho doanh nghiệp Việt Nam," 2024. [Online]. Available: </w:t>
       </w:r>
-      <w:hyperlink r:id="rId25" w:tgtFrame="_blank" w:history="1">
+      <w:hyperlink r:id="rId27" w:tgtFrame="_blank" w:history="1">
         <w:r>
           <w:rPr>
             <w:rStyle w:val="Hyperlink"/>
@@ -10862,7 +14651,7 @@
           <w:szCs w:val="28"/>
         </w:rPr>
       </w:pPr>
-      <w:hyperlink r:id="rId26" w:history="1">
+      <w:hyperlink r:id="rId28" w:history="1">
         <w:r>
           <w:rPr>
             <w:rStyle w:val="Hyperlink"/>
@@ -10872,7 +14661,7 @@
       </w:hyperlink>
     </w:p>
     <w:sectPr>
-      <w:footerReference w:type="default" r:id="rId27"/>
+      <w:footerReference w:type="default" r:id="rId29"/>
       <w:pgSz w:w="12240" w:h="15840"/>
       <w:pgMar w:top="1134" w:right="1134" w:bottom="1134" w:left="1701" w:header="709" w:footer="709" w:gutter="0"/>
       <w:pgNumType w:start="1"/>
@@ -13084,7 +16873,6 @@
     <w:name w:val="Normal (Web)"/>
     <w:basedOn w:val="Normal"/>
     <w:uiPriority w:val="99"/>
-    <w:semiHidden/>
     <w:unhideWhenUsed/>
     <w:rsid w:val="00326945"/>
     <w:pPr>

--- a/baocao/BáocáoN68.docx
+++ b/baocao/BáocáoN68.docx
@@ -124,7 +124,7 @@
                     </wp:anchor>
                   </w:drawing>
                 </mc:Choice>
-                <mc:Fallback xmlns:w16sdtfl="http://schemas.microsoft.com/office/word/2024/wordml/sdtformatlock" xmlns:w16du="http://schemas.microsoft.com/office/word/2023/wordml/word16du" xmlns:oel="http://schemas.microsoft.com/office/2019/extlst">
+                <mc:Fallback xmlns:oel="http://schemas.microsoft.com/office/2019/extlst" xmlns:w16du="http://schemas.microsoft.com/office/word/2023/wordml/word16du" xmlns:w16sdtfl="http://schemas.microsoft.com/office/word/2024/wordml/sdtformatlock">
                   <w:pict>
                     <v:line w14:anchorId="51459B79" id="Straight Connector 9" o:spid="_x0000_s1026" style="position:absolute;flip:y;z-index:251665408;visibility:visible;mso-wrap-style:square;mso-width-percent:0;mso-height-percent:0;mso-wrap-distance-left:9pt;mso-wrap-distance-top:0;mso-wrap-distance-right:9pt;mso-wrap-distance-bottom:0;mso-position-horizontal:absolute;mso-position-horizontal-relative:text;mso-position-vertical:absolute;mso-position-vertical-relative:text;mso-width-percent:0;mso-height-percent:0;mso-width-relative:margin;mso-height-relative:margin" from="188.05pt,22.35pt" to="349.3pt,22.35pt" o:gfxdata="UEsDBBQABgAIAAAAIQC2gziS/gAAAOEBAAATAAAAW0NvbnRlbnRfVHlwZXNdLnhtbJSRQU7DMBBF&#10;90jcwfIWJU67QAgl6YK0S0CoHGBkTxKLZGx5TGhvj5O2G0SRWNoz/78nu9wcxkFMGNg6quQqL6RA&#10;0s5Y6ir5vt9lD1JwBDIwOMJKHpHlpr69KfdHjyxSmriSfYz+USnWPY7AufNIadK6MEJMx9ApD/oD&#10;OlTrorhX2lFEilmcO2RdNtjC5xDF9pCuTyYBB5bi6bQ4syoJ3g9WQ0ymaiLzg5KdCXlKLjvcW893&#10;SUOqXwnz5DrgnHtJTxOsQfEKIT7DmDSUCaxw7Rqn8787ZsmRM9e2VmPeBN4uqYvTtW7jvijg9N/y&#10;JsXecLq0q+WD6m8AAAD//wMAUEsDBBQABgAIAAAAIQA4/SH/1gAAAJQBAAALAAAAX3JlbHMvLnJl&#10;bHOkkMFqwzAMhu+DvYPRfXGawxijTi+j0GvpHsDYimMaW0Yy2fr2M4PBMnrbUb/Q94l/f/hMi1qR&#10;JVI2sOt6UJgd+ZiDgffL8ekFlFSbvV0oo4EbChzGx4f9GRdb25HMsYhqlCwG5lrLq9biZkxWOiqY&#10;22YiTra2kYMu1l1tQD30/bPm3wwYN0x18gb45AdQl1tp5j/sFB2T0FQ7R0nTNEV3j6o9feQzro1i&#10;OWA14Fm+Q8a1a8+Bvu/d/dMb2JY5uiPbhG/ktn4cqGU/er3pcvwCAAD//wMAUEsDBBQABgAIAAAA&#10;IQA2QHChowEAAJIDAAAOAAAAZHJzL2Uyb0RvYy54bWysU01P3DAQvVfiP1i+s8muSkHRZjmAygW1&#10;qC29G2e8sbA9lm022X/fsbMbUGklhLhY/njz5r2Z8fpytIbtIESNruXLRc0ZOImddtuW3//6enrB&#10;WUzCdcKgg5bvIfLLzcmn9eAbWGGPpoPAiMTFZvAt71PyTVVF2YMVcYEeHD0qDFYkOoZt1QUxELs1&#10;1aquv1QDhs4HlBAj3V5Pj3xT+JUCmb4rFSEx03LSlsoayvqQ12qzFs02CN9reZAh3qHCCu0o6Ux1&#10;LZJgT0G/orJaBoyo0kKirVApLaF4IDfL+i83P3vhoXih4kQ/lyl+HK38trtyd4HKMPjYRH8XsotR&#10;BcuU0f439bT4IqVsLGXbz2WDMTFJl6v68/nF+Rln8vhWTRSZyoeYbgAty5uWG+2yI9GI3W1MlJag&#10;RwgdnkWUXdobyGDjfoBiuqNkk5wyH3BlAtsJ6mz3uMydJK6CzCFKGzMH1SXlf4MO2BwGZWbeGjij&#10;S0Z0aQ602mH4V9Y0HqWqCX90PXnNth+w25eWlHJQ44uzw5DmyXp5LuHPX2nzBwAA//8DAFBLAwQU&#10;AAYACAAAACEAZXEr19wAAAAJAQAADwAAAGRycy9kb3ducmV2LnhtbEyPwU7DMAyG70i8Q2QkbiwZ&#10;bOkoTacxCXFm47Kb25i2onFKk23l7QniMI62P/3+/mI9uV6caAydZwPzmQJBXHvbcWPgff9ytwIR&#10;IrLF3jMZ+KYA6/L6qsDc+jO/0WkXG5FCOORooI1xyKUMdUsOw8wPxOn24UeHMY1jI+2I5xTuenmv&#10;lJYOO04fWhxo21L9uTs6A/tXp6Yqdlvir0xtDs9LzYelMbc30+YJRKQpXmD41U/qUCanyh/ZBtEb&#10;eMj0PKEGFosMRAL040qDqP4Wsizk/wblDwAAAP//AwBQSwECLQAUAAYACAAAACEAtoM4kv4AAADh&#10;AQAAEwAAAAAAAAAAAAAAAAAAAAAAW0NvbnRlbnRfVHlwZXNdLnhtbFBLAQItABQABgAIAAAAIQA4&#10;/SH/1gAAAJQBAAALAAAAAAAAAAAAAAAAAC8BAABfcmVscy8ucmVsc1BLAQItABQABgAIAAAAIQA2&#10;QHChowEAAJIDAAAOAAAAAAAAAAAAAAAAAC4CAABkcnMvZTJvRG9jLnhtbFBLAQItABQABgAIAAAA&#10;IQBlcSvX3AAAAAkBAAAPAAAAAAAAAAAAAAAAAP0DAABkcnMvZG93bnJldi54bWxQSwUGAAAAAAQA&#10;BADzAAAABgUAAAAA&#10;" strokecolor="black [3200]" strokeweight=".5pt">
                       <v:stroke joinstyle="miter"/>
@@ -306,7 +306,7 @@
                     </wp:inline>
                   </w:drawing>
                 </mc:Choice>
-                <mc:Fallback xmlns:w16sdtfl="http://schemas.microsoft.com/office/word/2024/wordml/sdtformatlock" xmlns:w16du="http://schemas.microsoft.com/office/word/2023/wordml/word16du" xmlns:oel="http://schemas.microsoft.com/office/2019/extlst">
+                <mc:Fallback xmlns:oel="http://schemas.microsoft.com/office/2019/extlst" xmlns:w16du="http://schemas.microsoft.com/office/word/2023/wordml/word16du" xmlns:w16sdtfl="http://schemas.microsoft.com/office/word/2024/wordml/sdtformatlock">
                   <w:pict>
                     <v:rect w14:anchorId="6E7B8D23" id="Rectangle 2" o:spid="_x0000_s1026" alt="Giới Thiệu Trường Đại Học Khánh Hòa - UKH" style="width:24pt;height:24pt;visibility:visible;mso-wrap-style:square;mso-left-percent:-10001;mso-top-percent:-10001;mso-position-horizontal:absolute;mso-position-horizontal-relative:char;mso-position-vertical:absolute;mso-position-vertical-relative:line;mso-left-percent:-10001;mso-top-percent:-10001;v-text-anchor:top" o:gfxdata="UEsDBBQABgAIAAAAIQC2gziS/gAAAOEBAAATAAAAW0NvbnRlbnRfVHlwZXNdLnhtbJSRQU7DMBBF&#10;90jcwfIWJU67QAgl6YK0S0CoHGBkTxKLZGx5TGhvj5O2G0SRWNoz/78nu9wcxkFMGNg6quQqL6RA&#10;0s5Y6ir5vt9lD1JwBDIwOMJKHpHlpr69KfdHjyxSmriSfYz+USnWPY7AufNIadK6MEJMx9ApD/oD&#10;OlTrorhX2lFEilmcO2RdNtjC5xDF9pCuTyYBB5bi6bQ4syoJ3g9WQ0ymaiLzg5KdCXlKLjvcW893&#10;SUOqXwnz5DrgnHtJTxOsQfEKIT7DmDSUCaxw7Rqn8787ZsmRM9e2VmPeBN4uqYvTtW7jvijg9N/y&#10;JsXecLq0q+WD6m8AAAD//wMAUEsDBBQABgAIAAAAIQA4/SH/1gAAAJQBAAALAAAAX3JlbHMvLnJl&#10;bHOkkMFqwzAMhu+DvYPRfXGawxijTi+j0GvpHsDYimMaW0Yy2fr2M4PBMnrbUb/Q94l/f/hMi1qR&#10;JVI2sOt6UJgd+ZiDgffL8ekFlFSbvV0oo4EbChzGx4f9GRdb25HMsYhqlCwG5lrLq9biZkxWOiqY&#10;22YiTra2kYMu1l1tQD30/bPm3wwYN0x18gb45AdQl1tp5j/sFB2T0FQ7R0nTNEV3j6o9feQzro1i&#10;OWA14Fm+Q8a1a8+Bvu/d/dMb2JY5uiPbhG/ktn4cqGU/er3pcvwCAAD//wMAUEsDBBQABgAIAAAA&#10;IQBEnny8/gIAAPcFAAAOAAAAZHJzL2Uyb0RvYy54bWysVM1u1DAQviPxDpbvaZJt9idRs1W7PxS1&#10;QEXbB/AmzsYisYPt3WxBnDkhcUcc+gaIIz0W8R77Joyd3e1ue0GAD44943wz8/nzHBwuygLNqVRM&#10;8Bj7ex5GlCciZXwa46vLsdPDSGnCU1IITmN8TRU+7D99clBXEW2JXBQplQhAuIrqKsa51lXkuirJ&#10;aUnUnqgoB2cmZEk0bOXUTSWpAb0s3JbnddxayLSSIqFKgXXYOHHf4mcZTfSrLFNUoyLGkJu2s7Tz&#10;xMxu/4BEU0mqnCWrNMhfZFESxiHoBmpINEEzyR5BlSyRQolM7yWidEWWsYTaGqAa33tQzUVOKmpr&#10;AXJUtaFJ/T/Y5OX8XCKWxriFESclXNFrII3waUERmFKqEqDrGVvefmHoMofvxxm6lL++LW+/8in6&#10;+Xn544ahk+XtpwSd5nc3PEcnd98JctDV6Ymht65UBFEuqnNpCFLVmUjeKMTFIIco9EhVEA+kA+HX&#10;JilFnVOSQp2+gXB3MMxGARqa1C9ECgmTmRaW/EUmSxMDaEULe8fXmzumC40SMO57Qc8DJSTgWq1N&#10;BBKtf66k0s+oKJFZxFhCdhaczM+Ubo6uj5hYXIxZUYCdRAXfMQBmY4HQ8KvxmSSsKt6HXjjqjXqB&#10;E7Q6IyfwhkPnaDwInM7Y77aH+8PBYOh/MHH9IMpZmlJuwqwV6gd/poDVW2m0tdGoEgVLDZxJScnp&#10;ZFBINCfwQsZ2WMrBc3/M3U3D8gW1PCjJbwXecSt0xp1e1wnGQdsJu17P8fzwOOx4QRgMx7slnTFO&#10;/70kVMc4bLfa9pa2kn5Qm2fH49pIVDINPahgZYxBGjDMIRIZBY54ateasKJZb1Fh0r+nAq57fdFW&#10;r0aijfonIr0GuUoBcgLlQbeERS7kO4xq6DwxVm9nRFKMiuccJB/6QWBald0E7W4LNnLbM9n2EJ4A&#10;VIw1Rs1yoJv2Nqskm+YQybfEcHEEzyRjVsLmCTVZrR4XdBdbyaoTmva1vben7vt1/zcAAAD//wMA&#10;UEsDBBQABgAIAAAAIQBMoOks2AAAAAMBAAAPAAAAZHJzL2Rvd25yZXYueG1sTI9BS8NAEIXvgv9h&#10;GcGL2I0iUmI2RQpiEaGYas/T7JgEs7NpdpvEf9+pHvQyw+MNb76XLSbXqoH60Hg2cDNLQBGX3jZc&#10;GXjfPF3PQYWIbLH1TAa+KcAiPz/LMLV+5DcailgpCeGQooE6xi7VOpQ1OQwz3xGL9+l7h1FkX2nb&#10;4yjhrtW3SXKvHTYsH2rsaFlT+VUcnIGxXA/bzeuzXl9tV573q/2y+Hgx5vJienwAFWmKf8dwwhd0&#10;yIVp5w9sg2oNSJH4M8W7m4va/W6dZ/o/e34EAAD//wMAUEsBAi0AFAAGAAgAAAAhALaDOJL+AAAA&#10;4QEAABMAAAAAAAAAAAAAAAAAAAAAAFtDb250ZW50X1R5cGVzXS54bWxQSwECLQAUAAYACAAAACEA&#10;OP0h/9YAAACUAQAACwAAAAAAAAAAAAAAAAAvAQAAX3JlbHMvLnJlbHNQSwECLQAUAAYACAAAACEA&#10;RJ58vP4CAAD3BQAADgAAAAAAAAAAAAAAAAAuAgAAZHJzL2Uyb0RvYy54bWxQSwECLQAUAAYACAAA&#10;ACEATKDpLNgAAAADAQAADwAAAAAAAAAAAAAAAABYBQAAZHJzL2Rvd25yZXYueG1sUEsFBgAAAAAE&#10;AAQA8wAAAF0GAAAAAA==&#10;" filled="f" stroked="f">
                       <o:lock v:ext="edit" aspectratio="t"/>
@@ -832,7 +832,7 @@
                     </wp:anchor>
                   </w:drawing>
                 </mc:Choice>
-                <mc:Fallback xmlns:w16sdtfl="http://schemas.microsoft.com/office/word/2024/wordml/sdtformatlock" xmlns:w16du="http://schemas.microsoft.com/office/word/2023/wordml/word16du" xmlns:oel="http://schemas.microsoft.com/office/2019/extlst">
+                <mc:Fallback xmlns:oel="http://schemas.microsoft.com/office/2019/extlst" xmlns:w16du="http://schemas.microsoft.com/office/word/2023/wordml/word16du" xmlns:w16sdtfl="http://schemas.microsoft.com/office/word/2024/wordml/sdtformatlock">
                   <w:pict>
                     <v:line w14:anchorId="7425C7B1" id="Straight Connector 6" o:spid="_x0000_s1026" style="position:absolute;flip:y;z-index:251662336;visibility:visible;mso-wrap-style:square;mso-width-percent:0;mso-height-percent:0;mso-wrap-distance-left:9pt;mso-wrap-distance-top:0;mso-wrap-distance-right:9pt;mso-wrap-distance-bottom:0;mso-position-horizontal:absolute;mso-position-horizontal-relative:text;mso-position-vertical:absolute;mso-position-vertical-relative:text;mso-width-percent:0;mso-height-percent:0;mso-width-relative:margin;mso-height-relative:margin" from="198.25pt,22.35pt" to="359.5pt,22.35pt" o:gfxdata="UEsDBBQABgAIAAAAIQC2gziS/gAAAOEBAAATAAAAW0NvbnRlbnRfVHlwZXNdLnhtbJSRQU7DMBBF&#10;90jcwfIWJU67QAgl6YK0S0CoHGBkTxKLZGx5TGhvj5O2G0SRWNoz/78nu9wcxkFMGNg6quQqL6RA&#10;0s5Y6ir5vt9lD1JwBDIwOMJKHpHlpr69KfdHjyxSmriSfYz+USnWPY7AufNIadK6MEJMx9ApD/oD&#10;OlTrorhX2lFEilmcO2RdNtjC5xDF9pCuTyYBB5bi6bQ4syoJ3g9WQ0ymaiLzg5KdCXlKLjvcW893&#10;SUOqXwnz5DrgnHtJTxOsQfEKIT7DmDSUCaxw7Rqn8787ZsmRM9e2VmPeBN4uqYvTtW7jvijg9N/y&#10;JsXecLq0q+WD6m8AAAD//wMAUEsDBBQABgAIAAAAIQA4/SH/1gAAAJQBAAALAAAAX3JlbHMvLnJl&#10;bHOkkMFqwzAMhu+DvYPRfXGawxijTi+j0GvpHsDYimMaW0Yy2fr2M4PBMnrbUb/Q94l/f/hMi1qR&#10;JVI2sOt6UJgd+ZiDgffL8ekFlFSbvV0oo4EbChzGx4f9GRdb25HMsYhqlCwG5lrLq9biZkxWOiqY&#10;22YiTra2kYMu1l1tQD30/bPm3wwYN0x18gb45AdQl1tp5j/sFB2T0FQ7R0nTNEV3j6o9feQzro1i&#10;OWA14Fm+Q8a1a8+Bvu/d/dMb2JY5uiPbhG/ktn4cqGU/er3pcvwCAAD//wMAUEsDBBQABgAIAAAA&#10;IQA2QHChowEAAJIDAAAOAAAAZHJzL2Uyb0RvYy54bWysU01P3DAQvVfiP1i+s8muSkHRZjmAygW1&#10;qC29G2e8sbA9lm022X/fsbMbUGklhLhY/njz5r2Z8fpytIbtIESNruXLRc0ZOImddtuW3//6enrB&#10;WUzCdcKgg5bvIfLLzcmn9eAbWGGPpoPAiMTFZvAt71PyTVVF2YMVcYEeHD0qDFYkOoZt1QUxELs1&#10;1aquv1QDhs4HlBAj3V5Pj3xT+JUCmb4rFSEx03LSlsoayvqQ12qzFs02CN9reZAh3qHCCu0o6Ux1&#10;LZJgT0G/orJaBoyo0kKirVApLaF4IDfL+i83P3vhoXih4kQ/lyl+HK38trtyd4HKMPjYRH8XsotR&#10;BcuU0f439bT4IqVsLGXbz2WDMTFJl6v68/nF+Rln8vhWTRSZyoeYbgAty5uWG+2yI9GI3W1MlJag&#10;RwgdnkWUXdobyGDjfoBiuqNkk5wyH3BlAtsJ6mz3uMydJK6CzCFKGzMH1SXlf4MO2BwGZWbeGjij&#10;S0Z0aQ602mH4V9Y0HqWqCX90PXnNth+w25eWlHJQ44uzw5DmyXp5LuHPX2nzBwAA//8DAFBLAwQU&#10;AAYACAAAACEArJmxw9wAAAAJAQAADwAAAGRycy9kb3ducmV2LnhtbEyPwU7DMAyG70i8Q2QkbiwZ&#10;rC3rmk5jEuLMxmW3tDFttcYpTbaVt8eIwzja/vT7+4v15HpxxjF0njTMZwoEUu1tR42Gj/3rwzOI&#10;EA1Z03tCDd8YYF3e3hQmt/5C73jexUZwCIXcaGhjHHIpQ92iM2HmByS+ffrRmcjj2Eg7mguHu14+&#10;KpVKZzriD60ZcNtifdydnIb9m1NTFbst0lemNoeXJKVDovX93bRZgYg4xSsMv/qsDiU7Vf5ENohe&#10;w9MyTRjVsFhkIBjI5ksuV/0tZFnI/w3KHwAAAP//AwBQSwECLQAUAAYACAAAACEAtoM4kv4AAADh&#10;AQAAEwAAAAAAAAAAAAAAAAAAAAAAW0NvbnRlbnRfVHlwZXNdLnhtbFBLAQItABQABgAIAAAAIQA4&#10;/SH/1gAAAJQBAAALAAAAAAAAAAAAAAAAAC8BAABfcmVscy8ucmVsc1BLAQItABQABgAIAAAAIQA2&#10;QHChowEAAJIDAAAOAAAAAAAAAAAAAAAAAC4CAABkcnMvZTJvRG9jLnhtbFBLAQItABQABgAIAAAA&#10;IQCsmbHD3AAAAAkBAAAPAAAAAAAAAAAAAAAAAP0DAABkcnMvZG93bnJldi54bWxQSwUGAAAAAAQA&#10;BADzAAAABgUAAAAA&#10;" strokecolor="black [3200]" strokeweight=".5pt">
                       <v:stroke joinstyle="miter"/>
@@ -1014,7 +1014,7 @@
                     </wp:inline>
                   </w:drawing>
                 </mc:Choice>
-                <mc:Fallback xmlns:w16sdtfl="http://schemas.microsoft.com/office/word/2024/wordml/sdtformatlock" xmlns:w16du="http://schemas.microsoft.com/office/word/2023/wordml/word16du" xmlns:oel="http://schemas.microsoft.com/office/2019/extlst">
+                <mc:Fallback xmlns:oel="http://schemas.microsoft.com/office/2019/extlst" xmlns:w16du="http://schemas.microsoft.com/office/word/2023/wordml/word16du" xmlns:w16sdtfl="http://schemas.microsoft.com/office/word/2024/wordml/sdtformatlock">
                   <w:pict>
                     <v:rect w14:anchorId="1593F3EB" id="Rectangle 7" o:spid="_x0000_s1026" alt="Giới Thiệu Trường Đại Học Khánh Hòa - UKH" style="width:24pt;height:24pt;visibility:visible;mso-wrap-style:square;mso-left-percent:-10001;mso-top-percent:-10001;mso-position-horizontal:absolute;mso-position-horizontal-relative:char;mso-position-vertical:absolute;mso-position-vertical-relative:line;mso-left-percent:-10001;mso-top-percent:-10001;v-text-anchor:top" o:gfxdata="UEsDBBQABgAIAAAAIQC2gziS/gAAAOEBAAATAAAAW0NvbnRlbnRfVHlwZXNdLnhtbJSRQU7DMBBF&#10;90jcwfIWJU67QAgl6YK0S0CoHGBkTxKLZGx5TGhvj5O2G0SRWNoz/78nu9wcxkFMGNg6quQqL6RA&#10;0s5Y6ir5vt9lD1JwBDIwOMJKHpHlpr69KfdHjyxSmriSfYz+USnWPY7AufNIadK6MEJMx9ApD/oD&#10;OlTrorhX2lFEilmcO2RdNtjC5xDF9pCuTyYBB5bi6bQ4syoJ3g9WQ0ymaiLzg5KdCXlKLjvcW893&#10;SUOqXwnz5DrgnHtJTxOsQfEKIT7DmDSUCaxw7Rqn8787ZsmRM9e2VmPeBN4uqYvTtW7jvijg9N/y&#10;JsXecLq0q+WD6m8AAAD//wMAUEsDBBQABgAIAAAAIQA4/SH/1gAAAJQBAAALAAAAX3JlbHMvLnJl&#10;bHOkkMFqwzAMhu+DvYPRfXGawxijTi+j0GvpHsDYimMaW0Yy2fr2M4PBMnrbUb/Q94l/f/hMi1qR&#10;JVI2sOt6UJgd+ZiDgffL8ekFlFSbvV0oo4EbChzGx4f9GRdb25HMsYhqlCwG5lrLq9biZkxWOiqY&#10;22YiTra2kYMu1l1tQD30/bPm3wwYN0x18gb45AdQl1tp5j/sFB2T0FQ7R0nTNEV3j6o9feQzro1i&#10;OWA14Fm+Q8a1a8+Bvu/d/dMb2JY5uiPbhG/ktn4cqGU/er3pcvwCAAD//wMAUEsDBBQABgAIAAAA&#10;IQAQNvt//gIAAPcFAAAOAAAAZHJzL2Uyb0RvYy54bWysVM1u1DAQviPxDpbvaZJt9idRs1W7PxS1&#10;QEXbB/AmzsYisYPt3WxBnDkhcUcc+gaIIz0W8R77Joyd3e1ue0GAD44943wz8/nzHBwuygLNqVRM&#10;8Bj7ex5GlCciZXwa46vLsdPDSGnCU1IITmN8TRU+7D99clBXEW2JXBQplQhAuIrqKsa51lXkuirJ&#10;aUnUnqgoB2cmZEk0bOXUTSWpAb0s3JbnddxayLSSIqFKgXXYOHHf4mcZTfSrLFNUoyLGkJu2s7Tz&#10;xMxu/4BEU0mqnCWrNMhfZFESxiHoBmpINEEzyR5BlSyRQolM7yWidEWWsYTaGqAa33tQzUVOKmpr&#10;AXJUtaFJ/T/Y5OX8XCKWxriLESclXNFrII3waUERmFKqEqDrGVvefmHoMofvxxm6lL++LW+/8in6&#10;+Xn544ahk+XtpwSd5nc3PEcnd98JctDV6Ymht65UBFEuqnNpCFLVmUjeKMTFIIco9EhVEA+kA+HX&#10;JilFnVOSQp2+gXB3MMxGARqa1C9ECgmTmRaW/EUmSxMDaEULe8fXmzumC40SMO57Qc8DJSTgWq1N&#10;BBKtf66k0s+oKJFZxFhCdhaczM+Ubo6uj5hYXIxZUYCdRAXfMQBmY4HQ8KvxmSSsKt6HXjjqjXqB&#10;E7Q6IyfwhkPnaDwInM7Y77aH+8PBYOh/MHH9IMpZmlJuwqwV6gd/poDVW2m0tdGoEgVLDZxJScnp&#10;ZFBINCfwQsZ2WMrBc3/M3U3D8gW1PCjJbwXecSt0xp1e1wnGQdsJu17P8fzwOOx4QRgMx7slnTFO&#10;/70kVMc4bLfa9pa2kn5Qm2fH49pIVDINPahgZYxBGjDMIRIZBY54ateasKJZb1Fh0r+nAq57fdFW&#10;r0aijfonIr0GuUoBcgLlQbeERS7kO4xq6DwxVm9nRFKMiuccJB/6QWBald0E7W4LNnLbM9n2EJ4A&#10;VIw1Rs1yoJv2Nqskm+YQybfEcHEEzyRjVsLmCTVZrR4XdBdbyaoTmva1vben7vt1/zcAAAD//wMA&#10;UEsDBBQABgAIAAAAIQBMoOks2AAAAAMBAAAPAAAAZHJzL2Rvd25yZXYueG1sTI9BS8NAEIXvgv9h&#10;GcGL2I0iUmI2RQpiEaGYas/T7JgEs7NpdpvEf9+pHvQyw+MNb76XLSbXqoH60Hg2cDNLQBGX3jZc&#10;GXjfPF3PQYWIbLH1TAa+KcAiPz/LMLV+5DcailgpCeGQooE6xi7VOpQ1OQwz3xGL9+l7h1FkX2nb&#10;4yjhrtW3SXKvHTYsH2rsaFlT+VUcnIGxXA/bzeuzXl9tV573q/2y+Hgx5vJienwAFWmKf8dwwhd0&#10;yIVp5w9sg2oNSJH4M8W7m4va/W6dZ/o/e34EAAD//wMAUEsBAi0AFAAGAAgAAAAhALaDOJL+AAAA&#10;4QEAABMAAAAAAAAAAAAAAAAAAAAAAFtDb250ZW50X1R5cGVzXS54bWxQSwECLQAUAAYACAAAACEA&#10;OP0h/9YAAACUAQAACwAAAAAAAAAAAAAAAAAvAQAAX3JlbHMvLnJlbHNQSwECLQAUAAYACAAAACEA&#10;EDb7f/4CAAD3BQAADgAAAAAAAAAAAAAAAAAuAgAAZHJzL2Uyb0RvYy54bWxQSwECLQAUAAYACAAA&#10;ACEATKDpLNgAAAADAQAADwAAAAAAAAAAAAAAAABYBQAAZHJzL2Rvd25yZXYueG1sUEsFBgAAAAAE&#10;AAQA8wAAAF0GAAAAAA==&#10;" filled="f" stroked="f">
                       <o:lock v:ext="edit" aspectratio="t"/>
@@ -11193,8 +11193,6 @@
             </w:r>
             <w:r>
               <w:br/>
-            </w:r>
-            <w:r>
               <w:t xml:space="preserve">2. Hệ thống tự động lọc các bản ghi trong gate_logs có student_id trùng với </w:t>
             </w:r>
             <w:proofErr w:type="gramStart"/>
@@ -11207,14 +11205,10 @@
             </w:r>
             <w:r>
               <w:br/>
-            </w:r>
-            <w:r>
               <w:t>3. Hệ thống hiển thị danh sách các lần vào/ra, biển số xe đã nhận diện và phí gửi xe tương ứng.</w:t>
             </w:r>
             <w:r>
               <w:br/>
-            </w:r>
-            <w:r>
               <w:t>4. Sinh viên có thể xem tổng số dư tài khoản hiện tại.</w:t>
             </w:r>
           </w:p>
@@ -11381,10 +11375,7 @@
               <w:t>-</w:t>
             </w:r>
             <w:r>
-              <w:t xml:space="preserve"> </w:t>
-            </w:r>
-            <w:r>
-              <w:t>Sinh viên đã đăng nhập thành công.</w:t>
+              <w:t xml:space="preserve"> Sinh viên đã đăng nhập thành công.</w:t>
             </w:r>
           </w:p>
         </w:tc>
@@ -11650,17 +11641,7 @@
                 <w:color w:val="000000"/>
                 <w:szCs w:val="26"/>
               </w:rPr>
-              <w:t>N</w:t>
-            </w:r>
-            <w:r>
-              <w:rPr>
-                <w:rFonts w:eastAsia="Times New Roman" w:cs="Times New Roman"/>
-                <w:b/>
-                <w:bCs/>
-                <w:color w:val="000000"/>
-                <w:szCs w:val="26"/>
-              </w:rPr>
-              <w:t>ạp tiền vào tài khoản</w:t>
+              <w:t>Nạp tiền vào tài khoản</w:t>
             </w:r>
           </w:p>
         </w:tc>
@@ -11691,10 +11672,7 @@
               </w:rPr>
             </w:pPr>
             <w:r>
-              <w:t xml:space="preserve">Sinh viên </w:t>
-            </w:r>
-            <w:r>
-              <w:t>nạp tiền vào tài khoản</w:t>
+              <w:t>Sinh viên nạp tiền vào tài khoản</w:t>
             </w:r>
           </w:p>
         </w:tc>
@@ -12889,6 +12867,9 @@
     <w:p/>
     <w:p/>
     <w:p>
+      <w:pPr>
+        <w:ind w:left="720"/>
+      </w:pPr>
       <w:bookmarkStart w:id="35" w:name="_Toc224471300"/>
       <w:r>
         <w:lastRenderedPageBreak/>
@@ -12907,6 +12888,7 @@
     <w:p>
       <w:pPr>
         <w:pStyle w:val="h"/>
+        <w:ind w:left="720"/>
         <w:rPr>
           <w:sz w:val="24"/>
           <w:szCs w:val="24"/>
@@ -12928,7 +12910,7 @@
     <w:tbl>
       <w:tblPr>
         <w:tblW w:w="10774" w:type="dxa"/>
-        <w:tblInd w:w="-719" w:type="dxa"/>
+        <w:tblInd w:w="-975" w:type="dxa"/>
         <w:tblCellMar>
           <w:top w:w="15" w:type="dxa"/>
           <w:left w:w="15" w:type="dxa"/>
@@ -13094,21 +13076,7 @@
                 <w:rFonts w:eastAsia="Times New Roman" w:cs="Times New Roman"/>
                 <w:szCs w:val="24"/>
               </w:rPr>
-              <w:t xml:space="preserve">Sinh viên nhập email và nhận mã </w:t>
-            </w:r>
-            <w:r>
-              <w:rPr>
-                <w:rFonts w:eastAsia="Times New Roman" w:cs="Times New Roman"/>
-                <w:szCs w:val="24"/>
-              </w:rPr>
-              <w:t>OTP</w:t>
-            </w:r>
-            <w:r>
-              <w:rPr>
-                <w:rFonts w:eastAsia="Times New Roman" w:cs="Times New Roman"/>
-                <w:szCs w:val="24"/>
-              </w:rPr>
-              <w:t xml:space="preserve">, nhập mã OTP để tiến hành đổi </w:t>
+              <w:t xml:space="preserve">Sinh viên nhập email và nhận mã OTP, nhập mã OTP để tiến hành đổi </w:t>
             </w:r>
           </w:p>
         </w:tc>
@@ -13259,66 +13227,133 @@
           <w:p>
             <w:pPr>
               <w:pStyle w:val="NormalWeb"/>
+              <w:rPr>
+                <w:sz w:val="26"/>
+                <w:szCs w:val="26"/>
+              </w:rPr>
             </w:pPr>
             <w:r>
               <w:rPr>
                 <w:rFonts w:eastAsiaTheme="minorHAnsi" w:cstheme="minorBidi"/>
                 <w:sz w:val="26"/>
-                <w:szCs w:val="22"/>
+                <w:szCs w:val="26"/>
               </w:rPr>
               <w:br/>
             </w:r>
             <w:r>
+              <w:rPr>
+                <w:sz w:val="26"/>
+                <w:szCs w:val="26"/>
+              </w:rPr>
               <w:t>1. Người dùng nhấn vào nút "Quên mật khẩu?" tại màn hình đăng nhập.</w:t>
             </w:r>
             <w:r>
+              <w:rPr>
+                <w:sz w:val="26"/>
+                <w:szCs w:val="26"/>
+              </w:rPr>
               <w:br/>
             </w:r>
             <w:r>
+              <w:rPr>
+                <w:sz w:val="26"/>
+                <w:szCs w:val="26"/>
+              </w:rPr>
               <w:t>2. Hệ thống hiển thị hộp thoại (Dialog) yêu cầu nhập Email VAA.</w:t>
             </w:r>
             <w:r>
+              <w:rPr>
+                <w:sz w:val="26"/>
+                <w:szCs w:val="26"/>
+              </w:rPr>
               <w:br/>
             </w:r>
             <w:r>
+              <w:rPr>
+                <w:sz w:val="26"/>
+                <w:szCs w:val="26"/>
+              </w:rPr>
               <w:t xml:space="preserve">3. Hệ thống kiểm tra Email trong Database. Nếu tồn tại, tạo mã OTP (6 số) và gửi qua </w:t>
             </w:r>
             <w:proofErr w:type="gramStart"/>
             <w:r>
+              <w:rPr>
+                <w:sz w:val="26"/>
+                <w:szCs w:val="26"/>
+              </w:rPr>
               <w:t>Email</w:t>
             </w:r>
             <w:proofErr w:type="gramEnd"/>
             <w:r>
+              <w:rPr>
+                <w:sz w:val="26"/>
+                <w:szCs w:val="26"/>
+              </w:rPr>
               <w:t>.</w:t>
             </w:r>
             <w:r>
+              <w:rPr>
+                <w:sz w:val="26"/>
+                <w:szCs w:val="26"/>
+              </w:rPr>
               <w:br/>
             </w:r>
             <w:r>
+              <w:rPr>
+                <w:sz w:val="26"/>
+                <w:szCs w:val="26"/>
+              </w:rPr>
               <w:t>4. Người dùng nhập mã OTP nhận được từ Email.</w:t>
             </w:r>
             <w:r>
+              <w:rPr>
+                <w:sz w:val="26"/>
+                <w:szCs w:val="26"/>
+              </w:rPr>
               <w:br/>
             </w:r>
             <w:r>
+              <w:rPr>
+                <w:sz w:val="26"/>
+                <w:szCs w:val="26"/>
+              </w:rPr>
               <w:t>5. Hệ thống xác thực mã OTP và kiểm tra thời gian hết hạn (2 phút).</w:t>
             </w:r>
             <w:r>
+              <w:rPr>
+                <w:sz w:val="26"/>
+                <w:szCs w:val="26"/>
+              </w:rPr>
               <w:br/>
             </w:r>
             <w:r>
+              <w:rPr>
+                <w:sz w:val="26"/>
+                <w:szCs w:val="26"/>
+              </w:rPr>
               <w:t>6. Nếu khớp, hệ thống cho phép người dùng nhập mật khẩu mới.</w:t>
             </w:r>
             <w:r>
+              <w:rPr>
+                <w:sz w:val="26"/>
+                <w:szCs w:val="26"/>
+              </w:rPr>
               <w:br/>
             </w:r>
             <w:r>
+              <w:rPr>
+                <w:sz w:val="26"/>
+                <w:szCs w:val="26"/>
+              </w:rPr>
               <w:t>7. Hệ thống mã hóa mật khẩu mới và cập nhật vào Database</w:t>
             </w:r>
           </w:p>
           <w:p>
             <w:pPr>
               <w:spacing w:before="100" w:beforeAutospacing="1" w:after="100" w:afterAutospacing="1" w:line="240" w:lineRule="auto"/>
+              <w:rPr>
+                <w:szCs w:val="26"/>
+              </w:rPr>
             </w:pPr>
           </w:p>
         </w:tc>
@@ -13387,31 +13422,27 @@
               <w:spacing w:before="100" w:beforeAutospacing="1" w:after="100" w:afterAutospacing="1" w:line="240" w:lineRule="auto"/>
               <w:rPr>
                 <w:rFonts w:eastAsia="Times New Roman" w:cs="Times New Roman"/>
-                <w:sz w:val="24"/>
-                <w:szCs w:val="24"/>
-              </w:rPr>
-            </w:pPr>
-            <w:r>
-              <w:rPr>
-                <w:rFonts w:eastAsia="Times New Roman" w:cs="Times New Roman"/>
-                <w:sz w:val="24"/>
-                <w:szCs w:val="24"/>
+                <w:szCs w:val="26"/>
+              </w:rPr>
+            </w:pPr>
+            <w:r>
+              <w:rPr>
+                <w:rFonts w:eastAsia="Times New Roman" w:cs="Times New Roman"/>
+                <w:szCs w:val="26"/>
               </w:rPr>
               <w:t>- Email không tồn tại: Thông báo "Email không tồn tại trong hệ thống".</w:t>
             </w:r>
             <w:r>
               <w:rPr>
                 <w:rFonts w:eastAsia="Times New Roman" w:cs="Times New Roman"/>
-                <w:sz w:val="24"/>
-                <w:szCs w:val="24"/>
+                <w:szCs w:val="26"/>
               </w:rPr>
               <w:br/>
             </w:r>
             <w:r>
               <w:rPr>
                 <w:rFonts w:eastAsia="Times New Roman" w:cs="Times New Roman"/>
-                <w:sz w:val="24"/>
-                <w:szCs w:val="24"/>
+                <w:szCs w:val="26"/>
               </w:rPr>
               <w:t>- Sai OTP hoặc OTP hết hạn: Thông báo lỗi và yêu cầu gửi lại mã mới.</w:t>
             </w:r>
@@ -13480,12 +13511,15 @@
           <w:p>
             <w:pPr>
               <w:spacing w:before="100" w:beforeAutospacing="1" w:after="100" w:afterAutospacing="1" w:line="240" w:lineRule="auto"/>
-            </w:pPr>
-            <w:r>
-              <w:t>-</w:t>
-            </w:r>
-            <w:r>
-              <w:t>Tài khoản người dùng đã được đăng ký và có địa chỉ Email hợp lệ.</w:t>
+              <w:rPr>
+                <w:szCs w:val="26"/>
+              </w:rPr>
+            </w:pPr>
+            <w:r>
+              <w:rPr>
+                <w:szCs w:val="26"/>
+              </w:rPr>
+              <w:t>-Tài khoản người dùng đã được đăng ký và có địa chỉ Email hợp lệ.</w:t>
             </w:r>
           </w:p>
         </w:tc>
@@ -13552,22 +13586,872 @@
           <w:p>
             <w:pPr>
               <w:spacing w:before="100" w:beforeAutospacing="1" w:after="100" w:afterAutospacing="1" w:line="240" w:lineRule="auto"/>
-            </w:pPr>
-            <w:r>
+              <w:rPr>
+                <w:szCs w:val="26"/>
+              </w:rPr>
+            </w:pPr>
+            <w:r>
+              <w:rPr>
+                <w:szCs w:val="26"/>
+              </w:rPr>
               <w:t>-</w:t>
             </w:r>
             <w:r>
+              <w:rPr>
+                <w:szCs w:val="26"/>
+              </w:rPr>
               <w:t>Mật khẩu được cập nhật mới thành công, người dùng có thể đăng nhập bằng mật khẩu mới.</w:t>
             </w:r>
+          </w:p>
+        </w:tc>
+      </w:tr>
+    </w:tbl>
+    <w:p>
+      <w:pPr>
+        <w:ind w:left="720"/>
+      </w:pPr>
+    </w:p>
+    <w:p>
+      <w:pPr>
+        <w:ind w:left="720"/>
+      </w:pPr>
+    </w:p>
+    <w:p/>
+    <w:p/>
+    <w:p/>
+    <w:p/>
+    <w:p>
+      <w:pPr>
+        <w:ind w:left="720"/>
+      </w:pPr>
+      <w:r>
+        <w:t>UC-C</w:t>
+      </w:r>
+      <w:r>
+        <w:t>9</w:t>
+      </w:r>
+      <w:r>
+        <w:t xml:space="preserve">: </w:t>
+      </w:r>
+      <w:r>
+        <w:t>Thanh toán</w:t>
+      </w:r>
+    </w:p>
+    <w:p>
+      <w:pPr>
+        <w:pStyle w:val="h"/>
+        <w:ind w:left="720"/>
+        <w:rPr>
+          <w:sz w:val="24"/>
+          <w:szCs w:val="24"/>
+        </w:rPr>
+      </w:pPr>
+      <w:r>
+        <w:t>Bảng 3.</w:t>
+      </w:r>
+      <w:r>
+        <w:t>9</w:t>
+      </w:r>
+      <w:r>
+        <w:t xml:space="preserve">: Đặc tả chức năng </w:t>
+      </w:r>
+      <w:r>
+        <w:t xml:space="preserve">thanh toán </w:t>
+      </w:r>
+    </w:p>
+    <w:tbl>
+      <w:tblPr>
+        <w:tblW w:w="10774" w:type="dxa"/>
+        <w:tblInd w:w="-975" w:type="dxa"/>
+        <w:tblCellMar>
+          <w:top w:w="15" w:type="dxa"/>
+          <w:left w:w="15" w:type="dxa"/>
+          <w:bottom w:w="15" w:type="dxa"/>
+          <w:right w:w="15" w:type="dxa"/>
+        </w:tblCellMar>
+        <w:tblLook w:val="04A0" w:firstRow="1" w:lastRow="0" w:firstColumn="1" w:lastColumn="0" w:noHBand="0" w:noVBand="1"/>
+      </w:tblPr>
+      <w:tblGrid>
+        <w:gridCol w:w="2836"/>
+        <w:gridCol w:w="7938"/>
+      </w:tblGrid>
+      <w:tr>
+        <w:trPr>
+          <w:trHeight w:val="500"/>
+        </w:trPr>
+        <w:tc>
+          <w:tcPr>
+            <w:tcW w:w="2836" w:type="dxa"/>
+            <w:tcBorders>
+              <w:top w:val="single" w:sz="8" w:space="0" w:color="000000"/>
+              <w:left w:val="single" w:sz="8" w:space="0" w:color="000000"/>
+              <w:bottom w:val="single" w:sz="8" w:space="0" w:color="000000"/>
+              <w:right w:val="single" w:sz="8" w:space="0" w:color="000000"/>
+            </w:tcBorders>
+            <w:tcMar>
+              <w:top w:w="100" w:type="dxa"/>
+              <w:left w:w="100" w:type="dxa"/>
+              <w:bottom w:w="100" w:type="dxa"/>
+              <w:right w:w="100" w:type="dxa"/>
+            </w:tcMar>
+            <w:hideMark/>
+          </w:tcPr>
+          <w:p>
+            <w:pPr>
+              <w:spacing w:before="240" w:after="240" w:line="240" w:lineRule="auto"/>
+              <w:jc w:val="center"/>
+              <w:rPr>
+                <w:rFonts w:eastAsia="Times New Roman" w:cs="Times New Roman"/>
+                <w:sz w:val="24"/>
+                <w:szCs w:val="24"/>
+              </w:rPr>
+            </w:pPr>
+            <w:r>
+              <w:rPr>
+                <w:rFonts w:eastAsia="Times New Roman" w:cs="Times New Roman"/>
+                <w:b/>
+                <w:bCs/>
+                <w:color w:val="000000"/>
+                <w:szCs w:val="26"/>
+              </w:rPr>
+              <w:t>Use Case</w:t>
+            </w:r>
+          </w:p>
+        </w:tc>
+        <w:tc>
+          <w:tcPr>
+            <w:tcW w:w="7938" w:type="dxa"/>
+            <w:tcBorders>
+              <w:top w:val="single" w:sz="8" w:space="0" w:color="000000"/>
+              <w:left w:val="single" w:sz="8" w:space="0" w:color="000000"/>
+              <w:bottom w:val="single" w:sz="8" w:space="0" w:color="000000"/>
+              <w:right w:val="single" w:sz="8" w:space="0" w:color="000000"/>
+            </w:tcBorders>
+            <w:tcMar>
+              <w:top w:w="100" w:type="dxa"/>
+              <w:left w:w="100" w:type="dxa"/>
+              <w:bottom w:w="100" w:type="dxa"/>
+              <w:right w:w="100" w:type="dxa"/>
+            </w:tcMar>
+            <w:hideMark/>
+          </w:tcPr>
+          <w:p>
+            <w:pPr>
+              <w:spacing w:before="240" w:after="240" w:line="240" w:lineRule="auto"/>
+              <w:jc w:val="center"/>
+              <w:rPr>
+                <w:rFonts w:eastAsia="Times New Roman" w:cs="Times New Roman"/>
+                <w:sz w:val="24"/>
+                <w:szCs w:val="24"/>
+              </w:rPr>
+            </w:pPr>
+            <w:r>
+              <w:rPr>
+                <w:rFonts w:eastAsia="Times New Roman" w:cs="Times New Roman"/>
+                <w:b/>
+                <w:bCs/>
+                <w:color w:val="000000"/>
+                <w:szCs w:val="26"/>
+              </w:rPr>
+              <w:t>Nội dung</w:t>
+            </w:r>
+          </w:p>
+        </w:tc>
+      </w:tr>
+      <w:tr>
+        <w:trPr>
+          <w:trHeight w:val="500"/>
+        </w:trPr>
+        <w:tc>
+          <w:tcPr>
+            <w:tcW w:w="2836" w:type="dxa"/>
+            <w:tcBorders>
+              <w:top w:val="single" w:sz="8" w:space="0" w:color="000000"/>
+              <w:left w:val="single" w:sz="8" w:space="0" w:color="000000"/>
+              <w:bottom w:val="single" w:sz="8" w:space="0" w:color="000000"/>
+              <w:right w:val="single" w:sz="8" w:space="0" w:color="000000"/>
+            </w:tcBorders>
+            <w:tcMar>
+              <w:top w:w="100" w:type="dxa"/>
+              <w:left w:w="100" w:type="dxa"/>
+              <w:bottom w:w="100" w:type="dxa"/>
+              <w:right w:w="100" w:type="dxa"/>
+            </w:tcMar>
+            <w:hideMark/>
+          </w:tcPr>
+          <w:p>
+            <w:pPr>
+              <w:spacing w:before="240" w:after="240" w:line="240" w:lineRule="auto"/>
+              <w:rPr>
+                <w:rFonts w:eastAsia="Times New Roman" w:cs="Times New Roman"/>
+                <w:sz w:val="24"/>
+                <w:szCs w:val="24"/>
+              </w:rPr>
+            </w:pPr>
+            <w:r>
+              <w:rPr>
+                <w:b/>
+                <w:bCs/>
+              </w:rPr>
+              <w:t>Thanh toán nạp tiền vào tài khoản</w:t>
+            </w:r>
+          </w:p>
+        </w:tc>
+        <w:tc>
+          <w:tcPr>
+            <w:tcW w:w="7938" w:type="dxa"/>
+            <w:tcBorders>
+              <w:top w:val="single" w:sz="8" w:space="0" w:color="000000"/>
+              <w:left w:val="single" w:sz="8" w:space="0" w:color="000000"/>
+              <w:bottom w:val="single" w:sz="8" w:space="0" w:color="000000"/>
+              <w:right w:val="single" w:sz="8" w:space="0" w:color="000000"/>
+            </w:tcBorders>
+            <w:tcMar>
+              <w:top w:w="100" w:type="dxa"/>
+              <w:left w:w="100" w:type="dxa"/>
+              <w:bottom w:w="100" w:type="dxa"/>
+              <w:right w:w="100" w:type="dxa"/>
+            </w:tcMar>
+            <w:hideMark/>
+          </w:tcPr>
+          <w:p>
+            <w:pPr>
+              <w:spacing w:before="240" w:after="240" w:line="240" w:lineRule="auto"/>
+              <w:rPr>
+                <w:rFonts w:eastAsia="Times New Roman" w:cs="Times New Roman"/>
+                <w:szCs w:val="26"/>
+              </w:rPr>
+            </w:pPr>
+            <w:r>
+              <w:rPr>
+                <w:szCs w:val="26"/>
+              </w:rPr>
+              <w:t>Sinh viên thực hiện nạp tiền vào tài khoản bãi xe thông qua cổng thanh toán trực tuyến (PayOS) để có số dư thanh toán phí gửi xe.</w:t>
+            </w:r>
+          </w:p>
+        </w:tc>
+      </w:tr>
+      <w:tr>
+        <w:trPr>
+          <w:trHeight w:val="500"/>
+        </w:trPr>
+        <w:tc>
+          <w:tcPr>
+            <w:tcW w:w="2836" w:type="dxa"/>
+            <w:tcBorders>
+              <w:top w:val="single" w:sz="8" w:space="0" w:color="000000"/>
+              <w:left w:val="single" w:sz="8" w:space="0" w:color="000000"/>
+              <w:bottom w:val="single" w:sz="8" w:space="0" w:color="000000"/>
+              <w:right w:val="single" w:sz="8" w:space="0" w:color="000000"/>
+            </w:tcBorders>
+            <w:tcMar>
+              <w:top w:w="100" w:type="dxa"/>
+              <w:left w:w="100" w:type="dxa"/>
+              <w:bottom w:w="100" w:type="dxa"/>
+              <w:right w:w="100" w:type="dxa"/>
+            </w:tcMar>
+            <w:hideMark/>
+          </w:tcPr>
+          <w:p>
+            <w:pPr>
+              <w:spacing w:before="240" w:after="240" w:line="240" w:lineRule="auto"/>
+              <w:rPr>
+                <w:rFonts w:eastAsia="Times New Roman" w:cs="Times New Roman"/>
+                <w:sz w:val="24"/>
+                <w:szCs w:val="24"/>
+              </w:rPr>
+            </w:pPr>
+            <w:r>
+              <w:rPr>
+                <w:rFonts w:eastAsia="Times New Roman" w:cs="Times New Roman"/>
+                <w:b/>
+                <w:bCs/>
+                <w:color w:val="000000"/>
+                <w:szCs w:val="26"/>
+              </w:rPr>
+              <w:t>Actor</w:t>
+            </w:r>
+          </w:p>
+        </w:tc>
+        <w:tc>
+          <w:tcPr>
+            <w:tcW w:w="7938" w:type="dxa"/>
+            <w:tcBorders>
+              <w:top w:val="single" w:sz="8" w:space="0" w:color="000000"/>
+              <w:left w:val="single" w:sz="8" w:space="0" w:color="000000"/>
+              <w:bottom w:val="single" w:sz="8" w:space="0" w:color="000000"/>
+              <w:right w:val="single" w:sz="8" w:space="0" w:color="000000"/>
+            </w:tcBorders>
+            <w:tcMar>
+              <w:top w:w="100" w:type="dxa"/>
+              <w:left w:w="100" w:type="dxa"/>
+              <w:bottom w:w="100" w:type="dxa"/>
+              <w:right w:w="100" w:type="dxa"/>
+            </w:tcMar>
+            <w:hideMark/>
+          </w:tcPr>
+          <w:p>
+            <w:pPr>
+              <w:spacing w:before="240" w:after="240" w:line="240" w:lineRule="auto"/>
+              <w:rPr>
+                <w:rFonts w:eastAsia="Times New Roman" w:cs="Times New Roman"/>
+                <w:szCs w:val="26"/>
+              </w:rPr>
+            </w:pPr>
+            <w:r>
+              <w:rPr>
+                <w:szCs w:val="26"/>
+              </w:rPr>
+              <w:t>Sinh viên</w:t>
+            </w:r>
+          </w:p>
+        </w:tc>
+      </w:tr>
+      <w:tr>
+        <w:trPr>
+          <w:trHeight w:val="2018"/>
+        </w:trPr>
+        <w:tc>
+          <w:tcPr>
+            <w:tcW w:w="2836" w:type="dxa"/>
+            <w:tcBorders>
+              <w:top w:val="single" w:sz="8" w:space="0" w:color="000000"/>
+              <w:left w:val="single" w:sz="8" w:space="0" w:color="000000"/>
+              <w:bottom w:val="single" w:sz="8" w:space="0" w:color="000000"/>
+              <w:right w:val="single" w:sz="8" w:space="0" w:color="000000"/>
+            </w:tcBorders>
+            <w:tcMar>
+              <w:top w:w="100" w:type="dxa"/>
+              <w:left w:w="100" w:type="dxa"/>
+              <w:bottom w:w="100" w:type="dxa"/>
+              <w:right w:w="100" w:type="dxa"/>
+            </w:tcMar>
+            <w:hideMark/>
+          </w:tcPr>
+          <w:p>
+            <w:pPr>
+              <w:spacing w:before="240" w:after="240" w:line="240" w:lineRule="auto"/>
+              <w:rPr>
+                <w:rFonts w:eastAsia="Times New Roman" w:cs="Times New Roman"/>
+                <w:sz w:val="24"/>
+                <w:szCs w:val="24"/>
+              </w:rPr>
+            </w:pPr>
+            <w:r>
+              <w:rPr>
+                <w:rFonts w:eastAsia="Times New Roman" w:cs="Times New Roman"/>
+                <w:b/>
+                <w:bCs/>
+                <w:color w:val="000000"/>
+                <w:szCs w:val="26"/>
+              </w:rPr>
+              <w:t>Dòng sự kiện chính</w:t>
+            </w:r>
+          </w:p>
+          <w:p>
+            <w:pPr>
+              <w:spacing w:after="0" w:line="240" w:lineRule="auto"/>
+              <w:rPr>
+                <w:rFonts w:eastAsia="Times New Roman" w:cs="Times New Roman"/>
+                <w:sz w:val="24"/>
+                <w:szCs w:val="24"/>
+              </w:rPr>
+            </w:pPr>
+          </w:p>
+        </w:tc>
+        <w:tc>
+          <w:tcPr>
+            <w:tcW w:w="7938" w:type="dxa"/>
+            <w:tcBorders>
+              <w:top w:val="single" w:sz="8" w:space="0" w:color="000000"/>
+              <w:left w:val="single" w:sz="8" w:space="0" w:color="000000"/>
+              <w:bottom w:val="single" w:sz="8" w:space="0" w:color="000000"/>
+              <w:right w:val="single" w:sz="8" w:space="0" w:color="000000"/>
+            </w:tcBorders>
+            <w:tcMar>
+              <w:top w:w="100" w:type="dxa"/>
+              <w:left w:w="100" w:type="dxa"/>
+              <w:bottom w:w="100" w:type="dxa"/>
+              <w:right w:w="100" w:type="dxa"/>
+            </w:tcMar>
+            <w:hideMark/>
+          </w:tcPr>
+          <w:p>
+            <w:pPr>
+              <w:spacing w:before="100" w:beforeAutospacing="1" w:after="100" w:afterAutospacing="1" w:line="240" w:lineRule="auto"/>
+              <w:rPr>
+                <w:rFonts w:eastAsia="Times New Roman" w:cs="Times New Roman"/>
+                <w:szCs w:val="26"/>
+              </w:rPr>
+            </w:pPr>
+            <w:r>
+              <w:rPr>
+                <w:rFonts w:eastAsia="Times New Roman" w:cs="Times New Roman"/>
+                <w:szCs w:val="26"/>
+              </w:rPr>
+              <w:t>1. Người dùng đăng nhập vào hệ thống và chọn chức năng "Nạp tiền".</w:t>
+            </w:r>
+            <w:r>
+              <w:rPr>
+                <w:rFonts w:eastAsia="Times New Roman" w:cs="Times New Roman"/>
+                <w:szCs w:val="26"/>
+              </w:rPr>
+              <w:br/>
+            </w:r>
+            <w:r>
+              <w:rPr>
+                <w:rFonts w:eastAsia="Times New Roman" w:cs="Times New Roman"/>
+                <w:szCs w:val="26"/>
+              </w:rPr>
+              <w:t>2. Hệ thống hiển thị giao diện nhập số tiền cần nạp (hoặc chọn các mức nạp có sẵn).</w:t>
+            </w:r>
+            <w:r>
+              <w:rPr>
+                <w:rFonts w:eastAsia="Times New Roman" w:cs="Times New Roman"/>
+                <w:szCs w:val="26"/>
+              </w:rPr>
+              <w:br/>
+            </w:r>
+            <w:r>
+              <w:rPr>
+                <w:rFonts w:eastAsia="Times New Roman" w:cs="Times New Roman"/>
+                <w:szCs w:val="26"/>
+              </w:rPr>
+              <w:t>3. Người dùng nhập số tiền và nhấn "Xác nhận nạp tiền".</w:t>
+            </w:r>
+            <w:r>
+              <w:rPr>
+                <w:rFonts w:eastAsia="Times New Roman" w:cs="Times New Roman"/>
+                <w:szCs w:val="26"/>
+              </w:rPr>
+              <w:br/>
+            </w:r>
+            <w:r>
+              <w:rPr>
+                <w:rFonts w:eastAsia="Times New Roman" w:cs="Times New Roman"/>
+                <w:szCs w:val="26"/>
+              </w:rPr>
+              <w:t>4. Hệ thống gọi API PayOS để tạo link thanh toán (Payment Link).</w:t>
+            </w:r>
+            <w:r>
+              <w:rPr>
+                <w:rFonts w:eastAsia="Times New Roman" w:cs="Times New Roman"/>
+                <w:szCs w:val="26"/>
+              </w:rPr>
+              <w:br/>
+            </w:r>
+            <w:r>
+              <w:rPr>
+                <w:rFonts w:eastAsia="Times New Roman" w:cs="Times New Roman"/>
+                <w:szCs w:val="26"/>
+              </w:rPr>
+              <w:t>5. Hệ thống chuyển hướng người dùng sang giao diện thanh toán của PayOS (hoặc hiển thị mã QR).</w:t>
+            </w:r>
+            <w:r>
+              <w:rPr>
+                <w:rFonts w:eastAsia="Times New Roman" w:cs="Times New Roman"/>
+                <w:szCs w:val="26"/>
+              </w:rPr>
+              <w:br/>
+            </w:r>
+            <w:r>
+              <w:rPr>
+                <w:rFonts w:eastAsia="Times New Roman" w:cs="Times New Roman"/>
+                <w:szCs w:val="26"/>
+              </w:rPr>
+              <w:t>6. Người dùng thực hiện quét mã QR/chuyển khoản qua ứng dụng Ngân hàng.</w:t>
+            </w:r>
+            <w:r>
+              <w:rPr>
+                <w:rFonts w:eastAsia="Times New Roman" w:cs="Times New Roman"/>
+                <w:szCs w:val="26"/>
+              </w:rPr>
+              <w:br/>
+            </w:r>
+            <w:r>
+              <w:rPr>
+                <w:rFonts w:eastAsia="Times New Roman" w:cs="Times New Roman"/>
+                <w:szCs w:val="26"/>
+              </w:rPr>
+              <w:t>7. PayOS xác thực giao dịch thành công và gửi Webhook/Callback về hệ thống.</w:t>
+            </w:r>
+            <w:r>
+              <w:rPr>
+                <w:rFonts w:eastAsia="Times New Roman" w:cs="Times New Roman"/>
+                <w:szCs w:val="26"/>
+              </w:rPr>
+              <w:br/>
+            </w:r>
+            <w:r>
+              <w:rPr>
+                <w:rFonts w:eastAsia="Times New Roman" w:cs="Times New Roman"/>
+                <w:szCs w:val="26"/>
+              </w:rPr>
+              <w:t>8. Hệ thống cập nhật số dư (Balance) vào Database và lưu lịch sử giao dịch.</w:t>
+            </w:r>
+            <w:r>
+              <w:rPr>
+                <w:rFonts w:eastAsia="Times New Roman" w:cs="Times New Roman"/>
+                <w:szCs w:val="26"/>
+              </w:rPr>
+              <w:br/>
+            </w:r>
+            <w:r>
+              <w:rPr>
+                <w:rFonts w:eastAsia="Times New Roman" w:cs="Times New Roman"/>
+                <w:szCs w:val="26"/>
+              </w:rPr>
+              <w:t>9. Hệ thống thông báo nạp tiền thành công và hiển thị số dư mới.</w:t>
+            </w:r>
+          </w:p>
+          <w:p>
+            <w:pPr>
+              <w:spacing w:before="100" w:beforeAutospacing="1" w:after="100" w:afterAutospacing="1" w:line="240" w:lineRule="auto"/>
+              <w:rPr>
+                <w:szCs w:val="26"/>
+              </w:rPr>
+            </w:pPr>
+          </w:p>
+        </w:tc>
+      </w:tr>
+      <w:tr>
+        <w:trPr>
+          <w:trHeight w:val="1010"/>
+        </w:trPr>
+        <w:tc>
+          <w:tcPr>
+            <w:tcW w:w="2836" w:type="dxa"/>
+            <w:tcBorders>
+              <w:top w:val="single" w:sz="8" w:space="0" w:color="000000"/>
+              <w:left w:val="single" w:sz="8" w:space="0" w:color="000000"/>
+              <w:bottom w:val="single" w:sz="8" w:space="0" w:color="000000"/>
+              <w:right w:val="single" w:sz="8" w:space="0" w:color="000000"/>
+            </w:tcBorders>
+            <w:tcMar>
+              <w:top w:w="100" w:type="dxa"/>
+              <w:left w:w="100" w:type="dxa"/>
+              <w:bottom w:w="100" w:type="dxa"/>
+              <w:right w:w="100" w:type="dxa"/>
+            </w:tcMar>
+            <w:hideMark/>
+          </w:tcPr>
+          <w:p>
+            <w:pPr>
+              <w:spacing w:before="240" w:after="240" w:line="240" w:lineRule="auto"/>
+              <w:rPr>
+                <w:rFonts w:eastAsia="Times New Roman" w:cs="Times New Roman"/>
+                <w:sz w:val="24"/>
+                <w:szCs w:val="24"/>
+              </w:rPr>
+            </w:pPr>
+            <w:r>
+              <w:rPr>
+                <w:rFonts w:eastAsia="Times New Roman" w:cs="Times New Roman"/>
+                <w:b/>
+                <w:bCs/>
+                <w:color w:val="000000"/>
+                <w:szCs w:val="26"/>
+              </w:rPr>
+              <w:t>Các dòng sự kiện khác hoặc ngoại lệ</w:t>
+            </w:r>
+          </w:p>
+        </w:tc>
+        <w:tc>
+          <w:tcPr>
+            <w:tcW w:w="7938" w:type="dxa"/>
+            <w:tcBorders>
+              <w:top w:val="single" w:sz="8" w:space="0" w:color="000000"/>
+              <w:left w:val="single" w:sz="8" w:space="0" w:color="000000"/>
+              <w:bottom w:val="single" w:sz="8" w:space="0" w:color="000000"/>
+              <w:right w:val="single" w:sz="8" w:space="0" w:color="000000"/>
+            </w:tcBorders>
+            <w:tcMar>
+              <w:top w:w="100" w:type="dxa"/>
+              <w:left w:w="100" w:type="dxa"/>
+              <w:bottom w:w="100" w:type="dxa"/>
+              <w:right w:w="100" w:type="dxa"/>
+            </w:tcMar>
+            <w:hideMark/>
+          </w:tcPr>
+          <w:p>
+            <w:pPr>
+              <w:spacing w:before="100" w:beforeAutospacing="1" w:after="100" w:afterAutospacing="1" w:line="240" w:lineRule="auto"/>
+              <w:rPr>
+                <w:rFonts w:eastAsia="Times New Roman" w:cs="Times New Roman"/>
+                <w:szCs w:val="26"/>
+              </w:rPr>
+            </w:pPr>
+            <w:r>
+              <w:rPr>
+                <w:rFonts w:eastAsia="Times New Roman" w:cs="Times New Roman"/>
+                <w:szCs w:val="26"/>
+              </w:rPr>
+              <w:t xml:space="preserve">- </w:t>
+            </w:r>
+            <w:r>
+              <w:rPr>
+                <w:rFonts w:eastAsia="Times New Roman" w:cs="Times New Roman"/>
+                <w:b/>
+                <w:bCs/>
+                <w:szCs w:val="26"/>
+              </w:rPr>
+              <w:t>Người dùng hủy thanh toán:</w:t>
+            </w:r>
+            <w:r>
+              <w:rPr>
+                <w:rFonts w:eastAsia="Times New Roman" w:cs="Times New Roman"/>
+                <w:szCs w:val="26"/>
+              </w:rPr>
+              <w:t xml:space="preserve"> Hệ thống quay lại màn hình nạp tiền và thông báo "Giao dịch đã bị hủy"</w:t>
+            </w:r>
+            <w:r>
+              <w:rPr>
+                <w:rFonts w:eastAsia="Times New Roman" w:cs="Times New Roman"/>
+                <w:szCs w:val="26"/>
+              </w:rPr>
+              <w:br/>
+            </w:r>
+            <w:r>
+              <w:rPr>
+                <w:rFonts w:eastAsia="Times New Roman" w:cs="Times New Roman"/>
+                <w:szCs w:val="26"/>
+              </w:rPr>
+              <w:t xml:space="preserve">- </w:t>
+            </w:r>
+            <w:r>
+              <w:rPr>
+                <w:rFonts w:eastAsia="Times New Roman" w:cs="Times New Roman"/>
+                <w:b/>
+                <w:bCs/>
+                <w:szCs w:val="26"/>
+              </w:rPr>
+              <w:t>Lỗi kết nối cổng thanh toán:</w:t>
+            </w:r>
+            <w:r>
+              <w:rPr>
+                <w:rFonts w:eastAsia="Times New Roman" w:cs="Times New Roman"/>
+                <w:szCs w:val="26"/>
+              </w:rPr>
+              <w:t xml:space="preserve"> Thông báo "Hệ thống thanh toán đang bảo trì, vui lòng thử lại sau".</w:t>
+            </w:r>
+          </w:p>
+          <w:p>
+            <w:pPr>
+              <w:spacing w:before="100" w:beforeAutospacing="1" w:after="100" w:afterAutospacing="1" w:line="240" w:lineRule="auto"/>
+              <w:rPr>
+                <w:rFonts w:eastAsia="Times New Roman" w:cs="Times New Roman"/>
+                <w:szCs w:val="26"/>
+              </w:rPr>
+            </w:pPr>
+          </w:p>
+        </w:tc>
+      </w:tr>
+      <w:tr>
+        <w:trPr>
+          <w:trHeight w:val="500"/>
+        </w:trPr>
+        <w:tc>
+          <w:tcPr>
+            <w:tcW w:w="2836" w:type="dxa"/>
+            <w:tcBorders>
+              <w:top w:val="single" w:sz="8" w:space="0" w:color="000000"/>
+              <w:left w:val="single" w:sz="8" w:space="0" w:color="000000"/>
+              <w:bottom w:val="single" w:sz="8" w:space="0" w:color="000000"/>
+              <w:right w:val="single" w:sz="8" w:space="0" w:color="000000"/>
+            </w:tcBorders>
+            <w:tcMar>
+              <w:top w:w="100" w:type="dxa"/>
+              <w:left w:w="100" w:type="dxa"/>
+              <w:bottom w:w="100" w:type="dxa"/>
+              <w:right w:w="100" w:type="dxa"/>
+            </w:tcMar>
+            <w:hideMark/>
+          </w:tcPr>
+          <w:p>
+            <w:pPr>
+              <w:spacing w:before="240" w:after="240" w:line="240" w:lineRule="auto"/>
+              <w:rPr>
+                <w:rFonts w:eastAsia="Times New Roman" w:cs="Times New Roman"/>
+                <w:sz w:val="24"/>
+                <w:szCs w:val="24"/>
+              </w:rPr>
+            </w:pPr>
+            <w:r>
+              <w:rPr>
+                <w:rFonts w:eastAsia="Times New Roman" w:cs="Times New Roman"/>
+                <w:b/>
+                <w:bCs/>
+                <w:color w:val="000000"/>
+                <w:szCs w:val="26"/>
+              </w:rPr>
+              <w:t>Tiền điều kiện</w:t>
+            </w:r>
+          </w:p>
+        </w:tc>
+        <w:tc>
+          <w:tcPr>
+            <w:tcW w:w="7938" w:type="dxa"/>
+            <w:tcBorders>
+              <w:top w:val="single" w:sz="8" w:space="0" w:color="000000"/>
+              <w:left w:val="single" w:sz="8" w:space="0" w:color="000000"/>
+              <w:bottom w:val="single" w:sz="8" w:space="0" w:color="000000"/>
+              <w:right w:val="single" w:sz="8" w:space="0" w:color="000000"/>
+            </w:tcBorders>
+            <w:tcMar>
+              <w:top w:w="100" w:type="dxa"/>
+              <w:left w:w="100" w:type="dxa"/>
+              <w:bottom w:w="100" w:type="dxa"/>
+              <w:right w:w="100" w:type="dxa"/>
+            </w:tcMar>
+            <w:hideMark/>
+          </w:tcPr>
+          <w:p>
+            <w:pPr>
+              <w:spacing w:before="100" w:beforeAutospacing="1" w:after="100" w:afterAutospacing="1" w:line="240" w:lineRule="auto"/>
+              <w:rPr>
+                <w:rFonts w:eastAsia="Times New Roman" w:cs="Times New Roman"/>
+                <w:szCs w:val="26"/>
+              </w:rPr>
+            </w:pPr>
+            <w:r>
+              <w:rPr>
+                <w:rFonts w:eastAsia="Times New Roman" w:cs="Times New Roman"/>
+                <w:szCs w:val="26"/>
+              </w:rPr>
+              <w:t>- Người dùng đã đăng nhập thành công vào tài khoản sinh viên.</w:t>
+            </w:r>
+            <w:r>
+              <w:rPr>
+                <w:rFonts w:eastAsia="Times New Roman" w:cs="Times New Roman"/>
+                <w:szCs w:val="26"/>
+              </w:rPr>
+              <w:br/>
+            </w:r>
+            <w:r>
+              <w:rPr>
+                <w:rFonts w:eastAsia="Times New Roman" w:cs="Times New Roman"/>
+                <w:szCs w:val="26"/>
+              </w:rPr>
+              <w:t>- Hệ thống đã kết nối thành công với API PayOS</w:t>
+            </w:r>
+          </w:p>
+          <w:p>
+            <w:pPr>
+              <w:spacing w:before="100" w:beforeAutospacing="1" w:after="100" w:afterAutospacing="1" w:line="240" w:lineRule="auto"/>
+              <w:rPr>
+                <w:szCs w:val="26"/>
+              </w:rPr>
+            </w:pPr>
+          </w:p>
+        </w:tc>
+      </w:tr>
+      <w:tr>
+        <w:trPr>
+          <w:trHeight w:val="500"/>
+        </w:trPr>
+        <w:tc>
+          <w:tcPr>
+            <w:tcW w:w="2836" w:type="dxa"/>
+            <w:tcBorders>
+              <w:top w:val="single" w:sz="8" w:space="0" w:color="000000"/>
+              <w:left w:val="single" w:sz="8" w:space="0" w:color="000000"/>
+              <w:bottom w:val="single" w:sz="8" w:space="0" w:color="000000"/>
+              <w:right w:val="single" w:sz="8" w:space="0" w:color="000000"/>
+            </w:tcBorders>
+            <w:tcMar>
+              <w:top w:w="100" w:type="dxa"/>
+              <w:left w:w="100" w:type="dxa"/>
+              <w:bottom w:w="100" w:type="dxa"/>
+              <w:right w:w="100" w:type="dxa"/>
+            </w:tcMar>
+            <w:hideMark/>
+          </w:tcPr>
+          <w:p>
+            <w:pPr>
+              <w:spacing w:before="240" w:after="240" w:line="240" w:lineRule="auto"/>
+              <w:rPr>
+                <w:rFonts w:eastAsia="Times New Roman" w:cs="Times New Roman"/>
+                <w:sz w:val="24"/>
+                <w:szCs w:val="24"/>
+              </w:rPr>
+            </w:pPr>
+            <w:r>
+              <w:rPr>
+                <w:rFonts w:eastAsia="Times New Roman" w:cs="Times New Roman"/>
+                <w:b/>
+                <w:bCs/>
+                <w:color w:val="000000"/>
+                <w:szCs w:val="26"/>
+              </w:rPr>
+              <w:t>Hậu điều kiện</w:t>
+            </w:r>
+          </w:p>
+        </w:tc>
+        <w:tc>
+          <w:tcPr>
+            <w:tcW w:w="7938" w:type="dxa"/>
+            <w:tcBorders>
+              <w:top w:val="single" w:sz="8" w:space="0" w:color="000000"/>
+              <w:left w:val="single" w:sz="8" w:space="0" w:color="000000"/>
+              <w:bottom w:val="single" w:sz="8" w:space="0" w:color="000000"/>
+              <w:right w:val="single" w:sz="8" w:space="0" w:color="000000"/>
+            </w:tcBorders>
+            <w:tcMar>
+              <w:top w:w="100" w:type="dxa"/>
+              <w:left w:w="100" w:type="dxa"/>
+              <w:bottom w:w="100" w:type="dxa"/>
+              <w:right w:w="100" w:type="dxa"/>
+            </w:tcMar>
+            <w:hideMark/>
+          </w:tcPr>
+          <w:p>
+            <w:pPr>
+              <w:spacing w:before="100" w:beforeAutospacing="1" w:after="100" w:afterAutospacing="1" w:line="240" w:lineRule="auto"/>
+              <w:rPr>
+                <w:rFonts w:eastAsia="Times New Roman" w:cs="Times New Roman"/>
+                <w:szCs w:val="26"/>
+              </w:rPr>
+            </w:pPr>
+            <w:r>
+              <w:rPr>
+                <w:rFonts w:eastAsia="Times New Roman" w:cs="Times New Roman"/>
+                <w:szCs w:val="26"/>
+              </w:rPr>
+              <w:t>- Số dư tài khoản sinh viên được cộng thêm đúng số tiền đã nạp.</w:t>
+            </w:r>
+            <w:r>
+              <w:rPr>
+                <w:rFonts w:eastAsia="Times New Roman" w:cs="Times New Roman"/>
+                <w:szCs w:val="26"/>
+              </w:rPr>
+              <w:br/>
+            </w:r>
+            <w:r>
+              <w:rPr>
+                <w:rFonts w:eastAsia="Times New Roman" w:cs="Times New Roman"/>
+                <w:szCs w:val="26"/>
+              </w:rPr>
+              <w:t xml:space="preserve">- Bản ghi lịch sử nạp tiền được tạo trong bảng </w:t>
+            </w:r>
+            <w:r>
+              <w:rPr>
+                <w:szCs w:val="26"/>
+              </w:rPr>
+              <w:t>recharge_logs.</w:t>
+            </w:r>
+          </w:p>
+          <w:p>
+            <w:pPr>
+              <w:spacing w:before="100" w:beforeAutospacing="1" w:after="100" w:afterAutospacing="1" w:line="240" w:lineRule="auto"/>
+              <w:rPr>
+                <w:szCs w:val="26"/>
+              </w:rPr>
+            </w:pPr>
           </w:p>
         </w:tc>
       </w:tr>
     </w:tbl>
     <w:p/>
-    <w:p/>
-    <w:p/>
-    <w:p/>
-    <w:p/>
     <w:p>
       <w:pPr>
         <w:rPr>
@@ -13583,7 +14467,6 @@
         <w:pStyle w:val="Heading3"/>
       </w:pPr>
       <w:r>
-        <w:lastRenderedPageBreak/>
         <w:t>3.1.</w:t>
       </w:r>
       <w:r>
@@ -13682,7 +14565,6 @@
     <w:p/>
     <w:p>
       <w:r>
-        <w:lastRenderedPageBreak/>
         <w:t xml:space="preserve">*Chức năng </w:t>
       </w:r>
       <w:r>
@@ -13756,10 +14638,7 @@
         </w:rPr>
       </w:pPr>
       <w:r>
-        <w:t xml:space="preserve">Hình 3.x: Biểu đồ hoạt động chức năng đăng </w:t>
-      </w:r>
-      <w:r>
-        <w:t>ký</w:t>
+        <w:t>Hình 3.x: Biểu đồ hoạt động chức năng đăng ký</w:t>
       </w:r>
     </w:p>
     <w:p/>
@@ -16589,7 +17468,6 @@
   <w:style w:type="character" w:default="1" w:styleId="DefaultParagraphFont">
     <w:name w:val="Default Paragraph Font"/>
     <w:uiPriority w:val="1"/>
-    <w:semiHidden/>
     <w:unhideWhenUsed/>
   </w:style>
   <w:style w:type="table" w:default="1" w:styleId="TableNormal">

--- a/baocao/BáocáoN68.docx
+++ b/baocao/BáocáoN68.docx
@@ -124,7 +124,7 @@
                     </wp:anchor>
                   </w:drawing>
                 </mc:Choice>
-                <mc:Fallback xmlns:oel="http://schemas.microsoft.com/office/2019/extlst" xmlns:w16du="http://schemas.microsoft.com/office/word/2023/wordml/word16du" xmlns:w16sdtfl="http://schemas.microsoft.com/office/word/2024/wordml/sdtformatlock">
+                <mc:Fallback xmlns:w16sdtfl="http://schemas.microsoft.com/office/word/2024/wordml/sdtformatlock" xmlns:w16du="http://schemas.microsoft.com/office/word/2023/wordml/word16du" xmlns:oel="http://schemas.microsoft.com/office/2019/extlst">
                   <w:pict>
                     <v:line w14:anchorId="51459B79" id="Straight Connector 9" o:spid="_x0000_s1026" style="position:absolute;flip:y;z-index:251665408;visibility:visible;mso-wrap-style:square;mso-width-percent:0;mso-height-percent:0;mso-wrap-distance-left:9pt;mso-wrap-distance-top:0;mso-wrap-distance-right:9pt;mso-wrap-distance-bottom:0;mso-position-horizontal:absolute;mso-position-horizontal-relative:text;mso-position-vertical:absolute;mso-position-vertical-relative:text;mso-width-percent:0;mso-height-percent:0;mso-width-relative:margin;mso-height-relative:margin" from="188.05pt,22.35pt" to="349.3pt,22.35pt" o:gfxdata="UEsDBBQABgAIAAAAIQC2gziS/gAAAOEBAAATAAAAW0NvbnRlbnRfVHlwZXNdLnhtbJSRQU7DMBBF&#10;90jcwfIWJU67QAgl6YK0S0CoHGBkTxKLZGx5TGhvj5O2G0SRWNoz/78nu9wcxkFMGNg6quQqL6RA&#10;0s5Y6ir5vt9lD1JwBDIwOMJKHpHlpr69KfdHjyxSmriSfYz+USnWPY7AufNIadK6MEJMx9ApD/oD&#10;OlTrorhX2lFEilmcO2RdNtjC5xDF9pCuTyYBB5bi6bQ4syoJ3g9WQ0ymaiLzg5KdCXlKLjvcW893&#10;SUOqXwnz5DrgnHtJTxOsQfEKIT7DmDSUCaxw7Rqn8787ZsmRM9e2VmPeBN4uqYvTtW7jvijg9N/y&#10;JsXecLq0q+WD6m8AAAD//wMAUEsDBBQABgAIAAAAIQA4/SH/1gAAAJQBAAALAAAAX3JlbHMvLnJl&#10;bHOkkMFqwzAMhu+DvYPRfXGawxijTi+j0GvpHsDYimMaW0Yy2fr2M4PBMnrbUb/Q94l/f/hMi1qR&#10;JVI2sOt6UJgd+ZiDgffL8ekFlFSbvV0oo4EbChzGx4f9GRdb25HMsYhqlCwG5lrLq9biZkxWOiqY&#10;22YiTra2kYMu1l1tQD30/bPm3wwYN0x18gb45AdQl1tp5j/sFB2T0FQ7R0nTNEV3j6o9feQzro1i&#10;OWA14Fm+Q8a1a8+Bvu/d/dMb2JY5uiPbhG/ktn4cqGU/er3pcvwCAAD//wMAUEsDBBQABgAIAAAA&#10;IQA2QHChowEAAJIDAAAOAAAAZHJzL2Uyb0RvYy54bWysU01P3DAQvVfiP1i+s8muSkHRZjmAygW1&#10;qC29G2e8sbA9lm022X/fsbMbUGklhLhY/njz5r2Z8fpytIbtIESNruXLRc0ZOImddtuW3//6enrB&#10;WUzCdcKgg5bvIfLLzcmn9eAbWGGPpoPAiMTFZvAt71PyTVVF2YMVcYEeHD0qDFYkOoZt1QUxELs1&#10;1aquv1QDhs4HlBAj3V5Pj3xT+JUCmb4rFSEx03LSlsoayvqQ12qzFs02CN9reZAh3qHCCu0o6Ux1&#10;LZJgT0G/orJaBoyo0kKirVApLaF4IDfL+i83P3vhoXih4kQ/lyl+HK38trtyd4HKMPjYRH8XsotR&#10;BcuU0f439bT4IqVsLGXbz2WDMTFJl6v68/nF+Rln8vhWTRSZyoeYbgAty5uWG+2yI9GI3W1MlJag&#10;RwgdnkWUXdobyGDjfoBiuqNkk5wyH3BlAtsJ6mz3uMydJK6CzCFKGzMH1SXlf4MO2BwGZWbeGjij&#10;S0Z0aQ602mH4V9Y0HqWqCX90PXnNth+w25eWlHJQ44uzw5DmyXp5LuHPX2nzBwAA//8DAFBLAwQU&#10;AAYACAAAACEAZXEr19wAAAAJAQAADwAAAGRycy9kb3ducmV2LnhtbEyPwU7DMAyG70i8Q2QkbiwZ&#10;bOkoTacxCXFm47Kb25i2onFKk23l7QniMI62P/3+/mI9uV6caAydZwPzmQJBXHvbcWPgff9ytwIR&#10;IrLF3jMZ+KYA6/L6qsDc+jO/0WkXG5FCOORooI1xyKUMdUsOw8wPxOn24UeHMY1jI+2I5xTuenmv&#10;lJYOO04fWhxo21L9uTs6A/tXp6Yqdlvir0xtDs9LzYelMbc30+YJRKQpXmD41U/qUCanyh/ZBtEb&#10;eMj0PKEGFosMRAL040qDqP4Wsizk/wblDwAAAP//AwBQSwECLQAUAAYACAAAACEAtoM4kv4AAADh&#10;AQAAEwAAAAAAAAAAAAAAAAAAAAAAW0NvbnRlbnRfVHlwZXNdLnhtbFBLAQItABQABgAIAAAAIQA4&#10;/SH/1gAAAJQBAAALAAAAAAAAAAAAAAAAAC8BAABfcmVscy8ucmVsc1BLAQItABQABgAIAAAAIQA2&#10;QHChowEAAJIDAAAOAAAAAAAAAAAAAAAAAC4CAABkcnMvZTJvRG9jLnhtbFBLAQItABQABgAIAAAA&#10;IQBlcSvX3AAAAAkBAAAPAAAAAAAAAAAAAAAAAP0DAABkcnMvZG93bnJldi54bWxQSwUGAAAAAAQA&#10;BADzAAAABgUAAAAA&#10;" strokecolor="black [3200]" strokeweight=".5pt">
                       <v:stroke joinstyle="miter"/>
@@ -306,7 +306,7 @@
                     </wp:inline>
                   </w:drawing>
                 </mc:Choice>
-                <mc:Fallback xmlns:oel="http://schemas.microsoft.com/office/2019/extlst" xmlns:w16du="http://schemas.microsoft.com/office/word/2023/wordml/word16du" xmlns:w16sdtfl="http://schemas.microsoft.com/office/word/2024/wordml/sdtformatlock">
+                <mc:Fallback xmlns:w16sdtfl="http://schemas.microsoft.com/office/word/2024/wordml/sdtformatlock" xmlns:w16du="http://schemas.microsoft.com/office/word/2023/wordml/word16du" xmlns:oel="http://schemas.microsoft.com/office/2019/extlst">
                   <w:pict>
                     <v:rect w14:anchorId="6E7B8D23" id="Rectangle 2" o:spid="_x0000_s1026" alt="Giới Thiệu Trường Đại Học Khánh Hòa - UKH" style="width:24pt;height:24pt;visibility:visible;mso-wrap-style:square;mso-left-percent:-10001;mso-top-percent:-10001;mso-position-horizontal:absolute;mso-position-horizontal-relative:char;mso-position-vertical:absolute;mso-position-vertical-relative:line;mso-left-percent:-10001;mso-top-percent:-10001;v-text-anchor:top" o:gfxdata="UEsDBBQABgAIAAAAIQC2gziS/gAAAOEBAAATAAAAW0NvbnRlbnRfVHlwZXNdLnhtbJSRQU7DMBBF&#10;90jcwfIWJU67QAgl6YK0S0CoHGBkTxKLZGx5TGhvj5O2G0SRWNoz/78nu9wcxkFMGNg6quQqL6RA&#10;0s5Y6ir5vt9lD1JwBDIwOMJKHpHlpr69KfdHjyxSmriSfYz+USnWPY7AufNIadK6MEJMx9ApD/oD&#10;OlTrorhX2lFEilmcO2RdNtjC5xDF9pCuTyYBB5bi6bQ4syoJ3g9WQ0ymaiLzg5KdCXlKLjvcW893&#10;SUOqXwnz5DrgnHtJTxOsQfEKIT7DmDSUCaxw7Rqn8787ZsmRM9e2VmPeBN4uqYvTtW7jvijg9N/y&#10;JsXecLq0q+WD6m8AAAD//wMAUEsDBBQABgAIAAAAIQA4/SH/1gAAAJQBAAALAAAAX3JlbHMvLnJl&#10;bHOkkMFqwzAMhu+DvYPRfXGawxijTi+j0GvpHsDYimMaW0Yy2fr2M4PBMnrbUb/Q94l/f/hMi1qR&#10;JVI2sOt6UJgd+ZiDgffL8ekFlFSbvV0oo4EbChzGx4f9GRdb25HMsYhqlCwG5lrLq9biZkxWOiqY&#10;22YiTra2kYMu1l1tQD30/bPm3wwYN0x18gb45AdQl1tp5j/sFB2T0FQ7R0nTNEV3j6o9feQzro1i&#10;OWA14Fm+Q8a1a8+Bvu/d/dMb2JY5uiPbhG/ktn4cqGU/er3pcvwCAAD//wMAUEsDBBQABgAIAAAA&#10;IQBEnny8/gIAAPcFAAAOAAAAZHJzL2Uyb0RvYy54bWysVM1u1DAQviPxDpbvaZJt9idRs1W7PxS1&#10;QEXbB/AmzsYisYPt3WxBnDkhcUcc+gaIIz0W8R77Joyd3e1ue0GAD44943wz8/nzHBwuygLNqVRM&#10;8Bj7ex5GlCciZXwa46vLsdPDSGnCU1IITmN8TRU+7D99clBXEW2JXBQplQhAuIrqKsa51lXkuirJ&#10;aUnUnqgoB2cmZEk0bOXUTSWpAb0s3JbnddxayLSSIqFKgXXYOHHf4mcZTfSrLFNUoyLGkJu2s7Tz&#10;xMxu/4BEU0mqnCWrNMhfZFESxiHoBmpINEEzyR5BlSyRQolM7yWidEWWsYTaGqAa33tQzUVOKmpr&#10;AXJUtaFJ/T/Y5OX8XCKWxriFESclXNFrII3waUERmFKqEqDrGVvefmHoMofvxxm6lL++LW+/8in6&#10;+Xn544ahk+XtpwSd5nc3PEcnd98JctDV6Ymht65UBFEuqnNpCFLVmUjeKMTFIIco9EhVEA+kA+HX&#10;JilFnVOSQp2+gXB3MMxGARqa1C9ECgmTmRaW/EUmSxMDaEULe8fXmzumC40SMO57Qc8DJSTgWq1N&#10;BBKtf66k0s+oKJFZxFhCdhaczM+Ubo6uj5hYXIxZUYCdRAXfMQBmY4HQ8KvxmSSsKt6HXjjqjXqB&#10;E7Q6IyfwhkPnaDwInM7Y77aH+8PBYOh/MHH9IMpZmlJuwqwV6gd/poDVW2m0tdGoEgVLDZxJScnp&#10;ZFBINCfwQsZ2WMrBc3/M3U3D8gW1PCjJbwXecSt0xp1e1wnGQdsJu17P8fzwOOx4QRgMx7slnTFO&#10;/70kVMc4bLfa9pa2kn5Qm2fH49pIVDINPahgZYxBGjDMIRIZBY54ateasKJZb1Fh0r+nAq57fdFW&#10;r0aijfonIr0GuUoBcgLlQbeERS7kO4xq6DwxVm9nRFKMiuccJB/6QWBald0E7W4LNnLbM9n2EJ4A&#10;VIw1Rs1yoJv2Nqskm+YQybfEcHEEzyRjVsLmCTVZrR4XdBdbyaoTmva1vben7vt1/zcAAAD//wMA&#10;UEsDBBQABgAIAAAAIQBMoOks2AAAAAMBAAAPAAAAZHJzL2Rvd25yZXYueG1sTI9BS8NAEIXvgv9h&#10;GcGL2I0iUmI2RQpiEaGYas/T7JgEs7NpdpvEf9+pHvQyw+MNb76XLSbXqoH60Hg2cDNLQBGX3jZc&#10;GXjfPF3PQYWIbLH1TAa+KcAiPz/LMLV+5DcailgpCeGQooE6xi7VOpQ1OQwz3xGL9+l7h1FkX2nb&#10;4yjhrtW3SXKvHTYsH2rsaFlT+VUcnIGxXA/bzeuzXl9tV573q/2y+Hgx5vJienwAFWmKf8dwwhd0&#10;yIVp5w9sg2oNSJH4M8W7m4va/W6dZ/o/e34EAAD//wMAUEsBAi0AFAAGAAgAAAAhALaDOJL+AAAA&#10;4QEAABMAAAAAAAAAAAAAAAAAAAAAAFtDb250ZW50X1R5cGVzXS54bWxQSwECLQAUAAYACAAAACEA&#10;OP0h/9YAAACUAQAACwAAAAAAAAAAAAAAAAAvAQAAX3JlbHMvLnJlbHNQSwECLQAUAAYACAAAACEA&#10;RJ58vP4CAAD3BQAADgAAAAAAAAAAAAAAAAAuAgAAZHJzL2Uyb0RvYy54bWxQSwECLQAUAAYACAAA&#10;ACEATKDpLNgAAAADAQAADwAAAAAAAAAAAAAAAABYBQAAZHJzL2Rvd25yZXYueG1sUEsFBgAAAAAE&#10;AAQA8wAAAF0GAAAAAA==&#10;" filled="f" stroked="f">
                       <o:lock v:ext="edit" aspectratio="t"/>
@@ -573,27 +573,7 @@
                 <w:sz w:val="28"/>
                 <w:szCs w:val="28"/>
               </w:rPr>
-              <w:t xml:space="preserve">Mã số sinh </w:t>
-            </w:r>
-            <w:proofErr w:type="gramStart"/>
-            <w:r>
-              <w:rPr>
-                <w:rFonts w:cs="Times New Roman"/>
-                <w:b/>
-                <w:sz w:val="28"/>
-                <w:szCs w:val="28"/>
-              </w:rPr>
-              <w:t>viên:…</w:t>
-            </w:r>
-            <w:proofErr w:type="gramEnd"/>
-            <w:r>
-              <w:rPr>
-                <w:rFonts w:cs="Times New Roman"/>
-                <w:b/>
-                <w:sz w:val="28"/>
-                <w:szCs w:val="28"/>
-              </w:rPr>
-              <w:t>………………………………………………………………….</w:t>
+              <w:t>Mã số sinh viên:…………………………………………………………………….</w:t>
             </w:r>
           </w:p>
           <w:p>
@@ -666,7 +646,6 @@
                 <w:szCs w:val="28"/>
               </w:rPr>
             </w:pPr>
-            <w:proofErr w:type="gramStart"/>
             <w:r>
               <w:rPr>
                 <w:rFonts w:cs="Times New Roman"/>
@@ -676,7 +655,6 @@
               </w:rPr>
               <w:t>TP.Hồ</w:t>
             </w:r>
-            <w:proofErr w:type="gramEnd"/>
             <w:r>
               <w:rPr>
                 <w:rFonts w:cs="Times New Roman"/>
@@ -832,7 +810,7 @@
                     </wp:anchor>
                   </w:drawing>
                 </mc:Choice>
-                <mc:Fallback xmlns:oel="http://schemas.microsoft.com/office/2019/extlst" xmlns:w16du="http://schemas.microsoft.com/office/word/2023/wordml/word16du" xmlns:w16sdtfl="http://schemas.microsoft.com/office/word/2024/wordml/sdtformatlock">
+                <mc:Fallback xmlns:w16sdtfl="http://schemas.microsoft.com/office/word/2024/wordml/sdtformatlock" xmlns:w16du="http://schemas.microsoft.com/office/word/2023/wordml/word16du" xmlns:oel="http://schemas.microsoft.com/office/2019/extlst">
                   <w:pict>
                     <v:line w14:anchorId="7425C7B1" id="Straight Connector 6" o:spid="_x0000_s1026" style="position:absolute;flip:y;z-index:251662336;visibility:visible;mso-wrap-style:square;mso-width-percent:0;mso-height-percent:0;mso-wrap-distance-left:9pt;mso-wrap-distance-top:0;mso-wrap-distance-right:9pt;mso-wrap-distance-bottom:0;mso-position-horizontal:absolute;mso-position-horizontal-relative:text;mso-position-vertical:absolute;mso-position-vertical-relative:text;mso-width-percent:0;mso-height-percent:0;mso-width-relative:margin;mso-height-relative:margin" from="198.25pt,22.35pt" to="359.5pt,22.35pt" o:gfxdata="UEsDBBQABgAIAAAAIQC2gziS/gAAAOEBAAATAAAAW0NvbnRlbnRfVHlwZXNdLnhtbJSRQU7DMBBF&#10;90jcwfIWJU67QAgl6YK0S0CoHGBkTxKLZGx5TGhvj5O2G0SRWNoz/78nu9wcxkFMGNg6quQqL6RA&#10;0s5Y6ir5vt9lD1JwBDIwOMJKHpHlpr69KfdHjyxSmriSfYz+USnWPY7AufNIadK6MEJMx9ApD/oD&#10;OlTrorhX2lFEilmcO2RdNtjC5xDF9pCuTyYBB5bi6bQ4syoJ3g9WQ0ymaiLzg5KdCXlKLjvcW893&#10;SUOqXwnz5DrgnHtJTxOsQfEKIT7DmDSUCaxw7Rqn8787ZsmRM9e2VmPeBN4uqYvTtW7jvijg9N/y&#10;JsXecLq0q+WD6m8AAAD//wMAUEsDBBQABgAIAAAAIQA4/SH/1gAAAJQBAAALAAAAX3JlbHMvLnJl&#10;bHOkkMFqwzAMhu+DvYPRfXGawxijTi+j0GvpHsDYimMaW0Yy2fr2M4PBMnrbUb/Q94l/f/hMi1qR&#10;JVI2sOt6UJgd+ZiDgffL8ekFlFSbvV0oo4EbChzGx4f9GRdb25HMsYhqlCwG5lrLq9biZkxWOiqY&#10;22YiTra2kYMu1l1tQD30/bPm3wwYN0x18gb45AdQl1tp5j/sFB2T0FQ7R0nTNEV3j6o9feQzro1i&#10;OWA14Fm+Q8a1a8+Bvu/d/dMb2JY5uiPbhG/ktn4cqGU/er3pcvwCAAD//wMAUEsDBBQABgAIAAAA&#10;IQA2QHChowEAAJIDAAAOAAAAZHJzL2Uyb0RvYy54bWysU01P3DAQvVfiP1i+s8muSkHRZjmAygW1&#10;qC29G2e8sbA9lm022X/fsbMbUGklhLhY/njz5r2Z8fpytIbtIESNruXLRc0ZOImddtuW3//6enrB&#10;WUzCdcKgg5bvIfLLzcmn9eAbWGGPpoPAiMTFZvAt71PyTVVF2YMVcYEeHD0qDFYkOoZt1QUxELs1&#10;1aquv1QDhs4HlBAj3V5Pj3xT+JUCmb4rFSEx03LSlsoayvqQ12qzFs02CN9reZAh3qHCCu0o6Ux1&#10;LZJgT0G/orJaBoyo0kKirVApLaF4IDfL+i83P3vhoXih4kQ/lyl+HK38trtyd4HKMPjYRH8XsotR&#10;BcuU0f439bT4IqVsLGXbz2WDMTFJl6v68/nF+Rln8vhWTRSZyoeYbgAty5uWG+2yI9GI3W1MlJag&#10;RwgdnkWUXdobyGDjfoBiuqNkk5wyH3BlAtsJ6mz3uMydJK6CzCFKGzMH1SXlf4MO2BwGZWbeGjij&#10;S0Z0aQ602mH4V9Y0HqWqCX90PXnNth+w25eWlHJQ44uzw5DmyXp5LuHPX2nzBwAA//8DAFBLAwQU&#10;AAYACAAAACEArJmxw9wAAAAJAQAADwAAAGRycy9kb3ducmV2LnhtbEyPwU7DMAyG70i8Q2QkbiwZ&#10;rC3rmk5jEuLMxmW3tDFttcYpTbaVt8eIwzja/vT7+4v15HpxxjF0njTMZwoEUu1tR42Gj/3rwzOI&#10;EA1Z03tCDd8YYF3e3hQmt/5C73jexUZwCIXcaGhjHHIpQ92iM2HmByS+ffrRmcjj2Eg7mguHu14+&#10;KpVKZzriD60ZcNtifdydnIb9m1NTFbst0lemNoeXJKVDovX93bRZgYg4xSsMv/qsDiU7Vf5ENohe&#10;w9MyTRjVsFhkIBjI5ksuV/0tZFnI/w3KHwAAAP//AwBQSwECLQAUAAYACAAAACEAtoM4kv4AAADh&#10;AQAAEwAAAAAAAAAAAAAAAAAAAAAAW0NvbnRlbnRfVHlwZXNdLnhtbFBLAQItABQABgAIAAAAIQA4&#10;/SH/1gAAAJQBAAALAAAAAAAAAAAAAAAAAC8BAABfcmVscy8ucmVsc1BLAQItABQABgAIAAAAIQA2&#10;QHChowEAAJIDAAAOAAAAAAAAAAAAAAAAAC4CAABkcnMvZTJvRG9jLnhtbFBLAQItABQABgAIAAAA&#10;IQCsmbHD3AAAAAkBAAAPAAAAAAAAAAAAAAAAAP0DAABkcnMvZG93bnJldi54bWxQSwUGAAAAAAQA&#10;BADzAAAABgUAAAAA&#10;" strokecolor="black [3200]" strokeweight=".5pt">
                       <v:stroke joinstyle="miter"/>
@@ -1014,7 +992,7 @@
                     </wp:inline>
                   </w:drawing>
                 </mc:Choice>
-                <mc:Fallback xmlns:oel="http://schemas.microsoft.com/office/2019/extlst" xmlns:w16du="http://schemas.microsoft.com/office/word/2023/wordml/word16du" xmlns:w16sdtfl="http://schemas.microsoft.com/office/word/2024/wordml/sdtformatlock">
+                <mc:Fallback xmlns:w16sdtfl="http://schemas.microsoft.com/office/word/2024/wordml/sdtformatlock" xmlns:w16du="http://schemas.microsoft.com/office/word/2023/wordml/word16du" xmlns:oel="http://schemas.microsoft.com/office/2019/extlst">
                   <w:pict>
                     <v:rect w14:anchorId="1593F3EB" id="Rectangle 7" o:spid="_x0000_s1026" alt="Giới Thiệu Trường Đại Học Khánh Hòa - UKH" style="width:24pt;height:24pt;visibility:visible;mso-wrap-style:square;mso-left-percent:-10001;mso-top-percent:-10001;mso-position-horizontal:absolute;mso-position-horizontal-relative:char;mso-position-vertical:absolute;mso-position-vertical-relative:line;mso-left-percent:-10001;mso-top-percent:-10001;v-text-anchor:top" o:gfxdata="UEsDBBQABgAIAAAAIQC2gziS/gAAAOEBAAATAAAAW0NvbnRlbnRfVHlwZXNdLnhtbJSRQU7DMBBF&#10;90jcwfIWJU67QAgl6YK0S0CoHGBkTxKLZGx5TGhvj5O2G0SRWNoz/78nu9wcxkFMGNg6quQqL6RA&#10;0s5Y6ir5vt9lD1JwBDIwOMJKHpHlpr69KfdHjyxSmriSfYz+USnWPY7AufNIadK6MEJMx9ApD/oD&#10;OlTrorhX2lFEilmcO2RdNtjC5xDF9pCuTyYBB5bi6bQ4syoJ3g9WQ0ymaiLzg5KdCXlKLjvcW893&#10;SUOqXwnz5DrgnHtJTxOsQfEKIT7DmDSUCaxw7Rqn8787ZsmRM9e2VmPeBN4uqYvTtW7jvijg9N/y&#10;JsXecLq0q+WD6m8AAAD//wMAUEsDBBQABgAIAAAAIQA4/SH/1gAAAJQBAAALAAAAX3JlbHMvLnJl&#10;bHOkkMFqwzAMhu+DvYPRfXGawxijTi+j0GvpHsDYimMaW0Yy2fr2M4PBMnrbUb/Q94l/f/hMi1qR&#10;JVI2sOt6UJgd+ZiDgffL8ekFlFSbvV0oo4EbChzGx4f9GRdb25HMsYhqlCwG5lrLq9biZkxWOiqY&#10;22YiTra2kYMu1l1tQD30/bPm3wwYN0x18gb45AdQl1tp5j/sFB2T0FQ7R0nTNEV3j6o9feQzro1i&#10;OWA14Fm+Q8a1a8+Bvu/d/dMb2JY5uiPbhG/ktn4cqGU/er3pcvwCAAD//wMAUEsDBBQABgAIAAAA&#10;IQAQNvt//gIAAPcFAAAOAAAAZHJzL2Uyb0RvYy54bWysVM1u1DAQviPxDpbvaZJt9idRs1W7PxS1&#10;QEXbB/AmzsYisYPt3WxBnDkhcUcc+gaIIz0W8R77Joyd3e1ue0GAD44943wz8/nzHBwuygLNqVRM&#10;8Bj7ex5GlCciZXwa46vLsdPDSGnCU1IITmN8TRU+7D99clBXEW2JXBQplQhAuIrqKsa51lXkuirJ&#10;aUnUnqgoB2cmZEk0bOXUTSWpAb0s3JbnddxayLSSIqFKgXXYOHHf4mcZTfSrLFNUoyLGkJu2s7Tz&#10;xMxu/4BEU0mqnCWrNMhfZFESxiHoBmpINEEzyR5BlSyRQolM7yWidEWWsYTaGqAa33tQzUVOKmpr&#10;AXJUtaFJ/T/Y5OX8XCKWxriLESclXNFrII3waUERmFKqEqDrGVvefmHoMofvxxm6lL++LW+/8in6&#10;+Xn544ahk+XtpwSd5nc3PEcnd98JctDV6Ymht65UBFEuqnNpCFLVmUjeKMTFIIco9EhVEA+kA+HX&#10;JilFnVOSQp2+gXB3MMxGARqa1C9ECgmTmRaW/EUmSxMDaEULe8fXmzumC40SMO57Qc8DJSTgWq1N&#10;BBKtf66k0s+oKJFZxFhCdhaczM+Ubo6uj5hYXIxZUYCdRAXfMQBmY4HQ8KvxmSSsKt6HXjjqjXqB&#10;E7Q6IyfwhkPnaDwInM7Y77aH+8PBYOh/MHH9IMpZmlJuwqwV6gd/poDVW2m0tdGoEgVLDZxJScnp&#10;ZFBINCfwQsZ2WMrBc3/M3U3D8gW1PCjJbwXecSt0xp1e1wnGQdsJu17P8fzwOOx4QRgMx7slnTFO&#10;/70kVMc4bLfa9pa2kn5Qm2fH49pIVDINPahgZYxBGjDMIRIZBY54ateasKJZb1Fh0r+nAq57fdFW&#10;r0aijfonIr0GuUoBcgLlQbeERS7kO4xq6DwxVm9nRFKMiuccJB/6QWBald0E7W4LNnLbM9n2EJ4A&#10;VIw1Rs1yoJv2Nqskm+YQybfEcHEEzyRjVsLmCTVZrR4XdBdbyaoTmva1vben7vt1/zcAAAD//wMA&#10;UEsDBBQABgAIAAAAIQBMoOks2AAAAAMBAAAPAAAAZHJzL2Rvd25yZXYueG1sTI9BS8NAEIXvgv9h&#10;GcGL2I0iUmI2RQpiEaGYas/T7JgEs7NpdpvEf9+pHvQyw+MNb76XLSbXqoH60Hg2cDNLQBGX3jZc&#10;GXjfPF3PQYWIbLH1TAa+KcAiPz/LMLV+5DcailgpCeGQooE6xi7VOpQ1OQwz3xGL9+l7h1FkX2nb&#10;4yjhrtW3SXKvHTYsH2rsaFlT+VUcnIGxXA/bzeuzXl9tV573q/2y+Hgx5vJienwAFWmKf8dwwhd0&#10;yIVp5w9sg2oNSJH4M8W7m4va/W6dZ/o/e34EAAD//wMAUEsBAi0AFAAGAAgAAAAhALaDOJL+AAAA&#10;4QEAABMAAAAAAAAAAAAAAAAAAAAAAFtDb250ZW50X1R5cGVzXS54bWxQSwECLQAUAAYACAAAACEA&#10;OP0h/9YAAACUAQAACwAAAAAAAAAAAAAAAAAvAQAAX3JlbHMvLnJlbHNQSwECLQAUAAYACAAAACEA&#10;EDb7f/4CAAD3BQAADgAAAAAAAAAAAAAAAAAuAgAAZHJzL2Uyb0RvYy54bWxQSwECLQAUAAYACAAA&#10;ACEATKDpLNgAAAADAQAADwAAAAAAAAAAAAAAAABYBQAAZHJzL2Rvd25yZXYueG1sUEsFBgAAAAAE&#10;AAQA8wAAAF0GAAAAAA==&#10;" filled="f" stroked="f">
                       <o:lock v:ext="edit" aspectratio="t"/>
@@ -1263,27 +1241,7 @@
                 <w:sz w:val="28"/>
                 <w:szCs w:val="28"/>
               </w:rPr>
-              <w:t xml:space="preserve">Mã số sinh </w:t>
-            </w:r>
-            <w:proofErr w:type="gramStart"/>
-            <w:r>
-              <w:rPr>
-                <w:rFonts w:cs="Times New Roman"/>
-                <w:b/>
-                <w:sz w:val="28"/>
-                <w:szCs w:val="28"/>
-              </w:rPr>
-              <w:t>viên:…</w:t>
-            </w:r>
-            <w:proofErr w:type="gramEnd"/>
-            <w:r>
-              <w:rPr>
-                <w:rFonts w:cs="Times New Roman"/>
-                <w:b/>
-                <w:sz w:val="28"/>
-                <w:szCs w:val="28"/>
-              </w:rPr>
-              <w:t>………………………………………………………………….</w:t>
+              <w:t>Mã số sinh viên:…………………………………………………………………….</w:t>
             </w:r>
           </w:p>
           <w:p>
@@ -2512,23 +2470,13 @@
                 <w:szCs w:val="28"/>
               </w:rPr>
             </w:pPr>
-            <w:proofErr w:type="gramStart"/>
             <w:r>
               <w:rPr>
                 <w:rFonts w:cs="Times New Roman"/>
                 <w:sz w:val="28"/>
                 <w:szCs w:val="28"/>
               </w:rPr>
-              <w:t>Open Source</w:t>
-            </w:r>
-            <w:proofErr w:type="gramEnd"/>
-            <w:r>
-              <w:rPr>
-                <w:rFonts w:cs="Times New Roman"/>
-                <w:sz w:val="28"/>
-                <w:szCs w:val="28"/>
-              </w:rPr>
-              <w:t xml:space="preserve"> Computer Vision Library</w:t>
+              <w:t>Open Source Computer Vision Library</w:t>
             </w:r>
           </w:p>
         </w:tc>
@@ -5722,15 +5670,7 @@
         <w:t xml:space="preserve">     </w:t>
       </w:r>
       <w:r>
-        <w:t xml:space="preserve">Kết quả cần đạt được về mặt ứng dụng là một phần mềm hoàn chỉnh có giao diện thân thiện, hoạt động ổn định và có khả năng xử lý dữ liệu theo thời gian thực để đảm bảo lưu thông thông suốt. Về mặt công nghệ, đề tài hướng tới việc làm chủ và triển khai hiệu quả các thuật toán học sâu để nhận diện chính xác biển số xe trong nhiều điều kiện môi trường khác nhau, đồng thời xây dựng được một cơ sở dữ liệu đồng bộ, </w:t>
-      </w:r>
-      <w:proofErr w:type="gramStart"/>
-      <w:r>
-        <w:t>an</w:t>
-      </w:r>
-      <w:proofErr w:type="gramEnd"/>
-      <w:r>
-        <w:t xml:space="preserve"> toàn, phục vụ tốt cho công tác quản trị và truy xuất thông tin khi cần thiết.</w:t>
+        <w:t>Kết quả cần đạt được về mặt ứng dụng là một phần mềm hoàn chỉnh có giao diện thân thiện, hoạt động ổn định và có khả năng xử lý dữ liệu theo thời gian thực để đảm bảo lưu thông thông suốt. Về mặt công nghệ, đề tài hướng tới việc làm chủ và triển khai hiệu quả các thuật toán học sâu để nhận diện chính xác biển số xe trong nhiều điều kiện môi trường khác nhau, đồng thời xây dựng được một cơ sở dữ liệu đồng bộ, an toàn, phục vụ tốt cho công tác quản trị và truy xuất thông tin khi cần thiết.</w:t>
       </w:r>
     </w:p>
     <w:p>
@@ -9845,21 +9785,12 @@
               </w:rPr>
               <w:t>3. Hệ thống xóa các biến trạng thái (</w:t>
             </w:r>
-            <w:proofErr w:type="gramStart"/>
             <w:r>
               <w:rPr>
                 <w:rFonts w:ascii="Courier New" w:eastAsia="Times New Roman" w:hAnsi="Courier New" w:cs="Courier New"/>
                 <w:szCs w:val="26"/>
               </w:rPr>
-              <w:t>st.session</w:t>
-            </w:r>
-            <w:proofErr w:type="gramEnd"/>
-            <w:r>
-              <w:rPr>
-                <w:rFonts w:ascii="Courier New" w:eastAsia="Times New Roman" w:hAnsi="Courier New" w:cs="Courier New"/>
-                <w:szCs w:val="26"/>
-              </w:rPr>
-              <w:t>_state</w:t>
+              <w:t>st.session_state</w:t>
             </w:r>
             <w:r>
               <w:rPr>
@@ -11193,15 +11124,7 @@
             </w:r>
             <w:r>
               <w:br/>
-              <w:t xml:space="preserve">2. Hệ thống tự động lọc các bản ghi trong gate_logs có student_id trùng với </w:t>
-            </w:r>
-            <w:proofErr w:type="gramStart"/>
-            <w:r>
-              <w:t>st.session</w:t>
-            </w:r>
-            <w:proofErr w:type="gramEnd"/>
-            <w:r>
-              <w:t>_state.user_info['username'].</w:t>
+              <w:t>2. Hệ thống tự động lọc các bản ghi trong gate_logs có student_id trùng với st.session_state.user_info['username'].</w:t>
             </w:r>
             <w:r>
               <w:br/>
@@ -11456,16 +11379,11 @@
               <w:t xml:space="preserve">- </w:t>
             </w:r>
             <w:r>
-              <w:t xml:space="preserve">Sinh viên nắm bắt được lịch sử sử dụng dịch vụ của </w:t>
-            </w:r>
-            <w:proofErr w:type="gramStart"/>
-            <w:r>
-              <w:t>mình.</w:t>
+              <w:t>Sinh viên nắm bắt được lịch sử sử dụng dịch vụ của mình.</w:t>
             </w:r>
             <w:r>
               <w:t>.</w:t>
             </w:r>
-            <w:proofErr w:type="gramEnd"/>
           </w:p>
         </w:tc>
       </w:tr>
@@ -13273,23 +13191,7 @@
                 <w:sz w:val="26"/>
                 <w:szCs w:val="26"/>
               </w:rPr>
-              <w:t xml:space="preserve">3. Hệ thống kiểm tra Email trong Database. Nếu tồn tại, tạo mã OTP (6 số) và gửi qua </w:t>
-            </w:r>
-            <w:proofErr w:type="gramStart"/>
-            <w:r>
-              <w:rPr>
-                <w:sz w:val="26"/>
-                <w:szCs w:val="26"/>
-              </w:rPr>
-              <w:t>Email</w:t>
-            </w:r>
-            <w:proofErr w:type="gramEnd"/>
-            <w:r>
-              <w:rPr>
-                <w:sz w:val="26"/>
-                <w:szCs w:val="26"/>
-              </w:rPr>
-              <w:t>.</w:t>
+              <w:t>3. Hệ thống kiểm tra Email trong Database. Nếu tồn tại, tạo mã OTP (6 số) và gửi qua Email.</w:t>
             </w:r>
             <w:r>
               <w:rPr>
@@ -13619,22 +13521,13 @@
     <w:p/>
     <w:p/>
     <w:p/>
-    <w:p/>
-    <w:p>
-      <w:pPr>
-        <w:ind w:left="720"/>
-      </w:pPr>
-      <w:r>
-        <w:t>UC-C</w:t>
-      </w:r>
-      <w:r>
-        <w:t>9</w:t>
-      </w:r>
-      <w:r>
-        <w:t xml:space="preserve">: </w:t>
-      </w:r>
-      <w:r>
-        <w:t>Thanh toán</w:t>
+    <w:p>
+      <w:pPr>
+        <w:ind w:firstLine="720"/>
+      </w:pPr>
+      <w:r>
+        <w:lastRenderedPageBreak/>
+        <w:t>UC-C9: Thanh toán</w:t>
       </w:r>
     </w:p>
     <w:p>
@@ -13698,7 +13591,7 @@
           </w:tcPr>
           <w:p>
             <w:pPr>
-              <w:spacing w:before="240" w:after="240" w:line="240" w:lineRule="auto"/>
+              <w:spacing w:before="240" w:after="0" w:line="240" w:lineRule="auto"/>
               <w:jc w:val="center"/>
               <w:rPr>
                 <w:rFonts w:eastAsia="Times New Roman" w:cs="Times New Roman"/>
@@ -13737,7 +13630,7 @@
           </w:tcPr>
           <w:p>
             <w:pPr>
-              <w:spacing w:before="240" w:after="240" w:line="240" w:lineRule="auto"/>
+              <w:spacing w:before="240" w:after="0" w:line="240" w:lineRule="auto"/>
               <w:jc w:val="center"/>
               <w:rPr>
                 <w:rFonts w:eastAsia="Times New Roman" w:cs="Times New Roman"/>
@@ -13781,7 +13674,7 @@
           </w:tcPr>
           <w:p>
             <w:pPr>
-              <w:spacing w:before="240" w:after="240" w:line="240" w:lineRule="auto"/>
+              <w:spacing w:before="240" w:after="0" w:line="240" w:lineRule="auto"/>
               <w:rPr>
                 <w:rFonts w:eastAsia="Times New Roman" w:cs="Times New Roman"/>
                 <w:sz w:val="24"/>
@@ -13816,7 +13709,7 @@
           </w:tcPr>
           <w:p>
             <w:pPr>
-              <w:spacing w:before="240" w:after="240" w:line="240" w:lineRule="auto"/>
+              <w:spacing w:before="240" w:after="0" w:line="240" w:lineRule="auto"/>
               <w:rPr>
                 <w:rFonts w:eastAsia="Times New Roman" w:cs="Times New Roman"/>
                 <w:szCs w:val="26"/>
@@ -13854,7 +13747,7 @@
           </w:tcPr>
           <w:p>
             <w:pPr>
-              <w:spacing w:before="240" w:after="240" w:line="240" w:lineRule="auto"/>
+              <w:spacing w:before="240" w:after="0" w:line="240" w:lineRule="auto"/>
               <w:rPr>
                 <w:rFonts w:eastAsia="Times New Roman" w:cs="Times New Roman"/>
                 <w:sz w:val="24"/>
@@ -13892,7 +13785,7 @@
           </w:tcPr>
           <w:p>
             <w:pPr>
-              <w:spacing w:before="240" w:after="240" w:line="240" w:lineRule="auto"/>
+              <w:spacing w:before="240" w:after="0" w:line="240" w:lineRule="auto"/>
               <w:rPr>
                 <w:rFonts w:eastAsia="Times New Roman" w:cs="Times New Roman"/>
                 <w:szCs w:val="26"/>
@@ -13909,7 +13802,7 @@
       </w:tr>
       <w:tr>
         <w:trPr>
-          <w:trHeight w:val="2018"/>
+          <w:trHeight w:val="4500"/>
         </w:trPr>
         <w:tc>
           <w:tcPr>
@@ -13930,7 +13823,7 @@
           </w:tcPr>
           <w:p>
             <w:pPr>
-              <w:spacing w:before="240" w:after="240" w:line="240" w:lineRule="auto"/>
+              <w:spacing w:before="240" w:after="0" w:line="240" w:lineRule="auto"/>
               <w:rPr>
                 <w:rFonts w:eastAsia="Times New Roman" w:cs="Times New Roman"/>
                 <w:sz w:val="24"/>
@@ -13978,7 +13871,7 @@
           </w:tcPr>
           <w:p>
             <w:pPr>
-              <w:spacing w:before="100" w:beforeAutospacing="1" w:after="100" w:afterAutospacing="1" w:line="240" w:lineRule="auto"/>
+              <w:spacing w:before="100" w:beforeAutospacing="1" w:after="0" w:line="240" w:lineRule="auto"/>
               <w:rPr>
                 <w:rFonts w:eastAsia="Times New Roman" w:cs="Times New Roman"/>
                 <w:szCs w:val="26"/>
@@ -14106,7 +13999,7 @@
           </w:p>
           <w:p>
             <w:pPr>
-              <w:spacing w:before="100" w:beforeAutospacing="1" w:after="100" w:afterAutospacing="1" w:line="240" w:lineRule="auto"/>
+              <w:spacing w:before="100" w:beforeAutospacing="1" w:after="0" w:line="240" w:lineRule="auto"/>
               <w:rPr>
                 <w:szCs w:val="26"/>
               </w:rPr>
@@ -14116,7 +14009,7 @@
       </w:tr>
       <w:tr>
         <w:trPr>
-          <w:trHeight w:val="1010"/>
+          <w:trHeight w:val="1339"/>
         </w:trPr>
         <w:tc>
           <w:tcPr>
@@ -14137,7 +14030,7 @@
           </w:tcPr>
           <w:p>
             <w:pPr>
-              <w:spacing w:before="240" w:after="240" w:line="240" w:lineRule="auto"/>
+              <w:spacing w:before="240" w:after="0" w:line="240" w:lineRule="auto"/>
               <w:rPr>
                 <w:rFonts w:eastAsia="Times New Roman" w:cs="Times New Roman"/>
                 <w:sz w:val="24"/>
@@ -14175,7 +14068,7 @@
           </w:tcPr>
           <w:p>
             <w:pPr>
-              <w:spacing w:before="100" w:beforeAutospacing="1" w:after="100" w:afterAutospacing="1" w:line="240" w:lineRule="auto"/>
+              <w:spacing w:before="100" w:beforeAutospacing="1" w:after="0" w:line="240" w:lineRule="auto"/>
               <w:rPr>
                 <w:rFonts w:eastAsia="Times New Roman" w:cs="Times New Roman"/>
                 <w:szCs w:val="26"/>
@@ -14237,7 +14130,7 @@
           </w:p>
           <w:p>
             <w:pPr>
-              <w:spacing w:before="100" w:beforeAutospacing="1" w:after="100" w:afterAutospacing="1" w:line="240" w:lineRule="auto"/>
+              <w:spacing w:before="100" w:beforeAutospacing="1" w:after="0" w:line="240" w:lineRule="auto"/>
               <w:rPr>
                 <w:rFonts w:eastAsia="Times New Roman" w:cs="Times New Roman"/>
                 <w:szCs w:val="26"/>
@@ -14248,7 +14141,7 @@
       </w:tr>
       <w:tr>
         <w:trPr>
-          <w:trHeight w:val="500"/>
+          <w:trHeight w:val="1365"/>
         </w:trPr>
         <w:tc>
           <w:tcPr>
@@ -14347,7 +14240,7 @@
       </w:tr>
       <w:tr>
         <w:trPr>
-          <w:trHeight w:val="500"/>
+          <w:trHeight w:val="872"/>
         </w:trPr>
         <w:tc>
           <w:tcPr>
@@ -14453,6 +14346,765 @@
     </w:tbl>
     <w:p/>
     <w:p>
+      <w:r>
+        <w:t>UC-C</w:t>
+      </w:r>
+      <w:r>
+        <w:t>10</w:t>
+      </w:r>
+      <w:r>
+        <w:t xml:space="preserve">: </w:t>
+      </w:r>
+      <w:r>
+        <w:t xml:space="preserve">Xem lịch sử giao dịch </w:t>
+      </w:r>
+    </w:p>
+    <w:p>
+      <w:pPr>
+        <w:pStyle w:val="h"/>
+        <w:ind w:left="720"/>
+        <w:rPr>
+          <w:sz w:val="24"/>
+          <w:szCs w:val="24"/>
+        </w:rPr>
+      </w:pPr>
+      <w:r>
+        <w:lastRenderedPageBreak/>
+        <w:t>Bảng 3.</w:t>
+      </w:r>
+      <w:r>
+        <w:t>10</w:t>
+      </w:r>
+      <w:r>
+        <w:t xml:space="preserve">: Đặc tả chức năng </w:t>
+      </w:r>
+      <w:r>
+        <w:t>xem lịch sử giao dịch và biến động số dư</w:t>
+      </w:r>
+    </w:p>
+    <w:tbl>
+      <w:tblPr>
+        <w:tblW w:w="10888" w:type="dxa"/>
+        <w:tblInd w:w="-975" w:type="dxa"/>
+        <w:tblCellMar>
+          <w:top w:w="15" w:type="dxa"/>
+          <w:left w:w="15" w:type="dxa"/>
+          <w:bottom w:w="15" w:type="dxa"/>
+          <w:right w:w="15" w:type="dxa"/>
+        </w:tblCellMar>
+        <w:tblLook w:val="04A0" w:firstRow="1" w:lastRow="0" w:firstColumn="1" w:lastColumn="0" w:noHBand="0" w:noVBand="1"/>
+      </w:tblPr>
+      <w:tblGrid>
+        <w:gridCol w:w="2241"/>
+        <w:gridCol w:w="8647"/>
+      </w:tblGrid>
+      <w:tr>
+        <w:trPr>
+          <w:trHeight w:val="500"/>
+        </w:trPr>
+        <w:tc>
+          <w:tcPr>
+            <w:tcW w:w="2241" w:type="dxa"/>
+            <w:tcBorders>
+              <w:top w:val="single" w:sz="8" w:space="0" w:color="000000"/>
+              <w:left w:val="single" w:sz="8" w:space="0" w:color="000000"/>
+              <w:bottom w:val="single" w:sz="8" w:space="0" w:color="000000"/>
+              <w:right w:val="single" w:sz="8" w:space="0" w:color="000000"/>
+            </w:tcBorders>
+            <w:tcMar>
+              <w:top w:w="100" w:type="dxa"/>
+              <w:left w:w="100" w:type="dxa"/>
+              <w:bottom w:w="100" w:type="dxa"/>
+              <w:right w:w="100" w:type="dxa"/>
+            </w:tcMar>
+            <w:hideMark/>
+          </w:tcPr>
+          <w:p>
+            <w:pPr>
+              <w:spacing w:before="240" w:after="240" w:line="360" w:lineRule="auto"/>
+              <w:jc w:val="center"/>
+              <w:rPr>
+                <w:rFonts w:eastAsia="Times New Roman" w:cs="Times New Roman"/>
+                <w:sz w:val="24"/>
+                <w:szCs w:val="24"/>
+              </w:rPr>
+            </w:pPr>
+            <w:r>
+              <w:rPr>
+                <w:rFonts w:eastAsia="Times New Roman" w:cs="Times New Roman"/>
+                <w:b/>
+                <w:bCs/>
+                <w:color w:val="000000"/>
+                <w:szCs w:val="26"/>
+              </w:rPr>
+              <w:t>Use Case</w:t>
+            </w:r>
+          </w:p>
+        </w:tc>
+        <w:tc>
+          <w:tcPr>
+            <w:tcW w:w="8647" w:type="dxa"/>
+            <w:tcBorders>
+              <w:top w:val="single" w:sz="8" w:space="0" w:color="000000"/>
+              <w:left w:val="single" w:sz="8" w:space="0" w:color="000000"/>
+              <w:bottom w:val="single" w:sz="8" w:space="0" w:color="000000"/>
+              <w:right w:val="single" w:sz="8" w:space="0" w:color="000000"/>
+            </w:tcBorders>
+            <w:tcMar>
+              <w:top w:w="100" w:type="dxa"/>
+              <w:left w:w="100" w:type="dxa"/>
+              <w:bottom w:w="100" w:type="dxa"/>
+              <w:right w:w="100" w:type="dxa"/>
+            </w:tcMar>
+            <w:hideMark/>
+          </w:tcPr>
+          <w:p>
+            <w:pPr>
+              <w:spacing w:before="240" w:after="240" w:line="360" w:lineRule="auto"/>
+              <w:jc w:val="center"/>
+              <w:rPr>
+                <w:rFonts w:eastAsia="Times New Roman" w:cs="Times New Roman"/>
+                <w:sz w:val="24"/>
+                <w:szCs w:val="24"/>
+              </w:rPr>
+            </w:pPr>
+            <w:r>
+              <w:rPr>
+                <w:rFonts w:eastAsia="Times New Roman" w:cs="Times New Roman"/>
+                <w:b/>
+                <w:bCs/>
+                <w:color w:val="000000"/>
+                <w:szCs w:val="26"/>
+              </w:rPr>
+              <w:t>Nội dung</w:t>
+            </w:r>
+          </w:p>
+        </w:tc>
+      </w:tr>
+      <w:tr>
+        <w:trPr>
+          <w:trHeight w:val="500"/>
+        </w:trPr>
+        <w:tc>
+          <w:tcPr>
+            <w:tcW w:w="2241" w:type="dxa"/>
+            <w:tcBorders>
+              <w:top w:val="single" w:sz="8" w:space="0" w:color="000000"/>
+              <w:left w:val="single" w:sz="8" w:space="0" w:color="000000"/>
+              <w:bottom w:val="single" w:sz="8" w:space="0" w:color="000000"/>
+              <w:right w:val="single" w:sz="8" w:space="0" w:color="000000"/>
+            </w:tcBorders>
+            <w:tcMar>
+              <w:top w:w="100" w:type="dxa"/>
+              <w:left w:w="100" w:type="dxa"/>
+              <w:bottom w:w="100" w:type="dxa"/>
+              <w:right w:w="100" w:type="dxa"/>
+            </w:tcMar>
+            <w:hideMark/>
+          </w:tcPr>
+          <w:p>
+            <w:pPr>
+              <w:spacing w:before="240" w:after="240" w:line="360" w:lineRule="auto"/>
+              <w:rPr>
+                <w:rFonts w:eastAsia="Times New Roman" w:cs="Times New Roman"/>
+                <w:b/>
+                <w:bCs/>
+                <w:sz w:val="24"/>
+                <w:szCs w:val="24"/>
+              </w:rPr>
+            </w:pPr>
+            <w:r>
+              <w:rPr>
+                <w:b/>
+                <w:bCs/>
+              </w:rPr>
+              <w:t>Xem lịch sử giao dịch</w:t>
+            </w:r>
+          </w:p>
+        </w:tc>
+        <w:tc>
+          <w:tcPr>
+            <w:tcW w:w="8647" w:type="dxa"/>
+            <w:tcBorders>
+              <w:top w:val="single" w:sz="8" w:space="0" w:color="000000"/>
+              <w:left w:val="single" w:sz="8" w:space="0" w:color="000000"/>
+              <w:bottom w:val="single" w:sz="8" w:space="0" w:color="000000"/>
+              <w:right w:val="single" w:sz="8" w:space="0" w:color="000000"/>
+            </w:tcBorders>
+            <w:tcMar>
+              <w:top w:w="100" w:type="dxa"/>
+              <w:left w:w="100" w:type="dxa"/>
+              <w:bottom w:w="100" w:type="dxa"/>
+              <w:right w:w="100" w:type="dxa"/>
+            </w:tcMar>
+            <w:hideMark/>
+          </w:tcPr>
+          <w:p>
+            <w:pPr>
+              <w:spacing w:before="240" w:after="240" w:line="360" w:lineRule="auto"/>
+              <w:rPr>
+                <w:rFonts w:eastAsia="Times New Roman" w:cs="Times New Roman"/>
+                <w:szCs w:val="26"/>
+              </w:rPr>
+            </w:pPr>
+            <w:r>
+              <w:rPr>
+                <w:szCs w:val="26"/>
+              </w:rPr>
+              <w:t>Cho phép sinh viên theo dõi toàn bộ các hoạt động liên quan đến tài chính, bao gồm: nạp tiền vào tài khoản và các khoản phí đã trừ khi gửi xe.</w:t>
+            </w:r>
+          </w:p>
+        </w:tc>
+      </w:tr>
+      <w:tr>
+        <w:trPr>
+          <w:trHeight w:val="789"/>
+        </w:trPr>
+        <w:tc>
+          <w:tcPr>
+            <w:tcW w:w="2241" w:type="dxa"/>
+            <w:tcBorders>
+              <w:top w:val="single" w:sz="8" w:space="0" w:color="000000"/>
+              <w:left w:val="single" w:sz="8" w:space="0" w:color="000000"/>
+              <w:bottom w:val="single" w:sz="8" w:space="0" w:color="000000"/>
+              <w:right w:val="single" w:sz="8" w:space="0" w:color="000000"/>
+            </w:tcBorders>
+            <w:tcMar>
+              <w:top w:w="100" w:type="dxa"/>
+              <w:left w:w="100" w:type="dxa"/>
+              <w:bottom w:w="100" w:type="dxa"/>
+              <w:right w:w="100" w:type="dxa"/>
+            </w:tcMar>
+            <w:hideMark/>
+          </w:tcPr>
+          <w:p>
+            <w:pPr>
+              <w:spacing w:before="240" w:after="240" w:line="360" w:lineRule="auto"/>
+              <w:rPr>
+                <w:rFonts w:eastAsia="Times New Roman" w:cs="Times New Roman"/>
+                <w:sz w:val="24"/>
+                <w:szCs w:val="24"/>
+              </w:rPr>
+            </w:pPr>
+            <w:r>
+              <w:rPr>
+                <w:rFonts w:eastAsia="Times New Roman" w:cs="Times New Roman"/>
+                <w:b/>
+                <w:bCs/>
+                <w:color w:val="000000"/>
+                <w:szCs w:val="26"/>
+              </w:rPr>
+              <w:t>Actor</w:t>
+            </w:r>
+          </w:p>
+        </w:tc>
+        <w:tc>
+          <w:tcPr>
+            <w:tcW w:w="8647" w:type="dxa"/>
+            <w:tcBorders>
+              <w:top w:val="single" w:sz="8" w:space="0" w:color="000000"/>
+              <w:left w:val="single" w:sz="8" w:space="0" w:color="000000"/>
+              <w:bottom w:val="single" w:sz="8" w:space="0" w:color="000000"/>
+              <w:right w:val="single" w:sz="8" w:space="0" w:color="000000"/>
+            </w:tcBorders>
+            <w:tcMar>
+              <w:top w:w="100" w:type="dxa"/>
+              <w:left w:w="100" w:type="dxa"/>
+              <w:bottom w:w="100" w:type="dxa"/>
+              <w:right w:w="100" w:type="dxa"/>
+            </w:tcMar>
+            <w:hideMark/>
+          </w:tcPr>
+          <w:p>
+            <w:pPr>
+              <w:spacing w:before="240" w:after="240" w:line="360" w:lineRule="auto"/>
+              <w:rPr>
+                <w:rFonts w:eastAsia="Times New Roman" w:cs="Times New Roman"/>
+                <w:szCs w:val="26"/>
+              </w:rPr>
+            </w:pPr>
+            <w:r>
+              <w:rPr>
+                <w:szCs w:val="26"/>
+              </w:rPr>
+              <w:t>Sinh viên</w:t>
+            </w:r>
+          </w:p>
+        </w:tc>
+      </w:tr>
+      <w:tr>
+        <w:trPr>
+          <w:trHeight w:val="2018"/>
+        </w:trPr>
+        <w:tc>
+          <w:tcPr>
+            <w:tcW w:w="2241" w:type="dxa"/>
+            <w:tcBorders>
+              <w:top w:val="single" w:sz="8" w:space="0" w:color="000000"/>
+              <w:left w:val="single" w:sz="8" w:space="0" w:color="000000"/>
+              <w:bottom w:val="single" w:sz="8" w:space="0" w:color="000000"/>
+              <w:right w:val="single" w:sz="8" w:space="0" w:color="000000"/>
+            </w:tcBorders>
+            <w:tcMar>
+              <w:top w:w="100" w:type="dxa"/>
+              <w:left w:w="100" w:type="dxa"/>
+              <w:bottom w:w="100" w:type="dxa"/>
+              <w:right w:w="100" w:type="dxa"/>
+            </w:tcMar>
+            <w:hideMark/>
+          </w:tcPr>
+          <w:p>
+            <w:pPr>
+              <w:spacing w:before="240" w:after="240" w:line="360" w:lineRule="auto"/>
+              <w:rPr>
+                <w:rFonts w:eastAsia="Times New Roman" w:cs="Times New Roman"/>
+                <w:sz w:val="24"/>
+                <w:szCs w:val="24"/>
+              </w:rPr>
+            </w:pPr>
+            <w:r>
+              <w:rPr>
+                <w:rFonts w:eastAsia="Times New Roman" w:cs="Times New Roman"/>
+                <w:b/>
+                <w:bCs/>
+                <w:color w:val="000000"/>
+                <w:szCs w:val="26"/>
+              </w:rPr>
+              <w:t>Dòng sự kiện chính</w:t>
+            </w:r>
+          </w:p>
+          <w:p>
+            <w:pPr>
+              <w:spacing w:after="0" w:line="360" w:lineRule="auto"/>
+              <w:rPr>
+                <w:rFonts w:eastAsia="Times New Roman" w:cs="Times New Roman"/>
+                <w:sz w:val="24"/>
+                <w:szCs w:val="24"/>
+              </w:rPr>
+            </w:pPr>
+          </w:p>
+        </w:tc>
+        <w:tc>
+          <w:tcPr>
+            <w:tcW w:w="8647" w:type="dxa"/>
+            <w:tcBorders>
+              <w:top w:val="single" w:sz="8" w:space="0" w:color="000000"/>
+              <w:left w:val="single" w:sz="8" w:space="0" w:color="000000"/>
+              <w:bottom w:val="single" w:sz="8" w:space="0" w:color="000000"/>
+              <w:right w:val="single" w:sz="8" w:space="0" w:color="000000"/>
+            </w:tcBorders>
+            <w:tcMar>
+              <w:top w:w="100" w:type="dxa"/>
+              <w:left w:w="100" w:type="dxa"/>
+              <w:bottom w:w="100" w:type="dxa"/>
+              <w:right w:w="100" w:type="dxa"/>
+            </w:tcMar>
+            <w:hideMark/>
+          </w:tcPr>
+          <w:p>
+            <w:pPr>
+              <w:spacing w:before="100" w:beforeAutospacing="1" w:after="100" w:afterAutospacing="1" w:line="360" w:lineRule="auto"/>
+              <w:rPr>
+                <w:rFonts w:eastAsia="Times New Roman" w:cs="Times New Roman"/>
+                <w:szCs w:val="26"/>
+              </w:rPr>
+            </w:pPr>
+            <w:r>
+              <w:rPr>
+                <w:rFonts w:eastAsia="Times New Roman" w:cs="Times New Roman"/>
+                <w:szCs w:val="26"/>
+              </w:rPr>
+              <w:t xml:space="preserve">1. Người dùng đăng nhập vào hệ thống </w:t>
+            </w:r>
+            <w:r>
+              <w:rPr>
+                <w:rFonts w:eastAsia="Times New Roman" w:cs="Times New Roman"/>
+                <w:szCs w:val="26"/>
+              </w:rPr>
+              <w:t>sẽ thấy</w:t>
+            </w:r>
+            <w:r>
+              <w:rPr>
+                <w:rFonts w:eastAsia="Times New Roman" w:cs="Times New Roman"/>
+                <w:szCs w:val="26"/>
+              </w:rPr>
+              <w:t xml:space="preserve"> "Lịch sử giao dịch" hoặc "Ví của tôi".</w:t>
+            </w:r>
+            <w:r>
+              <w:rPr>
+                <w:rFonts w:eastAsia="Times New Roman" w:cs="Times New Roman"/>
+                <w:szCs w:val="26"/>
+              </w:rPr>
+              <w:br/>
+            </w:r>
+            <w:r>
+              <w:rPr>
+                <w:rFonts w:eastAsia="Times New Roman" w:cs="Times New Roman"/>
+                <w:szCs w:val="26"/>
+              </w:rPr>
+              <w:t>2. Hệ thống truy vấn Database từ hai bảng recharge_logs (Nạp tiền) và gate_logs (Trừ phí gửi xe).</w:t>
+            </w:r>
+            <w:r>
+              <w:rPr>
+                <w:rFonts w:eastAsia="Times New Roman" w:cs="Times New Roman"/>
+                <w:szCs w:val="26"/>
+              </w:rPr>
+              <w:br/>
+            </w:r>
+            <w:r>
+              <w:rPr>
+                <w:rFonts w:eastAsia="Times New Roman" w:cs="Times New Roman"/>
+                <w:szCs w:val="26"/>
+              </w:rPr>
+              <w:t>3. Hệ thống sắp xếp các giao dịch theo thứ tự thời gian mới nhất lên đầu.</w:t>
+            </w:r>
+            <w:r>
+              <w:rPr>
+                <w:rFonts w:eastAsia="Times New Roman" w:cs="Times New Roman"/>
+                <w:szCs w:val="26"/>
+              </w:rPr>
+              <w:br/>
+            </w:r>
+            <w:r>
+              <w:rPr>
+                <w:rFonts w:eastAsia="Times New Roman" w:cs="Times New Roman"/>
+                <w:szCs w:val="26"/>
+              </w:rPr>
+              <w:t>4. Hệ thống hiển thị danh sách dưới dạng bảng với các cột: Loại giao dịch, Số tiền, Trạng thái, Thời gian và Nội dung.</w:t>
+            </w:r>
+            <w:r>
+              <w:rPr>
+                <w:rFonts w:eastAsia="Times New Roman" w:cs="Times New Roman"/>
+                <w:szCs w:val="26"/>
+              </w:rPr>
+              <w:br/>
+            </w:r>
+            <w:r>
+              <w:rPr>
+                <w:rFonts w:eastAsia="Times New Roman" w:cs="Times New Roman"/>
+                <w:szCs w:val="26"/>
+              </w:rPr>
+              <w:t>5. Người dùng có thể xem tổng số tiền đã nạp và tổng số tiền đã tiêu tốn.</w:t>
+            </w:r>
+          </w:p>
+          <w:p>
+            <w:pPr>
+              <w:spacing w:before="100" w:beforeAutospacing="1" w:after="100" w:afterAutospacing="1" w:line="360" w:lineRule="auto"/>
+              <w:rPr>
+                <w:rFonts w:cs="Times New Roman"/>
+                <w:szCs w:val="26"/>
+              </w:rPr>
+            </w:pPr>
+          </w:p>
+        </w:tc>
+      </w:tr>
+      <w:tr>
+        <w:trPr>
+          <w:trHeight w:val="1523"/>
+        </w:trPr>
+        <w:tc>
+          <w:tcPr>
+            <w:tcW w:w="2241" w:type="dxa"/>
+            <w:tcBorders>
+              <w:top w:val="single" w:sz="8" w:space="0" w:color="000000"/>
+              <w:left w:val="single" w:sz="8" w:space="0" w:color="000000"/>
+              <w:bottom w:val="single" w:sz="8" w:space="0" w:color="000000"/>
+              <w:right w:val="single" w:sz="8" w:space="0" w:color="000000"/>
+            </w:tcBorders>
+            <w:tcMar>
+              <w:top w:w="100" w:type="dxa"/>
+              <w:left w:w="100" w:type="dxa"/>
+              <w:bottom w:w="100" w:type="dxa"/>
+              <w:right w:w="100" w:type="dxa"/>
+            </w:tcMar>
+            <w:hideMark/>
+          </w:tcPr>
+          <w:p>
+            <w:pPr>
+              <w:spacing w:before="240" w:after="240" w:line="360" w:lineRule="auto"/>
+              <w:rPr>
+                <w:rFonts w:eastAsia="Times New Roman" w:cs="Times New Roman"/>
+                <w:sz w:val="24"/>
+                <w:szCs w:val="24"/>
+              </w:rPr>
+            </w:pPr>
+            <w:r>
+              <w:rPr>
+                <w:rFonts w:eastAsia="Times New Roman" w:cs="Times New Roman"/>
+                <w:b/>
+                <w:bCs/>
+                <w:color w:val="000000"/>
+                <w:szCs w:val="26"/>
+              </w:rPr>
+              <w:t>Các dòng sự kiện khác hoặc ngoại lệ</w:t>
+            </w:r>
+          </w:p>
+        </w:tc>
+        <w:tc>
+          <w:tcPr>
+            <w:tcW w:w="8647" w:type="dxa"/>
+            <w:tcBorders>
+              <w:top w:val="single" w:sz="8" w:space="0" w:color="000000"/>
+              <w:left w:val="single" w:sz="8" w:space="0" w:color="000000"/>
+              <w:bottom w:val="single" w:sz="8" w:space="0" w:color="000000"/>
+              <w:right w:val="single" w:sz="8" w:space="0" w:color="000000"/>
+            </w:tcBorders>
+            <w:tcMar>
+              <w:top w:w="100" w:type="dxa"/>
+              <w:left w:w="100" w:type="dxa"/>
+              <w:bottom w:w="100" w:type="dxa"/>
+              <w:right w:w="100" w:type="dxa"/>
+            </w:tcMar>
+            <w:hideMark/>
+          </w:tcPr>
+          <w:p>
+            <w:pPr>
+              <w:spacing w:before="100" w:beforeAutospacing="1" w:after="100" w:afterAutospacing="1" w:line="360" w:lineRule="auto"/>
+              <w:rPr>
+                <w:rFonts w:eastAsia="Times New Roman" w:cs="Times New Roman"/>
+                <w:szCs w:val="26"/>
+              </w:rPr>
+            </w:pPr>
+            <w:r>
+              <w:rPr>
+                <w:rFonts w:eastAsia="Times New Roman" w:cs="Times New Roman"/>
+                <w:szCs w:val="26"/>
+              </w:rPr>
+              <w:t xml:space="preserve">- </w:t>
+            </w:r>
+            <w:r>
+              <w:rPr>
+                <w:rFonts w:eastAsia="Times New Roman" w:cs="Times New Roman"/>
+                <w:b/>
+                <w:bCs/>
+                <w:szCs w:val="26"/>
+              </w:rPr>
+              <w:t>Không có giao dịch:</w:t>
+            </w:r>
+            <w:r>
+              <w:rPr>
+                <w:rFonts w:eastAsia="Times New Roman" w:cs="Times New Roman"/>
+                <w:szCs w:val="26"/>
+              </w:rPr>
+              <w:t xml:space="preserve"> Hệ thống hiển thị thông báo "Bạn chưa có giao dịch nào trong thời gian này".</w:t>
+            </w:r>
+            <w:r>
+              <w:rPr>
+                <w:rFonts w:eastAsia="Times New Roman" w:cs="Times New Roman"/>
+                <w:szCs w:val="26"/>
+              </w:rPr>
+              <w:br/>
+            </w:r>
+            <w:r>
+              <w:rPr>
+                <w:rFonts w:eastAsia="Times New Roman" w:cs="Times New Roman"/>
+                <w:szCs w:val="26"/>
+              </w:rPr>
+              <w:t xml:space="preserve">- </w:t>
+            </w:r>
+            <w:r>
+              <w:rPr>
+                <w:rFonts w:eastAsia="Times New Roman" w:cs="Times New Roman"/>
+                <w:b/>
+                <w:bCs/>
+                <w:szCs w:val="26"/>
+              </w:rPr>
+              <w:t>Lỗi tải dữ liệu:</w:t>
+            </w:r>
+            <w:r>
+              <w:rPr>
+                <w:rFonts w:eastAsia="Times New Roman" w:cs="Times New Roman"/>
+                <w:szCs w:val="26"/>
+              </w:rPr>
+              <w:t xml:space="preserve"> Thông báo "Không thể kết nối máy chủ, vui lòng thử lại sau".</w:t>
+            </w:r>
+          </w:p>
+        </w:tc>
+      </w:tr>
+      <w:tr>
+        <w:trPr>
+          <w:trHeight w:val="500"/>
+        </w:trPr>
+        <w:tc>
+          <w:tcPr>
+            <w:tcW w:w="2241" w:type="dxa"/>
+            <w:tcBorders>
+              <w:top w:val="single" w:sz="8" w:space="0" w:color="000000"/>
+              <w:left w:val="single" w:sz="8" w:space="0" w:color="000000"/>
+              <w:bottom w:val="single" w:sz="8" w:space="0" w:color="000000"/>
+              <w:right w:val="single" w:sz="8" w:space="0" w:color="000000"/>
+            </w:tcBorders>
+            <w:tcMar>
+              <w:top w:w="100" w:type="dxa"/>
+              <w:left w:w="100" w:type="dxa"/>
+              <w:bottom w:w="100" w:type="dxa"/>
+              <w:right w:w="100" w:type="dxa"/>
+            </w:tcMar>
+            <w:hideMark/>
+          </w:tcPr>
+          <w:p>
+            <w:pPr>
+              <w:spacing w:before="240" w:after="240" w:line="360" w:lineRule="auto"/>
+              <w:rPr>
+                <w:rFonts w:eastAsia="Times New Roman" w:cs="Times New Roman"/>
+                <w:sz w:val="24"/>
+                <w:szCs w:val="24"/>
+              </w:rPr>
+            </w:pPr>
+            <w:r>
+              <w:rPr>
+                <w:rFonts w:eastAsia="Times New Roman" w:cs="Times New Roman"/>
+                <w:b/>
+                <w:bCs/>
+                <w:color w:val="000000"/>
+                <w:szCs w:val="26"/>
+              </w:rPr>
+              <w:t>Tiền điều kiện</w:t>
+            </w:r>
+          </w:p>
+        </w:tc>
+        <w:tc>
+          <w:tcPr>
+            <w:tcW w:w="8647" w:type="dxa"/>
+            <w:tcBorders>
+              <w:top w:val="single" w:sz="8" w:space="0" w:color="000000"/>
+              <w:left w:val="single" w:sz="8" w:space="0" w:color="000000"/>
+              <w:bottom w:val="single" w:sz="8" w:space="0" w:color="000000"/>
+              <w:right w:val="single" w:sz="8" w:space="0" w:color="000000"/>
+            </w:tcBorders>
+            <w:tcMar>
+              <w:top w:w="100" w:type="dxa"/>
+              <w:left w:w="100" w:type="dxa"/>
+              <w:bottom w:w="100" w:type="dxa"/>
+              <w:right w:w="100" w:type="dxa"/>
+            </w:tcMar>
+            <w:hideMark/>
+          </w:tcPr>
+          <w:p>
+            <w:pPr>
+              <w:spacing w:before="100" w:beforeAutospacing="1" w:after="100" w:afterAutospacing="1" w:line="360" w:lineRule="auto"/>
+              <w:rPr>
+                <w:rFonts w:eastAsia="Times New Roman" w:cs="Times New Roman"/>
+                <w:szCs w:val="26"/>
+              </w:rPr>
+            </w:pPr>
+            <w:r>
+              <w:rPr>
+                <w:rFonts w:eastAsia="Times New Roman" w:cs="Times New Roman"/>
+                <w:szCs w:val="26"/>
+              </w:rPr>
+              <w:t>- Người dùng đã đăng nhập thành công vào tài khoản.</w:t>
+            </w:r>
+            <w:r>
+              <w:rPr>
+                <w:rFonts w:eastAsia="Times New Roman" w:cs="Times New Roman"/>
+                <w:szCs w:val="26"/>
+              </w:rPr>
+              <w:br/>
+            </w:r>
+            <w:r>
+              <w:rPr>
+                <w:rFonts w:eastAsia="Times New Roman" w:cs="Times New Roman"/>
+                <w:szCs w:val="26"/>
+              </w:rPr>
+              <w:t>- Tài khoản đã từng thực hiện ít nhất một thao tác nạp tiền hoặc gửi xe.</w:t>
+            </w:r>
+          </w:p>
+        </w:tc>
+      </w:tr>
+      <w:tr>
+        <w:trPr>
+          <w:trHeight w:val="500"/>
+        </w:trPr>
+        <w:tc>
+          <w:tcPr>
+            <w:tcW w:w="2241" w:type="dxa"/>
+            <w:tcBorders>
+              <w:top w:val="single" w:sz="8" w:space="0" w:color="000000"/>
+              <w:left w:val="single" w:sz="8" w:space="0" w:color="000000"/>
+              <w:bottom w:val="single" w:sz="8" w:space="0" w:color="000000"/>
+              <w:right w:val="single" w:sz="8" w:space="0" w:color="000000"/>
+            </w:tcBorders>
+            <w:tcMar>
+              <w:top w:w="100" w:type="dxa"/>
+              <w:left w:w="100" w:type="dxa"/>
+              <w:bottom w:w="100" w:type="dxa"/>
+              <w:right w:w="100" w:type="dxa"/>
+            </w:tcMar>
+            <w:hideMark/>
+          </w:tcPr>
+          <w:p>
+            <w:pPr>
+              <w:spacing w:before="240" w:after="240" w:line="360" w:lineRule="auto"/>
+              <w:rPr>
+                <w:rFonts w:eastAsia="Times New Roman" w:cs="Times New Roman"/>
+                <w:sz w:val="24"/>
+                <w:szCs w:val="24"/>
+              </w:rPr>
+            </w:pPr>
+            <w:r>
+              <w:rPr>
+                <w:rFonts w:eastAsia="Times New Roman" w:cs="Times New Roman"/>
+                <w:b/>
+                <w:bCs/>
+                <w:color w:val="000000"/>
+                <w:szCs w:val="26"/>
+              </w:rPr>
+              <w:t>Hậu điều kiện</w:t>
+            </w:r>
+          </w:p>
+        </w:tc>
+        <w:tc>
+          <w:tcPr>
+            <w:tcW w:w="8647" w:type="dxa"/>
+            <w:tcBorders>
+              <w:top w:val="single" w:sz="8" w:space="0" w:color="000000"/>
+              <w:left w:val="single" w:sz="8" w:space="0" w:color="000000"/>
+              <w:bottom w:val="single" w:sz="8" w:space="0" w:color="000000"/>
+              <w:right w:val="single" w:sz="8" w:space="0" w:color="000000"/>
+            </w:tcBorders>
+            <w:tcMar>
+              <w:top w:w="100" w:type="dxa"/>
+              <w:left w:w="100" w:type="dxa"/>
+              <w:bottom w:w="100" w:type="dxa"/>
+              <w:right w:w="100" w:type="dxa"/>
+            </w:tcMar>
+            <w:hideMark/>
+          </w:tcPr>
+          <w:p>
+            <w:pPr>
+              <w:spacing w:before="100" w:beforeAutospacing="1" w:after="100" w:afterAutospacing="1" w:line="360" w:lineRule="auto"/>
+              <w:rPr>
+                <w:rFonts w:eastAsia="Times New Roman" w:cs="Times New Roman"/>
+                <w:szCs w:val="26"/>
+              </w:rPr>
+            </w:pPr>
+            <w:r>
+              <w:rPr>
+                <w:rFonts w:eastAsia="Times New Roman" w:cs="Times New Roman"/>
+                <w:szCs w:val="26"/>
+              </w:rPr>
+              <w:t xml:space="preserve">- </w:t>
+            </w:r>
+            <w:r>
+              <w:rPr>
+                <w:szCs w:val="26"/>
+              </w:rPr>
+              <w:t>Người dùng nắm bắt được chi tiết các khoản chi và thu trong tài khoản bãi xe.</w:t>
+            </w:r>
+          </w:p>
+          <w:p>
+            <w:pPr>
+              <w:spacing w:before="100" w:beforeAutospacing="1" w:after="100" w:afterAutospacing="1" w:line="360" w:lineRule="auto"/>
+              <w:rPr>
+                <w:szCs w:val="26"/>
+              </w:rPr>
+            </w:pPr>
+          </w:p>
+        </w:tc>
+      </w:tr>
+    </w:tbl>
+    <w:p>
       <w:pPr>
         <w:rPr>
           <w:rFonts w:eastAsiaTheme="majorEastAsia" w:cstheme="majorBidi"/>
@@ -14464,6 +15116,256 @@
     </w:p>
     <w:p>
       <w:pPr>
+        <w:rPr>
+          <w:rFonts w:eastAsiaTheme="majorEastAsia" w:cstheme="majorBidi"/>
+          <w:b/>
+          <w:color w:val="000000" w:themeColor="text1"/>
+          <w:szCs w:val="24"/>
+        </w:rPr>
+      </w:pPr>
+    </w:p>
+    <w:p>
+      <w:pPr>
+        <w:rPr>
+          <w:rFonts w:eastAsiaTheme="majorEastAsia" w:cstheme="majorBidi"/>
+          <w:b/>
+          <w:color w:val="000000" w:themeColor="text1"/>
+          <w:szCs w:val="24"/>
+        </w:rPr>
+      </w:pPr>
+    </w:p>
+    <w:p>
+      <w:pPr>
+        <w:rPr>
+          <w:rFonts w:eastAsiaTheme="majorEastAsia" w:cstheme="majorBidi"/>
+          <w:b/>
+          <w:color w:val="000000" w:themeColor="text1"/>
+          <w:szCs w:val="24"/>
+        </w:rPr>
+      </w:pPr>
+    </w:p>
+    <w:p>
+      <w:pPr>
+        <w:rPr>
+          <w:rFonts w:eastAsiaTheme="majorEastAsia" w:cstheme="majorBidi"/>
+          <w:b/>
+          <w:color w:val="000000" w:themeColor="text1"/>
+          <w:szCs w:val="24"/>
+        </w:rPr>
+      </w:pPr>
+    </w:p>
+    <w:p>
+      <w:pPr>
+        <w:rPr>
+          <w:rFonts w:eastAsiaTheme="majorEastAsia" w:cstheme="majorBidi"/>
+          <w:b/>
+          <w:color w:val="000000" w:themeColor="text1"/>
+          <w:szCs w:val="24"/>
+        </w:rPr>
+      </w:pPr>
+    </w:p>
+    <w:p>
+      <w:pPr>
+        <w:rPr>
+          <w:rFonts w:eastAsiaTheme="majorEastAsia" w:cstheme="majorBidi"/>
+          <w:b/>
+          <w:color w:val="000000" w:themeColor="text1"/>
+          <w:szCs w:val="24"/>
+        </w:rPr>
+      </w:pPr>
+    </w:p>
+    <w:p>
+      <w:pPr>
+        <w:rPr>
+          <w:rFonts w:eastAsiaTheme="majorEastAsia" w:cstheme="majorBidi"/>
+          <w:b/>
+          <w:color w:val="000000" w:themeColor="text1"/>
+          <w:szCs w:val="24"/>
+        </w:rPr>
+      </w:pPr>
+    </w:p>
+    <w:p>
+      <w:pPr>
+        <w:rPr>
+          <w:rFonts w:eastAsiaTheme="majorEastAsia" w:cstheme="majorBidi"/>
+          <w:b/>
+          <w:color w:val="000000" w:themeColor="text1"/>
+          <w:szCs w:val="24"/>
+        </w:rPr>
+      </w:pPr>
+    </w:p>
+    <w:p>
+      <w:pPr>
+        <w:rPr>
+          <w:rFonts w:eastAsiaTheme="majorEastAsia" w:cstheme="majorBidi"/>
+          <w:b/>
+          <w:color w:val="000000" w:themeColor="text1"/>
+          <w:szCs w:val="24"/>
+        </w:rPr>
+      </w:pPr>
+    </w:p>
+    <w:p>
+      <w:pPr>
+        <w:rPr>
+          <w:rFonts w:eastAsiaTheme="majorEastAsia" w:cstheme="majorBidi"/>
+          <w:b/>
+          <w:color w:val="000000" w:themeColor="text1"/>
+          <w:szCs w:val="24"/>
+        </w:rPr>
+      </w:pPr>
+    </w:p>
+    <w:p>
+      <w:pPr>
+        <w:rPr>
+          <w:rFonts w:eastAsiaTheme="majorEastAsia" w:cstheme="majorBidi"/>
+          <w:b/>
+          <w:color w:val="000000" w:themeColor="text1"/>
+          <w:szCs w:val="24"/>
+        </w:rPr>
+      </w:pPr>
+    </w:p>
+    <w:p>
+      <w:pPr>
+        <w:rPr>
+          <w:rFonts w:eastAsiaTheme="majorEastAsia" w:cstheme="majorBidi"/>
+          <w:b/>
+          <w:color w:val="000000" w:themeColor="text1"/>
+          <w:szCs w:val="24"/>
+        </w:rPr>
+      </w:pPr>
+    </w:p>
+    <w:p>
+      <w:pPr>
+        <w:rPr>
+          <w:rFonts w:eastAsiaTheme="majorEastAsia" w:cstheme="majorBidi"/>
+          <w:b/>
+          <w:color w:val="000000" w:themeColor="text1"/>
+          <w:szCs w:val="24"/>
+        </w:rPr>
+      </w:pPr>
+    </w:p>
+    <w:p>
+      <w:pPr>
+        <w:rPr>
+          <w:rFonts w:eastAsiaTheme="majorEastAsia" w:cstheme="majorBidi"/>
+          <w:b/>
+          <w:color w:val="000000" w:themeColor="text1"/>
+          <w:szCs w:val="24"/>
+        </w:rPr>
+      </w:pPr>
+    </w:p>
+    <w:p>
+      <w:pPr>
+        <w:rPr>
+          <w:rFonts w:eastAsiaTheme="majorEastAsia" w:cstheme="majorBidi"/>
+          <w:b/>
+          <w:color w:val="000000" w:themeColor="text1"/>
+          <w:szCs w:val="24"/>
+        </w:rPr>
+      </w:pPr>
+    </w:p>
+    <w:p>
+      <w:pPr>
+        <w:rPr>
+          <w:rFonts w:eastAsiaTheme="majorEastAsia" w:cstheme="majorBidi"/>
+          <w:b/>
+          <w:color w:val="000000" w:themeColor="text1"/>
+          <w:szCs w:val="24"/>
+        </w:rPr>
+      </w:pPr>
+    </w:p>
+    <w:p>
+      <w:pPr>
+        <w:rPr>
+          <w:rFonts w:eastAsiaTheme="majorEastAsia" w:cstheme="majorBidi"/>
+          <w:b/>
+          <w:color w:val="000000" w:themeColor="text1"/>
+          <w:szCs w:val="24"/>
+        </w:rPr>
+      </w:pPr>
+    </w:p>
+    <w:p>
+      <w:pPr>
+        <w:rPr>
+          <w:rFonts w:eastAsiaTheme="majorEastAsia" w:cstheme="majorBidi"/>
+          <w:b/>
+          <w:color w:val="000000" w:themeColor="text1"/>
+          <w:szCs w:val="24"/>
+        </w:rPr>
+      </w:pPr>
+    </w:p>
+    <w:p>
+      <w:pPr>
+        <w:rPr>
+          <w:rFonts w:eastAsiaTheme="majorEastAsia" w:cstheme="majorBidi"/>
+          <w:b/>
+          <w:color w:val="000000" w:themeColor="text1"/>
+          <w:szCs w:val="24"/>
+        </w:rPr>
+      </w:pPr>
+    </w:p>
+    <w:p>
+      <w:pPr>
+        <w:rPr>
+          <w:rFonts w:eastAsiaTheme="majorEastAsia" w:cstheme="majorBidi"/>
+          <w:b/>
+          <w:color w:val="000000" w:themeColor="text1"/>
+          <w:szCs w:val="24"/>
+        </w:rPr>
+      </w:pPr>
+    </w:p>
+    <w:p>
+      <w:pPr>
+        <w:rPr>
+          <w:rFonts w:eastAsiaTheme="majorEastAsia" w:cstheme="majorBidi"/>
+          <w:b/>
+          <w:color w:val="000000" w:themeColor="text1"/>
+          <w:szCs w:val="24"/>
+        </w:rPr>
+      </w:pPr>
+    </w:p>
+    <w:p>
+      <w:pPr>
+        <w:rPr>
+          <w:rFonts w:eastAsiaTheme="majorEastAsia" w:cstheme="majorBidi"/>
+          <w:b/>
+          <w:color w:val="000000" w:themeColor="text1"/>
+          <w:szCs w:val="24"/>
+        </w:rPr>
+      </w:pPr>
+    </w:p>
+    <w:p>
+      <w:pPr>
+        <w:rPr>
+          <w:rFonts w:eastAsiaTheme="majorEastAsia" w:cstheme="majorBidi"/>
+          <w:b/>
+          <w:color w:val="000000" w:themeColor="text1"/>
+          <w:szCs w:val="24"/>
+        </w:rPr>
+      </w:pPr>
+    </w:p>
+    <w:p>
+      <w:pPr>
+        <w:rPr>
+          <w:rFonts w:eastAsiaTheme="majorEastAsia" w:cstheme="majorBidi"/>
+          <w:b/>
+          <w:color w:val="000000" w:themeColor="text1"/>
+          <w:szCs w:val="24"/>
+        </w:rPr>
+      </w:pPr>
+    </w:p>
+    <w:p>
+      <w:pPr>
+        <w:rPr>
+          <w:rFonts w:eastAsiaTheme="majorEastAsia" w:cstheme="majorBidi"/>
+          <w:b/>
+          <w:color w:val="000000" w:themeColor="text1"/>
+          <w:szCs w:val="24"/>
+        </w:rPr>
+      </w:pPr>
+    </w:p>
+    <w:p>
+      <w:pPr>
         <w:pStyle w:val="Heading3"/>
       </w:pPr>
       <w:r>
@@ -14493,6 +15395,7 @@
         <w:rPr>
           <w:noProof/>
         </w:rPr>
+        <w:lastRenderedPageBreak/>
         <w:drawing>
           <wp:inline distT="0" distB="0" distL="0" distR="0" wp14:anchorId="45B40CEE" wp14:editId="6B51CB48">
             <wp:extent cx="5973445" cy="5130165"/>
@@ -14579,6 +15482,7 @@
         <w:rPr>
           <w:noProof/>
         </w:rPr>
+        <w:lastRenderedPageBreak/>
         <w:drawing>
           <wp:inline distT="0" distB="0" distL="0" distR="0" wp14:anchorId="79964088" wp14:editId="585502BF">
             <wp:extent cx="5962650" cy="6619875"/>
@@ -14647,20 +15551,343 @@
         <w:pStyle w:val="Heading3"/>
       </w:pPr>
     </w:p>
-    <w:p>
-      <w:pPr>
-        <w:pStyle w:val="Heading3"/>
-      </w:pPr>
+    <w:p/>
+    <w:p/>
+    <w:p/>
+    <w:p>
       <w:bookmarkStart w:id="36" w:name="_Toc224471301"/>
       <w:r>
-        <w:t>(HER</w:t>
-      </w:r>
-      <w:r>
-        <w:t>E</w:t>
-      </w:r>
-      <w:r>
-        <w:t>)</w:t>
-      </w:r>
+        <w:lastRenderedPageBreak/>
+        <w:t xml:space="preserve">*Chức năng đăng </w:t>
+      </w:r>
+      <w:r>
+        <w:t>xuất</w:t>
+      </w:r>
+    </w:p>
+    <w:p>
+      <w:pPr>
+        <w:jc w:val="center"/>
+      </w:pPr>
+      <w:r>
+        <w:rPr>
+          <w:noProof/>
+        </w:rPr>
+        <w:drawing>
+          <wp:inline distT="0" distB="0" distL="0" distR="0" wp14:anchorId="60661495" wp14:editId="47308D9E">
+            <wp:extent cx="3257550" cy="4648200"/>
+            <wp:effectExtent l="0" t="0" r="0" b="0"/>
+            <wp:docPr id="3" name="Picture 3"/>
+            <wp:cNvGraphicFramePr>
+              <a:graphicFrameLocks xmlns:a="http://schemas.openxmlformats.org/drawingml/2006/main" noChangeAspect="1"/>
+            </wp:cNvGraphicFramePr>
+            <a:graphic xmlns:a="http://schemas.openxmlformats.org/drawingml/2006/main">
+              <a:graphicData uri="http://schemas.openxmlformats.org/drawingml/2006/picture">
+                <pic:pic xmlns:pic="http://schemas.openxmlformats.org/drawingml/2006/picture">
+                  <pic:nvPicPr>
+                    <pic:cNvPr id="1" name=""/>
+                    <pic:cNvPicPr/>
+                  </pic:nvPicPr>
+                  <pic:blipFill>
+                    <a:blip r:embed="rId22"/>
+                    <a:stretch>
+                      <a:fillRect/>
+                    </a:stretch>
+                  </pic:blipFill>
+                  <pic:spPr>
+                    <a:xfrm>
+                      <a:off x="0" y="0"/>
+                      <a:ext cx="3257550" cy="4648200"/>
+                    </a:xfrm>
+                    <a:prstGeom prst="rect">
+                      <a:avLst/>
+                    </a:prstGeom>
+                  </pic:spPr>
+                </pic:pic>
+              </a:graphicData>
+            </a:graphic>
+          </wp:inline>
+        </w:drawing>
+      </w:r>
+    </w:p>
+    <w:p>
+      <w:pPr>
+        <w:pStyle w:val="h"/>
+      </w:pPr>
+      <w:r>
+        <w:t xml:space="preserve">Hình 3.x: Biểu đồ hoạt động chức năng đăng </w:t>
+      </w:r>
+      <w:r>
+        <w:t>xuất</w:t>
+      </w:r>
+    </w:p>
+    <w:p>
+      <w:pPr>
+        <w:pStyle w:val="h"/>
+      </w:pPr>
+    </w:p>
+    <w:p>
+      <w:pPr>
+        <w:pStyle w:val="h"/>
+      </w:pPr>
+    </w:p>
+    <w:p>
+      <w:pPr>
+        <w:pStyle w:val="h"/>
+      </w:pPr>
+    </w:p>
+    <w:p>
+      <w:pPr>
+        <w:pStyle w:val="h"/>
+      </w:pPr>
+    </w:p>
+    <w:p>
+      <w:pPr>
+        <w:pStyle w:val="h"/>
+      </w:pPr>
+    </w:p>
+    <w:p>
+      <w:pPr>
+        <w:pStyle w:val="h"/>
+      </w:pPr>
+    </w:p>
+    <w:p>
+      <w:pPr>
+        <w:pStyle w:val="h"/>
+      </w:pPr>
+    </w:p>
+    <w:p>
+      <w:pPr>
+        <w:pStyle w:val="h"/>
+      </w:pPr>
+    </w:p>
+    <w:p>
+      <w:pPr>
+        <w:pStyle w:val="h"/>
+      </w:pPr>
+    </w:p>
+    <w:p>
+      <w:pPr>
+        <w:pStyle w:val="h"/>
+        <w:jc w:val="left"/>
+      </w:pPr>
+    </w:p>
+    <w:p>
+      <w:r>
+        <w:lastRenderedPageBreak/>
+        <w:t xml:space="preserve">*Chức năng </w:t>
+      </w:r>
+      <w:r>
+        <w:t>quản lý ra vào</w:t>
+      </w:r>
+    </w:p>
+    <w:p>
+      <w:pPr>
+        <w:pStyle w:val="h"/>
+        <w:rPr>
+          <w:sz w:val="24"/>
+          <w:szCs w:val="24"/>
+        </w:rPr>
+      </w:pPr>
+      <w:r>
+        <w:rPr>
+          <w:noProof/>
+          <w:sz w:val="24"/>
+          <w:szCs w:val="24"/>
+        </w:rPr>
+        <w:drawing>
+          <wp:inline distT="0" distB="0" distL="0" distR="0" wp14:anchorId="41DDE014" wp14:editId="3D360DC6">
+            <wp:extent cx="5975350" cy="5177790"/>
+            <wp:effectExtent l="0" t="0" r="6350" b="3810"/>
+            <wp:docPr id="11" name="Picture 11"/>
+            <wp:cNvGraphicFramePr>
+              <a:graphicFrameLocks xmlns:a="http://schemas.openxmlformats.org/drawingml/2006/main" noChangeAspect="1"/>
+            </wp:cNvGraphicFramePr>
+            <a:graphic xmlns:a="http://schemas.openxmlformats.org/drawingml/2006/main">
+              <a:graphicData uri="http://schemas.openxmlformats.org/drawingml/2006/picture">
+                <pic:pic xmlns:pic="http://schemas.openxmlformats.org/drawingml/2006/picture">
+                  <pic:nvPicPr>
+                    <pic:cNvPr id="0" name="Picture 3"/>
+                    <pic:cNvPicPr>
+                      <a:picLocks noChangeAspect="1" noChangeArrowheads="1"/>
+                    </pic:cNvPicPr>
+                  </pic:nvPicPr>
+                  <pic:blipFill>
+                    <a:blip r:embed="rId23">
+                      <a:extLst>
+                        <a:ext uri="{28A0092B-C50C-407E-A947-70E740481C1C}">
+                          <a14:useLocalDpi xmlns:a14="http://schemas.microsoft.com/office/drawing/2010/main" val="0"/>
+                        </a:ext>
+                      </a:extLst>
+                    </a:blip>
+                    <a:srcRect/>
+                    <a:stretch>
+                      <a:fillRect/>
+                    </a:stretch>
+                  </pic:blipFill>
+                  <pic:spPr bwMode="auto">
+                    <a:xfrm>
+                      <a:off x="0" y="0"/>
+                      <a:ext cx="5975350" cy="5177790"/>
+                    </a:xfrm>
+                    <a:prstGeom prst="rect">
+                      <a:avLst/>
+                    </a:prstGeom>
+                    <a:noFill/>
+                    <a:ln>
+                      <a:noFill/>
+                    </a:ln>
+                  </pic:spPr>
+                </pic:pic>
+              </a:graphicData>
+            </a:graphic>
+          </wp:inline>
+        </w:drawing>
+      </w:r>
+    </w:p>
+    <w:p>
+      <w:pPr>
+        <w:pStyle w:val="h"/>
+      </w:pPr>
+      <w:r>
+        <w:t xml:space="preserve">Hình 3.x: Biểu đồ hoạt động chức năng </w:t>
+      </w:r>
+      <w:r>
+        <w:t>quản lý ra vào</w:t>
+      </w:r>
+    </w:p>
+    <w:p>
+      <w:pPr>
+        <w:pStyle w:val="h"/>
+      </w:pPr>
+    </w:p>
+    <w:p>
+      <w:pPr>
+        <w:pStyle w:val="h"/>
+      </w:pPr>
+    </w:p>
+    <w:p>
+      <w:pPr>
+        <w:pStyle w:val="h"/>
+      </w:pPr>
+    </w:p>
+    <w:p>
+      <w:pPr>
+        <w:pStyle w:val="h"/>
+      </w:pPr>
+    </w:p>
+    <w:p>
+      <w:pPr>
+        <w:pStyle w:val="h"/>
+      </w:pPr>
+    </w:p>
+    <w:p>
+      <w:pPr>
+        <w:pStyle w:val="h"/>
+      </w:pPr>
+    </w:p>
+    <w:p>
+      <w:pPr>
+        <w:pStyle w:val="h"/>
+      </w:pPr>
+    </w:p>
+    <w:p>
+      <w:pPr>
+        <w:pStyle w:val="h"/>
+      </w:pPr>
+    </w:p>
+    <w:p>
+      <w:pPr>
+        <w:pStyle w:val="h"/>
+      </w:pPr>
+    </w:p>
+    <w:p>
+      <w:r>
+        <w:t xml:space="preserve">*Chức năng </w:t>
+      </w:r>
+      <w:r>
+        <w:t>xem lịch sử ra vào</w:t>
+      </w:r>
+    </w:p>
+    <w:p>
+      <w:r>
+        <w:rPr>
+          <w:noProof/>
+        </w:rPr>
+        <w:drawing>
+          <wp:inline distT="0" distB="0" distL="0" distR="0" wp14:anchorId="471708E6" wp14:editId="5644C13E">
+            <wp:extent cx="5963920" cy="5022215"/>
+            <wp:effectExtent l="0" t="0" r="0" b="6985"/>
+            <wp:docPr id="8" name="Picture 8"/>
+            <wp:cNvGraphicFramePr>
+              <a:graphicFrameLocks xmlns:a="http://schemas.openxmlformats.org/drawingml/2006/main" noChangeAspect="1"/>
+            </wp:cNvGraphicFramePr>
+            <a:graphic xmlns:a="http://schemas.openxmlformats.org/drawingml/2006/main">
+              <a:graphicData uri="http://schemas.openxmlformats.org/drawingml/2006/picture">
+                <pic:pic xmlns:pic="http://schemas.openxmlformats.org/drawingml/2006/picture">
+                  <pic:nvPicPr>
+                    <pic:cNvPr id="0" name="Picture 2"/>
+                    <pic:cNvPicPr>
+                      <a:picLocks noChangeAspect="1" noChangeArrowheads="1"/>
+                    </pic:cNvPicPr>
+                  </pic:nvPicPr>
+                  <pic:blipFill>
+                    <a:blip r:embed="rId24">
+                      <a:extLst>
+                        <a:ext uri="{28A0092B-C50C-407E-A947-70E740481C1C}">
+                          <a14:useLocalDpi xmlns:a14="http://schemas.microsoft.com/office/drawing/2010/main" val="0"/>
+                        </a:ext>
+                      </a:extLst>
+                    </a:blip>
+                    <a:srcRect/>
+                    <a:stretch>
+                      <a:fillRect/>
+                    </a:stretch>
+                  </pic:blipFill>
+                  <pic:spPr bwMode="auto">
+                    <a:xfrm>
+                      <a:off x="0" y="0"/>
+                      <a:ext cx="5963920" cy="5022215"/>
+                    </a:xfrm>
+                    <a:prstGeom prst="rect">
+                      <a:avLst/>
+                    </a:prstGeom>
+                    <a:noFill/>
+                    <a:ln>
+                      <a:noFill/>
+                    </a:ln>
+                  </pic:spPr>
+                </pic:pic>
+              </a:graphicData>
+            </a:graphic>
+          </wp:inline>
+        </w:drawing>
+      </w:r>
+    </w:p>
+    <w:p>
+      <w:pPr>
+        <w:pStyle w:val="h"/>
+      </w:pPr>
+      <w:r>
+        <w:t xml:space="preserve">Hình 3.x: Biểu đồ hoạt động chức năng </w:t>
+      </w:r>
+      <w:r>
+        <w:t>xem lịch sử ra vào</w:t>
+      </w:r>
+    </w:p>
+    <w:p>
+      <w:pPr>
+        <w:pStyle w:val="h"/>
+        <w:jc w:val="left"/>
+        <w:rPr>
+          <w:sz w:val="24"/>
+          <w:szCs w:val="24"/>
+        </w:rPr>
+      </w:pPr>
+    </w:p>
+    <w:p>
+      <w:pPr>
+        <w:jc w:val="center"/>
+      </w:pPr>
     </w:p>
     <w:p>
       <w:pPr>
@@ -14716,6 +15943,7 @@
       </w:pPr>
       <w:bookmarkStart w:id="38" w:name="_Toc224471303"/>
       <w:r>
+        <w:lastRenderedPageBreak/>
         <w:t>3.</w:t>
       </w:r>
       <w:r>
@@ -15207,7 +16435,7 @@
         </w:rPr>
         <w:t xml:space="preserve">[1] Ultralytics, "YOLOv8 Docs," 2023. [Online]. Available: </w:t>
       </w:r>
-      <w:hyperlink r:id="rId22" w:tgtFrame="_blank" w:history="1">
+      <w:hyperlink r:id="rId25" w:tgtFrame="_blank" w:history="1">
         <w:r>
           <w:rPr>
             <w:rStyle w:val="Hyperlink"/>
@@ -15244,7 +16472,7 @@
         </w:rPr>
         <w:t xml:space="preserve">[2] Jaided AI, "EasyOCR: Ready-to-use OCR with 80+ supported languages and all popular writing scripts including Latin, Chinese, Arabic, Devanagari, Cyrillic and etc.," 2020. [Online]. Available: </w:t>
       </w:r>
-      <w:hyperlink r:id="rId23" w:tgtFrame="_blank" w:history="1">
+      <w:hyperlink r:id="rId26" w:tgtFrame="_blank" w:history="1">
         <w:r>
           <w:rPr>
             <w:rStyle w:val="Hyperlink"/>
@@ -15281,7 +16509,7 @@
         </w:rPr>
         <w:t xml:space="preserve">[3] Streamlit Inc., "Streamlit Documentation: The fastest way to build and share data apps," 2024. [Online]. Available: </w:t>
       </w:r>
-      <w:hyperlink r:id="rId24" w:tgtFrame="_blank" w:history="1">
+      <w:hyperlink r:id="rId27" w:tgtFrame="_blank" w:history="1">
         <w:r>
           <w:rPr>
             <w:rStyle w:val="Hyperlink"/>
@@ -15390,7 +16618,7 @@
         </w:rPr>
         <w:t xml:space="preserve">[6] G. Jocher, A. Chaurasia, and J. Qiu, "YOLO by Ultralytics," 2023. [Online]. Available: </w:t>
       </w:r>
-      <w:hyperlink r:id="rId25" w:tgtFrame="_blank" w:history="1">
+      <w:hyperlink r:id="rId28" w:tgtFrame="_blank" w:history="1">
         <w:r>
           <w:rPr>
             <w:rStyle w:val="Hyperlink"/>
@@ -15427,7 +16655,7 @@
         </w:rPr>
         <w:t xml:space="preserve">[7] MongoDB Inc., "MongoDB Documentation: The document database for modern applications," 2024. [Online]. Available: </w:t>
       </w:r>
-      <w:hyperlink r:id="rId26" w:tgtFrame="_blank" w:history="1">
+      <w:hyperlink r:id="rId29" w:tgtFrame="_blank" w:history="1">
         <w:r>
           <w:rPr>
             <w:rStyle w:val="Hyperlink"/>
@@ -15464,7 +16692,7 @@
         </w:rPr>
         <w:t xml:space="preserve">[8] PayOS by Cassso, "PayOS API Documentation: Cổng thanh toán trực tuyến dành cho doanh nghiệp Việt Nam," 2024. [Online]. Available: </w:t>
       </w:r>
-      <w:hyperlink r:id="rId27" w:tgtFrame="_blank" w:history="1">
+      <w:hyperlink r:id="rId30" w:tgtFrame="_blank" w:history="1">
         <w:r>
           <w:rPr>
             <w:rStyle w:val="Hyperlink"/>
@@ -15530,7 +16758,7 @@
           <w:szCs w:val="28"/>
         </w:rPr>
       </w:pPr>
-      <w:hyperlink r:id="rId28" w:history="1">
+      <w:hyperlink r:id="rId31" w:history="1">
         <w:r>
           <w:rPr>
             <w:rStyle w:val="Hyperlink"/>
@@ -15540,7 +16768,7 @@
       </w:hyperlink>
     </w:p>
     <w:sectPr>
-      <w:footerReference w:type="default" r:id="rId29"/>
+      <w:footerReference w:type="default" r:id="rId32"/>
       <w:pgSz w:w="12240" w:h="15840"/>
       <w:pgMar w:top="1134" w:right="1134" w:bottom="1134" w:left="1701" w:header="709" w:footer="709" w:gutter="0"/>
       <w:pgNumType w:start="1"/>
@@ -17468,6 +18696,7 @@
   <w:style w:type="character" w:default="1" w:styleId="DefaultParagraphFont">
     <w:name w:val="Default Paragraph Font"/>
     <w:uiPriority w:val="1"/>
+    <w:semiHidden/>
     <w:unhideWhenUsed/>
   </w:style>
   <w:style w:type="table" w:default="1" w:styleId="TableNormal">

--- a/baocao/BáocáoN68.docx
+++ b/baocao/BáocáoN68.docx
@@ -124,7 +124,7 @@
                     </wp:anchor>
                   </w:drawing>
                 </mc:Choice>
-                <mc:Fallback xmlns:w16sdtfl="http://schemas.microsoft.com/office/word/2024/wordml/sdtformatlock" xmlns:w16du="http://schemas.microsoft.com/office/word/2023/wordml/word16du" xmlns:oel="http://schemas.microsoft.com/office/2019/extlst">
+                <mc:Fallback xmlns:oel="http://schemas.microsoft.com/office/2019/extlst" xmlns:w16du="http://schemas.microsoft.com/office/word/2023/wordml/word16du" xmlns:w16sdtfl="http://schemas.microsoft.com/office/word/2024/wordml/sdtformatlock">
                   <w:pict>
                     <v:line w14:anchorId="51459B79" id="Straight Connector 9" o:spid="_x0000_s1026" style="position:absolute;flip:y;z-index:251665408;visibility:visible;mso-wrap-style:square;mso-width-percent:0;mso-height-percent:0;mso-wrap-distance-left:9pt;mso-wrap-distance-top:0;mso-wrap-distance-right:9pt;mso-wrap-distance-bottom:0;mso-position-horizontal:absolute;mso-position-horizontal-relative:text;mso-position-vertical:absolute;mso-position-vertical-relative:text;mso-width-percent:0;mso-height-percent:0;mso-width-relative:margin;mso-height-relative:margin" from="188.05pt,22.35pt" to="349.3pt,22.35pt" o:gfxdata="UEsDBBQABgAIAAAAIQC2gziS/gAAAOEBAAATAAAAW0NvbnRlbnRfVHlwZXNdLnhtbJSRQU7DMBBF&#10;90jcwfIWJU67QAgl6YK0S0CoHGBkTxKLZGx5TGhvj5O2G0SRWNoz/78nu9wcxkFMGNg6quQqL6RA&#10;0s5Y6ir5vt9lD1JwBDIwOMJKHpHlpr69KfdHjyxSmriSfYz+USnWPY7AufNIadK6MEJMx9ApD/oD&#10;OlTrorhX2lFEilmcO2RdNtjC5xDF9pCuTyYBB5bi6bQ4syoJ3g9WQ0ymaiLzg5KdCXlKLjvcW893&#10;SUOqXwnz5DrgnHtJTxOsQfEKIT7DmDSUCaxw7Rqn8787ZsmRM9e2VmPeBN4uqYvTtW7jvijg9N/y&#10;JsXecLq0q+WD6m8AAAD//wMAUEsDBBQABgAIAAAAIQA4/SH/1gAAAJQBAAALAAAAX3JlbHMvLnJl&#10;bHOkkMFqwzAMhu+DvYPRfXGawxijTi+j0GvpHsDYimMaW0Yy2fr2M4PBMnrbUb/Q94l/f/hMi1qR&#10;JVI2sOt6UJgd+ZiDgffL8ekFlFSbvV0oo4EbChzGx4f9GRdb25HMsYhqlCwG5lrLq9biZkxWOiqY&#10;22YiTra2kYMu1l1tQD30/bPm3wwYN0x18gb45AdQl1tp5j/sFB2T0FQ7R0nTNEV3j6o9feQzro1i&#10;OWA14Fm+Q8a1a8+Bvu/d/dMb2JY5uiPbhG/ktn4cqGU/er3pcvwCAAD//wMAUEsDBBQABgAIAAAA&#10;IQA2QHChowEAAJIDAAAOAAAAZHJzL2Uyb0RvYy54bWysU01P3DAQvVfiP1i+s8muSkHRZjmAygW1&#10;qC29G2e8sbA9lm022X/fsbMbUGklhLhY/njz5r2Z8fpytIbtIESNruXLRc0ZOImddtuW3//6enrB&#10;WUzCdcKgg5bvIfLLzcmn9eAbWGGPpoPAiMTFZvAt71PyTVVF2YMVcYEeHD0qDFYkOoZt1QUxELs1&#10;1aquv1QDhs4HlBAj3V5Pj3xT+JUCmb4rFSEx03LSlsoayvqQ12qzFs02CN9reZAh3qHCCu0o6Ux1&#10;LZJgT0G/orJaBoyo0kKirVApLaF4IDfL+i83P3vhoXih4kQ/lyl+HK38trtyd4HKMPjYRH8XsotR&#10;BcuU0f439bT4IqVsLGXbz2WDMTFJl6v68/nF+Rln8vhWTRSZyoeYbgAty5uWG+2yI9GI3W1MlJag&#10;RwgdnkWUXdobyGDjfoBiuqNkk5wyH3BlAtsJ6mz3uMydJK6CzCFKGzMH1SXlf4MO2BwGZWbeGjij&#10;S0Z0aQ602mH4V9Y0HqWqCX90PXnNth+w25eWlHJQ44uzw5DmyXp5LuHPX2nzBwAA//8DAFBLAwQU&#10;AAYACAAAACEAZXEr19wAAAAJAQAADwAAAGRycy9kb3ducmV2LnhtbEyPwU7DMAyG70i8Q2QkbiwZ&#10;bOkoTacxCXFm47Kb25i2onFKk23l7QniMI62P/3+/mI9uV6caAydZwPzmQJBXHvbcWPgff9ytwIR&#10;IrLF3jMZ+KYA6/L6qsDc+jO/0WkXG5FCOORooI1xyKUMdUsOw8wPxOn24UeHMY1jI+2I5xTuenmv&#10;lJYOO04fWhxo21L9uTs6A/tXp6Yqdlvir0xtDs9LzYelMbc30+YJRKQpXmD41U/qUCanyh/ZBtEb&#10;eMj0PKEGFosMRAL040qDqP4Wsizk/wblDwAAAP//AwBQSwECLQAUAAYACAAAACEAtoM4kv4AAADh&#10;AQAAEwAAAAAAAAAAAAAAAAAAAAAAW0NvbnRlbnRfVHlwZXNdLnhtbFBLAQItABQABgAIAAAAIQA4&#10;/SH/1gAAAJQBAAALAAAAAAAAAAAAAAAAAC8BAABfcmVscy8ucmVsc1BLAQItABQABgAIAAAAIQA2&#10;QHChowEAAJIDAAAOAAAAAAAAAAAAAAAAAC4CAABkcnMvZTJvRG9jLnhtbFBLAQItABQABgAIAAAA&#10;IQBlcSvX3AAAAAkBAAAPAAAAAAAAAAAAAAAAAP0DAABkcnMvZG93bnJldi54bWxQSwUGAAAAAAQA&#10;BADzAAAABgUAAAAA&#10;" strokecolor="black [3200]" strokeweight=".5pt">
                       <v:stroke joinstyle="miter"/>
@@ -306,7 +306,7 @@
                     </wp:inline>
                   </w:drawing>
                 </mc:Choice>
-                <mc:Fallback xmlns:w16sdtfl="http://schemas.microsoft.com/office/word/2024/wordml/sdtformatlock" xmlns:w16du="http://schemas.microsoft.com/office/word/2023/wordml/word16du" xmlns:oel="http://schemas.microsoft.com/office/2019/extlst">
+                <mc:Fallback xmlns:oel="http://schemas.microsoft.com/office/2019/extlst" xmlns:w16du="http://schemas.microsoft.com/office/word/2023/wordml/word16du" xmlns:w16sdtfl="http://schemas.microsoft.com/office/word/2024/wordml/sdtformatlock">
                   <w:pict>
                     <v:rect w14:anchorId="6E7B8D23" id="Rectangle 2" o:spid="_x0000_s1026" alt="Giới Thiệu Trường Đại Học Khánh Hòa - UKH" style="width:24pt;height:24pt;visibility:visible;mso-wrap-style:square;mso-left-percent:-10001;mso-top-percent:-10001;mso-position-horizontal:absolute;mso-position-horizontal-relative:char;mso-position-vertical:absolute;mso-position-vertical-relative:line;mso-left-percent:-10001;mso-top-percent:-10001;v-text-anchor:top" o:gfxdata="UEsDBBQABgAIAAAAIQC2gziS/gAAAOEBAAATAAAAW0NvbnRlbnRfVHlwZXNdLnhtbJSRQU7DMBBF&#10;90jcwfIWJU67QAgl6YK0S0CoHGBkTxKLZGx5TGhvj5O2G0SRWNoz/78nu9wcxkFMGNg6quQqL6RA&#10;0s5Y6ir5vt9lD1JwBDIwOMJKHpHlpr69KfdHjyxSmriSfYz+USnWPY7AufNIadK6MEJMx9ApD/oD&#10;OlTrorhX2lFEilmcO2RdNtjC5xDF9pCuTyYBB5bi6bQ4syoJ3g9WQ0ymaiLzg5KdCXlKLjvcW893&#10;SUOqXwnz5DrgnHtJTxOsQfEKIT7DmDSUCaxw7Rqn8787ZsmRM9e2VmPeBN4uqYvTtW7jvijg9N/y&#10;JsXecLq0q+WD6m8AAAD//wMAUEsDBBQABgAIAAAAIQA4/SH/1gAAAJQBAAALAAAAX3JlbHMvLnJl&#10;bHOkkMFqwzAMhu+DvYPRfXGawxijTi+j0GvpHsDYimMaW0Yy2fr2M4PBMnrbUb/Q94l/f/hMi1qR&#10;JVI2sOt6UJgd+ZiDgffL8ekFlFSbvV0oo4EbChzGx4f9GRdb25HMsYhqlCwG5lrLq9biZkxWOiqY&#10;22YiTra2kYMu1l1tQD30/bPm3wwYN0x18gb45AdQl1tp5j/sFB2T0FQ7R0nTNEV3j6o9feQzro1i&#10;OWA14Fm+Q8a1a8+Bvu/d/dMb2JY5uiPbhG/ktn4cqGU/er3pcvwCAAD//wMAUEsDBBQABgAIAAAA&#10;IQBEnny8/gIAAPcFAAAOAAAAZHJzL2Uyb0RvYy54bWysVM1u1DAQviPxDpbvaZJt9idRs1W7PxS1&#10;QEXbB/AmzsYisYPt3WxBnDkhcUcc+gaIIz0W8R77Joyd3e1ue0GAD44943wz8/nzHBwuygLNqVRM&#10;8Bj7ex5GlCciZXwa46vLsdPDSGnCU1IITmN8TRU+7D99clBXEW2JXBQplQhAuIrqKsa51lXkuirJ&#10;aUnUnqgoB2cmZEk0bOXUTSWpAb0s3JbnddxayLSSIqFKgXXYOHHf4mcZTfSrLFNUoyLGkJu2s7Tz&#10;xMxu/4BEU0mqnCWrNMhfZFESxiHoBmpINEEzyR5BlSyRQolM7yWidEWWsYTaGqAa33tQzUVOKmpr&#10;AXJUtaFJ/T/Y5OX8XCKWxriFESclXNFrII3waUERmFKqEqDrGVvefmHoMofvxxm6lL++LW+/8in6&#10;+Xn544ahk+XtpwSd5nc3PEcnd98JctDV6Ymht65UBFEuqnNpCFLVmUjeKMTFIIco9EhVEA+kA+HX&#10;JilFnVOSQp2+gXB3MMxGARqa1C9ECgmTmRaW/EUmSxMDaEULe8fXmzumC40SMO57Qc8DJSTgWq1N&#10;BBKtf66k0s+oKJFZxFhCdhaczM+Ubo6uj5hYXIxZUYCdRAXfMQBmY4HQ8KvxmSSsKt6HXjjqjXqB&#10;E7Q6IyfwhkPnaDwInM7Y77aH+8PBYOh/MHH9IMpZmlJuwqwV6gd/poDVW2m0tdGoEgVLDZxJScnp&#10;ZFBINCfwQsZ2WMrBc3/M3U3D8gW1PCjJbwXecSt0xp1e1wnGQdsJu17P8fzwOOx4QRgMx7slnTFO&#10;/70kVMc4bLfa9pa2kn5Qm2fH49pIVDINPahgZYxBGjDMIRIZBY54ateasKJZb1Fh0r+nAq57fdFW&#10;r0aijfonIr0GuUoBcgLlQbeERS7kO4xq6DwxVm9nRFKMiuccJB/6QWBald0E7W4LNnLbM9n2EJ4A&#10;VIw1Rs1yoJv2Nqskm+YQybfEcHEEzyRjVsLmCTVZrR4XdBdbyaoTmva1vben7vt1/zcAAAD//wMA&#10;UEsDBBQABgAIAAAAIQBMoOks2AAAAAMBAAAPAAAAZHJzL2Rvd25yZXYueG1sTI9BS8NAEIXvgv9h&#10;GcGL2I0iUmI2RQpiEaGYas/T7JgEs7NpdpvEf9+pHvQyw+MNb76XLSbXqoH60Hg2cDNLQBGX3jZc&#10;GXjfPF3PQYWIbLH1TAa+KcAiPz/LMLV+5DcailgpCeGQooE6xi7VOpQ1OQwz3xGL9+l7h1FkX2nb&#10;4yjhrtW3SXKvHTYsH2rsaFlT+VUcnIGxXA/bzeuzXl9tV573q/2y+Hgx5vJienwAFWmKf8dwwhd0&#10;yIVp5w9sg2oNSJH4M8W7m4va/W6dZ/o/e34EAAD//wMAUEsBAi0AFAAGAAgAAAAhALaDOJL+AAAA&#10;4QEAABMAAAAAAAAAAAAAAAAAAAAAAFtDb250ZW50X1R5cGVzXS54bWxQSwECLQAUAAYACAAAACEA&#10;OP0h/9YAAACUAQAACwAAAAAAAAAAAAAAAAAvAQAAX3JlbHMvLnJlbHNQSwECLQAUAAYACAAAACEA&#10;RJ58vP4CAAD3BQAADgAAAAAAAAAAAAAAAAAuAgAAZHJzL2Uyb0RvYy54bWxQSwECLQAUAAYACAAA&#10;ACEATKDpLNgAAAADAQAADwAAAAAAAAAAAAAAAABYBQAAZHJzL2Rvd25yZXYueG1sUEsFBgAAAAAE&#10;AAQA8wAAAF0GAAAAAA==&#10;" filled="f" stroked="f">
                       <o:lock v:ext="edit" aspectratio="t"/>
@@ -810,7 +810,7 @@
                     </wp:anchor>
                   </w:drawing>
                 </mc:Choice>
-                <mc:Fallback xmlns:w16sdtfl="http://schemas.microsoft.com/office/word/2024/wordml/sdtformatlock" xmlns:w16du="http://schemas.microsoft.com/office/word/2023/wordml/word16du" xmlns:oel="http://schemas.microsoft.com/office/2019/extlst">
+                <mc:Fallback xmlns:oel="http://schemas.microsoft.com/office/2019/extlst" xmlns:w16du="http://schemas.microsoft.com/office/word/2023/wordml/word16du" xmlns:w16sdtfl="http://schemas.microsoft.com/office/word/2024/wordml/sdtformatlock">
                   <w:pict>
                     <v:line w14:anchorId="7425C7B1" id="Straight Connector 6" o:spid="_x0000_s1026" style="position:absolute;flip:y;z-index:251662336;visibility:visible;mso-wrap-style:square;mso-width-percent:0;mso-height-percent:0;mso-wrap-distance-left:9pt;mso-wrap-distance-top:0;mso-wrap-distance-right:9pt;mso-wrap-distance-bottom:0;mso-position-horizontal:absolute;mso-position-horizontal-relative:text;mso-position-vertical:absolute;mso-position-vertical-relative:text;mso-width-percent:0;mso-height-percent:0;mso-width-relative:margin;mso-height-relative:margin" from="198.25pt,22.35pt" to="359.5pt,22.35pt" o:gfxdata="UEsDBBQABgAIAAAAIQC2gziS/gAAAOEBAAATAAAAW0NvbnRlbnRfVHlwZXNdLnhtbJSRQU7DMBBF&#10;90jcwfIWJU67QAgl6YK0S0CoHGBkTxKLZGx5TGhvj5O2G0SRWNoz/78nu9wcxkFMGNg6quQqL6RA&#10;0s5Y6ir5vt9lD1JwBDIwOMJKHpHlpr69KfdHjyxSmriSfYz+USnWPY7AufNIadK6MEJMx9ApD/oD&#10;OlTrorhX2lFEilmcO2RdNtjC5xDF9pCuTyYBB5bi6bQ4syoJ3g9WQ0ymaiLzg5KdCXlKLjvcW893&#10;SUOqXwnz5DrgnHtJTxOsQfEKIT7DmDSUCaxw7Rqn8787ZsmRM9e2VmPeBN4uqYvTtW7jvijg9N/y&#10;JsXecLq0q+WD6m8AAAD//wMAUEsDBBQABgAIAAAAIQA4/SH/1gAAAJQBAAALAAAAX3JlbHMvLnJl&#10;bHOkkMFqwzAMhu+DvYPRfXGawxijTi+j0GvpHsDYimMaW0Yy2fr2M4PBMnrbUb/Q94l/f/hMi1qR&#10;JVI2sOt6UJgd+ZiDgffL8ekFlFSbvV0oo4EbChzGx4f9GRdb25HMsYhqlCwG5lrLq9biZkxWOiqY&#10;22YiTra2kYMu1l1tQD30/bPm3wwYN0x18gb45AdQl1tp5j/sFB2T0FQ7R0nTNEV3j6o9feQzro1i&#10;OWA14Fm+Q8a1a8+Bvu/d/dMb2JY5uiPbhG/ktn4cqGU/er3pcvwCAAD//wMAUEsDBBQABgAIAAAA&#10;IQA2QHChowEAAJIDAAAOAAAAZHJzL2Uyb0RvYy54bWysU01P3DAQvVfiP1i+s8muSkHRZjmAygW1&#10;qC29G2e8sbA9lm022X/fsbMbUGklhLhY/njz5r2Z8fpytIbtIESNruXLRc0ZOImddtuW3//6enrB&#10;WUzCdcKgg5bvIfLLzcmn9eAbWGGPpoPAiMTFZvAt71PyTVVF2YMVcYEeHD0qDFYkOoZt1QUxELs1&#10;1aquv1QDhs4HlBAj3V5Pj3xT+JUCmb4rFSEx03LSlsoayvqQ12qzFs02CN9reZAh3qHCCu0o6Ux1&#10;LZJgT0G/orJaBoyo0kKirVApLaF4IDfL+i83P3vhoXih4kQ/lyl+HK38trtyd4HKMPjYRH8XsotR&#10;BcuU0f439bT4IqVsLGXbz2WDMTFJl6v68/nF+Rln8vhWTRSZyoeYbgAty5uWG+2yI9GI3W1MlJag&#10;RwgdnkWUXdobyGDjfoBiuqNkk5wyH3BlAtsJ6mz3uMydJK6CzCFKGzMH1SXlf4MO2BwGZWbeGjij&#10;S0Z0aQ602mH4V9Y0HqWqCX90PXnNth+w25eWlHJQ44uzw5DmyXp5LuHPX2nzBwAA//8DAFBLAwQU&#10;AAYACAAAACEArJmxw9wAAAAJAQAADwAAAGRycy9kb3ducmV2LnhtbEyPwU7DMAyG70i8Q2QkbiwZ&#10;rC3rmk5jEuLMxmW3tDFttcYpTbaVt8eIwzja/vT7+4v15HpxxjF0njTMZwoEUu1tR42Gj/3rwzOI&#10;EA1Z03tCDd8YYF3e3hQmt/5C73jexUZwCIXcaGhjHHIpQ92iM2HmByS+ffrRmcjj2Eg7mguHu14+&#10;KpVKZzriD60ZcNtifdydnIb9m1NTFbst0lemNoeXJKVDovX93bRZgYg4xSsMv/qsDiU7Vf5ENohe&#10;w9MyTRjVsFhkIBjI5ksuV/0tZFnI/w3KHwAAAP//AwBQSwECLQAUAAYACAAAACEAtoM4kv4AAADh&#10;AQAAEwAAAAAAAAAAAAAAAAAAAAAAW0NvbnRlbnRfVHlwZXNdLnhtbFBLAQItABQABgAIAAAAIQA4&#10;/SH/1gAAAJQBAAALAAAAAAAAAAAAAAAAAC8BAABfcmVscy8ucmVsc1BLAQItABQABgAIAAAAIQA2&#10;QHChowEAAJIDAAAOAAAAAAAAAAAAAAAAAC4CAABkcnMvZTJvRG9jLnhtbFBLAQItABQABgAIAAAA&#10;IQCsmbHD3AAAAAkBAAAPAAAAAAAAAAAAAAAAAP0DAABkcnMvZG93bnJldi54bWxQSwUGAAAAAAQA&#10;BADzAAAABgUAAAAA&#10;" strokecolor="black [3200]" strokeweight=".5pt">
                       <v:stroke joinstyle="miter"/>
@@ -992,7 +992,7 @@
                     </wp:inline>
                   </w:drawing>
                 </mc:Choice>
-                <mc:Fallback xmlns:w16sdtfl="http://schemas.microsoft.com/office/word/2024/wordml/sdtformatlock" xmlns:w16du="http://schemas.microsoft.com/office/word/2023/wordml/word16du" xmlns:oel="http://schemas.microsoft.com/office/2019/extlst">
+                <mc:Fallback xmlns:oel="http://schemas.microsoft.com/office/2019/extlst" xmlns:w16du="http://schemas.microsoft.com/office/word/2023/wordml/word16du" xmlns:w16sdtfl="http://schemas.microsoft.com/office/word/2024/wordml/sdtformatlock">
                   <w:pict>
                     <v:rect w14:anchorId="1593F3EB" id="Rectangle 7" o:spid="_x0000_s1026" alt="Giới Thiệu Trường Đại Học Khánh Hòa - UKH" style="width:24pt;height:24pt;visibility:visible;mso-wrap-style:square;mso-left-percent:-10001;mso-top-percent:-10001;mso-position-horizontal:absolute;mso-position-horizontal-relative:char;mso-position-vertical:absolute;mso-position-vertical-relative:line;mso-left-percent:-10001;mso-top-percent:-10001;v-text-anchor:top" o:gfxdata="UEsDBBQABgAIAAAAIQC2gziS/gAAAOEBAAATAAAAW0NvbnRlbnRfVHlwZXNdLnhtbJSRQU7DMBBF&#10;90jcwfIWJU67QAgl6YK0S0CoHGBkTxKLZGx5TGhvj5O2G0SRWNoz/78nu9wcxkFMGNg6quQqL6RA&#10;0s5Y6ir5vt9lD1JwBDIwOMJKHpHlpr69KfdHjyxSmriSfYz+USnWPY7AufNIadK6MEJMx9ApD/oD&#10;OlTrorhX2lFEilmcO2RdNtjC5xDF9pCuTyYBB5bi6bQ4syoJ3g9WQ0ymaiLzg5KdCXlKLjvcW893&#10;SUOqXwnz5DrgnHtJTxOsQfEKIT7DmDSUCaxw7Rqn8787ZsmRM9e2VmPeBN4uqYvTtW7jvijg9N/y&#10;JsXecLq0q+WD6m8AAAD//wMAUEsDBBQABgAIAAAAIQA4/SH/1gAAAJQBAAALAAAAX3JlbHMvLnJl&#10;bHOkkMFqwzAMhu+DvYPRfXGawxijTi+j0GvpHsDYimMaW0Yy2fr2M4PBMnrbUb/Q94l/f/hMi1qR&#10;JVI2sOt6UJgd+ZiDgffL8ekFlFSbvV0oo4EbChzGx4f9GRdb25HMsYhqlCwG5lrLq9biZkxWOiqY&#10;22YiTra2kYMu1l1tQD30/bPm3wwYN0x18gb45AdQl1tp5j/sFB2T0FQ7R0nTNEV3j6o9feQzro1i&#10;OWA14Fm+Q8a1a8+Bvu/d/dMb2JY5uiPbhG/ktn4cqGU/er3pcvwCAAD//wMAUEsDBBQABgAIAAAA&#10;IQAQNvt//gIAAPcFAAAOAAAAZHJzL2Uyb0RvYy54bWysVM1u1DAQviPxDpbvaZJt9idRs1W7PxS1&#10;QEXbB/AmzsYisYPt3WxBnDkhcUcc+gaIIz0W8R77Joyd3e1ue0GAD44943wz8/nzHBwuygLNqVRM&#10;8Bj7ex5GlCciZXwa46vLsdPDSGnCU1IITmN8TRU+7D99clBXEW2JXBQplQhAuIrqKsa51lXkuirJ&#10;aUnUnqgoB2cmZEk0bOXUTSWpAb0s3JbnddxayLSSIqFKgXXYOHHf4mcZTfSrLFNUoyLGkJu2s7Tz&#10;xMxu/4BEU0mqnCWrNMhfZFESxiHoBmpINEEzyR5BlSyRQolM7yWidEWWsYTaGqAa33tQzUVOKmpr&#10;AXJUtaFJ/T/Y5OX8XCKWxriLESclXNFrII3waUERmFKqEqDrGVvefmHoMofvxxm6lL++LW+/8in6&#10;+Xn544ahk+XtpwSd5nc3PEcnd98JctDV6Ymht65UBFEuqnNpCFLVmUjeKMTFIIco9EhVEA+kA+HX&#10;JilFnVOSQp2+gXB3MMxGARqa1C9ECgmTmRaW/EUmSxMDaEULe8fXmzumC40SMO57Qc8DJSTgWq1N&#10;BBKtf66k0s+oKJFZxFhCdhaczM+Ubo6uj5hYXIxZUYCdRAXfMQBmY4HQ8KvxmSSsKt6HXjjqjXqB&#10;E7Q6IyfwhkPnaDwInM7Y77aH+8PBYOh/MHH9IMpZmlJuwqwV6gd/poDVW2m0tdGoEgVLDZxJScnp&#10;ZFBINCfwQsZ2WMrBc3/M3U3D8gW1PCjJbwXecSt0xp1e1wnGQdsJu17P8fzwOOx4QRgMx7slnTFO&#10;/70kVMc4bLfa9pa2kn5Qm2fH49pIVDINPahgZYxBGjDMIRIZBY54ateasKJZb1Fh0r+nAq57fdFW&#10;r0aijfonIr0GuUoBcgLlQbeERS7kO4xq6DwxVm9nRFKMiuccJB/6QWBald0E7W4LNnLbM9n2EJ4A&#10;VIw1Rs1yoJv2Nqskm+YQybfEcHEEzyRjVsLmCTVZrR4XdBdbyaoTmva1vben7vt1/zcAAAD//wMA&#10;UEsDBBQABgAIAAAAIQBMoOks2AAAAAMBAAAPAAAAZHJzL2Rvd25yZXYueG1sTI9BS8NAEIXvgv9h&#10;GcGL2I0iUmI2RQpiEaGYas/T7JgEs7NpdpvEf9+pHvQyw+MNb76XLSbXqoH60Hg2cDNLQBGX3jZc&#10;GXjfPF3PQYWIbLH1TAa+KcAiPz/LMLV+5DcailgpCeGQooE6xi7VOpQ1OQwz3xGL9+l7h1FkX2nb&#10;4yjhrtW3SXKvHTYsH2rsaFlT+VUcnIGxXA/bzeuzXl9tV573q/2y+Hgx5vJienwAFWmKf8dwwhd0&#10;yIVp5w9sg2oNSJH4M8W7m4va/W6dZ/o/e34EAAD//wMAUEsBAi0AFAAGAAgAAAAhALaDOJL+AAAA&#10;4QEAABMAAAAAAAAAAAAAAAAAAAAAAFtDb250ZW50X1R5cGVzXS54bWxQSwECLQAUAAYACAAAACEA&#10;OP0h/9YAAACUAQAACwAAAAAAAAAAAAAAAAAvAQAAX3JlbHMvLnJlbHNQSwECLQAUAAYACAAAACEA&#10;EDb7f/4CAAD3BQAADgAAAAAAAAAAAAAAAAAuAgAAZHJzL2Uyb0RvYy54bWxQSwECLQAUAAYACAAA&#10;ACEATKDpLNgAAAADAQAADwAAAAAAAAAAAAAAAABYBQAAZHJzL2Rvd25yZXYueG1sUEsFBgAAAAAE&#10;AAQA8wAAAF0GAAAAAA==&#10;" filled="f" stroked="f">
                       <o:lock v:ext="edit" aspectratio="t"/>
@@ -7713,7 +7713,13 @@
       </w:pPr>
       <w:bookmarkStart w:id="31" w:name="_Toc224471335"/>
       <w:r>
-        <w:t>Hình 3.x: Biểu đồ usecase</w:t>
+        <w:t>Hình 3.</w:t>
+      </w:r>
+      <w:r>
+        <w:t>1</w:t>
+      </w:r>
+      <w:r>
+        <w:t>: Biểu đồ usecase</w:t>
       </w:r>
       <w:bookmarkEnd w:id="31"/>
     </w:p>
@@ -14345,15 +14351,11 @@
       </w:tr>
     </w:tbl>
     <w:p/>
-    <w:p>
-      <w:r>
-        <w:t>UC-C</w:t>
-      </w:r>
-      <w:r>
-        <w:t>10</w:t>
-      </w:r>
-      <w:r>
-        <w:t xml:space="preserve">: </w:t>
+    <w:p/>
+    <w:p>
+      <w:r>
+        <w:lastRenderedPageBreak/>
+        <w:t xml:space="preserve">UC-C10: </w:t>
       </w:r>
       <w:r>
         <w:t xml:space="preserve">Xem lịch sử giao dịch </w:t>
@@ -14369,7 +14371,6 @@
         </w:rPr>
       </w:pPr>
       <w:r>
-        <w:lastRenderedPageBreak/>
         <w:t>Bảng 3.</w:t>
       </w:r>
       <w:r>
@@ -15126,246 +15127,6 @@
     </w:p>
     <w:p>
       <w:pPr>
-        <w:rPr>
-          <w:rFonts w:eastAsiaTheme="majorEastAsia" w:cstheme="majorBidi"/>
-          <w:b/>
-          <w:color w:val="000000" w:themeColor="text1"/>
-          <w:szCs w:val="24"/>
-        </w:rPr>
-      </w:pPr>
-    </w:p>
-    <w:p>
-      <w:pPr>
-        <w:rPr>
-          <w:rFonts w:eastAsiaTheme="majorEastAsia" w:cstheme="majorBidi"/>
-          <w:b/>
-          <w:color w:val="000000" w:themeColor="text1"/>
-          <w:szCs w:val="24"/>
-        </w:rPr>
-      </w:pPr>
-    </w:p>
-    <w:p>
-      <w:pPr>
-        <w:rPr>
-          <w:rFonts w:eastAsiaTheme="majorEastAsia" w:cstheme="majorBidi"/>
-          <w:b/>
-          <w:color w:val="000000" w:themeColor="text1"/>
-          <w:szCs w:val="24"/>
-        </w:rPr>
-      </w:pPr>
-    </w:p>
-    <w:p>
-      <w:pPr>
-        <w:rPr>
-          <w:rFonts w:eastAsiaTheme="majorEastAsia" w:cstheme="majorBidi"/>
-          <w:b/>
-          <w:color w:val="000000" w:themeColor="text1"/>
-          <w:szCs w:val="24"/>
-        </w:rPr>
-      </w:pPr>
-    </w:p>
-    <w:p>
-      <w:pPr>
-        <w:rPr>
-          <w:rFonts w:eastAsiaTheme="majorEastAsia" w:cstheme="majorBidi"/>
-          <w:b/>
-          <w:color w:val="000000" w:themeColor="text1"/>
-          <w:szCs w:val="24"/>
-        </w:rPr>
-      </w:pPr>
-    </w:p>
-    <w:p>
-      <w:pPr>
-        <w:rPr>
-          <w:rFonts w:eastAsiaTheme="majorEastAsia" w:cstheme="majorBidi"/>
-          <w:b/>
-          <w:color w:val="000000" w:themeColor="text1"/>
-          <w:szCs w:val="24"/>
-        </w:rPr>
-      </w:pPr>
-    </w:p>
-    <w:p>
-      <w:pPr>
-        <w:rPr>
-          <w:rFonts w:eastAsiaTheme="majorEastAsia" w:cstheme="majorBidi"/>
-          <w:b/>
-          <w:color w:val="000000" w:themeColor="text1"/>
-          <w:szCs w:val="24"/>
-        </w:rPr>
-      </w:pPr>
-    </w:p>
-    <w:p>
-      <w:pPr>
-        <w:rPr>
-          <w:rFonts w:eastAsiaTheme="majorEastAsia" w:cstheme="majorBidi"/>
-          <w:b/>
-          <w:color w:val="000000" w:themeColor="text1"/>
-          <w:szCs w:val="24"/>
-        </w:rPr>
-      </w:pPr>
-    </w:p>
-    <w:p>
-      <w:pPr>
-        <w:rPr>
-          <w:rFonts w:eastAsiaTheme="majorEastAsia" w:cstheme="majorBidi"/>
-          <w:b/>
-          <w:color w:val="000000" w:themeColor="text1"/>
-          <w:szCs w:val="24"/>
-        </w:rPr>
-      </w:pPr>
-    </w:p>
-    <w:p>
-      <w:pPr>
-        <w:rPr>
-          <w:rFonts w:eastAsiaTheme="majorEastAsia" w:cstheme="majorBidi"/>
-          <w:b/>
-          <w:color w:val="000000" w:themeColor="text1"/>
-          <w:szCs w:val="24"/>
-        </w:rPr>
-      </w:pPr>
-    </w:p>
-    <w:p>
-      <w:pPr>
-        <w:rPr>
-          <w:rFonts w:eastAsiaTheme="majorEastAsia" w:cstheme="majorBidi"/>
-          <w:b/>
-          <w:color w:val="000000" w:themeColor="text1"/>
-          <w:szCs w:val="24"/>
-        </w:rPr>
-      </w:pPr>
-    </w:p>
-    <w:p>
-      <w:pPr>
-        <w:rPr>
-          <w:rFonts w:eastAsiaTheme="majorEastAsia" w:cstheme="majorBidi"/>
-          <w:b/>
-          <w:color w:val="000000" w:themeColor="text1"/>
-          <w:szCs w:val="24"/>
-        </w:rPr>
-      </w:pPr>
-    </w:p>
-    <w:p>
-      <w:pPr>
-        <w:rPr>
-          <w:rFonts w:eastAsiaTheme="majorEastAsia" w:cstheme="majorBidi"/>
-          <w:b/>
-          <w:color w:val="000000" w:themeColor="text1"/>
-          <w:szCs w:val="24"/>
-        </w:rPr>
-      </w:pPr>
-    </w:p>
-    <w:p>
-      <w:pPr>
-        <w:rPr>
-          <w:rFonts w:eastAsiaTheme="majorEastAsia" w:cstheme="majorBidi"/>
-          <w:b/>
-          <w:color w:val="000000" w:themeColor="text1"/>
-          <w:szCs w:val="24"/>
-        </w:rPr>
-      </w:pPr>
-    </w:p>
-    <w:p>
-      <w:pPr>
-        <w:rPr>
-          <w:rFonts w:eastAsiaTheme="majorEastAsia" w:cstheme="majorBidi"/>
-          <w:b/>
-          <w:color w:val="000000" w:themeColor="text1"/>
-          <w:szCs w:val="24"/>
-        </w:rPr>
-      </w:pPr>
-    </w:p>
-    <w:p>
-      <w:pPr>
-        <w:rPr>
-          <w:rFonts w:eastAsiaTheme="majorEastAsia" w:cstheme="majorBidi"/>
-          <w:b/>
-          <w:color w:val="000000" w:themeColor="text1"/>
-          <w:szCs w:val="24"/>
-        </w:rPr>
-      </w:pPr>
-    </w:p>
-    <w:p>
-      <w:pPr>
-        <w:rPr>
-          <w:rFonts w:eastAsiaTheme="majorEastAsia" w:cstheme="majorBidi"/>
-          <w:b/>
-          <w:color w:val="000000" w:themeColor="text1"/>
-          <w:szCs w:val="24"/>
-        </w:rPr>
-      </w:pPr>
-    </w:p>
-    <w:p>
-      <w:pPr>
-        <w:rPr>
-          <w:rFonts w:eastAsiaTheme="majorEastAsia" w:cstheme="majorBidi"/>
-          <w:b/>
-          <w:color w:val="000000" w:themeColor="text1"/>
-          <w:szCs w:val="24"/>
-        </w:rPr>
-      </w:pPr>
-    </w:p>
-    <w:p>
-      <w:pPr>
-        <w:rPr>
-          <w:rFonts w:eastAsiaTheme="majorEastAsia" w:cstheme="majorBidi"/>
-          <w:b/>
-          <w:color w:val="000000" w:themeColor="text1"/>
-          <w:szCs w:val="24"/>
-        </w:rPr>
-      </w:pPr>
-    </w:p>
-    <w:p>
-      <w:pPr>
-        <w:rPr>
-          <w:rFonts w:eastAsiaTheme="majorEastAsia" w:cstheme="majorBidi"/>
-          <w:b/>
-          <w:color w:val="000000" w:themeColor="text1"/>
-          <w:szCs w:val="24"/>
-        </w:rPr>
-      </w:pPr>
-    </w:p>
-    <w:p>
-      <w:pPr>
-        <w:rPr>
-          <w:rFonts w:eastAsiaTheme="majorEastAsia" w:cstheme="majorBidi"/>
-          <w:b/>
-          <w:color w:val="000000" w:themeColor="text1"/>
-          <w:szCs w:val="24"/>
-        </w:rPr>
-      </w:pPr>
-    </w:p>
-    <w:p>
-      <w:pPr>
-        <w:rPr>
-          <w:rFonts w:eastAsiaTheme="majorEastAsia" w:cstheme="majorBidi"/>
-          <w:b/>
-          <w:color w:val="000000" w:themeColor="text1"/>
-          <w:szCs w:val="24"/>
-        </w:rPr>
-      </w:pPr>
-    </w:p>
-    <w:p>
-      <w:pPr>
-        <w:rPr>
-          <w:rFonts w:eastAsiaTheme="majorEastAsia" w:cstheme="majorBidi"/>
-          <w:b/>
-          <w:color w:val="000000" w:themeColor="text1"/>
-          <w:szCs w:val="24"/>
-        </w:rPr>
-      </w:pPr>
-    </w:p>
-    <w:p>
-      <w:pPr>
-        <w:rPr>
-          <w:rFonts w:eastAsiaTheme="majorEastAsia" w:cstheme="majorBidi"/>
-          <w:b/>
-          <w:color w:val="000000" w:themeColor="text1"/>
-          <w:szCs w:val="24"/>
-        </w:rPr>
-      </w:pPr>
-    </w:p>
-    <w:p>
-      <w:pPr>
         <w:pStyle w:val="Heading3"/>
       </w:pPr>
       <w:r>
@@ -15395,7 +15156,6 @@
         <w:rPr>
           <w:noProof/>
         </w:rPr>
-        <w:lastRenderedPageBreak/>
         <w:drawing>
           <wp:inline distT="0" distB="0" distL="0" distR="0" wp14:anchorId="45B40CEE" wp14:editId="6B51CB48">
             <wp:extent cx="5973445" cy="5130165"/>
@@ -15482,7 +15242,6 @@
         <w:rPr>
           <w:noProof/>
         </w:rPr>
-        <w:lastRenderedPageBreak/>
         <w:drawing>
           <wp:inline distT="0" distB="0" distL="0" distR="0" wp14:anchorId="79964088" wp14:editId="585502BF">
             <wp:extent cx="5962650" cy="6619875"/>
@@ -15557,11 +15316,7 @@
     <w:p>
       <w:bookmarkStart w:id="36" w:name="_Toc224471301"/>
       <w:r>
-        <w:lastRenderedPageBreak/>
-        <w:t xml:space="preserve">*Chức năng đăng </w:t>
-      </w:r>
-      <w:r>
-        <w:t>xuất</w:t>
+        <w:t>*Chức năng đăng xuất</w:t>
       </w:r>
     </w:p>
     <w:p>
@@ -15673,7 +15428,6 @@
     </w:p>
     <w:p>
       <w:r>
-        <w:lastRenderedPageBreak/>
         <w:t xml:space="preserve">*Chức năng </w:t>
       </w:r>
       <w:r>
@@ -15773,6 +15527,7 @@
     <w:p>
       <w:pPr>
         <w:pStyle w:val="h"/>
+        <w:jc w:val="left"/>
       </w:pPr>
     </w:p>
     <w:p>
@@ -15781,31 +15536,8 @@
       </w:pPr>
     </w:p>
     <w:p>
-      <w:pPr>
-        <w:pStyle w:val="h"/>
-      </w:pPr>
-    </w:p>
-    <w:p>
-      <w:pPr>
-        <w:pStyle w:val="h"/>
-      </w:pPr>
-    </w:p>
-    <w:p>
-      <w:pPr>
-        <w:pStyle w:val="h"/>
-      </w:pPr>
-    </w:p>
-    <w:p>
-      <w:pPr>
-        <w:pStyle w:val="h"/>
-      </w:pPr>
-    </w:p>
-    <w:p>
-      <w:r>
-        <w:t xml:space="preserve">*Chức năng </w:t>
-      </w:r>
-      <w:r>
-        <w:t>xem lịch sử ra vào</w:t>
+      <w:r>
+        <w:t>*Chức năng xem lịch sử ra vào</w:t>
       </w:r>
     </w:p>
     <w:p>
@@ -15879,6 +15611,289 @@
         <w:pStyle w:val="h"/>
         <w:jc w:val="left"/>
         <w:rPr>
+          <w:rFonts w:cstheme="minorBidi"/>
+          <w:b w:val="0"/>
+          <w:sz w:val="26"/>
+          <w:szCs w:val="22"/>
+        </w:rPr>
+      </w:pPr>
+    </w:p>
+    <w:p>
+      <w:pPr>
+        <w:pStyle w:val="h"/>
+        <w:jc w:val="left"/>
+        <w:rPr>
+          <w:rFonts w:cstheme="minorBidi"/>
+          <w:b w:val="0"/>
+          <w:sz w:val="26"/>
+          <w:szCs w:val="22"/>
+        </w:rPr>
+      </w:pPr>
+    </w:p>
+    <w:p>
+      <w:pPr>
+        <w:pStyle w:val="h"/>
+        <w:jc w:val="left"/>
+        <w:rPr>
+          <w:rFonts w:cstheme="minorBidi"/>
+          <w:b w:val="0"/>
+          <w:sz w:val="26"/>
+          <w:szCs w:val="22"/>
+        </w:rPr>
+      </w:pPr>
+    </w:p>
+    <w:p>
+      <w:pPr>
+        <w:pStyle w:val="h"/>
+        <w:jc w:val="left"/>
+        <w:rPr>
+          <w:rFonts w:cstheme="minorBidi"/>
+          <w:b w:val="0"/>
+          <w:sz w:val="26"/>
+          <w:szCs w:val="22"/>
+        </w:rPr>
+      </w:pPr>
+    </w:p>
+    <w:p>
+      <w:pPr>
+        <w:pStyle w:val="h"/>
+        <w:jc w:val="left"/>
+        <w:rPr>
+          <w:rFonts w:cstheme="minorBidi"/>
+          <w:b w:val="0"/>
+          <w:sz w:val="26"/>
+          <w:szCs w:val="22"/>
+        </w:rPr>
+      </w:pPr>
+    </w:p>
+    <w:p>
+      <w:pPr>
+        <w:pStyle w:val="h"/>
+        <w:jc w:val="left"/>
+        <w:rPr>
+          <w:rFonts w:cstheme="minorBidi"/>
+          <w:b w:val="0"/>
+          <w:sz w:val="26"/>
+          <w:szCs w:val="22"/>
+        </w:rPr>
+      </w:pPr>
+    </w:p>
+    <w:p>
+      <w:pPr>
+        <w:pStyle w:val="h"/>
+        <w:jc w:val="left"/>
+        <w:rPr>
+          <w:rFonts w:cstheme="minorBidi"/>
+          <w:b w:val="0"/>
+          <w:sz w:val="26"/>
+          <w:szCs w:val="22"/>
+        </w:rPr>
+      </w:pPr>
+    </w:p>
+    <w:p>
+      <w:pPr>
+        <w:pStyle w:val="h"/>
+        <w:jc w:val="left"/>
+        <w:rPr>
+          <w:rFonts w:cstheme="minorBidi"/>
+          <w:b w:val="0"/>
+          <w:sz w:val="26"/>
+          <w:szCs w:val="22"/>
+        </w:rPr>
+      </w:pPr>
+    </w:p>
+    <w:p>
+      <w:pPr>
+        <w:pStyle w:val="h"/>
+        <w:jc w:val="left"/>
+        <w:rPr>
+          <w:rFonts w:cstheme="minorBidi"/>
+          <w:b w:val="0"/>
+          <w:sz w:val="26"/>
+          <w:szCs w:val="22"/>
+        </w:rPr>
+      </w:pPr>
+      <w:r>
+        <w:rPr>
+          <w:rFonts w:cstheme="minorBidi"/>
+          <w:b w:val="0"/>
+          <w:sz w:val="26"/>
+          <w:szCs w:val="22"/>
+        </w:rPr>
+        <w:lastRenderedPageBreak/>
+        <w:t>*Chức năng</w:t>
+      </w:r>
+      <w:r>
+        <w:rPr>
+          <w:rFonts w:cstheme="minorBidi"/>
+          <w:b w:val="0"/>
+          <w:sz w:val="26"/>
+          <w:szCs w:val="22"/>
+        </w:rPr>
+        <w:t xml:space="preserve"> n</w:t>
+      </w:r>
+      <w:r>
+        <w:rPr>
+          <w:rFonts w:cstheme="minorBidi"/>
+          <w:b w:val="0"/>
+          <w:sz w:val="26"/>
+          <w:szCs w:val="22"/>
+        </w:rPr>
+        <w:t>ạp tiền vào tài khoản</w:t>
+      </w:r>
+    </w:p>
+    <w:p>
+      <w:r>
+        <w:tab/>
+      </w:r>
+      <w:r>
+        <w:rPr>
+          <w:noProof/>
+        </w:rPr>
+        <w:drawing>
+          <wp:inline distT="0" distB="0" distL="0" distR="0" wp14:anchorId="4B3262EE" wp14:editId="48141105">
+            <wp:extent cx="5963920" cy="7192645"/>
+            <wp:effectExtent l="0" t="0" r="0" b="8255"/>
+            <wp:docPr id="5" name="Picture 5"/>
+            <wp:cNvGraphicFramePr>
+              <a:graphicFrameLocks xmlns:a="http://schemas.openxmlformats.org/drawingml/2006/main" noChangeAspect="1"/>
+            </wp:cNvGraphicFramePr>
+            <a:graphic xmlns:a="http://schemas.openxmlformats.org/drawingml/2006/main">
+              <a:graphicData uri="http://schemas.openxmlformats.org/drawingml/2006/picture">
+                <pic:pic xmlns:pic="http://schemas.openxmlformats.org/drawingml/2006/picture">
+                  <pic:nvPicPr>
+                    <pic:cNvPr id="0" name="Picture 1"/>
+                    <pic:cNvPicPr>
+                      <a:picLocks noChangeAspect="1" noChangeArrowheads="1"/>
+                    </pic:cNvPicPr>
+                  </pic:nvPicPr>
+                  <pic:blipFill>
+                    <a:blip r:embed="rId25">
+                      <a:extLst>
+                        <a:ext uri="{28A0092B-C50C-407E-A947-70E740481C1C}">
+                          <a14:useLocalDpi xmlns:a14="http://schemas.microsoft.com/office/drawing/2010/main" val="0"/>
+                        </a:ext>
+                      </a:extLst>
+                    </a:blip>
+                    <a:srcRect/>
+                    <a:stretch>
+                      <a:fillRect/>
+                    </a:stretch>
+                  </pic:blipFill>
+                  <pic:spPr bwMode="auto">
+                    <a:xfrm>
+                      <a:off x="0" y="0"/>
+                      <a:ext cx="5963920" cy="7192645"/>
+                    </a:xfrm>
+                    <a:prstGeom prst="rect">
+                      <a:avLst/>
+                    </a:prstGeom>
+                    <a:noFill/>
+                    <a:ln>
+                      <a:noFill/>
+                    </a:ln>
+                  </pic:spPr>
+                </pic:pic>
+              </a:graphicData>
+            </a:graphic>
+          </wp:inline>
+        </w:drawing>
+      </w:r>
+    </w:p>
+    <w:p>
+      <w:pPr>
+        <w:pStyle w:val="h"/>
+      </w:pPr>
+      <w:r>
+        <w:t xml:space="preserve">Hình 3.x: Biểu đồ hoạt động chức </w:t>
+      </w:r>
+      <w:r>
+        <w:t xml:space="preserve">năng </w:t>
+      </w:r>
+      <w:r>
+        <w:rPr>
+          <w:rFonts w:cstheme="minorBidi"/>
+          <w:sz w:val="26"/>
+          <w:szCs w:val="22"/>
+        </w:rPr>
+        <w:t>nạp tiền vào tài khoản</w:t>
+      </w:r>
+    </w:p>
+    <w:p>
+      <w:pPr>
+        <w:pStyle w:val="h"/>
+        <w:jc w:val="left"/>
+        <w:rPr>
+          <w:sz w:val="24"/>
+          <w:szCs w:val="24"/>
+        </w:rPr>
+      </w:pPr>
+    </w:p>
+    <w:p>
+      <w:pPr>
+        <w:pStyle w:val="h"/>
+        <w:jc w:val="left"/>
+        <w:rPr>
+          <w:sz w:val="24"/>
+          <w:szCs w:val="24"/>
+        </w:rPr>
+      </w:pPr>
+    </w:p>
+    <w:p>
+      <w:pPr>
+        <w:pStyle w:val="h"/>
+        <w:jc w:val="left"/>
+        <w:rPr>
+          <w:sz w:val="24"/>
+          <w:szCs w:val="24"/>
+        </w:rPr>
+      </w:pPr>
+    </w:p>
+    <w:p>
+      <w:pPr>
+        <w:pStyle w:val="h"/>
+        <w:jc w:val="left"/>
+        <w:rPr>
+          <w:sz w:val="24"/>
+          <w:szCs w:val="24"/>
+        </w:rPr>
+      </w:pPr>
+    </w:p>
+    <w:p>
+      <w:pPr>
+        <w:pStyle w:val="h"/>
+        <w:jc w:val="left"/>
+        <w:rPr>
+          <w:sz w:val="24"/>
+          <w:szCs w:val="24"/>
+        </w:rPr>
+      </w:pPr>
+    </w:p>
+    <w:p>
+      <w:pPr>
+        <w:pStyle w:val="h"/>
+        <w:jc w:val="left"/>
+        <w:rPr>
+          <w:sz w:val="24"/>
+          <w:szCs w:val="24"/>
+        </w:rPr>
+      </w:pPr>
+    </w:p>
+    <w:p>
+      <w:pPr>
+        <w:pStyle w:val="h"/>
+        <w:jc w:val="left"/>
+        <w:rPr>
+          <w:sz w:val="24"/>
+          <w:szCs w:val="24"/>
+        </w:rPr>
+      </w:pPr>
+    </w:p>
+    <w:p>
+      <w:pPr>
+        <w:pStyle w:val="h"/>
+        <w:jc w:val="left"/>
+        <w:rPr>
           <w:sz w:val="24"/>
           <w:szCs w:val="24"/>
         </w:rPr>
@@ -15943,7 +15958,6 @@
       </w:pPr>
       <w:bookmarkStart w:id="38" w:name="_Toc224471303"/>
       <w:r>
-        <w:lastRenderedPageBreak/>
         <w:t>3.</w:t>
       </w:r>
       <w:r>
@@ -16435,7 +16449,7 @@
         </w:rPr>
         <w:t xml:space="preserve">[1] Ultralytics, "YOLOv8 Docs," 2023. [Online]. Available: </w:t>
       </w:r>
-      <w:hyperlink r:id="rId25" w:tgtFrame="_blank" w:history="1">
+      <w:hyperlink r:id="rId26" w:tgtFrame="_blank" w:history="1">
         <w:r>
           <w:rPr>
             <w:rStyle w:val="Hyperlink"/>
@@ -16472,7 +16486,7 @@
         </w:rPr>
         <w:t xml:space="preserve">[2] Jaided AI, "EasyOCR: Ready-to-use OCR with 80+ supported languages and all popular writing scripts including Latin, Chinese, Arabic, Devanagari, Cyrillic and etc.," 2020. [Online]. Available: </w:t>
       </w:r>
-      <w:hyperlink r:id="rId26" w:tgtFrame="_blank" w:history="1">
+      <w:hyperlink r:id="rId27" w:tgtFrame="_blank" w:history="1">
         <w:r>
           <w:rPr>
             <w:rStyle w:val="Hyperlink"/>
@@ -16509,7 +16523,7 @@
         </w:rPr>
         <w:t xml:space="preserve">[3] Streamlit Inc., "Streamlit Documentation: The fastest way to build and share data apps," 2024. [Online]. Available: </w:t>
       </w:r>
-      <w:hyperlink r:id="rId27" w:tgtFrame="_blank" w:history="1">
+      <w:hyperlink r:id="rId28" w:tgtFrame="_blank" w:history="1">
         <w:r>
           <w:rPr>
             <w:rStyle w:val="Hyperlink"/>
@@ -16618,7 +16632,7 @@
         </w:rPr>
         <w:t xml:space="preserve">[6] G. Jocher, A. Chaurasia, and J. Qiu, "YOLO by Ultralytics," 2023. [Online]. Available: </w:t>
       </w:r>
-      <w:hyperlink r:id="rId28" w:tgtFrame="_blank" w:history="1">
+      <w:hyperlink r:id="rId29" w:tgtFrame="_blank" w:history="1">
         <w:r>
           <w:rPr>
             <w:rStyle w:val="Hyperlink"/>
@@ -16655,7 +16669,7 @@
         </w:rPr>
         <w:t xml:space="preserve">[7] MongoDB Inc., "MongoDB Documentation: The document database for modern applications," 2024. [Online]. Available: </w:t>
       </w:r>
-      <w:hyperlink r:id="rId29" w:tgtFrame="_blank" w:history="1">
+      <w:hyperlink r:id="rId30" w:tgtFrame="_blank" w:history="1">
         <w:r>
           <w:rPr>
             <w:rStyle w:val="Hyperlink"/>
@@ -16692,7 +16706,7 @@
         </w:rPr>
         <w:t xml:space="preserve">[8] PayOS by Cassso, "PayOS API Documentation: Cổng thanh toán trực tuyến dành cho doanh nghiệp Việt Nam," 2024. [Online]. Available: </w:t>
       </w:r>
-      <w:hyperlink r:id="rId30" w:tgtFrame="_blank" w:history="1">
+      <w:hyperlink r:id="rId31" w:tgtFrame="_blank" w:history="1">
         <w:r>
           <w:rPr>
             <w:rStyle w:val="Hyperlink"/>
@@ -16758,7 +16772,7 @@
           <w:szCs w:val="28"/>
         </w:rPr>
       </w:pPr>
-      <w:hyperlink r:id="rId31" w:history="1">
+      <w:hyperlink r:id="rId32" w:history="1">
         <w:r>
           <w:rPr>
             <w:rStyle w:val="Hyperlink"/>
@@ -16768,7 +16782,7 @@
       </w:hyperlink>
     </w:p>
     <w:sectPr>
-      <w:footerReference w:type="default" r:id="rId32"/>
+      <w:footerReference w:type="default" r:id="rId33"/>
       <w:pgSz w:w="12240" w:h="15840"/>
       <w:pgMar w:top="1134" w:right="1134" w:bottom="1134" w:left="1701" w:header="709" w:footer="709" w:gutter="0"/>
       <w:pgNumType w:start="1"/>

--- a/baocao/BáocáoN68.docx
+++ b/baocao/BáocáoN68.docx
@@ -124,7 +124,7 @@
                     </wp:anchor>
                   </w:drawing>
                 </mc:Choice>
-                <mc:Fallback xmlns:oel="http://schemas.microsoft.com/office/2019/extlst" xmlns:w16du="http://schemas.microsoft.com/office/word/2023/wordml/word16du" xmlns:w16sdtfl="http://schemas.microsoft.com/office/word/2024/wordml/sdtformatlock">
+                <mc:Fallback xmlns:w16sdtfl="http://schemas.microsoft.com/office/word/2024/wordml/sdtformatlock" xmlns:w16du="http://schemas.microsoft.com/office/word/2023/wordml/word16du" xmlns:oel="http://schemas.microsoft.com/office/2019/extlst">
                   <w:pict>
                     <v:line w14:anchorId="51459B79" id="Straight Connector 9" o:spid="_x0000_s1026" style="position:absolute;flip:y;z-index:251665408;visibility:visible;mso-wrap-style:square;mso-width-percent:0;mso-height-percent:0;mso-wrap-distance-left:9pt;mso-wrap-distance-top:0;mso-wrap-distance-right:9pt;mso-wrap-distance-bottom:0;mso-position-horizontal:absolute;mso-position-horizontal-relative:text;mso-position-vertical:absolute;mso-position-vertical-relative:text;mso-width-percent:0;mso-height-percent:0;mso-width-relative:margin;mso-height-relative:margin" from="188.05pt,22.35pt" to="349.3pt,22.35pt" o:gfxdata="UEsDBBQABgAIAAAAIQC2gziS/gAAAOEBAAATAAAAW0NvbnRlbnRfVHlwZXNdLnhtbJSRQU7DMBBF&#10;90jcwfIWJU67QAgl6YK0S0CoHGBkTxKLZGx5TGhvj5O2G0SRWNoz/78nu9wcxkFMGNg6quQqL6RA&#10;0s5Y6ir5vt9lD1JwBDIwOMJKHpHlpr69KfdHjyxSmriSfYz+USnWPY7AufNIadK6MEJMx9ApD/oD&#10;OlTrorhX2lFEilmcO2RdNtjC5xDF9pCuTyYBB5bi6bQ4syoJ3g9WQ0ymaiLzg5KdCXlKLjvcW893&#10;SUOqXwnz5DrgnHtJTxOsQfEKIT7DmDSUCaxw7Rqn8787ZsmRM9e2VmPeBN4uqYvTtW7jvijg9N/y&#10;JsXecLq0q+WD6m8AAAD//wMAUEsDBBQABgAIAAAAIQA4/SH/1gAAAJQBAAALAAAAX3JlbHMvLnJl&#10;bHOkkMFqwzAMhu+DvYPRfXGawxijTi+j0GvpHsDYimMaW0Yy2fr2M4PBMnrbUb/Q94l/f/hMi1qR&#10;JVI2sOt6UJgd+ZiDgffL8ekFlFSbvV0oo4EbChzGx4f9GRdb25HMsYhqlCwG5lrLq9biZkxWOiqY&#10;22YiTra2kYMu1l1tQD30/bPm3wwYN0x18gb45AdQl1tp5j/sFB2T0FQ7R0nTNEV3j6o9feQzro1i&#10;OWA14Fm+Q8a1a8+Bvu/d/dMb2JY5uiPbhG/ktn4cqGU/er3pcvwCAAD//wMAUEsDBBQABgAIAAAA&#10;IQA2QHChowEAAJIDAAAOAAAAZHJzL2Uyb0RvYy54bWysU01P3DAQvVfiP1i+s8muSkHRZjmAygW1&#10;qC29G2e8sbA9lm022X/fsbMbUGklhLhY/njz5r2Z8fpytIbtIESNruXLRc0ZOImddtuW3//6enrB&#10;WUzCdcKgg5bvIfLLzcmn9eAbWGGPpoPAiMTFZvAt71PyTVVF2YMVcYEeHD0qDFYkOoZt1QUxELs1&#10;1aquv1QDhs4HlBAj3V5Pj3xT+JUCmb4rFSEx03LSlsoayvqQ12qzFs02CN9reZAh3qHCCu0o6Ux1&#10;LZJgT0G/orJaBoyo0kKirVApLaF4IDfL+i83P3vhoXih4kQ/lyl+HK38trtyd4HKMPjYRH8XsotR&#10;BcuU0f439bT4IqVsLGXbz2WDMTFJl6v68/nF+Rln8vhWTRSZyoeYbgAty5uWG+2yI9GI3W1MlJag&#10;RwgdnkWUXdobyGDjfoBiuqNkk5wyH3BlAtsJ6mz3uMydJK6CzCFKGzMH1SXlf4MO2BwGZWbeGjij&#10;S0Z0aQ602mH4V9Y0HqWqCX90PXnNth+w25eWlHJQ44uzw5DmyXp5LuHPX2nzBwAA//8DAFBLAwQU&#10;AAYACAAAACEAZXEr19wAAAAJAQAADwAAAGRycy9kb3ducmV2LnhtbEyPwU7DMAyG70i8Q2QkbiwZ&#10;bOkoTacxCXFm47Kb25i2onFKk23l7QniMI62P/3+/mI9uV6caAydZwPzmQJBXHvbcWPgff9ytwIR&#10;IrLF3jMZ+KYA6/L6qsDc+jO/0WkXG5FCOORooI1xyKUMdUsOw8wPxOn24UeHMY1jI+2I5xTuenmv&#10;lJYOO04fWhxo21L9uTs6A/tXp6Yqdlvir0xtDs9LzYelMbc30+YJRKQpXmD41U/qUCanyh/ZBtEb&#10;eMj0PKEGFosMRAL040qDqP4Wsizk/wblDwAAAP//AwBQSwECLQAUAAYACAAAACEAtoM4kv4AAADh&#10;AQAAEwAAAAAAAAAAAAAAAAAAAAAAW0NvbnRlbnRfVHlwZXNdLnhtbFBLAQItABQABgAIAAAAIQA4&#10;/SH/1gAAAJQBAAALAAAAAAAAAAAAAAAAAC8BAABfcmVscy8ucmVsc1BLAQItABQABgAIAAAAIQA2&#10;QHChowEAAJIDAAAOAAAAAAAAAAAAAAAAAC4CAABkcnMvZTJvRG9jLnhtbFBLAQItABQABgAIAAAA&#10;IQBlcSvX3AAAAAkBAAAPAAAAAAAAAAAAAAAAAP0DAABkcnMvZG93bnJldi54bWxQSwUGAAAAAAQA&#10;BADzAAAABgUAAAAA&#10;" strokecolor="black [3200]" strokeweight=".5pt">
                       <v:stroke joinstyle="miter"/>
@@ -306,7 +306,7 @@
                     </wp:inline>
                   </w:drawing>
                 </mc:Choice>
-                <mc:Fallback xmlns:oel="http://schemas.microsoft.com/office/2019/extlst" xmlns:w16du="http://schemas.microsoft.com/office/word/2023/wordml/word16du" xmlns:w16sdtfl="http://schemas.microsoft.com/office/word/2024/wordml/sdtformatlock">
+                <mc:Fallback xmlns:w16sdtfl="http://schemas.microsoft.com/office/word/2024/wordml/sdtformatlock" xmlns:w16du="http://schemas.microsoft.com/office/word/2023/wordml/word16du" xmlns:oel="http://schemas.microsoft.com/office/2019/extlst">
                   <w:pict>
                     <v:rect w14:anchorId="6E7B8D23" id="Rectangle 2" o:spid="_x0000_s1026" alt="Giới Thiệu Trường Đại Học Khánh Hòa - UKH" style="width:24pt;height:24pt;visibility:visible;mso-wrap-style:square;mso-left-percent:-10001;mso-top-percent:-10001;mso-position-horizontal:absolute;mso-position-horizontal-relative:char;mso-position-vertical:absolute;mso-position-vertical-relative:line;mso-left-percent:-10001;mso-top-percent:-10001;v-text-anchor:top" o:gfxdata="UEsDBBQABgAIAAAAIQC2gziS/gAAAOEBAAATAAAAW0NvbnRlbnRfVHlwZXNdLnhtbJSRQU7DMBBF&#10;90jcwfIWJU67QAgl6YK0S0CoHGBkTxKLZGx5TGhvj5O2G0SRWNoz/78nu9wcxkFMGNg6quQqL6RA&#10;0s5Y6ir5vt9lD1JwBDIwOMJKHpHlpr69KfdHjyxSmriSfYz+USnWPY7AufNIadK6MEJMx9ApD/oD&#10;OlTrorhX2lFEilmcO2RdNtjC5xDF9pCuTyYBB5bi6bQ4syoJ3g9WQ0ymaiLzg5KdCXlKLjvcW893&#10;SUOqXwnz5DrgnHtJTxOsQfEKIT7DmDSUCaxw7Rqn8787ZsmRM9e2VmPeBN4uqYvTtW7jvijg9N/y&#10;JsXecLq0q+WD6m8AAAD//wMAUEsDBBQABgAIAAAAIQA4/SH/1gAAAJQBAAALAAAAX3JlbHMvLnJl&#10;bHOkkMFqwzAMhu+DvYPRfXGawxijTi+j0GvpHsDYimMaW0Yy2fr2M4PBMnrbUb/Q94l/f/hMi1qR&#10;JVI2sOt6UJgd+ZiDgffL8ekFlFSbvV0oo4EbChzGx4f9GRdb25HMsYhqlCwG5lrLq9biZkxWOiqY&#10;22YiTra2kYMu1l1tQD30/bPm3wwYN0x18gb45AdQl1tp5j/sFB2T0FQ7R0nTNEV3j6o9feQzro1i&#10;OWA14Fm+Q8a1a8+Bvu/d/dMb2JY5uiPbhG/ktn4cqGU/er3pcvwCAAD//wMAUEsDBBQABgAIAAAA&#10;IQBEnny8/gIAAPcFAAAOAAAAZHJzL2Uyb0RvYy54bWysVM1u1DAQviPxDpbvaZJt9idRs1W7PxS1&#10;QEXbB/AmzsYisYPt3WxBnDkhcUcc+gaIIz0W8R77Joyd3e1ue0GAD44943wz8/nzHBwuygLNqVRM&#10;8Bj7ex5GlCciZXwa46vLsdPDSGnCU1IITmN8TRU+7D99clBXEW2JXBQplQhAuIrqKsa51lXkuirJ&#10;aUnUnqgoB2cmZEk0bOXUTSWpAb0s3JbnddxayLSSIqFKgXXYOHHf4mcZTfSrLFNUoyLGkJu2s7Tz&#10;xMxu/4BEU0mqnCWrNMhfZFESxiHoBmpINEEzyR5BlSyRQolM7yWidEWWsYTaGqAa33tQzUVOKmpr&#10;AXJUtaFJ/T/Y5OX8XCKWxriFESclXNFrII3waUERmFKqEqDrGVvefmHoMofvxxm6lL++LW+/8in6&#10;+Xn544ahk+XtpwSd5nc3PEcnd98JctDV6Ymht65UBFEuqnNpCFLVmUjeKMTFIIco9EhVEA+kA+HX&#10;JilFnVOSQp2+gXB3MMxGARqa1C9ECgmTmRaW/EUmSxMDaEULe8fXmzumC40SMO57Qc8DJSTgWq1N&#10;BBKtf66k0s+oKJFZxFhCdhaczM+Ubo6uj5hYXIxZUYCdRAXfMQBmY4HQ8KvxmSSsKt6HXjjqjXqB&#10;E7Q6IyfwhkPnaDwInM7Y77aH+8PBYOh/MHH9IMpZmlJuwqwV6gd/poDVW2m0tdGoEgVLDZxJScnp&#10;ZFBINCfwQsZ2WMrBc3/M3U3D8gW1PCjJbwXecSt0xp1e1wnGQdsJu17P8fzwOOx4QRgMx7slnTFO&#10;/70kVMc4bLfa9pa2kn5Qm2fH49pIVDINPahgZYxBGjDMIRIZBY54ateasKJZb1Fh0r+nAq57fdFW&#10;r0aijfonIr0GuUoBcgLlQbeERS7kO4xq6DwxVm9nRFKMiuccJB/6QWBald0E7W4LNnLbM9n2EJ4A&#10;VIw1Rs1yoJv2Nqskm+YQybfEcHEEzyRjVsLmCTVZrR4XdBdbyaoTmva1vben7vt1/zcAAAD//wMA&#10;UEsDBBQABgAIAAAAIQBMoOks2AAAAAMBAAAPAAAAZHJzL2Rvd25yZXYueG1sTI9BS8NAEIXvgv9h&#10;GcGL2I0iUmI2RQpiEaGYas/T7JgEs7NpdpvEf9+pHvQyw+MNb76XLSbXqoH60Hg2cDNLQBGX3jZc&#10;GXjfPF3PQYWIbLH1TAa+KcAiPz/LMLV+5DcailgpCeGQooE6xi7VOpQ1OQwz3xGL9+l7h1FkX2nb&#10;4yjhrtW3SXKvHTYsH2rsaFlT+VUcnIGxXA/bzeuzXl9tV573q/2y+Hgx5vJienwAFWmKf8dwwhd0&#10;yIVp5w9sg2oNSJH4M8W7m4va/W6dZ/o/e34EAAD//wMAUEsBAi0AFAAGAAgAAAAhALaDOJL+AAAA&#10;4QEAABMAAAAAAAAAAAAAAAAAAAAAAFtDb250ZW50X1R5cGVzXS54bWxQSwECLQAUAAYACAAAACEA&#10;OP0h/9YAAACUAQAACwAAAAAAAAAAAAAAAAAvAQAAX3JlbHMvLnJlbHNQSwECLQAUAAYACAAAACEA&#10;RJ58vP4CAAD3BQAADgAAAAAAAAAAAAAAAAAuAgAAZHJzL2Uyb0RvYy54bWxQSwECLQAUAAYACAAA&#10;ACEATKDpLNgAAAADAQAADwAAAAAAAAAAAAAAAABYBQAAZHJzL2Rvd25yZXYueG1sUEsFBgAAAAAE&#10;AAQA8wAAAF0GAAAAAA==&#10;" filled="f" stroked="f">
                       <o:lock v:ext="edit" aspectratio="t"/>
@@ -810,7 +810,7 @@
                     </wp:anchor>
                   </w:drawing>
                 </mc:Choice>
-                <mc:Fallback xmlns:oel="http://schemas.microsoft.com/office/2019/extlst" xmlns:w16du="http://schemas.microsoft.com/office/word/2023/wordml/word16du" xmlns:w16sdtfl="http://schemas.microsoft.com/office/word/2024/wordml/sdtformatlock">
+                <mc:Fallback xmlns:w16sdtfl="http://schemas.microsoft.com/office/word/2024/wordml/sdtformatlock" xmlns:w16du="http://schemas.microsoft.com/office/word/2023/wordml/word16du" xmlns:oel="http://schemas.microsoft.com/office/2019/extlst">
                   <w:pict>
                     <v:line w14:anchorId="7425C7B1" id="Straight Connector 6" o:spid="_x0000_s1026" style="position:absolute;flip:y;z-index:251662336;visibility:visible;mso-wrap-style:square;mso-width-percent:0;mso-height-percent:0;mso-wrap-distance-left:9pt;mso-wrap-distance-top:0;mso-wrap-distance-right:9pt;mso-wrap-distance-bottom:0;mso-position-horizontal:absolute;mso-position-horizontal-relative:text;mso-position-vertical:absolute;mso-position-vertical-relative:text;mso-width-percent:0;mso-height-percent:0;mso-width-relative:margin;mso-height-relative:margin" from="198.25pt,22.35pt" to="359.5pt,22.35pt" o:gfxdata="UEsDBBQABgAIAAAAIQC2gziS/gAAAOEBAAATAAAAW0NvbnRlbnRfVHlwZXNdLnhtbJSRQU7DMBBF&#10;90jcwfIWJU67QAgl6YK0S0CoHGBkTxKLZGx5TGhvj5O2G0SRWNoz/78nu9wcxkFMGNg6quQqL6RA&#10;0s5Y6ir5vt9lD1JwBDIwOMJKHpHlpr69KfdHjyxSmriSfYz+USnWPY7AufNIadK6MEJMx9ApD/oD&#10;OlTrorhX2lFEilmcO2RdNtjC5xDF9pCuTyYBB5bi6bQ4syoJ3g9WQ0ymaiLzg5KdCXlKLjvcW893&#10;SUOqXwnz5DrgnHtJTxOsQfEKIT7DmDSUCaxw7Rqn8787ZsmRM9e2VmPeBN4uqYvTtW7jvijg9N/y&#10;JsXecLq0q+WD6m8AAAD//wMAUEsDBBQABgAIAAAAIQA4/SH/1gAAAJQBAAALAAAAX3JlbHMvLnJl&#10;bHOkkMFqwzAMhu+DvYPRfXGawxijTi+j0GvpHsDYimMaW0Yy2fr2M4PBMnrbUb/Q94l/f/hMi1qR&#10;JVI2sOt6UJgd+ZiDgffL8ekFlFSbvV0oo4EbChzGx4f9GRdb25HMsYhqlCwG5lrLq9biZkxWOiqY&#10;22YiTra2kYMu1l1tQD30/bPm3wwYN0x18gb45AdQl1tp5j/sFB2T0FQ7R0nTNEV3j6o9feQzro1i&#10;OWA14Fm+Q8a1a8+Bvu/d/dMb2JY5uiPbhG/ktn4cqGU/er3pcvwCAAD//wMAUEsDBBQABgAIAAAA&#10;IQA2QHChowEAAJIDAAAOAAAAZHJzL2Uyb0RvYy54bWysU01P3DAQvVfiP1i+s8muSkHRZjmAygW1&#10;qC29G2e8sbA9lm022X/fsbMbUGklhLhY/njz5r2Z8fpytIbtIESNruXLRc0ZOImddtuW3//6enrB&#10;WUzCdcKgg5bvIfLLzcmn9eAbWGGPpoPAiMTFZvAt71PyTVVF2YMVcYEeHD0qDFYkOoZt1QUxELs1&#10;1aquv1QDhs4HlBAj3V5Pj3xT+JUCmb4rFSEx03LSlsoayvqQ12qzFs02CN9reZAh3qHCCu0o6Ux1&#10;LZJgT0G/orJaBoyo0kKirVApLaF4IDfL+i83P3vhoXih4kQ/lyl+HK38trtyd4HKMPjYRH8XsotR&#10;BcuU0f439bT4IqVsLGXbz2WDMTFJl6v68/nF+Rln8vhWTRSZyoeYbgAty5uWG+2yI9GI3W1MlJag&#10;RwgdnkWUXdobyGDjfoBiuqNkk5wyH3BlAtsJ6mz3uMydJK6CzCFKGzMH1SXlf4MO2BwGZWbeGjij&#10;S0Z0aQ602mH4V9Y0HqWqCX90PXnNth+w25eWlHJQ44uzw5DmyXp5LuHPX2nzBwAA//8DAFBLAwQU&#10;AAYACAAAACEArJmxw9wAAAAJAQAADwAAAGRycy9kb3ducmV2LnhtbEyPwU7DMAyG70i8Q2QkbiwZ&#10;rC3rmk5jEuLMxmW3tDFttcYpTbaVt8eIwzja/vT7+4v15HpxxjF0njTMZwoEUu1tR42Gj/3rwzOI&#10;EA1Z03tCDd8YYF3e3hQmt/5C73jexUZwCIXcaGhjHHIpQ92iM2HmByS+ffrRmcjj2Eg7mguHu14+&#10;KpVKZzriD60ZcNtifdydnIb9m1NTFbst0lemNoeXJKVDovX93bRZgYg4xSsMv/qsDiU7Vf5ENohe&#10;w9MyTRjVsFhkIBjI5ksuV/0tZFnI/w3KHwAAAP//AwBQSwECLQAUAAYACAAAACEAtoM4kv4AAADh&#10;AQAAEwAAAAAAAAAAAAAAAAAAAAAAW0NvbnRlbnRfVHlwZXNdLnhtbFBLAQItABQABgAIAAAAIQA4&#10;/SH/1gAAAJQBAAALAAAAAAAAAAAAAAAAAC8BAABfcmVscy8ucmVsc1BLAQItABQABgAIAAAAIQA2&#10;QHChowEAAJIDAAAOAAAAAAAAAAAAAAAAAC4CAABkcnMvZTJvRG9jLnhtbFBLAQItABQABgAIAAAA&#10;IQCsmbHD3AAAAAkBAAAPAAAAAAAAAAAAAAAAAP0DAABkcnMvZG93bnJldi54bWxQSwUGAAAAAAQA&#10;BADzAAAABgUAAAAA&#10;" strokecolor="black [3200]" strokeweight=".5pt">
                       <v:stroke joinstyle="miter"/>
@@ -992,7 +992,7 @@
                     </wp:inline>
                   </w:drawing>
                 </mc:Choice>
-                <mc:Fallback xmlns:oel="http://schemas.microsoft.com/office/2019/extlst" xmlns:w16du="http://schemas.microsoft.com/office/word/2023/wordml/word16du" xmlns:w16sdtfl="http://schemas.microsoft.com/office/word/2024/wordml/sdtformatlock">
+                <mc:Fallback xmlns:w16sdtfl="http://schemas.microsoft.com/office/word/2024/wordml/sdtformatlock" xmlns:w16du="http://schemas.microsoft.com/office/word/2023/wordml/word16du" xmlns:oel="http://schemas.microsoft.com/office/2019/extlst">
                   <w:pict>
                     <v:rect w14:anchorId="1593F3EB" id="Rectangle 7" o:spid="_x0000_s1026" alt="Giới Thiệu Trường Đại Học Khánh Hòa - UKH" style="width:24pt;height:24pt;visibility:visible;mso-wrap-style:square;mso-left-percent:-10001;mso-top-percent:-10001;mso-position-horizontal:absolute;mso-position-horizontal-relative:char;mso-position-vertical:absolute;mso-position-vertical-relative:line;mso-left-percent:-10001;mso-top-percent:-10001;v-text-anchor:top" o:gfxdata="UEsDBBQABgAIAAAAIQC2gziS/gAAAOEBAAATAAAAW0NvbnRlbnRfVHlwZXNdLnhtbJSRQU7DMBBF&#10;90jcwfIWJU67QAgl6YK0S0CoHGBkTxKLZGx5TGhvj5O2G0SRWNoz/78nu9wcxkFMGNg6quQqL6RA&#10;0s5Y6ir5vt9lD1JwBDIwOMJKHpHlpr69KfdHjyxSmriSfYz+USnWPY7AufNIadK6MEJMx9ApD/oD&#10;OlTrorhX2lFEilmcO2RdNtjC5xDF9pCuTyYBB5bi6bQ4syoJ3g9WQ0ymaiLzg5KdCXlKLjvcW893&#10;SUOqXwnz5DrgnHtJTxOsQfEKIT7DmDSUCaxw7Rqn8787ZsmRM9e2VmPeBN4uqYvTtW7jvijg9N/y&#10;JsXecLq0q+WD6m8AAAD//wMAUEsDBBQABgAIAAAAIQA4/SH/1gAAAJQBAAALAAAAX3JlbHMvLnJl&#10;bHOkkMFqwzAMhu+DvYPRfXGawxijTi+j0GvpHsDYimMaW0Yy2fr2M4PBMnrbUb/Q94l/f/hMi1qR&#10;JVI2sOt6UJgd+ZiDgffL8ekFlFSbvV0oo4EbChzGx4f9GRdb25HMsYhqlCwG5lrLq9biZkxWOiqY&#10;22YiTra2kYMu1l1tQD30/bPm3wwYN0x18gb45AdQl1tp5j/sFB2T0FQ7R0nTNEV3j6o9feQzro1i&#10;OWA14Fm+Q8a1a8+Bvu/d/dMb2JY5uiPbhG/ktn4cqGU/er3pcvwCAAD//wMAUEsDBBQABgAIAAAA&#10;IQAQNvt//gIAAPcFAAAOAAAAZHJzL2Uyb0RvYy54bWysVM1u1DAQviPxDpbvaZJt9idRs1W7PxS1&#10;QEXbB/AmzsYisYPt3WxBnDkhcUcc+gaIIz0W8R77Joyd3e1ue0GAD44943wz8/nzHBwuygLNqVRM&#10;8Bj7ex5GlCciZXwa46vLsdPDSGnCU1IITmN8TRU+7D99clBXEW2JXBQplQhAuIrqKsa51lXkuirJ&#10;aUnUnqgoB2cmZEk0bOXUTSWpAb0s3JbnddxayLSSIqFKgXXYOHHf4mcZTfSrLFNUoyLGkJu2s7Tz&#10;xMxu/4BEU0mqnCWrNMhfZFESxiHoBmpINEEzyR5BlSyRQolM7yWidEWWsYTaGqAa33tQzUVOKmpr&#10;AXJUtaFJ/T/Y5OX8XCKWxriLESclXNFrII3waUERmFKqEqDrGVvefmHoMofvxxm6lL++LW+/8in6&#10;+Xn544ahk+XtpwSd5nc3PEcnd98JctDV6Ymht65UBFEuqnNpCFLVmUjeKMTFIIco9EhVEA+kA+HX&#10;JilFnVOSQp2+gXB3MMxGARqa1C9ECgmTmRaW/EUmSxMDaEULe8fXmzumC40SMO57Qc8DJSTgWq1N&#10;BBKtf66k0s+oKJFZxFhCdhaczM+Ubo6uj5hYXIxZUYCdRAXfMQBmY4HQ8KvxmSSsKt6HXjjqjXqB&#10;E7Q6IyfwhkPnaDwInM7Y77aH+8PBYOh/MHH9IMpZmlJuwqwV6gd/poDVW2m0tdGoEgVLDZxJScnp&#10;ZFBINCfwQsZ2WMrBc3/M3U3D8gW1PCjJbwXecSt0xp1e1wnGQdsJu17P8fzwOOx4QRgMx7slnTFO&#10;/70kVMc4bLfa9pa2kn5Qm2fH49pIVDINPahgZYxBGjDMIRIZBY54ateasKJZb1Fh0r+nAq57fdFW&#10;r0aijfonIr0GuUoBcgLlQbeERS7kO4xq6DwxVm9nRFKMiuccJB/6QWBald0E7W4LNnLbM9n2EJ4A&#10;VIw1Rs1yoJv2Nqskm+YQybfEcHEEzyRjVsLmCTVZrR4XdBdbyaoTmva1vben7vt1/zcAAAD//wMA&#10;UEsDBBQABgAIAAAAIQBMoOks2AAAAAMBAAAPAAAAZHJzL2Rvd25yZXYueG1sTI9BS8NAEIXvgv9h&#10;GcGL2I0iUmI2RQpiEaGYas/T7JgEs7NpdpvEf9+pHvQyw+MNb76XLSbXqoH60Hg2cDNLQBGX3jZc&#10;GXjfPF3PQYWIbLH1TAa+KcAiPz/LMLV+5DcailgpCeGQooE6xi7VOpQ1OQwz3xGL9+l7h1FkX2nb&#10;4yjhrtW3SXKvHTYsH2rsaFlT+VUcnIGxXA/bzeuzXl9tV573q/2y+Hgx5vJienwAFWmKf8dwwhd0&#10;yIVp5w9sg2oNSJH4M8W7m4va/W6dZ/o/e34EAAD//wMAUEsBAi0AFAAGAAgAAAAhALaDOJL+AAAA&#10;4QEAABMAAAAAAAAAAAAAAAAAAAAAAFtDb250ZW50X1R5cGVzXS54bWxQSwECLQAUAAYACAAAACEA&#10;OP0h/9YAAACUAQAACwAAAAAAAAAAAAAAAAAvAQAAX3JlbHMvLnJlbHNQSwECLQAUAAYACAAAACEA&#10;EDb7f/4CAAD3BQAADgAAAAAAAAAAAAAAAAAuAgAAZHJzL2Uyb0RvYy54bWxQSwECLQAUAAYACAAA&#10;ACEATKDpLNgAAAADAQAADwAAAAAAAAAAAAAAAABYBQAAZHJzL2Rvd25yZXYueG1sUEsFBgAAAAAE&#10;AAQA8wAAAF0GAAAAAA==&#10;" filled="f" stroked="f">
                       <o:lock v:ext="edit" aspectratio="t"/>
@@ -7658,10 +7658,10 @@
           <w:noProof/>
         </w:rPr>
         <w:drawing>
-          <wp:inline distT="0" distB="0" distL="0" distR="0" wp14:anchorId="4C4FF452" wp14:editId="4A589F46">
-            <wp:extent cx="4203700" cy="4690745"/>
-            <wp:effectExtent l="0" t="0" r="6350" b="0"/>
-            <wp:docPr id="1" name="Picture 1"/>
+          <wp:inline distT="0" distB="0" distL="0" distR="0" wp14:anchorId="44EAA3B3" wp14:editId="0A17CFDC">
+            <wp:extent cx="5975350" cy="5060950"/>
+            <wp:effectExtent l="0" t="0" r="6350" b="6350"/>
+            <wp:docPr id="15" name="Picture 15"/>
             <wp:cNvGraphicFramePr>
               <a:graphicFrameLocks xmlns:a="http://schemas.openxmlformats.org/drawingml/2006/main" noChangeAspect="1"/>
             </wp:cNvGraphicFramePr>
@@ -7669,7 +7669,7 @@
               <a:graphicData uri="http://schemas.openxmlformats.org/drawingml/2006/picture">
                 <pic:pic xmlns:pic="http://schemas.openxmlformats.org/drawingml/2006/picture">
                   <pic:nvPicPr>
-                    <pic:cNvPr id="0" name="Picture 1"/>
+                    <pic:cNvPr id="0" name="Picture 4"/>
                     <pic:cNvPicPr>
                       <a:picLocks noChangeAspect="1" noChangeArrowheads="1"/>
                     </pic:cNvPicPr>
@@ -7690,7 +7690,7 @@
                   <pic:spPr bwMode="auto">
                     <a:xfrm>
                       <a:off x="0" y="0"/>
-                      <a:ext cx="4203700" cy="4690745"/>
+                      <a:ext cx="5975350" cy="5060950"/>
                     </a:xfrm>
                     <a:prstGeom prst="rect">
                       <a:avLst/>
@@ -7728,8 +7728,6 @@
         <w:pStyle w:val="Heading3"/>
       </w:pPr>
     </w:p>
-    <w:p/>
-    <w:p/>
     <w:p/>
     <w:p/>
     <w:p>
@@ -15834,6 +15832,43 @@
         <w:pStyle w:val="h"/>
         <w:jc w:val="left"/>
         <w:rPr>
+          <w:rFonts w:cstheme="minorBidi"/>
+          <w:b w:val="0"/>
+          <w:sz w:val="26"/>
+          <w:szCs w:val="22"/>
+        </w:rPr>
+      </w:pPr>
+      <w:r>
+        <w:rPr>
+          <w:rFonts w:cstheme="minorBidi"/>
+          <w:b w:val="0"/>
+          <w:sz w:val="26"/>
+          <w:szCs w:val="22"/>
+        </w:rPr>
+        <w:lastRenderedPageBreak/>
+        <w:t xml:space="preserve">*Chức </w:t>
+      </w:r>
+      <w:r>
+        <w:rPr>
+          <w:rFonts w:cstheme="minorBidi"/>
+          <w:b w:val="0"/>
+          <w:sz w:val="26"/>
+          <w:szCs w:val="22"/>
+        </w:rPr>
+        <w:t xml:space="preserve">năng </w:t>
+      </w:r>
+      <w:r>
+        <w:rPr>
+          <w:b w:val="0"/>
+        </w:rPr>
+        <w:t>quét mã và biển số</w:t>
+      </w:r>
+    </w:p>
+    <w:p>
+      <w:pPr>
+        <w:pStyle w:val="h"/>
+        <w:jc w:val="left"/>
+        <w:rPr>
           <w:sz w:val="24"/>
           <w:szCs w:val="24"/>
         </w:rPr>
@@ -15848,6 +15883,82 @@
           <w:szCs w:val="24"/>
         </w:rPr>
       </w:pPr>
+      <w:r>
+        <w:rPr>
+          <w:noProof/>
+          <w:sz w:val="24"/>
+          <w:szCs w:val="24"/>
+        </w:rPr>
+        <w:drawing>
+          <wp:inline distT="0" distB="0" distL="0" distR="0" wp14:anchorId="6CE4ED28" wp14:editId="64C74701">
+            <wp:extent cx="5975350" cy="5738495"/>
+            <wp:effectExtent l="0" t="0" r="6350" b="0"/>
+            <wp:docPr id="14" name="Picture 14"/>
+            <wp:cNvGraphicFramePr>
+              <a:graphicFrameLocks xmlns:a="http://schemas.openxmlformats.org/drawingml/2006/main" noChangeAspect="1"/>
+            </wp:cNvGraphicFramePr>
+            <a:graphic xmlns:a="http://schemas.openxmlformats.org/drawingml/2006/main">
+              <a:graphicData uri="http://schemas.openxmlformats.org/drawingml/2006/picture">
+                <pic:pic xmlns:pic="http://schemas.openxmlformats.org/drawingml/2006/picture">
+                  <pic:nvPicPr>
+                    <pic:cNvPr id="0" name="Picture 3"/>
+                    <pic:cNvPicPr>
+                      <a:picLocks noChangeAspect="1" noChangeArrowheads="1"/>
+                    </pic:cNvPicPr>
+                  </pic:nvPicPr>
+                  <pic:blipFill>
+                    <a:blip r:embed="rId26">
+                      <a:extLst>
+                        <a:ext uri="{28A0092B-C50C-407E-A947-70E740481C1C}">
+                          <a14:useLocalDpi xmlns:a14="http://schemas.microsoft.com/office/drawing/2010/main" val="0"/>
+                        </a:ext>
+                      </a:extLst>
+                    </a:blip>
+                    <a:srcRect/>
+                    <a:stretch>
+                      <a:fillRect/>
+                    </a:stretch>
+                  </pic:blipFill>
+                  <pic:spPr bwMode="auto">
+                    <a:xfrm>
+                      <a:off x="0" y="0"/>
+                      <a:ext cx="5975350" cy="5738495"/>
+                    </a:xfrm>
+                    <a:prstGeom prst="rect">
+                      <a:avLst/>
+                    </a:prstGeom>
+                    <a:noFill/>
+                    <a:ln>
+                      <a:noFill/>
+                    </a:ln>
+                  </pic:spPr>
+                </pic:pic>
+              </a:graphicData>
+            </a:graphic>
+          </wp:inline>
+        </w:drawing>
+      </w:r>
+    </w:p>
+    <w:p>
+      <w:pPr>
+        <w:pStyle w:val="h"/>
+        <w:rPr>
+          <w:sz w:val="24"/>
+          <w:szCs w:val="24"/>
+        </w:rPr>
+      </w:pPr>
+      <w:r>
+        <w:t xml:space="preserve">Hình 3.x: Biểu đồ hoạt động chức </w:t>
+      </w:r>
+      <w:r>
+        <w:t xml:space="preserve">năng </w:t>
+      </w:r>
+      <w:r>
+        <w:rPr>
+          <w:bCs/>
+        </w:rPr>
+        <w:t>quét mã và biển số</w:t>
+      </w:r>
     </w:p>
     <w:p>
       <w:pPr>
@@ -15881,29 +15992,135 @@
     </w:p>
     <w:p>
       <w:pPr>
+        <w:jc w:val="center"/>
+      </w:pPr>
+    </w:p>
+    <w:p>
+      <w:pPr>
+        <w:jc w:val="center"/>
+      </w:pPr>
+    </w:p>
+    <w:p>
+      <w:pPr>
+        <w:jc w:val="center"/>
+      </w:pPr>
+    </w:p>
+    <w:p>
+      <w:r>
+        <w:lastRenderedPageBreak/>
+        <w:t xml:space="preserve">*Chức </w:t>
+      </w:r>
+      <w:r>
+        <w:t>năng</w:t>
+      </w:r>
+      <w:r>
+        <w:t xml:space="preserve"> </w:t>
+      </w:r>
+      <w:r>
+        <w:t>q</w:t>
+      </w:r>
+      <w:r>
+        <w:t>uên mật khẩu</w:t>
+      </w:r>
+    </w:p>
+    <w:p/>
+    <w:p>
+      <w:pPr>
         <w:pStyle w:val="h"/>
-        <w:jc w:val="left"/>
         <w:rPr>
           <w:sz w:val="24"/>
           <w:szCs w:val="24"/>
         </w:rPr>
       </w:pPr>
-    </w:p>
+      <w:r>
+        <w:t xml:space="preserve">Hình 3.x: Biểu đồ hoạt động chức </w:t>
+      </w:r>
+      <w:r>
+        <w:t xml:space="preserve">năng </w:t>
+      </w:r>
+      <w:r>
+        <w:rPr>
+          <w:bCs/>
+        </w:rPr>
+        <w:t>quên mật khẩu</w:t>
+      </w:r>
+    </w:p>
+    <w:p/>
+    <w:p>
+      <w:r>
+        <w:t xml:space="preserve">*Chức </w:t>
+      </w:r>
+      <w:r>
+        <w:t>năng</w:t>
+      </w:r>
+      <w:r>
+        <w:t xml:space="preserve"> </w:t>
+      </w:r>
+      <w:r>
+        <w:t>thanh toán</w:t>
+      </w:r>
+    </w:p>
+    <w:p/>
     <w:p>
       <w:pPr>
         <w:pStyle w:val="h"/>
-        <w:jc w:val="left"/>
         <w:rPr>
           <w:sz w:val="24"/>
           <w:szCs w:val="24"/>
         </w:rPr>
       </w:pPr>
-    </w:p>
-    <w:p>
-      <w:pPr>
-        <w:jc w:val="center"/>
-      </w:pPr>
-    </w:p>
+      <w:r>
+        <w:t xml:space="preserve">Hình 3.x: Biểu đồ hoạt động chức </w:t>
+      </w:r>
+      <w:r>
+        <w:t xml:space="preserve">năng </w:t>
+      </w:r>
+      <w:r>
+        <w:rPr>
+          <w:bCs/>
+        </w:rPr>
+        <w:t>thanh toán</w:t>
+      </w:r>
+    </w:p>
+    <w:p/>
+    <w:p>
+      <w:r>
+        <w:t xml:space="preserve">*Chức </w:t>
+      </w:r>
+      <w:r>
+        <w:t>năng</w:t>
+      </w:r>
+      <w:r>
+        <w:t xml:space="preserve"> </w:t>
+      </w:r>
+      <w:r>
+        <w:t xml:space="preserve">xem lịch sử giao dịch </w:t>
+      </w:r>
+    </w:p>
+    <w:p/>
+    <w:p>
+      <w:pPr>
+        <w:pStyle w:val="h"/>
+        <w:rPr>
+          <w:sz w:val="24"/>
+          <w:szCs w:val="24"/>
+        </w:rPr>
+      </w:pPr>
+      <w:r>
+        <w:t xml:space="preserve">Hình 3.x: Biểu đồ hoạt động chức </w:t>
+      </w:r>
+      <w:r>
+        <w:t xml:space="preserve">năng </w:t>
+      </w:r>
+      <w:r>
+        <w:rPr>
+          <w:bCs/>
+        </w:rPr>
+        <w:t>xem lịch sử giao dịch</w:t>
+      </w:r>
+    </w:p>
+    <w:p/>
+    <w:p/>
     <w:p>
       <w:pPr>
         <w:pStyle w:val="Heading3"/>
@@ -16115,6 +16332,7 @@
           <w:sz w:val="28"/>
           <w:szCs w:val="28"/>
         </w:rPr>
+        <w:lastRenderedPageBreak/>
         <w:t xml:space="preserve">3.2.1 </w:t>
       </w:r>
       <w:r>
@@ -16449,7 +16667,7 @@
         </w:rPr>
         <w:t xml:space="preserve">[1] Ultralytics, "YOLOv8 Docs," 2023. [Online]. Available: </w:t>
       </w:r>
-      <w:hyperlink r:id="rId26" w:tgtFrame="_blank" w:history="1">
+      <w:hyperlink r:id="rId27" w:tgtFrame="_blank" w:history="1">
         <w:r>
           <w:rPr>
             <w:rStyle w:val="Hyperlink"/>
@@ -16486,7 +16704,7 @@
         </w:rPr>
         <w:t xml:space="preserve">[2] Jaided AI, "EasyOCR: Ready-to-use OCR with 80+ supported languages and all popular writing scripts including Latin, Chinese, Arabic, Devanagari, Cyrillic and etc.," 2020. [Online]. Available: </w:t>
       </w:r>
-      <w:hyperlink r:id="rId27" w:tgtFrame="_blank" w:history="1">
+      <w:hyperlink r:id="rId28" w:tgtFrame="_blank" w:history="1">
         <w:r>
           <w:rPr>
             <w:rStyle w:val="Hyperlink"/>
@@ -16523,7 +16741,7 @@
         </w:rPr>
         <w:t xml:space="preserve">[3] Streamlit Inc., "Streamlit Documentation: The fastest way to build and share data apps," 2024. [Online]. Available: </w:t>
       </w:r>
-      <w:hyperlink r:id="rId28" w:tgtFrame="_blank" w:history="1">
+      <w:hyperlink r:id="rId29" w:tgtFrame="_blank" w:history="1">
         <w:r>
           <w:rPr>
             <w:rStyle w:val="Hyperlink"/>
@@ -16632,7 +16850,7 @@
         </w:rPr>
         <w:t xml:space="preserve">[6] G. Jocher, A. Chaurasia, and J. Qiu, "YOLO by Ultralytics," 2023. [Online]. Available: </w:t>
       </w:r>
-      <w:hyperlink r:id="rId29" w:tgtFrame="_blank" w:history="1">
+      <w:hyperlink r:id="rId30" w:tgtFrame="_blank" w:history="1">
         <w:r>
           <w:rPr>
             <w:rStyle w:val="Hyperlink"/>
@@ -16669,7 +16887,7 @@
         </w:rPr>
         <w:t xml:space="preserve">[7] MongoDB Inc., "MongoDB Documentation: The document database for modern applications," 2024. [Online]. Available: </w:t>
       </w:r>
-      <w:hyperlink r:id="rId30" w:tgtFrame="_blank" w:history="1">
+      <w:hyperlink r:id="rId31" w:tgtFrame="_blank" w:history="1">
         <w:r>
           <w:rPr>
             <w:rStyle w:val="Hyperlink"/>
@@ -16706,7 +16924,7 @@
         </w:rPr>
         <w:t xml:space="preserve">[8] PayOS by Cassso, "PayOS API Documentation: Cổng thanh toán trực tuyến dành cho doanh nghiệp Việt Nam," 2024. [Online]. Available: </w:t>
       </w:r>
-      <w:hyperlink r:id="rId31" w:tgtFrame="_blank" w:history="1">
+      <w:hyperlink r:id="rId32" w:tgtFrame="_blank" w:history="1">
         <w:r>
           <w:rPr>
             <w:rStyle w:val="Hyperlink"/>
@@ -16772,7 +16990,7 @@
           <w:szCs w:val="28"/>
         </w:rPr>
       </w:pPr>
-      <w:hyperlink r:id="rId32" w:history="1">
+      <w:hyperlink r:id="rId33" w:history="1">
         <w:r>
           <w:rPr>
             <w:rStyle w:val="Hyperlink"/>
@@ -16782,7 +17000,7 @@
       </w:hyperlink>
     </w:p>
     <w:sectPr>
-      <w:footerReference w:type="default" r:id="rId33"/>
+      <w:footerReference w:type="default" r:id="rId34"/>
       <w:pgSz w:w="12240" w:h="15840"/>
       <w:pgMar w:top="1134" w:right="1134" w:bottom="1134" w:left="1701" w:header="709" w:footer="709" w:gutter="0"/>
       <w:pgNumType w:start="1"/>

--- a/baocao/BáocáoN68.docx
+++ b/baocao/BáocáoN68.docx
@@ -124,7 +124,7 @@
                     </wp:anchor>
                   </w:drawing>
                 </mc:Choice>
-                <mc:Fallback xmlns:w16sdtfl="http://schemas.microsoft.com/office/word/2024/wordml/sdtformatlock" xmlns:w16du="http://schemas.microsoft.com/office/word/2023/wordml/word16du" xmlns:oel="http://schemas.microsoft.com/office/2019/extlst">
+                <mc:Fallback xmlns:oel="http://schemas.microsoft.com/office/2019/extlst" xmlns:w16du="http://schemas.microsoft.com/office/word/2023/wordml/word16du" xmlns:w16sdtfl="http://schemas.microsoft.com/office/word/2024/wordml/sdtformatlock">
                   <w:pict>
                     <v:line w14:anchorId="51459B79" id="Straight Connector 9" o:spid="_x0000_s1026" style="position:absolute;flip:y;z-index:251665408;visibility:visible;mso-wrap-style:square;mso-width-percent:0;mso-height-percent:0;mso-wrap-distance-left:9pt;mso-wrap-distance-top:0;mso-wrap-distance-right:9pt;mso-wrap-distance-bottom:0;mso-position-horizontal:absolute;mso-position-horizontal-relative:text;mso-position-vertical:absolute;mso-position-vertical-relative:text;mso-width-percent:0;mso-height-percent:0;mso-width-relative:margin;mso-height-relative:margin" from="188.05pt,22.35pt" to="349.3pt,22.35pt" o:gfxdata="UEsDBBQABgAIAAAAIQC2gziS/gAAAOEBAAATAAAAW0NvbnRlbnRfVHlwZXNdLnhtbJSRQU7DMBBF&#10;90jcwfIWJU67QAgl6YK0S0CoHGBkTxKLZGx5TGhvj5O2G0SRWNoz/78nu9wcxkFMGNg6quQqL6RA&#10;0s5Y6ir5vt9lD1JwBDIwOMJKHpHlpr69KfdHjyxSmriSfYz+USnWPY7AufNIadK6MEJMx9ApD/oD&#10;OlTrorhX2lFEilmcO2RdNtjC5xDF9pCuTyYBB5bi6bQ4syoJ3g9WQ0ymaiLzg5KdCXlKLjvcW893&#10;SUOqXwnz5DrgnHtJTxOsQfEKIT7DmDSUCaxw7Rqn8787ZsmRM9e2VmPeBN4uqYvTtW7jvijg9N/y&#10;JsXecLq0q+WD6m8AAAD//wMAUEsDBBQABgAIAAAAIQA4/SH/1gAAAJQBAAALAAAAX3JlbHMvLnJl&#10;bHOkkMFqwzAMhu+DvYPRfXGawxijTi+j0GvpHsDYimMaW0Yy2fr2M4PBMnrbUb/Q94l/f/hMi1qR&#10;JVI2sOt6UJgd+ZiDgffL8ekFlFSbvV0oo4EbChzGx4f9GRdb25HMsYhqlCwG5lrLq9biZkxWOiqY&#10;22YiTra2kYMu1l1tQD30/bPm3wwYN0x18gb45AdQl1tp5j/sFB2T0FQ7R0nTNEV3j6o9feQzro1i&#10;OWA14Fm+Q8a1a8+Bvu/d/dMb2JY5uiPbhG/ktn4cqGU/er3pcvwCAAD//wMAUEsDBBQABgAIAAAA&#10;IQA2QHChowEAAJIDAAAOAAAAZHJzL2Uyb0RvYy54bWysU01P3DAQvVfiP1i+s8muSkHRZjmAygW1&#10;qC29G2e8sbA9lm022X/fsbMbUGklhLhY/njz5r2Z8fpytIbtIESNruXLRc0ZOImddtuW3//6enrB&#10;WUzCdcKgg5bvIfLLzcmn9eAbWGGPpoPAiMTFZvAt71PyTVVF2YMVcYEeHD0qDFYkOoZt1QUxELs1&#10;1aquv1QDhs4HlBAj3V5Pj3xT+JUCmb4rFSEx03LSlsoayvqQ12qzFs02CN9reZAh3qHCCu0o6Ux1&#10;LZJgT0G/orJaBoyo0kKirVApLaF4IDfL+i83P3vhoXih4kQ/lyl+HK38trtyd4HKMPjYRH8XsotR&#10;BcuU0f439bT4IqVsLGXbz2WDMTFJl6v68/nF+Rln8vhWTRSZyoeYbgAty5uWG+2yI9GI3W1MlJag&#10;RwgdnkWUXdobyGDjfoBiuqNkk5wyH3BlAtsJ6mz3uMydJK6CzCFKGzMH1SXlf4MO2BwGZWbeGjij&#10;S0Z0aQ602mH4V9Y0HqWqCX90PXnNth+w25eWlHJQ44uzw5DmyXp5LuHPX2nzBwAA//8DAFBLAwQU&#10;AAYACAAAACEAZXEr19wAAAAJAQAADwAAAGRycy9kb3ducmV2LnhtbEyPwU7DMAyG70i8Q2QkbiwZ&#10;bOkoTacxCXFm47Kb25i2onFKk23l7QniMI62P/3+/mI9uV6caAydZwPzmQJBXHvbcWPgff9ytwIR&#10;IrLF3jMZ+KYA6/L6qsDc+jO/0WkXG5FCOORooI1xyKUMdUsOw8wPxOn24UeHMY1jI+2I5xTuenmv&#10;lJYOO04fWhxo21L9uTs6A/tXp6Yqdlvir0xtDs9LzYelMbc30+YJRKQpXmD41U/qUCanyh/ZBtEb&#10;eMj0PKEGFosMRAL040qDqP4Wsizk/wblDwAAAP//AwBQSwECLQAUAAYACAAAACEAtoM4kv4AAADh&#10;AQAAEwAAAAAAAAAAAAAAAAAAAAAAW0NvbnRlbnRfVHlwZXNdLnhtbFBLAQItABQABgAIAAAAIQA4&#10;/SH/1gAAAJQBAAALAAAAAAAAAAAAAAAAAC8BAABfcmVscy8ucmVsc1BLAQItABQABgAIAAAAIQA2&#10;QHChowEAAJIDAAAOAAAAAAAAAAAAAAAAAC4CAABkcnMvZTJvRG9jLnhtbFBLAQItABQABgAIAAAA&#10;IQBlcSvX3AAAAAkBAAAPAAAAAAAAAAAAAAAAAP0DAABkcnMvZG93bnJldi54bWxQSwUGAAAAAAQA&#10;BADzAAAABgUAAAAA&#10;" strokecolor="black [3200]" strokeweight=".5pt">
                       <v:stroke joinstyle="miter"/>
@@ -306,7 +306,7 @@
                     </wp:inline>
                   </w:drawing>
                 </mc:Choice>
-                <mc:Fallback xmlns:w16sdtfl="http://schemas.microsoft.com/office/word/2024/wordml/sdtformatlock" xmlns:w16du="http://schemas.microsoft.com/office/word/2023/wordml/word16du" xmlns:oel="http://schemas.microsoft.com/office/2019/extlst">
+                <mc:Fallback xmlns:oel="http://schemas.microsoft.com/office/2019/extlst" xmlns:w16du="http://schemas.microsoft.com/office/word/2023/wordml/word16du" xmlns:w16sdtfl="http://schemas.microsoft.com/office/word/2024/wordml/sdtformatlock">
                   <w:pict>
                     <v:rect w14:anchorId="6E7B8D23" id="Rectangle 2" o:spid="_x0000_s1026" alt="Giới Thiệu Trường Đại Học Khánh Hòa - UKH" style="width:24pt;height:24pt;visibility:visible;mso-wrap-style:square;mso-left-percent:-10001;mso-top-percent:-10001;mso-position-horizontal:absolute;mso-position-horizontal-relative:char;mso-position-vertical:absolute;mso-position-vertical-relative:line;mso-left-percent:-10001;mso-top-percent:-10001;v-text-anchor:top" o:gfxdata="UEsDBBQABgAIAAAAIQC2gziS/gAAAOEBAAATAAAAW0NvbnRlbnRfVHlwZXNdLnhtbJSRQU7DMBBF&#10;90jcwfIWJU67QAgl6YK0S0CoHGBkTxKLZGx5TGhvj5O2G0SRWNoz/78nu9wcxkFMGNg6quQqL6RA&#10;0s5Y6ir5vt9lD1JwBDIwOMJKHpHlpr69KfdHjyxSmriSfYz+USnWPY7AufNIadK6MEJMx9ApD/oD&#10;OlTrorhX2lFEilmcO2RdNtjC5xDF9pCuTyYBB5bi6bQ4syoJ3g9WQ0ymaiLzg5KdCXlKLjvcW893&#10;SUOqXwnz5DrgnHtJTxOsQfEKIT7DmDSUCaxw7Rqn8787ZsmRM9e2VmPeBN4uqYvTtW7jvijg9N/y&#10;JsXecLq0q+WD6m8AAAD//wMAUEsDBBQABgAIAAAAIQA4/SH/1gAAAJQBAAALAAAAX3JlbHMvLnJl&#10;bHOkkMFqwzAMhu+DvYPRfXGawxijTi+j0GvpHsDYimMaW0Yy2fr2M4PBMnrbUb/Q94l/f/hMi1qR&#10;JVI2sOt6UJgd+ZiDgffL8ekFlFSbvV0oo4EbChzGx4f9GRdb25HMsYhqlCwG5lrLq9biZkxWOiqY&#10;22YiTra2kYMu1l1tQD30/bPm3wwYN0x18gb45AdQl1tp5j/sFB2T0FQ7R0nTNEV3j6o9feQzro1i&#10;OWA14Fm+Q8a1a8+Bvu/d/dMb2JY5uiPbhG/ktn4cqGU/er3pcvwCAAD//wMAUEsDBBQABgAIAAAA&#10;IQBEnny8/gIAAPcFAAAOAAAAZHJzL2Uyb0RvYy54bWysVM1u1DAQviPxDpbvaZJt9idRs1W7PxS1&#10;QEXbB/AmzsYisYPt3WxBnDkhcUcc+gaIIz0W8R77Joyd3e1ue0GAD44943wz8/nzHBwuygLNqVRM&#10;8Bj7ex5GlCciZXwa46vLsdPDSGnCU1IITmN8TRU+7D99clBXEW2JXBQplQhAuIrqKsa51lXkuirJ&#10;aUnUnqgoB2cmZEk0bOXUTSWpAb0s3JbnddxayLSSIqFKgXXYOHHf4mcZTfSrLFNUoyLGkJu2s7Tz&#10;xMxu/4BEU0mqnCWrNMhfZFESxiHoBmpINEEzyR5BlSyRQolM7yWidEWWsYTaGqAa33tQzUVOKmpr&#10;AXJUtaFJ/T/Y5OX8XCKWxriFESclXNFrII3waUERmFKqEqDrGVvefmHoMofvxxm6lL++LW+/8in6&#10;+Xn544ahk+XtpwSd5nc3PEcnd98JctDV6Ymht65UBFEuqnNpCFLVmUjeKMTFIIco9EhVEA+kA+HX&#10;JilFnVOSQp2+gXB3MMxGARqa1C9ECgmTmRaW/EUmSxMDaEULe8fXmzumC40SMO57Qc8DJSTgWq1N&#10;BBKtf66k0s+oKJFZxFhCdhaczM+Ubo6uj5hYXIxZUYCdRAXfMQBmY4HQ8KvxmSSsKt6HXjjqjXqB&#10;E7Q6IyfwhkPnaDwInM7Y77aH+8PBYOh/MHH9IMpZmlJuwqwV6gd/poDVW2m0tdGoEgVLDZxJScnp&#10;ZFBINCfwQsZ2WMrBc3/M3U3D8gW1PCjJbwXecSt0xp1e1wnGQdsJu17P8fzwOOx4QRgMx7slnTFO&#10;/70kVMc4bLfa9pa2kn5Qm2fH49pIVDINPahgZYxBGjDMIRIZBY54ateasKJZb1Fh0r+nAq57fdFW&#10;r0aijfonIr0GuUoBcgLlQbeERS7kO4xq6DwxVm9nRFKMiuccJB/6QWBald0E7W4LNnLbM9n2EJ4A&#10;VIw1Rs1yoJv2Nqskm+YQybfEcHEEzyRjVsLmCTVZrR4XdBdbyaoTmva1vben7vt1/zcAAAD//wMA&#10;UEsDBBQABgAIAAAAIQBMoOks2AAAAAMBAAAPAAAAZHJzL2Rvd25yZXYueG1sTI9BS8NAEIXvgv9h&#10;GcGL2I0iUmI2RQpiEaGYas/T7JgEs7NpdpvEf9+pHvQyw+MNb76XLSbXqoH60Hg2cDNLQBGX3jZc&#10;GXjfPF3PQYWIbLH1TAa+KcAiPz/LMLV+5DcailgpCeGQooE6xi7VOpQ1OQwz3xGL9+l7h1FkX2nb&#10;4yjhrtW3SXKvHTYsH2rsaFlT+VUcnIGxXA/bzeuzXl9tV573q/2y+Hgx5vJienwAFWmKf8dwwhd0&#10;yIVp5w9sg2oNSJH4M8W7m4va/W6dZ/o/e34EAAD//wMAUEsBAi0AFAAGAAgAAAAhALaDOJL+AAAA&#10;4QEAABMAAAAAAAAAAAAAAAAAAAAAAFtDb250ZW50X1R5cGVzXS54bWxQSwECLQAUAAYACAAAACEA&#10;OP0h/9YAAACUAQAACwAAAAAAAAAAAAAAAAAvAQAAX3JlbHMvLnJlbHNQSwECLQAUAAYACAAAACEA&#10;RJ58vP4CAAD3BQAADgAAAAAAAAAAAAAAAAAuAgAAZHJzL2Uyb0RvYy54bWxQSwECLQAUAAYACAAA&#10;ACEATKDpLNgAAAADAQAADwAAAAAAAAAAAAAAAABYBQAAZHJzL2Rvd25yZXYueG1sUEsFBgAAAAAE&#10;AAQA8wAAAF0GAAAAAA==&#10;" filled="f" stroked="f">
                       <o:lock v:ext="edit" aspectratio="t"/>
@@ -810,7 +810,7 @@
                     </wp:anchor>
                   </w:drawing>
                 </mc:Choice>
-                <mc:Fallback xmlns:w16sdtfl="http://schemas.microsoft.com/office/word/2024/wordml/sdtformatlock" xmlns:w16du="http://schemas.microsoft.com/office/word/2023/wordml/word16du" xmlns:oel="http://schemas.microsoft.com/office/2019/extlst">
+                <mc:Fallback xmlns:oel="http://schemas.microsoft.com/office/2019/extlst" xmlns:w16du="http://schemas.microsoft.com/office/word/2023/wordml/word16du" xmlns:w16sdtfl="http://schemas.microsoft.com/office/word/2024/wordml/sdtformatlock">
                   <w:pict>
                     <v:line w14:anchorId="7425C7B1" id="Straight Connector 6" o:spid="_x0000_s1026" style="position:absolute;flip:y;z-index:251662336;visibility:visible;mso-wrap-style:square;mso-width-percent:0;mso-height-percent:0;mso-wrap-distance-left:9pt;mso-wrap-distance-top:0;mso-wrap-distance-right:9pt;mso-wrap-distance-bottom:0;mso-position-horizontal:absolute;mso-position-horizontal-relative:text;mso-position-vertical:absolute;mso-position-vertical-relative:text;mso-width-percent:0;mso-height-percent:0;mso-width-relative:margin;mso-height-relative:margin" from="198.25pt,22.35pt" to="359.5pt,22.35pt" o:gfxdata="UEsDBBQABgAIAAAAIQC2gziS/gAAAOEBAAATAAAAW0NvbnRlbnRfVHlwZXNdLnhtbJSRQU7DMBBF&#10;90jcwfIWJU67QAgl6YK0S0CoHGBkTxKLZGx5TGhvj5O2G0SRWNoz/78nu9wcxkFMGNg6quQqL6RA&#10;0s5Y6ir5vt9lD1JwBDIwOMJKHpHlpr69KfdHjyxSmriSfYz+USnWPY7AufNIadK6MEJMx9ApD/oD&#10;OlTrorhX2lFEilmcO2RdNtjC5xDF9pCuTyYBB5bi6bQ4syoJ3g9WQ0ymaiLzg5KdCXlKLjvcW893&#10;SUOqXwnz5DrgnHtJTxOsQfEKIT7DmDSUCaxw7Rqn8787ZsmRM9e2VmPeBN4uqYvTtW7jvijg9N/y&#10;JsXecLq0q+WD6m8AAAD//wMAUEsDBBQABgAIAAAAIQA4/SH/1gAAAJQBAAALAAAAX3JlbHMvLnJl&#10;bHOkkMFqwzAMhu+DvYPRfXGawxijTi+j0GvpHsDYimMaW0Yy2fr2M4PBMnrbUb/Q94l/f/hMi1qR&#10;JVI2sOt6UJgd+ZiDgffL8ekFlFSbvV0oo4EbChzGx4f9GRdb25HMsYhqlCwG5lrLq9biZkxWOiqY&#10;22YiTra2kYMu1l1tQD30/bPm3wwYN0x18gb45AdQl1tp5j/sFB2T0FQ7R0nTNEV3j6o9feQzro1i&#10;OWA14Fm+Q8a1a8+Bvu/d/dMb2JY5uiPbhG/ktn4cqGU/er3pcvwCAAD//wMAUEsDBBQABgAIAAAA&#10;IQA2QHChowEAAJIDAAAOAAAAZHJzL2Uyb0RvYy54bWysU01P3DAQvVfiP1i+s8muSkHRZjmAygW1&#10;qC29G2e8sbA9lm022X/fsbMbUGklhLhY/njz5r2Z8fpytIbtIESNruXLRc0ZOImddtuW3//6enrB&#10;WUzCdcKgg5bvIfLLzcmn9eAbWGGPpoPAiMTFZvAt71PyTVVF2YMVcYEeHD0qDFYkOoZt1QUxELs1&#10;1aquv1QDhs4HlBAj3V5Pj3xT+JUCmb4rFSEx03LSlsoayvqQ12qzFs02CN9reZAh3qHCCu0o6Ux1&#10;LZJgT0G/orJaBoyo0kKirVApLaF4IDfL+i83P3vhoXih4kQ/lyl+HK38trtyd4HKMPjYRH8XsotR&#10;BcuU0f439bT4IqVsLGXbz2WDMTFJl6v68/nF+Rln8vhWTRSZyoeYbgAty5uWG+2yI9GI3W1MlJag&#10;RwgdnkWUXdobyGDjfoBiuqNkk5wyH3BlAtsJ6mz3uMydJK6CzCFKGzMH1SXlf4MO2BwGZWbeGjij&#10;S0Z0aQ602mH4V9Y0HqWqCX90PXnNth+w25eWlHJQ44uzw5DmyXp5LuHPX2nzBwAA//8DAFBLAwQU&#10;AAYACAAAACEArJmxw9wAAAAJAQAADwAAAGRycy9kb3ducmV2LnhtbEyPwU7DMAyG70i8Q2QkbiwZ&#10;rC3rmk5jEuLMxmW3tDFttcYpTbaVt8eIwzja/vT7+4v15HpxxjF0njTMZwoEUu1tR42Gj/3rwzOI&#10;EA1Z03tCDd8YYF3e3hQmt/5C73jexUZwCIXcaGhjHHIpQ92iM2HmByS+ffrRmcjj2Eg7mguHu14+&#10;KpVKZzriD60ZcNtifdydnIb9m1NTFbst0lemNoeXJKVDovX93bRZgYg4xSsMv/qsDiU7Vf5ENohe&#10;w9MyTRjVsFhkIBjI5ksuV/0tZFnI/w3KHwAAAP//AwBQSwECLQAUAAYACAAAACEAtoM4kv4AAADh&#10;AQAAEwAAAAAAAAAAAAAAAAAAAAAAW0NvbnRlbnRfVHlwZXNdLnhtbFBLAQItABQABgAIAAAAIQA4&#10;/SH/1gAAAJQBAAALAAAAAAAAAAAAAAAAAC8BAABfcmVscy8ucmVsc1BLAQItABQABgAIAAAAIQA2&#10;QHChowEAAJIDAAAOAAAAAAAAAAAAAAAAAC4CAABkcnMvZTJvRG9jLnhtbFBLAQItABQABgAIAAAA&#10;IQCsmbHD3AAAAAkBAAAPAAAAAAAAAAAAAAAAAP0DAABkcnMvZG93bnJldi54bWxQSwUGAAAAAAQA&#10;BADzAAAABgUAAAAA&#10;" strokecolor="black [3200]" strokeweight=".5pt">
                       <v:stroke joinstyle="miter"/>
@@ -992,7 +992,7 @@
                     </wp:inline>
                   </w:drawing>
                 </mc:Choice>
-                <mc:Fallback xmlns:w16sdtfl="http://schemas.microsoft.com/office/word/2024/wordml/sdtformatlock" xmlns:w16du="http://schemas.microsoft.com/office/word/2023/wordml/word16du" xmlns:oel="http://schemas.microsoft.com/office/2019/extlst">
+                <mc:Fallback xmlns:oel="http://schemas.microsoft.com/office/2019/extlst" xmlns:w16du="http://schemas.microsoft.com/office/word/2023/wordml/word16du" xmlns:w16sdtfl="http://schemas.microsoft.com/office/word/2024/wordml/sdtformatlock">
                   <w:pict>
                     <v:rect w14:anchorId="1593F3EB" id="Rectangle 7" o:spid="_x0000_s1026" alt="Giới Thiệu Trường Đại Học Khánh Hòa - UKH" style="width:24pt;height:24pt;visibility:visible;mso-wrap-style:square;mso-left-percent:-10001;mso-top-percent:-10001;mso-position-horizontal:absolute;mso-position-horizontal-relative:char;mso-position-vertical:absolute;mso-position-vertical-relative:line;mso-left-percent:-10001;mso-top-percent:-10001;v-text-anchor:top" o:gfxdata="UEsDBBQABgAIAAAAIQC2gziS/gAAAOEBAAATAAAAW0NvbnRlbnRfVHlwZXNdLnhtbJSRQU7DMBBF&#10;90jcwfIWJU67QAgl6YK0S0CoHGBkTxKLZGx5TGhvj5O2G0SRWNoz/78nu9wcxkFMGNg6quQqL6RA&#10;0s5Y6ir5vt9lD1JwBDIwOMJKHpHlpr69KfdHjyxSmriSfYz+USnWPY7AufNIadK6MEJMx9ApD/oD&#10;OlTrorhX2lFEilmcO2RdNtjC5xDF9pCuTyYBB5bi6bQ4syoJ3g9WQ0ymaiLzg5KdCXlKLjvcW893&#10;SUOqXwnz5DrgnHtJTxOsQfEKIT7DmDSUCaxw7Rqn8787ZsmRM9e2VmPeBN4uqYvTtW7jvijg9N/y&#10;JsXecLq0q+WD6m8AAAD//wMAUEsDBBQABgAIAAAAIQA4/SH/1gAAAJQBAAALAAAAX3JlbHMvLnJl&#10;bHOkkMFqwzAMhu+DvYPRfXGawxijTi+j0GvpHsDYimMaW0Yy2fr2M4PBMnrbUb/Q94l/f/hMi1qR&#10;JVI2sOt6UJgd+ZiDgffL8ekFlFSbvV0oo4EbChzGx4f9GRdb25HMsYhqlCwG5lrLq9biZkxWOiqY&#10;22YiTra2kYMu1l1tQD30/bPm3wwYN0x18gb45AdQl1tp5j/sFB2T0FQ7R0nTNEV3j6o9feQzro1i&#10;OWA14Fm+Q8a1a8+Bvu/d/dMb2JY5uiPbhG/ktn4cqGU/er3pcvwCAAD//wMAUEsDBBQABgAIAAAA&#10;IQAQNvt//gIAAPcFAAAOAAAAZHJzL2Uyb0RvYy54bWysVM1u1DAQviPxDpbvaZJt9idRs1W7PxS1&#10;QEXbB/AmzsYisYPt3WxBnDkhcUcc+gaIIz0W8R77Joyd3e1ue0GAD44943wz8/nzHBwuygLNqVRM&#10;8Bj7ex5GlCciZXwa46vLsdPDSGnCU1IITmN8TRU+7D99clBXEW2JXBQplQhAuIrqKsa51lXkuirJ&#10;aUnUnqgoB2cmZEk0bOXUTSWpAb0s3JbnddxayLSSIqFKgXXYOHHf4mcZTfSrLFNUoyLGkJu2s7Tz&#10;xMxu/4BEU0mqnCWrNMhfZFESxiHoBmpINEEzyR5BlSyRQolM7yWidEWWsYTaGqAa33tQzUVOKmpr&#10;AXJUtaFJ/T/Y5OX8XCKWxriLESclXNFrII3waUERmFKqEqDrGVvefmHoMofvxxm6lL++LW+/8in6&#10;+Xn544ahk+XtpwSd5nc3PEcnd98JctDV6Ymht65UBFEuqnNpCFLVmUjeKMTFIIco9EhVEA+kA+HX&#10;JilFnVOSQp2+gXB3MMxGARqa1C9ECgmTmRaW/EUmSxMDaEULe8fXmzumC40SMO57Qc8DJSTgWq1N&#10;BBKtf66k0s+oKJFZxFhCdhaczM+Ubo6uj5hYXIxZUYCdRAXfMQBmY4HQ8KvxmSSsKt6HXjjqjXqB&#10;E7Q6IyfwhkPnaDwInM7Y77aH+8PBYOh/MHH9IMpZmlJuwqwV6gd/poDVW2m0tdGoEgVLDZxJScnp&#10;ZFBINCfwQsZ2WMrBc3/M3U3D8gW1PCjJbwXecSt0xp1e1wnGQdsJu17P8fzwOOx4QRgMx7slnTFO&#10;/70kVMc4bLfa9pa2kn5Qm2fH49pIVDINPahgZYxBGjDMIRIZBY54ateasKJZb1Fh0r+nAq57fdFW&#10;r0aijfonIr0GuUoBcgLlQbeERS7kO4xq6DwxVm9nRFKMiuccJB/6QWBald0E7W4LNnLbM9n2EJ4A&#10;VIw1Rs1yoJv2Nqskm+YQybfEcHEEzyRjVsLmCTVZrR4XdBdbyaoTmva1vben7vt1/zcAAAD//wMA&#10;UEsDBBQABgAIAAAAIQBMoOks2AAAAAMBAAAPAAAAZHJzL2Rvd25yZXYueG1sTI9BS8NAEIXvgv9h&#10;GcGL2I0iUmI2RQpiEaGYas/T7JgEs7NpdpvEf9+pHvQyw+MNb76XLSbXqoH60Hg2cDNLQBGX3jZc&#10;GXjfPF3PQYWIbLH1TAa+KcAiPz/LMLV+5DcailgpCeGQooE6xi7VOpQ1OQwz3xGL9+l7h1FkX2nb&#10;4yjhrtW3SXKvHTYsH2rsaFlT+VUcnIGxXA/bzeuzXl9tV573q/2y+Hgx5vJienwAFWmKf8dwwhd0&#10;yIVp5w9sg2oNSJH4M8W7m4va/W6dZ/o/e34EAAD//wMAUEsBAi0AFAAGAAgAAAAhALaDOJL+AAAA&#10;4QEAABMAAAAAAAAAAAAAAAAAAAAAAFtDb250ZW50X1R5cGVzXS54bWxQSwECLQAUAAYACAAAACEA&#10;OP0h/9YAAACUAQAACwAAAAAAAAAAAAAAAAAvAQAAX3JlbHMvLnJlbHNQSwECLQAUAAYACAAAACEA&#10;EDb7f/4CAAD3BQAADgAAAAAAAAAAAAAAAAAuAgAAZHJzL2Uyb0RvYy54bWxQSwECLQAUAAYACAAA&#10;ACEATKDpLNgAAAADAQAADwAAAAAAAAAAAAAAAABYBQAAZHJzL2Rvd25yZXYueG1sUEsFBgAAAAAE&#10;AAQA8wAAAF0GAAAAAA==&#10;" filled="f" stroked="f">
                       <o:lock v:ext="edit" aspectratio="t"/>
@@ -2689,8 +2689,7 @@
           <w:rFonts w:asciiTheme="minorHAnsi" w:eastAsiaTheme="minorEastAsia" w:hAnsiTheme="minorHAnsi"/>
           <w:b w:val="0"/>
           <w:noProof/>
-          <w:sz w:val="24"/>
-          <w:szCs w:val="24"/>
+          <w:sz w:val="22"/>
         </w:rPr>
       </w:pPr>
       <w:r>
@@ -2723,13 +2722,11 @@
         </w:rPr>
         <w:fldChar w:fldCharType="separate"/>
       </w:r>
-      <w:hyperlink w:anchor="_Toc224471329" w:history="1">
+      <w:hyperlink w:anchor="_Toc225245573" w:history="1">
         <w:r>
           <w:rPr>
             <w:rStyle w:val="Hyperlink"/>
             <w:noProof/>
-            <w:sz w:val="24"/>
-            <w:szCs w:val="24"/>
           </w:rPr>
           <w:t>Hình 2.1: Logo YoloV8</w:t>
         </w:r>
@@ -2737,8 +2734,6 @@
           <w:rPr>
             <w:noProof/>
             <w:webHidden/>
-            <w:sz w:val="24"/>
-            <w:szCs w:val="24"/>
           </w:rPr>
           <w:tab/>
         </w:r>
@@ -2746,8 +2741,6 @@
           <w:rPr>
             <w:noProof/>
             <w:webHidden/>
-            <w:sz w:val="24"/>
-            <w:szCs w:val="24"/>
           </w:rPr>
           <w:fldChar w:fldCharType="begin"/>
         </w:r>
@@ -2755,25 +2748,19 @@
           <w:rPr>
             <w:noProof/>
             <w:webHidden/>
-            <w:sz w:val="24"/>
-            <w:szCs w:val="24"/>
-          </w:rPr>
-          <w:instrText xml:space="preserve"> PAGEREF _Toc224471329 \h </w:instrText>
-        </w:r>
-        <w:r>
-          <w:rPr>
-            <w:noProof/>
-            <w:webHidden/>
-            <w:sz w:val="24"/>
-            <w:szCs w:val="24"/>
-          </w:rPr>
-        </w:r>
-        <w:r>
-          <w:rPr>
-            <w:noProof/>
-            <w:webHidden/>
-            <w:sz w:val="24"/>
-            <w:szCs w:val="24"/>
+          </w:rPr>
+          <w:instrText xml:space="preserve"> PAGEREF _Toc225245573 \h </w:instrText>
+        </w:r>
+        <w:r>
+          <w:rPr>
+            <w:noProof/>
+            <w:webHidden/>
+          </w:rPr>
+        </w:r>
+        <w:r>
+          <w:rPr>
+            <w:noProof/>
+            <w:webHidden/>
           </w:rPr>
           <w:fldChar w:fldCharType="separate"/>
         </w:r>
@@ -2781,17 +2768,13 @@
           <w:rPr>
             <w:noProof/>
             <w:webHidden/>
-            <w:sz w:val="24"/>
-            <w:szCs w:val="24"/>
-          </w:rPr>
-          <w:t>2</w:t>
-        </w:r>
-        <w:r>
-          <w:rPr>
-            <w:noProof/>
-            <w:webHidden/>
-            <w:sz w:val="24"/>
-            <w:szCs w:val="24"/>
+          </w:rPr>
+          <w:t>4</w:t>
+        </w:r>
+        <w:r>
+          <w:rPr>
+            <w:noProof/>
+            <w:webHidden/>
           </w:rPr>
           <w:fldChar w:fldCharType="end"/>
         </w:r>
@@ -2807,17 +2790,14 @@
           <w:rFonts w:asciiTheme="minorHAnsi" w:eastAsiaTheme="minorEastAsia" w:hAnsiTheme="minorHAnsi"/>
           <w:b w:val="0"/>
           <w:noProof/>
-          <w:sz w:val="24"/>
-          <w:szCs w:val="24"/>
-        </w:rPr>
-      </w:pPr>
-      <w:hyperlink w:anchor="_Toc224471330" w:history="1">
+          <w:sz w:val="22"/>
+        </w:rPr>
+      </w:pPr>
+      <w:hyperlink w:anchor="_Toc225245574" w:history="1">
         <w:r>
           <w:rPr>
             <w:rStyle w:val="Hyperlink"/>
             <w:noProof/>
-            <w:sz w:val="24"/>
-            <w:szCs w:val="24"/>
           </w:rPr>
           <w:t>Hình 2.2: Logo EasyOCR</w:t>
         </w:r>
@@ -2825,8 +2805,6 @@
           <w:rPr>
             <w:noProof/>
             <w:webHidden/>
-            <w:sz w:val="24"/>
-            <w:szCs w:val="24"/>
           </w:rPr>
           <w:tab/>
         </w:r>
@@ -2834,8 +2812,6 @@
           <w:rPr>
             <w:noProof/>
             <w:webHidden/>
-            <w:sz w:val="24"/>
-            <w:szCs w:val="24"/>
           </w:rPr>
           <w:fldChar w:fldCharType="begin"/>
         </w:r>
@@ -2843,25 +2819,19 @@
           <w:rPr>
             <w:noProof/>
             <w:webHidden/>
-            <w:sz w:val="24"/>
-            <w:szCs w:val="24"/>
-          </w:rPr>
-          <w:instrText xml:space="preserve"> PAGEREF _Toc224471330 \h </w:instrText>
-        </w:r>
-        <w:r>
-          <w:rPr>
-            <w:noProof/>
-            <w:webHidden/>
-            <w:sz w:val="24"/>
-            <w:szCs w:val="24"/>
-          </w:rPr>
-        </w:r>
-        <w:r>
-          <w:rPr>
-            <w:noProof/>
-            <w:webHidden/>
-            <w:sz w:val="24"/>
-            <w:szCs w:val="24"/>
+          </w:rPr>
+          <w:instrText xml:space="preserve"> PAGEREF _Toc225245574 \h </w:instrText>
+        </w:r>
+        <w:r>
+          <w:rPr>
+            <w:noProof/>
+            <w:webHidden/>
+          </w:rPr>
+        </w:r>
+        <w:r>
+          <w:rPr>
+            <w:noProof/>
+            <w:webHidden/>
           </w:rPr>
           <w:fldChar w:fldCharType="separate"/>
         </w:r>
@@ -2869,17 +2839,13 @@
           <w:rPr>
             <w:noProof/>
             <w:webHidden/>
-            <w:sz w:val="24"/>
-            <w:szCs w:val="24"/>
-          </w:rPr>
-          <w:t>2</w:t>
-        </w:r>
-        <w:r>
-          <w:rPr>
-            <w:noProof/>
-            <w:webHidden/>
-            <w:sz w:val="24"/>
-            <w:szCs w:val="24"/>
+          </w:rPr>
+          <w:t>5</w:t>
+        </w:r>
+        <w:r>
+          <w:rPr>
+            <w:noProof/>
+            <w:webHidden/>
           </w:rPr>
           <w:fldChar w:fldCharType="end"/>
         </w:r>
@@ -2895,17 +2861,14 @@
           <w:rFonts w:asciiTheme="minorHAnsi" w:eastAsiaTheme="minorEastAsia" w:hAnsiTheme="minorHAnsi"/>
           <w:b w:val="0"/>
           <w:noProof/>
-          <w:sz w:val="24"/>
-          <w:szCs w:val="24"/>
-        </w:rPr>
-      </w:pPr>
-      <w:hyperlink w:anchor="_Toc224471331" w:history="1">
+          <w:sz w:val="22"/>
+        </w:rPr>
+      </w:pPr>
+      <w:hyperlink w:anchor="_Toc225245575" w:history="1">
         <w:r>
           <w:rPr>
             <w:rStyle w:val="Hyperlink"/>
             <w:noProof/>
-            <w:sz w:val="24"/>
-            <w:szCs w:val="24"/>
           </w:rPr>
           <w:t>Hình 2.3: Logo Google Colab và Streamlit</w:t>
         </w:r>
@@ -2913,8 +2876,6 @@
           <w:rPr>
             <w:noProof/>
             <w:webHidden/>
-            <w:sz w:val="24"/>
-            <w:szCs w:val="24"/>
           </w:rPr>
           <w:tab/>
         </w:r>
@@ -2922,8 +2883,6 @@
           <w:rPr>
             <w:noProof/>
             <w:webHidden/>
-            <w:sz w:val="24"/>
-            <w:szCs w:val="24"/>
           </w:rPr>
           <w:fldChar w:fldCharType="begin"/>
         </w:r>
@@ -2931,25 +2890,19 @@
           <w:rPr>
             <w:noProof/>
             <w:webHidden/>
-            <w:sz w:val="24"/>
-            <w:szCs w:val="24"/>
-          </w:rPr>
-          <w:instrText xml:space="preserve"> PAGEREF _Toc224471331 \h </w:instrText>
-        </w:r>
-        <w:r>
-          <w:rPr>
-            <w:noProof/>
-            <w:webHidden/>
-            <w:sz w:val="24"/>
-            <w:szCs w:val="24"/>
-          </w:rPr>
-        </w:r>
-        <w:r>
-          <w:rPr>
-            <w:noProof/>
-            <w:webHidden/>
-            <w:sz w:val="24"/>
-            <w:szCs w:val="24"/>
+          </w:rPr>
+          <w:instrText xml:space="preserve"> PAGEREF _Toc225245575 \h </w:instrText>
+        </w:r>
+        <w:r>
+          <w:rPr>
+            <w:noProof/>
+            <w:webHidden/>
+          </w:rPr>
+        </w:r>
+        <w:r>
+          <w:rPr>
+            <w:noProof/>
+            <w:webHidden/>
           </w:rPr>
           <w:fldChar w:fldCharType="separate"/>
         </w:r>
@@ -2957,17 +2910,13 @@
           <w:rPr>
             <w:noProof/>
             <w:webHidden/>
-            <w:sz w:val="24"/>
-            <w:szCs w:val="24"/>
-          </w:rPr>
-          <w:t>2</w:t>
-        </w:r>
-        <w:r>
-          <w:rPr>
-            <w:noProof/>
-            <w:webHidden/>
-            <w:sz w:val="24"/>
-            <w:szCs w:val="24"/>
+          </w:rPr>
+          <w:t>6</w:t>
+        </w:r>
+        <w:r>
+          <w:rPr>
+            <w:noProof/>
+            <w:webHidden/>
           </w:rPr>
           <w:fldChar w:fldCharType="end"/>
         </w:r>
@@ -2983,17 +2932,14 @@
           <w:rFonts w:asciiTheme="minorHAnsi" w:eastAsiaTheme="minorEastAsia" w:hAnsiTheme="minorHAnsi"/>
           <w:b w:val="0"/>
           <w:noProof/>
-          <w:sz w:val="24"/>
-          <w:szCs w:val="24"/>
-        </w:rPr>
-      </w:pPr>
-      <w:hyperlink w:anchor="_Toc224471332" w:history="1">
+          <w:sz w:val="22"/>
+        </w:rPr>
+      </w:pPr>
+      <w:hyperlink w:anchor="_Toc225245576" w:history="1">
         <w:r>
           <w:rPr>
             <w:rStyle w:val="Hyperlink"/>
             <w:noProof/>
-            <w:sz w:val="24"/>
-            <w:szCs w:val="24"/>
           </w:rPr>
           <w:t>Hình 2.4: Logo Pycharm IDE</w:t>
         </w:r>
@@ -3001,8 +2947,6 @@
           <w:rPr>
             <w:noProof/>
             <w:webHidden/>
-            <w:sz w:val="24"/>
-            <w:szCs w:val="24"/>
           </w:rPr>
           <w:tab/>
         </w:r>
@@ -3010,8 +2954,6 @@
           <w:rPr>
             <w:noProof/>
             <w:webHidden/>
-            <w:sz w:val="24"/>
-            <w:szCs w:val="24"/>
           </w:rPr>
           <w:fldChar w:fldCharType="begin"/>
         </w:r>
@@ -3019,25 +2961,19 @@
           <w:rPr>
             <w:noProof/>
             <w:webHidden/>
-            <w:sz w:val="24"/>
-            <w:szCs w:val="24"/>
-          </w:rPr>
-          <w:instrText xml:space="preserve"> PAGEREF _Toc224471332 \h </w:instrText>
-        </w:r>
-        <w:r>
-          <w:rPr>
-            <w:noProof/>
-            <w:webHidden/>
-            <w:sz w:val="24"/>
-            <w:szCs w:val="24"/>
-          </w:rPr>
-        </w:r>
-        <w:r>
-          <w:rPr>
-            <w:noProof/>
-            <w:webHidden/>
-            <w:sz w:val="24"/>
-            <w:szCs w:val="24"/>
+          </w:rPr>
+          <w:instrText xml:space="preserve"> PAGEREF _Toc225245576 \h </w:instrText>
+        </w:r>
+        <w:r>
+          <w:rPr>
+            <w:noProof/>
+            <w:webHidden/>
+          </w:rPr>
+        </w:r>
+        <w:r>
+          <w:rPr>
+            <w:noProof/>
+            <w:webHidden/>
           </w:rPr>
           <w:fldChar w:fldCharType="separate"/>
         </w:r>
@@ -3045,17 +2981,13 @@
           <w:rPr>
             <w:noProof/>
             <w:webHidden/>
-            <w:sz w:val="24"/>
-            <w:szCs w:val="24"/>
-          </w:rPr>
-          <w:t>2</w:t>
-        </w:r>
-        <w:r>
-          <w:rPr>
-            <w:noProof/>
-            <w:webHidden/>
-            <w:sz w:val="24"/>
-            <w:szCs w:val="24"/>
+          </w:rPr>
+          <w:t>7</w:t>
+        </w:r>
+        <w:r>
+          <w:rPr>
+            <w:noProof/>
+            <w:webHidden/>
           </w:rPr>
           <w:fldChar w:fldCharType="end"/>
         </w:r>
@@ -3071,17 +3003,14 @@
           <w:rFonts w:asciiTheme="minorHAnsi" w:eastAsiaTheme="minorEastAsia" w:hAnsiTheme="minorHAnsi"/>
           <w:b w:val="0"/>
           <w:noProof/>
-          <w:sz w:val="24"/>
-          <w:szCs w:val="24"/>
-        </w:rPr>
-      </w:pPr>
-      <w:hyperlink w:anchor="_Toc224471333" w:history="1">
+          <w:sz w:val="22"/>
+        </w:rPr>
+      </w:pPr>
+      <w:hyperlink w:anchor="_Toc225245577" w:history="1">
         <w:r>
           <w:rPr>
             <w:rStyle w:val="Hyperlink"/>
             <w:noProof/>
-            <w:sz w:val="24"/>
-            <w:szCs w:val="24"/>
           </w:rPr>
           <w:t>Hình 2.5: Logo MongoDB</w:t>
         </w:r>
@@ -3089,8 +3018,6 @@
           <w:rPr>
             <w:noProof/>
             <w:webHidden/>
-            <w:sz w:val="24"/>
-            <w:szCs w:val="24"/>
           </w:rPr>
           <w:tab/>
         </w:r>
@@ -3098,8 +3025,6 @@
           <w:rPr>
             <w:noProof/>
             <w:webHidden/>
-            <w:sz w:val="24"/>
-            <w:szCs w:val="24"/>
           </w:rPr>
           <w:fldChar w:fldCharType="begin"/>
         </w:r>
@@ -3107,25 +3032,19 @@
           <w:rPr>
             <w:noProof/>
             <w:webHidden/>
-            <w:sz w:val="24"/>
-            <w:szCs w:val="24"/>
-          </w:rPr>
-          <w:instrText xml:space="preserve"> PAGEREF _Toc224471333 \h </w:instrText>
-        </w:r>
-        <w:r>
-          <w:rPr>
-            <w:noProof/>
-            <w:webHidden/>
-            <w:sz w:val="24"/>
-            <w:szCs w:val="24"/>
-          </w:rPr>
-        </w:r>
-        <w:r>
-          <w:rPr>
-            <w:noProof/>
-            <w:webHidden/>
-            <w:sz w:val="24"/>
-            <w:szCs w:val="24"/>
+          </w:rPr>
+          <w:instrText xml:space="preserve"> PAGEREF _Toc225245577 \h </w:instrText>
+        </w:r>
+        <w:r>
+          <w:rPr>
+            <w:noProof/>
+            <w:webHidden/>
+          </w:rPr>
+        </w:r>
+        <w:r>
+          <w:rPr>
+            <w:noProof/>
+            <w:webHidden/>
           </w:rPr>
           <w:fldChar w:fldCharType="separate"/>
         </w:r>
@@ -3133,17 +3052,13 @@
           <w:rPr>
             <w:noProof/>
             <w:webHidden/>
-            <w:sz w:val="24"/>
-            <w:szCs w:val="24"/>
-          </w:rPr>
-          <w:t>2</w:t>
-        </w:r>
-        <w:r>
-          <w:rPr>
-            <w:noProof/>
-            <w:webHidden/>
-            <w:sz w:val="24"/>
-            <w:szCs w:val="24"/>
+          </w:rPr>
+          <w:t>9</w:t>
+        </w:r>
+        <w:r>
+          <w:rPr>
+            <w:noProof/>
+            <w:webHidden/>
           </w:rPr>
           <w:fldChar w:fldCharType="end"/>
         </w:r>
@@ -3159,26 +3074,21 @@
           <w:rFonts w:asciiTheme="minorHAnsi" w:eastAsiaTheme="minorEastAsia" w:hAnsiTheme="minorHAnsi"/>
           <w:b w:val="0"/>
           <w:noProof/>
-          <w:sz w:val="24"/>
-          <w:szCs w:val="24"/>
-        </w:rPr>
-      </w:pPr>
-      <w:hyperlink w:anchor="_Toc224471334" w:history="1">
+          <w:sz w:val="22"/>
+        </w:rPr>
+      </w:pPr>
+      <w:hyperlink w:anchor="_Toc225245578" w:history="1">
         <w:r>
           <w:rPr>
             <w:rStyle w:val="Hyperlink"/>
             <w:noProof/>
-            <w:sz w:val="24"/>
-            <w:szCs w:val="24"/>
-          </w:rPr>
-          <w:t>Hình 2.6: Logo PayOS</w:t>
-        </w:r>
-        <w:r>
-          <w:rPr>
-            <w:noProof/>
-            <w:webHidden/>
-            <w:sz w:val="24"/>
-            <w:szCs w:val="24"/>
+          </w:rPr>
+          <w:t>Hình 3.1: Biểu đồ usecase</w:t>
+        </w:r>
+        <w:r>
+          <w:rPr>
+            <w:noProof/>
+            <w:webHidden/>
           </w:rPr>
           <w:tab/>
         </w:r>
@@ -3186,8 +3096,6 @@
           <w:rPr>
             <w:noProof/>
             <w:webHidden/>
-            <w:sz w:val="24"/>
-            <w:szCs w:val="24"/>
           </w:rPr>
           <w:fldChar w:fldCharType="begin"/>
         </w:r>
@@ -3195,25 +3103,19 @@
           <w:rPr>
             <w:noProof/>
             <w:webHidden/>
-            <w:sz w:val="24"/>
-            <w:szCs w:val="24"/>
-          </w:rPr>
-          <w:instrText xml:space="preserve"> PAGEREF _Toc224471334 \h </w:instrText>
-        </w:r>
-        <w:r>
-          <w:rPr>
-            <w:noProof/>
-            <w:webHidden/>
-            <w:sz w:val="24"/>
-            <w:szCs w:val="24"/>
-          </w:rPr>
-        </w:r>
-        <w:r>
-          <w:rPr>
-            <w:noProof/>
-            <w:webHidden/>
-            <w:sz w:val="24"/>
-            <w:szCs w:val="24"/>
+          </w:rPr>
+          <w:instrText xml:space="preserve"> PAGEREF _Toc225245578 \h </w:instrText>
+        </w:r>
+        <w:r>
+          <w:rPr>
+            <w:noProof/>
+            <w:webHidden/>
+          </w:rPr>
+        </w:r>
+        <w:r>
+          <w:rPr>
+            <w:noProof/>
+            <w:webHidden/>
           </w:rPr>
           <w:fldChar w:fldCharType="separate"/>
         </w:r>
@@ -3221,17 +3123,13 @@
           <w:rPr>
             <w:noProof/>
             <w:webHidden/>
-            <w:sz w:val="24"/>
-            <w:szCs w:val="24"/>
-          </w:rPr>
-          <w:t>2</w:t>
-        </w:r>
-        <w:r>
-          <w:rPr>
-            <w:noProof/>
-            <w:webHidden/>
-            <w:sz w:val="24"/>
-            <w:szCs w:val="24"/>
+          </w:rPr>
+          <w:t>11</w:t>
+        </w:r>
+        <w:r>
+          <w:rPr>
+            <w:noProof/>
+            <w:webHidden/>
           </w:rPr>
           <w:fldChar w:fldCharType="end"/>
         </w:r>
@@ -3247,26 +3145,21 @@
           <w:rFonts w:asciiTheme="minorHAnsi" w:eastAsiaTheme="minorEastAsia" w:hAnsiTheme="minorHAnsi"/>
           <w:b w:val="0"/>
           <w:noProof/>
-          <w:sz w:val="24"/>
-          <w:szCs w:val="24"/>
-        </w:rPr>
-      </w:pPr>
-      <w:hyperlink w:anchor="_Toc224471335" w:history="1">
+          <w:sz w:val="22"/>
+        </w:rPr>
+      </w:pPr>
+      <w:hyperlink w:anchor="_Toc225245579" w:history="1">
         <w:r>
           <w:rPr>
             <w:rStyle w:val="Hyperlink"/>
             <w:noProof/>
-            <w:sz w:val="24"/>
-            <w:szCs w:val="24"/>
-          </w:rPr>
-          <w:t>Hình 3.x: Biểu đồ usecase</w:t>
-        </w:r>
-        <w:r>
-          <w:rPr>
-            <w:noProof/>
-            <w:webHidden/>
-            <w:sz w:val="24"/>
-            <w:szCs w:val="24"/>
+          </w:rPr>
+          <w:t>Bảng 3.1: Đặc tả chức năng đăng nhập hệ thống</w:t>
+        </w:r>
+        <w:r>
+          <w:rPr>
+            <w:noProof/>
+            <w:webHidden/>
           </w:rPr>
           <w:tab/>
         </w:r>
@@ -3274,8 +3167,6 @@
           <w:rPr>
             <w:noProof/>
             <w:webHidden/>
-            <w:sz w:val="24"/>
-            <w:szCs w:val="24"/>
           </w:rPr>
           <w:fldChar w:fldCharType="begin"/>
         </w:r>
@@ -3283,25 +3174,19 @@
           <w:rPr>
             <w:noProof/>
             <w:webHidden/>
-            <w:sz w:val="24"/>
-            <w:szCs w:val="24"/>
-          </w:rPr>
-          <w:instrText xml:space="preserve"> PAGEREF _Toc224471335 \h </w:instrText>
-        </w:r>
-        <w:r>
-          <w:rPr>
-            <w:noProof/>
-            <w:webHidden/>
-            <w:sz w:val="24"/>
-            <w:szCs w:val="24"/>
-          </w:rPr>
-        </w:r>
-        <w:r>
-          <w:rPr>
-            <w:noProof/>
-            <w:webHidden/>
-            <w:sz w:val="24"/>
-            <w:szCs w:val="24"/>
+          </w:rPr>
+          <w:instrText xml:space="preserve"> PAGEREF _Toc225245579 \h </w:instrText>
+        </w:r>
+        <w:r>
+          <w:rPr>
+            <w:noProof/>
+            <w:webHidden/>
+          </w:rPr>
+        </w:r>
+        <w:r>
+          <w:rPr>
+            <w:noProof/>
+            <w:webHidden/>
           </w:rPr>
           <w:fldChar w:fldCharType="separate"/>
         </w:r>
@@ -3309,17 +3194,13 @@
           <w:rPr>
             <w:noProof/>
             <w:webHidden/>
-            <w:sz w:val="24"/>
-            <w:szCs w:val="24"/>
-          </w:rPr>
-          <w:t>2</w:t>
-        </w:r>
-        <w:r>
-          <w:rPr>
-            <w:noProof/>
-            <w:webHidden/>
-            <w:sz w:val="24"/>
-            <w:szCs w:val="24"/>
+          </w:rPr>
+          <w:t>12</w:t>
+        </w:r>
+        <w:r>
+          <w:rPr>
+            <w:noProof/>
+            <w:webHidden/>
           </w:rPr>
           <w:fldChar w:fldCharType="end"/>
         </w:r>
@@ -3335,26 +3216,21 @@
           <w:rFonts w:asciiTheme="minorHAnsi" w:eastAsiaTheme="minorEastAsia" w:hAnsiTheme="minorHAnsi"/>
           <w:b w:val="0"/>
           <w:noProof/>
-          <w:sz w:val="24"/>
-          <w:szCs w:val="24"/>
-        </w:rPr>
-      </w:pPr>
-      <w:hyperlink w:anchor="_Toc224471336" w:history="1">
+          <w:sz w:val="22"/>
+        </w:rPr>
+      </w:pPr>
+      <w:hyperlink w:anchor="_Toc225245580" w:history="1">
         <w:r>
           <w:rPr>
             <w:rStyle w:val="Hyperlink"/>
             <w:noProof/>
-            <w:sz w:val="24"/>
-            <w:szCs w:val="24"/>
-          </w:rPr>
-          <w:t>Bảng 3.1: Đặc tả chức năng đăng nhập hệ thống</w:t>
-        </w:r>
-        <w:r>
-          <w:rPr>
-            <w:noProof/>
-            <w:webHidden/>
-            <w:sz w:val="24"/>
-            <w:szCs w:val="24"/>
+          </w:rPr>
+          <w:t>Bảng 3.2: Đặc tả chức năng đăng ký hệ thống</w:t>
+        </w:r>
+        <w:r>
+          <w:rPr>
+            <w:noProof/>
+            <w:webHidden/>
           </w:rPr>
           <w:tab/>
         </w:r>
@@ -3362,8 +3238,6 @@
           <w:rPr>
             <w:noProof/>
             <w:webHidden/>
-            <w:sz w:val="24"/>
-            <w:szCs w:val="24"/>
           </w:rPr>
           <w:fldChar w:fldCharType="begin"/>
         </w:r>
@@ -3371,25 +3245,19 @@
           <w:rPr>
             <w:noProof/>
             <w:webHidden/>
-            <w:sz w:val="24"/>
-            <w:szCs w:val="24"/>
-          </w:rPr>
-          <w:instrText xml:space="preserve"> PAGEREF _Toc224471336 \h </w:instrText>
-        </w:r>
-        <w:r>
-          <w:rPr>
-            <w:noProof/>
-            <w:webHidden/>
-            <w:sz w:val="24"/>
-            <w:szCs w:val="24"/>
-          </w:rPr>
-        </w:r>
-        <w:r>
-          <w:rPr>
-            <w:noProof/>
-            <w:webHidden/>
-            <w:sz w:val="24"/>
-            <w:szCs w:val="24"/>
+          </w:rPr>
+          <w:instrText xml:space="preserve"> PAGEREF _Toc225245580 \h </w:instrText>
+        </w:r>
+        <w:r>
+          <w:rPr>
+            <w:noProof/>
+            <w:webHidden/>
+          </w:rPr>
+        </w:r>
+        <w:r>
+          <w:rPr>
+            <w:noProof/>
+            <w:webHidden/>
           </w:rPr>
           <w:fldChar w:fldCharType="separate"/>
         </w:r>
@@ -3397,17 +3265,13 @@
           <w:rPr>
             <w:noProof/>
             <w:webHidden/>
-            <w:sz w:val="24"/>
-            <w:szCs w:val="24"/>
-          </w:rPr>
-          <w:t>2</w:t>
-        </w:r>
-        <w:r>
-          <w:rPr>
-            <w:noProof/>
-            <w:webHidden/>
-            <w:sz w:val="24"/>
-            <w:szCs w:val="24"/>
+          </w:rPr>
+          <w:t>13</w:t>
+        </w:r>
+        <w:r>
+          <w:rPr>
+            <w:noProof/>
+            <w:webHidden/>
           </w:rPr>
           <w:fldChar w:fldCharType="end"/>
         </w:r>
@@ -3423,17 +3287,14 @@
           <w:rFonts w:asciiTheme="minorHAnsi" w:eastAsiaTheme="minorEastAsia" w:hAnsiTheme="minorHAnsi"/>
           <w:b w:val="0"/>
           <w:noProof/>
-          <w:sz w:val="24"/>
-          <w:szCs w:val="24"/>
-        </w:rPr>
-      </w:pPr>
-      <w:hyperlink w:anchor="_Toc224471337" w:history="1">
+          <w:sz w:val="22"/>
+        </w:rPr>
+      </w:pPr>
+      <w:hyperlink w:anchor="_Toc225245581" w:history="1">
         <w:r>
           <w:rPr>
             <w:rStyle w:val="Hyperlink"/>
             <w:noProof/>
-            <w:sz w:val="24"/>
-            <w:szCs w:val="24"/>
           </w:rPr>
           <w:t>Bảng 3.3: Đặc tả chức năng đăng xuất hệ thống</w:t>
         </w:r>
@@ -3441,8 +3302,6 @@
           <w:rPr>
             <w:noProof/>
             <w:webHidden/>
-            <w:sz w:val="24"/>
-            <w:szCs w:val="24"/>
           </w:rPr>
           <w:tab/>
         </w:r>
@@ -3450,8 +3309,6 @@
           <w:rPr>
             <w:noProof/>
             <w:webHidden/>
-            <w:sz w:val="24"/>
-            <w:szCs w:val="24"/>
           </w:rPr>
           <w:fldChar w:fldCharType="begin"/>
         </w:r>
@@ -3459,25 +3316,19 @@
           <w:rPr>
             <w:noProof/>
             <w:webHidden/>
-            <w:sz w:val="24"/>
-            <w:szCs w:val="24"/>
-          </w:rPr>
-          <w:instrText xml:space="preserve"> PAGEREF _Toc224471337 \h </w:instrText>
-        </w:r>
-        <w:r>
-          <w:rPr>
-            <w:noProof/>
-            <w:webHidden/>
-            <w:sz w:val="24"/>
-            <w:szCs w:val="24"/>
-          </w:rPr>
-        </w:r>
-        <w:r>
-          <w:rPr>
-            <w:noProof/>
-            <w:webHidden/>
-            <w:sz w:val="24"/>
-            <w:szCs w:val="24"/>
+          </w:rPr>
+          <w:instrText xml:space="preserve"> PAGEREF _Toc225245581 \h </w:instrText>
+        </w:r>
+        <w:r>
+          <w:rPr>
+            <w:noProof/>
+            <w:webHidden/>
+          </w:rPr>
+        </w:r>
+        <w:r>
+          <w:rPr>
+            <w:noProof/>
+            <w:webHidden/>
           </w:rPr>
           <w:fldChar w:fldCharType="separate"/>
         </w:r>
@@ -3485,17 +3336,1394 @@
           <w:rPr>
             <w:noProof/>
             <w:webHidden/>
-            <w:sz w:val="24"/>
-            <w:szCs w:val="24"/>
-          </w:rPr>
-          <w:t>2</w:t>
-        </w:r>
-        <w:r>
-          <w:rPr>
-            <w:noProof/>
-            <w:webHidden/>
-            <w:sz w:val="24"/>
-            <w:szCs w:val="24"/>
+          </w:rPr>
+          <w:t>14</w:t>
+        </w:r>
+        <w:r>
+          <w:rPr>
+            <w:noProof/>
+            <w:webHidden/>
+          </w:rPr>
+          <w:fldChar w:fldCharType="end"/>
+        </w:r>
+      </w:hyperlink>
+    </w:p>
+    <w:p>
+      <w:pPr>
+        <w:pStyle w:val="TOC1"/>
+        <w:tabs>
+          <w:tab w:val="right" w:leader="dot" w:pos="9395"/>
+        </w:tabs>
+        <w:rPr>
+          <w:rFonts w:asciiTheme="minorHAnsi" w:eastAsiaTheme="minorEastAsia" w:hAnsiTheme="minorHAnsi"/>
+          <w:b w:val="0"/>
+          <w:noProof/>
+          <w:sz w:val="22"/>
+        </w:rPr>
+      </w:pPr>
+      <w:hyperlink w:anchor="_Toc225245582" w:history="1">
+        <w:r>
+          <w:rPr>
+            <w:rStyle w:val="Hyperlink"/>
+            <w:noProof/>
+          </w:rPr>
+          <w:t>Bảng 3.4: Đặc tả chức năng quản lý lịch sử ra vào hệ thống</w:t>
+        </w:r>
+        <w:r>
+          <w:rPr>
+            <w:noProof/>
+            <w:webHidden/>
+          </w:rPr>
+          <w:tab/>
+        </w:r>
+        <w:r>
+          <w:rPr>
+            <w:noProof/>
+            <w:webHidden/>
+          </w:rPr>
+          <w:fldChar w:fldCharType="begin"/>
+        </w:r>
+        <w:r>
+          <w:rPr>
+            <w:noProof/>
+            <w:webHidden/>
+          </w:rPr>
+          <w:instrText xml:space="preserve"> PAGEREF _Toc225245582 \h </w:instrText>
+        </w:r>
+        <w:r>
+          <w:rPr>
+            <w:noProof/>
+            <w:webHidden/>
+          </w:rPr>
+        </w:r>
+        <w:r>
+          <w:rPr>
+            <w:noProof/>
+            <w:webHidden/>
+          </w:rPr>
+          <w:fldChar w:fldCharType="separate"/>
+        </w:r>
+        <w:r>
+          <w:rPr>
+            <w:noProof/>
+            <w:webHidden/>
+          </w:rPr>
+          <w:t>15</w:t>
+        </w:r>
+        <w:r>
+          <w:rPr>
+            <w:noProof/>
+            <w:webHidden/>
+          </w:rPr>
+          <w:fldChar w:fldCharType="end"/>
+        </w:r>
+      </w:hyperlink>
+    </w:p>
+    <w:p>
+      <w:pPr>
+        <w:pStyle w:val="TOC1"/>
+        <w:tabs>
+          <w:tab w:val="right" w:leader="dot" w:pos="9395"/>
+        </w:tabs>
+        <w:rPr>
+          <w:rFonts w:asciiTheme="minorHAnsi" w:eastAsiaTheme="minorEastAsia" w:hAnsiTheme="minorHAnsi"/>
+          <w:b w:val="0"/>
+          <w:noProof/>
+          <w:sz w:val="22"/>
+        </w:rPr>
+      </w:pPr>
+      <w:hyperlink w:anchor="_Toc225245583" w:history="1">
+        <w:r>
+          <w:rPr>
+            <w:rStyle w:val="Hyperlink"/>
+            <w:noProof/>
+          </w:rPr>
+          <w:t>Bảng 3.5: Đặc tả chức năng xem lịch sử ra vào cá nhân</w:t>
+        </w:r>
+        <w:r>
+          <w:rPr>
+            <w:noProof/>
+            <w:webHidden/>
+          </w:rPr>
+          <w:tab/>
+        </w:r>
+        <w:r>
+          <w:rPr>
+            <w:noProof/>
+            <w:webHidden/>
+          </w:rPr>
+          <w:fldChar w:fldCharType="begin"/>
+        </w:r>
+        <w:r>
+          <w:rPr>
+            <w:noProof/>
+            <w:webHidden/>
+          </w:rPr>
+          <w:instrText xml:space="preserve"> PAGEREF _Toc225245583 \h </w:instrText>
+        </w:r>
+        <w:r>
+          <w:rPr>
+            <w:noProof/>
+            <w:webHidden/>
+          </w:rPr>
+        </w:r>
+        <w:r>
+          <w:rPr>
+            <w:noProof/>
+            <w:webHidden/>
+          </w:rPr>
+          <w:fldChar w:fldCharType="separate"/>
+        </w:r>
+        <w:r>
+          <w:rPr>
+            <w:noProof/>
+            <w:webHidden/>
+          </w:rPr>
+          <w:t>16</w:t>
+        </w:r>
+        <w:r>
+          <w:rPr>
+            <w:noProof/>
+            <w:webHidden/>
+          </w:rPr>
+          <w:fldChar w:fldCharType="end"/>
+        </w:r>
+      </w:hyperlink>
+    </w:p>
+    <w:p>
+      <w:pPr>
+        <w:pStyle w:val="TOC1"/>
+        <w:tabs>
+          <w:tab w:val="right" w:leader="dot" w:pos="9395"/>
+        </w:tabs>
+        <w:rPr>
+          <w:rFonts w:asciiTheme="minorHAnsi" w:eastAsiaTheme="minorEastAsia" w:hAnsiTheme="minorHAnsi"/>
+          <w:b w:val="0"/>
+          <w:noProof/>
+          <w:sz w:val="22"/>
+        </w:rPr>
+      </w:pPr>
+      <w:hyperlink w:anchor="_Toc225245584" w:history="1">
+        <w:r>
+          <w:rPr>
+            <w:rStyle w:val="Hyperlink"/>
+            <w:noProof/>
+          </w:rPr>
+          <w:t>Bảng 3.6: Đặc tả chức năng nạp tiền vào tài khoản</w:t>
+        </w:r>
+        <w:r>
+          <w:rPr>
+            <w:noProof/>
+            <w:webHidden/>
+          </w:rPr>
+          <w:tab/>
+        </w:r>
+        <w:r>
+          <w:rPr>
+            <w:noProof/>
+            <w:webHidden/>
+          </w:rPr>
+          <w:fldChar w:fldCharType="begin"/>
+        </w:r>
+        <w:r>
+          <w:rPr>
+            <w:noProof/>
+            <w:webHidden/>
+          </w:rPr>
+          <w:instrText xml:space="preserve"> PAGEREF _Toc225245584 \h </w:instrText>
+        </w:r>
+        <w:r>
+          <w:rPr>
+            <w:noProof/>
+            <w:webHidden/>
+          </w:rPr>
+        </w:r>
+        <w:r>
+          <w:rPr>
+            <w:noProof/>
+            <w:webHidden/>
+          </w:rPr>
+          <w:fldChar w:fldCharType="separate"/>
+        </w:r>
+        <w:r>
+          <w:rPr>
+            <w:noProof/>
+            <w:webHidden/>
+          </w:rPr>
+          <w:t>17</w:t>
+        </w:r>
+        <w:r>
+          <w:rPr>
+            <w:noProof/>
+            <w:webHidden/>
+          </w:rPr>
+          <w:fldChar w:fldCharType="end"/>
+        </w:r>
+      </w:hyperlink>
+    </w:p>
+    <w:p>
+      <w:pPr>
+        <w:pStyle w:val="TOC1"/>
+        <w:tabs>
+          <w:tab w:val="right" w:leader="dot" w:pos="9395"/>
+        </w:tabs>
+        <w:rPr>
+          <w:rFonts w:asciiTheme="minorHAnsi" w:eastAsiaTheme="minorEastAsia" w:hAnsiTheme="minorHAnsi"/>
+          <w:b w:val="0"/>
+          <w:noProof/>
+          <w:sz w:val="22"/>
+        </w:rPr>
+      </w:pPr>
+      <w:hyperlink w:anchor="_Toc225245585" w:history="1">
+        <w:r>
+          <w:rPr>
+            <w:rStyle w:val="Hyperlink"/>
+            <w:noProof/>
+          </w:rPr>
+          <w:t>Bảng 3.7: Đặc tả chức năng quét mã và biển số</w:t>
+        </w:r>
+        <w:r>
+          <w:rPr>
+            <w:noProof/>
+            <w:webHidden/>
+          </w:rPr>
+          <w:tab/>
+        </w:r>
+        <w:r>
+          <w:rPr>
+            <w:noProof/>
+            <w:webHidden/>
+          </w:rPr>
+          <w:fldChar w:fldCharType="begin"/>
+        </w:r>
+        <w:r>
+          <w:rPr>
+            <w:noProof/>
+            <w:webHidden/>
+          </w:rPr>
+          <w:instrText xml:space="preserve"> PAGEREF _Toc225245585 \h </w:instrText>
+        </w:r>
+        <w:r>
+          <w:rPr>
+            <w:noProof/>
+            <w:webHidden/>
+          </w:rPr>
+        </w:r>
+        <w:r>
+          <w:rPr>
+            <w:noProof/>
+            <w:webHidden/>
+          </w:rPr>
+          <w:fldChar w:fldCharType="separate"/>
+        </w:r>
+        <w:r>
+          <w:rPr>
+            <w:noProof/>
+            <w:webHidden/>
+          </w:rPr>
+          <w:t>18</w:t>
+        </w:r>
+        <w:r>
+          <w:rPr>
+            <w:noProof/>
+            <w:webHidden/>
+          </w:rPr>
+          <w:fldChar w:fldCharType="end"/>
+        </w:r>
+      </w:hyperlink>
+    </w:p>
+    <w:p>
+      <w:pPr>
+        <w:pStyle w:val="TOC1"/>
+        <w:tabs>
+          <w:tab w:val="right" w:leader="dot" w:pos="9395"/>
+        </w:tabs>
+        <w:rPr>
+          <w:rFonts w:asciiTheme="minorHAnsi" w:eastAsiaTheme="minorEastAsia" w:hAnsiTheme="minorHAnsi"/>
+          <w:b w:val="0"/>
+          <w:noProof/>
+          <w:sz w:val="22"/>
+        </w:rPr>
+      </w:pPr>
+      <w:hyperlink w:anchor="_Toc225245586" w:history="1">
+        <w:r>
+          <w:rPr>
+            <w:rStyle w:val="Hyperlink"/>
+            <w:noProof/>
+          </w:rPr>
+          <w:t>Bảng 3.8: Đặc tả chức năng khôi phục mật khẩu qua OTP</w:t>
+        </w:r>
+        <w:r>
+          <w:rPr>
+            <w:noProof/>
+            <w:webHidden/>
+          </w:rPr>
+          <w:tab/>
+        </w:r>
+        <w:r>
+          <w:rPr>
+            <w:noProof/>
+            <w:webHidden/>
+          </w:rPr>
+          <w:fldChar w:fldCharType="begin"/>
+        </w:r>
+        <w:r>
+          <w:rPr>
+            <w:noProof/>
+            <w:webHidden/>
+          </w:rPr>
+          <w:instrText xml:space="preserve"> PAGEREF _Toc225245586 \h </w:instrText>
+        </w:r>
+        <w:r>
+          <w:rPr>
+            <w:noProof/>
+            <w:webHidden/>
+          </w:rPr>
+        </w:r>
+        <w:r>
+          <w:rPr>
+            <w:noProof/>
+            <w:webHidden/>
+          </w:rPr>
+          <w:fldChar w:fldCharType="separate"/>
+        </w:r>
+        <w:r>
+          <w:rPr>
+            <w:noProof/>
+            <w:webHidden/>
+          </w:rPr>
+          <w:t>19</w:t>
+        </w:r>
+        <w:r>
+          <w:rPr>
+            <w:noProof/>
+            <w:webHidden/>
+          </w:rPr>
+          <w:fldChar w:fldCharType="end"/>
+        </w:r>
+      </w:hyperlink>
+    </w:p>
+    <w:p>
+      <w:pPr>
+        <w:pStyle w:val="TOC1"/>
+        <w:tabs>
+          <w:tab w:val="right" w:leader="dot" w:pos="9395"/>
+        </w:tabs>
+        <w:rPr>
+          <w:rFonts w:asciiTheme="minorHAnsi" w:eastAsiaTheme="minorEastAsia" w:hAnsiTheme="minorHAnsi"/>
+          <w:b w:val="0"/>
+          <w:noProof/>
+          <w:sz w:val="22"/>
+        </w:rPr>
+      </w:pPr>
+      <w:hyperlink w:anchor="_Toc225245587" w:history="1">
+        <w:r>
+          <w:rPr>
+            <w:rStyle w:val="Hyperlink"/>
+            <w:noProof/>
+          </w:rPr>
+          <w:t>Bảng 3.9: Đặc tả chức năng thanh toán</w:t>
+        </w:r>
+        <w:r>
+          <w:rPr>
+            <w:noProof/>
+            <w:webHidden/>
+          </w:rPr>
+          <w:tab/>
+        </w:r>
+        <w:r>
+          <w:rPr>
+            <w:noProof/>
+            <w:webHidden/>
+          </w:rPr>
+          <w:fldChar w:fldCharType="begin"/>
+        </w:r>
+        <w:r>
+          <w:rPr>
+            <w:noProof/>
+            <w:webHidden/>
+          </w:rPr>
+          <w:instrText xml:space="preserve"> PAGEREF _Toc225245587 \h </w:instrText>
+        </w:r>
+        <w:r>
+          <w:rPr>
+            <w:noProof/>
+            <w:webHidden/>
+          </w:rPr>
+        </w:r>
+        <w:r>
+          <w:rPr>
+            <w:noProof/>
+            <w:webHidden/>
+          </w:rPr>
+          <w:fldChar w:fldCharType="separate"/>
+        </w:r>
+        <w:r>
+          <w:rPr>
+            <w:noProof/>
+            <w:webHidden/>
+          </w:rPr>
+          <w:t>20</w:t>
+        </w:r>
+        <w:r>
+          <w:rPr>
+            <w:noProof/>
+            <w:webHidden/>
+          </w:rPr>
+          <w:fldChar w:fldCharType="end"/>
+        </w:r>
+      </w:hyperlink>
+    </w:p>
+    <w:p>
+      <w:pPr>
+        <w:pStyle w:val="TOC1"/>
+        <w:tabs>
+          <w:tab w:val="right" w:leader="dot" w:pos="9395"/>
+        </w:tabs>
+        <w:rPr>
+          <w:rFonts w:asciiTheme="minorHAnsi" w:eastAsiaTheme="minorEastAsia" w:hAnsiTheme="minorHAnsi"/>
+          <w:b w:val="0"/>
+          <w:noProof/>
+          <w:sz w:val="22"/>
+        </w:rPr>
+      </w:pPr>
+      <w:hyperlink w:anchor="_Toc225245588" w:history="1">
+        <w:r>
+          <w:rPr>
+            <w:rStyle w:val="Hyperlink"/>
+            <w:noProof/>
+          </w:rPr>
+          <w:t>Bảng 3.10: Đặc tả chức năng xem lịch sử giao dịch và biến động số dư</w:t>
+        </w:r>
+        <w:r>
+          <w:rPr>
+            <w:noProof/>
+            <w:webHidden/>
+          </w:rPr>
+          <w:tab/>
+        </w:r>
+        <w:r>
+          <w:rPr>
+            <w:noProof/>
+            <w:webHidden/>
+          </w:rPr>
+          <w:fldChar w:fldCharType="begin"/>
+        </w:r>
+        <w:r>
+          <w:rPr>
+            <w:noProof/>
+            <w:webHidden/>
+          </w:rPr>
+          <w:instrText xml:space="preserve"> PAGEREF _Toc225245588 \h </w:instrText>
+        </w:r>
+        <w:r>
+          <w:rPr>
+            <w:noProof/>
+            <w:webHidden/>
+          </w:rPr>
+        </w:r>
+        <w:r>
+          <w:rPr>
+            <w:noProof/>
+            <w:webHidden/>
+          </w:rPr>
+          <w:fldChar w:fldCharType="separate"/>
+        </w:r>
+        <w:r>
+          <w:rPr>
+            <w:noProof/>
+            <w:webHidden/>
+          </w:rPr>
+          <w:t>21</w:t>
+        </w:r>
+        <w:r>
+          <w:rPr>
+            <w:noProof/>
+            <w:webHidden/>
+          </w:rPr>
+          <w:fldChar w:fldCharType="end"/>
+        </w:r>
+      </w:hyperlink>
+    </w:p>
+    <w:p>
+      <w:pPr>
+        <w:pStyle w:val="TOC1"/>
+        <w:tabs>
+          <w:tab w:val="right" w:leader="dot" w:pos="9395"/>
+        </w:tabs>
+        <w:rPr>
+          <w:rFonts w:asciiTheme="minorHAnsi" w:eastAsiaTheme="minorEastAsia" w:hAnsiTheme="minorHAnsi"/>
+          <w:b w:val="0"/>
+          <w:noProof/>
+          <w:sz w:val="22"/>
+        </w:rPr>
+      </w:pPr>
+      <w:hyperlink w:anchor="_Toc225245589" w:history="1">
+        <w:r>
+          <w:rPr>
+            <w:rStyle w:val="Hyperlink"/>
+            <w:noProof/>
+          </w:rPr>
+          <w:t>Hình 3.x: Biểu đồ hoạt động chức năng đăng nhập</w:t>
+        </w:r>
+        <w:r>
+          <w:rPr>
+            <w:noProof/>
+            <w:webHidden/>
+          </w:rPr>
+          <w:tab/>
+        </w:r>
+        <w:r>
+          <w:rPr>
+            <w:noProof/>
+            <w:webHidden/>
+          </w:rPr>
+          <w:fldChar w:fldCharType="begin"/>
+        </w:r>
+        <w:r>
+          <w:rPr>
+            <w:noProof/>
+            <w:webHidden/>
+          </w:rPr>
+          <w:instrText xml:space="preserve"> PAGEREF _Toc225245589 \h </w:instrText>
+        </w:r>
+        <w:r>
+          <w:rPr>
+            <w:noProof/>
+            <w:webHidden/>
+          </w:rPr>
+        </w:r>
+        <w:r>
+          <w:rPr>
+            <w:noProof/>
+            <w:webHidden/>
+          </w:rPr>
+          <w:fldChar w:fldCharType="separate"/>
+        </w:r>
+        <w:r>
+          <w:rPr>
+            <w:noProof/>
+            <w:webHidden/>
+          </w:rPr>
+          <w:t>22</w:t>
+        </w:r>
+        <w:r>
+          <w:rPr>
+            <w:noProof/>
+            <w:webHidden/>
+          </w:rPr>
+          <w:fldChar w:fldCharType="end"/>
+        </w:r>
+      </w:hyperlink>
+    </w:p>
+    <w:p>
+      <w:pPr>
+        <w:pStyle w:val="TOC1"/>
+        <w:tabs>
+          <w:tab w:val="right" w:leader="dot" w:pos="9395"/>
+        </w:tabs>
+        <w:rPr>
+          <w:rFonts w:asciiTheme="minorHAnsi" w:eastAsiaTheme="minorEastAsia" w:hAnsiTheme="minorHAnsi"/>
+          <w:b w:val="0"/>
+          <w:noProof/>
+          <w:sz w:val="22"/>
+        </w:rPr>
+      </w:pPr>
+      <w:hyperlink w:anchor="_Toc225245590" w:history="1">
+        <w:r>
+          <w:rPr>
+            <w:rStyle w:val="Hyperlink"/>
+            <w:noProof/>
+          </w:rPr>
+          <w:t>Hình 3.x: Biểu đồ hoạt động chức năng đăng ký</w:t>
+        </w:r>
+        <w:r>
+          <w:rPr>
+            <w:noProof/>
+            <w:webHidden/>
+          </w:rPr>
+          <w:tab/>
+        </w:r>
+        <w:r>
+          <w:rPr>
+            <w:noProof/>
+            <w:webHidden/>
+          </w:rPr>
+          <w:fldChar w:fldCharType="begin"/>
+        </w:r>
+        <w:r>
+          <w:rPr>
+            <w:noProof/>
+            <w:webHidden/>
+          </w:rPr>
+          <w:instrText xml:space="preserve"> PAGEREF _Toc225245590 \h </w:instrText>
+        </w:r>
+        <w:r>
+          <w:rPr>
+            <w:noProof/>
+            <w:webHidden/>
+          </w:rPr>
+        </w:r>
+        <w:r>
+          <w:rPr>
+            <w:noProof/>
+            <w:webHidden/>
+          </w:rPr>
+          <w:fldChar w:fldCharType="separate"/>
+        </w:r>
+        <w:r>
+          <w:rPr>
+            <w:noProof/>
+            <w:webHidden/>
+          </w:rPr>
+          <w:t>23</w:t>
+        </w:r>
+        <w:r>
+          <w:rPr>
+            <w:noProof/>
+            <w:webHidden/>
+          </w:rPr>
+          <w:fldChar w:fldCharType="end"/>
+        </w:r>
+      </w:hyperlink>
+    </w:p>
+    <w:p>
+      <w:pPr>
+        <w:pStyle w:val="TOC1"/>
+        <w:tabs>
+          <w:tab w:val="right" w:leader="dot" w:pos="9395"/>
+        </w:tabs>
+        <w:rPr>
+          <w:rFonts w:asciiTheme="minorHAnsi" w:eastAsiaTheme="minorEastAsia" w:hAnsiTheme="minorHAnsi"/>
+          <w:b w:val="0"/>
+          <w:noProof/>
+          <w:sz w:val="22"/>
+        </w:rPr>
+      </w:pPr>
+      <w:hyperlink w:anchor="_Toc225245591" w:history="1">
+        <w:r>
+          <w:rPr>
+            <w:rStyle w:val="Hyperlink"/>
+            <w:noProof/>
+          </w:rPr>
+          <w:t>Hình 3.x: Biểu đồ hoạt động chức năng đăng xuất</w:t>
+        </w:r>
+        <w:r>
+          <w:rPr>
+            <w:noProof/>
+            <w:webHidden/>
+          </w:rPr>
+          <w:tab/>
+        </w:r>
+        <w:r>
+          <w:rPr>
+            <w:noProof/>
+            <w:webHidden/>
+          </w:rPr>
+          <w:fldChar w:fldCharType="begin"/>
+        </w:r>
+        <w:r>
+          <w:rPr>
+            <w:noProof/>
+            <w:webHidden/>
+          </w:rPr>
+          <w:instrText xml:space="preserve"> PAGEREF _Toc225245591 \h </w:instrText>
+        </w:r>
+        <w:r>
+          <w:rPr>
+            <w:noProof/>
+            <w:webHidden/>
+          </w:rPr>
+        </w:r>
+        <w:r>
+          <w:rPr>
+            <w:noProof/>
+            <w:webHidden/>
+          </w:rPr>
+          <w:fldChar w:fldCharType="separate"/>
+        </w:r>
+        <w:r>
+          <w:rPr>
+            <w:noProof/>
+            <w:webHidden/>
+          </w:rPr>
+          <w:t>24</w:t>
+        </w:r>
+        <w:r>
+          <w:rPr>
+            <w:noProof/>
+            <w:webHidden/>
+          </w:rPr>
+          <w:fldChar w:fldCharType="end"/>
+        </w:r>
+      </w:hyperlink>
+    </w:p>
+    <w:p>
+      <w:pPr>
+        <w:pStyle w:val="TOC1"/>
+        <w:tabs>
+          <w:tab w:val="right" w:leader="dot" w:pos="9395"/>
+        </w:tabs>
+        <w:rPr>
+          <w:rFonts w:asciiTheme="minorHAnsi" w:eastAsiaTheme="minorEastAsia" w:hAnsiTheme="minorHAnsi"/>
+          <w:b w:val="0"/>
+          <w:noProof/>
+          <w:sz w:val="22"/>
+        </w:rPr>
+      </w:pPr>
+      <w:hyperlink w:anchor="_Toc225245592" w:history="1">
+        <w:r>
+          <w:rPr>
+            <w:rStyle w:val="Hyperlink"/>
+            <w:noProof/>
+          </w:rPr>
+          <w:t>Hình 3.x: Biểu đồ hoạt động chức năng quản lý ra vào</w:t>
+        </w:r>
+        <w:r>
+          <w:rPr>
+            <w:noProof/>
+            <w:webHidden/>
+          </w:rPr>
+          <w:tab/>
+        </w:r>
+        <w:r>
+          <w:rPr>
+            <w:noProof/>
+            <w:webHidden/>
+          </w:rPr>
+          <w:fldChar w:fldCharType="begin"/>
+        </w:r>
+        <w:r>
+          <w:rPr>
+            <w:noProof/>
+            <w:webHidden/>
+          </w:rPr>
+          <w:instrText xml:space="preserve"> PAGEREF _Toc225245592 \h </w:instrText>
+        </w:r>
+        <w:r>
+          <w:rPr>
+            <w:noProof/>
+            <w:webHidden/>
+          </w:rPr>
+        </w:r>
+        <w:r>
+          <w:rPr>
+            <w:noProof/>
+            <w:webHidden/>
+          </w:rPr>
+          <w:fldChar w:fldCharType="separate"/>
+        </w:r>
+        <w:r>
+          <w:rPr>
+            <w:noProof/>
+            <w:webHidden/>
+          </w:rPr>
+          <w:t>25</w:t>
+        </w:r>
+        <w:r>
+          <w:rPr>
+            <w:noProof/>
+            <w:webHidden/>
+          </w:rPr>
+          <w:fldChar w:fldCharType="end"/>
+        </w:r>
+      </w:hyperlink>
+    </w:p>
+    <w:p>
+      <w:pPr>
+        <w:pStyle w:val="TOC1"/>
+        <w:tabs>
+          <w:tab w:val="right" w:leader="dot" w:pos="9395"/>
+        </w:tabs>
+        <w:rPr>
+          <w:rFonts w:asciiTheme="minorHAnsi" w:eastAsiaTheme="minorEastAsia" w:hAnsiTheme="minorHAnsi"/>
+          <w:b w:val="0"/>
+          <w:noProof/>
+          <w:sz w:val="22"/>
+        </w:rPr>
+      </w:pPr>
+      <w:hyperlink w:anchor="_Toc225245593" w:history="1">
+        <w:r>
+          <w:rPr>
+            <w:rStyle w:val="Hyperlink"/>
+            <w:noProof/>
+          </w:rPr>
+          <w:t>Hình 3.x: Biểu đồ hoạt động chức năng xem lịch sử ra vào</w:t>
+        </w:r>
+        <w:r>
+          <w:rPr>
+            <w:noProof/>
+            <w:webHidden/>
+          </w:rPr>
+          <w:tab/>
+        </w:r>
+        <w:r>
+          <w:rPr>
+            <w:noProof/>
+            <w:webHidden/>
+          </w:rPr>
+          <w:fldChar w:fldCharType="begin"/>
+        </w:r>
+        <w:r>
+          <w:rPr>
+            <w:noProof/>
+            <w:webHidden/>
+          </w:rPr>
+          <w:instrText xml:space="preserve"> PAGEREF _Toc225245593 \h </w:instrText>
+        </w:r>
+        <w:r>
+          <w:rPr>
+            <w:noProof/>
+            <w:webHidden/>
+          </w:rPr>
+        </w:r>
+        <w:r>
+          <w:rPr>
+            <w:noProof/>
+            <w:webHidden/>
+          </w:rPr>
+          <w:fldChar w:fldCharType="separate"/>
+        </w:r>
+        <w:r>
+          <w:rPr>
+            <w:noProof/>
+            <w:webHidden/>
+          </w:rPr>
+          <w:t>26</w:t>
+        </w:r>
+        <w:r>
+          <w:rPr>
+            <w:noProof/>
+            <w:webHidden/>
+          </w:rPr>
+          <w:fldChar w:fldCharType="end"/>
+        </w:r>
+      </w:hyperlink>
+    </w:p>
+    <w:p>
+      <w:pPr>
+        <w:pStyle w:val="TOC1"/>
+        <w:tabs>
+          <w:tab w:val="right" w:leader="dot" w:pos="9395"/>
+        </w:tabs>
+        <w:rPr>
+          <w:rFonts w:asciiTheme="minorHAnsi" w:eastAsiaTheme="minorEastAsia" w:hAnsiTheme="minorHAnsi"/>
+          <w:b w:val="0"/>
+          <w:noProof/>
+          <w:sz w:val="22"/>
+        </w:rPr>
+      </w:pPr>
+      <w:hyperlink w:anchor="_Toc225245594" w:history="1">
+        <w:r>
+          <w:rPr>
+            <w:rStyle w:val="Hyperlink"/>
+            <w:noProof/>
+          </w:rPr>
+          <w:t>*Chức năng nạp tiền vào tài khoản</w:t>
+        </w:r>
+        <w:r>
+          <w:rPr>
+            <w:noProof/>
+            <w:webHidden/>
+          </w:rPr>
+          <w:tab/>
+        </w:r>
+        <w:r>
+          <w:rPr>
+            <w:noProof/>
+            <w:webHidden/>
+          </w:rPr>
+          <w:fldChar w:fldCharType="begin"/>
+        </w:r>
+        <w:r>
+          <w:rPr>
+            <w:noProof/>
+            <w:webHidden/>
+          </w:rPr>
+          <w:instrText xml:space="preserve"> PAGEREF _Toc225245594 \h </w:instrText>
+        </w:r>
+        <w:r>
+          <w:rPr>
+            <w:noProof/>
+            <w:webHidden/>
+          </w:rPr>
+        </w:r>
+        <w:r>
+          <w:rPr>
+            <w:noProof/>
+            <w:webHidden/>
+          </w:rPr>
+          <w:fldChar w:fldCharType="separate"/>
+        </w:r>
+        <w:r>
+          <w:rPr>
+            <w:noProof/>
+            <w:webHidden/>
+          </w:rPr>
+          <w:t>27</w:t>
+        </w:r>
+        <w:r>
+          <w:rPr>
+            <w:noProof/>
+            <w:webHidden/>
+          </w:rPr>
+          <w:fldChar w:fldCharType="end"/>
+        </w:r>
+      </w:hyperlink>
+    </w:p>
+    <w:p>
+      <w:pPr>
+        <w:pStyle w:val="TOC1"/>
+        <w:tabs>
+          <w:tab w:val="right" w:leader="dot" w:pos="9395"/>
+        </w:tabs>
+        <w:rPr>
+          <w:rFonts w:asciiTheme="minorHAnsi" w:eastAsiaTheme="minorEastAsia" w:hAnsiTheme="minorHAnsi"/>
+          <w:b w:val="0"/>
+          <w:noProof/>
+          <w:sz w:val="22"/>
+        </w:rPr>
+      </w:pPr>
+      <w:hyperlink w:anchor="_Toc225245595" w:history="1">
+        <w:r>
+          <w:rPr>
+            <w:rStyle w:val="Hyperlink"/>
+            <w:noProof/>
+          </w:rPr>
+          <w:t>Hình 3.x: Biểu đồ hoạt động chức năng nạp tiền vào tài khoản</w:t>
+        </w:r>
+        <w:r>
+          <w:rPr>
+            <w:noProof/>
+            <w:webHidden/>
+          </w:rPr>
+          <w:tab/>
+        </w:r>
+        <w:r>
+          <w:rPr>
+            <w:noProof/>
+            <w:webHidden/>
+          </w:rPr>
+          <w:fldChar w:fldCharType="begin"/>
+        </w:r>
+        <w:r>
+          <w:rPr>
+            <w:noProof/>
+            <w:webHidden/>
+          </w:rPr>
+          <w:instrText xml:space="preserve"> PAGEREF _Toc225245595 \h </w:instrText>
+        </w:r>
+        <w:r>
+          <w:rPr>
+            <w:noProof/>
+            <w:webHidden/>
+          </w:rPr>
+        </w:r>
+        <w:r>
+          <w:rPr>
+            <w:noProof/>
+            <w:webHidden/>
+          </w:rPr>
+          <w:fldChar w:fldCharType="separate"/>
+        </w:r>
+        <w:r>
+          <w:rPr>
+            <w:noProof/>
+            <w:webHidden/>
+          </w:rPr>
+          <w:t>27</w:t>
+        </w:r>
+        <w:r>
+          <w:rPr>
+            <w:noProof/>
+            <w:webHidden/>
+          </w:rPr>
+          <w:fldChar w:fldCharType="end"/>
+        </w:r>
+      </w:hyperlink>
+    </w:p>
+    <w:p>
+      <w:pPr>
+        <w:pStyle w:val="TOC1"/>
+        <w:tabs>
+          <w:tab w:val="right" w:leader="dot" w:pos="9395"/>
+        </w:tabs>
+        <w:rPr>
+          <w:rFonts w:asciiTheme="minorHAnsi" w:eastAsiaTheme="minorEastAsia" w:hAnsiTheme="minorHAnsi"/>
+          <w:b w:val="0"/>
+          <w:noProof/>
+          <w:sz w:val="22"/>
+        </w:rPr>
+      </w:pPr>
+      <w:hyperlink w:anchor="_Toc225245596" w:history="1">
+        <w:r>
+          <w:rPr>
+            <w:rStyle w:val="Hyperlink"/>
+            <w:noProof/>
+          </w:rPr>
+          <w:t>*Chức năng quét mã và biển số</w:t>
+        </w:r>
+        <w:r>
+          <w:rPr>
+            <w:noProof/>
+            <w:webHidden/>
+          </w:rPr>
+          <w:tab/>
+        </w:r>
+        <w:r>
+          <w:rPr>
+            <w:noProof/>
+            <w:webHidden/>
+          </w:rPr>
+          <w:fldChar w:fldCharType="begin"/>
+        </w:r>
+        <w:r>
+          <w:rPr>
+            <w:noProof/>
+            <w:webHidden/>
+          </w:rPr>
+          <w:instrText xml:space="preserve"> PAGEREF _Toc225245596 \h </w:instrText>
+        </w:r>
+        <w:r>
+          <w:rPr>
+            <w:noProof/>
+            <w:webHidden/>
+          </w:rPr>
+        </w:r>
+        <w:r>
+          <w:rPr>
+            <w:noProof/>
+            <w:webHidden/>
+          </w:rPr>
+          <w:fldChar w:fldCharType="separate"/>
+        </w:r>
+        <w:r>
+          <w:rPr>
+            <w:noProof/>
+            <w:webHidden/>
+          </w:rPr>
+          <w:t>28</w:t>
+        </w:r>
+        <w:r>
+          <w:rPr>
+            <w:noProof/>
+            <w:webHidden/>
+          </w:rPr>
+          <w:fldChar w:fldCharType="end"/>
+        </w:r>
+      </w:hyperlink>
+    </w:p>
+    <w:p>
+      <w:pPr>
+        <w:pStyle w:val="TOC1"/>
+        <w:tabs>
+          <w:tab w:val="right" w:leader="dot" w:pos="9395"/>
+        </w:tabs>
+        <w:rPr>
+          <w:rFonts w:asciiTheme="minorHAnsi" w:eastAsiaTheme="minorEastAsia" w:hAnsiTheme="minorHAnsi"/>
+          <w:b w:val="0"/>
+          <w:noProof/>
+          <w:sz w:val="22"/>
+        </w:rPr>
+      </w:pPr>
+      <w:hyperlink w:anchor="_Toc225245597" w:history="1">
+        <w:r>
+          <w:rPr>
+            <w:rStyle w:val="Hyperlink"/>
+            <w:noProof/>
+          </w:rPr>
+          <w:t xml:space="preserve">Hình 3.x: Biểu đồ hoạt động chức năng </w:t>
+        </w:r>
+        <w:r>
+          <w:rPr>
+            <w:rStyle w:val="Hyperlink"/>
+            <w:bCs/>
+            <w:noProof/>
+          </w:rPr>
+          <w:t>quét mã và biển số</w:t>
+        </w:r>
+        <w:r>
+          <w:rPr>
+            <w:noProof/>
+            <w:webHidden/>
+          </w:rPr>
+          <w:tab/>
+        </w:r>
+        <w:r>
+          <w:rPr>
+            <w:noProof/>
+            <w:webHidden/>
+          </w:rPr>
+          <w:fldChar w:fldCharType="begin"/>
+        </w:r>
+        <w:r>
+          <w:rPr>
+            <w:noProof/>
+            <w:webHidden/>
+          </w:rPr>
+          <w:instrText xml:space="preserve"> PAGEREF _Toc225245597 \h </w:instrText>
+        </w:r>
+        <w:r>
+          <w:rPr>
+            <w:noProof/>
+            <w:webHidden/>
+          </w:rPr>
+        </w:r>
+        <w:r>
+          <w:rPr>
+            <w:noProof/>
+            <w:webHidden/>
+          </w:rPr>
+          <w:fldChar w:fldCharType="separate"/>
+        </w:r>
+        <w:r>
+          <w:rPr>
+            <w:noProof/>
+            <w:webHidden/>
+          </w:rPr>
+          <w:t>28</w:t>
+        </w:r>
+        <w:r>
+          <w:rPr>
+            <w:noProof/>
+            <w:webHidden/>
+          </w:rPr>
+          <w:fldChar w:fldCharType="end"/>
+        </w:r>
+      </w:hyperlink>
+    </w:p>
+    <w:p>
+      <w:pPr>
+        <w:pStyle w:val="TOC1"/>
+        <w:tabs>
+          <w:tab w:val="right" w:leader="dot" w:pos="9395"/>
+        </w:tabs>
+        <w:rPr>
+          <w:rFonts w:asciiTheme="minorHAnsi" w:eastAsiaTheme="minorEastAsia" w:hAnsiTheme="minorHAnsi"/>
+          <w:b w:val="0"/>
+          <w:noProof/>
+          <w:sz w:val="22"/>
+        </w:rPr>
+      </w:pPr>
+      <w:hyperlink w:anchor="_Toc225245598" w:history="1">
+        <w:r>
+          <w:rPr>
+            <w:rStyle w:val="Hyperlink"/>
+            <w:noProof/>
+          </w:rPr>
+          <w:t xml:space="preserve">Hình 3.x: Biểu đồ hoạt động chức năng </w:t>
+        </w:r>
+        <w:r>
+          <w:rPr>
+            <w:rStyle w:val="Hyperlink"/>
+            <w:bCs/>
+            <w:noProof/>
+          </w:rPr>
+          <w:t>quên mật khẩu</w:t>
+        </w:r>
+        <w:r>
+          <w:rPr>
+            <w:noProof/>
+            <w:webHidden/>
+          </w:rPr>
+          <w:tab/>
+        </w:r>
+        <w:r>
+          <w:rPr>
+            <w:noProof/>
+            <w:webHidden/>
+          </w:rPr>
+          <w:fldChar w:fldCharType="begin"/>
+        </w:r>
+        <w:r>
+          <w:rPr>
+            <w:noProof/>
+            <w:webHidden/>
+          </w:rPr>
+          <w:instrText xml:space="preserve"> PAGEREF _Toc225245598 \h </w:instrText>
+        </w:r>
+        <w:r>
+          <w:rPr>
+            <w:noProof/>
+            <w:webHidden/>
+          </w:rPr>
+        </w:r>
+        <w:r>
+          <w:rPr>
+            <w:noProof/>
+            <w:webHidden/>
+          </w:rPr>
+          <w:fldChar w:fldCharType="separate"/>
+        </w:r>
+        <w:r>
+          <w:rPr>
+            <w:noProof/>
+            <w:webHidden/>
+          </w:rPr>
+          <w:t>29</w:t>
+        </w:r>
+        <w:r>
+          <w:rPr>
+            <w:noProof/>
+            <w:webHidden/>
+          </w:rPr>
+          <w:fldChar w:fldCharType="end"/>
+        </w:r>
+      </w:hyperlink>
+    </w:p>
+    <w:p>
+      <w:pPr>
+        <w:pStyle w:val="TOC1"/>
+        <w:tabs>
+          <w:tab w:val="right" w:leader="dot" w:pos="9395"/>
+        </w:tabs>
+        <w:rPr>
+          <w:rFonts w:asciiTheme="minorHAnsi" w:eastAsiaTheme="minorEastAsia" w:hAnsiTheme="minorHAnsi"/>
+          <w:b w:val="0"/>
+          <w:noProof/>
+          <w:sz w:val="22"/>
+        </w:rPr>
+      </w:pPr>
+      <w:hyperlink w:anchor="_Toc225245599" w:history="1">
+        <w:r>
+          <w:rPr>
+            <w:rStyle w:val="Hyperlink"/>
+            <w:noProof/>
+          </w:rPr>
+          <w:t xml:space="preserve">Hình 3.x: Biểu đồ hoạt động chức năng </w:t>
+        </w:r>
+        <w:r>
+          <w:rPr>
+            <w:rStyle w:val="Hyperlink"/>
+            <w:bCs/>
+            <w:noProof/>
+          </w:rPr>
+          <w:t>thanh toán</w:t>
+        </w:r>
+        <w:r>
+          <w:rPr>
+            <w:noProof/>
+            <w:webHidden/>
+          </w:rPr>
+          <w:tab/>
+        </w:r>
+        <w:r>
+          <w:rPr>
+            <w:noProof/>
+            <w:webHidden/>
+          </w:rPr>
+          <w:fldChar w:fldCharType="begin"/>
+        </w:r>
+        <w:r>
+          <w:rPr>
+            <w:noProof/>
+            <w:webHidden/>
+          </w:rPr>
+          <w:instrText xml:space="preserve"> PAGEREF _Toc225245599 \h </w:instrText>
+        </w:r>
+        <w:r>
+          <w:rPr>
+            <w:noProof/>
+            <w:webHidden/>
+          </w:rPr>
+        </w:r>
+        <w:r>
+          <w:rPr>
+            <w:noProof/>
+            <w:webHidden/>
+          </w:rPr>
+          <w:fldChar w:fldCharType="separate"/>
+        </w:r>
+        <w:r>
+          <w:rPr>
+            <w:noProof/>
+            <w:webHidden/>
+          </w:rPr>
+          <w:t>29</w:t>
+        </w:r>
+        <w:r>
+          <w:rPr>
+            <w:noProof/>
+            <w:webHidden/>
+          </w:rPr>
+          <w:fldChar w:fldCharType="end"/>
+        </w:r>
+      </w:hyperlink>
+    </w:p>
+    <w:p>
+      <w:pPr>
+        <w:pStyle w:val="TOC1"/>
+        <w:tabs>
+          <w:tab w:val="right" w:leader="dot" w:pos="9395"/>
+        </w:tabs>
+        <w:rPr>
+          <w:rFonts w:asciiTheme="minorHAnsi" w:eastAsiaTheme="minorEastAsia" w:hAnsiTheme="minorHAnsi"/>
+          <w:b w:val="0"/>
+          <w:noProof/>
+          <w:sz w:val="22"/>
+        </w:rPr>
+      </w:pPr>
+      <w:hyperlink w:anchor="_Toc225245600" w:history="1">
+        <w:r>
+          <w:rPr>
+            <w:rStyle w:val="Hyperlink"/>
+            <w:noProof/>
+          </w:rPr>
+          <w:t xml:space="preserve">Hình 3.x: Biểu đồ hoạt động chức năng </w:t>
+        </w:r>
+        <w:r>
+          <w:rPr>
+            <w:rStyle w:val="Hyperlink"/>
+            <w:bCs/>
+            <w:noProof/>
+          </w:rPr>
+          <w:t>xem lịch sử giao dịch</w:t>
+        </w:r>
+        <w:r>
+          <w:rPr>
+            <w:noProof/>
+            <w:webHidden/>
+          </w:rPr>
+          <w:tab/>
+        </w:r>
+        <w:r>
+          <w:rPr>
+            <w:noProof/>
+            <w:webHidden/>
+          </w:rPr>
+          <w:fldChar w:fldCharType="begin"/>
+        </w:r>
+        <w:r>
+          <w:rPr>
+            <w:noProof/>
+            <w:webHidden/>
+          </w:rPr>
+          <w:instrText xml:space="preserve"> PAGEREF _Toc225245600 \h </w:instrText>
+        </w:r>
+        <w:r>
+          <w:rPr>
+            <w:noProof/>
+            <w:webHidden/>
+          </w:rPr>
+        </w:r>
+        <w:r>
+          <w:rPr>
+            <w:noProof/>
+            <w:webHidden/>
+          </w:rPr>
+          <w:fldChar w:fldCharType="separate"/>
+        </w:r>
+        <w:r>
+          <w:rPr>
+            <w:noProof/>
+            <w:webHidden/>
+          </w:rPr>
+          <w:t>29</w:t>
+        </w:r>
+        <w:r>
+          <w:rPr>
+            <w:noProof/>
+            <w:webHidden/>
           </w:rPr>
           <w:fldChar w:fldCharType="end"/>
         </w:r>
@@ -3536,7 +4764,11 @@
           <w:szCs w:val="32"/>
         </w:rPr>
       </w:pPr>
-      <w:r>
+    </w:p>
+    <w:p>
+      <w:pPr>
+        <w:spacing w:line="276" w:lineRule="auto"/>
+        <w:jc w:val="center"/>
         <w:rPr>
           <w:rFonts w:cs="Times New Roman"/>
           <w:b/>
@@ -3544,9 +4776,12 @@
           <w:sz w:val="32"/>
           <w:szCs w:val="32"/>
         </w:rPr>
-        <w:t>MỤC LỤC</w:t>
-      </w:r>
-      <w:r>
+      </w:pPr>
+    </w:p>
+    <w:p>
+      <w:pPr>
+        <w:spacing w:line="276" w:lineRule="auto"/>
+        <w:jc w:val="center"/>
         <w:rPr>
           <w:rFonts w:cs="Times New Roman"/>
           <w:b/>
@@ -3554,6 +4789,26 @@
           <w:sz w:val="32"/>
           <w:szCs w:val="32"/>
         </w:rPr>
+      </w:pPr>
+      <w:r>
+        <w:rPr>
+          <w:rFonts w:cs="Times New Roman"/>
+          <w:b/>
+          <w:bCs/>
+          <w:sz w:val="32"/>
+          <w:szCs w:val="32"/>
+        </w:rPr>
+        <w:lastRenderedPageBreak/>
+        <w:t>MỤC LỤC</w:t>
+      </w:r>
+      <w:r>
+        <w:rPr>
+          <w:rFonts w:cs="Times New Roman"/>
+          <w:b/>
+          <w:bCs/>
+          <w:sz w:val="32"/>
+          <w:szCs w:val="32"/>
+        </w:rPr>
         <w:t xml:space="preserve"> </w:t>
       </w:r>
     </w:p>
@@ -3600,7 +4855,7 @@
         </w:rPr>
         <w:fldChar w:fldCharType="separate"/>
       </w:r>
-      <w:hyperlink w:anchor="_Toc224471282" w:history="1">
+      <w:hyperlink w:anchor="_Toc225245516" w:history="1">
         <w:r>
           <w:rPr>
             <w:rStyle w:val="Hyperlink"/>
@@ -3627,7 +4882,7 @@
             <w:noProof/>
             <w:webHidden/>
           </w:rPr>
-          <w:instrText xml:space="preserve"> PAGEREF _Toc224471282 \h </w:instrText>
+          <w:instrText xml:space="preserve"> PAGEREF _Toc225245516 \h </w:instrText>
         </w:r>
         <w:r>
           <w:rPr>
@@ -3647,7 +4902,7 @@
             <w:noProof/>
             <w:webHidden/>
           </w:rPr>
-          <w:t>2</w:t>
+          <w:t>1</w:t>
         </w:r>
         <w:r>
           <w:rPr>
@@ -3671,7 +4926,7 @@
           <w:sz w:val="22"/>
         </w:rPr>
       </w:pPr>
-      <w:hyperlink w:anchor="_Toc224471283" w:history="1">
+      <w:hyperlink w:anchor="_Toc225245517" w:history="1">
         <w:r>
           <w:rPr>
             <w:rStyle w:val="Hyperlink"/>
@@ -3700,7 +4955,7 @@
             <w:noProof/>
             <w:webHidden/>
           </w:rPr>
-          <w:instrText xml:space="preserve"> PAGEREF _Toc224471283 \h </w:instrText>
+          <w:instrText xml:space="preserve"> PAGEREF _Toc225245517 \h </w:instrText>
         </w:r>
         <w:r>
           <w:rPr>
@@ -3720,7 +4975,7 @@
             <w:noProof/>
             <w:webHidden/>
           </w:rPr>
-          <w:t>2</w:t>
+          <w:t>1</w:t>
         </w:r>
         <w:r>
           <w:rPr>
@@ -3744,7 +4999,7 @@
           <w:sz w:val="22"/>
         </w:rPr>
       </w:pPr>
-      <w:hyperlink w:anchor="_Toc224471284" w:history="1">
+      <w:hyperlink w:anchor="_Toc225245518" w:history="1">
         <w:r>
           <w:rPr>
             <w:rStyle w:val="Hyperlink"/>
@@ -3771,7 +5026,7 @@
             <w:noProof/>
             <w:webHidden/>
           </w:rPr>
-          <w:instrText xml:space="preserve"> PAGEREF _Toc224471284 \h </w:instrText>
+          <w:instrText xml:space="preserve"> PAGEREF _Toc225245518 \h </w:instrText>
         </w:r>
         <w:r>
           <w:rPr>
@@ -3791,7 +5046,7 @@
             <w:noProof/>
             <w:webHidden/>
           </w:rPr>
-          <w:t>2</w:t>
+          <w:t>1</w:t>
         </w:r>
         <w:r>
           <w:rPr>
@@ -3815,7 +5070,7 @@
           <w:sz w:val="22"/>
         </w:rPr>
       </w:pPr>
-      <w:hyperlink w:anchor="_Toc224471285" w:history="1">
+      <w:hyperlink w:anchor="_Toc225245519" w:history="1">
         <w:r>
           <w:rPr>
             <w:rStyle w:val="Hyperlink"/>
@@ -3842,7 +5097,7 @@
             <w:noProof/>
             <w:webHidden/>
           </w:rPr>
-          <w:instrText xml:space="preserve"> PAGEREF _Toc224471285 \h </w:instrText>
+          <w:instrText xml:space="preserve"> PAGEREF _Toc225245519 \h </w:instrText>
         </w:r>
         <w:r>
           <w:rPr>
@@ -3886,7 +5141,7 @@
           <w:sz w:val="22"/>
         </w:rPr>
       </w:pPr>
-      <w:hyperlink w:anchor="_Toc224471286" w:history="1">
+      <w:hyperlink w:anchor="_Toc225245520" w:history="1">
         <w:r>
           <w:rPr>
             <w:rStyle w:val="Hyperlink"/>
@@ -3913,7 +5168,7 @@
             <w:noProof/>
             <w:webHidden/>
           </w:rPr>
-          <w:instrText xml:space="preserve"> PAGEREF _Toc224471286 \h </w:instrText>
+          <w:instrText xml:space="preserve"> PAGEREF _Toc225245520 \h </w:instrText>
         </w:r>
         <w:r>
           <w:rPr>
@@ -3957,7 +5212,7 @@
           <w:sz w:val="22"/>
         </w:rPr>
       </w:pPr>
-      <w:hyperlink w:anchor="_Toc224471287" w:history="1">
+      <w:hyperlink w:anchor="_Toc225245521" w:history="1">
         <w:r>
           <w:rPr>
             <w:rStyle w:val="Hyperlink"/>
@@ -3984,7 +5239,7 @@
             <w:noProof/>
             <w:webHidden/>
           </w:rPr>
-          <w:instrText xml:space="preserve"> PAGEREF _Toc224471287 \h </w:instrText>
+          <w:instrText xml:space="preserve"> PAGEREF _Toc225245521 \h </w:instrText>
         </w:r>
         <w:r>
           <w:rPr>
@@ -4028,7 +5283,7 @@
           <w:sz w:val="22"/>
         </w:rPr>
       </w:pPr>
-      <w:hyperlink w:anchor="_Toc224471288" w:history="1">
+      <w:hyperlink w:anchor="_Toc225245522" w:history="1">
         <w:r>
           <w:rPr>
             <w:rStyle w:val="Hyperlink"/>
@@ -4055,7 +5310,7 @@
             <w:noProof/>
             <w:webHidden/>
           </w:rPr>
-          <w:instrText xml:space="preserve"> PAGEREF _Toc224471288 \h </w:instrText>
+          <w:instrText xml:space="preserve"> PAGEREF _Toc225245522 \h </w:instrText>
         </w:r>
         <w:r>
           <w:rPr>
@@ -4075,7 +5330,7 @@
             <w:noProof/>
             <w:webHidden/>
           </w:rPr>
-          <w:t>2</w:t>
+          <w:t>4</w:t>
         </w:r>
         <w:r>
           <w:rPr>
@@ -4099,7 +5354,7 @@
           <w:sz w:val="22"/>
         </w:rPr>
       </w:pPr>
-      <w:hyperlink w:anchor="_Toc224471289" w:history="1">
+      <w:hyperlink w:anchor="_Toc225245523" w:history="1">
         <w:r>
           <w:rPr>
             <w:rStyle w:val="Hyperlink"/>
@@ -4126,7 +5381,7 @@
             <w:noProof/>
             <w:webHidden/>
           </w:rPr>
-          <w:instrText xml:space="preserve"> PAGEREF _Toc224471289 \h </w:instrText>
+          <w:instrText xml:space="preserve"> PAGEREF _Toc225245523 \h </w:instrText>
         </w:r>
         <w:r>
           <w:rPr>
@@ -4146,7 +5401,7 @@
             <w:noProof/>
             <w:webHidden/>
           </w:rPr>
-          <w:t>2</w:t>
+          <w:t>4</w:t>
         </w:r>
         <w:r>
           <w:rPr>
@@ -4170,7 +5425,7 @@
           <w:sz w:val="22"/>
         </w:rPr>
       </w:pPr>
-      <w:hyperlink w:anchor="_Toc224471290" w:history="1">
+      <w:hyperlink w:anchor="_Toc225245524" w:history="1">
         <w:r>
           <w:rPr>
             <w:rStyle w:val="Hyperlink"/>
@@ -4197,7 +5452,7 @@
             <w:noProof/>
             <w:webHidden/>
           </w:rPr>
-          <w:instrText xml:space="preserve"> PAGEREF _Toc224471290 \h </w:instrText>
+          <w:instrText xml:space="preserve"> PAGEREF _Toc225245524 \h </w:instrText>
         </w:r>
         <w:r>
           <w:rPr>
@@ -4217,7 +5472,7 @@
             <w:noProof/>
             <w:webHidden/>
           </w:rPr>
-          <w:t>2</w:t>
+          <w:t>5</w:t>
         </w:r>
         <w:r>
           <w:rPr>
@@ -4241,7 +5496,7 @@
           <w:sz w:val="22"/>
         </w:rPr>
       </w:pPr>
-      <w:hyperlink w:anchor="_Toc224471291" w:history="1">
+      <w:hyperlink w:anchor="_Toc225245525" w:history="1">
         <w:r>
           <w:rPr>
             <w:rStyle w:val="Hyperlink"/>
@@ -4268,7 +5523,7 @@
             <w:noProof/>
             <w:webHidden/>
           </w:rPr>
-          <w:instrText xml:space="preserve"> PAGEREF _Toc224471291 \h </w:instrText>
+          <w:instrText xml:space="preserve"> PAGEREF _Toc225245525 \h </w:instrText>
         </w:r>
         <w:r>
           <w:rPr>
@@ -4288,7 +5543,7 @@
             <w:noProof/>
             <w:webHidden/>
           </w:rPr>
-          <w:t>2</w:t>
+          <w:t>6</w:t>
         </w:r>
         <w:r>
           <w:rPr>
@@ -4312,7 +5567,7 @@
           <w:sz w:val="22"/>
         </w:rPr>
       </w:pPr>
-      <w:hyperlink w:anchor="_Toc224471292" w:history="1">
+      <w:hyperlink w:anchor="_Toc225245526" w:history="1">
         <w:r>
           <w:rPr>
             <w:rStyle w:val="Hyperlink"/>
@@ -4339,7 +5594,7 @@
             <w:noProof/>
             <w:webHidden/>
           </w:rPr>
-          <w:instrText xml:space="preserve"> PAGEREF _Toc224471292 \h </w:instrText>
+          <w:instrText xml:space="preserve"> PAGEREF _Toc225245526 \h </w:instrText>
         </w:r>
         <w:r>
           <w:rPr>
@@ -4359,7 +5614,7 @@
             <w:noProof/>
             <w:webHidden/>
           </w:rPr>
-          <w:t>2</w:t>
+          <w:t>7</w:t>
         </w:r>
         <w:r>
           <w:rPr>
@@ -4383,7 +5638,7 @@
           <w:sz w:val="22"/>
         </w:rPr>
       </w:pPr>
-      <w:hyperlink w:anchor="_Toc224471293" w:history="1">
+      <w:hyperlink w:anchor="_Toc225245527" w:history="1">
         <w:r>
           <w:rPr>
             <w:rStyle w:val="Hyperlink"/>
@@ -4410,7 +5665,7 @@
             <w:noProof/>
             <w:webHidden/>
           </w:rPr>
-          <w:instrText xml:space="preserve"> PAGEREF _Toc224471293 \h </w:instrText>
+          <w:instrText xml:space="preserve"> PAGEREF _Toc225245527 \h </w:instrText>
         </w:r>
         <w:r>
           <w:rPr>
@@ -4430,7 +5685,7 @@
             <w:noProof/>
             <w:webHidden/>
           </w:rPr>
-          <w:t>2</w:t>
+          <w:t>8</w:t>
         </w:r>
         <w:r>
           <w:rPr>
@@ -4454,7 +5709,7 @@
           <w:sz w:val="22"/>
         </w:rPr>
       </w:pPr>
-      <w:hyperlink w:anchor="_Toc224471294" w:history="1">
+      <w:hyperlink w:anchor="_Toc225245528" w:history="1">
         <w:r>
           <w:rPr>
             <w:rStyle w:val="Hyperlink"/>
@@ -4481,7 +5736,7 @@
             <w:noProof/>
             <w:webHidden/>
           </w:rPr>
-          <w:instrText xml:space="preserve"> PAGEREF _Toc224471294 \h </w:instrText>
+          <w:instrText xml:space="preserve"> PAGEREF _Toc225245528 \h </w:instrText>
         </w:r>
         <w:r>
           <w:rPr>
@@ -4501,7 +5756,7 @@
             <w:noProof/>
             <w:webHidden/>
           </w:rPr>
-          <w:t>2</w:t>
+          <w:t>8</w:t>
         </w:r>
         <w:r>
           <w:rPr>
@@ -4525,7 +5780,7 @@
           <w:sz w:val="22"/>
         </w:rPr>
       </w:pPr>
-      <w:hyperlink w:anchor="_Toc224471295" w:history="1">
+      <w:hyperlink w:anchor="_Toc225245529" w:history="1">
         <w:r>
           <w:rPr>
             <w:rStyle w:val="Hyperlink"/>
@@ -4567,7 +5822,7 @@
             <w:noProof/>
             <w:webHidden/>
           </w:rPr>
-          <w:instrText xml:space="preserve"> PAGEREF _Toc224471295 \h </w:instrText>
+          <w:instrText xml:space="preserve"> PAGEREF _Toc225245529 \h </w:instrText>
         </w:r>
         <w:r>
           <w:rPr>
@@ -4587,7 +5842,7 @@
             <w:noProof/>
             <w:webHidden/>
           </w:rPr>
-          <w:t>2</w:t>
+          <w:t>9</w:t>
         </w:r>
         <w:r>
           <w:rPr>
@@ -4611,7 +5866,7 @@
           <w:sz w:val="22"/>
         </w:rPr>
       </w:pPr>
-      <w:hyperlink w:anchor="_Toc224471296" w:history="1">
+      <w:hyperlink w:anchor="_Toc225245530" w:history="1">
         <w:r>
           <w:rPr>
             <w:rStyle w:val="Hyperlink"/>
@@ -4638,7 +5893,7 @@
             <w:noProof/>
             <w:webHidden/>
           </w:rPr>
-          <w:instrText xml:space="preserve"> PAGEREF _Toc224471296 \h </w:instrText>
+          <w:instrText xml:space="preserve"> PAGEREF _Toc225245530 \h </w:instrText>
         </w:r>
         <w:r>
           <w:rPr>
@@ -4658,7 +5913,7 @@
             <w:noProof/>
             <w:webHidden/>
           </w:rPr>
-          <w:t>2</w:t>
+          <w:t>10</w:t>
         </w:r>
         <w:r>
           <w:rPr>
@@ -4682,7 +5937,7 @@
           <w:sz w:val="22"/>
         </w:rPr>
       </w:pPr>
-      <w:hyperlink w:anchor="_Toc224471297" w:history="1">
+      <w:hyperlink w:anchor="_Toc225245531" w:history="1">
         <w:r>
           <w:rPr>
             <w:rStyle w:val="Hyperlink"/>
@@ -4709,7 +5964,7 @@
             <w:noProof/>
             <w:webHidden/>
           </w:rPr>
-          <w:instrText xml:space="preserve"> PAGEREF _Toc224471297 \h </w:instrText>
+          <w:instrText xml:space="preserve"> PAGEREF _Toc225245531 \h </w:instrText>
         </w:r>
         <w:r>
           <w:rPr>
@@ -4729,7 +5984,7 @@
             <w:noProof/>
             <w:webHidden/>
           </w:rPr>
-          <w:t>2</w:t>
+          <w:t>10</w:t>
         </w:r>
         <w:r>
           <w:rPr>
@@ -4752,7 +6007,7 @@
           <w:sz w:val="22"/>
         </w:rPr>
       </w:pPr>
-      <w:hyperlink w:anchor="_Toc224471298" w:history="1">
+      <w:hyperlink w:anchor="_Toc225245532" w:history="1">
         <w:r>
           <w:rPr>
             <w:rStyle w:val="Hyperlink"/>
@@ -4779,7 +6034,7 @@
             <w:noProof/>
             <w:webHidden/>
           </w:rPr>
-          <w:instrText xml:space="preserve"> PAGEREF _Toc224471298 \h </w:instrText>
+          <w:instrText xml:space="preserve"> PAGEREF _Toc225245532 \h </w:instrText>
         </w:r>
         <w:r>
           <w:rPr>
@@ -4799,7 +6054,7 @@
             <w:noProof/>
             <w:webHidden/>
           </w:rPr>
-          <w:t>2</w:t>
+          <w:t>11</w:t>
         </w:r>
         <w:r>
           <w:rPr>
@@ -4822,7 +6077,7 @@
           <w:sz w:val="22"/>
         </w:rPr>
       </w:pPr>
-      <w:hyperlink w:anchor="_Toc224471299" w:history="1">
+      <w:hyperlink w:anchor="_Toc225245533" w:history="1">
         <w:r>
           <w:rPr>
             <w:rStyle w:val="Hyperlink"/>
@@ -4849,7 +6104,7 @@
             <w:noProof/>
             <w:webHidden/>
           </w:rPr>
-          <w:instrText xml:space="preserve"> PAGEREF _Toc224471299 \h </w:instrText>
+          <w:instrText xml:space="preserve"> PAGEREF _Toc225245533 \h </w:instrText>
         </w:r>
         <w:r>
           <w:rPr>
@@ -4869,7 +6124,7 @@
             <w:noProof/>
             <w:webHidden/>
           </w:rPr>
-          <w:t>2</w:t>
+          <w:t>12</w:t>
         </w:r>
         <w:r>
           <w:rPr>
@@ -4892,7 +6147,7 @@
           <w:sz w:val="22"/>
         </w:rPr>
       </w:pPr>
-      <w:hyperlink w:anchor="_Toc224471300" w:history="1">
+      <w:hyperlink w:anchor="_Toc225245534" w:history="1">
         <w:r>
           <w:rPr>
             <w:rStyle w:val="Hyperlink"/>
@@ -4919,7 +6174,7 @@
             <w:noProof/>
             <w:webHidden/>
           </w:rPr>
-          <w:instrText xml:space="preserve"> PAGEREF _Toc224471300 \h </w:instrText>
+          <w:instrText xml:space="preserve"> PAGEREF _Toc225245534 \h </w:instrText>
         </w:r>
         <w:r>
           <w:rPr>
@@ -4939,7 +6194,7 @@
             <w:noProof/>
             <w:webHidden/>
           </w:rPr>
-          <w:t>2</w:t>
+          <w:t>22</w:t>
         </w:r>
         <w:r>
           <w:rPr>
@@ -4962,7 +6217,7 @@
           <w:sz w:val="22"/>
         </w:rPr>
       </w:pPr>
-      <w:hyperlink w:anchor="_Toc224471301" w:history="1">
+      <w:hyperlink w:anchor="_Toc225245535" w:history="1">
         <w:r>
           <w:rPr>
             <w:rStyle w:val="Hyperlink"/>
@@ -4989,7 +6244,7 @@
             <w:noProof/>
             <w:webHidden/>
           </w:rPr>
-          <w:instrText xml:space="preserve"> PAGEREF _Toc224471301 \h </w:instrText>
+          <w:instrText xml:space="preserve"> PAGEREF _Toc225245535 \h </w:instrText>
         </w:r>
         <w:r>
           <w:rPr>
@@ -5009,7 +6264,7 @@
             <w:noProof/>
             <w:webHidden/>
           </w:rPr>
-          <w:t>2</w:t>
+          <w:t>29</w:t>
         </w:r>
         <w:r>
           <w:rPr>
@@ -5032,7 +6287,7 @@
           <w:sz w:val="22"/>
         </w:rPr>
       </w:pPr>
-      <w:hyperlink w:anchor="_Toc224471302" w:history="1">
+      <w:hyperlink w:anchor="_Toc225245536" w:history="1">
         <w:r>
           <w:rPr>
             <w:rStyle w:val="Hyperlink"/>
@@ -5059,7 +6314,7 @@
             <w:noProof/>
             <w:webHidden/>
           </w:rPr>
-          <w:instrText xml:space="preserve"> PAGEREF _Toc224471302 \h </w:instrText>
+          <w:instrText xml:space="preserve"> PAGEREF _Toc225245536 \h </w:instrText>
         </w:r>
         <w:r>
           <w:rPr>
@@ -5079,7 +6334,7 @@
             <w:noProof/>
             <w:webHidden/>
           </w:rPr>
-          <w:t>2</w:t>
+          <w:t>29</w:t>
         </w:r>
         <w:r>
           <w:rPr>
@@ -5103,7 +6358,7 @@
           <w:sz w:val="22"/>
         </w:rPr>
       </w:pPr>
-      <w:hyperlink w:anchor="_Toc224471303" w:history="1">
+      <w:hyperlink w:anchor="_Toc225245537" w:history="1">
         <w:r>
           <w:rPr>
             <w:rStyle w:val="Hyperlink"/>
@@ -5130,7 +6385,7 @@
             <w:noProof/>
             <w:webHidden/>
           </w:rPr>
-          <w:instrText xml:space="preserve"> PAGEREF _Toc224471303 \h </w:instrText>
+          <w:instrText xml:space="preserve"> PAGEREF _Toc225245537 \h </w:instrText>
         </w:r>
         <w:r>
           <w:rPr>
@@ -5150,7 +6405,7 @@
             <w:noProof/>
             <w:webHidden/>
           </w:rPr>
-          <w:t>2</w:t>
+          <w:t>29</w:t>
         </w:r>
         <w:r>
           <w:rPr>
@@ -5174,7 +6429,7 @@
           <w:sz w:val="22"/>
         </w:rPr>
       </w:pPr>
-      <w:hyperlink w:anchor="_Toc224471304" w:history="1">
+      <w:hyperlink w:anchor="_Toc225245538" w:history="1">
         <w:r>
           <w:rPr>
             <w:rStyle w:val="Hyperlink"/>
@@ -5201,7 +6456,7 @@
             <w:noProof/>
             <w:webHidden/>
           </w:rPr>
-          <w:instrText xml:space="preserve"> PAGEREF _Toc224471304 \h </w:instrText>
+          <w:instrText xml:space="preserve"> PAGEREF _Toc225245538 \h </w:instrText>
         </w:r>
         <w:r>
           <w:rPr>
@@ -5221,7 +6476,7 @@
             <w:noProof/>
             <w:webHidden/>
           </w:rPr>
-          <w:t>2</w:t>
+          <w:t>31</w:t>
         </w:r>
         <w:r>
           <w:rPr>
@@ -5245,7 +6500,7 @@
           <w:sz w:val="22"/>
         </w:rPr>
       </w:pPr>
-      <w:hyperlink w:anchor="_Toc224471305" w:history="1">
+      <w:hyperlink w:anchor="_Toc225245539" w:history="1">
         <w:r>
           <w:rPr>
             <w:rStyle w:val="Hyperlink"/>
@@ -5272,7 +6527,7 @@
             <w:noProof/>
             <w:webHidden/>
           </w:rPr>
-          <w:instrText xml:space="preserve"> PAGEREF _Toc224471305 \h </w:instrText>
+          <w:instrText xml:space="preserve"> PAGEREF _Toc225245539 \h </w:instrText>
         </w:r>
         <w:r>
           <w:rPr>
@@ -5292,7 +6547,7 @@
             <w:noProof/>
             <w:webHidden/>
           </w:rPr>
-          <w:t>2</w:t>
+          <w:t>33</w:t>
         </w:r>
         <w:r>
           <w:rPr>
@@ -5316,7 +6571,7 @@
           <w:sz w:val="22"/>
         </w:rPr>
       </w:pPr>
-      <w:hyperlink w:anchor="_Toc224471306" w:history="1">
+      <w:hyperlink w:anchor="_Toc225245540" w:history="1">
         <w:r>
           <w:rPr>
             <w:rStyle w:val="Hyperlink"/>
@@ -5343,7 +6598,7 @@
             <w:noProof/>
             <w:webHidden/>
           </w:rPr>
-          <w:instrText xml:space="preserve"> PAGEREF _Toc224471306 \h </w:instrText>
+          <w:instrText xml:space="preserve"> PAGEREF _Toc225245540 \h </w:instrText>
         </w:r>
         <w:r>
           <w:rPr>
@@ -5363,7 +6618,7 @@
             <w:noProof/>
             <w:webHidden/>
           </w:rPr>
-          <w:t>2</w:t>
+          <w:t>34</w:t>
         </w:r>
         <w:r>
           <w:rPr>
@@ -5561,7 +6816,7 @@
       <w:pPr>
         <w:pStyle w:val="Heading1"/>
       </w:pPr>
-      <w:bookmarkStart w:id="1" w:name="_Toc224471282"/>
+      <w:bookmarkStart w:id="1" w:name="_Toc225245516"/>
       <w:r>
         <w:lastRenderedPageBreak/>
         <w:t>CHƯƠNG 1</w:t>
@@ -5582,7 +6837,7 @@
         </w:rPr>
       </w:pPr>
       <w:bookmarkStart w:id="2" w:name="_Toc162109895"/>
-      <w:bookmarkStart w:id="3" w:name="_Toc224471283"/>
+      <w:bookmarkStart w:id="3" w:name="_Toc225245517"/>
       <w:r>
         <w:rPr>
           <w:rFonts w:cs="Times New Roman"/>
@@ -5637,7 +6892,7 @@
       <w:pPr>
         <w:pStyle w:val="Heading2"/>
       </w:pPr>
-      <w:bookmarkStart w:id="5" w:name="_Toc224471284"/>
+      <w:bookmarkStart w:id="5" w:name="_Toc225245518"/>
       <w:r>
         <w:t xml:space="preserve">1.2. </w:t>
       </w:r>
@@ -5677,7 +6932,7 @@
       <w:pPr>
         <w:pStyle w:val="Heading2"/>
       </w:pPr>
-      <w:bookmarkStart w:id="7" w:name="_Toc224471285"/>
+      <w:bookmarkStart w:id="7" w:name="_Toc225245519"/>
       <w:r>
         <w:lastRenderedPageBreak/>
         <w:t>1.3. Phạm vi đề tài</w:t>
@@ -5699,7 +6954,7 @@
       <w:pPr>
         <w:pStyle w:val="Heading2"/>
       </w:pPr>
-      <w:bookmarkStart w:id="8" w:name="_Toc224471286"/>
+      <w:bookmarkStart w:id="8" w:name="_Toc225245520"/>
       <w:r>
         <w:t>1.4 Đối tượng nghiên cứu</w:t>
       </w:r>
@@ -5718,7 +6973,7 @@
       <w:pPr>
         <w:pStyle w:val="Heading2"/>
       </w:pPr>
-      <w:bookmarkStart w:id="9" w:name="_Toc224471287"/>
+      <w:bookmarkStart w:id="9" w:name="_Toc225245521"/>
       <w:r>
         <w:t>1.5. Phương pháp nghiên cứu</w:t>
       </w:r>
@@ -5885,7 +7140,7 @@
         <w:br w:type="page"/>
       </w:r>
       <w:bookmarkStart w:id="10" w:name="_Toc162109898"/>
-      <w:bookmarkStart w:id="11" w:name="_Toc224471288"/>
+      <w:bookmarkStart w:id="11" w:name="_Toc225245522"/>
       <w:r>
         <w:lastRenderedPageBreak/>
         <w:t>CHƯƠNG 2</w:t>
@@ -5922,7 +7177,7 @@
         <w:pStyle w:val="Heading2"/>
         <w:ind w:firstLine="0"/>
       </w:pPr>
-      <w:bookmarkStart w:id="13" w:name="_Toc224471289"/>
+      <w:bookmarkStart w:id="13" w:name="_Toc225245523"/>
       <w:r>
         <w:t xml:space="preserve">2.1. </w:t>
       </w:r>
@@ -6101,7 +7356,7 @@
       <w:pPr>
         <w:pStyle w:val="h"/>
       </w:pPr>
-      <w:bookmarkStart w:id="14" w:name="_Toc224471329"/>
+      <w:bookmarkStart w:id="14" w:name="_Toc225245573"/>
       <w:r>
         <w:t>Hình 2.</w:t>
       </w:r>
@@ -6128,7 +7383,7 @@
         <w:pStyle w:val="Heading2"/>
         <w:ind w:firstLine="0"/>
       </w:pPr>
-      <w:bookmarkStart w:id="15" w:name="_Toc224471290"/>
+      <w:bookmarkStart w:id="15" w:name="_Toc225245524"/>
       <w:r>
         <w:t>2.2. Thư viện EasyOCR cho nhận diện ký tự quang học</w:t>
       </w:r>
@@ -6275,7 +7530,7 @@
       <w:pPr>
         <w:pStyle w:val="h"/>
       </w:pPr>
-      <w:bookmarkStart w:id="16" w:name="_Toc224471330"/>
+      <w:bookmarkStart w:id="16" w:name="_Toc225245574"/>
       <w:r>
         <w:t>Hình 2.</w:t>
       </w:r>
@@ -6306,7 +7561,7 @@
         <w:pStyle w:val="Heading2"/>
         <w:ind w:firstLine="0"/>
       </w:pPr>
-      <w:bookmarkStart w:id="17" w:name="_Toc224471291"/>
+      <w:bookmarkStart w:id="17" w:name="_Toc225245525"/>
       <w:r>
         <w:lastRenderedPageBreak/>
         <w:t>2.3. Nền tảng Google Colab và Framework Streamlit</w:t>
@@ -6514,7 +7769,7 @@
       <w:pPr>
         <w:pStyle w:val="h"/>
       </w:pPr>
-      <w:bookmarkStart w:id="18" w:name="_Toc224471331"/>
+      <w:bookmarkStart w:id="18" w:name="_Toc225245575"/>
       <w:r>
         <w:t>Hình 2.3: Logo Google Colab và Streamlit</w:t>
       </w:r>
@@ -6536,7 +7791,7 @@
         <w:pStyle w:val="Heading2"/>
         <w:ind w:firstLine="0"/>
       </w:pPr>
-      <w:bookmarkStart w:id="19" w:name="_Toc224471292"/>
+      <w:bookmarkStart w:id="19" w:name="_Toc225245526"/>
       <w:r>
         <w:lastRenderedPageBreak/>
         <w:t>2.4. Ngôn ngữ lập trình Python và môi trường Pycharm</w:t>
@@ -6679,7 +7934,7 @@
       <w:pPr>
         <w:pStyle w:val="h"/>
       </w:pPr>
-      <w:bookmarkStart w:id="20" w:name="_Toc224471332"/>
+      <w:bookmarkStart w:id="20" w:name="_Toc225245576"/>
       <w:r>
         <w:t>Hình 2.</w:t>
       </w:r>
@@ -6704,7 +7959,7 @@
         <w:pStyle w:val="Heading2"/>
         <w:ind w:firstLine="0"/>
       </w:pPr>
-      <w:bookmarkStart w:id="21" w:name="_Toc224471293"/>
+      <w:bookmarkStart w:id="21" w:name="_Toc225245527"/>
       <w:r>
         <w:lastRenderedPageBreak/>
         <w:t>2.5. Xây dựng tập dữ liệu (Dataset) cho hệ thống</w:t>
@@ -6806,7 +8061,7 @@
         <w:pStyle w:val="Heading2"/>
         <w:ind w:firstLine="0"/>
       </w:pPr>
-      <w:bookmarkStart w:id="22" w:name="_Toc224471294"/>
+      <w:bookmarkStart w:id="22" w:name="_Toc225245528"/>
       <w:r>
         <w:t xml:space="preserve">2.6. </w:t>
       </w:r>
@@ -6974,7 +8229,7 @@
       <w:pPr>
         <w:pStyle w:val="h"/>
       </w:pPr>
-      <w:bookmarkStart w:id="23" w:name="_Toc224471333"/>
+      <w:bookmarkStart w:id="23" w:name="_Toc225245577"/>
       <w:r>
         <w:t>Hình 2.</w:t>
       </w:r>
@@ -6994,7 +8249,7 @@
         <w:pStyle w:val="Heading2"/>
         <w:ind w:firstLine="0"/>
       </w:pPr>
-      <w:bookmarkStart w:id="24" w:name="_Toc224471295"/>
+      <w:bookmarkStart w:id="24" w:name="_Toc225245529"/>
       <w:r>
         <w:t>2.</w:t>
       </w:r>
@@ -7167,7 +8422,6 @@
           </wp:inline>
         </w:drawing>
       </w:r>
-      <w:bookmarkStart w:id="25" w:name="_Toc224471334"/>
       <w:r>
         <w:br/>
       </w:r>
@@ -7183,14 +8437,13 @@
         </w:rPr>
         <w:t>PayOS</w:t>
       </w:r>
-      <w:bookmarkStart w:id="26" w:name="_Toc162109926"/>
-      <w:bookmarkStart w:id="27" w:name="_Toc224471296"/>
-      <w:bookmarkEnd w:id="25"/>
+      <w:bookmarkStart w:id="25" w:name="_Toc162109926"/>
     </w:p>
     <w:p>
       <w:pPr>
         <w:pStyle w:val="Heading1"/>
       </w:pPr>
+      <w:bookmarkStart w:id="26" w:name="_Toc225245530"/>
       <w:r>
         <w:lastRenderedPageBreak/>
         <w:t>CHƯƠNG 3</w:t>
@@ -7204,20 +8457,20 @@
       <w:r>
         <w:t>SẢN PHẨM</w:t>
       </w:r>
+      <w:bookmarkEnd w:id="25"/>
       <w:bookmarkEnd w:id="26"/>
+    </w:p>
+    <w:p>
+      <w:pPr>
+        <w:pStyle w:val="Heading2"/>
+      </w:pPr>
+      <w:bookmarkStart w:id="27" w:name="_Toc162109927"/>
+      <w:bookmarkStart w:id="28" w:name="_Toc225245531"/>
+      <w:r>
+        <w:t>3.1. Phân tích hệ thống</w:t>
+      </w:r>
       <w:bookmarkEnd w:id="27"/>
-    </w:p>
-    <w:p>
-      <w:pPr>
-        <w:pStyle w:val="Heading2"/>
-      </w:pPr>
-      <w:bookmarkStart w:id="28" w:name="_Toc162109927"/>
-      <w:bookmarkStart w:id="29" w:name="_Toc224471297"/>
-      <w:r>
-        <w:t>3.1. Phân tích hệ thống</w:t>
-      </w:r>
       <w:bookmarkEnd w:id="28"/>
-      <w:bookmarkEnd w:id="29"/>
     </w:p>
     <w:p>
       <w:pPr>
@@ -7637,7 +8890,7 @@
       <w:pPr>
         <w:pStyle w:val="Heading3"/>
       </w:pPr>
-      <w:bookmarkStart w:id="30" w:name="_Toc224471298"/>
+      <w:bookmarkStart w:id="29" w:name="_Toc225245532"/>
       <w:r>
         <w:t>3</w:t>
       </w:r>
@@ -7647,7 +8900,7 @@
       <w:r>
         <w:t xml:space="preserve"> Biểu đồ usecase</w:t>
       </w:r>
-      <w:bookmarkEnd w:id="30"/>
+      <w:bookmarkEnd w:id="29"/>
     </w:p>
     <w:p>
       <w:pPr>
@@ -7711,7 +8964,7 @@
       <w:pPr>
         <w:pStyle w:val="h"/>
       </w:pPr>
-      <w:bookmarkStart w:id="31" w:name="_Toc224471335"/>
+      <w:bookmarkStart w:id="30" w:name="_Toc225245578"/>
       <w:r>
         <w:t>Hình 3.</w:t>
       </w:r>
@@ -7721,7 +8974,7 @@
       <w:r>
         <w:t>: Biểu đồ usecase</w:t>
       </w:r>
-      <w:bookmarkEnd w:id="31"/>
+      <w:bookmarkEnd w:id="30"/>
     </w:p>
     <w:p>
       <w:pPr>
@@ -7734,7 +8987,7 @@
       <w:pPr>
         <w:pStyle w:val="Heading3"/>
       </w:pPr>
-      <w:bookmarkStart w:id="32" w:name="_Toc224471299"/>
+      <w:bookmarkStart w:id="31" w:name="_Toc225245533"/>
       <w:r>
         <w:lastRenderedPageBreak/>
         <w:t>3.1.2</w:t>
@@ -7745,7 +8998,7 @@
       <w:r>
         <w:t>Đặc tả usecase</w:t>
       </w:r>
-      <w:bookmarkEnd w:id="32"/>
+      <w:bookmarkEnd w:id="31"/>
     </w:p>
     <w:p>
       <w:r>
@@ -7760,11 +9013,11 @@
           <w:szCs w:val="24"/>
         </w:rPr>
       </w:pPr>
-      <w:bookmarkStart w:id="33" w:name="_Toc224471336"/>
+      <w:bookmarkStart w:id="32" w:name="_Toc225245579"/>
       <w:r>
         <w:t>Bảng 3.1: Đặc tả chức năng đăng nhập hệ thống</w:t>
       </w:r>
-      <w:bookmarkEnd w:id="33"/>
+      <w:bookmarkEnd w:id="32"/>
     </w:p>
     <w:tbl>
       <w:tblPr>
@@ -8554,6 +9807,7 @@
           <w:szCs w:val="24"/>
         </w:rPr>
       </w:pPr>
+      <w:bookmarkStart w:id="33" w:name="_Toc225245580"/>
       <w:r>
         <w:t>Bảng 3.</w:t>
       </w:r>
@@ -8569,6 +9823,7 @@
       <w:r>
         <w:t>hệ thống</w:t>
       </w:r>
+      <w:bookmarkEnd w:id="33"/>
     </w:p>
     <w:tbl>
       <w:tblPr>
@@ -9393,7 +10648,7 @@
           <w:szCs w:val="24"/>
         </w:rPr>
       </w:pPr>
-      <w:bookmarkStart w:id="34" w:name="_Toc224471337"/>
+      <w:bookmarkStart w:id="34" w:name="_Toc225245581"/>
       <w:r>
         <w:t>Bảng 3.</w:t>
       </w:r>
@@ -10117,6 +11372,7 @@
           <w:szCs w:val="24"/>
         </w:rPr>
       </w:pPr>
+      <w:bookmarkStart w:id="35" w:name="_Toc225245582"/>
       <w:r>
         <w:t>Bảng 3.</w:t>
       </w:r>
@@ -10132,6 +11388,7 @@
       <w:r>
         <w:t>uản lý lịch sử ra vào hệ thống</w:t>
       </w:r>
+      <w:bookmarkEnd w:id="35"/>
     </w:p>
     <w:tbl>
       <w:tblPr>
@@ -10785,6 +12042,7 @@
           <w:szCs w:val="24"/>
         </w:rPr>
       </w:pPr>
+      <w:bookmarkStart w:id="36" w:name="_Toc225245583"/>
       <w:r>
         <w:t>Bảng 3.</w:t>
       </w:r>
@@ -10795,7 +12053,11 @@
         <w:t xml:space="preserve">: Đặc tả chức năng </w:t>
       </w:r>
       <w:r>
-        <w:t xml:space="preserve">xem lịch sử ra vào cá nhân </w:t>
+        <w:t>xem lịch sử ra vào cá nhân</w:t>
+      </w:r>
+      <w:bookmarkEnd w:id="36"/>
+      <w:r>
+        <w:t xml:space="preserve"> </w:t>
       </w:r>
     </w:p>
     <w:tbl>
@@ -11402,7 +12664,13 @@
     <w:p>
       <w:r>
         <w:lastRenderedPageBreak/>
-        <w:t xml:space="preserve">UC-C6: Nạp tiền vào tài khoản </w:t>
+        <w:t xml:space="preserve">UC-C6: Nạp tiền </w:t>
+      </w:r>
+      <w:r>
+        <w:t xml:space="preserve">trực tiếp </w:t>
+      </w:r>
+      <w:r>
+        <w:t xml:space="preserve">vào tài khoản </w:t>
       </w:r>
     </w:p>
     <w:p>
@@ -11413,6 +12681,7 @@
           <w:szCs w:val="24"/>
         </w:rPr>
       </w:pPr>
+      <w:bookmarkStart w:id="37" w:name="_Toc225245584"/>
       <w:r>
         <w:t>Bảng 3.</w:t>
       </w:r>
@@ -11423,7 +12692,17 @@
         <w:t xml:space="preserve">: Đặc tả chức năng </w:t>
       </w:r>
       <w:r>
-        <w:t xml:space="preserve">nạp tiền vào tài khoản </w:t>
+        <w:t xml:space="preserve">nạp tiền </w:t>
+      </w:r>
+      <w:r>
+        <w:t xml:space="preserve">trực tiếp </w:t>
+      </w:r>
+      <w:r>
+        <w:t>vào tài khoản</w:t>
+      </w:r>
+      <w:bookmarkEnd w:id="37"/>
+      <w:r>
+        <w:t xml:space="preserve"> </w:t>
       </w:r>
     </w:p>
     <w:tbl>
@@ -11594,7 +12873,7 @@
               </w:rPr>
             </w:pPr>
             <w:r>
-              <w:t>Sinh viên nạp tiền vào tài khoản</w:t>
+              <w:t xml:space="preserve">Quản trị viên có thể nạp tiền vào tài khoản cụ thể </w:t>
             </w:r>
           </w:p>
         </w:tc>
@@ -11668,7 +12947,7 @@
               </w:rPr>
             </w:pPr>
             <w:r>
-              <w:t>Sinh viên, Quản trị viên</w:t>
+              <w:t>,Quản trị viên</w:t>
             </w:r>
           </w:p>
         </w:tc>
@@ -11750,31 +13029,46 @@
               <w:br/>
             </w:r>
             <w:r>
-              <w:t>1. Người dùng chọn chức năng "Nạp tiền".</w:t>
+              <w:t xml:space="preserve">1. </w:t>
+            </w:r>
+            <w:r>
+              <w:t>Admin</w:t>
+            </w:r>
+            <w:r>
+              <w:t xml:space="preserve"> chọn chức năng "Nạp tiền".</w:t>
             </w:r>
             <w:r>
               <w:br/>
             </w:r>
             <w:r>
-              <w:t>2. Người dùng nhập số tiền cần nạp.</w:t>
+              <w:t xml:space="preserve">2. </w:t>
+            </w:r>
+            <w:r>
+              <w:t>Admin</w:t>
+            </w:r>
+            <w:r>
+              <w:t xml:space="preserve"> </w:t>
+            </w:r>
+            <w:r>
+              <w:t>nhập số tiền cần nạp.</w:t>
             </w:r>
             <w:r>
               <w:br/>
             </w:r>
             <w:r>
-              <w:t>3. Hệ thống tạo yêu cầu thanh toán (qua PayOS hoặc hiển thị mã QR).</w:t>
+              <w:t>3</w:t>
+            </w:r>
+            <w:r>
+              <w:t>. Sau khi thanh toán thành công, hệ thống cập nhật trường balance trong Collection users.</w:t>
             </w:r>
             <w:r>
               <w:br/>
             </w:r>
             <w:r>
-              <w:t>4. Sau khi thanh toán thành công, hệ thống cập nhật trường balance trong Collection users.</w:t>
-            </w:r>
-            <w:r>
-              <w:br/>
-            </w:r>
-            <w:r>
-              <w:t>5. Hệ thống ghi lại nhật ký nạp tiền vào Collection recharge_logs.</w:t>
+              <w:t>4</w:t>
+            </w:r>
+            <w:r>
+              <w:t>. Hệ thống ghi lại nhật ký nạp tiền vào Collection recharge_logs.</w:t>
             </w:r>
           </w:p>
         </w:tc>
@@ -11871,14 +13165,6 @@
               </w:rPr>
               <w:br/>
             </w:r>
-            <w:r>
-              <w:rPr>
-                <w:rFonts w:eastAsiaTheme="minorHAnsi" w:cstheme="minorBidi"/>
-                <w:sz w:val="26"/>
-                <w:szCs w:val="22"/>
-              </w:rPr>
-              <w:t>- Sai thông tin chuyển khoản: Hệ thống chờ xác thực hoặc từ chối.</w:t>
-            </w:r>
           </w:p>
           <w:p>
             <w:pPr>
@@ -12073,6 +13359,7 @@
           <w:szCs w:val="24"/>
         </w:rPr>
       </w:pPr>
+      <w:bookmarkStart w:id="38" w:name="_Toc225245585"/>
       <w:r>
         <w:t>Bảng 3.</w:t>
       </w:r>
@@ -12085,6 +13372,7 @@
       <w:r>
         <w:t>quét mã và biển số</w:t>
       </w:r>
+      <w:bookmarkEnd w:id="38"/>
       <w:r>
         <w:t xml:space="preserve"> </w:t>
       </w:r>
@@ -12792,7 +14080,6 @@
       <w:pPr>
         <w:ind w:left="720"/>
       </w:pPr>
-      <w:bookmarkStart w:id="35" w:name="_Toc224471300"/>
       <w:r>
         <w:lastRenderedPageBreak/>
         <w:t>UC-C</w:t>
@@ -12816,6 +14103,7 @@
           <w:szCs w:val="24"/>
         </w:rPr>
       </w:pPr>
+      <w:bookmarkStart w:id="39" w:name="_Toc225245586"/>
       <w:r>
         <w:t>Bảng 3.</w:t>
       </w:r>
@@ -12828,6 +14116,7 @@
       <w:r>
         <w:t>khôi phục mật khẩu qua OTP</w:t>
       </w:r>
+      <w:bookmarkEnd w:id="39"/>
     </w:p>
     <w:tbl>
       <w:tblPr>
@@ -13533,6 +14822,9 @@
         <w:lastRenderedPageBreak/>
         <w:t>UC-C9: Thanh toán</w:t>
       </w:r>
+      <w:r>
+        <w:t xml:space="preserve"> nạp tiền</w:t>
+      </w:r>
     </w:p>
     <w:p>
       <w:pPr>
@@ -13543,6 +14835,7 @@
           <w:szCs w:val="24"/>
         </w:rPr>
       </w:pPr>
+      <w:bookmarkStart w:id="40" w:name="_Toc225245587"/>
       <w:r>
         <w:t>Bảng 3.</w:t>
       </w:r>
@@ -13553,7 +14846,14 @@
         <w:t xml:space="preserve">: Đặc tả chức năng </w:t>
       </w:r>
       <w:r>
-        <w:t xml:space="preserve">thanh toán </w:t>
+        <w:t>thanh toán</w:t>
+      </w:r>
+      <w:bookmarkEnd w:id="40"/>
+      <w:r>
+        <w:t xml:space="preserve"> </w:t>
+      </w:r>
+      <w:r>
+        <w:t>nạp tiền</w:t>
       </w:r>
     </w:p>
     <w:tbl>
@@ -14368,6 +15668,7 @@
           <w:szCs w:val="24"/>
         </w:rPr>
       </w:pPr>
+      <w:bookmarkStart w:id="41" w:name="_Toc225245588"/>
       <w:r>
         <w:t>Bảng 3.</w:t>
       </w:r>
@@ -14380,6 +15681,7 @@
       <w:r>
         <w:t>xem lịch sử giao dịch và biến động số dư</w:t>
       </w:r>
+      <w:bookmarkEnd w:id="41"/>
     </w:p>
     <w:tbl>
       <w:tblPr>
@@ -15127,6 +16429,7 @@
       <w:pPr>
         <w:pStyle w:val="Heading3"/>
       </w:pPr>
+      <w:bookmarkStart w:id="42" w:name="_Toc225245534"/>
       <w:r>
         <w:t>3.1.</w:t>
       </w:r>
@@ -15142,7 +16445,7 @@
       <w:r>
         <w:t>Activity</w:t>
       </w:r>
-      <w:bookmarkEnd w:id="35"/>
+      <w:bookmarkEnd w:id="42"/>
     </w:p>
     <w:p>
       <w:r>
@@ -15212,8 +16515,19 @@
           <w:szCs w:val="24"/>
         </w:rPr>
       </w:pPr>
-      <w:r>
-        <w:t xml:space="preserve">Hình 3.x: Biểu đồ hoạt động chức năng đăng nhập </w:t>
+      <w:bookmarkStart w:id="43" w:name="_Toc225245589"/>
+      <w:r>
+        <w:t>Hình 3.</w:t>
+      </w:r>
+      <w:r>
+        <w:t>2</w:t>
+      </w:r>
+      <w:r>
+        <w:t>: Biểu đồ hoạt động chức năng đăng nhập</w:t>
+      </w:r>
+      <w:bookmarkEnd w:id="43"/>
+      <w:r>
+        <w:t xml:space="preserve"> </w:t>
       </w:r>
     </w:p>
     <w:p/>
@@ -15298,9 +16612,17 @@
           <w:szCs w:val="24"/>
         </w:rPr>
       </w:pPr>
-      <w:r>
-        <w:t>Hình 3.x: Biểu đồ hoạt động chức năng đăng ký</w:t>
-      </w:r>
+      <w:bookmarkStart w:id="44" w:name="_Toc225245590"/>
+      <w:r>
+        <w:t>Hình 3.</w:t>
+      </w:r>
+      <w:r>
+        <w:t>3</w:t>
+      </w:r>
+      <w:r>
+        <w:t>: Biểu đồ hoạt động chức năng đăng ký</w:t>
+      </w:r>
+      <w:bookmarkEnd w:id="44"/>
     </w:p>
     <w:p/>
     <w:p>
@@ -15312,7 +16634,6 @@
     <w:p/>
     <w:p/>
     <w:p>
-      <w:bookmarkStart w:id="36" w:name="_Toc224471301"/>
       <w:r>
         <w:t>*Chức năng đăng xuất</w:t>
       </w:r>
@@ -15366,12 +16687,20 @@
       <w:pPr>
         <w:pStyle w:val="h"/>
       </w:pPr>
-      <w:r>
-        <w:t xml:space="preserve">Hình 3.x: Biểu đồ hoạt động chức năng đăng </w:t>
+      <w:bookmarkStart w:id="45" w:name="_Toc225245591"/>
+      <w:r>
+        <w:t>Hình 3.</w:t>
+      </w:r>
+      <w:r>
+        <w:t>4</w:t>
+      </w:r>
+      <w:r>
+        <w:t xml:space="preserve">: Biểu đồ hoạt động chức năng đăng </w:t>
       </w:r>
       <w:r>
         <w:t>xuất</w:t>
       </w:r>
+      <w:bookmarkEnd w:id="45"/>
     </w:p>
     <w:p>
       <w:pPr>
@@ -15433,18 +16762,9 @@
       </w:r>
     </w:p>
     <w:p>
-      <w:pPr>
-        <w:pStyle w:val="h"/>
-        <w:rPr>
-          <w:sz w:val="24"/>
-          <w:szCs w:val="24"/>
-        </w:rPr>
-      </w:pPr>
       <w:r>
         <w:rPr>
           <w:noProof/>
-          <w:sz w:val="24"/>
-          <w:szCs w:val="24"/>
         </w:rPr>
         <w:drawing>
           <wp:inline distT="0" distB="0" distL="0" distR="0" wp14:anchorId="41DDE014" wp14:editId="3D360DC6">
@@ -15500,12 +16820,20 @@
       <w:pPr>
         <w:pStyle w:val="h"/>
       </w:pPr>
-      <w:r>
-        <w:t xml:space="preserve">Hình 3.x: Biểu đồ hoạt động chức năng </w:t>
+      <w:bookmarkStart w:id="46" w:name="_Toc225245592"/>
+      <w:r>
+        <w:t>Hình 3.</w:t>
+      </w:r>
+      <w:r>
+        <w:t>5</w:t>
+      </w:r>
+      <w:r>
+        <w:t xml:space="preserve">: Biểu đồ hoạt động chức năng </w:t>
       </w:r>
       <w:r>
         <w:t>quản lý ra vào</w:t>
       </w:r>
+      <w:bookmarkEnd w:id="46"/>
     </w:p>
     <w:p>
       <w:pPr>
@@ -15597,12 +16925,20 @@
       <w:pPr>
         <w:pStyle w:val="h"/>
       </w:pPr>
-      <w:r>
-        <w:t xml:space="preserve">Hình 3.x: Biểu đồ hoạt động chức năng </w:t>
+      <w:bookmarkStart w:id="47" w:name="_Toc225245593"/>
+      <w:r>
+        <w:t>Hình 3.</w:t>
+      </w:r>
+      <w:r>
+        <w:t>6</w:t>
+      </w:r>
+      <w:r>
+        <w:t xml:space="preserve">: Biểu đồ hoạt động chức năng </w:t>
       </w:r>
       <w:r>
         <w:t>xem lịch sử ra vào</w:t>
       </w:r>
+      <w:bookmarkEnd w:id="47"/>
     </w:p>
     <w:p>
       <w:pPr>
@@ -15701,6 +17037,127 @@
       </w:pPr>
     </w:p>
     <w:p>
+      <w:bookmarkStart w:id="48" w:name="_Toc225245594"/>
+      <w:r>
+        <w:lastRenderedPageBreak/>
+        <w:t>*Chức năng</w:t>
+      </w:r>
+      <w:r>
+        <w:t xml:space="preserve"> n</w:t>
+      </w:r>
+      <w:r>
+        <w:t>ạp tiền</w:t>
+      </w:r>
+      <w:r>
+        <w:rPr>
+          <w:b/>
+        </w:rPr>
+        <w:t xml:space="preserve"> </w:t>
+      </w:r>
+      <w:r>
+        <w:t>trực tiếp</w:t>
+      </w:r>
+      <w:r>
+        <w:t xml:space="preserve"> vào tài khoản</w:t>
+      </w:r>
+      <w:bookmarkEnd w:id="48"/>
+    </w:p>
+    <w:p>
+      <w:pPr>
+        <w:jc w:val="center"/>
+      </w:pPr>
+      <w:r>
+        <w:rPr>
+          <w:noProof/>
+        </w:rPr>
+        <w:drawing>
+          <wp:inline distT="0" distB="0" distL="0" distR="0" wp14:anchorId="67229B8A" wp14:editId="6F415147">
+            <wp:extent cx="5320030" cy="7493329"/>
+            <wp:effectExtent l="0" t="0" r="0" b="0"/>
+            <wp:docPr id="19" name="Picture 19"/>
+            <wp:cNvGraphicFramePr>
+              <a:graphicFrameLocks xmlns:a="http://schemas.openxmlformats.org/drawingml/2006/main" noChangeAspect="1"/>
+            </wp:cNvGraphicFramePr>
+            <a:graphic xmlns:a="http://schemas.openxmlformats.org/drawingml/2006/main">
+              <a:graphicData uri="http://schemas.openxmlformats.org/drawingml/2006/picture">
+                <pic:pic xmlns:pic="http://schemas.openxmlformats.org/drawingml/2006/picture">
+                  <pic:nvPicPr>
+                    <pic:cNvPr id="0" name="Picture 5"/>
+                    <pic:cNvPicPr>
+                      <a:picLocks noChangeAspect="1" noChangeArrowheads="1"/>
+                    </pic:cNvPicPr>
+                  </pic:nvPicPr>
+                  <pic:blipFill>
+                    <a:blip r:embed="rId25">
+                      <a:extLst>
+                        <a:ext uri="{28A0092B-C50C-407E-A947-70E740481C1C}">
+                          <a14:useLocalDpi xmlns:a14="http://schemas.microsoft.com/office/drawing/2010/main" val="0"/>
+                        </a:ext>
+                      </a:extLst>
+                    </a:blip>
+                    <a:srcRect/>
+                    <a:stretch>
+                      <a:fillRect/>
+                    </a:stretch>
+                  </pic:blipFill>
+                  <pic:spPr bwMode="auto">
+                    <a:xfrm>
+                      <a:off x="0" y="0"/>
+                      <a:ext cx="5326224" cy="7502053"/>
+                    </a:xfrm>
+                    <a:prstGeom prst="rect">
+                      <a:avLst/>
+                    </a:prstGeom>
+                    <a:noFill/>
+                    <a:ln>
+                      <a:noFill/>
+                    </a:ln>
+                  </pic:spPr>
+                </pic:pic>
+              </a:graphicData>
+            </a:graphic>
+          </wp:inline>
+        </w:drawing>
+      </w:r>
+    </w:p>
+    <w:p>
+      <w:pPr>
+        <w:pStyle w:val="h"/>
+      </w:pPr>
+      <w:bookmarkStart w:id="49" w:name="_Toc225245595"/>
+      <w:r>
+        <w:t>Hình 3.</w:t>
+      </w:r>
+      <w:r>
+        <w:t>7</w:t>
+      </w:r>
+      <w:r>
+        <w:t xml:space="preserve">: Biểu đồ hoạt động chức </w:t>
+      </w:r>
+      <w:r>
+        <w:t xml:space="preserve">năng </w:t>
+      </w:r>
+      <w:r>
+        <w:rPr>
+          <w:rFonts w:cstheme="minorBidi"/>
+          <w:sz w:val="26"/>
+          <w:szCs w:val="22"/>
+        </w:rPr>
+        <w:t>nạp tiền vào tài khoản</w:t>
+      </w:r>
+      <w:bookmarkEnd w:id="49"/>
+    </w:p>
+    <w:p>
+      <w:pPr>
+        <w:pStyle w:val="h"/>
+        <w:jc w:val="left"/>
+        <w:rPr>
+          <w:sz w:val="24"/>
+          <w:szCs w:val="24"/>
+        </w:rPr>
+      </w:pPr>
+    </w:p>
+    <w:p>
       <w:pPr>
         <w:pStyle w:val="h"/>
         <w:jc w:val="left"/>
@@ -15711,6 +17168,7 @@
           <w:szCs w:val="22"/>
         </w:rPr>
       </w:pPr>
+      <w:bookmarkStart w:id="50" w:name="_Toc225245596"/>
       <w:r>
         <w:rPr>
           <w:rFonts w:cstheme="minorBidi"/>
@@ -15719,7 +17177,7 @@
           <w:szCs w:val="22"/>
         </w:rPr>
         <w:lastRenderedPageBreak/>
-        <w:t>*Chức năng</w:t>
+        <w:t xml:space="preserve">*Chức </w:t>
       </w:r>
       <w:r>
         <w:rPr>
@@ -15728,16 +17186,260 @@
           <w:sz w:val="26"/>
           <w:szCs w:val="22"/>
         </w:rPr>
-        <w:t xml:space="preserve"> n</w:t>
-      </w:r>
-      <w:r>
-        <w:rPr>
-          <w:rFonts w:cstheme="minorBidi"/>
+        <w:t xml:space="preserve">năng </w:t>
+      </w:r>
+      <w:r>
+        <w:rPr>
           <w:b w:val="0"/>
-          <w:sz w:val="26"/>
-          <w:szCs w:val="22"/>
-        </w:rPr>
-        <w:t>ạp tiền vào tài khoản</w:t>
+        </w:rPr>
+        <w:t>quét mã và biển số</w:t>
+      </w:r>
+      <w:bookmarkEnd w:id="50"/>
+    </w:p>
+    <w:p>
+      <w:r>
+        <w:rPr>
+          <w:noProof/>
+        </w:rPr>
+        <w:drawing>
+          <wp:inline distT="0" distB="0" distL="0" distR="0" wp14:anchorId="793F497B" wp14:editId="435B9352">
+            <wp:extent cx="5973445" cy="5735955"/>
+            <wp:effectExtent l="0" t="0" r="8255" b="0"/>
+            <wp:docPr id="13" name="Picture 13"/>
+            <wp:cNvGraphicFramePr>
+              <a:graphicFrameLocks xmlns:a="http://schemas.openxmlformats.org/drawingml/2006/main" noChangeAspect="1"/>
+            </wp:cNvGraphicFramePr>
+            <a:graphic xmlns:a="http://schemas.openxmlformats.org/drawingml/2006/main">
+              <a:graphicData uri="http://schemas.openxmlformats.org/drawingml/2006/picture">
+                <pic:pic xmlns:pic="http://schemas.openxmlformats.org/drawingml/2006/picture">
+                  <pic:nvPicPr>
+                    <pic:cNvPr id="0" name="Picture 1"/>
+                    <pic:cNvPicPr>
+                      <a:picLocks noChangeAspect="1" noChangeArrowheads="1"/>
+                    </pic:cNvPicPr>
+                  </pic:nvPicPr>
+                  <pic:blipFill>
+                    <a:blip r:embed="rId26">
+                      <a:extLst>
+                        <a:ext uri="{28A0092B-C50C-407E-A947-70E740481C1C}">
+                          <a14:useLocalDpi xmlns:a14="http://schemas.microsoft.com/office/drawing/2010/main" val="0"/>
+                        </a:ext>
+                      </a:extLst>
+                    </a:blip>
+                    <a:srcRect/>
+                    <a:stretch>
+                      <a:fillRect/>
+                    </a:stretch>
+                  </pic:blipFill>
+                  <pic:spPr bwMode="auto">
+                    <a:xfrm>
+                      <a:off x="0" y="0"/>
+                      <a:ext cx="5973445" cy="5735955"/>
+                    </a:xfrm>
+                    <a:prstGeom prst="rect">
+                      <a:avLst/>
+                    </a:prstGeom>
+                    <a:noFill/>
+                    <a:ln>
+                      <a:noFill/>
+                    </a:ln>
+                  </pic:spPr>
+                </pic:pic>
+              </a:graphicData>
+            </a:graphic>
+          </wp:inline>
+        </w:drawing>
+      </w:r>
+    </w:p>
+    <w:p>
+      <w:pPr>
+        <w:pStyle w:val="h"/>
+        <w:rPr>
+          <w:sz w:val="24"/>
+          <w:szCs w:val="24"/>
+        </w:rPr>
+      </w:pPr>
+      <w:bookmarkStart w:id="51" w:name="_Toc225245597"/>
+      <w:r>
+        <w:t>Hình 3.</w:t>
+      </w:r>
+      <w:r>
+        <w:t>8</w:t>
+      </w:r>
+      <w:r>
+        <w:t xml:space="preserve">: Biểu đồ hoạt động chức </w:t>
+      </w:r>
+      <w:r>
+        <w:t xml:space="preserve">năng </w:t>
+      </w:r>
+      <w:r>
+        <w:rPr>
+          <w:bCs/>
+        </w:rPr>
+        <w:t>quét mã và biển số</w:t>
+      </w:r>
+      <w:bookmarkEnd w:id="51"/>
+    </w:p>
+    <w:p>
+      <w:pPr>
+        <w:pStyle w:val="h"/>
+        <w:jc w:val="left"/>
+        <w:rPr>
+          <w:sz w:val="24"/>
+          <w:szCs w:val="24"/>
+        </w:rPr>
+      </w:pPr>
+    </w:p>
+    <w:p>
+      <w:pPr>
+        <w:pStyle w:val="h"/>
+        <w:jc w:val="left"/>
+        <w:rPr>
+          <w:sz w:val="24"/>
+          <w:szCs w:val="24"/>
+        </w:rPr>
+      </w:pPr>
+    </w:p>
+    <w:p/>
+    <w:p>
+      <w:pPr>
+        <w:jc w:val="center"/>
+      </w:pPr>
+    </w:p>
+    <w:p>
+      <w:pPr>
+        <w:jc w:val="center"/>
+      </w:pPr>
+    </w:p>
+    <w:p>
+      <w:pPr>
+        <w:jc w:val="center"/>
+      </w:pPr>
+    </w:p>
+    <w:p>
+      <w:pPr>
+        <w:jc w:val="center"/>
+      </w:pPr>
+    </w:p>
+    <w:p>
+      <w:r>
+        <w:lastRenderedPageBreak/>
+        <w:t xml:space="preserve">*Chức </w:t>
+      </w:r>
+      <w:r>
+        <w:t>năng</w:t>
+      </w:r>
+      <w:r>
+        <w:t xml:space="preserve"> </w:t>
+      </w:r>
+      <w:r>
+        <w:t>q</w:t>
+      </w:r>
+      <w:r>
+        <w:t>uên mật khẩu</w:t>
+      </w:r>
+    </w:p>
+    <w:p>
+      <w:pPr>
+        <w:jc w:val="center"/>
+      </w:pPr>
+      <w:r>
+        <w:rPr>
+          <w:noProof/>
+        </w:rPr>
+        <w:drawing>
+          <wp:inline distT="0" distB="0" distL="0" distR="0" wp14:anchorId="35B6F58A" wp14:editId="3B1B5647">
+            <wp:extent cx="5233035" cy="7469580"/>
+            <wp:effectExtent l="0" t="0" r="5715" b="0"/>
+            <wp:docPr id="17" name="Picture 17"/>
+            <wp:cNvGraphicFramePr>
+              <a:graphicFrameLocks xmlns:a="http://schemas.openxmlformats.org/drawingml/2006/main" noChangeAspect="1"/>
+            </wp:cNvGraphicFramePr>
+            <a:graphic xmlns:a="http://schemas.openxmlformats.org/drawingml/2006/main">
+              <a:graphicData uri="http://schemas.openxmlformats.org/drawingml/2006/picture">
+                <pic:pic xmlns:pic="http://schemas.openxmlformats.org/drawingml/2006/picture">
+                  <pic:nvPicPr>
+                    <pic:cNvPr id="0" name="Picture 3"/>
+                    <pic:cNvPicPr>
+                      <a:picLocks noChangeAspect="1" noChangeArrowheads="1"/>
+                    </pic:cNvPicPr>
+                  </pic:nvPicPr>
+                  <pic:blipFill>
+                    <a:blip r:embed="rId27">
+                      <a:extLst>
+                        <a:ext uri="{28A0092B-C50C-407E-A947-70E740481C1C}">
+                          <a14:useLocalDpi xmlns:a14="http://schemas.microsoft.com/office/drawing/2010/main" val="0"/>
+                        </a:ext>
+                      </a:extLst>
+                    </a:blip>
+                    <a:srcRect/>
+                    <a:stretch>
+                      <a:fillRect/>
+                    </a:stretch>
+                  </pic:blipFill>
+                  <pic:spPr bwMode="auto">
+                    <a:xfrm>
+                      <a:off x="0" y="0"/>
+                      <a:ext cx="5243332" cy="7484277"/>
+                    </a:xfrm>
+                    <a:prstGeom prst="rect">
+                      <a:avLst/>
+                    </a:prstGeom>
+                    <a:noFill/>
+                    <a:ln>
+                      <a:noFill/>
+                    </a:ln>
+                  </pic:spPr>
+                </pic:pic>
+              </a:graphicData>
+            </a:graphic>
+          </wp:inline>
+        </w:drawing>
+      </w:r>
+    </w:p>
+    <w:p>
+      <w:pPr>
+        <w:pStyle w:val="h"/>
+        <w:rPr>
+          <w:sz w:val="24"/>
+          <w:szCs w:val="24"/>
+        </w:rPr>
+      </w:pPr>
+      <w:bookmarkStart w:id="52" w:name="_Toc225245598"/>
+      <w:r>
+        <w:t>Hình 3.</w:t>
+      </w:r>
+      <w:r>
+        <w:t>9</w:t>
+      </w:r>
+      <w:r>
+        <w:t xml:space="preserve">: Biểu đồ hoạt động chức </w:t>
+      </w:r>
+      <w:r>
+        <w:t xml:space="preserve">năng </w:t>
+      </w:r>
+      <w:r>
+        <w:rPr>
+          <w:bCs/>
+        </w:rPr>
+        <w:t>quên mật khẩu</w:t>
+      </w:r>
+      <w:bookmarkEnd w:id="52"/>
+    </w:p>
+    <w:p/>
+    <w:p>
+      <w:r>
+        <w:lastRenderedPageBreak/>
+        <w:t xml:space="preserve">*Chức </w:t>
+      </w:r>
+      <w:r>
+        <w:t>năng</w:t>
+      </w:r>
+      <w:r>
+        <w:t xml:space="preserve"> </w:t>
+      </w:r>
+      <w:r>
+        <w:t>thanh toán</w:t>
       </w:r>
     </w:p>
     <w:p>
@@ -15749,7 +17451,7 @@
           <w:noProof/>
         </w:rPr>
         <w:drawing>
-          <wp:inline distT="0" distB="0" distL="0" distR="0" wp14:anchorId="4B3262EE" wp14:editId="48141105">
+          <wp:inline distT="0" distB="0" distL="0" distR="0" wp14:anchorId="5A5AF873" wp14:editId="6EFA33D5">
             <wp:extent cx="5963920" cy="7192645"/>
             <wp:effectExtent l="0" t="0" r="0" b="8255"/>
             <wp:docPr id="5" name="Picture 5"/>
@@ -15766,7 +17468,7 @@
                     </pic:cNvPicPr>
                   </pic:nvPicPr>
                   <pic:blipFill>
-                    <a:blip r:embed="rId25">
+                    <a:blip r:embed="rId28">
                       <a:extLst>
                         <a:ext uri="{28A0092B-C50C-407E-A947-70E740481C1C}">
                           <a14:useLocalDpi xmlns:a14="http://schemas.microsoft.com/office/drawing/2010/main" val="0"/>
@@ -15801,99 +17503,70 @@
     <w:p>
       <w:pPr>
         <w:pStyle w:val="h"/>
-      </w:pPr>
-      <w:r>
-        <w:t xml:space="preserve">Hình 3.x: Biểu đồ hoạt động chức </w:t>
-      </w:r>
-      <w:r>
-        <w:t xml:space="preserve">năng </w:t>
-      </w:r>
-      <w:r>
-        <w:rPr>
-          <w:rFonts w:cstheme="minorBidi"/>
-          <w:sz w:val="26"/>
-          <w:szCs w:val="22"/>
-        </w:rPr>
-        <w:t>nạp tiền vào tài khoản</w:t>
-      </w:r>
-    </w:p>
-    <w:p>
-      <w:pPr>
-        <w:pStyle w:val="h"/>
-        <w:jc w:val="left"/>
         <w:rPr>
           <w:sz w:val="24"/>
           <w:szCs w:val="24"/>
         </w:rPr>
       </w:pPr>
-    </w:p>
-    <w:p>
-      <w:pPr>
-        <w:pStyle w:val="h"/>
-        <w:jc w:val="left"/>
-        <w:rPr>
-          <w:rFonts w:cstheme="minorBidi"/>
-          <w:b w:val="0"/>
-          <w:sz w:val="26"/>
-          <w:szCs w:val="22"/>
-        </w:rPr>
-      </w:pPr>
-      <w:r>
-        <w:rPr>
-          <w:rFonts w:cstheme="minorBidi"/>
-          <w:b w:val="0"/>
-          <w:sz w:val="26"/>
-          <w:szCs w:val="22"/>
-        </w:rPr>
+      <w:bookmarkStart w:id="53" w:name="_Toc225245599"/>
+      <w:r>
+        <w:t>Hình 3.</w:t>
+      </w:r>
+      <w:r>
+        <w:t>10</w:t>
+      </w:r>
+      <w:r>
+        <w:t xml:space="preserve">: Biểu đồ hoạt động chức </w:t>
+      </w:r>
+      <w:r>
+        <w:t xml:space="preserve">năng </w:t>
+      </w:r>
+      <w:r>
+        <w:rPr>
+          <w:bCs/>
+        </w:rPr>
+        <w:t>thanh toán</w:t>
+      </w:r>
+      <w:bookmarkEnd w:id="53"/>
+      <w:r>
+        <w:rPr>
+          <w:bCs/>
+        </w:rPr>
+        <w:t xml:space="preserve"> nạp tiền </w:t>
+      </w:r>
+      <w:r>
+        <w:rPr>
+          <w:bCs/>
+        </w:rPr>
+        <w:t xml:space="preserve">sinh viên </w:t>
+      </w:r>
+    </w:p>
+    <w:p/>
+    <w:p>
+      <w:r>
         <w:lastRenderedPageBreak/>
         <w:t xml:space="preserve">*Chức </w:t>
       </w:r>
       <w:r>
-        <w:rPr>
-          <w:rFonts w:cstheme="minorBidi"/>
-          <w:b w:val="0"/>
-          <w:sz w:val="26"/>
-          <w:szCs w:val="22"/>
-        </w:rPr>
-        <w:t xml:space="preserve">năng </w:t>
-      </w:r>
-      <w:r>
-        <w:rPr>
-          <w:b w:val="0"/>
-        </w:rPr>
-        <w:t>quét mã và biển số</w:t>
-      </w:r>
-    </w:p>
-    <w:p>
-      <w:pPr>
-        <w:pStyle w:val="h"/>
-        <w:jc w:val="left"/>
-        <w:rPr>
-          <w:sz w:val="24"/>
-          <w:szCs w:val="24"/>
-        </w:rPr>
-      </w:pPr>
-    </w:p>
-    <w:p>
-      <w:pPr>
-        <w:pStyle w:val="h"/>
-        <w:jc w:val="left"/>
-        <w:rPr>
-          <w:sz w:val="24"/>
-          <w:szCs w:val="24"/>
-        </w:rPr>
-      </w:pPr>
+        <w:t>năng</w:t>
+      </w:r>
+      <w:r>
+        <w:t xml:space="preserve"> </w:t>
+      </w:r>
+      <w:r>
+        <w:t xml:space="preserve">xem lịch sử giao dịch </w:t>
+      </w:r>
+    </w:p>
+    <w:p>
       <w:r>
         <w:rPr>
           <w:noProof/>
-          <w:sz w:val="24"/>
-          <w:szCs w:val="24"/>
         </w:rPr>
         <w:drawing>
-          <wp:inline distT="0" distB="0" distL="0" distR="0" wp14:anchorId="6CE4ED28" wp14:editId="64C74701">
-            <wp:extent cx="5975350" cy="5738495"/>
-            <wp:effectExtent l="0" t="0" r="6350" b="0"/>
-            <wp:docPr id="14" name="Picture 14"/>
+          <wp:inline distT="0" distB="0" distL="0" distR="0" wp14:anchorId="273DBCBD" wp14:editId="68C1950F">
+            <wp:extent cx="5961380" cy="5878195"/>
+            <wp:effectExtent l="0" t="0" r="1270" b="8255"/>
+            <wp:docPr id="20" name="Picture 20"/>
             <wp:cNvGraphicFramePr>
               <a:graphicFrameLocks xmlns:a="http://schemas.openxmlformats.org/drawingml/2006/main" noChangeAspect="1"/>
             </wp:cNvGraphicFramePr>
@@ -15901,13 +17574,13 @@
               <a:graphicData uri="http://schemas.openxmlformats.org/drawingml/2006/picture">
                 <pic:pic xmlns:pic="http://schemas.openxmlformats.org/drawingml/2006/picture">
                   <pic:nvPicPr>
-                    <pic:cNvPr id="0" name="Picture 3"/>
+                    <pic:cNvPr id="0" name="Picture 6"/>
                     <pic:cNvPicPr>
                       <a:picLocks noChangeAspect="1" noChangeArrowheads="1"/>
                     </pic:cNvPicPr>
                   </pic:nvPicPr>
                   <pic:blipFill>
-                    <a:blip r:embed="rId26">
+                    <a:blip r:embed="rId29">
                       <a:extLst>
                         <a:ext uri="{28A0092B-C50C-407E-A947-70E740481C1C}">
                           <a14:useLocalDpi xmlns:a14="http://schemas.microsoft.com/office/drawing/2010/main" val="0"/>
@@ -15922,7 +17595,7 @@
                   <pic:spPr bwMode="auto">
                     <a:xfrm>
                       <a:off x="0" y="0"/>
-                      <a:ext cx="5975350" cy="5738495"/>
+                      <a:ext cx="5961380" cy="5878195"/>
                     </a:xfrm>
                     <a:prstGeom prst="rect">
                       <a:avLst/>
@@ -15947,8 +17620,15 @@
           <w:szCs w:val="24"/>
         </w:rPr>
       </w:pPr>
-      <w:r>
-        <w:t xml:space="preserve">Hình 3.x: Biểu đồ hoạt động chức </w:t>
+      <w:bookmarkStart w:id="54" w:name="_Toc225245600"/>
+      <w:r>
+        <w:t>Hình 3.</w:t>
+      </w:r>
+      <w:r>
+        <w:t>11</w:t>
+      </w:r>
+      <w:r>
+        <w:t xml:space="preserve">: Biểu đồ hoạt động chức </w:t>
       </w:r>
       <w:r>
         <w:t xml:space="preserve">năng </w:t>
@@ -15957,205 +17637,468 @@
         <w:rPr>
           <w:bCs/>
         </w:rPr>
-        <w:t>quét mã và biển số</w:t>
-      </w:r>
-    </w:p>
-    <w:p>
-      <w:pPr>
-        <w:pStyle w:val="h"/>
-        <w:jc w:val="left"/>
-        <w:rPr>
-          <w:sz w:val="24"/>
-          <w:szCs w:val="24"/>
-        </w:rPr>
-      </w:pPr>
-    </w:p>
-    <w:p>
-      <w:pPr>
-        <w:pStyle w:val="h"/>
-        <w:jc w:val="left"/>
-        <w:rPr>
-          <w:sz w:val="24"/>
-          <w:szCs w:val="24"/>
-        </w:rPr>
-      </w:pPr>
-    </w:p>
-    <w:p>
-      <w:pPr>
-        <w:pStyle w:val="h"/>
-        <w:jc w:val="left"/>
-        <w:rPr>
-          <w:sz w:val="24"/>
-          <w:szCs w:val="24"/>
-        </w:rPr>
-      </w:pPr>
-    </w:p>
-    <w:p>
-      <w:pPr>
-        <w:jc w:val="center"/>
-      </w:pPr>
-    </w:p>
-    <w:p>
-      <w:pPr>
-        <w:jc w:val="center"/>
-      </w:pPr>
-    </w:p>
-    <w:p>
-      <w:pPr>
-        <w:jc w:val="center"/>
-      </w:pPr>
-    </w:p>
-    <w:p>
-      <w:r>
-        <w:lastRenderedPageBreak/>
-        <w:t xml:space="preserve">*Chức </w:t>
-      </w:r>
-      <w:r>
-        <w:t>năng</w:t>
-      </w:r>
-      <w:r>
-        <w:t xml:space="preserve"> </w:t>
-      </w:r>
-      <w:r>
-        <w:t>q</w:t>
-      </w:r>
-      <w:r>
-        <w:t>uên mật khẩu</w:t>
-      </w:r>
-    </w:p>
-    <w:p/>
-    <w:p>
-      <w:pPr>
-        <w:pStyle w:val="h"/>
-        <w:rPr>
-          <w:sz w:val="24"/>
-          <w:szCs w:val="24"/>
-        </w:rPr>
-      </w:pPr>
-      <w:r>
-        <w:t xml:space="preserve">Hình 3.x: Biểu đồ hoạt động chức </w:t>
-      </w:r>
-      <w:r>
-        <w:t xml:space="preserve">năng </w:t>
-      </w:r>
-      <w:r>
-        <w:rPr>
-          <w:bCs/>
-        </w:rPr>
-        <w:t>quên mật khẩu</w:t>
-      </w:r>
-    </w:p>
-    <w:p/>
-    <w:p>
-      <w:r>
-        <w:t xml:space="preserve">*Chức </w:t>
-      </w:r>
-      <w:r>
-        <w:t>năng</w:t>
-      </w:r>
-      <w:r>
-        <w:t xml:space="preserve"> </w:t>
-      </w:r>
-      <w:r>
-        <w:t>thanh toán</w:t>
-      </w:r>
-    </w:p>
-    <w:p/>
-    <w:p>
-      <w:pPr>
-        <w:pStyle w:val="h"/>
-        <w:rPr>
-          <w:sz w:val="24"/>
-          <w:szCs w:val="24"/>
-        </w:rPr>
-      </w:pPr>
-      <w:r>
-        <w:t xml:space="preserve">Hình 3.x: Biểu đồ hoạt động chức </w:t>
-      </w:r>
-      <w:r>
-        <w:t xml:space="preserve">năng </w:t>
-      </w:r>
-      <w:r>
-        <w:rPr>
-          <w:bCs/>
-        </w:rPr>
-        <w:t>thanh toán</w:t>
-      </w:r>
-    </w:p>
-    <w:p/>
-    <w:p>
-      <w:r>
-        <w:t xml:space="preserve">*Chức </w:t>
-      </w:r>
-      <w:r>
-        <w:t>năng</w:t>
-      </w:r>
-      <w:r>
-        <w:t xml:space="preserve"> </w:t>
-      </w:r>
-      <w:r>
-        <w:t xml:space="preserve">xem lịch sử giao dịch </w:t>
-      </w:r>
-    </w:p>
-    <w:p/>
-    <w:p>
-      <w:pPr>
-        <w:pStyle w:val="h"/>
-        <w:rPr>
-          <w:sz w:val="24"/>
-          <w:szCs w:val="24"/>
-        </w:rPr>
-      </w:pPr>
-      <w:r>
-        <w:t xml:space="preserve">Hình 3.x: Biểu đồ hoạt động chức </w:t>
-      </w:r>
-      <w:r>
-        <w:t xml:space="preserve">năng </w:t>
-      </w:r>
-      <w:r>
-        <w:rPr>
-          <w:bCs/>
-        </w:rPr>
         <w:t>xem lịch sử giao dịch</w:t>
       </w:r>
+      <w:bookmarkEnd w:id="54"/>
     </w:p>
     <w:p/>
     <w:p/>
-    <w:p>
-      <w:pPr>
-        <w:pStyle w:val="Heading3"/>
-      </w:pPr>
-      <w:r>
-        <w:t>3.1.4</w:t>
-      </w:r>
-      <w:r>
-        <w:t xml:space="preserve"> </w:t>
-      </w:r>
-      <w:r>
-        <w:t>Biểu đồ</w:t>
-      </w:r>
-      <w:r>
-        <w:t xml:space="preserve"> tuần t</w:t>
-      </w:r>
-      <w:r>
-        <w:t>ự</w:t>
-      </w:r>
-      <w:bookmarkEnd w:id="36"/>
-    </w:p>
     <w:p/>
     <w:p/>
+    <w:p/>
+    <w:p/>
     <w:p>
       <w:pPr>
         <w:pStyle w:val="Heading3"/>
       </w:pPr>
-      <w:bookmarkStart w:id="37" w:name="_Toc224471302"/>
-      <w:r>
+      <w:bookmarkStart w:id="55" w:name="_Toc225245535"/>
+      <w:r>
+        <w:lastRenderedPageBreak/>
+        <w:t>3.1.4</w:t>
+      </w:r>
+      <w:r>
+        <w:t xml:space="preserve"> </w:t>
+      </w:r>
+      <w:r>
+        <w:t>Biểu đồ</w:t>
+      </w:r>
+      <w:r>
+        <w:t xml:space="preserve"> tuần t</w:t>
+      </w:r>
+      <w:r>
+        <w:t>ự</w:t>
+      </w:r>
+      <w:bookmarkEnd w:id="55"/>
+    </w:p>
+    <w:p>
+      <w:r>
+        <w:t>*</w:t>
+      </w:r>
+      <w:r>
+        <w:t>Đăng nhập</w:t>
+      </w:r>
+    </w:p>
+    <w:p>
+      <w:r>
+        <w:rPr>
+          <w:noProof/>
+        </w:rPr>
+        <w:drawing>
+          <wp:inline distT="0" distB="0" distL="0" distR="0" wp14:anchorId="717CABB1" wp14:editId="2BA5D69A">
+            <wp:extent cx="5973445" cy="3930650"/>
+            <wp:effectExtent l="0" t="0" r="8255" b="0"/>
+            <wp:docPr id="21" name="Picture 21"/>
+            <wp:cNvGraphicFramePr>
+              <a:graphicFrameLocks xmlns:a="http://schemas.openxmlformats.org/drawingml/2006/main" noChangeAspect="1"/>
+            </wp:cNvGraphicFramePr>
+            <a:graphic xmlns:a="http://schemas.openxmlformats.org/drawingml/2006/main">
+              <a:graphicData uri="http://schemas.openxmlformats.org/drawingml/2006/picture">
+                <pic:pic xmlns:pic="http://schemas.openxmlformats.org/drawingml/2006/picture">
+                  <pic:nvPicPr>
+                    <pic:cNvPr id="0" name="Picture 7"/>
+                    <pic:cNvPicPr>
+                      <a:picLocks noChangeAspect="1" noChangeArrowheads="1"/>
+                    </pic:cNvPicPr>
+                  </pic:nvPicPr>
+                  <pic:blipFill>
+                    <a:blip r:embed="rId30">
+                      <a:extLst>
+                        <a:ext uri="{28A0092B-C50C-407E-A947-70E740481C1C}">
+                          <a14:useLocalDpi xmlns:a14="http://schemas.microsoft.com/office/drawing/2010/main" val="0"/>
+                        </a:ext>
+                      </a:extLst>
+                    </a:blip>
+                    <a:srcRect/>
+                    <a:stretch>
+                      <a:fillRect/>
+                    </a:stretch>
+                  </pic:blipFill>
+                  <pic:spPr bwMode="auto">
+                    <a:xfrm>
+                      <a:off x="0" y="0"/>
+                      <a:ext cx="5973445" cy="3930650"/>
+                    </a:xfrm>
+                    <a:prstGeom prst="rect">
+                      <a:avLst/>
+                    </a:prstGeom>
+                    <a:noFill/>
+                    <a:ln>
+                      <a:noFill/>
+                    </a:ln>
+                  </pic:spPr>
+                </pic:pic>
+              </a:graphicData>
+            </a:graphic>
+          </wp:inline>
+        </w:drawing>
+      </w:r>
+    </w:p>
+    <w:p>
+      <w:pPr>
+        <w:pStyle w:val="h"/>
+        <w:rPr>
+          <w:bCs/>
+        </w:rPr>
+      </w:pPr>
+      <w:r>
+        <w:t>Hình 3.1</w:t>
+      </w:r>
+      <w:r>
+        <w:t>2</w:t>
+      </w:r>
+      <w:r>
+        <w:t xml:space="preserve">: Biểu đồ </w:t>
+      </w:r>
+      <w:r>
+        <w:t xml:space="preserve">tuần tự </w:t>
+      </w:r>
+      <w:r>
+        <w:t xml:space="preserve">chức </w:t>
+      </w:r>
+      <w:r>
+        <w:t xml:space="preserve">năng </w:t>
+      </w:r>
+      <w:r>
+        <w:rPr>
+          <w:bCs/>
+        </w:rPr>
+        <w:t>đăng nhập</w:t>
+      </w:r>
+    </w:p>
+    <w:p/>
+    <w:p/>
+    <w:p/>
+    <w:p/>
+    <w:p/>
+    <w:p/>
+    <w:p/>
+    <w:p/>
+    <w:p/>
+    <w:p/>
+    <w:p/>
+    <w:p/>
+    <w:p>
+      <w:r>
+        <w:lastRenderedPageBreak/>
+        <w:t xml:space="preserve">*Đăng </w:t>
+      </w:r>
+      <w:r>
+        <w:t>ký</w:t>
+      </w:r>
+    </w:p>
+    <w:p>
+      <w:r>
+        <w:rPr>
+          <w:noProof/>
+        </w:rPr>
+        <w:drawing>
+          <wp:inline distT="0" distB="0" distL="0" distR="0" wp14:anchorId="0C099944" wp14:editId="717EB2B1">
+            <wp:extent cx="5961380" cy="4940300"/>
+            <wp:effectExtent l="0" t="0" r="1270" b="0"/>
+            <wp:docPr id="22" name="Picture 22"/>
+            <wp:cNvGraphicFramePr>
+              <a:graphicFrameLocks xmlns:a="http://schemas.openxmlformats.org/drawingml/2006/main" noChangeAspect="1"/>
+            </wp:cNvGraphicFramePr>
+            <a:graphic xmlns:a="http://schemas.openxmlformats.org/drawingml/2006/main">
+              <a:graphicData uri="http://schemas.openxmlformats.org/drawingml/2006/picture">
+                <pic:pic xmlns:pic="http://schemas.openxmlformats.org/drawingml/2006/picture">
+                  <pic:nvPicPr>
+                    <pic:cNvPr id="0" name="Picture 8"/>
+                    <pic:cNvPicPr>
+                      <a:picLocks noChangeAspect="1" noChangeArrowheads="1"/>
+                    </pic:cNvPicPr>
+                  </pic:nvPicPr>
+                  <pic:blipFill>
+                    <a:blip r:embed="rId31">
+                      <a:extLst>
+                        <a:ext uri="{28A0092B-C50C-407E-A947-70E740481C1C}">
+                          <a14:useLocalDpi xmlns:a14="http://schemas.microsoft.com/office/drawing/2010/main" val="0"/>
+                        </a:ext>
+                      </a:extLst>
+                    </a:blip>
+                    <a:srcRect/>
+                    <a:stretch>
+                      <a:fillRect/>
+                    </a:stretch>
+                  </pic:blipFill>
+                  <pic:spPr bwMode="auto">
+                    <a:xfrm>
+                      <a:off x="0" y="0"/>
+                      <a:ext cx="5961380" cy="4940300"/>
+                    </a:xfrm>
+                    <a:prstGeom prst="rect">
+                      <a:avLst/>
+                    </a:prstGeom>
+                    <a:noFill/>
+                    <a:ln>
+                      <a:noFill/>
+                    </a:ln>
+                  </pic:spPr>
+                </pic:pic>
+              </a:graphicData>
+            </a:graphic>
+          </wp:inline>
+        </w:drawing>
+      </w:r>
+    </w:p>
+    <w:p>
+      <w:pPr>
+        <w:pStyle w:val="h"/>
+        <w:rPr>
+          <w:bCs/>
+        </w:rPr>
+      </w:pPr>
+      <w:r>
+        <w:t>Hình 3.1</w:t>
+      </w:r>
+      <w:r>
+        <w:t>3</w:t>
+      </w:r>
+      <w:r>
+        <w:t xml:space="preserve">: Biểu đồ tuần tự chức </w:t>
+      </w:r>
+      <w:r>
+        <w:t xml:space="preserve">năng </w:t>
+      </w:r>
+      <w:r>
+        <w:rPr>
+          <w:bCs/>
+        </w:rPr>
+        <w:t>đăng ký</w:t>
+      </w:r>
+    </w:p>
+    <w:p/>
+    <w:p/>
+    <w:p/>
+    <w:p/>
+    <w:p/>
+    <w:p/>
+    <w:p/>
+    <w:p/>
+    <w:p/>
+    <w:p>
+      <w:r>
+        <w:lastRenderedPageBreak/>
+        <w:t xml:space="preserve">*Đăng </w:t>
+      </w:r>
+      <w:r>
+        <w:t>xuất</w:t>
+      </w:r>
+    </w:p>
+    <w:p>
+      <w:pPr>
+        <w:jc w:val="center"/>
+      </w:pPr>
+      <w:r>
+        <w:rPr>
+          <w:noProof/>
+        </w:rPr>
+        <w:drawing>
+          <wp:inline distT="0" distB="0" distL="0" distR="0" wp14:anchorId="1519F3D1" wp14:editId="19D32A4C">
+            <wp:extent cx="4584065" cy="2446020"/>
+            <wp:effectExtent l="0" t="0" r="6985" b="0"/>
+            <wp:docPr id="26" name="Picture 26"/>
+            <wp:cNvGraphicFramePr>
+              <a:graphicFrameLocks xmlns:a="http://schemas.openxmlformats.org/drawingml/2006/main" noChangeAspect="1"/>
+            </wp:cNvGraphicFramePr>
+            <a:graphic xmlns:a="http://schemas.openxmlformats.org/drawingml/2006/main">
+              <a:graphicData uri="http://schemas.openxmlformats.org/drawingml/2006/picture">
+                <pic:pic xmlns:pic="http://schemas.openxmlformats.org/drawingml/2006/picture">
+                  <pic:nvPicPr>
+                    <pic:cNvPr id="0" name="Picture 12"/>
+                    <pic:cNvPicPr>
+                      <a:picLocks noChangeAspect="1" noChangeArrowheads="1"/>
+                    </pic:cNvPicPr>
+                  </pic:nvPicPr>
+                  <pic:blipFill>
+                    <a:blip r:embed="rId32">
+                      <a:extLst>
+                        <a:ext uri="{28A0092B-C50C-407E-A947-70E740481C1C}">
+                          <a14:useLocalDpi xmlns:a14="http://schemas.microsoft.com/office/drawing/2010/main" val="0"/>
+                        </a:ext>
+                      </a:extLst>
+                    </a:blip>
+                    <a:srcRect/>
+                    <a:stretch>
+                      <a:fillRect/>
+                    </a:stretch>
+                  </pic:blipFill>
+                  <pic:spPr bwMode="auto">
+                    <a:xfrm>
+                      <a:off x="0" y="0"/>
+                      <a:ext cx="4584065" cy="2446020"/>
+                    </a:xfrm>
+                    <a:prstGeom prst="rect">
+                      <a:avLst/>
+                    </a:prstGeom>
+                    <a:noFill/>
+                    <a:ln>
+                      <a:noFill/>
+                    </a:ln>
+                  </pic:spPr>
+                </pic:pic>
+              </a:graphicData>
+            </a:graphic>
+          </wp:inline>
+        </w:drawing>
+      </w:r>
+    </w:p>
+    <w:p>
+      <w:pPr>
+        <w:pStyle w:val="h"/>
+        <w:rPr>
+          <w:bCs/>
+        </w:rPr>
+      </w:pPr>
+      <w:r>
+        <w:t>Hình 3.1</w:t>
+      </w:r>
+      <w:r>
+        <w:t>4</w:t>
+      </w:r>
+      <w:r>
+        <w:t xml:space="preserve">: Biểu đồ tuần tự chức </w:t>
+      </w:r>
+      <w:r>
+        <w:t xml:space="preserve">năng </w:t>
+      </w:r>
+      <w:r>
+        <w:rPr>
+          <w:bCs/>
+        </w:rPr>
+        <w:t xml:space="preserve">đăng </w:t>
+      </w:r>
+      <w:r>
+        <w:rPr>
+          <w:bCs/>
+        </w:rPr>
+        <w:t>xuất</w:t>
+      </w:r>
+    </w:p>
+    <w:p>
+      <w:pPr>
+        <w:jc w:val="center"/>
+      </w:pPr>
+    </w:p>
+    <w:p/>
+    <w:p/>
+    <w:p>
+      <w:r>
+        <w:t>*</w:t>
+      </w:r>
+      <w:r>
+        <w:t>(Here)</w:t>
+      </w:r>
+    </w:p>
+    <w:p/>
+    <w:p/>
+    <w:p/>
+    <w:p/>
+    <w:p>
+      <w:r>
+        <w:t>*</w:t>
+      </w:r>
+      <w:r>
+        <w:t>Quên mật khẩu</w:t>
+      </w:r>
+    </w:p>
+    <w:p>
+      <w:r>
+        <w:rPr>
+          <w:noProof/>
+        </w:rPr>
+        <w:lastRenderedPageBreak/>
+        <w:drawing>
+          <wp:inline distT="0" distB="0" distL="0" distR="0" wp14:anchorId="2B0AD775" wp14:editId="2CCCDA4E">
+            <wp:extent cx="5973445" cy="7101205"/>
+            <wp:effectExtent l="0" t="0" r="8255" b="4445"/>
+            <wp:docPr id="24" name="Picture 24"/>
+            <wp:cNvGraphicFramePr>
+              <a:graphicFrameLocks xmlns:a="http://schemas.openxmlformats.org/drawingml/2006/main" noChangeAspect="1"/>
+            </wp:cNvGraphicFramePr>
+            <a:graphic xmlns:a="http://schemas.openxmlformats.org/drawingml/2006/main">
+              <a:graphicData uri="http://schemas.openxmlformats.org/drawingml/2006/picture">
+                <pic:pic xmlns:pic="http://schemas.openxmlformats.org/drawingml/2006/picture">
+                  <pic:nvPicPr>
+                    <pic:cNvPr id="0" name="Picture 10"/>
+                    <pic:cNvPicPr>
+                      <a:picLocks noChangeAspect="1" noChangeArrowheads="1"/>
+                    </pic:cNvPicPr>
+                  </pic:nvPicPr>
+                  <pic:blipFill>
+                    <a:blip r:embed="rId33">
+                      <a:extLst>
+                        <a:ext uri="{28A0092B-C50C-407E-A947-70E740481C1C}">
+                          <a14:useLocalDpi xmlns:a14="http://schemas.microsoft.com/office/drawing/2010/main" val="0"/>
+                        </a:ext>
+                      </a:extLst>
+                    </a:blip>
+                    <a:srcRect/>
+                    <a:stretch>
+                      <a:fillRect/>
+                    </a:stretch>
+                  </pic:blipFill>
+                  <pic:spPr bwMode="auto">
+                    <a:xfrm>
+                      <a:off x="0" y="0"/>
+                      <a:ext cx="5973445" cy="7101205"/>
+                    </a:xfrm>
+                    <a:prstGeom prst="rect">
+                      <a:avLst/>
+                    </a:prstGeom>
+                    <a:noFill/>
+                    <a:ln>
+                      <a:noFill/>
+                    </a:ln>
+                  </pic:spPr>
+                </pic:pic>
+              </a:graphicData>
+            </a:graphic>
+          </wp:inline>
+        </w:drawing>
+      </w:r>
+    </w:p>
+    <w:p>
+      <w:pPr>
+        <w:pStyle w:val="h"/>
+        <w:rPr>
+          <w:bCs/>
+        </w:rPr>
+      </w:pPr>
+      <w:r>
+        <w:t>Hình 3.</w:t>
+      </w:r>
+      <w:r>
+        <w:t>x</w:t>
+      </w:r>
+      <w:r>
+        <w:t xml:space="preserve">: Biểu đồ tuần tự chức </w:t>
+      </w:r>
+      <w:r>
+        <w:t xml:space="preserve">năng </w:t>
+      </w:r>
+      <w:r>
+        <w:rPr>
+          <w:bCs/>
+        </w:rPr>
+        <w:t>quên mật khẩu</w:t>
+      </w:r>
+    </w:p>
+    <w:p/>
+    <w:p/>
+    <w:p>
+      <w:pPr>
+        <w:pStyle w:val="Heading3"/>
+      </w:pPr>
+      <w:bookmarkStart w:id="56" w:name="_Toc225245536"/>
+      <w:r>
+        <w:lastRenderedPageBreak/>
         <w:t xml:space="preserve">3.1.5 Biểu đồ </w:t>
       </w:r>
       <w:r>
         <w:t>lớp</w:t>
       </w:r>
-      <w:bookmarkEnd w:id="37"/>
+      <w:bookmarkEnd w:id="56"/>
     </w:p>
     <w:p/>
     <w:p>
@@ -16173,7 +18116,7 @@
       <w:pPr>
         <w:pStyle w:val="Heading2"/>
       </w:pPr>
-      <w:bookmarkStart w:id="38" w:name="_Toc224471303"/>
+      <w:bookmarkStart w:id="57" w:name="_Toc225245537"/>
       <w:r>
         <w:t>3.</w:t>
       </w:r>
@@ -16183,7 +18126,7 @@
       <w:r>
         <w:t>. Xây dựng giao diện sản phẩm</w:t>
       </w:r>
-      <w:bookmarkEnd w:id="38"/>
+      <w:bookmarkEnd w:id="57"/>
     </w:p>
     <w:p>
       <w:pPr>
@@ -16332,7 +18275,6 @@
           <w:sz w:val="28"/>
           <w:szCs w:val="28"/>
         </w:rPr>
-        <w:lastRenderedPageBreak/>
         <w:t xml:space="preserve">3.2.1 </w:t>
       </w:r>
       <w:r>
@@ -16436,14 +18378,14 @@
         </w:rPr>
         <w:br w:type="page"/>
       </w:r>
-      <w:bookmarkStart w:id="39" w:name="_Toc162109997"/>
-      <w:bookmarkStart w:id="40" w:name="_Toc224471304"/>
+      <w:bookmarkStart w:id="58" w:name="_Toc162109997"/>
+      <w:bookmarkStart w:id="59" w:name="_Toc225245538"/>
       <w:r>
         <w:lastRenderedPageBreak/>
         <w:t>KẾT LUẬN</w:t>
       </w:r>
-      <w:bookmarkEnd w:id="39"/>
-      <w:bookmarkEnd w:id="40"/>
+      <w:bookmarkEnd w:id="58"/>
+      <w:bookmarkEnd w:id="59"/>
     </w:p>
     <w:p>
       <w:pPr>
@@ -16452,7 +18394,7 @@
           <w:lang w:val="vi-VN"/>
         </w:rPr>
       </w:pPr>
-      <w:bookmarkStart w:id="41" w:name="_Toc162110000"/>
+      <w:bookmarkStart w:id="60" w:name="_Toc162110000"/>
       <w:r>
         <w:t xml:space="preserve">    </w:t>
       </w:r>
@@ -16640,15 +18582,15 @@
       <w:pPr>
         <w:pStyle w:val="Heading1"/>
       </w:pPr>
-      <w:bookmarkStart w:id="42" w:name="_Toc224471305"/>
+      <w:bookmarkStart w:id="61" w:name="_Toc225245539"/>
       <w:r>
         <w:t xml:space="preserve">DANH MỤC </w:t>
       </w:r>
       <w:r>
         <w:t>TÀI LIỆU THAM KHẢO</w:t>
       </w:r>
-      <w:bookmarkEnd w:id="41"/>
-      <w:bookmarkEnd w:id="42"/>
+      <w:bookmarkEnd w:id="60"/>
+      <w:bookmarkEnd w:id="61"/>
     </w:p>
     <w:p>
       <w:pPr>
@@ -16667,7 +18609,7 @@
         </w:rPr>
         <w:t xml:space="preserve">[1] Ultralytics, "YOLOv8 Docs," 2023. [Online]. Available: </w:t>
       </w:r>
-      <w:hyperlink r:id="rId27" w:tgtFrame="_blank" w:history="1">
+      <w:hyperlink r:id="rId34" w:tgtFrame="_blank" w:history="1">
         <w:r>
           <w:rPr>
             <w:rStyle w:val="Hyperlink"/>
@@ -16704,7 +18646,7 @@
         </w:rPr>
         <w:t xml:space="preserve">[2] Jaided AI, "EasyOCR: Ready-to-use OCR with 80+ supported languages and all popular writing scripts including Latin, Chinese, Arabic, Devanagari, Cyrillic and etc.," 2020. [Online]. Available: </w:t>
       </w:r>
-      <w:hyperlink r:id="rId28" w:tgtFrame="_blank" w:history="1">
+      <w:hyperlink r:id="rId35" w:tgtFrame="_blank" w:history="1">
         <w:r>
           <w:rPr>
             <w:rStyle w:val="Hyperlink"/>
@@ -16741,7 +18683,7 @@
         </w:rPr>
         <w:t xml:space="preserve">[3] Streamlit Inc., "Streamlit Documentation: The fastest way to build and share data apps," 2024. [Online]. Available: </w:t>
       </w:r>
-      <w:hyperlink r:id="rId29" w:tgtFrame="_blank" w:history="1">
+      <w:hyperlink r:id="rId36" w:tgtFrame="_blank" w:history="1">
         <w:r>
           <w:rPr>
             <w:rStyle w:val="Hyperlink"/>
@@ -16850,7 +18792,7 @@
         </w:rPr>
         <w:t xml:space="preserve">[6] G. Jocher, A. Chaurasia, and J. Qiu, "YOLO by Ultralytics," 2023. [Online]. Available: </w:t>
       </w:r>
-      <w:hyperlink r:id="rId30" w:tgtFrame="_blank" w:history="1">
+      <w:hyperlink r:id="rId37" w:tgtFrame="_blank" w:history="1">
         <w:r>
           <w:rPr>
             <w:rStyle w:val="Hyperlink"/>
@@ -16887,7 +18829,7 @@
         </w:rPr>
         <w:t xml:space="preserve">[7] MongoDB Inc., "MongoDB Documentation: The document database for modern applications," 2024. [Online]. Available: </w:t>
       </w:r>
-      <w:hyperlink r:id="rId31" w:tgtFrame="_blank" w:history="1">
+      <w:hyperlink r:id="rId38" w:tgtFrame="_blank" w:history="1">
         <w:r>
           <w:rPr>
             <w:rStyle w:val="Hyperlink"/>
@@ -16924,7 +18866,7 @@
         </w:rPr>
         <w:t xml:space="preserve">[8] PayOS by Cassso, "PayOS API Documentation: Cổng thanh toán trực tuyến dành cho doanh nghiệp Việt Nam," 2024. [Online]. Available: </w:t>
       </w:r>
-      <w:hyperlink r:id="rId32" w:tgtFrame="_blank" w:history="1">
+      <w:hyperlink r:id="rId39" w:tgtFrame="_blank" w:history="1">
         <w:r>
           <w:rPr>
             <w:rStyle w:val="Hyperlink"/>
@@ -16971,12 +18913,12 @@
         <w:pStyle w:val="Heading2"/>
         <w:ind w:firstLine="0"/>
       </w:pPr>
-      <w:bookmarkStart w:id="43" w:name="_Toc224471306"/>
+      <w:bookmarkStart w:id="62" w:name="_Toc225245540"/>
       <w:r>
         <w:lastRenderedPageBreak/>
         <w:t>PHỤ LỤC</w:t>
       </w:r>
-      <w:bookmarkEnd w:id="43"/>
+      <w:bookmarkEnd w:id="62"/>
       <w:r>
         <w:t xml:space="preserve"> </w:t>
       </w:r>
@@ -16990,7 +18932,7 @@
           <w:szCs w:val="28"/>
         </w:rPr>
       </w:pPr>
-      <w:hyperlink r:id="rId33" w:history="1">
+      <w:hyperlink r:id="rId40" w:history="1">
         <w:r>
           <w:rPr>
             <w:rStyle w:val="Hyperlink"/>
@@ -17000,7 +18942,7 @@
       </w:hyperlink>
     </w:p>
     <w:sectPr>
-      <w:footerReference w:type="default" r:id="rId34"/>
+      <w:footerReference w:type="default" r:id="rId41"/>
       <w:pgSz w:w="12240" w:h="15840"/>
       <w:pgMar w:top="1134" w:right="1134" w:bottom="1134" w:left="1701" w:header="709" w:footer="709" w:gutter="0"/>
       <w:pgNumType w:start="1"/>

--- a/baocao/BáocáoN68.docx
+++ b/baocao/BáocáoN68.docx
@@ -124,7 +124,7 @@
                     </wp:anchor>
                   </w:drawing>
                 </mc:Choice>
-                <mc:Fallback xmlns:oel="http://schemas.microsoft.com/office/2019/extlst" xmlns:w16du="http://schemas.microsoft.com/office/word/2023/wordml/word16du" xmlns:w16sdtfl="http://schemas.microsoft.com/office/word/2024/wordml/sdtformatlock">
+                <mc:Fallback xmlns:w16sdtfl="http://schemas.microsoft.com/office/word/2024/wordml/sdtformatlock" xmlns:w16du="http://schemas.microsoft.com/office/word/2023/wordml/word16du" xmlns:oel="http://schemas.microsoft.com/office/2019/extlst">
                   <w:pict>
                     <v:line w14:anchorId="51459B79" id="Straight Connector 9" o:spid="_x0000_s1026" style="position:absolute;flip:y;z-index:251665408;visibility:visible;mso-wrap-style:square;mso-width-percent:0;mso-height-percent:0;mso-wrap-distance-left:9pt;mso-wrap-distance-top:0;mso-wrap-distance-right:9pt;mso-wrap-distance-bottom:0;mso-position-horizontal:absolute;mso-position-horizontal-relative:text;mso-position-vertical:absolute;mso-position-vertical-relative:text;mso-width-percent:0;mso-height-percent:0;mso-width-relative:margin;mso-height-relative:margin" from="188.05pt,22.35pt" to="349.3pt,22.35pt" o:gfxdata="UEsDBBQABgAIAAAAIQC2gziS/gAAAOEBAAATAAAAW0NvbnRlbnRfVHlwZXNdLnhtbJSRQU7DMBBF&#10;90jcwfIWJU67QAgl6YK0S0CoHGBkTxKLZGx5TGhvj5O2G0SRWNoz/78nu9wcxkFMGNg6quQqL6RA&#10;0s5Y6ir5vt9lD1JwBDIwOMJKHpHlpr69KfdHjyxSmriSfYz+USnWPY7AufNIadK6MEJMx9ApD/oD&#10;OlTrorhX2lFEilmcO2RdNtjC5xDF9pCuTyYBB5bi6bQ4syoJ3g9WQ0ymaiLzg5KdCXlKLjvcW893&#10;SUOqXwnz5DrgnHtJTxOsQfEKIT7DmDSUCaxw7Rqn8787ZsmRM9e2VmPeBN4uqYvTtW7jvijg9N/y&#10;JsXecLq0q+WD6m8AAAD//wMAUEsDBBQABgAIAAAAIQA4/SH/1gAAAJQBAAALAAAAX3JlbHMvLnJl&#10;bHOkkMFqwzAMhu+DvYPRfXGawxijTi+j0GvpHsDYimMaW0Yy2fr2M4PBMnrbUb/Q94l/f/hMi1qR&#10;JVI2sOt6UJgd+ZiDgffL8ekFlFSbvV0oo4EbChzGx4f9GRdb25HMsYhqlCwG5lrLq9biZkxWOiqY&#10;22YiTra2kYMu1l1tQD30/bPm3wwYN0x18gb45AdQl1tp5j/sFB2T0FQ7R0nTNEV3j6o9feQzro1i&#10;OWA14Fm+Q8a1a8+Bvu/d/dMb2JY5uiPbhG/ktn4cqGU/er3pcvwCAAD//wMAUEsDBBQABgAIAAAA&#10;IQA2QHChowEAAJIDAAAOAAAAZHJzL2Uyb0RvYy54bWysU01P3DAQvVfiP1i+s8muSkHRZjmAygW1&#10;qC29G2e8sbA9lm022X/fsbMbUGklhLhY/njz5r2Z8fpytIbtIESNruXLRc0ZOImddtuW3//6enrB&#10;WUzCdcKgg5bvIfLLzcmn9eAbWGGPpoPAiMTFZvAt71PyTVVF2YMVcYEeHD0qDFYkOoZt1QUxELs1&#10;1aquv1QDhs4HlBAj3V5Pj3xT+JUCmb4rFSEx03LSlsoayvqQ12qzFs02CN9reZAh3qHCCu0o6Ux1&#10;LZJgT0G/orJaBoyo0kKirVApLaF4IDfL+i83P3vhoXih4kQ/lyl+HK38trtyd4HKMPjYRH8XsotR&#10;BcuU0f439bT4IqVsLGXbz2WDMTFJl6v68/nF+Rln8vhWTRSZyoeYbgAty5uWG+2yI9GI3W1MlJag&#10;RwgdnkWUXdobyGDjfoBiuqNkk5wyH3BlAtsJ6mz3uMydJK6CzCFKGzMH1SXlf4MO2BwGZWbeGjij&#10;S0Z0aQ602mH4V9Y0HqWqCX90PXnNth+w25eWlHJQ44uzw5DmyXp5LuHPX2nzBwAA//8DAFBLAwQU&#10;AAYACAAAACEAZXEr19wAAAAJAQAADwAAAGRycy9kb3ducmV2LnhtbEyPwU7DMAyG70i8Q2QkbiwZ&#10;bOkoTacxCXFm47Kb25i2onFKk23l7QniMI62P/3+/mI9uV6caAydZwPzmQJBXHvbcWPgff9ytwIR&#10;IrLF3jMZ+KYA6/L6qsDc+jO/0WkXG5FCOORooI1xyKUMdUsOw8wPxOn24UeHMY1jI+2I5xTuenmv&#10;lJYOO04fWhxo21L9uTs6A/tXp6Yqdlvir0xtDs9LzYelMbc30+YJRKQpXmD41U/qUCanyh/ZBtEb&#10;eMj0PKEGFosMRAL040qDqP4Wsizk/wblDwAAAP//AwBQSwECLQAUAAYACAAAACEAtoM4kv4AAADh&#10;AQAAEwAAAAAAAAAAAAAAAAAAAAAAW0NvbnRlbnRfVHlwZXNdLnhtbFBLAQItABQABgAIAAAAIQA4&#10;/SH/1gAAAJQBAAALAAAAAAAAAAAAAAAAAC8BAABfcmVscy8ucmVsc1BLAQItABQABgAIAAAAIQA2&#10;QHChowEAAJIDAAAOAAAAAAAAAAAAAAAAAC4CAABkcnMvZTJvRG9jLnhtbFBLAQItABQABgAIAAAA&#10;IQBlcSvX3AAAAAkBAAAPAAAAAAAAAAAAAAAAAP0DAABkcnMvZG93bnJldi54bWxQSwUGAAAAAAQA&#10;BADzAAAABgUAAAAA&#10;" strokecolor="black [3200]" strokeweight=".5pt">
                       <v:stroke joinstyle="miter"/>
@@ -306,7 +306,7 @@
                     </wp:inline>
                   </w:drawing>
                 </mc:Choice>
-                <mc:Fallback xmlns:oel="http://schemas.microsoft.com/office/2019/extlst" xmlns:w16du="http://schemas.microsoft.com/office/word/2023/wordml/word16du" xmlns:w16sdtfl="http://schemas.microsoft.com/office/word/2024/wordml/sdtformatlock">
+                <mc:Fallback xmlns:w16sdtfl="http://schemas.microsoft.com/office/word/2024/wordml/sdtformatlock" xmlns:w16du="http://schemas.microsoft.com/office/word/2023/wordml/word16du" xmlns:oel="http://schemas.microsoft.com/office/2019/extlst">
                   <w:pict>
                     <v:rect w14:anchorId="6E7B8D23" id="Rectangle 2" o:spid="_x0000_s1026" alt="Giới Thiệu Trường Đại Học Khánh Hòa - UKH" style="width:24pt;height:24pt;visibility:visible;mso-wrap-style:square;mso-left-percent:-10001;mso-top-percent:-10001;mso-position-horizontal:absolute;mso-position-horizontal-relative:char;mso-position-vertical:absolute;mso-position-vertical-relative:line;mso-left-percent:-10001;mso-top-percent:-10001;v-text-anchor:top" o:gfxdata="UEsDBBQABgAIAAAAIQC2gziS/gAAAOEBAAATAAAAW0NvbnRlbnRfVHlwZXNdLnhtbJSRQU7DMBBF&#10;90jcwfIWJU67QAgl6YK0S0CoHGBkTxKLZGx5TGhvj5O2G0SRWNoz/78nu9wcxkFMGNg6quQqL6RA&#10;0s5Y6ir5vt9lD1JwBDIwOMJKHpHlpr69KfdHjyxSmriSfYz+USnWPY7AufNIadK6MEJMx9ApD/oD&#10;OlTrorhX2lFEilmcO2RdNtjC5xDF9pCuTyYBB5bi6bQ4syoJ3g9WQ0ymaiLzg5KdCXlKLjvcW893&#10;SUOqXwnz5DrgnHtJTxOsQfEKIT7DmDSUCaxw7Rqn8787ZsmRM9e2VmPeBN4uqYvTtW7jvijg9N/y&#10;JsXecLq0q+WD6m8AAAD//wMAUEsDBBQABgAIAAAAIQA4/SH/1gAAAJQBAAALAAAAX3JlbHMvLnJl&#10;bHOkkMFqwzAMhu+DvYPRfXGawxijTi+j0GvpHsDYimMaW0Yy2fr2M4PBMnrbUb/Q94l/f/hMi1qR&#10;JVI2sOt6UJgd+ZiDgffL8ekFlFSbvV0oo4EbChzGx4f9GRdb25HMsYhqlCwG5lrLq9biZkxWOiqY&#10;22YiTra2kYMu1l1tQD30/bPm3wwYN0x18gb45AdQl1tp5j/sFB2T0FQ7R0nTNEV3j6o9feQzro1i&#10;OWA14Fm+Q8a1a8+Bvu/d/dMb2JY5uiPbhG/ktn4cqGU/er3pcvwCAAD//wMAUEsDBBQABgAIAAAA&#10;IQBEnny8/gIAAPcFAAAOAAAAZHJzL2Uyb0RvYy54bWysVM1u1DAQviPxDpbvaZJt9idRs1W7PxS1&#10;QEXbB/AmzsYisYPt3WxBnDkhcUcc+gaIIz0W8R77Joyd3e1ue0GAD44943wz8/nzHBwuygLNqVRM&#10;8Bj7ex5GlCciZXwa46vLsdPDSGnCU1IITmN8TRU+7D99clBXEW2JXBQplQhAuIrqKsa51lXkuirJ&#10;aUnUnqgoB2cmZEk0bOXUTSWpAb0s3JbnddxayLSSIqFKgXXYOHHf4mcZTfSrLFNUoyLGkJu2s7Tz&#10;xMxu/4BEU0mqnCWrNMhfZFESxiHoBmpINEEzyR5BlSyRQolM7yWidEWWsYTaGqAa33tQzUVOKmpr&#10;AXJUtaFJ/T/Y5OX8XCKWxriFESclXNFrII3waUERmFKqEqDrGVvefmHoMofvxxm6lL++LW+/8in6&#10;+Xn544ahk+XtpwSd5nc3PEcnd98JctDV6Ymht65UBFEuqnNpCFLVmUjeKMTFIIco9EhVEA+kA+HX&#10;JilFnVOSQp2+gXB3MMxGARqa1C9ECgmTmRaW/EUmSxMDaEULe8fXmzumC40SMO57Qc8DJSTgWq1N&#10;BBKtf66k0s+oKJFZxFhCdhaczM+Ubo6uj5hYXIxZUYCdRAXfMQBmY4HQ8KvxmSSsKt6HXjjqjXqB&#10;E7Q6IyfwhkPnaDwInM7Y77aH+8PBYOh/MHH9IMpZmlJuwqwV6gd/poDVW2m0tdGoEgVLDZxJScnp&#10;ZFBINCfwQsZ2WMrBc3/M3U3D8gW1PCjJbwXecSt0xp1e1wnGQdsJu17P8fzwOOx4QRgMx7slnTFO&#10;/70kVMc4bLfa9pa2kn5Qm2fH49pIVDINPahgZYxBGjDMIRIZBY54ateasKJZb1Fh0r+nAq57fdFW&#10;r0aijfonIr0GuUoBcgLlQbeERS7kO4xq6DwxVm9nRFKMiuccJB/6QWBald0E7W4LNnLbM9n2EJ4A&#10;VIw1Rs1yoJv2Nqskm+YQybfEcHEEzyRjVsLmCTVZrR4XdBdbyaoTmva1vben7vt1/zcAAAD//wMA&#10;UEsDBBQABgAIAAAAIQBMoOks2AAAAAMBAAAPAAAAZHJzL2Rvd25yZXYueG1sTI9BS8NAEIXvgv9h&#10;GcGL2I0iUmI2RQpiEaGYas/T7JgEs7NpdpvEf9+pHvQyw+MNb76XLSbXqoH60Hg2cDNLQBGX3jZc&#10;GXjfPF3PQYWIbLH1TAa+KcAiPz/LMLV+5DcailgpCeGQooE6xi7VOpQ1OQwz3xGL9+l7h1FkX2nb&#10;4yjhrtW3SXKvHTYsH2rsaFlT+VUcnIGxXA/bzeuzXl9tV573q/2y+Hgx5vJienwAFWmKf8dwwhd0&#10;yIVp5w9sg2oNSJH4M8W7m4va/W6dZ/o/e34EAAD//wMAUEsBAi0AFAAGAAgAAAAhALaDOJL+AAAA&#10;4QEAABMAAAAAAAAAAAAAAAAAAAAAAFtDb250ZW50X1R5cGVzXS54bWxQSwECLQAUAAYACAAAACEA&#10;OP0h/9YAAACUAQAACwAAAAAAAAAAAAAAAAAvAQAAX3JlbHMvLnJlbHNQSwECLQAUAAYACAAAACEA&#10;RJ58vP4CAAD3BQAADgAAAAAAAAAAAAAAAAAuAgAAZHJzL2Uyb0RvYy54bWxQSwECLQAUAAYACAAA&#10;ACEATKDpLNgAAAADAQAADwAAAAAAAAAAAAAAAABYBQAAZHJzL2Rvd25yZXYueG1sUEsFBgAAAAAE&#10;AAQA8wAAAF0GAAAAAA==&#10;" filled="f" stroked="f">
                       <o:lock v:ext="edit" aspectratio="t"/>
@@ -810,7 +810,7 @@
                     </wp:anchor>
                   </w:drawing>
                 </mc:Choice>
-                <mc:Fallback xmlns:oel="http://schemas.microsoft.com/office/2019/extlst" xmlns:w16du="http://schemas.microsoft.com/office/word/2023/wordml/word16du" xmlns:w16sdtfl="http://schemas.microsoft.com/office/word/2024/wordml/sdtformatlock">
+                <mc:Fallback xmlns:w16sdtfl="http://schemas.microsoft.com/office/word/2024/wordml/sdtformatlock" xmlns:w16du="http://schemas.microsoft.com/office/word/2023/wordml/word16du" xmlns:oel="http://schemas.microsoft.com/office/2019/extlst">
                   <w:pict>
                     <v:line w14:anchorId="7425C7B1" id="Straight Connector 6" o:spid="_x0000_s1026" style="position:absolute;flip:y;z-index:251662336;visibility:visible;mso-wrap-style:square;mso-width-percent:0;mso-height-percent:0;mso-wrap-distance-left:9pt;mso-wrap-distance-top:0;mso-wrap-distance-right:9pt;mso-wrap-distance-bottom:0;mso-position-horizontal:absolute;mso-position-horizontal-relative:text;mso-position-vertical:absolute;mso-position-vertical-relative:text;mso-width-percent:0;mso-height-percent:0;mso-width-relative:margin;mso-height-relative:margin" from="198.25pt,22.35pt" to="359.5pt,22.35pt" o:gfxdata="UEsDBBQABgAIAAAAIQC2gziS/gAAAOEBAAATAAAAW0NvbnRlbnRfVHlwZXNdLnhtbJSRQU7DMBBF&#10;90jcwfIWJU67QAgl6YK0S0CoHGBkTxKLZGx5TGhvj5O2G0SRWNoz/78nu9wcxkFMGNg6quQqL6RA&#10;0s5Y6ir5vt9lD1JwBDIwOMJKHpHlpr69KfdHjyxSmriSfYz+USnWPY7AufNIadK6MEJMx9ApD/oD&#10;OlTrorhX2lFEilmcO2RdNtjC5xDF9pCuTyYBB5bi6bQ4syoJ3g9WQ0ymaiLzg5KdCXlKLjvcW893&#10;SUOqXwnz5DrgnHtJTxOsQfEKIT7DmDSUCaxw7Rqn8787ZsmRM9e2VmPeBN4uqYvTtW7jvijg9N/y&#10;JsXecLq0q+WD6m8AAAD//wMAUEsDBBQABgAIAAAAIQA4/SH/1gAAAJQBAAALAAAAX3JlbHMvLnJl&#10;bHOkkMFqwzAMhu+DvYPRfXGawxijTi+j0GvpHsDYimMaW0Yy2fr2M4PBMnrbUb/Q94l/f/hMi1qR&#10;JVI2sOt6UJgd+ZiDgffL8ekFlFSbvV0oo4EbChzGx4f9GRdb25HMsYhqlCwG5lrLq9biZkxWOiqY&#10;22YiTra2kYMu1l1tQD30/bPm3wwYN0x18gb45AdQl1tp5j/sFB2T0FQ7R0nTNEV3j6o9feQzro1i&#10;OWA14Fm+Q8a1a8+Bvu/d/dMb2JY5uiPbhG/ktn4cqGU/er3pcvwCAAD//wMAUEsDBBQABgAIAAAA&#10;IQA2QHChowEAAJIDAAAOAAAAZHJzL2Uyb0RvYy54bWysU01P3DAQvVfiP1i+s8muSkHRZjmAygW1&#10;qC29G2e8sbA9lm022X/fsbMbUGklhLhY/njz5r2Z8fpytIbtIESNruXLRc0ZOImddtuW3//6enrB&#10;WUzCdcKgg5bvIfLLzcmn9eAbWGGPpoPAiMTFZvAt71PyTVVF2YMVcYEeHD0qDFYkOoZt1QUxELs1&#10;1aquv1QDhs4HlBAj3V5Pj3xT+JUCmb4rFSEx03LSlsoayvqQ12qzFs02CN9reZAh3qHCCu0o6Ux1&#10;LZJgT0G/orJaBoyo0kKirVApLaF4IDfL+i83P3vhoXih4kQ/lyl+HK38trtyd4HKMPjYRH8XsotR&#10;BcuU0f439bT4IqVsLGXbz2WDMTFJl6v68/nF+Rln8vhWTRSZyoeYbgAty5uWG+2yI9GI3W1MlJag&#10;RwgdnkWUXdobyGDjfoBiuqNkk5wyH3BlAtsJ6mz3uMydJK6CzCFKGzMH1SXlf4MO2BwGZWbeGjij&#10;S0Z0aQ602mH4V9Y0HqWqCX90PXnNth+w25eWlHJQ44uzw5DmyXp5LuHPX2nzBwAA//8DAFBLAwQU&#10;AAYACAAAACEArJmxw9wAAAAJAQAADwAAAGRycy9kb3ducmV2LnhtbEyPwU7DMAyG70i8Q2QkbiwZ&#10;rC3rmk5jEuLMxmW3tDFttcYpTbaVt8eIwzja/vT7+4v15HpxxjF0njTMZwoEUu1tR42Gj/3rwzOI&#10;EA1Z03tCDd8YYF3e3hQmt/5C73jexUZwCIXcaGhjHHIpQ92iM2HmByS+ffrRmcjj2Eg7mguHu14+&#10;KpVKZzriD60ZcNtifdydnIb9m1NTFbst0lemNoeXJKVDovX93bRZgYg4xSsMv/qsDiU7Vf5ENohe&#10;w9MyTRjVsFhkIBjI5ksuV/0tZFnI/w3KHwAAAP//AwBQSwECLQAUAAYACAAAACEAtoM4kv4AAADh&#10;AQAAEwAAAAAAAAAAAAAAAAAAAAAAW0NvbnRlbnRfVHlwZXNdLnhtbFBLAQItABQABgAIAAAAIQA4&#10;/SH/1gAAAJQBAAALAAAAAAAAAAAAAAAAAC8BAABfcmVscy8ucmVsc1BLAQItABQABgAIAAAAIQA2&#10;QHChowEAAJIDAAAOAAAAAAAAAAAAAAAAAC4CAABkcnMvZTJvRG9jLnhtbFBLAQItABQABgAIAAAA&#10;IQCsmbHD3AAAAAkBAAAPAAAAAAAAAAAAAAAAAP0DAABkcnMvZG93bnJldi54bWxQSwUGAAAAAAQA&#10;BADzAAAABgUAAAAA&#10;" strokecolor="black [3200]" strokeweight=".5pt">
                       <v:stroke joinstyle="miter"/>
@@ -992,7 +992,7 @@
                     </wp:inline>
                   </w:drawing>
                 </mc:Choice>
-                <mc:Fallback xmlns:oel="http://schemas.microsoft.com/office/2019/extlst" xmlns:w16du="http://schemas.microsoft.com/office/word/2023/wordml/word16du" xmlns:w16sdtfl="http://schemas.microsoft.com/office/word/2024/wordml/sdtformatlock">
+                <mc:Fallback xmlns:w16sdtfl="http://schemas.microsoft.com/office/word/2024/wordml/sdtformatlock" xmlns:w16du="http://schemas.microsoft.com/office/word/2023/wordml/word16du" xmlns:oel="http://schemas.microsoft.com/office/2019/extlst">
                   <w:pict>
                     <v:rect w14:anchorId="1593F3EB" id="Rectangle 7" o:spid="_x0000_s1026" alt="Giới Thiệu Trường Đại Học Khánh Hòa - UKH" style="width:24pt;height:24pt;visibility:visible;mso-wrap-style:square;mso-left-percent:-10001;mso-top-percent:-10001;mso-position-horizontal:absolute;mso-position-horizontal-relative:char;mso-position-vertical:absolute;mso-position-vertical-relative:line;mso-left-percent:-10001;mso-top-percent:-10001;v-text-anchor:top" o:gfxdata="UEsDBBQABgAIAAAAIQC2gziS/gAAAOEBAAATAAAAW0NvbnRlbnRfVHlwZXNdLnhtbJSRQU7DMBBF&#10;90jcwfIWJU67QAgl6YK0S0CoHGBkTxKLZGx5TGhvj5O2G0SRWNoz/78nu9wcxkFMGNg6quQqL6RA&#10;0s5Y6ir5vt9lD1JwBDIwOMJKHpHlpr69KfdHjyxSmriSfYz+USnWPY7AufNIadK6MEJMx9ApD/oD&#10;OlTrorhX2lFEilmcO2RdNtjC5xDF9pCuTyYBB5bi6bQ4syoJ3g9WQ0ymaiLzg5KdCXlKLjvcW893&#10;SUOqXwnz5DrgnHtJTxOsQfEKIT7DmDSUCaxw7Rqn8787ZsmRM9e2VmPeBN4uqYvTtW7jvijg9N/y&#10;JsXecLq0q+WD6m8AAAD//wMAUEsDBBQABgAIAAAAIQA4/SH/1gAAAJQBAAALAAAAX3JlbHMvLnJl&#10;bHOkkMFqwzAMhu+DvYPRfXGawxijTi+j0GvpHsDYimMaW0Yy2fr2M4PBMnrbUb/Q94l/f/hMi1qR&#10;JVI2sOt6UJgd+ZiDgffL8ekFlFSbvV0oo4EbChzGx4f9GRdb25HMsYhqlCwG5lrLq9biZkxWOiqY&#10;22YiTra2kYMu1l1tQD30/bPm3wwYN0x18gb45AdQl1tp5j/sFB2T0FQ7R0nTNEV3j6o9feQzro1i&#10;OWA14Fm+Q8a1a8+Bvu/d/dMb2JY5uiPbhG/ktn4cqGU/er3pcvwCAAD//wMAUEsDBBQABgAIAAAA&#10;IQAQNvt//gIAAPcFAAAOAAAAZHJzL2Uyb0RvYy54bWysVM1u1DAQviPxDpbvaZJt9idRs1W7PxS1&#10;QEXbB/AmzsYisYPt3WxBnDkhcUcc+gaIIz0W8R77Joyd3e1ue0GAD44943wz8/nzHBwuygLNqVRM&#10;8Bj7ex5GlCciZXwa46vLsdPDSGnCU1IITmN8TRU+7D99clBXEW2JXBQplQhAuIrqKsa51lXkuirJ&#10;aUnUnqgoB2cmZEk0bOXUTSWpAb0s3JbnddxayLSSIqFKgXXYOHHf4mcZTfSrLFNUoyLGkJu2s7Tz&#10;xMxu/4BEU0mqnCWrNMhfZFESxiHoBmpINEEzyR5BlSyRQolM7yWidEWWsYTaGqAa33tQzUVOKmpr&#10;AXJUtaFJ/T/Y5OX8XCKWxriLESclXNFrII3waUERmFKqEqDrGVvefmHoMofvxxm6lL++LW+/8in6&#10;+Xn544ahk+XtpwSd5nc3PEcnd98JctDV6Ymht65UBFEuqnNpCFLVmUjeKMTFIIco9EhVEA+kA+HX&#10;JilFnVOSQp2+gXB3MMxGARqa1C9ECgmTmRaW/EUmSxMDaEULe8fXmzumC40SMO57Qc8DJSTgWq1N&#10;BBKtf66k0s+oKJFZxFhCdhaczM+Ubo6uj5hYXIxZUYCdRAXfMQBmY4HQ8KvxmSSsKt6HXjjqjXqB&#10;E7Q6IyfwhkPnaDwInM7Y77aH+8PBYOh/MHH9IMpZmlJuwqwV6gd/poDVW2m0tdGoEgVLDZxJScnp&#10;ZFBINCfwQsZ2WMrBc3/M3U3D8gW1PCjJbwXecSt0xp1e1wnGQdsJu17P8fzwOOx4QRgMx7slnTFO&#10;/70kVMc4bLfa9pa2kn5Qm2fH49pIVDINPahgZYxBGjDMIRIZBY54ateasKJZb1Fh0r+nAq57fdFW&#10;r0aijfonIr0GuUoBcgLlQbeERS7kO4xq6DwxVm9nRFKMiuccJB/6QWBald0E7W4LNnLbM9n2EJ4A&#10;VIw1Rs1yoJv2Nqskm+YQybfEcHEEzyRjVsLmCTVZrR4XdBdbyaoTmva1vben7vt1/zcAAAD//wMA&#10;UEsDBBQABgAIAAAAIQBMoOks2AAAAAMBAAAPAAAAZHJzL2Rvd25yZXYueG1sTI9BS8NAEIXvgv9h&#10;GcGL2I0iUmI2RQpiEaGYas/T7JgEs7NpdpvEf9+pHvQyw+MNb76XLSbXqoH60Hg2cDNLQBGX3jZc&#10;GXjfPF3PQYWIbLH1TAa+KcAiPz/LMLV+5DcailgpCeGQooE6xi7VOpQ1OQwz3xGL9+l7h1FkX2nb&#10;4yjhrtW3SXKvHTYsH2rsaFlT+VUcnIGxXA/bzeuzXl9tV573q/2y+Hgx5vJienwAFWmKf8dwwhd0&#10;yIVp5w9sg2oNSJH4M8W7m4va/W6dZ/o/e34EAAD//wMAUEsBAi0AFAAGAAgAAAAhALaDOJL+AAAA&#10;4QEAABMAAAAAAAAAAAAAAAAAAAAAAFtDb250ZW50X1R5cGVzXS54bWxQSwECLQAUAAYACAAAACEA&#10;OP0h/9YAAACUAQAACwAAAAAAAAAAAAAAAAAvAQAAX3JlbHMvLnJlbHNQSwECLQAUAAYACAAAACEA&#10;EDb7f/4CAAD3BQAADgAAAAAAAAAAAAAAAAAuAgAAZHJzL2Uyb0RvYy54bWxQSwECLQAUAAYACAAA&#10;ACEATKDpLNgAAAADAQAADwAAAAAAAAAAAAAAAABYBQAAZHJzL2Rvd25yZXYueG1sUEsFBgAAAAAE&#10;AAQA8wAAAF0GAAAAAA==&#10;" filled="f" stroked="f">
                       <o:lock v:ext="edit" aspectratio="t"/>
@@ -17780,10 +17780,7 @@
     <w:p>
       <w:r>
         <w:lastRenderedPageBreak/>
-        <w:t xml:space="preserve">*Đăng </w:t>
-      </w:r>
-      <w:r>
-        <w:t>ký</w:t>
+        <w:t>*Đăng ký</w:t>
       </w:r>
     </w:p>
     <w:p>
@@ -17879,10 +17876,7 @@
     <w:p>
       <w:r>
         <w:lastRenderedPageBreak/>
-        <w:t xml:space="preserve">*Đăng </w:t>
-      </w:r>
-      <w:r>
-        <w:t>xuất</w:t>
+        <w:t>*Đăng xuất</w:t>
       </w:r>
     </w:p>
     <w:p>
@@ -17976,29 +17970,395 @@
       </w:r>
     </w:p>
     <w:p>
+      <w:r>
+        <w:t xml:space="preserve">*Quản lý ra vào </w:t>
+      </w:r>
+    </w:p>
+    <w:p>
       <w:pPr>
         <w:jc w:val="center"/>
       </w:pPr>
-    </w:p>
-    <w:p/>
-    <w:p/>
+      <w:r>
+        <w:rPr>
+          <w:noProof/>
+        </w:rPr>
+        <w:drawing>
+          <wp:inline distT="0" distB="0" distL="0" distR="0" wp14:anchorId="3D728AD6" wp14:editId="0E86CFAA">
+            <wp:extent cx="4156056" cy="4420255"/>
+            <wp:effectExtent l="0" t="0" r="0" b="0"/>
+            <wp:docPr id="1" name="Picture 1"/>
+            <wp:cNvGraphicFramePr>
+              <a:graphicFrameLocks xmlns:a="http://schemas.openxmlformats.org/drawingml/2006/main" noChangeAspect="1"/>
+            </wp:cNvGraphicFramePr>
+            <a:graphic xmlns:a="http://schemas.openxmlformats.org/drawingml/2006/main">
+              <a:graphicData uri="http://schemas.openxmlformats.org/drawingml/2006/picture">
+                <pic:pic xmlns:pic="http://schemas.openxmlformats.org/drawingml/2006/picture">
+                  <pic:nvPicPr>
+                    <pic:cNvPr id="0" name="Picture 1"/>
+                    <pic:cNvPicPr>
+                      <a:picLocks noChangeAspect="1" noChangeArrowheads="1"/>
+                    </pic:cNvPicPr>
+                  </pic:nvPicPr>
+                  <pic:blipFill>
+                    <a:blip r:embed="rId33">
+                      <a:extLst>
+                        <a:ext uri="{28A0092B-C50C-407E-A947-70E740481C1C}">
+                          <a14:useLocalDpi xmlns:a14="http://schemas.microsoft.com/office/drawing/2010/main" val="0"/>
+                        </a:ext>
+                      </a:extLst>
+                    </a:blip>
+                    <a:srcRect/>
+                    <a:stretch>
+                      <a:fillRect/>
+                    </a:stretch>
+                  </pic:blipFill>
+                  <pic:spPr bwMode="auto">
+                    <a:xfrm>
+                      <a:off x="0" y="0"/>
+                      <a:ext cx="4160453" cy="4424931"/>
+                    </a:xfrm>
+                    <a:prstGeom prst="rect">
+                      <a:avLst/>
+                    </a:prstGeom>
+                    <a:noFill/>
+                    <a:ln>
+                      <a:noFill/>
+                    </a:ln>
+                  </pic:spPr>
+                </pic:pic>
+              </a:graphicData>
+            </a:graphic>
+          </wp:inline>
+        </w:drawing>
+      </w:r>
+    </w:p>
+    <w:p>
+      <w:pPr>
+        <w:pStyle w:val="h"/>
+        <w:rPr>
+          <w:bCs/>
+        </w:rPr>
+      </w:pPr>
+      <w:r>
+        <w:t>Hình 3.1</w:t>
+      </w:r>
+      <w:r>
+        <w:t>5</w:t>
+      </w:r>
+      <w:r>
+        <w:t xml:space="preserve">: Biểu đồ tuần tự chức </w:t>
+      </w:r>
+      <w:r>
+        <w:t xml:space="preserve">năng </w:t>
+      </w:r>
+      <w:r>
+        <w:rPr>
+          <w:bCs/>
+        </w:rPr>
+        <w:t>quản lý ra vào</w:t>
+      </w:r>
+    </w:p>
+    <w:p>
+      <w:pPr>
+        <w:jc w:val="center"/>
+      </w:pPr>
+    </w:p>
     <w:p>
       <w:r>
         <w:t>*</w:t>
       </w:r>
       <w:r>
-        <w:t>(Here)</w:t>
+        <w:t xml:space="preserve">Xem lịch sử </w:t>
+      </w:r>
+    </w:p>
+    <w:p>
+      <w:r>
+        <w:rPr>
+          <w:noProof/>
+        </w:rPr>
+        <w:drawing>
+          <wp:inline distT="0" distB="0" distL="0" distR="0" wp14:anchorId="0BD7897D" wp14:editId="63D9E70E">
+            <wp:extent cx="5973445" cy="5379720"/>
+            <wp:effectExtent l="0" t="0" r="8255" b="0"/>
+            <wp:docPr id="12" name="Picture 12"/>
+            <wp:cNvGraphicFramePr>
+              <a:graphicFrameLocks xmlns:a="http://schemas.openxmlformats.org/drawingml/2006/main" noChangeAspect="1"/>
+            </wp:cNvGraphicFramePr>
+            <a:graphic xmlns:a="http://schemas.openxmlformats.org/drawingml/2006/main">
+              <a:graphicData uri="http://schemas.openxmlformats.org/drawingml/2006/picture">
+                <pic:pic xmlns:pic="http://schemas.openxmlformats.org/drawingml/2006/picture">
+                  <pic:nvPicPr>
+                    <pic:cNvPr id="0" name="Picture 2"/>
+                    <pic:cNvPicPr>
+                      <a:picLocks noChangeAspect="1" noChangeArrowheads="1"/>
+                    </pic:cNvPicPr>
+                  </pic:nvPicPr>
+                  <pic:blipFill>
+                    <a:blip r:embed="rId34">
+                      <a:extLst>
+                        <a:ext uri="{28A0092B-C50C-407E-A947-70E740481C1C}">
+                          <a14:useLocalDpi xmlns:a14="http://schemas.microsoft.com/office/drawing/2010/main" val="0"/>
+                        </a:ext>
+                      </a:extLst>
+                    </a:blip>
+                    <a:srcRect/>
+                    <a:stretch>
+                      <a:fillRect/>
+                    </a:stretch>
+                  </pic:blipFill>
+                  <pic:spPr bwMode="auto">
+                    <a:xfrm>
+                      <a:off x="0" y="0"/>
+                      <a:ext cx="5973445" cy="5379720"/>
+                    </a:xfrm>
+                    <a:prstGeom prst="rect">
+                      <a:avLst/>
+                    </a:prstGeom>
+                    <a:noFill/>
+                    <a:ln>
+                      <a:noFill/>
+                    </a:ln>
+                  </pic:spPr>
+                </pic:pic>
+              </a:graphicData>
+            </a:graphic>
+          </wp:inline>
+        </w:drawing>
+      </w:r>
+    </w:p>
+    <w:p>
+      <w:pPr>
+        <w:pStyle w:val="h"/>
+        <w:rPr>
+          <w:bCs/>
+        </w:rPr>
+      </w:pPr>
+      <w:r>
+        <w:t>Hình 3.1</w:t>
+      </w:r>
+      <w:r>
+        <w:t>6</w:t>
+      </w:r>
+      <w:r>
+        <w:t xml:space="preserve">: Biểu đồ tuần tự chức </w:t>
+      </w:r>
+      <w:r>
+        <w:t xml:space="preserve">năng </w:t>
+      </w:r>
+      <w:r>
+        <w:rPr>
+          <w:bCs/>
+        </w:rPr>
+        <w:t xml:space="preserve">xem lịch sử </w:t>
+      </w:r>
+      <w:r>
+        <w:rPr>
+          <w:bCs/>
+        </w:rPr>
+        <w:t>ra vào</w:t>
       </w:r>
     </w:p>
     <w:p/>
     <w:p/>
     <w:p/>
     <w:p/>
-    <w:p>
-      <w:r>
+    <w:p/>
+    <w:p/>
+    <w:p/>
+    <w:p>
+      <w:r>
+        <w:lastRenderedPageBreak/>
         <w:t>*</w:t>
       </w:r>
       <w:r>
+        <w:t>Nạp tiền trực tiếp</w:t>
+      </w:r>
+    </w:p>
+    <w:p>
+      <w:pPr>
+        <w:jc w:val="center"/>
+      </w:pPr>
+      <w:r>
+        <w:rPr>
+          <w:noProof/>
+        </w:rPr>
+        <w:drawing>
+          <wp:inline distT="0" distB="0" distL="0" distR="0" wp14:anchorId="02FCC230" wp14:editId="585FD374">
+            <wp:extent cx="4787528" cy="6732558"/>
+            <wp:effectExtent l="0" t="0" r="0" b="0"/>
+            <wp:docPr id="14" name="Picture 14"/>
+            <wp:cNvGraphicFramePr>
+              <a:graphicFrameLocks xmlns:a="http://schemas.openxmlformats.org/drawingml/2006/main" noChangeAspect="1"/>
+            </wp:cNvGraphicFramePr>
+            <a:graphic xmlns:a="http://schemas.openxmlformats.org/drawingml/2006/main">
+              <a:graphicData uri="http://schemas.openxmlformats.org/drawingml/2006/picture">
+                <pic:pic xmlns:pic="http://schemas.openxmlformats.org/drawingml/2006/picture">
+                  <pic:nvPicPr>
+                    <pic:cNvPr id="0" name="Picture 3"/>
+                    <pic:cNvPicPr>
+                      <a:picLocks noChangeAspect="1" noChangeArrowheads="1"/>
+                    </pic:cNvPicPr>
+                  </pic:nvPicPr>
+                  <pic:blipFill>
+                    <a:blip r:embed="rId35">
+                      <a:extLst>
+                        <a:ext uri="{28A0092B-C50C-407E-A947-70E740481C1C}">
+                          <a14:useLocalDpi xmlns:a14="http://schemas.microsoft.com/office/drawing/2010/main" val="0"/>
+                        </a:ext>
+                      </a:extLst>
+                    </a:blip>
+                    <a:srcRect/>
+                    <a:stretch>
+                      <a:fillRect/>
+                    </a:stretch>
+                  </pic:blipFill>
+                  <pic:spPr bwMode="auto">
+                    <a:xfrm>
+                      <a:off x="0" y="0"/>
+                      <a:ext cx="4794560" cy="6742447"/>
+                    </a:xfrm>
+                    <a:prstGeom prst="rect">
+                      <a:avLst/>
+                    </a:prstGeom>
+                    <a:noFill/>
+                    <a:ln>
+                      <a:noFill/>
+                    </a:ln>
+                  </pic:spPr>
+                </pic:pic>
+              </a:graphicData>
+            </a:graphic>
+          </wp:inline>
+        </w:drawing>
+      </w:r>
+    </w:p>
+    <w:p>
+      <w:pPr>
+        <w:pStyle w:val="h"/>
+        <w:rPr>
+          <w:bCs/>
+        </w:rPr>
+      </w:pPr>
+      <w:r>
+        <w:t>Hình 3.1</w:t>
+      </w:r>
+      <w:r>
+        <w:t>7</w:t>
+      </w:r>
+      <w:r>
+        <w:t xml:space="preserve">: Biểu đồ tuần tự chức </w:t>
+      </w:r>
+      <w:r>
+        <w:t xml:space="preserve">năng </w:t>
+      </w:r>
+      <w:r>
+        <w:rPr>
+          <w:bCs/>
+        </w:rPr>
+        <w:t xml:space="preserve">nạp tiền trực tiếp </w:t>
+      </w:r>
+    </w:p>
+    <w:p/>
+    <w:p/>
+    <w:p/>
+    <w:p>
+      <w:r>
+        <w:lastRenderedPageBreak/>
+        <w:t>*Quét mã và biển số</w:t>
+      </w:r>
+    </w:p>
+    <w:p>
+      <w:r>
+        <w:rPr>
+          <w:noProof/>
+        </w:rPr>
+        <w:drawing>
+          <wp:inline distT="0" distB="0" distL="0" distR="0" wp14:anchorId="0BAB8B9B" wp14:editId="6FD66C7E">
+            <wp:extent cx="5975350" cy="6779260"/>
+            <wp:effectExtent l="0" t="0" r="6350" b="2540"/>
+            <wp:docPr id="16" name="Picture 16"/>
+            <wp:cNvGraphicFramePr>
+              <a:graphicFrameLocks xmlns:a="http://schemas.openxmlformats.org/drawingml/2006/main" noChangeAspect="1"/>
+            </wp:cNvGraphicFramePr>
+            <a:graphic xmlns:a="http://schemas.openxmlformats.org/drawingml/2006/main">
+              <a:graphicData uri="http://schemas.openxmlformats.org/drawingml/2006/picture">
+                <pic:pic xmlns:pic="http://schemas.openxmlformats.org/drawingml/2006/picture">
+                  <pic:nvPicPr>
+                    <pic:cNvPr id="0" name="Picture 4"/>
+                    <pic:cNvPicPr>
+                      <a:picLocks noChangeAspect="1" noChangeArrowheads="1"/>
+                    </pic:cNvPicPr>
+                  </pic:nvPicPr>
+                  <pic:blipFill>
+                    <a:blip r:embed="rId36">
+                      <a:extLst>
+                        <a:ext uri="{28A0092B-C50C-407E-A947-70E740481C1C}">
+                          <a14:useLocalDpi xmlns:a14="http://schemas.microsoft.com/office/drawing/2010/main" val="0"/>
+                        </a:ext>
+                      </a:extLst>
+                    </a:blip>
+                    <a:srcRect/>
+                    <a:stretch>
+                      <a:fillRect/>
+                    </a:stretch>
+                  </pic:blipFill>
+                  <pic:spPr bwMode="auto">
+                    <a:xfrm>
+                      <a:off x="0" y="0"/>
+                      <a:ext cx="5975350" cy="6779260"/>
+                    </a:xfrm>
+                    <a:prstGeom prst="rect">
+                      <a:avLst/>
+                    </a:prstGeom>
+                    <a:noFill/>
+                    <a:ln>
+                      <a:noFill/>
+                    </a:ln>
+                  </pic:spPr>
+                </pic:pic>
+              </a:graphicData>
+            </a:graphic>
+          </wp:inline>
+        </w:drawing>
+      </w:r>
+    </w:p>
+    <w:p>
+      <w:pPr>
+        <w:pStyle w:val="h"/>
+        <w:rPr>
+          <w:bCs/>
+        </w:rPr>
+      </w:pPr>
+      <w:r>
+        <w:t>Hình 3.1</w:t>
+      </w:r>
+      <w:r>
+        <w:t>8</w:t>
+      </w:r>
+      <w:r>
+        <w:t xml:space="preserve">: Biểu đồ tuần tự chức </w:t>
+      </w:r>
+      <w:r>
+        <w:t xml:space="preserve">năng </w:t>
+      </w:r>
+      <w:r>
+        <w:rPr>
+          <w:bCs/>
+        </w:rPr>
+        <w:t>quét mã và biển số</w:t>
+      </w:r>
+    </w:p>
+    <w:p>
+      <w:r>
+        <w:br w:type="page"/>
+      </w:r>
+    </w:p>
+    <w:p>
+      <w:r>
+        <w:lastRenderedPageBreak/>
+        <w:t>*</w:t>
+      </w:r>
+      <w:r>
         <w:t>Quên mật khẩu</w:t>
       </w:r>
     </w:p>
@@ -18007,7 +18367,6 @@
         <w:rPr>
           <w:noProof/>
         </w:rPr>
-        <w:lastRenderedPageBreak/>
         <w:drawing>
           <wp:inline distT="0" distB="0" distL="0" distR="0" wp14:anchorId="2B0AD775" wp14:editId="2CCCDA4E">
             <wp:extent cx="5973445" cy="7101205"/>
@@ -18026,7 +18385,7 @@
                     </pic:cNvPicPr>
                   </pic:nvPicPr>
                   <pic:blipFill>
-                    <a:blip r:embed="rId33">
+                    <a:blip r:embed="rId37">
                       <a:extLst>
                         <a:ext uri="{28A0092B-C50C-407E-A947-70E740481C1C}">
                           <a14:useLocalDpi xmlns:a14="http://schemas.microsoft.com/office/drawing/2010/main" val="0"/>
@@ -18609,7 +18968,7 @@
         </w:rPr>
         <w:t xml:space="preserve">[1] Ultralytics, "YOLOv8 Docs," 2023. [Online]. Available: </w:t>
       </w:r>
-      <w:hyperlink r:id="rId34" w:tgtFrame="_blank" w:history="1">
+      <w:hyperlink r:id="rId38" w:tgtFrame="_blank" w:history="1">
         <w:r>
           <w:rPr>
             <w:rStyle w:val="Hyperlink"/>
@@ -18646,7 +19005,7 @@
         </w:rPr>
         <w:t xml:space="preserve">[2] Jaided AI, "EasyOCR: Ready-to-use OCR with 80+ supported languages and all popular writing scripts including Latin, Chinese, Arabic, Devanagari, Cyrillic and etc.," 2020. [Online]. Available: </w:t>
       </w:r>
-      <w:hyperlink r:id="rId35" w:tgtFrame="_blank" w:history="1">
+      <w:hyperlink r:id="rId39" w:tgtFrame="_blank" w:history="1">
         <w:r>
           <w:rPr>
             <w:rStyle w:val="Hyperlink"/>
@@ -18683,7 +19042,7 @@
         </w:rPr>
         <w:t xml:space="preserve">[3] Streamlit Inc., "Streamlit Documentation: The fastest way to build and share data apps," 2024. [Online]. Available: </w:t>
       </w:r>
-      <w:hyperlink r:id="rId36" w:tgtFrame="_blank" w:history="1">
+      <w:hyperlink r:id="rId40" w:tgtFrame="_blank" w:history="1">
         <w:r>
           <w:rPr>
             <w:rStyle w:val="Hyperlink"/>
@@ -18792,7 +19151,7 @@
         </w:rPr>
         <w:t xml:space="preserve">[6] G. Jocher, A. Chaurasia, and J. Qiu, "YOLO by Ultralytics," 2023. [Online]. Available: </w:t>
       </w:r>
-      <w:hyperlink r:id="rId37" w:tgtFrame="_blank" w:history="1">
+      <w:hyperlink r:id="rId41" w:tgtFrame="_blank" w:history="1">
         <w:r>
           <w:rPr>
             <w:rStyle w:val="Hyperlink"/>
@@ -18829,7 +19188,7 @@
         </w:rPr>
         <w:t xml:space="preserve">[7] MongoDB Inc., "MongoDB Documentation: The document database for modern applications," 2024. [Online]. Available: </w:t>
       </w:r>
-      <w:hyperlink r:id="rId38" w:tgtFrame="_blank" w:history="1">
+      <w:hyperlink r:id="rId42" w:tgtFrame="_blank" w:history="1">
         <w:r>
           <w:rPr>
             <w:rStyle w:val="Hyperlink"/>
@@ -18866,7 +19225,7 @@
         </w:rPr>
         <w:t xml:space="preserve">[8] PayOS by Cassso, "PayOS API Documentation: Cổng thanh toán trực tuyến dành cho doanh nghiệp Việt Nam," 2024. [Online]. Available: </w:t>
       </w:r>
-      <w:hyperlink r:id="rId39" w:tgtFrame="_blank" w:history="1">
+      <w:hyperlink r:id="rId43" w:tgtFrame="_blank" w:history="1">
         <w:r>
           <w:rPr>
             <w:rStyle w:val="Hyperlink"/>
@@ -18932,7 +19291,7 @@
           <w:szCs w:val="28"/>
         </w:rPr>
       </w:pPr>
-      <w:hyperlink r:id="rId40" w:history="1">
+      <w:hyperlink r:id="rId44" w:history="1">
         <w:r>
           <w:rPr>
             <w:rStyle w:val="Hyperlink"/>
@@ -18942,7 +19301,7 @@
       </w:hyperlink>
     </w:p>
     <w:sectPr>
-      <w:footerReference w:type="default" r:id="rId41"/>
+      <w:footerReference w:type="default" r:id="rId45"/>
       <w:pgSz w:w="12240" w:h="15840"/>
       <w:pgMar w:top="1134" w:right="1134" w:bottom="1134" w:left="1701" w:header="709" w:footer="709" w:gutter="0"/>
       <w:pgNumType w:start="1"/>
@@ -20215,6 +20574,118 @@
     </w:lvl>
   </w:abstractNum>
   <w:abstractNum w:abstractNumId="8" w15:restartNumberingAfterBreak="0">
+    <w:nsid w:val="6CB07800"/>
+    <w:multiLevelType w:val="hybridMultilevel"/>
+    <w:tmpl w:val="B7526A44"/>
+    <w:lvl w:ilvl="0" w:tplc="28941B4C">
+      <w:numFmt w:val="bullet"/>
+      <w:lvlText w:val=""/>
+      <w:lvlJc w:val="left"/>
+      <w:pPr>
+        <w:ind w:left="720" w:hanging="360"/>
+      </w:pPr>
+      <w:rPr>
+        <w:rFonts w:ascii="Symbol" w:eastAsiaTheme="minorHAnsi" w:hAnsi="Symbol" w:cstheme="minorBidi" w:hint="default"/>
+      </w:rPr>
+    </w:lvl>
+    <w:lvl w:ilvl="1" w:tplc="04090003" w:tentative="1">
+      <w:start w:val="1"/>
+      <w:numFmt w:val="bullet"/>
+      <w:lvlText w:val="o"/>
+      <w:lvlJc w:val="left"/>
+      <w:pPr>
+        <w:ind w:left="1440" w:hanging="360"/>
+      </w:pPr>
+      <w:rPr>
+        <w:rFonts w:ascii="Courier New" w:hAnsi="Courier New" w:cs="Courier New" w:hint="default"/>
+      </w:rPr>
+    </w:lvl>
+    <w:lvl w:ilvl="2" w:tplc="04090005" w:tentative="1">
+      <w:start w:val="1"/>
+      <w:numFmt w:val="bullet"/>
+      <w:lvlText w:val=""/>
+      <w:lvlJc w:val="left"/>
+      <w:pPr>
+        <w:ind w:left="2160" w:hanging="360"/>
+      </w:pPr>
+      <w:rPr>
+        <w:rFonts w:ascii="Wingdings" w:hAnsi="Wingdings" w:hint="default"/>
+      </w:rPr>
+    </w:lvl>
+    <w:lvl w:ilvl="3" w:tplc="04090001" w:tentative="1">
+      <w:start w:val="1"/>
+      <w:numFmt w:val="bullet"/>
+      <w:lvlText w:val=""/>
+      <w:lvlJc w:val="left"/>
+      <w:pPr>
+        <w:ind w:left="2880" w:hanging="360"/>
+      </w:pPr>
+      <w:rPr>
+        <w:rFonts w:ascii="Symbol" w:hAnsi="Symbol" w:hint="default"/>
+      </w:rPr>
+    </w:lvl>
+    <w:lvl w:ilvl="4" w:tplc="04090003" w:tentative="1">
+      <w:start w:val="1"/>
+      <w:numFmt w:val="bullet"/>
+      <w:lvlText w:val="o"/>
+      <w:lvlJc w:val="left"/>
+      <w:pPr>
+        <w:ind w:left="3600" w:hanging="360"/>
+      </w:pPr>
+      <w:rPr>
+        <w:rFonts w:ascii="Courier New" w:hAnsi="Courier New" w:cs="Courier New" w:hint="default"/>
+      </w:rPr>
+    </w:lvl>
+    <w:lvl w:ilvl="5" w:tplc="04090005" w:tentative="1">
+      <w:start w:val="1"/>
+      <w:numFmt w:val="bullet"/>
+      <w:lvlText w:val=""/>
+      <w:lvlJc w:val="left"/>
+      <w:pPr>
+        <w:ind w:left="4320" w:hanging="360"/>
+      </w:pPr>
+      <w:rPr>
+        <w:rFonts w:ascii="Wingdings" w:hAnsi="Wingdings" w:hint="default"/>
+      </w:rPr>
+    </w:lvl>
+    <w:lvl w:ilvl="6" w:tplc="04090001" w:tentative="1">
+      <w:start w:val="1"/>
+      <w:numFmt w:val="bullet"/>
+      <w:lvlText w:val=""/>
+      <w:lvlJc w:val="left"/>
+      <w:pPr>
+        <w:ind w:left="5040" w:hanging="360"/>
+      </w:pPr>
+      <w:rPr>
+        <w:rFonts w:ascii="Symbol" w:hAnsi="Symbol" w:hint="default"/>
+      </w:rPr>
+    </w:lvl>
+    <w:lvl w:ilvl="7" w:tplc="04090003" w:tentative="1">
+      <w:start w:val="1"/>
+      <w:numFmt w:val="bullet"/>
+      <w:lvlText w:val="o"/>
+      <w:lvlJc w:val="left"/>
+      <w:pPr>
+        <w:ind w:left="5760" w:hanging="360"/>
+      </w:pPr>
+      <w:rPr>
+        <w:rFonts w:ascii="Courier New" w:hAnsi="Courier New" w:cs="Courier New" w:hint="default"/>
+      </w:rPr>
+    </w:lvl>
+    <w:lvl w:ilvl="8" w:tplc="04090005" w:tentative="1">
+      <w:start w:val="1"/>
+      <w:numFmt w:val="bullet"/>
+      <w:lvlText w:val=""/>
+      <w:lvlJc w:val="left"/>
+      <w:pPr>
+        <w:ind w:left="6480" w:hanging="360"/>
+      </w:pPr>
+      <w:rPr>
+        <w:rFonts w:ascii="Wingdings" w:hAnsi="Wingdings" w:hint="default"/>
+      </w:rPr>
+    </w:lvl>
+  </w:abstractNum>
+  <w:abstractNum w:abstractNumId="9" w15:restartNumberingAfterBreak="0">
     <w:nsid w:val="7AC11426"/>
     <w:multiLevelType w:val="multilevel"/>
     <w:tmpl w:val="52FC04DE"/>
@@ -20385,10 +20856,13 @@
     <w:abstractNumId w:val="0"/>
   </w:num>
   <w:num w:numId="8">
-    <w:abstractNumId w:val="8"/>
+    <w:abstractNumId w:val="9"/>
   </w:num>
   <w:num w:numId="9">
     <w:abstractNumId w:val="3"/>
+  </w:num>
+  <w:num w:numId="10">
+    <w:abstractNumId w:val="8"/>
   </w:num>
 </w:numbering>
 </file>

--- a/baocao/BáocáoN68.docx
+++ b/baocao/BáocáoN68.docx
@@ -124,7 +124,7 @@
                     </wp:anchor>
                   </w:drawing>
                 </mc:Choice>
-                <mc:Fallback xmlns:w16sdtfl="http://schemas.microsoft.com/office/word/2024/wordml/sdtformatlock" xmlns:w16du="http://schemas.microsoft.com/office/word/2023/wordml/word16du" xmlns:oel="http://schemas.microsoft.com/office/2019/extlst">
+                <mc:Fallback xmlns:oel="http://schemas.microsoft.com/office/2019/extlst" xmlns:w16du="http://schemas.microsoft.com/office/word/2023/wordml/word16du" xmlns:w16sdtfl="http://schemas.microsoft.com/office/word/2024/wordml/sdtformatlock">
                   <w:pict>
                     <v:line w14:anchorId="51459B79" id="Straight Connector 9" o:spid="_x0000_s1026" style="position:absolute;flip:y;z-index:251665408;visibility:visible;mso-wrap-style:square;mso-width-percent:0;mso-height-percent:0;mso-wrap-distance-left:9pt;mso-wrap-distance-top:0;mso-wrap-distance-right:9pt;mso-wrap-distance-bottom:0;mso-position-horizontal:absolute;mso-position-horizontal-relative:text;mso-position-vertical:absolute;mso-position-vertical-relative:text;mso-width-percent:0;mso-height-percent:0;mso-width-relative:margin;mso-height-relative:margin" from="188.05pt,22.35pt" to="349.3pt,22.35pt" o:gfxdata="UEsDBBQABgAIAAAAIQC2gziS/gAAAOEBAAATAAAAW0NvbnRlbnRfVHlwZXNdLnhtbJSRQU7DMBBF&#10;90jcwfIWJU67QAgl6YK0S0CoHGBkTxKLZGx5TGhvj5O2G0SRWNoz/78nu9wcxkFMGNg6quQqL6RA&#10;0s5Y6ir5vt9lD1JwBDIwOMJKHpHlpr69KfdHjyxSmriSfYz+USnWPY7AufNIadK6MEJMx9ApD/oD&#10;OlTrorhX2lFEilmcO2RdNtjC5xDF9pCuTyYBB5bi6bQ4syoJ3g9WQ0ymaiLzg5KdCXlKLjvcW893&#10;SUOqXwnz5DrgnHtJTxOsQfEKIT7DmDSUCaxw7Rqn8787ZsmRM9e2VmPeBN4uqYvTtW7jvijg9N/y&#10;JsXecLq0q+WD6m8AAAD//wMAUEsDBBQABgAIAAAAIQA4/SH/1gAAAJQBAAALAAAAX3JlbHMvLnJl&#10;bHOkkMFqwzAMhu+DvYPRfXGawxijTi+j0GvpHsDYimMaW0Yy2fr2M4PBMnrbUb/Q94l/f/hMi1qR&#10;JVI2sOt6UJgd+ZiDgffL8ekFlFSbvV0oo4EbChzGx4f9GRdb25HMsYhqlCwG5lrLq9biZkxWOiqY&#10;22YiTra2kYMu1l1tQD30/bPm3wwYN0x18gb45AdQl1tp5j/sFB2T0FQ7R0nTNEV3j6o9feQzro1i&#10;OWA14Fm+Q8a1a8+Bvu/d/dMb2JY5uiPbhG/ktn4cqGU/er3pcvwCAAD//wMAUEsDBBQABgAIAAAA&#10;IQA2QHChowEAAJIDAAAOAAAAZHJzL2Uyb0RvYy54bWysU01P3DAQvVfiP1i+s8muSkHRZjmAygW1&#10;qC29G2e8sbA9lm022X/fsbMbUGklhLhY/njz5r2Z8fpytIbtIESNruXLRc0ZOImddtuW3//6enrB&#10;WUzCdcKgg5bvIfLLzcmn9eAbWGGPpoPAiMTFZvAt71PyTVVF2YMVcYEeHD0qDFYkOoZt1QUxELs1&#10;1aquv1QDhs4HlBAj3V5Pj3xT+JUCmb4rFSEx03LSlsoayvqQ12qzFs02CN9reZAh3qHCCu0o6Ux1&#10;LZJgT0G/orJaBoyo0kKirVApLaF4IDfL+i83P3vhoXih4kQ/lyl+HK38trtyd4HKMPjYRH8XsotR&#10;BcuU0f439bT4IqVsLGXbz2WDMTFJl6v68/nF+Rln8vhWTRSZyoeYbgAty5uWG+2yI9GI3W1MlJag&#10;RwgdnkWUXdobyGDjfoBiuqNkk5wyH3BlAtsJ6mz3uMydJK6CzCFKGzMH1SXlf4MO2BwGZWbeGjij&#10;S0Z0aQ602mH4V9Y0HqWqCX90PXnNth+w25eWlHJQ44uzw5DmyXp5LuHPX2nzBwAA//8DAFBLAwQU&#10;AAYACAAAACEAZXEr19wAAAAJAQAADwAAAGRycy9kb3ducmV2LnhtbEyPwU7DMAyG70i8Q2QkbiwZ&#10;bOkoTacxCXFm47Kb25i2onFKk23l7QniMI62P/3+/mI9uV6caAydZwPzmQJBXHvbcWPgff9ytwIR&#10;IrLF3jMZ+KYA6/L6qsDc+jO/0WkXG5FCOORooI1xyKUMdUsOw8wPxOn24UeHMY1jI+2I5xTuenmv&#10;lJYOO04fWhxo21L9uTs6A/tXp6Yqdlvir0xtDs9LzYelMbc30+YJRKQpXmD41U/qUCanyh/ZBtEb&#10;eMj0PKEGFosMRAL040qDqP4Wsizk/wblDwAAAP//AwBQSwECLQAUAAYACAAAACEAtoM4kv4AAADh&#10;AQAAEwAAAAAAAAAAAAAAAAAAAAAAW0NvbnRlbnRfVHlwZXNdLnhtbFBLAQItABQABgAIAAAAIQA4&#10;/SH/1gAAAJQBAAALAAAAAAAAAAAAAAAAAC8BAABfcmVscy8ucmVsc1BLAQItABQABgAIAAAAIQA2&#10;QHChowEAAJIDAAAOAAAAAAAAAAAAAAAAAC4CAABkcnMvZTJvRG9jLnhtbFBLAQItABQABgAIAAAA&#10;IQBlcSvX3AAAAAkBAAAPAAAAAAAAAAAAAAAAAP0DAABkcnMvZG93bnJldi54bWxQSwUGAAAAAAQA&#10;BADzAAAABgUAAAAA&#10;" strokecolor="black [3200]" strokeweight=".5pt">
                       <v:stroke joinstyle="miter"/>
@@ -306,7 +306,7 @@
                     </wp:inline>
                   </w:drawing>
                 </mc:Choice>
-                <mc:Fallback xmlns:w16sdtfl="http://schemas.microsoft.com/office/word/2024/wordml/sdtformatlock" xmlns:w16du="http://schemas.microsoft.com/office/word/2023/wordml/word16du" xmlns:oel="http://schemas.microsoft.com/office/2019/extlst">
+                <mc:Fallback xmlns:oel="http://schemas.microsoft.com/office/2019/extlst" xmlns:w16du="http://schemas.microsoft.com/office/word/2023/wordml/word16du" xmlns:w16sdtfl="http://schemas.microsoft.com/office/word/2024/wordml/sdtformatlock">
                   <w:pict>
                     <v:rect w14:anchorId="6E7B8D23" id="Rectangle 2" o:spid="_x0000_s1026" alt="Giới Thiệu Trường Đại Học Khánh Hòa - UKH" style="width:24pt;height:24pt;visibility:visible;mso-wrap-style:square;mso-left-percent:-10001;mso-top-percent:-10001;mso-position-horizontal:absolute;mso-position-horizontal-relative:char;mso-position-vertical:absolute;mso-position-vertical-relative:line;mso-left-percent:-10001;mso-top-percent:-10001;v-text-anchor:top" o:gfxdata="UEsDBBQABgAIAAAAIQC2gziS/gAAAOEBAAATAAAAW0NvbnRlbnRfVHlwZXNdLnhtbJSRQU7DMBBF&#10;90jcwfIWJU67QAgl6YK0S0CoHGBkTxKLZGx5TGhvj5O2G0SRWNoz/78nu9wcxkFMGNg6quQqL6RA&#10;0s5Y6ir5vt9lD1JwBDIwOMJKHpHlpr69KfdHjyxSmriSfYz+USnWPY7AufNIadK6MEJMx9ApD/oD&#10;OlTrorhX2lFEilmcO2RdNtjC5xDF9pCuTyYBB5bi6bQ4syoJ3g9WQ0ymaiLzg5KdCXlKLjvcW893&#10;SUOqXwnz5DrgnHtJTxOsQfEKIT7DmDSUCaxw7Rqn8787ZsmRM9e2VmPeBN4uqYvTtW7jvijg9N/y&#10;JsXecLq0q+WD6m8AAAD//wMAUEsDBBQABgAIAAAAIQA4/SH/1gAAAJQBAAALAAAAX3JlbHMvLnJl&#10;bHOkkMFqwzAMhu+DvYPRfXGawxijTi+j0GvpHsDYimMaW0Yy2fr2M4PBMnrbUb/Q94l/f/hMi1qR&#10;JVI2sOt6UJgd+ZiDgffL8ekFlFSbvV0oo4EbChzGx4f9GRdb25HMsYhqlCwG5lrLq9biZkxWOiqY&#10;22YiTra2kYMu1l1tQD30/bPm3wwYN0x18gb45AdQl1tp5j/sFB2T0FQ7R0nTNEV3j6o9feQzro1i&#10;OWA14Fm+Q8a1a8+Bvu/d/dMb2JY5uiPbhG/ktn4cqGU/er3pcvwCAAD//wMAUEsDBBQABgAIAAAA&#10;IQBEnny8/gIAAPcFAAAOAAAAZHJzL2Uyb0RvYy54bWysVM1u1DAQviPxDpbvaZJt9idRs1W7PxS1&#10;QEXbB/AmzsYisYPt3WxBnDkhcUcc+gaIIz0W8R77Joyd3e1ue0GAD44943wz8/nzHBwuygLNqVRM&#10;8Bj7ex5GlCciZXwa46vLsdPDSGnCU1IITmN8TRU+7D99clBXEW2JXBQplQhAuIrqKsa51lXkuirJ&#10;aUnUnqgoB2cmZEk0bOXUTSWpAb0s3JbnddxayLSSIqFKgXXYOHHf4mcZTfSrLFNUoyLGkJu2s7Tz&#10;xMxu/4BEU0mqnCWrNMhfZFESxiHoBmpINEEzyR5BlSyRQolM7yWidEWWsYTaGqAa33tQzUVOKmpr&#10;AXJUtaFJ/T/Y5OX8XCKWxriFESclXNFrII3waUERmFKqEqDrGVvefmHoMofvxxm6lL++LW+/8in6&#10;+Xn544ahk+XtpwSd5nc3PEcnd98JctDV6Ymht65UBFEuqnNpCFLVmUjeKMTFIIco9EhVEA+kA+HX&#10;JilFnVOSQp2+gXB3MMxGARqa1C9ECgmTmRaW/EUmSxMDaEULe8fXmzumC40SMO57Qc8DJSTgWq1N&#10;BBKtf66k0s+oKJFZxFhCdhaczM+Ubo6uj5hYXIxZUYCdRAXfMQBmY4HQ8KvxmSSsKt6HXjjqjXqB&#10;E7Q6IyfwhkPnaDwInM7Y77aH+8PBYOh/MHH9IMpZmlJuwqwV6gd/poDVW2m0tdGoEgVLDZxJScnp&#10;ZFBINCfwQsZ2WMrBc3/M3U3D8gW1PCjJbwXecSt0xp1e1wnGQdsJu17P8fzwOOx4QRgMx7slnTFO&#10;/70kVMc4bLfa9pa2kn5Qm2fH49pIVDINPahgZYxBGjDMIRIZBY54ateasKJZb1Fh0r+nAq57fdFW&#10;r0aijfonIr0GuUoBcgLlQbeERS7kO4xq6DwxVm9nRFKMiuccJB/6QWBald0E7W4LNnLbM9n2EJ4A&#10;VIw1Rs1yoJv2Nqskm+YQybfEcHEEzyRjVsLmCTVZrR4XdBdbyaoTmva1vben7vt1/zcAAAD//wMA&#10;UEsDBBQABgAIAAAAIQBMoOks2AAAAAMBAAAPAAAAZHJzL2Rvd25yZXYueG1sTI9BS8NAEIXvgv9h&#10;GcGL2I0iUmI2RQpiEaGYas/T7JgEs7NpdpvEf9+pHvQyw+MNb76XLSbXqoH60Hg2cDNLQBGX3jZc&#10;GXjfPF3PQYWIbLH1TAa+KcAiPz/LMLV+5DcailgpCeGQooE6xi7VOpQ1OQwz3xGL9+l7h1FkX2nb&#10;4yjhrtW3SXKvHTYsH2rsaFlT+VUcnIGxXA/bzeuzXl9tV573q/2y+Hgx5vJienwAFWmKf8dwwhd0&#10;yIVp5w9sg2oNSJH4M8W7m4va/W6dZ/o/e34EAAD//wMAUEsBAi0AFAAGAAgAAAAhALaDOJL+AAAA&#10;4QEAABMAAAAAAAAAAAAAAAAAAAAAAFtDb250ZW50X1R5cGVzXS54bWxQSwECLQAUAAYACAAAACEA&#10;OP0h/9YAAACUAQAACwAAAAAAAAAAAAAAAAAvAQAAX3JlbHMvLnJlbHNQSwECLQAUAAYACAAAACEA&#10;RJ58vP4CAAD3BQAADgAAAAAAAAAAAAAAAAAuAgAAZHJzL2Uyb0RvYy54bWxQSwECLQAUAAYACAAA&#10;ACEATKDpLNgAAAADAQAADwAAAAAAAAAAAAAAAABYBQAAZHJzL2Rvd25yZXYueG1sUEsFBgAAAAAE&#10;AAQA8wAAAF0GAAAAAA==&#10;" filled="f" stroked="f">
                       <o:lock v:ext="edit" aspectratio="t"/>
@@ -810,7 +810,7 @@
                     </wp:anchor>
                   </w:drawing>
                 </mc:Choice>
-                <mc:Fallback xmlns:w16sdtfl="http://schemas.microsoft.com/office/word/2024/wordml/sdtformatlock" xmlns:w16du="http://schemas.microsoft.com/office/word/2023/wordml/word16du" xmlns:oel="http://schemas.microsoft.com/office/2019/extlst">
+                <mc:Fallback xmlns:oel="http://schemas.microsoft.com/office/2019/extlst" xmlns:w16du="http://schemas.microsoft.com/office/word/2023/wordml/word16du" xmlns:w16sdtfl="http://schemas.microsoft.com/office/word/2024/wordml/sdtformatlock">
                   <w:pict>
                     <v:line w14:anchorId="7425C7B1" id="Straight Connector 6" o:spid="_x0000_s1026" style="position:absolute;flip:y;z-index:251662336;visibility:visible;mso-wrap-style:square;mso-width-percent:0;mso-height-percent:0;mso-wrap-distance-left:9pt;mso-wrap-distance-top:0;mso-wrap-distance-right:9pt;mso-wrap-distance-bottom:0;mso-position-horizontal:absolute;mso-position-horizontal-relative:text;mso-position-vertical:absolute;mso-position-vertical-relative:text;mso-width-percent:0;mso-height-percent:0;mso-width-relative:margin;mso-height-relative:margin" from="198.25pt,22.35pt" to="359.5pt,22.35pt" o:gfxdata="UEsDBBQABgAIAAAAIQC2gziS/gAAAOEBAAATAAAAW0NvbnRlbnRfVHlwZXNdLnhtbJSRQU7DMBBF&#10;90jcwfIWJU67QAgl6YK0S0CoHGBkTxKLZGx5TGhvj5O2G0SRWNoz/78nu9wcxkFMGNg6quQqL6RA&#10;0s5Y6ir5vt9lD1JwBDIwOMJKHpHlpr69KfdHjyxSmriSfYz+USnWPY7AufNIadK6MEJMx9ApD/oD&#10;OlTrorhX2lFEilmcO2RdNtjC5xDF9pCuTyYBB5bi6bQ4syoJ3g9WQ0ymaiLzg5KdCXlKLjvcW893&#10;SUOqXwnz5DrgnHtJTxOsQfEKIT7DmDSUCaxw7Rqn8787ZsmRM9e2VmPeBN4uqYvTtW7jvijg9N/y&#10;JsXecLq0q+WD6m8AAAD//wMAUEsDBBQABgAIAAAAIQA4/SH/1gAAAJQBAAALAAAAX3JlbHMvLnJl&#10;bHOkkMFqwzAMhu+DvYPRfXGawxijTi+j0GvpHsDYimMaW0Yy2fr2M4PBMnrbUb/Q94l/f/hMi1qR&#10;JVI2sOt6UJgd+ZiDgffL8ekFlFSbvV0oo4EbChzGx4f9GRdb25HMsYhqlCwG5lrLq9biZkxWOiqY&#10;22YiTra2kYMu1l1tQD30/bPm3wwYN0x18gb45AdQl1tp5j/sFB2T0FQ7R0nTNEV3j6o9feQzro1i&#10;OWA14Fm+Q8a1a8+Bvu/d/dMb2JY5uiPbhG/ktn4cqGU/er3pcvwCAAD//wMAUEsDBBQABgAIAAAA&#10;IQA2QHChowEAAJIDAAAOAAAAZHJzL2Uyb0RvYy54bWysU01P3DAQvVfiP1i+s8muSkHRZjmAygW1&#10;qC29G2e8sbA9lm022X/fsbMbUGklhLhY/njz5r2Z8fpytIbtIESNruXLRc0ZOImddtuW3//6enrB&#10;WUzCdcKgg5bvIfLLzcmn9eAbWGGPpoPAiMTFZvAt71PyTVVF2YMVcYEeHD0qDFYkOoZt1QUxELs1&#10;1aquv1QDhs4HlBAj3V5Pj3xT+JUCmb4rFSEx03LSlsoayvqQ12qzFs02CN9reZAh3qHCCu0o6Ux1&#10;LZJgT0G/orJaBoyo0kKirVApLaF4IDfL+i83P3vhoXih4kQ/lyl+HK38trtyd4HKMPjYRH8XsotR&#10;BcuU0f439bT4IqVsLGXbz2WDMTFJl6v68/nF+Rln8vhWTRSZyoeYbgAty5uWG+2yI9GI3W1MlJag&#10;RwgdnkWUXdobyGDjfoBiuqNkk5wyH3BlAtsJ6mz3uMydJK6CzCFKGzMH1SXlf4MO2BwGZWbeGjij&#10;S0Z0aQ602mH4V9Y0HqWqCX90PXnNth+w25eWlHJQ44uzw5DmyXp5LuHPX2nzBwAA//8DAFBLAwQU&#10;AAYACAAAACEArJmxw9wAAAAJAQAADwAAAGRycy9kb3ducmV2LnhtbEyPwU7DMAyG70i8Q2QkbiwZ&#10;rC3rmk5jEuLMxmW3tDFttcYpTbaVt8eIwzja/vT7+4v15HpxxjF0njTMZwoEUu1tR42Gj/3rwzOI&#10;EA1Z03tCDd8YYF3e3hQmt/5C73jexUZwCIXcaGhjHHIpQ92iM2HmByS+ffrRmcjj2Eg7mguHu14+&#10;KpVKZzriD60ZcNtifdydnIb9m1NTFbst0lemNoeXJKVDovX93bRZgYg4xSsMv/qsDiU7Vf5ENohe&#10;w9MyTRjVsFhkIBjI5ksuV/0tZFnI/w3KHwAAAP//AwBQSwECLQAUAAYACAAAACEAtoM4kv4AAADh&#10;AQAAEwAAAAAAAAAAAAAAAAAAAAAAW0NvbnRlbnRfVHlwZXNdLnhtbFBLAQItABQABgAIAAAAIQA4&#10;/SH/1gAAAJQBAAALAAAAAAAAAAAAAAAAAC8BAABfcmVscy8ucmVsc1BLAQItABQABgAIAAAAIQA2&#10;QHChowEAAJIDAAAOAAAAAAAAAAAAAAAAAC4CAABkcnMvZTJvRG9jLnhtbFBLAQItABQABgAIAAAA&#10;IQCsmbHD3AAAAAkBAAAPAAAAAAAAAAAAAAAAAP0DAABkcnMvZG93bnJldi54bWxQSwUGAAAAAAQA&#10;BADzAAAABgUAAAAA&#10;" strokecolor="black [3200]" strokeweight=".5pt">
                       <v:stroke joinstyle="miter"/>
@@ -992,7 +992,7 @@
                     </wp:inline>
                   </w:drawing>
                 </mc:Choice>
-                <mc:Fallback xmlns:w16sdtfl="http://schemas.microsoft.com/office/word/2024/wordml/sdtformatlock" xmlns:w16du="http://schemas.microsoft.com/office/word/2023/wordml/word16du" xmlns:oel="http://schemas.microsoft.com/office/2019/extlst">
+                <mc:Fallback xmlns:oel="http://schemas.microsoft.com/office/2019/extlst" xmlns:w16du="http://schemas.microsoft.com/office/word/2023/wordml/word16du" xmlns:w16sdtfl="http://schemas.microsoft.com/office/word/2024/wordml/sdtformatlock">
                   <w:pict>
                     <v:rect w14:anchorId="1593F3EB" id="Rectangle 7" o:spid="_x0000_s1026" alt="Giới Thiệu Trường Đại Học Khánh Hòa - UKH" style="width:24pt;height:24pt;visibility:visible;mso-wrap-style:square;mso-left-percent:-10001;mso-top-percent:-10001;mso-position-horizontal:absolute;mso-position-horizontal-relative:char;mso-position-vertical:absolute;mso-position-vertical-relative:line;mso-left-percent:-10001;mso-top-percent:-10001;v-text-anchor:top" o:gfxdata="UEsDBBQABgAIAAAAIQC2gziS/gAAAOEBAAATAAAAW0NvbnRlbnRfVHlwZXNdLnhtbJSRQU7DMBBF&#10;90jcwfIWJU67QAgl6YK0S0CoHGBkTxKLZGx5TGhvj5O2G0SRWNoz/78nu9wcxkFMGNg6quQqL6RA&#10;0s5Y6ir5vt9lD1JwBDIwOMJKHpHlpr69KfdHjyxSmriSfYz+USnWPY7AufNIadK6MEJMx9ApD/oD&#10;OlTrorhX2lFEilmcO2RdNtjC5xDF9pCuTyYBB5bi6bQ4syoJ3g9WQ0ymaiLzg5KdCXlKLjvcW893&#10;SUOqXwnz5DrgnHtJTxOsQfEKIT7DmDSUCaxw7Rqn8787ZsmRM9e2VmPeBN4uqYvTtW7jvijg9N/y&#10;JsXecLq0q+WD6m8AAAD//wMAUEsDBBQABgAIAAAAIQA4/SH/1gAAAJQBAAALAAAAX3JlbHMvLnJl&#10;bHOkkMFqwzAMhu+DvYPRfXGawxijTi+j0GvpHsDYimMaW0Yy2fr2M4PBMnrbUb/Q94l/f/hMi1qR&#10;JVI2sOt6UJgd+ZiDgffL8ekFlFSbvV0oo4EbChzGx4f9GRdb25HMsYhqlCwG5lrLq9biZkxWOiqY&#10;22YiTra2kYMu1l1tQD30/bPm3wwYN0x18gb45AdQl1tp5j/sFB2T0FQ7R0nTNEV3j6o9feQzro1i&#10;OWA14Fm+Q8a1a8+Bvu/d/dMb2JY5uiPbhG/ktn4cqGU/er3pcvwCAAD//wMAUEsDBBQABgAIAAAA&#10;IQAQNvt//gIAAPcFAAAOAAAAZHJzL2Uyb0RvYy54bWysVM1u1DAQviPxDpbvaZJt9idRs1W7PxS1&#10;QEXbB/AmzsYisYPt3WxBnDkhcUcc+gaIIz0W8R77Joyd3e1ue0GAD44943wz8/nzHBwuygLNqVRM&#10;8Bj7ex5GlCciZXwa46vLsdPDSGnCU1IITmN8TRU+7D99clBXEW2JXBQplQhAuIrqKsa51lXkuirJ&#10;aUnUnqgoB2cmZEk0bOXUTSWpAb0s3JbnddxayLSSIqFKgXXYOHHf4mcZTfSrLFNUoyLGkJu2s7Tz&#10;xMxu/4BEU0mqnCWrNMhfZFESxiHoBmpINEEzyR5BlSyRQolM7yWidEWWsYTaGqAa33tQzUVOKmpr&#10;AXJUtaFJ/T/Y5OX8XCKWxriLESclXNFrII3waUERmFKqEqDrGVvefmHoMofvxxm6lL++LW+/8in6&#10;+Xn544ahk+XtpwSd5nc3PEcnd98JctDV6Ymht65UBFEuqnNpCFLVmUjeKMTFIIco9EhVEA+kA+HX&#10;JilFnVOSQp2+gXB3MMxGARqa1C9ECgmTmRaW/EUmSxMDaEULe8fXmzumC40SMO57Qc8DJSTgWq1N&#10;BBKtf66k0s+oKJFZxFhCdhaczM+Ubo6uj5hYXIxZUYCdRAXfMQBmY4HQ8KvxmSSsKt6HXjjqjXqB&#10;E7Q6IyfwhkPnaDwInM7Y77aH+8PBYOh/MHH9IMpZmlJuwqwV6gd/poDVW2m0tdGoEgVLDZxJScnp&#10;ZFBINCfwQsZ2WMrBc3/M3U3D8gW1PCjJbwXecSt0xp1e1wnGQdsJu17P8fzwOOx4QRgMx7slnTFO&#10;/70kVMc4bLfa9pa2kn5Qm2fH49pIVDINPahgZYxBGjDMIRIZBY54ateasKJZb1Fh0r+nAq57fdFW&#10;r0aijfonIr0GuUoBcgLlQbeERS7kO4xq6DwxVm9nRFKMiuccJB/6QWBald0E7W4LNnLbM9n2EJ4A&#10;VIw1Rs1yoJv2Nqskm+YQybfEcHEEzyRjVsLmCTVZrR4XdBdbyaoTmva1vben7vt1/zcAAAD//wMA&#10;UEsDBBQABgAIAAAAIQBMoOks2AAAAAMBAAAPAAAAZHJzL2Rvd25yZXYueG1sTI9BS8NAEIXvgv9h&#10;GcGL2I0iUmI2RQpiEaGYas/T7JgEs7NpdpvEf9+pHvQyw+MNb76XLSbXqoH60Hg2cDNLQBGX3jZc&#10;GXjfPF3PQYWIbLH1TAa+KcAiPz/LMLV+5DcailgpCeGQooE6xi7VOpQ1OQwz3xGL9+l7h1FkX2nb&#10;4yjhrtW3SXKvHTYsH2rsaFlT+VUcnIGxXA/bzeuzXl9tV573q/2y+Hgx5vJienwAFWmKf8dwwhd0&#10;yIVp5w9sg2oNSJH4M8W7m4va/W6dZ/o/e34EAAD//wMAUEsBAi0AFAAGAAgAAAAhALaDOJL+AAAA&#10;4QEAABMAAAAAAAAAAAAAAAAAAAAAAFtDb250ZW50X1R5cGVzXS54bWxQSwECLQAUAAYACAAAACEA&#10;OP0h/9YAAACUAQAACwAAAAAAAAAAAAAAAAAvAQAAX3JlbHMvLnJlbHNQSwECLQAUAAYACAAAACEA&#10;EDb7f/4CAAD3BQAADgAAAAAAAAAAAAAAAAAuAgAAZHJzL2Uyb0RvYy54bWxQSwECLQAUAAYACAAA&#10;ACEATKDpLNgAAAADAQAADwAAAAAAAAAAAAAAAABYBQAAZHJzL2Rvd25yZXYueG1sUEsFBgAAAAAE&#10;AAQA8wAAAF0GAAAAAA==&#10;" filled="f" stroked="f">
                       <o:lock v:ext="edit" aspectratio="t"/>
@@ -18065,10 +18065,7 @@
     </w:p>
     <w:p>
       <w:r>
-        <w:t>*</w:t>
-      </w:r>
-      <w:r>
-        <w:t xml:space="preserve">Xem lịch sử </w:t>
+        <w:t xml:space="preserve">*Xem lịch sử </w:t>
       </w:r>
     </w:p>
     <w:p>
@@ -18257,6 +18254,12 @@
         </w:rPr>
         <w:t xml:space="preserve">nạp tiền trực tiếp </w:t>
       </w:r>
+      <w:r>
+        <w:rPr>
+          <w:bCs/>
+        </w:rPr>
+        <w:t>Admin</w:t>
+      </w:r>
     </w:p>
     <w:p/>
     <w:p/>
@@ -18330,10 +18333,99 @@
         </w:rPr>
       </w:pPr>
       <w:r>
+        <w:t xml:space="preserve">Hình 3.18: Biểu đồ tuần tự chức </w:t>
+      </w:r>
+      <w:r>
+        <w:t xml:space="preserve">năng </w:t>
+      </w:r>
+      <w:r>
+        <w:rPr>
+          <w:bCs/>
+        </w:rPr>
+        <w:t>quét mã và biển số</w:t>
+      </w:r>
+    </w:p>
+    <w:p>
+      <w:r>
+        <w:br w:type="page"/>
+      </w:r>
+    </w:p>
+    <w:p>
+      <w:r>
+        <w:lastRenderedPageBreak/>
+        <w:t>*</w:t>
+      </w:r>
+      <w:r>
+        <w:t>Thanh toán</w:t>
+      </w:r>
+    </w:p>
+    <w:p>
+      <w:r>
+        <w:rPr>
+          <w:noProof/>
+        </w:rPr>
+        <w:drawing>
+          <wp:inline distT="0" distB="0" distL="0" distR="0" wp14:anchorId="08884636" wp14:editId="552F6847">
+            <wp:extent cx="5962650" cy="6572250"/>
+            <wp:effectExtent l="0" t="0" r="0" b="0"/>
+            <wp:docPr id="18" name="Picture 18"/>
+            <wp:cNvGraphicFramePr>
+              <a:graphicFrameLocks xmlns:a="http://schemas.openxmlformats.org/drawingml/2006/main" noChangeAspect="1"/>
+            </wp:cNvGraphicFramePr>
+            <a:graphic xmlns:a="http://schemas.openxmlformats.org/drawingml/2006/main">
+              <a:graphicData uri="http://schemas.openxmlformats.org/drawingml/2006/picture">
+                <pic:pic xmlns:pic="http://schemas.openxmlformats.org/drawingml/2006/picture">
+                  <pic:nvPicPr>
+                    <pic:cNvPr id="0" name="Picture 1"/>
+                    <pic:cNvPicPr>
+                      <a:picLocks noChangeAspect="1" noChangeArrowheads="1"/>
+                    </pic:cNvPicPr>
+                  </pic:nvPicPr>
+                  <pic:blipFill>
+                    <a:blip r:embed="rId37">
+                      <a:extLst>
+                        <a:ext uri="{28A0092B-C50C-407E-A947-70E740481C1C}">
+                          <a14:useLocalDpi xmlns:a14="http://schemas.microsoft.com/office/drawing/2010/main" val="0"/>
+                        </a:ext>
+                      </a:extLst>
+                    </a:blip>
+                    <a:srcRect/>
+                    <a:stretch>
+                      <a:fillRect/>
+                    </a:stretch>
+                  </pic:blipFill>
+                  <pic:spPr bwMode="auto">
+                    <a:xfrm>
+                      <a:off x="0" y="0"/>
+                      <a:ext cx="5962650" cy="6572250"/>
+                    </a:xfrm>
+                    <a:prstGeom prst="rect">
+                      <a:avLst/>
+                    </a:prstGeom>
+                    <a:noFill/>
+                    <a:ln>
+                      <a:noFill/>
+                    </a:ln>
+                  </pic:spPr>
+                </pic:pic>
+              </a:graphicData>
+            </a:graphic>
+          </wp:inline>
+        </w:drawing>
+      </w:r>
+    </w:p>
+    <w:p>
+      <w:pPr>
+        <w:pStyle w:val="h"/>
+        <w:rPr>
+          <w:bCs/>
+        </w:rPr>
+      </w:pPr>
+      <w:r>
         <w:t>Hình 3.1</w:t>
       </w:r>
       <w:r>
-        <w:t>8</w:t>
+        <w:t>9</w:t>
       </w:r>
       <w:r>
         <w:t xml:space="preserve">: Biểu đồ tuần tự chức </w:t>
@@ -18345,9 +18437,107 @@
         <w:rPr>
           <w:bCs/>
         </w:rPr>
-        <w:t>quét mã và biển số</w:t>
-      </w:r>
-    </w:p>
+        <w:t>thanh toán</w:t>
+      </w:r>
+    </w:p>
+    <w:p/>
+    <w:p/>
+    <w:p>
+      <w:r>
+        <w:br w:type="page"/>
+      </w:r>
+    </w:p>
+    <w:p>
+      <w:r>
+        <w:lastRenderedPageBreak/>
+        <w:t>*</w:t>
+      </w:r>
+      <w:r>
+        <w:t xml:space="preserve">Xem lịch sử </w:t>
+      </w:r>
+    </w:p>
+    <w:p>
+      <w:r>
+        <w:rPr>
+          <w:noProof/>
+        </w:rPr>
+        <w:drawing>
+          <wp:inline distT="0" distB="0" distL="0" distR="0" wp14:anchorId="0407998B" wp14:editId="6ECBEE02">
+            <wp:extent cx="5962650" cy="4705350"/>
+            <wp:effectExtent l="0" t="0" r="0" b="0"/>
+            <wp:docPr id="27" name="Picture 27"/>
+            <wp:cNvGraphicFramePr>
+              <a:graphicFrameLocks xmlns:a="http://schemas.openxmlformats.org/drawingml/2006/main" noChangeAspect="1"/>
+            </wp:cNvGraphicFramePr>
+            <a:graphic xmlns:a="http://schemas.openxmlformats.org/drawingml/2006/main">
+              <a:graphicData uri="http://schemas.openxmlformats.org/drawingml/2006/picture">
+                <pic:pic xmlns:pic="http://schemas.openxmlformats.org/drawingml/2006/picture">
+                  <pic:nvPicPr>
+                    <pic:cNvPr id="0" name="Picture 4"/>
+                    <pic:cNvPicPr>
+                      <a:picLocks noChangeAspect="1" noChangeArrowheads="1"/>
+                    </pic:cNvPicPr>
+                  </pic:nvPicPr>
+                  <pic:blipFill>
+                    <a:blip r:embed="rId38">
+                      <a:extLst>
+                        <a:ext uri="{28A0092B-C50C-407E-A947-70E740481C1C}">
+                          <a14:useLocalDpi xmlns:a14="http://schemas.microsoft.com/office/drawing/2010/main" val="0"/>
+                        </a:ext>
+                      </a:extLst>
+                    </a:blip>
+                    <a:srcRect/>
+                    <a:stretch>
+                      <a:fillRect/>
+                    </a:stretch>
+                  </pic:blipFill>
+                  <pic:spPr bwMode="auto">
+                    <a:xfrm>
+                      <a:off x="0" y="0"/>
+                      <a:ext cx="5962650" cy="4705350"/>
+                    </a:xfrm>
+                    <a:prstGeom prst="rect">
+                      <a:avLst/>
+                    </a:prstGeom>
+                    <a:noFill/>
+                    <a:ln>
+                      <a:noFill/>
+                    </a:ln>
+                  </pic:spPr>
+                </pic:pic>
+              </a:graphicData>
+            </a:graphic>
+          </wp:inline>
+        </w:drawing>
+      </w:r>
+    </w:p>
+    <w:p>
+      <w:pPr>
+        <w:pStyle w:val="h"/>
+        <w:rPr>
+          <w:bCs/>
+        </w:rPr>
+      </w:pPr>
+      <w:r>
+        <w:t>Hình 3.</w:t>
+      </w:r>
+      <w:r>
+        <w:t>20</w:t>
+      </w:r>
+      <w:r>
+        <w:t xml:space="preserve">: Biểu đồ tuần tự chức </w:t>
+      </w:r>
+      <w:r>
+        <w:t xml:space="preserve">năng </w:t>
+      </w:r>
+      <w:r>
+        <w:rPr>
+          <w:bCs/>
+        </w:rPr>
+        <w:t>thanh toán</w:t>
+      </w:r>
+    </w:p>
+    <w:p/>
     <w:p>
       <w:r>
         <w:br w:type="page"/>
@@ -18385,7 +18575,7 @@
                     </pic:cNvPicPr>
                   </pic:nvPicPr>
                   <pic:blipFill>
-                    <a:blip r:embed="rId37">
+                    <a:blip r:embed="rId39">
                       <a:extLst>
                         <a:ext uri="{28A0092B-C50C-407E-A947-70E740481C1C}">
                           <a14:useLocalDpi xmlns:a14="http://schemas.microsoft.com/office/drawing/2010/main" val="0"/>
@@ -18428,7 +18618,7 @@
         <w:t>Hình 3.</w:t>
       </w:r>
       <w:r>
-        <w:t>x</w:t>
+        <w:t>21</w:t>
       </w:r>
       <w:r>
         <w:t xml:space="preserve">: Biểu đồ tuần tự chức </w:t>
@@ -18459,7 +18649,89 @@
       </w:r>
       <w:bookmarkEnd w:id="56"/>
     </w:p>
-    <w:p/>
+    <w:p>
+      <w:r>
+        <w:rPr>
+          <w:noProof/>
+        </w:rPr>
+        <w:drawing>
+          <wp:inline distT="0" distB="0" distL="0" distR="0" wp14:anchorId="31DA8BF9" wp14:editId="16A0A653">
+            <wp:extent cx="5962650" cy="4705350"/>
+            <wp:effectExtent l="0" t="0" r="0" b="0"/>
+            <wp:docPr id="28" name="Picture 28"/>
+            <wp:cNvGraphicFramePr>
+              <a:graphicFrameLocks xmlns:a="http://schemas.openxmlformats.org/drawingml/2006/main" noChangeAspect="1"/>
+            </wp:cNvGraphicFramePr>
+            <a:graphic xmlns:a="http://schemas.openxmlformats.org/drawingml/2006/main">
+              <a:graphicData uri="http://schemas.openxmlformats.org/drawingml/2006/picture">
+                <pic:pic xmlns:pic="http://schemas.openxmlformats.org/drawingml/2006/picture">
+                  <pic:nvPicPr>
+                    <pic:cNvPr id="0" name="Picture 5"/>
+                    <pic:cNvPicPr>
+                      <a:picLocks noChangeAspect="1" noChangeArrowheads="1"/>
+                    </pic:cNvPicPr>
+                  </pic:nvPicPr>
+                  <pic:blipFill>
+                    <a:blip r:embed="rId40">
+                      <a:extLst>
+                        <a:ext uri="{28A0092B-C50C-407E-A947-70E740481C1C}">
+                          <a14:useLocalDpi xmlns:a14="http://schemas.microsoft.com/office/drawing/2010/main" val="0"/>
+                        </a:ext>
+                      </a:extLst>
+                    </a:blip>
+                    <a:srcRect/>
+                    <a:stretch>
+                      <a:fillRect/>
+                    </a:stretch>
+                  </pic:blipFill>
+                  <pic:spPr bwMode="auto">
+                    <a:xfrm>
+                      <a:off x="0" y="0"/>
+                      <a:ext cx="5962650" cy="4705350"/>
+                    </a:xfrm>
+                    <a:prstGeom prst="rect">
+                      <a:avLst/>
+                    </a:prstGeom>
+                    <a:noFill/>
+                    <a:ln>
+                      <a:noFill/>
+                    </a:ln>
+                  </pic:spPr>
+                </pic:pic>
+              </a:graphicData>
+            </a:graphic>
+          </wp:inline>
+        </w:drawing>
+      </w:r>
+    </w:p>
+    <w:p>
+      <w:pPr>
+        <w:spacing w:line="360" w:lineRule="auto"/>
+        <w:rPr>
+          <w:rFonts w:cs="Times New Roman"/>
+          <w:b/>
+          <w:bCs/>
+          <w:szCs w:val="26"/>
+        </w:rPr>
+      </w:pPr>
+    </w:p>
+    <w:p>
+      <w:pPr>
+        <w:pStyle w:val="h"/>
+      </w:pPr>
+      <w:r>
+        <w:t>Hình 3.</w:t>
+      </w:r>
+      <w:r>
+        <w:t>22</w:t>
+      </w:r>
+      <w:r>
+        <w:t xml:space="preserve">: Biểu đồ </w:t>
+      </w:r>
+      <w:r>
+        <w:t xml:space="preserve">lớp </w:t>
+      </w:r>
+    </w:p>
     <w:p>
       <w:pPr>
         <w:spacing w:line="360" w:lineRule="auto"/>
@@ -18614,6 +18886,7 @@
           <w:color w:val="00B050"/>
           <w:szCs w:val="26"/>
         </w:rPr>
+        <w:lastRenderedPageBreak/>
         <w:t>Đặt tên hình cho chức năng, để làm danh mục hình, đặt đúng cứu pháp theo quy định.</w:t>
       </w:r>
     </w:p>
@@ -18968,7 +19241,7 @@
         </w:rPr>
         <w:t xml:space="preserve">[1] Ultralytics, "YOLOv8 Docs," 2023. [Online]. Available: </w:t>
       </w:r>
-      <w:hyperlink r:id="rId38" w:tgtFrame="_blank" w:history="1">
+      <w:hyperlink r:id="rId41" w:tgtFrame="_blank" w:history="1">
         <w:r>
           <w:rPr>
             <w:rStyle w:val="Hyperlink"/>
@@ -19005,7 +19278,7 @@
         </w:rPr>
         <w:t xml:space="preserve">[2] Jaided AI, "EasyOCR: Ready-to-use OCR with 80+ supported languages and all popular writing scripts including Latin, Chinese, Arabic, Devanagari, Cyrillic and etc.," 2020. [Online]. Available: </w:t>
       </w:r>
-      <w:hyperlink r:id="rId39" w:tgtFrame="_blank" w:history="1">
+      <w:hyperlink r:id="rId42" w:tgtFrame="_blank" w:history="1">
         <w:r>
           <w:rPr>
             <w:rStyle w:val="Hyperlink"/>
@@ -19042,7 +19315,7 @@
         </w:rPr>
         <w:t xml:space="preserve">[3] Streamlit Inc., "Streamlit Documentation: The fastest way to build and share data apps," 2024. [Online]. Available: </w:t>
       </w:r>
-      <w:hyperlink r:id="rId40" w:tgtFrame="_blank" w:history="1">
+      <w:hyperlink r:id="rId43" w:tgtFrame="_blank" w:history="1">
         <w:r>
           <w:rPr>
             <w:rStyle w:val="Hyperlink"/>
@@ -19151,7 +19424,7 @@
         </w:rPr>
         <w:t xml:space="preserve">[6] G. Jocher, A. Chaurasia, and J. Qiu, "YOLO by Ultralytics," 2023. [Online]. Available: </w:t>
       </w:r>
-      <w:hyperlink r:id="rId41" w:tgtFrame="_blank" w:history="1">
+      <w:hyperlink r:id="rId44" w:tgtFrame="_blank" w:history="1">
         <w:r>
           <w:rPr>
             <w:rStyle w:val="Hyperlink"/>
@@ -19188,7 +19461,7 @@
         </w:rPr>
         <w:t xml:space="preserve">[7] MongoDB Inc., "MongoDB Documentation: The document database for modern applications," 2024. [Online]. Available: </w:t>
       </w:r>
-      <w:hyperlink r:id="rId42" w:tgtFrame="_blank" w:history="1">
+      <w:hyperlink r:id="rId45" w:tgtFrame="_blank" w:history="1">
         <w:r>
           <w:rPr>
             <w:rStyle w:val="Hyperlink"/>
@@ -19225,7 +19498,7 @@
         </w:rPr>
         <w:t xml:space="preserve">[8] PayOS by Cassso, "PayOS API Documentation: Cổng thanh toán trực tuyến dành cho doanh nghiệp Việt Nam," 2024. [Online]. Available: </w:t>
       </w:r>
-      <w:hyperlink r:id="rId43" w:tgtFrame="_blank" w:history="1">
+      <w:hyperlink r:id="rId46" w:tgtFrame="_blank" w:history="1">
         <w:r>
           <w:rPr>
             <w:rStyle w:val="Hyperlink"/>
@@ -19291,7 +19564,7 @@
           <w:szCs w:val="28"/>
         </w:rPr>
       </w:pPr>
-      <w:hyperlink r:id="rId44" w:history="1">
+      <w:hyperlink r:id="rId47" w:history="1">
         <w:r>
           <w:rPr>
             <w:rStyle w:val="Hyperlink"/>
@@ -19301,7 +19574,7 @@
       </w:hyperlink>
     </w:p>
     <w:sectPr>
-      <w:footerReference w:type="default" r:id="rId45"/>
+      <w:footerReference w:type="default" r:id="rId48"/>
       <w:pgSz w:w="12240" w:h="15840"/>
       <w:pgMar w:top="1134" w:right="1134" w:bottom="1134" w:left="1701" w:header="709" w:footer="709" w:gutter="0"/>
       <w:pgNumType w:start="1"/>

--- a/baocao/BáocáoN68.docx
+++ b/baocao/BáocáoN68.docx
@@ -124,7 +124,7 @@
                     </wp:anchor>
                   </w:drawing>
                 </mc:Choice>
-                <mc:Fallback xmlns:oel="http://schemas.microsoft.com/office/2019/extlst" xmlns:w16du="http://schemas.microsoft.com/office/word/2023/wordml/word16du" xmlns:w16sdtfl="http://schemas.microsoft.com/office/word/2024/wordml/sdtformatlock">
+                <mc:Fallback xmlns:w16sdtfl="http://schemas.microsoft.com/office/word/2024/wordml/sdtformatlock" xmlns:w16du="http://schemas.microsoft.com/office/word/2023/wordml/word16du" xmlns:oel="http://schemas.microsoft.com/office/2019/extlst">
                   <w:pict>
                     <v:line w14:anchorId="51459B79" id="Straight Connector 9" o:spid="_x0000_s1026" style="position:absolute;flip:y;z-index:251665408;visibility:visible;mso-wrap-style:square;mso-width-percent:0;mso-height-percent:0;mso-wrap-distance-left:9pt;mso-wrap-distance-top:0;mso-wrap-distance-right:9pt;mso-wrap-distance-bottom:0;mso-position-horizontal:absolute;mso-position-horizontal-relative:text;mso-position-vertical:absolute;mso-position-vertical-relative:text;mso-width-percent:0;mso-height-percent:0;mso-width-relative:margin;mso-height-relative:margin" from="188.05pt,22.35pt" to="349.3pt,22.35pt" o:gfxdata="UEsDBBQABgAIAAAAIQC2gziS/gAAAOEBAAATAAAAW0NvbnRlbnRfVHlwZXNdLnhtbJSRQU7DMBBF&#10;90jcwfIWJU67QAgl6YK0S0CoHGBkTxKLZGx5TGhvj5O2G0SRWNoz/78nu9wcxkFMGNg6quQqL6RA&#10;0s5Y6ir5vt9lD1JwBDIwOMJKHpHlpr69KfdHjyxSmriSfYz+USnWPY7AufNIadK6MEJMx9ApD/oD&#10;OlTrorhX2lFEilmcO2RdNtjC5xDF9pCuTyYBB5bi6bQ4syoJ3g9WQ0ymaiLzg5KdCXlKLjvcW893&#10;SUOqXwnz5DrgnHtJTxOsQfEKIT7DmDSUCaxw7Rqn8787ZsmRM9e2VmPeBN4uqYvTtW7jvijg9N/y&#10;JsXecLq0q+WD6m8AAAD//wMAUEsDBBQABgAIAAAAIQA4/SH/1gAAAJQBAAALAAAAX3JlbHMvLnJl&#10;bHOkkMFqwzAMhu+DvYPRfXGawxijTi+j0GvpHsDYimMaW0Yy2fr2M4PBMnrbUb/Q94l/f/hMi1qR&#10;JVI2sOt6UJgd+ZiDgffL8ekFlFSbvV0oo4EbChzGx4f9GRdb25HMsYhqlCwG5lrLq9biZkxWOiqY&#10;22YiTra2kYMu1l1tQD30/bPm3wwYN0x18gb45AdQl1tp5j/sFB2T0FQ7R0nTNEV3j6o9feQzro1i&#10;OWA14Fm+Q8a1a8+Bvu/d/dMb2JY5uiPbhG/ktn4cqGU/er3pcvwCAAD//wMAUEsDBBQABgAIAAAA&#10;IQA2QHChowEAAJIDAAAOAAAAZHJzL2Uyb0RvYy54bWysU01P3DAQvVfiP1i+s8muSkHRZjmAygW1&#10;qC29G2e8sbA9lm022X/fsbMbUGklhLhY/njz5r2Z8fpytIbtIESNruXLRc0ZOImddtuW3//6enrB&#10;WUzCdcKgg5bvIfLLzcmn9eAbWGGPpoPAiMTFZvAt71PyTVVF2YMVcYEeHD0qDFYkOoZt1QUxELs1&#10;1aquv1QDhs4HlBAj3V5Pj3xT+JUCmb4rFSEx03LSlsoayvqQ12qzFs02CN9reZAh3qHCCu0o6Ux1&#10;LZJgT0G/orJaBoyo0kKirVApLaF4IDfL+i83P3vhoXih4kQ/lyl+HK38trtyd4HKMPjYRH8XsotR&#10;BcuU0f439bT4IqVsLGXbz2WDMTFJl6v68/nF+Rln8vhWTRSZyoeYbgAty5uWG+2yI9GI3W1MlJag&#10;RwgdnkWUXdobyGDjfoBiuqNkk5wyH3BlAtsJ6mz3uMydJK6CzCFKGzMH1SXlf4MO2BwGZWbeGjij&#10;S0Z0aQ602mH4V9Y0HqWqCX90PXnNth+w25eWlHJQ44uzw5DmyXp5LuHPX2nzBwAA//8DAFBLAwQU&#10;AAYACAAAACEAZXEr19wAAAAJAQAADwAAAGRycy9kb3ducmV2LnhtbEyPwU7DMAyG70i8Q2QkbiwZ&#10;bOkoTacxCXFm47Kb25i2onFKk23l7QniMI62P/3+/mI9uV6caAydZwPzmQJBXHvbcWPgff9ytwIR&#10;IrLF3jMZ+KYA6/L6qsDc+jO/0WkXG5FCOORooI1xyKUMdUsOw8wPxOn24UeHMY1jI+2I5xTuenmv&#10;lJYOO04fWhxo21L9uTs6A/tXp6Yqdlvir0xtDs9LzYelMbc30+YJRKQpXmD41U/qUCanyh/ZBtEb&#10;eMj0PKEGFosMRAL040qDqP4Wsizk/wblDwAAAP//AwBQSwECLQAUAAYACAAAACEAtoM4kv4AAADh&#10;AQAAEwAAAAAAAAAAAAAAAAAAAAAAW0NvbnRlbnRfVHlwZXNdLnhtbFBLAQItABQABgAIAAAAIQA4&#10;/SH/1gAAAJQBAAALAAAAAAAAAAAAAAAAAC8BAABfcmVscy8ucmVsc1BLAQItABQABgAIAAAAIQA2&#10;QHChowEAAJIDAAAOAAAAAAAAAAAAAAAAAC4CAABkcnMvZTJvRG9jLnhtbFBLAQItABQABgAIAAAA&#10;IQBlcSvX3AAAAAkBAAAPAAAAAAAAAAAAAAAAAP0DAABkcnMvZG93bnJldi54bWxQSwUGAAAAAAQA&#10;BADzAAAABgUAAAAA&#10;" strokecolor="black [3200]" strokeweight=".5pt">
                       <v:stroke joinstyle="miter"/>
@@ -306,7 +306,7 @@
                     </wp:inline>
                   </w:drawing>
                 </mc:Choice>
-                <mc:Fallback xmlns:oel="http://schemas.microsoft.com/office/2019/extlst" xmlns:w16du="http://schemas.microsoft.com/office/word/2023/wordml/word16du" xmlns:w16sdtfl="http://schemas.microsoft.com/office/word/2024/wordml/sdtformatlock">
+                <mc:Fallback xmlns:w16sdtfl="http://schemas.microsoft.com/office/word/2024/wordml/sdtformatlock" xmlns:w16du="http://schemas.microsoft.com/office/word/2023/wordml/word16du" xmlns:oel="http://schemas.microsoft.com/office/2019/extlst">
                   <w:pict>
                     <v:rect w14:anchorId="6E7B8D23" id="Rectangle 2" o:spid="_x0000_s1026" alt="Giới Thiệu Trường Đại Học Khánh Hòa - UKH" style="width:24pt;height:24pt;visibility:visible;mso-wrap-style:square;mso-left-percent:-10001;mso-top-percent:-10001;mso-position-horizontal:absolute;mso-position-horizontal-relative:char;mso-position-vertical:absolute;mso-position-vertical-relative:line;mso-left-percent:-10001;mso-top-percent:-10001;v-text-anchor:top" o:gfxdata="UEsDBBQABgAIAAAAIQC2gziS/gAAAOEBAAATAAAAW0NvbnRlbnRfVHlwZXNdLnhtbJSRQU7DMBBF&#10;90jcwfIWJU67QAgl6YK0S0CoHGBkTxKLZGx5TGhvj5O2G0SRWNoz/78nu9wcxkFMGNg6quQqL6RA&#10;0s5Y6ir5vt9lD1JwBDIwOMJKHpHlpr69KfdHjyxSmriSfYz+USnWPY7AufNIadK6MEJMx9ApD/oD&#10;OlTrorhX2lFEilmcO2RdNtjC5xDF9pCuTyYBB5bi6bQ4syoJ3g9WQ0ymaiLzg5KdCXlKLjvcW893&#10;SUOqXwnz5DrgnHtJTxOsQfEKIT7DmDSUCaxw7Rqn8787ZsmRM9e2VmPeBN4uqYvTtW7jvijg9N/y&#10;JsXecLq0q+WD6m8AAAD//wMAUEsDBBQABgAIAAAAIQA4/SH/1gAAAJQBAAALAAAAX3JlbHMvLnJl&#10;bHOkkMFqwzAMhu+DvYPRfXGawxijTi+j0GvpHsDYimMaW0Yy2fr2M4PBMnrbUb/Q94l/f/hMi1qR&#10;JVI2sOt6UJgd+ZiDgffL8ekFlFSbvV0oo4EbChzGx4f9GRdb25HMsYhqlCwG5lrLq9biZkxWOiqY&#10;22YiTra2kYMu1l1tQD30/bPm3wwYN0x18gb45AdQl1tp5j/sFB2T0FQ7R0nTNEV3j6o9feQzro1i&#10;OWA14Fm+Q8a1a8+Bvu/d/dMb2JY5uiPbhG/ktn4cqGU/er3pcvwCAAD//wMAUEsDBBQABgAIAAAA&#10;IQBEnny8/gIAAPcFAAAOAAAAZHJzL2Uyb0RvYy54bWysVM1u1DAQviPxDpbvaZJt9idRs1W7PxS1&#10;QEXbB/AmzsYisYPt3WxBnDkhcUcc+gaIIz0W8R77Joyd3e1ue0GAD44943wz8/nzHBwuygLNqVRM&#10;8Bj7ex5GlCciZXwa46vLsdPDSGnCU1IITmN8TRU+7D99clBXEW2JXBQplQhAuIrqKsa51lXkuirJ&#10;aUnUnqgoB2cmZEk0bOXUTSWpAb0s3JbnddxayLSSIqFKgXXYOHHf4mcZTfSrLFNUoyLGkJu2s7Tz&#10;xMxu/4BEU0mqnCWrNMhfZFESxiHoBmpINEEzyR5BlSyRQolM7yWidEWWsYTaGqAa33tQzUVOKmpr&#10;AXJUtaFJ/T/Y5OX8XCKWxriFESclXNFrII3waUERmFKqEqDrGVvefmHoMofvxxm6lL++LW+/8in6&#10;+Xn544ahk+XtpwSd5nc3PEcnd98JctDV6Ymht65UBFEuqnNpCFLVmUjeKMTFIIco9EhVEA+kA+HX&#10;JilFnVOSQp2+gXB3MMxGARqa1C9ECgmTmRaW/EUmSxMDaEULe8fXmzumC40SMO57Qc8DJSTgWq1N&#10;BBKtf66k0s+oKJFZxFhCdhaczM+Ubo6uj5hYXIxZUYCdRAXfMQBmY4HQ8KvxmSSsKt6HXjjqjXqB&#10;E7Q6IyfwhkPnaDwInM7Y77aH+8PBYOh/MHH9IMpZmlJuwqwV6gd/poDVW2m0tdGoEgVLDZxJScnp&#10;ZFBINCfwQsZ2WMrBc3/M3U3D8gW1PCjJbwXecSt0xp1e1wnGQdsJu17P8fzwOOx4QRgMx7slnTFO&#10;/70kVMc4bLfa9pa2kn5Qm2fH49pIVDINPahgZYxBGjDMIRIZBY54ateasKJZb1Fh0r+nAq57fdFW&#10;r0aijfonIr0GuUoBcgLlQbeERS7kO4xq6DwxVm9nRFKMiuccJB/6QWBald0E7W4LNnLbM9n2EJ4A&#10;VIw1Rs1yoJv2Nqskm+YQybfEcHEEzyRjVsLmCTVZrR4XdBdbyaoTmva1vben7vt1/zcAAAD//wMA&#10;UEsDBBQABgAIAAAAIQBMoOks2AAAAAMBAAAPAAAAZHJzL2Rvd25yZXYueG1sTI9BS8NAEIXvgv9h&#10;GcGL2I0iUmI2RQpiEaGYas/T7JgEs7NpdpvEf9+pHvQyw+MNb76XLSbXqoH60Hg2cDNLQBGX3jZc&#10;GXjfPF3PQYWIbLH1TAa+KcAiPz/LMLV+5DcailgpCeGQooE6xi7VOpQ1OQwz3xGL9+l7h1FkX2nb&#10;4yjhrtW3SXKvHTYsH2rsaFlT+VUcnIGxXA/bzeuzXl9tV573q/2y+Hgx5vJienwAFWmKf8dwwhd0&#10;yIVp5w9sg2oNSJH4M8W7m4va/W6dZ/o/e34EAAD//wMAUEsBAi0AFAAGAAgAAAAhALaDOJL+AAAA&#10;4QEAABMAAAAAAAAAAAAAAAAAAAAAAFtDb250ZW50X1R5cGVzXS54bWxQSwECLQAUAAYACAAAACEA&#10;OP0h/9YAAACUAQAACwAAAAAAAAAAAAAAAAAvAQAAX3JlbHMvLnJlbHNQSwECLQAUAAYACAAAACEA&#10;RJ58vP4CAAD3BQAADgAAAAAAAAAAAAAAAAAuAgAAZHJzL2Uyb0RvYy54bWxQSwECLQAUAAYACAAA&#10;ACEATKDpLNgAAAADAQAADwAAAAAAAAAAAAAAAABYBQAAZHJzL2Rvd25yZXYueG1sUEsFBgAAAAAE&#10;AAQA8wAAAF0GAAAAAA==&#10;" filled="f" stroked="f">
                       <o:lock v:ext="edit" aspectratio="t"/>
@@ -573,7 +573,27 @@
                 <w:sz w:val="28"/>
                 <w:szCs w:val="28"/>
               </w:rPr>
-              <w:t>Mã số sinh viên:…………………………………………………………………….</w:t>
+              <w:t xml:space="preserve">Mã số sinh </w:t>
+            </w:r>
+            <w:proofErr w:type="gramStart"/>
+            <w:r>
+              <w:rPr>
+                <w:rFonts w:cs="Times New Roman"/>
+                <w:b/>
+                <w:sz w:val="28"/>
+                <w:szCs w:val="28"/>
+              </w:rPr>
+              <w:t>viên:…</w:t>
+            </w:r>
+            <w:proofErr w:type="gramEnd"/>
+            <w:r>
+              <w:rPr>
+                <w:rFonts w:cs="Times New Roman"/>
+                <w:b/>
+                <w:sz w:val="28"/>
+                <w:szCs w:val="28"/>
+              </w:rPr>
+              <w:t>………………………………………………………………….</w:t>
             </w:r>
           </w:p>
           <w:p>
@@ -646,6 +666,7 @@
                 <w:szCs w:val="28"/>
               </w:rPr>
             </w:pPr>
+            <w:proofErr w:type="gramStart"/>
             <w:r>
               <w:rPr>
                 <w:rFonts w:cs="Times New Roman"/>
@@ -655,6 +676,7 @@
               </w:rPr>
               <w:t>TP.Hồ</w:t>
             </w:r>
+            <w:proofErr w:type="gramEnd"/>
             <w:r>
               <w:rPr>
                 <w:rFonts w:cs="Times New Roman"/>
@@ -810,7 +832,7 @@
                     </wp:anchor>
                   </w:drawing>
                 </mc:Choice>
-                <mc:Fallback xmlns:oel="http://schemas.microsoft.com/office/2019/extlst" xmlns:w16du="http://schemas.microsoft.com/office/word/2023/wordml/word16du" xmlns:w16sdtfl="http://schemas.microsoft.com/office/word/2024/wordml/sdtformatlock">
+                <mc:Fallback xmlns:w16sdtfl="http://schemas.microsoft.com/office/word/2024/wordml/sdtformatlock" xmlns:w16du="http://schemas.microsoft.com/office/word/2023/wordml/word16du" xmlns:oel="http://schemas.microsoft.com/office/2019/extlst">
                   <w:pict>
                     <v:line w14:anchorId="7425C7B1" id="Straight Connector 6" o:spid="_x0000_s1026" style="position:absolute;flip:y;z-index:251662336;visibility:visible;mso-wrap-style:square;mso-width-percent:0;mso-height-percent:0;mso-wrap-distance-left:9pt;mso-wrap-distance-top:0;mso-wrap-distance-right:9pt;mso-wrap-distance-bottom:0;mso-position-horizontal:absolute;mso-position-horizontal-relative:text;mso-position-vertical:absolute;mso-position-vertical-relative:text;mso-width-percent:0;mso-height-percent:0;mso-width-relative:margin;mso-height-relative:margin" from="198.25pt,22.35pt" to="359.5pt,22.35pt" o:gfxdata="UEsDBBQABgAIAAAAIQC2gziS/gAAAOEBAAATAAAAW0NvbnRlbnRfVHlwZXNdLnhtbJSRQU7DMBBF&#10;90jcwfIWJU67QAgl6YK0S0CoHGBkTxKLZGx5TGhvj5O2G0SRWNoz/78nu9wcxkFMGNg6quQqL6RA&#10;0s5Y6ir5vt9lD1JwBDIwOMJKHpHlpr69KfdHjyxSmriSfYz+USnWPY7AufNIadK6MEJMx9ApD/oD&#10;OlTrorhX2lFEilmcO2RdNtjC5xDF9pCuTyYBB5bi6bQ4syoJ3g9WQ0ymaiLzg5KdCXlKLjvcW893&#10;SUOqXwnz5DrgnHtJTxOsQfEKIT7DmDSUCaxw7Rqn8787ZsmRM9e2VmPeBN4uqYvTtW7jvijg9N/y&#10;JsXecLq0q+WD6m8AAAD//wMAUEsDBBQABgAIAAAAIQA4/SH/1gAAAJQBAAALAAAAX3JlbHMvLnJl&#10;bHOkkMFqwzAMhu+DvYPRfXGawxijTi+j0GvpHsDYimMaW0Yy2fr2M4PBMnrbUb/Q94l/f/hMi1qR&#10;JVI2sOt6UJgd+ZiDgffL8ekFlFSbvV0oo4EbChzGx4f9GRdb25HMsYhqlCwG5lrLq9biZkxWOiqY&#10;22YiTra2kYMu1l1tQD30/bPm3wwYN0x18gb45AdQl1tp5j/sFB2T0FQ7R0nTNEV3j6o9feQzro1i&#10;OWA14Fm+Q8a1a8+Bvu/d/dMb2JY5uiPbhG/ktn4cqGU/er3pcvwCAAD//wMAUEsDBBQABgAIAAAA&#10;IQA2QHChowEAAJIDAAAOAAAAZHJzL2Uyb0RvYy54bWysU01P3DAQvVfiP1i+s8muSkHRZjmAygW1&#10;qC29G2e8sbA9lm022X/fsbMbUGklhLhY/njz5r2Z8fpytIbtIESNruXLRc0ZOImddtuW3//6enrB&#10;WUzCdcKgg5bvIfLLzcmn9eAbWGGPpoPAiMTFZvAt71PyTVVF2YMVcYEeHD0qDFYkOoZt1QUxELs1&#10;1aquv1QDhs4HlBAj3V5Pj3xT+JUCmb4rFSEx03LSlsoayvqQ12qzFs02CN9reZAh3qHCCu0o6Ux1&#10;LZJgT0G/orJaBoyo0kKirVApLaF4IDfL+i83P3vhoXih4kQ/lyl+HK38trtyd4HKMPjYRH8XsotR&#10;BcuU0f439bT4IqVsLGXbz2WDMTFJl6v68/nF+Rln8vhWTRSZyoeYbgAty5uWG+2yI9GI3W1MlJag&#10;RwgdnkWUXdobyGDjfoBiuqNkk5wyH3BlAtsJ6mz3uMydJK6CzCFKGzMH1SXlf4MO2BwGZWbeGjij&#10;S0Z0aQ602mH4V9Y0HqWqCX90PXnNth+w25eWlHJQ44uzw5DmyXp5LuHPX2nzBwAA//8DAFBLAwQU&#10;AAYACAAAACEArJmxw9wAAAAJAQAADwAAAGRycy9kb3ducmV2LnhtbEyPwU7DMAyG70i8Q2QkbiwZ&#10;rC3rmk5jEuLMxmW3tDFttcYpTbaVt8eIwzja/vT7+4v15HpxxjF0njTMZwoEUu1tR42Gj/3rwzOI&#10;EA1Z03tCDd8YYF3e3hQmt/5C73jexUZwCIXcaGhjHHIpQ92iM2HmByS+ffrRmcjj2Eg7mguHu14+&#10;KpVKZzriD60ZcNtifdydnIb9m1NTFbst0lemNoeXJKVDovX93bRZgYg4xSsMv/qsDiU7Vf5ENohe&#10;w9MyTRjVsFhkIBjI5ksuV/0tZFnI/w3KHwAAAP//AwBQSwECLQAUAAYACAAAACEAtoM4kv4AAADh&#10;AQAAEwAAAAAAAAAAAAAAAAAAAAAAW0NvbnRlbnRfVHlwZXNdLnhtbFBLAQItABQABgAIAAAAIQA4&#10;/SH/1gAAAJQBAAALAAAAAAAAAAAAAAAAAC8BAABfcmVscy8ucmVsc1BLAQItABQABgAIAAAAIQA2&#10;QHChowEAAJIDAAAOAAAAAAAAAAAAAAAAAC4CAABkcnMvZTJvRG9jLnhtbFBLAQItABQABgAIAAAA&#10;IQCsmbHD3AAAAAkBAAAPAAAAAAAAAAAAAAAAAP0DAABkcnMvZG93bnJldi54bWxQSwUGAAAAAAQA&#10;BADzAAAABgUAAAAA&#10;" strokecolor="black [3200]" strokeweight=".5pt">
                       <v:stroke joinstyle="miter"/>
@@ -992,7 +1014,7 @@
                     </wp:inline>
                   </w:drawing>
                 </mc:Choice>
-                <mc:Fallback xmlns:oel="http://schemas.microsoft.com/office/2019/extlst" xmlns:w16du="http://schemas.microsoft.com/office/word/2023/wordml/word16du" xmlns:w16sdtfl="http://schemas.microsoft.com/office/word/2024/wordml/sdtformatlock">
+                <mc:Fallback xmlns:w16sdtfl="http://schemas.microsoft.com/office/word/2024/wordml/sdtformatlock" xmlns:w16du="http://schemas.microsoft.com/office/word/2023/wordml/word16du" xmlns:oel="http://schemas.microsoft.com/office/2019/extlst">
                   <w:pict>
                     <v:rect w14:anchorId="1593F3EB" id="Rectangle 7" o:spid="_x0000_s1026" alt="Giới Thiệu Trường Đại Học Khánh Hòa - UKH" style="width:24pt;height:24pt;visibility:visible;mso-wrap-style:square;mso-left-percent:-10001;mso-top-percent:-10001;mso-position-horizontal:absolute;mso-position-horizontal-relative:char;mso-position-vertical:absolute;mso-position-vertical-relative:line;mso-left-percent:-10001;mso-top-percent:-10001;v-text-anchor:top" o:gfxdata="UEsDBBQABgAIAAAAIQC2gziS/gAAAOEBAAATAAAAW0NvbnRlbnRfVHlwZXNdLnhtbJSRQU7DMBBF&#10;90jcwfIWJU67QAgl6YK0S0CoHGBkTxKLZGx5TGhvj5O2G0SRWNoz/78nu9wcxkFMGNg6quQqL6RA&#10;0s5Y6ir5vt9lD1JwBDIwOMJKHpHlpr69KfdHjyxSmriSfYz+USnWPY7AufNIadK6MEJMx9ApD/oD&#10;OlTrorhX2lFEilmcO2RdNtjC5xDF9pCuTyYBB5bi6bQ4syoJ3g9WQ0ymaiLzg5KdCXlKLjvcW893&#10;SUOqXwnz5DrgnHtJTxOsQfEKIT7DmDSUCaxw7Rqn8787ZsmRM9e2VmPeBN4uqYvTtW7jvijg9N/y&#10;JsXecLq0q+WD6m8AAAD//wMAUEsDBBQABgAIAAAAIQA4/SH/1gAAAJQBAAALAAAAX3JlbHMvLnJl&#10;bHOkkMFqwzAMhu+DvYPRfXGawxijTi+j0GvpHsDYimMaW0Yy2fr2M4PBMnrbUb/Q94l/f/hMi1qR&#10;JVI2sOt6UJgd+ZiDgffL8ekFlFSbvV0oo4EbChzGx4f9GRdb25HMsYhqlCwG5lrLq9biZkxWOiqY&#10;22YiTra2kYMu1l1tQD30/bPm3wwYN0x18gb45AdQl1tp5j/sFB2T0FQ7R0nTNEV3j6o9feQzro1i&#10;OWA14Fm+Q8a1a8+Bvu/d/dMb2JY5uiPbhG/ktn4cqGU/er3pcvwCAAD//wMAUEsDBBQABgAIAAAA&#10;IQAQNvt//gIAAPcFAAAOAAAAZHJzL2Uyb0RvYy54bWysVM1u1DAQviPxDpbvaZJt9idRs1W7PxS1&#10;QEXbB/AmzsYisYPt3WxBnDkhcUcc+gaIIz0W8R77Joyd3e1ue0GAD44943wz8/nzHBwuygLNqVRM&#10;8Bj7ex5GlCciZXwa46vLsdPDSGnCU1IITmN8TRU+7D99clBXEW2JXBQplQhAuIrqKsa51lXkuirJ&#10;aUnUnqgoB2cmZEk0bOXUTSWpAb0s3JbnddxayLSSIqFKgXXYOHHf4mcZTfSrLFNUoyLGkJu2s7Tz&#10;xMxu/4BEU0mqnCWrNMhfZFESxiHoBmpINEEzyR5BlSyRQolM7yWidEWWsYTaGqAa33tQzUVOKmpr&#10;AXJUtaFJ/T/Y5OX8XCKWxriLESclXNFrII3waUERmFKqEqDrGVvefmHoMofvxxm6lL++LW+/8in6&#10;+Xn544ahk+XtpwSd5nc3PEcnd98JctDV6Ymht65UBFEuqnNpCFLVmUjeKMTFIIco9EhVEA+kA+HX&#10;JilFnVOSQp2+gXB3MMxGARqa1C9ECgmTmRaW/EUmSxMDaEULe8fXmzumC40SMO57Qc8DJSTgWq1N&#10;BBKtf66k0s+oKJFZxFhCdhaczM+Ubo6uj5hYXIxZUYCdRAXfMQBmY4HQ8KvxmSSsKt6HXjjqjXqB&#10;E7Q6IyfwhkPnaDwInM7Y77aH+8PBYOh/MHH9IMpZmlJuwqwV6gd/poDVW2m0tdGoEgVLDZxJScnp&#10;ZFBINCfwQsZ2WMrBc3/M3U3D8gW1PCjJbwXecSt0xp1e1wnGQdsJu17P8fzwOOx4QRgMx7slnTFO&#10;/70kVMc4bLfa9pa2kn5Qm2fH49pIVDINPahgZYxBGjDMIRIZBY54ateasKJZb1Fh0r+nAq57fdFW&#10;r0aijfonIr0GuUoBcgLlQbeERS7kO4xq6DwxVm9nRFKMiuccJB/6QWBald0E7W4LNnLbM9n2EJ4A&#10;VIw1Rs1yoJv2Nqskm+YQybfEcHEEzyRjVsLmCTVZrR4XdBdbyaoTmva1vben7vt1/zcAAAD//wMA&#10;UEsDBBQABgAIAAAAIQBMoOks2AAAAAMBAAAPAAAAZHJzL2Rvd25yZXYueG1sTI9BS8NAEIXvgv9h&#10;GcGL2I0iUmI2RQpiEaGYas/T7JgEs7NpdpvEf9+pHvQyw+MNb76XLSbXqoH60Hg2cDNLQBGX3jZc&#10;GXjfPF3PQYWIbLH1TAa+KcAiPz/LMLV+5DcailgpCeGQooE6xi7VOpQ1OQwz3xGL9+l7h1FkX2nb&#10;4yjhrtW3SXKvHTYsH2rsaFlT+VUcnIGxXA/bzeuzXl9tV573q/2y+Hgx5vJienwAFWmKf8dwwhd0&#10;yIVp5w9sg2oNSJH4M8W7m4va/W6dZ/o/e34EAAD//wMAUEsBAi0AFAAGAAgAAAAhALaDOJL+AAAA&#10;4QEAABMAAAAAAAAAAAAAAAAAAAAAAFtDb250ZW50X1R5cGVzXS54bWxQSwECLQAUAAYACAAAACEA&#10;OP0h/9YAAACUAQAACwAAAAAAAAAAAAAAAAAvAQAAX3JlbHMvLnJlbHNQSwECLQAUAAYACAAAACEA&#10;EDb7f/4CAAD3BQAADgAAAAAAAAAAAAAAAAAuAgAAZHJzL2Uyb0RvYy54bWxQSwECLQAUAAYACAAA&#10;ACEATKDpLNgAAAADAQAADwAAAAAAAAAAAAAAAABYBQAAZHJzL2Rvd25yZXYueG1sUEsFBgAAAAAE&#10;AAQA8wAAAF0GAAAAAA==&#10;" filled="f" stroked="f">
                       <o:lock v:ext="edit" aspectratio="t"/>
@@ -1241,7 +1263,27 @@
                 <w:sz w:val="28"/>
                 <w:szCs w:val="28"/>
               </w:rPr>
-              <w:t>Mã số sinh viên:…………………………………………………………………….</w:t>
+              <w:t xml:space="preserve">Mã số sinh </w:t>
+            </w:r>
+            <w:proofErr w:type="gramStart"/>
+            <w:r>
+              <w:rPr>
+                <w:rFonts w:cs="Times New Roman"/>
+                <w:b/>
+                <w:sz w:val="28"/>
+                <w:szCs w:val="28"/>
+              </w:rPr>
+              <w:t>viên:…</w:t>
+            </w:r>
+            <w:proofErr w:type="gramEnd"/>
+            <w:r>
+              <w:rPr>
+                <w:rFonts w:cs="Times New Roman"/>
+                <w:b/>
+                <w:sz w:val="28"/>
+                <w:szCs w:val="28"/>
+              </w:rPr>
+              <w:t>………………………………………………………………….</w:t>
             </w:r>
           </w:p>
           <w:p>
@@ -2470,13 +2512,23 @@
                 <w:szCs w:val="28"/>
               </w:rPr>
             </w:pPr>
+            <w:proofErr w:type="gramStart"/>
             <w:r>
               <w:rPr>
                 <w:rFonts w:cs="Times New Roman"/>
                 <w:sz w:val="28"/>
                 <w:szCs w:val="28"/>
               </w:rPr>
-              <w:t>Open Source Computer Vision Library</w:t>
+              <w:t>Open Source</w:t>
+            </w:r>
+            <w:proofErr w:type="gramEnd"/>
+            <w:r>
+              <w:rPr>
+                <w:rFonts w:cs="Times New Roman"/>
+                <w:sz w:val="28"/>
+                <w:szCs w:val="28"/>
+              </w:rPr>
+              <w:t xml:space="preserve"> Computer Vision Library</w:t>
             </w:r>
           </w:p>
         </w:tc>
@@ -6723,8 +6775,18 @@
           <w:szCs w:val="32"/>
           <w:lang w:val="vi-VN"/>
         </w:rPr>
-      </w:pPr>
-      <w:r>
+        <w:sectPr>
+          <w:pgSz w:w="12240" w:h="15840"/>
+          <w:pgMar w:top="1134" w:right="1134" w:bottom="1134" w:left="1701" w:header="709" w:footer="709" w:gutter="0"/>
+          <w:cols w:space="708"/>
+          <w:docGrid w:linePitch="360"/>
+        </w:sectPr>
+      </w:pPr>
+    </w:p>
+    <w:p>
+      <w:pPr>
+        <w:spacing w:line="360" w:lineRule="auto"/>
+        <w:jc w:val="center"/>
         <w:rPr>
           <w:rFonts w:cs="Times New Roman"/>
           <w:b/>
@@ -6733,80 +6795,92 @@
           <w:szCs w:val="32"/>
           <w:lang w:val="vi-VN"/>
         </w:rPr>
-        <w:lastRenderedPageBreak/>
-        <w:t>MỞ ĐẦU</w:t>
-      </w:r>
-    </w:p>
-    <w:p>
-      <w:pPr>
-        <w:spacing w:line="360" w:lineRule="auto"/>
-        <w:jc w:val="center"/>
-        <w:rPr>
-          <w:sz w:val="28"/>
-          <w:szCs w:val="28"/>
-        </w:rPr>
-      </w:pPr>
-    </w:p>
-    <w:p>
-      <w:pPr>
-        <w:spacing w:line="360" w:lineRule="auto"/>
-        <w:jc w:val="center"/>
-        <w:rPr>
-          <w:sz w:val="28"/>
-          <w:szCs w:val="28"/>
-        </w:rPr>
-      </w:pPr>
-      <w:r>
-        <w:rPr>
-          <w:sz w:val="28"/>
-          <w:szCs w:val="28"/>
-          <w:lang w:val="vi-VN"/>
-        </w:rPr>
-        <w:t>Trong bối cảnh chuyển đổi số đang diễn ra mạnh mẽ trên mọi lĩnh vực, việc hiện đại hóa hạ tầng trường học đã trở thành một nhu cầu cấp thiết nhằm nâng cao chất lượng quản lý và dịch vụ.</w:t>
-      </w:r>
-    </w:p>
-    <w:p>
-      <w:pPr>
-        <w:spacing w:line="360" w:lineRule="auto"/>
-        <w:jc w:val="center"/>
-        <w:rPr>
-          <w:sz w:val="28"/>
-          <w:szCs w:val="28"/>
-        </w:rPr>
-      </w:pPr>
-    </w:p>
-    <w:p>
-      <w:pPr>
-        <w:spacing w:line="360" w:lineRule="auto"/>
-        <w:jc w:val="center"/>
-        <w:rPr>
-          <w:sz w:val="28"/>
-          <w:szCs w:val="28"/>
-          <w:lang w:val="vi-VN"/>
-        </w:rPr>
-      </w:pPr>
-      <w:r>
-        <w:rPr>
-          <w:sz w:val="28"/>
-          <w:szCs w:val="28"/>
-          <w:lang w:val="vi-VN"/>
-        </w:rPr>
-        <w:t>Hệ thống quản lý bãi giữ xe truyền thống dựa trên thẻ giấy hoặc ghi tay thủ công hiện nay thường bộc lộ nhiều hạn chế đáng kể như dễ gây ra tình trạng ùn tắc cục bộ vào các giờ cao điểm, rủi ro cao về việc mất mát thẻ và gây khó khăn lớn trong việc tra cứu hay thống kê dữ liệu. Việc tận dụng Thẻ sinh viên sẵn có kết hợp với Công nghệ Trí tuệ nhân tạo (AI) để nhận diện biển số và xác thực thông tin cá nhân là một hướng đi đột phá. Giải pháp này không chỉ giúp tối ưu hóa quy trình vận hành bãi xe mà còn tăng cường tính bảo mật, đồng thời tạo ra sự tiện lợi tối đa cho sinh viên và cán bộ nhân viên trong khuôn viên nhà trường.</w:t>
-      </w:r>
-    </w:p>
-    <w:p>
-      <w:pPr>
-        <w:spacing w:line="360" w:lineRule="auto"/>
+      </w:pPr>
+      <w:r>
         <w:rPr>
           <w:rFonts w:cs="Times New Roman"/>
           <w:b/>
           <w:bCs/>
           <w:sz w:val="32"/>
           <w:szCs w:val="32"/>
+          <w:lang w:val="vi-VN"/>
+        </w:rPr>
+        <w:lastRenderedPageBreak/>
+        <w:t>MỞ ĐẦU</w:t>
+      </w:r>
+    </w:p>
+    <w:p>
+      <w:pPr>
+        <w:spacing w:line="360" w:lineRule="auto"/>
+        <w:jc w:val="center"/>
+        <w:rPr>
+          <w:sz w:val="28"/>
+          <w:szCs w:val="28"/>
+        </w:rPr>
+      </w:pPr>
+    </w:p>
+    <w:p>
+      <w:pPr>
+        <w:spacing w:line="360" w:lineRule="auto"/>
+        <w:jc w:val="center"/>
+        <w:rPr>
+          <w:sz w:val="28"/>
+          <w:szCs w:val="28"/>
+        </w:rPr>
+      </w:pPr>
+      <w:r>
+        <w:rPr>
+          <w:sz w:val="28"/>
+          <w:szCs w:val="28"/>
+          <w:lang w:val="vi-VN"/>
+        </w:rPr>
+        <w:t>Trong bối cảnh chuyển đổi số đang diễn ra mạnh mẽ trên mọi lĩnh vực, việc hiện đại hóa hạ tầng trường học đã trở thành một nhu cầu cấp thiết nhằm nâng cao chất lượng quản lý và dịch vụ.</w:t>
+      </w:r>
+    </w:p>
+    <w:p>
+      <w:pPr>
+        <w:spacing w:line="360" w:lineRule="auto"/>
+        <w:jc w:val="center"/>
+        <w:rPr>
+          <w:sz w:val="28"/>
+          <w:szCs w:val="28"/>
+        </w:rPr>
+      </w:pPr>
+    </w:p>
+    <w:p>
+      <w:pPr>
+        <w:spacing w:line="360" w:lineRule="auto"/>
+        <w:jc w:val="center"/>
+        <w:rPr>
+          <w:sz w:val="28"/>
+          <w:szCs w:val="28"/>
+          <w:lang w:val="vi-VN"/>
+        </w:rPr>
+      </w:pPr>
+      <w:r>
+        <w:rPr>
+          <w:sz w:val="28"/>
+          <w:szCs w:val="28"/>
+          <w:lang w:val="vi-VN"/>
+        </w:rPr>
+        <w:t>Hệ thống quản lý bãi giữ xe truyền thống dựa trên thẻ giấy hoặc ghi tay thủ công hiện nay thường bộc lộ nhiều hạn chế đáng kể như dễ gây ra tình trạng ùn tắc cục bộ vào các giờ cao điểm, rủi ro cao về việc mất mát thẻ và gây khó khăn lớn trong việc tra cứu hay thống kê dữ liệu. Việc tận dụng Thẻ sinh viên sẵn có kết hợp với Công nghệ Trí tuệ nhân tạo (AI) để nhận diện biển số và xác thực thông tin cá nhân là một hướng đi đột phá. Giải pháp này không chỉ giúp tối ưu hóa quy trình vận hành bãi xe mà còn tăng cường tính bảo mật, đồng thời tạo ra sự tiện lợi tối đa cho sinh viên và cán bộ nhân viên trong khuôn viên nhà trường.</w:t>
+      </w:r>
+    </w:p>
+    <w:p>
+      <w:pPr>
+        <w:spacing w:line="360" w:lineRule="auto"/>
+        <w:rPr>
+          <w:rFonts w:cs="Times New Roman"/>
+          <w:b/>
+          <w:bCs/>
+          <w:sz w:val="32"/>
+          <w:szCs w:val="32"/>
         </w:rPr>
         <w:sectPr>
+          <w:footerReference w:type="default" r:id="rId12"/>
           <w:pgSz w:w="12240" w:h="15840"/>
           <w:pgMar w:top="1134" w:right="1134" w:bottom="1134" w:left="1701" w:header="709" w:footer="709" w:gutter="0"/>
+          <w:pgNumType w:start="1"/>
           <w:cols w:space="708"/>
           <w:docGrid w:linePitch="360"/>
         </w:sectPr>
@@ -6925,7 +6999,15 @@
         <w:t xml:space="preserve">     </w:t>
       </w:r>
       <w:r>
-        <w:t>Kết quả cần đạt được về mặt ứng dụng là một phần mềm hoàn chỉnh có giao diện thân thiện, hoạt động ổn định và có khả năng xử lý dữ liệu theo thời gian thực để đảm bảo lưu thông thông suốt. Về mặt công nghệ, đề tài hướng tới việc làm chủ và triển khai hiệu quả các thuật toán học sâu để nhận diện chính xác biển số xe trong nhiều điều kiện môi trường khác nhau, đồng thời xây dựng được một cơ sở dữ liệu đồng bộ, an toàn, phục vụ tốt cho công tác quản trị và truy xuất thông tin khi cần thiết.</w:t>
+        <w:t xml:space="preserve">Kết quả cần đạt được về mặt ứng dụng là một phần mềm hoàn chỉnh có giao diện thân thiện, hoạt động ổn định và có khả năng xử lý dữ liệu theo thời gian thực để đảm bảo lưu thông thông suốt. Về mặt công nghệ, đề tài hướng tới việc làm chủ và triển khai hiệu quả các thuật toán học sâu để nhận diện chính xác biển số xe trong nhiều điều kiện môi trường khác nhau, đồng thời xây dựng được một cơ sở dữ liệu đồng bộ, </w:t>
+      </w:r>
+      <w:proofErr w:type="gramStart"/>
+      <w:r>
+        <w:t>an</w:t>
+      </w:r>
+      <w:proofErr w:type="gramEnd"/>
+      <w:r>
+        <w:t xml:space="preserve"> toàn, phục vụ tốt cho công tác quản trị và truy xuất thông tin khi cần thiết.</w:t>
       </w:r>
     </w:p>
     <w:p>
@@ -7325,7 +7407,7 @@
                     <pic:cNvPicPr/>
                   </pic:nvPicPr>
                   <pic:blipFill>
-                    <a:blip r:embed="rId12" cstate="print">
+                    <a:blip r:embed="rId13" cstate="print">
                       <a:extLst>
                         <a:ext uri="{28A0092B-C50C-407E-A947-70E740481C1C}">
                           <a14:useLocalDpi xmlns:a14="http://schemas.microsoft.com/office/drawing/2010/main" val="0"/>
@@ -7494,7 +7576,7 @@
                     </pic:cNvPicPr>
                   </pic:nvPicPr>
                   <pic:blipFill>
-                    <a:blip r:embed="rId13" cstate="print">
+                    <a:blip r:embed="rId14" cstate="print">
                       <a:extLst>
                         <a:ext uri="{28A0092B-C50C-407E-A947-70E740481C1C}">
                           <a14:useLocalDpi xmlns:a14="http://schemas.microsoft.com/office/drawing/2010/main" val="0"/>
@@ -7680,7 +7762,7 @@
                     </pic:cNvPicPr>
                   </pic:nvPicPr>
                   <pic:blipFill>
-                    <a:blip r:embed="rId14" cstate="print">
+                    <a:blip r:embed="rId15" cstate="print">
                       <a:extLst>
                         <a:ext uri="{28A0092B-C50C-407E-A947-70E740481C1C}">
                           <a14:useLocalDpi xmlns:a14="http://schemas.microsoft.com/office/drawing/2010/main" val="0"/>
@@ -7733,7 +7815,7 @@
                     </pic:cNvPicPr>
                   </pic:nvPicPr>
                   <pic:blipFill>
-                    <a:blip r:embed="rId15" cstate="print">
+                    <a:blip r:embed="rId16" cstate="print">
                       <a:extLst>
                         <a:ext uri="{28A0092B-C50C-407E-A947-70E740481C1C}">
                           <a14:useLocalDpi xmlns:a14="http://schemas.microsoft.com/office/drawing/2010/main" val="0"/>
@@ -7898,7 +7980,7 @@
                     </pic:cNvPicPr>
                   </pic:nvPicPr>
                   <pic:blipFill>
-                    <a:blip r:embed="rId16" cstate="print">
+                    <a:blip r:embed="rId17" cstate="print">
                       <a:extLst>
                         <a:ext uri="{28A0092B-C50C-407E-A947-70E740481C1C}">
                           <a14:useLocalDpi xmlns:a14="http://schemas.microsoft.com/office/drawing/2010/main" val="0"/>
@@ -8193,7 +8275,7 @@
                     </pic:cNvPicPr>
                   </pic:nvPicPr>
                   <pic:blipFill>
-                    <a:blip r:embed="rId17" cstate="print">
+                    <a:blip r:embed="rId18" cstate="print">
                       <a:extLst>
                         <a:ext uri="{28A0092B-C50C-407E-A947-70E740481C1C}">
                           <a14:useLocalDpi xmlns:a14="http://schemas.microsoft.com/office/drawing/2010/main" val="0"/>
@@ -8402,7 +8484,7 @@
                     <pic:cNvPicPr/>
                   </pic:nvPicPr>
                   <pic:blipFill>
-                    <a:blip r:embed="rId18"/>
+                    <a:blip r:embed="rId19"/>
                     <a:stretch>
                       <a:fillRect/>
                     </a:stretch>
@@ -8928,7 +9010,7 @@
                     </pic:cNvPicPr>
                   </pic:nvPicPr>
                   <pic:blipFill>
-                    <a:blip r:embed="rId19">
+                    <a:blip r:embed="rId20">
                       <a:extLst>
                         <a:ext uri="{28A0092B-C50C-407E-A947-70E740481C1C}">
                           <a14:useLocalDpi xmlns:a14="http://schemas.microsoft.com/office/drawing/2010/main" val="0"/>
@@ -11044,12 +11126,21 @@
               </w:rPr>
               <w:t>3. Hệ thống xóa các biến trạng thái (</w:t>
             </w:r>
+            <w:proofErr w:type="gramStart"/>
             <w:r>
               <w:rPr>
                 <w:rFonts w:ascii="Courier New" w:eastAsia="Times New Roman" w:hAnsi="Courier New" w:cs="Courier New"/>
                 <w:szCs w:val="26"/>
               </w:rPr>
-              <w:t>st.session_state</w:t>
+              <w:t>st.session</w:t>
+            </w:r>
+            <w:proofErr w:type="gramEnd"/>
+            <w:r>
+              <w:rPr>
+                <w:rFonts w:ascii="Courier New" w:eastAsia="Times New Roman" w:hAnsi="Courier New" w:cs="Courier New"/>
+                <w:szCs w:val="26"/>
+              </w:rPr>
+              <w:t>_state</w:t>
             </w:r>
             <w:r>
               <w:rPr>
@@ -12390,7 +12481,15 @@
             </w:r>
             <w:r>
               <w:br/>
-              <w:t>2. Hệ thống tự động lọc các bản ghi trong gate_logs có student_id trùng với st.session_state.user_info['username'].</w:t>
+              <w:t xml:space="preserve">2. Hệ thống tự động lọc các bản ghi trong gate_logs có student_id trùng với </w:t>
+            </w:r>
+            <w:proofErr w:type="gramStart"/>
+            <w:r>
+              <w:t>st.session</w:t>
+            </w:r>
+            <w:proofErr w:type="gramEnd"/>
+            <w:r>
+              <w:t>_state.user_info['username'].</w:t>
             </w:r>
             <w:r>
               <w:br/>
@@ -12645,11 +12744,16 @@
               <w:t xml:space="preserve">- </w:t>
             </w:r>
             <w:r>
-              <w:t>Sinh viên nắm bắt được lịch sử sử dụng dịch vụ của mình.</w:t>
+              <w:t xml:space="preserve">Sinh viên nắm bắt được lịch sử sử dụng dịch vụ của </w:t>
+            </w:r>
+            <w:proofErr w:type="gramStart"/>
+            <w:r>
+              <w:t>mình.</w:t>
             </w:r>
             <w:r>
               <w:t>.</w:t>
             </w:r>
+            <w:proofErr w:type="gramEnd"/>
           </w:p>
         </w:tc>
       </w:tr>
@@ -12946,8 +13050,13 @@
                 <w:szCs w:val="24"/>
               </w:rPr>
             </w:pPr>
-            <w:r>
-              <w:t>,Quản trị viên</w:t>
+            <w:proofErr w:type="gramStart"/>
+            <w:r>
+              <w:t>,Quản</w:t>
+            </w:r>
+            <w:proofErr w:type="gramEnd"/>
+            <w:r>
+              <w:t xml:space="preserve"> trị viên</w:t>
             </w:r>
           </w:p>
         </w:tc>
@@ -14484,7 +14593,23 @@
                 <w:sz w:val="26"/>
                 <w:szCs w:val="26"/>
               </w:rPr>
-              <w:t>3. Hệ thống kiểm tra Email trong Database. Nếu tồn tại, tạo mã OTP (6 số) và gửi qua Email.</w:t>
+              <w:t xml:space="preserve">3. Hệ thống kiểm tra Email trong Database. Nếu tồn tại, tạo mã OTP (6 số) và gửi qua </w:t>
+            </w:r>
+            <w:proofErr w:type="gramStart"/>
+            <w:r>
+              <w:rPr>
+                <w:sz w:val="26"/>
+                <w:szCs w:val="26"/>
+              </w:rPr>
+              <w:t>Email</w:t>
+            </w:r>
+            <w:proofErr w:type="gramEnd"/>
+            <w:r>
+              <w:rPr>
+                <w:sz w:val="26"/>
+                <w:szCs w:val="26"/>
+              </w:rPr>
+              <w:t>.</w:t>
             </w:r>
             <w:r>
               <w:rPr>
@@ -16475,7 +16600,7 @@
                     </pic:cNvPicPr>
                   </pic:nvPicPr>
                   <pic:blipFill>
-                    <a:blip r:embed="rId20">
+                    <a:blip r:embed="rId21">
                       <a:extLst>
                         <a:ext uri="{28A0092B-C50C-407E-A947-70E740481C1C}">
                           <a14:useLocalDpi xmlns:a14="http://schemas.microsoft.com/office/drawing/2010/main" val="0"/>
@@ -16572,7 +16697,7 @@
                     </pic:cNvPicPr>
                   </pic:nvPicPr>
                   <pic:blipFill>
-                    <a:blip r:embed="rId21">
+                    <a:blip r:embed="rId22">
                       <a:extLst>
                         <a:ext uri="{28A0092B-C50C-407E-A947-70E740481C1C}">
                           <a14:useLocalDpi xmlns:a14="http://schemas.microsoft.com/office/drawing/2010/main" val="0"/>
@@ -16662,7 +16787,7 @@
                     <pic:cNvPicPr/>
                   </pic:nvPicPr>
                   <pic:blipFill>
-                    <a:blip r:embed="rId22"/>
+                    <a:blip r:embed="rId23"/>
                     <a:stretch>
                       <a:fillRect/>
                     </a:stretch>
@@ -16784,7 +16909,7 @@
                     </pic:cNvPicPr>
                   </pic:nvPicPr>
                   <pic:blipFill>
-                    <a:blip r:embed="rId23">
+                    <a:blip r:embed="rId24">
                       <a:extLst>
                         <a:ext uri="{28A0092B-C50C-407E-A947-70E740481C1C}">
                           <a14:useLocalDpi xmlns:a14="http://schemas.microsoft.com/office/drawing/2010/main" val="0"/>
@@ -16889,7 +17014,7 @@
                     </pic:cNvPicPr>
                   </pic:nvPicPr>
                   <pic:blipFill>
-                    <a:blip r:embed="rId24">
+                    <a:blip r:embed="rId25">
                       <a:extLst>
                         <a:ext uri="{28A0092B-C50C-407E-A947-70E740481C1C}">
                           <a14:useLocalDpi xmlns:a14="http://schemas.microsoft.com/office/drawing/2010/main" val="0"/>
@@ -17088,7 +17213,7 @@
                     </pic:cNvPicPr>
                   </pic:nvPicPr>
                   <pic:blipFill>
-                    <a:blip r:embed="rId25">
+                    <a:blip r:embed="rId26">
                       <a:extLst>
                         <a:ext uri="{28A0092B-C50C-407E-A947-70E740481C1C}">
                           <a14:useLocalDpi xmlns:a14="http://schemas.microsoft.com/office/drawing/2010/main" val="0"/>
@@ -17219,7 +17344,7 @@
                     </pic:cNvPicPr>
                   </pic:nvPicPr>
                   <pic:blipFill>
-                    <a:blip r:embed="rId26">
+                    <a:blip r:embed="rId27">
                       <a:extLst>
                         <a:ext uri="{28A0092B-C50C-407E-A947-70E740481C1C}">
                           <a14:useLocalDpi xmlns:a14="http://schemas.microsoft.com/office/drawing/2010/main" val="0"/>
@@ -17365,7 +17490,7 @@
                     </pic:cNvPicPr>
                   </pic:nvPicPr>
                   <pic:blipFill>
-                    <a:blip r:embed="rId27">
+                    <a:blip r:embed="rId28">
                       <a:extLst>
                         <a:ext uri="{28A0092B-C50C-407E-A947-70E740481C1C}">
                           <a14:useLocalDpi xmlns:a14="http://schemas.microsoft.com/office/drawing/2010/main" val="0"/>
@@ -17468,7 +17593,7 @@
                     </pic:cNvPicPr>
                   </pic:nvPicPr>
                   <pic:blipFill>
-                    <a:blip r:embed="rId28">
+                    <a:blip r:embed="rId29">
                       <a:extLst>
                         <a:ext uri="{28A0092B-C50C-407E-A947-70E740481C1C}">
                           <a14:useLocalDpi xmlns:a14="http://schemas.microsoft.com/office/drawing/2010/main" val="0"/>
@@ -17580,7 +17705,7 @@
                     </pic:cNvPicPr>
                   </pic:nvPicPr>
                   <pic:blipFill>
-                    <a:blip r:embed="rId29">
+                    <a:blip r:embed="rId30">
                       <a:extLst>
                         <a:ext uri="{28A0092B-C50C-407E-A947-70E740481C1C}">
                           <a14:useLocalDpi xmlns:a14="http://schemas.microsoft.com/office/drawing/2010/main" val="0"/>
@@ -17701,7 +17826,7 @@
                     </pic:cNvPicPr>
                   </pic:nvPicPr>
                   <pic:blipFill>
-                    <a:blip r:embed="rId30">
+                    <a:blip r:embed="rId31">
                       <a:extLst>
                         <a:ext uri="{28A0092B-C50C-407E-A947-70E740481C1C}">
                           <a14:useLocalDpi xmlns:a14="http://schemas.microsoft.com/office/drawing/2010/main" val="0"/>
@@ -17806,7 +17931,7 @@
                     </pic:cNvPicPr>
                   </pic:nvPicPr>
                   <pic:blipFill>
-                    <a:blip r:embed="rId31">
+                    <a:blip r:embed="rId32">
                       <a:extLst>
                         <a:ext uri="{28A0092B-C50C-407E-A947-70E740481C1C}">
                           <a14:useLocalDpi xmlns:a14="http://schemas.microsoft.com/office/drawing/2010/main" val="0"/>
@@ -17905,7 +18030,7 @@
                     </pic:cNvPicPr>
                   </pic:nvPicPr>
                   <pic:blipFill>
-                    <a:blip r:embed="rId32">
+                    <a:blip r:embed="rId33">
                       <a:extLst>
                         <a:ext uri="{28A0092B-C50C-407E-A947-70E740481C1C}">
                           <a14:useLocalDpi xmlns:a14="http://schemas.microsoft.com/office/drawing/2010/main" val="0"/>
@@ -18000,7 +18125,7 @@
                     </pic:cNvPicPr>
                   </pic:nvPicPr>
                   <pic:blipFill>
-                    <a:blip r:embed="rId33">
+                    <a:blip r:embed="rId34">
                       <a:extLst>
                         <a:ext uri="{28A0092B-C50C-407E-A947-70E740481C1C}">
                           <a14:useLocalDpi xmlns:a14="http://schemas.microsoft.com/office/drawing/2010/main" val="0"/>
@@ -18091,7 +18216,7 @@
                     </pic:cNvPicPr>
                   </pic:nvPicPr>
                   <pic:blipFill>
-                    <a:blip r:embed="rId34">
+                    <a:blip r:embed="rId35">
                       <a:extLst>
                         <a:ext uri="{28A0092B-C50C-407E-A947-70E740481C1C}">
                           <a14:useLocalDpi xmlns:a14="http://schemas.microsoft.com/office/drawing/2010/main" val="0"/>
@@ -18197,7 +18322,7 @@
                     </pic:cNvPicPr>
                   </pic:nvPicPr>
                   <pic:blipFill>
-                    <a:blip r:embed="rId35">
+                    <a:blip r:embed="rId36">
                       <a:extLst>
                         <a:ext uri="{28A0092B-C50C-407E-A947-70E740481C1C}">
                           <a14:useLocalDpi xmlns:a14="http://schemas.microsoft.com/office/drawing/2010/main" val="0"/>
@@ -18293,7 +18418,7 @@
                     </pic:cNvPicPr>
                   </pic:nvPicPr>
                   <pic:blipFill>
-                    <a:blip r:embed="rId36">
+                    <a:blip r:embed="rId37">
                       <a:extLst>
                         <a:ext uri="{28A0092B-C50C-407E-A947-70E740481C1C}">
                           <a14:useLocalDpi xmlns:a14="http://schemas.microsoft.com/office/drawing/2010/main" val="0"/>
@@ -18382,7 +18507,7 @@
                     </pic:cNvPicPr>
                   </pic:nvPicPr>
                   <pic:blipFill>
-                    <a:blip r:embed="rId37">
+                    <a:blip r:embed="rId38">
                       <a:extLst>
                         <a:ext uri="{28A0092B-C50C-407E-A947-70E740481C1C}">
                           <a14:useLocalDpi xmlns:a14="http://schemas.microsoft.com/office/drawing/2010/main" val="0"/>
@@ -18479,7 +18604,7 @@
                     </pic:cNvPicPr>
                   </pic:nvPicPr>
                   <pic:blipFill>
-                    <a:blip r:embed="rId38">
+                    <a:blip r:embed="rId39">
                       <a:extLst>
                         <a:ext uri="{28A0092B-C50C-407E-A947-70E740481C1C}">
                           <a14:useLocalDpi xmlns:a14="http://schemas.microsoft.com/office/drawing/2010/main" val="0"/>
@@ -18575,7 +18700,7 @@
                     </pic:cNvPicPr>
                   </pic:nvPicPr>
                   <pic:blipFill>
-                    <a:blip r:embed="rId39">
+                    <a:blip r:embed="rId40">
                       <a:extLst>
                         <a:ext uri="{28A0092B-C50C-407E-A947-70E740481C1C}">
                           <a14:useLocalDpi xmlns:a14="http://schemas.microsoft.com/office/drawing/2010/main" val="0"/>
@@ -18672,7 +18797,7 @@
                     </pic:cNvPicPr>
                   </pic:nvPicPr>
                   <pic:blipFill>
-                    <a:blip r:embed="rId40">
+                    <a:blip r:embed="rId41">
                       <a:extLst>
                         <a:ext uri="{28A0092B-C50C-407E-A947-70E740481C1C}">
                           <a14:useLocalDpi xmlns:a14="http://schemas.microsoft.com/office/drawing/2010/main" val="0"/>
@@ -18720,16 +18845,7 @@
         <w:pStyle w:val="h"/>
       </w:pPr>
       <w:r>
-        <w:t>Hình 3.</w:t>
-      </w:r>
-      <w:r>
-        <w:t>22</w:t>
-      </w:r>
-      <w:r>
-        <w:t xml:space="preserve">: Biểu đồ </w:t>
-      </w:r>
-      <w:r>
-        <w:t xml:space="preserve">lớp </w:t>
+        <w:t xml:space="preserve">Hình 3.22: Biểu đồ lớp </w:t>
       </w:r>
     </w:p>
     <w:p>
@@ -18745,150 +18861,1867 @@
     </w:p>
     <w:p>
       <w:pPr>
-        <w:pStyle w:val="Heading2"/>
-      </w:pPr>
-      <w:bookmarkStart w:id="57" w:name="_Toc225245537"/>
-      <w:r>
-        <w:t>3.</w:t>
-      </w:r>
-      <w:r>
-        <w:t>2</w:t>
-      </w:r>
-      <w:r>
-        <w:t>. Xây dựng giao diện sản phẩm</w:t>
-      </w:r>
-      <w:bookmarkEnd w:id="57"/>
-    </w:p>
-    <w:p>
-      <w:pPr>
         <w:spacing w:line="360" w:lineRule="auto"/>
-        <w:ind w:firstLine="567"/>
-        <w:jc w:val="both"/>
         <w:rPr>
           <w:rFonts w:cs="Times New Roman"/>
           <w:b/>
           <w:bCs/>
-          <w:color w:val="00B050"/>
           <w:szCs w:val="26"/>
         </w:rPr>
       </w:pPr>
-      <w:r>
+    </w:p>
+    <w:p>
+      <w:pPr>
+        <w:spacing w:line="360" w:lineRule="auto"/>
         <w:rPr>
           <w:rFonts w:cs="Times New Roman"/>
           <w:b/>
           <w:bCs/>
-          <w:color w:val="F4B083" w:themeColor="accent2" w:themeTint="99"/>
           <w:szCs w:val="26"/>
         </w:rPr>
-        <w:t>(</w:t>
-      </w:r>
-      <w:r>
+      </w:pPr>
+    </w:p>
+    <w:p>
+      <w:pPr>
+        <w:spacing w:line="360" w:lineRule="auto"/>
         <w:rPr>
           <w:rFonts w:cs="Times New Roman"/>
           <w:b/>
           <w:bCs/>
-          <w:color w:val="00B050"/>
           <w:szCs w:val="26"/>
         </w:rPr>
-        <w:t>Phần Xây dựng giao diện cho các chức năng trong hệ thống tùy theo mỗi đề tài sẽ mà phân ra từng mục nhỏ khác nhau theo tác nhân hệ thống)</w:t>
-      </w:r>
+      </w:pPr>
     </w:p>
     <w:p>
       <w:pPr>
         <w:spacing w:line="360" w:lineRule="auto"/>
-        <w:ind w:firstLine="567"/>
-        <w:jc w:val="both"/>
         <w:rPr>
           <w:rFonts w:cs="Times New Roman"/>
           <w:b/>
           <w:bCs/>
-          <w:color w:val="00B050"/>
           <w:szCs w:val="26"/>
         </w:rPr>
       </w:pPr>
-      <w:r>
+    </w:p>
+    <w:p>
+      <w:pPr>
+        <w:spacing w:line="360" w:lineRule="auto"/>
         <w:rPr>
           <w:rFonts w:cs="Times New Roman"/>
           <w:b/>
           <w:bCs/>
-          <w:color w:val="00B050"/>
           <w:szCs w:val="26"/>
         </w:rPr>
-        <w:t>Lưu ý cách trình bày trong phần trình bày thiết kế giao diện:</w:t>
-      </w:r>
+      </w:pPr>
     </w:p>
     <w:p>
       <w:pPr>
         <w:spacing w:line="360" w:lineRule="auto"/>
-        <w:ind w:firstLine="567"/>
-        <w:jc w:val="both"/>
         <w:rPr>
           <w:rFonts w:cs="Times New Roman"/>
           <w:b/>
           <w:bCs/>
-          <w:color w:val="00B050"/>
           <w:szCs w:val="26"/>
         </w:rPr>
       </w:pPr>
-      <w:r>
-        <w:rPr>
-          <w:rFonts w:cs="Times New Roman"/>
+    </w:p>
+    <w:p>
+      <w:pPr>
+        <w:pStyle w:val="Heading2"/>
+      </w:pPr>
+      <w:bookmarkStart w:id="57" w:name="_Toc225245537"/>
+      <w:r>
+        <w:lastRenderedPageBreak/>
+        <w:t>3.</w:t>
+      </w:r>
+      <w:r>
+        <w:t>2</w:t>
+      </w:r>
+      <w:r>
+        <w:t xml:space="preserve">. </w:t>
+      </w:r>
+      <w:r>
+        <w:t xml:space="preserve">Cấu trúc bảng </w:t>
+      </w:r>
+      <w:r>
+        <w:t>dữ liệu</w:t>
+      </w:r>
+    </w:p>
+    <w:p>
+      <w:pPr>
+        <w:rPr>
           <w:b/>
           <w:bCs/>
-          <w:color w:val="00B050"/>
-          <w:szCs w:val="26"/>
-        </w:rPr>
-        <w:t>Phải có tên chức năng của giao diện</w:t>
-      </w:r>
-    </w:p>
-    <w:p>
-      <w:pPr>
-        <w:spacing w:line="360" w:lineRule="auto"/>
-        <w:ind w:firstLine="567"/>
-        <w:jc w:val="both"/>
-        <w:rPr>
-          <w:rFonts w:cs="Times New Roman"/>
+        </w:rPr>
+      </w:pPr>
+      <w:r>
+        <w:t>*</w:t>
+      </w:r>
+      <w:r>
+        <w:rPr>
           <w:b/>
           <w:bCs/>
-          <w:color w:val="00B050"/>
-          <w:szCs w:val="26"/>
-        </w:rPr>
-      </w:pPr>
-      <w:r>
-        <w:rPr>
-          <w:rFonts w:cs="Times New Roman"/>
+        </w:rPr>
+        <w:t>Student</w:t>
+      </w:r>
+    </w:p>
+    <w:p>
+      <w:pPr>
+        <w:pStyle w:val="h"/>
+      </w:pPr>
+      <w:r>
+        <w:t xml:space="preserve">Bảng </w:t>
+      </w:r>
+      <w:proofErr w:type="gramStart"/>
+      <w:r>
+        <w:t>3.1</w:t>
+      </w:r>
+      <w:r>
+        <w:t>:Bảng</w:t>
+      </w:r>
+      <w:proofErr w:type="gramEnd"/>
+      <w:r>
+        <w:t xml:space="preserve"> dữ liệu của collection Student</w:t>
+      </w:r>
+    </w:p>
+    <w:tbl>
+      <w:tblPr>
+        <w:tblStyle w:val="TableGrid"/>
+        <w:tblW w:w="0" w:type="auto"/>
+        <w:tblLook w:val="04A0" w:firstRow="1" w:lastRow="0" w:firstColumn="1" w:lastColumn="0" w:noHBand="0" w:noVBand="1"/>
+      </w:tblPr>
+      <w:tblGrid>
+        <w:gridCol w:w="3131"/>
+        <w:gridCol w:w="3132"/>
+        <w:gridCol w:w="3132"/>
+      </w:tblGrid>
+      <w:tr>
+        <w:tc>
+          <w:tcPr>
+            <w:tcW w:w="3131" w:type="dxa"/>
+            <w:shd w:val="clear" w:color="auto" w:fill="1F4E79" w:themeFill="accent1" w:themeFillShade="80"/>
+          </w:tcPr>
+          <w:p>
+            <w:pPr>
+              <w:jc w:val="center"/>
+              <w:rPr>
+                <w:b/>
+                <w:bCs/>
+                <w:color w:val="FFFFFF" w:themeColor="background1"/>
+              </w:rPr>
+            </w:pPr>
+            <w:r>
+              <w:rPr>
+                <w:b/>
+                <w:bCs/>
+                <w:color w:val="FFFFFF" w:themeColor="background1"/>
+              </w:rPr>
+              <w:t>Tên trường</w:t>
+            </w:r>
+          </w:p>
+        </w:tc>
+        <w:tc>
+          <w:tcPr>
+            <w:tcW w:w="3132" w:type="dxa"/>
+            <w:shd w:val="clear" w:color="auto" w:fill="1F4E79" w:themeFill="accent1" w:themeFillShade="80"/>
+          </w:tcPr>
+          <w:p>
+            <w:pPr>
+              <w:jc w:val="center"/>
+              <w:rPr>
+                <w:b/>
+                <w:bCs/>
+                <w:color w:val="FFFFFF" w:themeColor="background1"/>
+              </w:rPr>
+            </w:pPr>
+            <w:r>
+              <w:rPr>
+                <w:b/>
+                <w:bCs/>
+                <w:color w:val="FFFFFF" w:themeColor="background1"/>
+              </w:rPr>
+              <w:t>Kiểu dữ liệu</w:t>
+            </w:r>
+          </w:p>
+        </w:tc>
+        <w:tc>
+          <w:tcPr>
+            <w:tcW w:w="3132" w:type="dxa"/>
+            <w:shd w:val="clear" w:color="auto" w:fill="1F4E79" w:themeFill="accent1" w:themeFillShade="80"/>
+          </w:tcPr>
+          <w:p>
+            <w:pPr>
+              <w:jc w:val="center"/>
+              <w:rPr>
+                <w:b/>
+                <w:bCs/>
+                <w:color w:val="FFFFFF" w:themeColor="background1"/>
+              </w:rPr>
+            </w:pPr>
+            <w:r>
+              <w:rPr>
+                <w:b/>
+                <w:bCs/>
+                <w:color w:val="FFFFFF" w:themeColor="background1"/>
+              </w:rPr>
+              <w:t>Mô tả</w:t>
+            </w:r>
+          </w:p>
+        </w:tc>
+      </w:tr>
+      <w:tr>
+        <w:tc>
+          <w:tcPr>
+            <w:tcW w:w="3131" w:type="dxa"/>
+          </w:tcPr>
+          <w:p>
+            <w:r>
+              <w:t>student_id</w:t>
+            </w:r>
+          </w:p>
+        </w:tc>
+        <w:tc>
+          <w:tcPr>
+            <w:tcW w:w="3132" w:type="dxa"/>
+          </w:tcPr>
+          <w:p>
+            <w:r>
+              <w:t>String</w:t>
+            </w:r>
+          </w:p>
+        </w:tc>
+        <w:tc>
+          <w:tcPr>
+            <w:tcW w:w="3132" w:type="dxa"/>
+          </w:tcPr>
+          <w:p>
+            <w:r>
+              <w:t>ID của sinh viên</w:t>
+            </w:r>
+          </w:p>
+        </w:tc>
+      </w:tr>
+      <w:tr>
+        <w:tc>
+          <w:tcPr>
+            <w:tcW w:w="3131" w:type="dxa"/>
+          </w:tcPr>
+          <w:p>
+            <w:r>
+              <w:t>full_name</w:t>
+            </w:r>
+          </w:p>
+        </w:tc>
+        <w:tc>
+          <w:tcPr>
+            <w:tcW w:w="3132" w:type="dxa"/>
+          </w:tcPr>
+          <w:p>
+            <w:r>
+              <w:t>String</w:t>
+            </w:r>
+          </w:p>
+        </w:tc>
+        <w:tc>
+          <w:tcPr>
+            <w:tcW w:w="3132" w:type="dxa"/>
+          </w:tcPr>
+          <w:p>
+            <w:r>
+              <w:t>Tên của sinh viên</w:t>
+            </w:r>
+          </w:p>
+        </w:tc>
+      </w:tr>
+      <w:tr>
+        <w:tc>
+          <w:tcPr>
+            <w:tcW w:w="3131" w:type="dxa"/>
+          </w:tcPr>
+          <w:p>
+            <w:r>
+              <w:t>birthday</w:t>
+            </w:r>
+          </w:p>
+        </w:tc>
+        <w:tc>
+          <w:tcPr>
+            <w:tcW w:w="3132" w:type="dxa"/>
+          </w:tcPr>
+          <w:p>
+            <w:r>
+              <w:t>String</w:t>
+            </w:r>
+          </w:p>
+        </w:tc>
+        <w:tc>
+          <w:tcPr>
+            <w:tcW w:w="3132" w:type="dxa"/>
+          </w:tcPr>
+          <w:p>
+            <w:r>
+              <w:t>Ngày sinh sinh viên</w:t>
+            </w:r>
+          </w:p>
+        </w:tc>
+      </w:tr>
+      <w:tr>
+        <w:tc>
+          <w:tcPr>
+            <w:tcW w:w="3131" w:type="dxa"/>
+          </w:tcPr>
+          <w:p>
+            <w:r>
+              <w:t>major</w:t>
+            </w:r>
+          </w:p>
+        </w:tc>
+        <w:tc>
+          <w:tcPr>
+            <w:tcW w:w="3132" w:type="dxa"/>
+          </w:tcPr>
+          <w:p>
+            <w:r>
+              <w:t>String</w:t>
+            </w:r>
+          </w:p>
+        </w:tc>
+        <w:tc>
+          <w:tcPr>
+            <w:tcW w:w="3132" w:type="dxa"/>
+          </w:tcPr>
+          <w:p>
+            <w:r>
+              <w:t>Ngành của sinh viên</w:t>
+            </w:r>
+          </w:p>
+        </w:tc>
+      </w:tr>
+      <w:tr>
+        <w:tc>
+          <w:tcPr>
+            <w:tcW w:w="3131" w:type="dxa"/>
+          </w:tcPr>
+          <w:p>
+            <w:r>
+              <w:t>batch</w:t>
+            </w:r>
+          </w:p>
+        </w:tc>
+        <w:tc>
+          <w:tcPr>
+            <w:tcW w:w="3132" w:type="dxa"/>
+          </w:tcPr>
+          <w:p>
+            <w:r>
+              <w:t>String</w:t>
+            </w:r>
+          </w:p>
+        </w:tc>
+        <w:tc>
+          <w:tcPr>
+            <w:tcW w:w="3132" w:type="dxa"/>
+          </w:tcPr>
+          <w:p>
+            <w:r>
+              <w:t>Niên khoá nhập học</w:t>
+            </w:r>
+          </w:p>
+        </w:tc>
+      </w:tr>
+      <w:tr>
+        <w:tc>
+          <w:tcPr>
+            <w:tcW w:w="3131" w:type="dxa"/>
+          </w:tcPr>
+          <w:p>
+            <w:r>
+              <w:t>bank_card</w:t>
+            </w:r>
+          </w:p>
+        </w:tc>
+        <w:tc>
+          <w:tcPr>
+            <w:tcW w:w="3132" w:type="dxa"/>
+          </w:tcPr>
+          <w:p>
+            <w:r>
+              <w:t>String</w:t>
+            </w:r>
+          </w:p>
+        </w:tc>
+        <w:tc>
+          <w:tcPr>
+            <w:tcW w:w="3132" w:type="dxa"/>
+          </w:tcPr>
+          <w:p>
+            <w:r>
+              <w:t>Mã thẻ ngân hàng tích hợp</w:t>
+            </w:r>
+          </w:p>
+        </w:tc>
+      </w:tr>
+      <w:tr>
+        <w:tc>
+          <w:tcPr>
+            <w:tcW w:w="3131" w:type="dxa"/>
+          </w:tcPr>
+          <w:p>
+            <w:r>
+              <w:t>expiry_date</w:t>
+            </w:r>
+          </w:p>
+        </w:tc>
+        <w:tc>
+          <w:tcPr>
+            <w:tcW w:w="3132" w:type="dxa"/>
+          </w:tcPr>
+          <w:p>
+            <w:r>
+              <w:t>String</w:t>
+            </w:r>
+          </w:p>
+        </w:tc>
+        <w:tc>
+          <w:tcPr>
+            <w:tcW w:w="3132" w:type="dxa"/>
+          </w:tcPr>
+          <w:p>
+            <w:r>
+              <w:t>Ngày thẻ hết hạn</w:t>
+            </w:r>
+          </w:p>
+        </w:tc>
+      </w:tr>
+      <w:tr>
+        <w:tc>
+          <w:tcPr>
+            <w:tcW w:w="3131" w:type="dxa"/>
+          </w:tcPr>
+          <w:p>
+            <w:r>
+              <w:t>status</w:t>
+            </w:r>
+          </w:p>
+        </w:tc>
+        <w:tc>
+          <w:tcPr>
+            <w:tcW w:w="3132" w:type="dxa"/>
+          </w:tcPr>
+          <w:p>
+            <w:r>
+              <w:t>String</w:t>
+            </w:r>
+          </w:p>
+        </w:tc>
+        <w:tc>
+          <w:tcPr>
+            <w:tcW w:w="3132" w:type="dxa"/>
+          </w:tcPr>
+          <w:p>
+            <w:r>
+              <w:t>active</w:t>
+            </w:r>
+          </w:p>
+        </w:tc>
+      </w:tr>
+    </w:tbl>
+    <w:p/>
+    <w:p>
+      <w:pPr>
+        <w:rPr>
           <w:b/>
           <w:bCs/>
-          <w:color w:val="00B050"/>
-          <w:szCs w:val="26"/>
-        </w:rPr>
-        <w:t>Chức năng giúp người dùng thực hiện công việc gì, giải thích chức năng giao diện</w:t>
-      </w:r>
-    </w:p>
-    <w:p>
-      <w:pPr>
-        <w:spacing w:line="360" w:lineRule="auto"/>
-        <w:ind w:firstLine="567"/>
-        <w:jc w:val="both"/>
-        <w:rPr>
-          <w:rFonts w:cs="Times New Roman"/>
+        </w:rPr>
+      </w:pPr>
+      <w:r>
+        <w:t>*</w:t>
+      </w:r>
+      <w:r>
+        <w:rPr>
           <w:b/>
           <w:bCs/>
-          <w:color w:val="00B050"/>
-          <w:szCs w:val="26"/>
-        </w:rPr>
-      </w:pPr>
-      <w:r>
-        <w:rPr>
-          <w:rFonts w:cs="Times New Roman"/>
+        </w:rPr>
+        <w:t>Gate_logs</w:t>
+      </w:r>
+    </w:p>
+    <w:p>
+      <w:pPr>
+        <w:pStyle w:val="h"/>
+        <w:rPr>
+          <w:b w:val="0"/>
+          <w:bCs/>
+        </w:rPr>
+      </w:pPr>
+      <w:r>
+        <w:t xml:space="preserve">Bảng </w:t>
+      </w:r>
+      <w:proofErr w:type="gramStart"/>
+      <w:r>
+        <w:t>3.</w:t>
+      </w:r>
+      <w:r>
+        <w:t>2</w:t>
+      </w:r>
+      <w:r>
+        <w:t>:Bảng</w:t>
+      </w:r>
+      <w:proofErr w:type="gramEnd"/>
+      <w:r>
+        <w:t xml:space="preserve"> dữ liệu của collection </w:t>
+      </w:r>
+      <w:r>
+        <w:t>Gate_logs</w:t>
+      </w:r>
+    </w:p>
+    <w:tbl>
+      <w:tblPr>
+        <w:tblStyle w:val="TableGrid"/>
+        <w:tblW w:w="0" w:type="auto"/>
+        <w:tblLook w:val="04A0" w:firstRow="1" w:lastRow="0" w:firstColumn="1" w:lastColumn="0" w:noHBand="0" w:noVBand="1"/>
+      </w:tblPr>
+      <w:tblGrid>
+        <w:gridCol w:w="3131"/>
+        <w:gridCol w:w="3132"/>
+        <w:gridCol w:w="3132"/>
+      </w:tblGrid>
+      <w:tr>
+        <w:tc>
+          <w:tcPr>
+            <w:tcW w:w="3131" w:type="dxa"/>
+            <w:shd w:val="clear" w:color="auto" w:fill="1F4E79" w:themeFill="accent1" w:themeFillShade="80"/>
+          </w:tcPr>
+          <w:p>
+            <w:pPr>
+              <w:jc w:val="center"/>
+              <w:rPr>
+                <w:b/>
+                <w:bCs/>
+                <w:color w:val="FFFFFF" w:themeColor="background1"/>
+              </w:rPr>
+            </w:pPr>
+            <w:r>
+              <w:rPr>
+                <w:b/>
+                <w:bCs/>
+                <w:color w:val="FFFFFF" w:themeColor="background1"/>
+              </w:rPr>
+              <w:t>Tên trường</w:t>
+            </w:r>
+          </w:p>
+        </w:tc>
+        <w:tc>
+          <w:tcPr>
+            <w:tcW w:w="3132" w:type="dxa"/>
+            <w:shd w:val="clear" w:color="auto" w:fill="1F4E79" w:themeFill="accent1" w:themeFillShade="80"/>
+          </w:tcPr>
+          <w:p>
+            <w:pPr>
+              <w:jc w:val="center"/>
+              <w:rPr>
+                <w:b/>
+                <w:bCs/>
+                <w:color w:val="FFFFFF" w:themeColor="background1"/>
+              </w:rPr>
+            </w:pPr>
+            <w:r>
+              <w:rPr>
+                <w:b/>
+                <w:bCs/>
+                <w:color w:val="FFFFFF" w:themeColor="background1"/>
+              </w:rPr>
+              <w:t>Kiểu dữ liệu</w:t>
+            </w:r>
+          </w:p>
+        </w:tc>
+        <w:tc>
+          <w:tcPr>
+            <w:tcW w:w="3132" w:type="dxa"/>
+            <w:shd w:val="clear" w:color="auto" w:fill="1F4E79" w:themeFill="accent1" w:themeFillShade="80"/>
+          </w:tcPr>
+          <w:p>
+            <w:pPr>
+              <w:jc w:val="center"/>
+              <w:rPr>
+                <w:b/>
+                <w:bCs/>
+                <w:color w:val="FFFFFF" w:themeColor="background1"/>
+              </w:rPr>
+            </w:pPr>
+            <w:r>
+              <w:rPr>
+                <w:b/>
+                <w:bCs/>
+                <w:color w:val="FFFFFF" w:themeColor="background1"/>
+              </w:rPr>
+              <w:t>Mô tả</w:t>
+            </w:r>
+          </w:p>
+        </w:tc>
+      </w:tr>
+      <w:tr>
+        <w:tc>
+          <w:tcPr>
+            <w:tcW w:w="3131" w:type="dxa"/>
+          </w:tcPr>
+          <w:p>
+            <w:r>
+              <w:t>time</w:t>
+            </w:r>
+          </w:p>
+        </w:tc>
+        <w:tc>
+          <w:tcPr>
+            <w:tcW w:w="3132" w:type="dxa"/>
+          </w:tcPr>
+          <w:p>
+            <w:r>
+              <w:t>Date</w:t>
+            </w:r>
+          </w:p>
+        </w:tc>
+        <w:tc>
+          <w:tcPr>
+            <w:tcW w:w="3132" w:type="dxa"/>
+          </w:tcPr>
+          <w:p>
+            <w:r>
+              <w:t>Thời điểm</w:t>
+            </w:r>
+            <w:r>
+              <w:t xml:space="preserve"> vào cổng</w:t>
+            </w:r>
+          </w:p>
+        </w:tc>
+      </w:tr>
+      <w:tr>
+        <w:tc>
+          <w:tcPr>
+            <w:tcW w:w="3131" w:type="dxa"/>
+          </w:tcPr>
+          <w:p>
+            <w:r>
+              <w:t>student_id</w:t>
+            </w:r>
+          </w:p>
+        </w:tc>
+        <w:tc>
+          <w:tcPr>
+            <w:tcW w:w="3132" w:type="dxa"/>
+          </w:tcPr>
+          <w:p>
+            <w:r>
+              <w:t>String</w:t>
+            </w:r>
+          </w:p>
+        </w:tc>
+        <w:tc>
+          <w:tcPr>
+            <w:tcW w:w="3132" w:type="dxa"/>
+          </w:tcPr>
+          <w:p>
+            <w:r>
+              <w:t>ID của sinh viên</w:t>
+            </w:r>
+          </w:p>
+        </w:tc>
+      </w:tr>
+      <w:tr>
+        <w:tc>
+          <w:tcPr>
+            <w:tcW w:w="3131" w:type="dxa"/>
+          </w:tcPr>
+          <w:p>
+            <w:r>
+              <w:t>student_name</w:t>
+            </w:r>
+          </w:p>
+        </w:tc>
+        <w:tc>
+          <w:tcPr>
+            <w:tcW w:w="3132" w:type="dxa"/>
+          </w:tcPr>
+          <w:p>
+            <w:r>
+              <w:t>String</w:t>
+            </w:r>
+          </w:p>
+        </w:tc>
+        <w:tc>
+          <w:tcPr>
+            <w:tcW w:w="3132" w:type="dxa"/>
+          </w:tcPr>
+          <w:p>
+            <w:r>
+              <w:t>Tên của sinh viên</w:t>
+            </w:r>
+          </w:p>
+        </w:tc>
+      </w:tr>
+      <w:tr>
+        <w:tc>
+          <w:tcPr>
+            <w:tcW w:w="3131" w:type="dxa"/>
+          </w:tcPr>
+          <w:p>
+            <w:r>
+              <w:t>plate_detected</w:t>
+            </w:r>
+          </w:p>
+        </w:tc>
+        <w:tc>
+          <w:tcPr>
+            <w:tcW w:w="3132" w:type="dxa"/>
+          </w:tcPr>
+          <w:p>
+            <w:r>
+              <w:t>String</w:t>
+            </w:r>
+          </w:p>
+        </w:tc>
+        <w:tc>
+          <w:tcPr>
+            <w:tcW w:w="3132" w:type="dxa"/>
+          </w:tcPr>
+          <w:p>
+            <w:r>
+              <w:t>Biển số nhận diện được</w:t>
+            </w:r>
+          </w:p>
+        </w:tc>
+      </w:tr>
+      <w:tr>
+        <w:tc>
+          <w:tcPr>
+            <w:tcW w:w="3131" w:type="dxa"/>
+          </w:tcPr>
+          <w:p>
+            <w:r>
+              <w:t>status</w:t>
+            </w:r>
+          </w:p>
+        </w:tc>
+        <w:tc>
+          <w:tcPr>
+            <w:tcW w:w="3132" w:type="dxa"/>
+          </w:tcPr>
+          <w:p>
+            <w:r>
+              <w:t>String</w:t>
+            </w:r>
+          </w:p>
+        </w:tc>
+        <w:tc>
+          <w:tcPr>
+            <w:tcW w:w="3132" w:type="dxa"/>
+          </w:tcPr>
+          <w:p>
+            <w:r>
+              <w:t>IN</w:t>
+            </w:r>
+            <w:r>
+              <w:t xml:space="preserve">/OUT </w:t>
+            </w:r>
+            <w:r>
+              <w:t xml:space="preserve">Tình trạng hiện tại </w:t>
+            </w:r>
+          </w:p>
+        </w:tc>
+      </w:tr>
+      <w:tr>
+        <w:tc>
+          <w:tcPr>
+            <w:tcW w:w="3131" w:type="dxa"/>
+            <w:tcBorders>
+              <w:bottom w:val="single" w:sz="4" w:space="0" w:color="auto"/>
+            </w:tcBorders>
+          </w:tcPr>
+          <w:p>
+            <w:r>
+              <w:t>fe</w:t>
+            </w:r>
+            <w:r>
+              <w:t>e_</w:t>
+            </w:r>
+            <w:r>
+              <w:t>charge</w:t>
+            </w:r>
+            <w:r>
+              <w:t>d</w:t>
+            </w:r>
+          </w:p>
+        </w:tc>
+        <w:tc>
+          <w:tcPr>
+            <w:tcW w:w="3132" w:type="dxa"/>
+          </w:tcPr>
+          <w:p>
+            <w:r>
+              <w:t>Number</w:t>
+            </w:r>
+          </w:p>
+        </w:tc>
+        <w:tc>
+          <w:tcPr>
+            <w:tcW w:w="3132" w:type="dxa"/>
+          </w:tcPr>
+          <w:p>
+            <w:r>
+              <w:t>Phí ra vào cổng</w:t>
+            </w:r>
+          </w:p>
+        </w:tc>
+      </w:tr>
+    </w:tbl>
+    <w:p/>
+    <w:p>
+      <w:pPr>
+        <w:rPr>
           <w:b/>
           <w:bCs/>
-          <w:color w:val="00B050"/>
-          <w:szCs w:val="26"/>
-        </w:rPr>
+        </w:rPr>
+      </w:pPr>
+      <w:r>
+        <w:t>*</w:t>
+      </w:r>
+      <w:r>
+        <w:rPr>
+          <w:b/>
+          <w:bCs/>
+        </w:rPr>
+        <w:t>Recharge_logs</w:t>
+      </w:r>
+    </w:p>
+    <w:p>
+      <w:pPr>
+        <w:pStyle w:val="h"/>
+        <w:rPr>
+          <w:b w:val="0"/>
+          <w:bCs/>
+        </w:rPr>
+      </w:pPr>
+      <w:r>
+        <w:t xml:space="preserve">Bảng </w:t>
+      </w:r>
+      <w:proofErr w:type="gramStart"/>
+      <w:r>
+        <w:t>3.</w:t>
+      </w:r>
+      <w:r>
+        <w:t>3</w:t>
+      </w:r>
+      <w:r>
+        <w:t>:Bảng</w:t>
+      </w:r>
+      <w:proofErr w:type="gramEnd"/>
+      <w:r>
+        <w:t xml:space="preserve"> dữ liệu của collection </w:t>
+      </w:r>
+      <w:r>
+        <w:t>Recharge</w:t>
+      </w:r>
+      <w:r>
+        <w:t>_logs</w:t>
+      </w:r>
+    </w:p>
+    <w:tbl>
+      <w:tblPr>
+        <w:tblStyle w:val="TableGrid"/>
+        <w:tblW w:w="0" w:type="auto"/>
+        <w:tblLook w:val="04A0" w:firstRow="1" w:lastRow="0" w:firstColumn="1" w:lastColumn="0" w:noHBand="0" w:noVBand="1"/>
+      </w:tblPr>
+      <w:tblGrid>
+        <w:gridCol w:w="3123"/>
+        <w:gridCol w:w="2684"/>
+        <w:gridCol w:w="3588"/>
+      </w:tblGrid>
+      <w:tr>
+        <w:tc>
+          <w:tcPr>
+            <w:tcW w:w="3123" w:type="dxa"/>
+            <w:shd w:val="clear" w:color="auto" w:fill="1F4E79" w:themeFill="accent1" w:themeFillShade="80"/>
+          </w:tcPr>
+          <w:p>
+            <w:pPr>
+              <w:jc w:val="center"/>
+              <w:rPr>
+                <w:b/>
+                <w:bCs/>
+                <w:color w:val="FFFFFF" w:themeColor="background1"/>
+              </w:rPr>
+            </w:pPr>
+            <w:r>
+              <w:rPr>
+                <w:b/>
+                <w:bCs/>
+                <w:color w:val="FFFFFF" w:themeColor="background1"/>
+              </w:rPr>
+              <w:t>Tên trường</w:t>
+            </w:r>
+          </w:p>
+        </w:tc>
+        <w:tc>
+          <w:tcPr>
+            <w:tcW w:w="2684" w:type="dxa"/>
+            <w:shd w:val="clear" w:color="auto" w:fill="1F4E79" w:themeFill="accent1" w:themeFillShade="80"/>
+          </w:tcPr>
+          <w:p>
+            <w:pPr>
+              <w:jc w:val="center"/>
+              <w:rPr>
+                <w:b/>
+                <w:bCs/>
+                <w:color w:val="FFFFFF" w:themeColor="background1"/>
+              </w:rPr>
+            </w:pPr>
+            <w:r>
+              <w:rPr>
+                <w:b/>
+                <w:bCs/>
+                <w:color w:val="FFFFFF" w:themeColor="background1"/>
+              </w:rPr>
+              <w:t>Kiểu dữ liệu</w:t>
+            </w:r>
+          </w:p>
+        </w:tc>
+        <w:tc>
+          <w:tcPr>
+            <w:tcW w:w="3588" w:type="dxa"/>
+            <w:shd w:val="clear" w:color="auto" w:fill="1F4E79" w:themeFill="accent1" w:themeFillShade="80"/>
+          </w:tcPr>
+          <w:p>
+            <w:pPr>
+              <w:jc w:val="center"/>
+              <w:rPr>
+                <w:b/>
+                <w:bCs/>
+                <w:color w:val="FFFFFF" w:themeColor="background1"/>
+              </w:rPr>
+            </w:pPr>
+            <w:r>
+              <w:rPr>
+                <w:b/>
+                <w:bCs/>
+                <w:color w:val="FFFFFF" w:themeColor="background1"/>
+              </w:rPr>
+              <w:t>Mô tả</w:t>
+            </w:r>
+          </w:p>
+        </w:tc>
+      </w:tr>
+      <w:tr>
+        <w:tc>
+          <w:tcPr>
+            <w:tcW w:w="3123" w:type="dxa"/>
+          </w:tcPr>
+          <w:p>
+            <w:r>
+              <w:t>orderCode</w:t>
+            </w:r>
+          </w:p>
+        </w:tc>
+        <w:tc>
+          <w:tcPr>
+            <w:tcW w:w="2684" w:type="dxa"/>
+          </w:tcPr>
+          <w:p>
+            <w:r>
+              <w:t>Number</w:t>
+            </w:r>
+          </w:p>
+        </w:tc>
+        <w:tc>
+          <w:tcPr>
+            <w:tcW w:w="3588" w:type="dxa"/>
+          </w:tcPr>
+          <w:p>
+            <w:r>
+              <w:t>Thời điểm vào cổng</w:t>
+            </w:r>
+          </w:p>
+        </w:tc>
+      </w:tr>
+      <w:tr>
+        <w:tc>
+          <w:tcPr>
+            <w:tcW w:w="3123" w:type="dxa"/>
+          </w:tcPr>
+          <w:p>
+            <w:r>
+              <w:t>student_id</w:t>
+            </w:r>
+          </w:p>
+        </w:tc>
+        <w:tc>
+          <w:tcPr>
+            <w:tcW w:w="2684" w:type="dxa"/>
+          </w:tcPr>
+          <w:p>
+            <w:r>
+              <w:t>String</w:t>
+            </w:r>
+          </w:p>
+        </w:tc>
+        <w:tc>
+          <w:tcPr>
+            <w:tcW w:w="3588" w:type="dxa"/>
+          </w:tcPr>
+          <w:p>
+            <w:r>
+              <w:t>ID của sinh viên</w:t>
+            </w:r>
+          </w:p>
+        </w:tc>
+      </w:tr>
+      <w:tr>
+        <w:tc>
+          <w:tcPr>
+            <w:tcW w:w="3123" w:type="dxa"/>
+          </w:tcPr>
+          <w:p>
+            <w:r>
+              <w:t>amount</w:t>
+            </w:r>
+          </w:p>
+        </w:tc>
+        <w:tc>
+          <w:tcPr>
+            <w:tcW w:w="2684" w:type="dxa"/>
+          </w:tcPr>
+          <w:p>
+            <w:r>
+              <w:t>Number</w:t>
+            </w:r>
+          </w:p>
+        </w:tc>
+        <w:tc>
+          <w:tcPr>
+            <w:tcW w:w="3588" w:type="dxa"/>
+          </w:tcPr>
+          <w:p>
+            <w:r>
+              <w:t>Ngân sách của sinh viên</w:t>
+            </w:r>
+          </w:p>
+        </w:tc>
+      </w:tr>
+      <w:tr>
+        <w:tc>
+          <w:tcPr>
+            <w:tcW w:w="3123" w:type="dxa"/>
+          </w:tcPr>
+          <w:p>
+            <w:r>
+              <w:t>status</w:t>
+            </w:r>
+          </w:p>
+        </w:tc>
+        <w:tc>
+          <w:tcPr>
+            <w:tcW w:w="2684" w:type="dxa"/>
+          </w:tcPr>
+          <w:p>
+            <w:r>
+              <w:t>String</w:t>
+            </w:r>
+          </w:p>
+        </w:tc>
+        <w:tc>
+          <w:tcPr>
+            <w:tcW w:w="3588" w:type="dxa"/>
+          </w:tcPr>
+          <w:p>
+            <w:r>
+              <w:t>PAID/PENDING/CANCEL</w:t>
+            </w:r>
+          </w:p>
+        </w:tc>
+      </w:tr>
+      <w:tr>
+        <w:tc>
+          <w:tcPr>
+            <w:tcW w:w="3123" w:type="dxa"/>
+          </w:tcPr>
+          <w:p>
+            <w:r>
+              <w:t>time</w:t>
+            </w:r>
+          </w:p>
+        </w:tc>
+        <w:tc>
+          <w:tcPr>
+            <w:tcW w:w="2684" w:type="dxa"/>
+          </w:tcPr>
+          <w:p>
+            <w:r>
+              <w:t>Date</w:t>
+            </w:r>
+          </w:p>
+        </w:tc>
+        <w:tc>
+          <w:tcPr>
+            <w:tcW w:w="3588" w:type="dxa"/>
+          </w:tcPr>
+          <w:p>
+            <w:r>
+              <w:t xml:space="preserve">Thời </w:t>
+            </w:r>
+            <w:r>
+              <w:t>điểm giao dịch</w:t>
+            </w:r>
+          </w:p>
+        </w:tc>
+      </w:tr>
+    </w:tbl>
+    <w:p>
+      <w:pPr>
+        <w:rPr>
+          <w:b/>
+          <w:bCs/>
+        </w:rPr>
+      </w:pPr>
+    </w:p>
+    <w:p>
+      <w:pPr>
+        <w:rPr>
+          <w:b/>
+          <w:bCs/>
+        </w:rPr>
+      </w:pPr>
+    </w:p>
+    <w:p>
+      <w:pPr>
+        <w:rPr>
+          <w:b/>
+          <w:bCs/>
+        </w:rPr>
+      </w:pPr>
+    </w:p>
+    <w:p/>
+    <w:p>
+      <w:pPr>
+        <w:rPr>
+          <w:b/>
+          <w:bCs/>
+        </w:rPr>
+      </w:pPr>
+      <w:r>
         <w:lastRenderedPageBreak/>
-        <w:t>Đặt tên hình cho chức năng, để làm danh mục hình, đặt đúng cứu pháp theo quy định.</w:t>
-      </w:r>
+        <w:t>*</w:t>
+      </w:r>
+      <w:r>
+        <w:rPr>
+          <w:b/>
+          <w:bCs/>
+        </w:rPr>
+        <w:t>Users</w:t>
+      </w:r>
+    </w:p>
+    <w:p>
+      <w:pPr>
+        <w:pStyle w:val="h"/>
+        <w:rPr>
+          <w:b w:val="0"/>
+          <w:bCs/>
+        </w:rPr>
+      </w:pPr>
+      <w:r>
+        <w:t xml:space="preserve">Bảng </w:t>
+      </w:r>
+      <w:proofErr w:type="gramStart"/>
+      <w:r>
+        <w:t>3.</w:t>
+      </w:r>
+      <w:r>
+        <w:t>4</w:t>
+      </w:r>
+      <w:r>
+        <w:t>:Bảng</w:t>
+      </w:r>
+      <w:proofErr w:type="gramEnd"/>
+      <w:r>
+        <w:t xml:space="preserve"> dữ liệu của collection </w:t>
+      </w:r>
+      <w:r>
+        <w:t>Users</w:t>
+      </w:r>
+    </w:p>
+    <w:tbl>
+      <w:tblPr>
+        <w:tblStyle w:val="TableGrid"/>
+        <w:tblW w:w="0" w:type="auto"/>
+        <w:tblLook w:val="04A0" w:firstRow="1" w:lastRow="0" w:firstColumn="1" w:lastColumn="0" w:noHBand="0" w:noVBand="1"/>
+      </w:tblPr>
+      <w:tblGrid>
+        <w:gridCol w:w="3123"/>
+        <w:gridCol w:w="2684"/>
+        <w:gridCol w:w="3588"/>
+      </w:tblGrid>
+      <w:tr>
+        <w:tc>
+          <w:tcPr>
+            <w:tcW w:w="3123" w:type="dxa"/>
+            <w:shd w:val="clear" w:color="auto" w:fill="1F4E79" w:themeFill="accent1" w:themeFillShade="80"/>
+          </w:tcPr>
+          <w:p>
+            <w:pPr>
+              <w:jc w:val="center"/>
+              <w:rPr>
+                <w:b/>
+                <w:bCs/>
+                <w:color w:val="FFFFFF" w:themeColor="background1"/>
+              </w:rPr>
+            </w:pPr>
+            <w:r>
+              <w:rPr>
+                <w:b/>
+                <w:bCs/>
+                <w:color w:val="FFFFFF" w:themeColor="background1"/>
+              </w:rPr>
+              <w:t>Tên trường</w:t>
+            </w:r>
+          </w:p>
+        </w:tc>
+        <w:tc>
+          <w:tcPr>
+            <w:tcW w:w="2684" w:type="dxa"/>
+            <w:shd w:val="clear" w:color="auto" w:fill="1F4E79" w:themeFill="accent1" w:themeFillShade="80"/>
+          </w:tcPr>
+          <w:p>
+            <w:pPr>
+              <w:jc w:val="center"/>
+              <w:rPr>
+                <w:b/>
+                <w:bCs/>
+                <w:color w:val="FFFFFF" w:themeColor="background1"/>
+              </w:rPr>
+            </w:pPr>
+            <w:r>
+              <w:rPr>
+                <w:b/>
+                <w:bCs/>
+                <w:color w:val="FFFFFF" w:themeColor="background1"/>
+              </w:rPr>
+              <w:t>Kiểu dữ liệu</w:t>
+            </w:r>
+          </w:p>
+        </w:tc>
+        <w:tc>
+          <w:tcPr>
+            <w:tcW w:w="3588" w:type="dxa"/>
+            <w:shd w:val="clear" w:color="auto" w:fill="1F4E79" w:themeFill="accent1" w:themeFillShade="80"/>
+          </w:tcPr>
+          <w:p>
+            <w:pPr>
+              <w:jc w:val="center"/>
+              <w:rPr>
+                <w:b/>
+                <w:bCs/>
+                <w:color w:val="FFFFFF" w:themeColor="background1"/>
+              </w:rPr>
+            </w:pPr>
+            <w:r>
+              <w:rPr>
+                <w:b/>
+                <w:bCs/>
+                <w:color w:val="FFFFFF" w:themeColor="background1"/>
+              </w:rPr>
+              <w:t>Mô tả</w:t>
+            </w:r>
+          </w:p>
+        </w:tc>
+      </w:tr>
+      <w:tr>
+        <w:tc>
+          <w:tcPr>
+            <w:tcW w:w="3123" w:type="dxa"/>
+          </w:tcPr>
+          <w:p>
+            <w:r>
+              <w:t>username</w:t>
+            </w:r>
+          </w:p>
+        </w:tc>
+        <w:tc>
+          <w:tcPr>
+            <w:tcW w:w="2684" w:type="dxa"/>
+          </w:tcPr>
+          <w:p>
+            <w:r>
+              <w:t>String</w:t>
+            </w:r>
+          </w:p>
+        </w:tc>
+        <w:tc>
+          <w:tcPr>
+            <w:tcW w:w="3588" w:type="dxa"/>
+          </w:tcPr>
+          <w:p>
+            <w:r>
+              <w:t>Tên tài khoản</w:t>
+            </w:r>
+          </w:p>
+        </w:tc>
+      </w:tr>
+      <w:tr>
+        <w:tc>
+          <w:tcPr>
+            <w:tcW w:w="3123" w:type="dxa"/>
+          </w:tcPr>
+          <w:p>
+            <w:r>
+              <w:t>student_id</w:t>
+            </w:r>
+          </w:p>
+        </w:tc>
+        <w:tc>
+          <w:tcPr>
+            <w:tcW w:w="2684" w:type="dxa"/>
+          </w:tcPr>
+          <w:p>
+            <w:r>
+              <w:t>String</w:t>
+            </w:r>
+          </w:p>
+        </w:tc>
+        <w:tc>
+          <w:tcPr>
+            <w:tcW w:w="3588" w:type="dxa"/>
+          </w:tcPr>
+          <w:p>
+            <w:r>
+              <w:t>ID của sinh viên</w:t>
+            </w:r>
+          </w:p>
+        </w:tc>
+      </w:tr>
+      <w:tr>
+        <w:tc>
+          <w:tcPr>
+            <w:tcW w:w="3123" w:type="dxa"/>
+          </w:tcPr>
+          <w:p>
+            <w:r>
+              <w:t>password</w:t>
+            </w:r>
+          </w:p>
+        </w:tc>
+        <w:tc>
+          <w:tcPr>
+            <w:tcW w:w="2684" w:type="dxa"/>
+          </w:tcPr>
+          <w:p>
+            <w:r>
+              <w:t>String</w:t>
+            </w:r>
+          </w:p>
+        </w:tc>
+        <w:tc>
+          <w:tcPr>
+            <w:tcW w:w="3588" w:type="dxa"/>
+          </w:tcPr>
+          <w:p>
+            <w:r>
+              <w:t>Mật khẩu của sinh viên</w:t>
+            </w:r>
+          </w:p>
+        </w:tc>
+      </w:tr>
+      <w:tr>
+        <w:tc>
+          <w:tcPr>
+            <w:tcW w:w="3123" w:type="dxa"/>
+          </w:tcPr>
+          <w:p>
+            <w:r>
+              <w:t>email</w:t>
+            </w:r>
+          </w:p>
+        </w:tc>
+        <w:tc>
+          <w:tcPr>
+            <w:tcW w:w="2684" w:type="dxa"/>
+          </w:tcPr>
+          <w:p>
+            <w:r>
+              <w:t>String</w:t>
+            </w:r>
+          </w:p>
+        </w:tc>
+        <w:tc>
+          <w:tcPr>
+            <w:tcW w:w="3588" w:type="dxa"/>
+          </w:tcPr>
+          <w:p>
+            <w:r>
+              <w:t xml:space="preserve">Email đăng ký </w:t>
+            </w:r>
+          </w:p>
+        </w:tc>
+      </w:tr>
+      <w:tr>
+        <w:tc>
+          <w:tcPr>
+            <w:tcW w:w="3123" w:type="dxa"/>
+          </w:tcPr>
+          <w:p>
+            <w:r>
+              <w:t>full_name</w:t>
+            </w:r>
+          </w:p>
+        </w:tc>
+        <w:tc>
+          <w:tcPr>
+            <w:tcW w:w="2684" w:type="dxa"/>
+          </w:tcPr>
+          <w:p>
+            <w:r>
+              <w:t xml:space="preserve">String </w:t>
+            </w:r>
+          </w:p>
+        </w:tc>
+        <w:tc>
+          <w:tcPr>
+            <w:tcW w:w="3588" w:type="dxa"/>
+          </w:tcPr>
+          <w:p>
+            <w:r>
+              <w:t>Tên của sinh viên</w:t>
+            </w:r>
+          </w:p>
+        </w:tc>
+      </w:tr>
+      <w:tr>
+        <w:tc>
+          <w:tcPr>
+            <w:tcW w:w="3123" w:type="dxa"/>
+          </w:tcPr>
+          <w:p>
+            <w:r>
+              <w:t>role</w:t>
+            </w:r>
+          </w:p>
+        </w:tc>
+        <w:tc>
+          <w:tcPr>
+            <w:tcW w:w="2684" w:type="dxa"/>
+          </w:tcPr>
+          <w:p>
+            <w:r>
+              <w:t>String</w:t>
+            </w:r>
+          </w:p>
+        </w:tc>
+        <w:tc>
+          <w:tcPr>
+            <w:tcW w:w="3588" w:type="dxa"/>
+          </w:tcPr>
+          <w:p>
+            <w:r>
+              <w:t>Vai trò tài khoản</w:t>
+            </w:r>
+          </w:p>
+        </w:tc>
+      </w:tr>
+      <w:tr>
+        <w:tc>
+          <w:tcPr>
+            <w:tcW w:w="3123" w:type="dxa"/>
+          </w:tcPr>
+          <w:p>
+            <w:r>
+              <w:t>created_at</w:t>
+            </w:r>
+          </w:p>
+        </w:tc>
+        <w:tc>
+          <w:tcPr>
+            <w:tcW w:w="2684" w:type="dxa"/>
+          </w:tcPr>
+          <w:p>
+            <w:r>
+              <w:t>Date</w:t>
+            </w:r>
+          </w:p>
+        </w:tc>
+        <w:tc>
+          <w:tcPr>
+            <w:tcW w:w="3588" w:type="dxa"/>
+          </w:tcPr>
+          <w:p>
+            <w:r>
+              <w:t xml:space="preserve">Thời điểm </w:t>
+            </w:r>
+            <w:r>
+              <w:t>tạo tài khoản</w:t>
+            </w:r>
+          </w:p>
+        </w:tc>
+      </w:tr>
+      <w:tr>
+        <w:tc>
+          <w:tcPr>
+            <w:tcW w:w="3123" w:type="dxa"/>
+          </w:tcPr>
+          <w:p>
+            <w:r>
+              <w:t>balance</w:t>
+            </w:r>
+          </w:p>
+        </w:tc>
+        <w:tc>
+          <w:tcPr>
+            <w:tcW w:w="2684" w:type="dxa"/>
+          </w:tcPr>
+          <w:p>
+            <w:r>
+              <w:t>Number</w:t>
+            </w:r>
+          </w:p>
+        </w:tc>
+        <w:tc>
+          <w:tcPr>
+            <w:tcW w:w="3588" w:type="dxa"/>
+          </w:tcPr>
+          <w:p>
+            <w:r>
+              <w:t xml:space="preserve">Ngân sách </w:t>
+            </w:r>
+            <w:r>
+              <w:t>tài khoản</w:t>
+            </w:r>
+          </w:p>
+        </w:tc>
+      </w:tr>
+      <w:tr>
+        <w:tc>
+          <w:tcPr>
+            <w:tcW w:w="3123" w:type="dxa"/>
+          </w:tcPr>
+          <w:p>
+            <w:r>
+              <w:t>user_type</w:t>
+            </w:r>
+          </w:p>
+        </w:tc>
+        <w:tc>
+          <w:tcPr>
+            <w:tcW w:w="2684" w:type="dxa"/>
+          </w:tcPr>
+          <w:p>
+            <w:r>
+              <w:t>String</w:t>
+            </w:r>
+          </w:p>
+        </w:tc>
+        <w:tc>
+          <w:tcPr>
+            <w:tcW w:w="3588" w:type="dxa"/>
+          </w:tcPr>
+          <w:p>
+            <w:r>
+              <w:t xml:space="preserve">Chức vụ </w:t>
+            </w:r>
+            <w:r>
+              <w:t>tài khoản</w:t>
+            </w:r>
+          </w:p>
+        </w:tc>
+      </w:tr>
+      <w:tr>
+        <w:tc>
+          <w:tcPr>
+            <w:tcW w:w="3123" w:type="dxa"/>
+          </w:tcPr>
+          <w:p>
+            <w:r>
+              <w:t>is_active</w:t>
+            </w:r>
+          </w:p>
+        </w:tc>
+        <w:tc>
+          <w:tcPr>
+            <w:tcW w:w="2684" w:type="dxa"/>
+          </w:tcPr>
+          <w:p>
+            <w:r>
+              <w:t>String</w:t>
+            </w:r>
+          </w:p>
+        </w:tc>
+        <w:tc>
+          <w:tcPr>
+            <w:tcW w:w="3588" w:type="dxa"/>
+          </w:tcPr>
+          <w:p>
+            <w:r>
+              <w:t>Tình trạng hoạt động</w:t>
+            </w:r>
+          </w:p>
+        </w:tc>
+      </w:tr>
+    </w:tbl>
+    <w:p>
+      <w:pPr>
+        <w:rPr>
+          <w:b/>
+          <w:bCs/>
+        </w:rPr>
+      </w:pPr>
+    </w:p>
+    <w:p/>
+    <w:p>
+      <w:r>
+        <w:t>*</w:t>
+      </w:r>
+      <w:r>
+        <w:rPr>
+          <w:b/>
+          <w:bCs/>
+        </w:rPr>
+        <w:t>Alerts</w:t>
+      </w:r>
+    </w:p>
+    <w:p>
+      <w:pPr>
+        <w:pStyle w:val="h"/>
+        <w:rPr>
+          <w:b w:val="0"/>
+          <w:bCs/>
+        </w:rPr>
+      </w:pPr>
+      <w:r>
+        <w:t xml:space="preserve">Bảng </w:t>
+      </w:r>
+      <w:proofErr w:type="gramStart"/>
+      <w:r>
+        <w:t>3.</w:t>
+      </w:r>
+      <w:r>
+        <w:t>5</w:t>
+      </w:r>
+      <w:r>
+        <w:t>:Bảng</w:t>
+      </w:r>
+      <w:proofErr w:type="gramEnd"/>
+      <w:r>
+        <w:t xml:space="preserve"> dữ liệu của collection</w:t>
+      </w:r>
+      <w:r>
+        <w:t xml:space="preserve"> Alerts</w:t>
+      </w:r>
+    </w:p>
+    <w:tbl>
+      <w:tblPr>
+        <w:tblStyle w:val="TableGrid"/>
+        <w:tblW w:w="0" w:type="auto"/>
+        <w:tblLook w:val="04A0" w:firstRow="1" w:lastRow="0" w:firstColumn="1" w:lastColumn="0" w:noHBand="0" w:noVBand="1"/>
+      </w:tblPr>
+      <w:tblGrid>
+        <w:gridCol w:w="3123"/>
+        <w:gridCol w:w="2684"/>
+        <w:gridCol w:w="3588"/>
+      </w:tblGrid>
+      <w:tr>
+        <w:tc>
+          <w:tcPr>
+            <w:tcW w:w="3123" w:type="dxa"/>
+            <w:shd w:val="clear" w:color="auto" w:fill="1F4E79" w:themeFill="accent1" w:themeFillShade="80"/>
+          </w:tcPr>
+          <w:p>
+            <w:pPr>
+              <w:jc w:val="center"/>
+              <w:rPr>
+                <w:b/>
+                <w:bCs/>
+                <w:color w:val="FFFFFF" w:themeColor="background1"/>
+              </w:rPr>
+            </w:pPr>
+            <w:r>
+              <w:rPr>
+                <w:b/>
+                <w:bCs/>
+                <w:color w:val="FFFFFF" w:themeColor="background1"/>
+              </w:rPr>
+              <w:t>Tên trường</w:t>
+            </w:r>
+          </w:p>
+        </w:tc>
+        <w:tc>
+          <w:tcPr>
+            <w:tcW w:w="2684" w:type="dxa"/>
+            <w:shd w:val="clear" w:color="auto" w:fill="1F4E79" w:themeFill="accent1" w:themeFillShade="80"/>
+          </w:tcPr>
+          <w:p>
+            <w:pPr>
+              <w:jc w:val="center"/>
+              <w:rPr>
+                <w:b/>
+                <w:bCs/>
+                <w:color w:val="FFFFFF" w:themeColor="background1"/>
+              </w:rPr>
+            </w:pPr>
+            <w:r>
+              <w:rPr>
+                <w:b/>
+                <w:bCs/>
+                <w:color w:val="FFFFFF" w:themeColor="background1"/>
+              </w:rPr>
+              <w:t>Kiểu dữ liệu</w:t>
+            </w:r>
+          </w:p>
+        </w:tc>
+        <w:tc>
+          <w:tcPr>
+            <w:tcW w:w="3588" w:type="dxa"/>
+            <w:shd w:val="clear" w:color="auto" w:fill="1F4E79" w:themeFill="accent1" w:themeFillShade="80"/>
+          </w:tcPr>
+          <w:p>
+            <w:pPr>
+              <w:jc w:val="center"/>
+              <w:rPr>
+                <w:b/>
+                <w:bCs/>
+                <w:color w:val="FFFFFF" w:themeColor="background1"/>
+              </w:rPr>
+            </w:pPr>
+            <w:r>
+              <w:rPr>
+                <w:b/>
+                <w:bCs/>
+                <w:color w:val="FFFFFF" w:themeColor="background1"/>
+              </w:rPr>
+              <w:t>Mô tả</w:t>
+            </w:r>
+          </w:p>
+        </w:tc>
+      </w:tr>
+      <w:tr>
+        <w:tc>
+          <w:tcPr>
+            <w:tcW w:w="3123" w:type="dxa"/>
+          </w:tcPr>
+          <w:p>
+            <w:r>
+              <w:t>student_id</w:t>
+            </w:r>
+          </w:p>
+        </w:tc>
+        <w:tc>
+          <w:tcPr>
+            <w:tcW w:w="2684" w:type="dxa"/>
+          </w:tcPr>
+          <w:p>
+            <w:r>
+              <w:t>String</w:t>
+            </w:r>
+          </w:p>
+        </w:tc>
+        <w:tc>
+          <w:tcPr>
+            <w:tcW w:w="3588" w:type="dxa"/>
+          </w:tcPr>
+          <w:p>
+            <w:r>
+              <w:t>ID của sinh viên</w:t>
+            </w:r>
+          </w:p>
+        </w:tc>
+      </w:tr>
+      <w:tr>
+        <w:tc>
+          <w:tcPr>
+            <w:tcW w:w="3123" w:type="dxa"/>
+          </w:tcPr>
+          <w:p>
+            <w:r>
+              <w:t>plate_detected</w:t>
+            </w:r>
+          </w:p>
+        </w:tc>
+        <w:tc>
+          <w:tcPr>
+            <w:tcW w:w="2684" w:type="dxa"/>
+          </w:tcPr>
+          <w:p>
+            <w:r>
+              <w:t>String</w:t>
+            </w:r>
+          </w:p>
+        </w:tc>
+        <w:tc>
+          <w:tcPr>
+            <w:tcW w:w="3588" w:type="dxa"/>
+          </w:tcPr>
+          <w:p>
+            <w:r>
+              <w:t>Biển số cảnh báo</w:t>
+            </w:r>
+            <w:r>
+              <w:t xml:space="preserve"> </w:t>
+            </w:r>
+          </w:p>
+        </w:tc>
+      </w:tr>
+      <w:tr>
+        <w:tc>
+          <w:tcPr>
+            <w:tcW w:w="3123" w:type="dxa"/>
+          </w:tcPr>
+          <w:p>
+            <w:r>
+              <w:t>time</w:t>
+            </w:r>
+          </w:p>
+        </w:tc>
+        <w:tc>
+          <w:tcPr>
+            <w:tcW w:w="2684" w:type="dxa"/>
+          </w:tcPr>
+          <w:p>
+            <w:r>
+              <w:t>Date</w:t>
+            </w:r>
+          </w:p>
+        </w:tc>
+        <w:tc>
+          <w:tcPr>
+            <w:tcW w:w="3588" w:type="dxa"/>
+          </w:tcPr>
+          <w:p>
+            <w:r>
+              <w:t>Thời điểm</w:t>
+            </w:r>
+            <w:r>
+              <w:t xml:space="preserve"> cảnh báo</w:t>
+            </w:r>
+            <w:r>
+              <w:t xml:space="preserve"> </w:t>
+            </w:r>
+          </w:p>
+        </w:tc>
+      </w:tr>
+    </w:tbl>
+    <w:p/>
+    <w:p>
+      <w:pPr>
+        <w:pStyle w:val="Heading2"/>
+      </w:pPr>
+    </w:p>
+    <w:p>
+      <w:pPr>
+        <w:pStyle w:val="Heading2"/>
+      </w:pPr>
+      <w:r>
+        <w:t>3.</w:t>
+      </w:r>
+      <w:r>
+        <w:t>3</w:t>
+      </w:r>
+      <w:r>
+        <w:t>. Xây dựng giao diện sản phẩm</w:t>
+      </w:r>
+      <w:bookmarkEnd w:id="57"/>
     </w:p>
     <w:p>
       <w:pPr>
@@ -18907,7 +20740,7 @@
           <w:sz w:val="28"/>
           <w:szCs w:val="28"/>
         </w:rPr>
-        <w:t xml:space="preserve">3.2.1 </w:t>
+        <w:t>3.</w:t>
       </w:r>
       <w:r>
         <w:rPr>
@@ -18916,19 +20749,17 @@
           <w:sz w:val="28"/>
           <w:szCs w:val="28"/>
         </w:rPr>
-        <w:t>Giao diện đăng nhập</w:t>
-      </w:r>
-    </w:p>
-    <w:p>
-      <w:pPr>
-        <w:spacing w:line="360" w:lineRule="auto"/>
+        <w:t>3</w:t>
+      </w:r>
+      <w:r>
         <w:rPr>
           <w:rFonts w:cs="Times New Roman"/>
           <w:b/>
           <w:sz w:val="28"/>
           <w:szCs w:val="28"/>
         </w:rPr>
-      </w:pPr>
+        <w:t xml:space="preserve">.1 </w:t>
+      </w:r>
       <w:r>
         <w:rPr>
           <w:rFonts w:cs="Times New Roman"/>
@@ -18936,7 +20767,7 @@
           <w:sz w:val="28"/>
           <w:szCs w:val="28"/>
         </w:rPr>
-        <w:t>….</w:t>
+        <w:t>Giao diện đăng nhập</w:t>
       </w:r>
     </w:p>
     <w:p>
@@ -18956,8 +20787,290 @@
           <w:sz w:val="28"/>
           <w:szCs w:val="28"/>
         </w:rPr>
-        <w:t>3.2.3 ….</w:t>
-      </w:r>
+        <w:t>3.</w:t>
+      </w:r>
+      <w:r>
+        <w:rPr>
+          <w:rFonts w:cs="Times New Roman"/>
+          <w:b/>
+          <w:sz w:val="28"/>
+          <w:szCs w:val="28"/>
+        </w:rPr>
+        <w:t>3</w:t>
+      </w:r>
+      <w:r>
+        <w:rPr>
+          <w:rFonts w:cs="Times New Roman"/>
+          <w:b/>
+          <w:sz w:val="28"/>
+          <w:szCs w:val="28"/>
+        </w:rPr>
+        <w:t>.</w:t>
+      </w:r>
+      <w:r>
+        <w:rPr>
+          <w:rFonts w:cs="Times New Roman"/>
+          <w:b/>
+          <w:sz w:val="28"/>
+          <w:szCs w:val="28"/>
+        </w:rPr>
+        <w:t>2</w:t>
+      </w:r>
+      <w:r>
+        <w:rPr>
+          <w:rFonts w:cs="Times New Roman"/>
+          <w:b/>
+          <w:sz w:val="28"/>
+          <w:szCs w:val="28"/>
+        </w:rPr>
+        <w:t xml:space="preserve"> </w:t>
+      </w:r>
+      <w:r>
+        <w:rPr>
+          <w:rFonts w:cs="Times New Roman"/>
+          <w:b/>
+          <w:sz w:val="28"/>
+          <w:szCs w:val="28"/>
+        </w:rPr>
+        <w:t>Giao diện đăng ký</w:t>
+      </w:r>
+    </w:p>
+    <w:p>
+      <w:pPr>
+        <w:spacing w:line="360" w:lineRule="auto"/>
+        <w:rPr>
+          <w:rFonts w:cs="Times New Roman"/>
+          <w:b/>
+          <w:sz w:val="28"/>
+          <w:szCs w:val="28"/>
+        </w:rPr>
+      </w:pPr>
+      <w:r>
+        <w:rPr>
+          <w:rFonts w:cs="Times New Roman"/>
+          <w:b/>
+          <w:sz w:val="28"/>
+          <w:szCs w:val="28"/>
+        </w:rPr>
+        <w:t>3.</w:t>
+      </w:r>
+      <w:r>
+        <w:rPr>
+          <w:rFonts w:cs="Times New Roman"/>
+          <w:b/>
+          <w:sz w:val="28"/>
+          <w:szCs w:val="28"/>
+        </w:rPr>
+        <w:t>3</w:t>
+      </w:r>
+      <w:r>
+        <w:rPr>
+          <w:rFonts w:cs="Times New Roman"/>
+          <w:b/>
+          <w:sz w:val="28"/>
+          <w:szCs w:val="28"/>
+        </w:rPr>
+        <w:t>.</w:t>
+      </w:r>
+      <w:r>
+        <w:rPr>
+          <w:rFonts w:cs="Times New Roman"/>
+          <w:b/>
+          <w:sz w:val="28"/>
+          <w:szCs w:val="28"/>
+        </w:rPr>
+        <w:t>3</w:t>
+      </w:r>
+      <w:r>
+        <w:rPr>
+          <w:rFonts w:cs="Times New Roman"/>
+          <w:b/>
+          <w:sz w:val="28"/>
+          <w:szCs w:val="28"/>
+        </w:rPr>
+        <w:t xml:space="preserve"> </w:t>
+      </w:r>
+      <w:r>
+        <w:rPr>
+          <w:rFonts w:cs="Times New Roman"/>
+          <w:b/>
+          <w:sz w:val="28"/>
+          <w:szCs w:val="28"/>
+        </w:rPr>
+        <w:t xml:space="preserve">Giao diện trang chủ </w:t>
+      </w:r>
+      <w:r>
+        <w:rPr>
+          <w:rFonts w:cs="Times New Roman"/>
+          <w:b/>
+          <w:sz w:val="28"/>
+          <w:szCs w:val="28"/>
+        </w:rPr>
+        <w:t>user</w:t>
+      </w:r>
+    </w:p>
+    <w:p>
+      <w:pPr>
+        <w:spacing w:line="360" w:lineRule="auto"/>
+        <w:rPr>
+          <w:rFonts w:cs="Times New Roman"/>
+          <w:b/>
+          <w:sz w:val="28"/>
+          <w:szCs w:val="28"/>
+        </w:rPr>
+      </w:pPr>
+      <w:r>
+        <w:rPr>
+          <w:rFonts w:cs="Times New Roman"/>
+          <w:b/>
+          <w:sz w:val="28"/>
+          <w:szCs w:val="28"/>
+        </w:rPr>
+        <w:t>3.</w:t>
+      </w:r>
+      <w:r>
+        <w:rPr>
+          <w:rFonts w:cs="Times New Roman"/>
+          <w:b/>
+          <w:sz w:val="28"/>
+          <w:szCs w:val="28"/>
+        </w:rPr>
+        <w:t>3</w:t>
+      </w:r>
+      <w:r>
+        <w:rPr>
+          <w:rFonts w:cs="Times New Roman"/>
+          <w:b/>
+          <w:sz w:val="28"/>
+          <w:szCs w:val="28"/>
+        </w:rPr>
+        <w:t>.</w:t>
+      </w:r>
+      <w:r>
+        <w:rPr>
+          <w:rFonts w:cs="Times New Roman"/>
+          <w:b/>
+          <w:sz w:val="28"/>
+          <w:szCs w:val="28"/>
+        </w:rPr>
+        <w:t>4</w:t>
+      </w:r>
+      <w:r>
+        <w:rPr>
+          <w:rFonts w:cs="Times New Roman"/>
+          <w:b/>
+          <w:sz w:val="28"/>
+          <w:szCs w:val="28"/>
+        </w:rPr>
+        <w:t xml:space="preserve"> </w:t>
+      </w:r>
+      <w:r>
+        <w:rPr>
+          <w:rFonts w:cs="Times New Roman"/>
+          <w:b/>
+          <w:sz w:val="28"/>
+          <w:szCs w:val="28"/>
+        </w:rPr>
+        <w:t xml:space="preserve">Nạp tiền </w:t>
+      </w:r>
+    </w:p>
+    <w:p>
+      <w:pPr>
+        <w:spacing w:line="360" w:lineRule="auto"/>
+        <w:rPr>
+          <w:rFonts w:cs="Times New Roman"/>
+          <w:b/>
+          <w:sz w:val="28"/>
+          <w:szCs w:val="28"/>
+        </w:rPr>
+      </w:pPr>
+      <w:r>
+        <w:rPr>
+          <w:rFonts w:cs="Times New Roman"/>
+          <w:b/>
+          <w:sz w:val="28"/>
+          <w:szCs w:val="28"/>
+        </w:rPr>
+        <w:t>3.</w:t>
+      </w:r>
+      <w:r>
+        <w:rPr>
+          <w:rFonts w:cs="Times New Roman"/>
+          <w:b/>
+          <w:sz w:val="28"/>
+          <w:szCs w:val="28"/>
+        </w:rPr>
+        <w:t>3</w:t>
+      </w:r>
+      <w:r>
+        <w:rPr>
+          <w:rFonts w:cs="Times New Roman"/>
+          <w:b/>
+          <w:sz w:val="28"/>
+          <w:szCs w:val="28"/>
+        </w:rPr>
+        <w:t>.</w:t>
+      </w:r>
+      <w:r>
+        <w:rPr>
+          <w:rFonts w:cs="Times New Roman"/>
+          <w:b/>
+          <w:sz w:val="28"/>
+          <w:szCs w:val="28"/>
+        </w:rPr>
+        <w:t>5</w:t>
+      </w:r>
+      <w:r>
+        <w:rPr>
+          <w:rFonts w:cs="Times New Roman"/>
+          <w:b/>
+          <w:sz w:val="28"/>
+          <w:szCs w:val="28"/>
+        </w:rPr>
+        <w:t xml:space="preserve"> </w:t>
+      </w:r>
+      <w:r>
+        <w:rPr>
+          <w:rFonts w:cs="Times New Roman"/>
+          <w:b/>
+          <w:sz w:val="28"/>
+          <w:szCs w:val="28"/>
+        </w:rPr>
+        <w:t xml:space="preserve">Giao diện Admin </w:t>
+      </w:r>
+    </w:p>
+    <w:p>
+      <w:pPr>
+        <w:spacing w:line="360" w:lineRule="auto"/>
+        <w:rPr>
+          <w:rFonts w:cs="Times New Roman"/>
+          <w:b/>
+          <w:sz w:val="28"/>
+          <w:szCs w:val="28"/>
+        </w:rPr>
+      </w:pPr>
+    </w:p>
+    <w:p>
+      <w:pPr>
+        <w:spacing w:line="360" w:lineRule="auto"/>
+        <w:rPr>
+          <w:rFonts w:cs="Times New Roman"/>
+          <w:b/>
+          <w:sz w:val="28"/>
+          <w:szCs w:val="28"/>
+        </w:rPr>
+      </w:pPr>
+    </w:p>
+    <w:p>
+      <w:pPr>
+        <w:spacing w:line="360" w:lineRule="auto"/>
+        <w:rPr>
+          <w:rFonts w:cs="Times New Roman"/>
+          <w:b/>
+          <w:sz w:val="28"/>
+          <w:szCs w:val="28"/>
+        </w:rPr>
+      </w:pPr>
     </w:p>
     <w:p>
       <w:pPr>
@@ -19241,7 +21354,7 @@
         </w:rPr>
         <w:t xml:space="preserve">[1] Ultralytics, "YOLOv8 Docs," 2023. [Online]. Available: </w:t>
       </w:r>
-      <w:hyperlink r:id="rId41" w:tgtFrame="_blank" w:history="1">
+      <w:hyperlink r:id="rId42" w:tgtFrame="_blank" w:history="1">
         <w:r>
           <w:rPr>
             <w:rStyle w:val="Hyperlink"/>
@@ -19278,7 +21391,7 @@
         </w:rPr>
         <w:t xml:space="preserve">[2] Jaided AI, "EasyOCR: Ready-to-use OCR with 80+ supported languages and all popular writing scripts including Latin, Chinese, Arabic, Devanagari, Cyrillic and etc.," 2020. [Online]. Available: </w:t>
       </w:r>
-      <w:hyperlink r:id="rId42" w:tgtFrame="_blank" w:history="1">
+      <w:hyperlink r:id="rId43" w:tgtFrame="_blank" w:history="1">
         <w:r>
           <w:rPr>
             <w:rStyle w:val="Hyperlink"/>
@@ -19315,7 +21428,7 @@
         </w:rPr>
         <w:t xml:space="preserve">[3] Streamlit Inc., "Streamlit Documentation: The fastest way to build and share data apps," 2024. [Online]. Available: </w:t>
       </w:r>
-      <w:hyperlink r:id="rId43" w:tgtFrame="_blank" w:history="1">
+      <w:hyperlink r:id="rId44" w:tgtFrame="_blank" w:history="1">
         <w:r>
           <w:rPr>
             <w:rStyle w:val="Hyperlink"/>
@@ -19424,7 +21537,7 @@
         </w:rPr>
         <w:t xml:space="preserve">[6] G. Jocher, A. Chaurasia, and J. Qiu, "YOLO by Ultralytics," 2023. [Online]. Available: </w:t>
       </w:r>
-      <w:hyperlink r:id="rId44" w:tgtFrame="_blank" w:history="1">
+      <w:hyperlink r:id="rId45" w:tgtFrame="_blank" w:history="1">
         <w:r>
           <w:rPr>
             <w:rStyle w:val="Hyperlink"/>
@@ -19461,7 +21574,7 @@
         </w:rPr>
         <w:t xml:space="preserve">[7] MongoDB Inc., "MongoDB Documentation: The document database for modern applications," 2024. [Online]. Available: </w:t>
       </w:r>
-      <w:hyperlink r:id="rId45" w:tgtFrame="_blank" w:history="1">
+      <w:hyperlink r:id="rId46" w:tgtFrame="_blank" w:history="1">
         <w:r>
           <w:rPr>
             <w:rStyle w:val="Hyperlink"/>
@@ -19498,7 +21611,7 @@
         </w:rPr>
         <w:t xml:space="preserve">[8] PayOS by Cassso, "PayOS API Documentation: Cổng thanh toán trực tuyến dành cho doanh nghiệp Việt Nam," 2024. [Online]. Available: </w:t>
       </w:r>
-      <w:hyperlink r:id="rId46" w:tgtFrame="_blank" w:history="1">
+      <w:hyperlink r:id="rId47" w:tgtFrame="_blank" w:history="1">
         <w:r>
           <w:rPr>
             <w:rStyle w:val="Hyperlink"/>
@@ -19564,7 +21677,7 @@
           <w:szCs w:val="28"/>
         </w:rPr>
       </w:pPr>
-      <w:hyperlink r:id="rId47" w:history="1">
+      <w:hyperlink r:id="rId48" w:history="1">
         <w:r>
           <w:rPr>
             <w:rStyle w:val="Hyperlink"/>
@@ -19574,10 +21687,10 @@
       </w:hyperlink>
     </w:p>
     <w:sectPr>
-      <w:footerReference w:type="default" r:id="rId48"/>
+      <w:footerReference w:type="default" r:id="rId49"/>
       <w:pgSz w:w="12240" w:h="15840"/>
       <w:pgMar w:top="1134" w:right="1134" w:bottom="1134" w:left="1701" w:header="709" w:footer="709" w:gutter="0"/>
-      <w:pgNumType w:start="1"/>
+      <w:pgNumType w:start="2"/>
       <w:cols w:space="708"/>
       <w:docGrid w:linePitch="360"/>
     </w:sectPr>
@@ -19614,7 +21727,60 @@
 <w:ftr xmlns:wpc="http://schemas.microsoft.com/office/word/2010/wordprocessingCanvas" xmlns:cx="http://schemas.microsoft.com/office/drawing/2014/chartex" xmlns:cx1="http://schemas.microsoft.com/office/drawing/2015/9/8/chartex" xmlns:cx2="http://schemas.microsoft.com/office/drawing/2015/10/21/chartex" xmlns:cx3="http://schemas.microsoft.com/office/drawing/2016/5/9/chartex" xmlns:cx4="http://schemas.microsoft.com/office/drawing/2016/5/10/chartex" xmlns:cx5="http://schemas.microsoft.com/office/drawing/2016/5/11/chartex" xmlns:cx6="http://schemas.microsoft.com/office/drawing/2016/5/12/chartex" xmlns:cx7="http://schemas.microsoft.com/office/drawing/2016/5/13/chartex" xmlns:cx8="http://schemas.microsoft.com/office/drawing/2016/5/14/chartex" xmlns:mc="http://schemas.openxmlformats.org/markup-compatibility/2006" xmlns:aink="http://schemas.microsoft.com/office/drawing/2016/ink" xmlns:am3d="http://schemas.microsoft.com/office/drawing/2017/model3d" xmlns:o="urn:schemas-microsoft-com:office:office" xmlns:r="http://schemas.openxmlformats.org/officeDocument/2006/relationships" xmlns:m="http://schemas.openxmlformats.org/officeDocument/2006/math" xmlns:v="urn:schemas-microsoft-com:vml" xmlns:wp14="http://schemas.microsoft.com/office/word/2010/wordprocessingDrawing" xmlns:wp="http://schemas.openxmlformats.org/drawingml/2006/wordprocessingDrawing" xmlns:w10="urn:schemas-microsoft-com:office:word" xmlns:w="http://schemas.openxmlformats.org/wordprocessingml/2006/main" xmlns:w14="http://schemas.microsoft.com/office/word/2010/wordml" xmlns:w15="http://schemas.microsoft.com/office/word/2012/wordml" xmlns:w16cex="http://schemas.microsoft.com/office/word/2018/wordml/cex" xmlns:w16cid="http://schemas.microsoft.com/office/word/2016/wordml/cid" xmlns:w16="http://schemas.microsoft.com/office/word/2018/wordml" xmlns:w16sdtdh="http://schemas.microsoft.com/office/word/2020/wordml/sdtdatahash" xmlns:w16se="http://schemas.microsoft.com/office/word/2015/wordml/symex" xmlns:wpg="http://schemas.microsoft.com/office/word/2010/wordprocessingGroup" xmlns:wpi="http://schemas.microsoft.com/office/word/2010/wordprocessingInk" xmlns:wne="http://schemas.microsoft.com/office/word/2006/wordml" xmlns:wps="http://schemas.microsoft.com/office/word/2010/wordprocessingShape" mc:Ignorable="w14 w15 w16se w16cid w16 w16cex w16sdtdh wp14">
   <w:sdt>
     <w:sdtPr>
-      <w:id w:val="1742907731"/>
+      <w:id w:val="363948701"/>
+      <w:docPartObj>
+        <w:docPartGallery w:val="Page Numbers (Bottom of Page)"/>
+        <w:docPartUnique/>
+      </w:docPartObj>
+    </w:sdtPr>
+    <w:sdtEndPr>
+      <w:rPr>
+        <w:noProof/>
+      </w:rPr>
+    </w:sdtEndPr>
+    <w:sdtContent>
+      <w:p>
+        <w:pPr>
+          <w:pStyle w:val="Footer"/>
+          <w:jc w:val="center"/>
+        </w:pPr>
+        <w:r>
+          <w:fldChar w:fldCharType="begin"/>
+        </w:r>
+        <w:r>
+          <w:instrText xml:space="preserve"> PAGE   \* MERGEFORMAT </w:instrText>
+        </w:r>
+        <w:r>
+          <w:fldChar w:fldCharType="separate"/>
+        </w:r>
+        <w:r>
+          <w:rPr>
+            <w:noProof/>
+          </w:rPr>
+          <w:t>2</w:t>
+        </w:r>
+        <w:r>
+          <w:rPr>
+            <w:noProof/>
+          </w:rPr>
+          <w:fldChar w:fldCharType="end"/>
+        </w:r>
+      </w:p>
+    </w:sdtContent>
+  </w:sdt>
+  <w:p>
+    <w:pPr>
+      <w:pStyle w:val="Footer"/>
+    </w:pPr>
+  </w:p>
+</w:ftr>
+</file>
+
+<file path=word/footer2.xml><?xml version="1.0" encoding="utf-8"?>
+<w:ftr xmlns:wpc="http://schemas.microsoft.com/office/word/2010/wordprocessingCanvas" xmlns:cx="http://schemas.microsoft.com/office/drawing/2014/chartex" xmlns:cx1="http://schemas.microsoft.com/office/drawing/2015/9/8/chartex" xmlns:cx2="http://schemas.microsoft.com/office/drawing/2015/10/21/chartex" xmlns:cx3="http://schemas.microsoft.com/office/drawing/2016/5/9/chartex" xmlns:cx4="http://schemas.microsoft.com/office/drawing/2016/5/10/chartex" xmlns:cx5="http://schemas.microsoft.com/office/drawing/2016/5/11/chartex" xmlns:cx6="http://schemas.microsoft.com/office/drawing/2016/5/12/chartex" xmlns:cx7="http://schemas.microsoft.com/office/drawing/2016/5/13/chartex" xmlns:cx8="http://schemas.microsoft.com/office/drawing/2016/5/14/chartex" xmlns:mc="http://schemas.openxmlformats.org/markup-compatibility/2006" xmlns:aink="http://schemas.microsoft.com/office/drawing/2016/ink" xmlns:am3d="http://schemas.microsoft.com/office/drawing/2017/model3d" xmlns:o="urn:schemas-microsoft-com:office:office" xmlns:r="http://schemas.openxmlformats.org/officeDocument/2006/relationships" xmlns:m="http://schemas.openxmlformats.org/officeDocument/2006/math" xmlns:v="urn:schemas-microsoft-com:vml" xmlns:wp14="http://schemas.microsoft.com/office/word/2010/wordprocessingDrawing" xmlns:wp="http://schemas.openxmlformats.org/drawingml/2006/wordprocessingDrawing" xmlns:w10="urn:schemas-microsoft-com:office:word" xmlns:w="http://schemas.openxmlformats.org/wordprocessingml/2006/main" xmlns:w14="http://schemas.microsoft.com/office/word/2010/wordml" xmlns:w15="http://schemas.microsoft.com/office/word/2012/wordml" xmlns:w16cex="http://schemas.microsoft.com/office/word/2018/wordml/cex" xmlns:w16cid="http://schemas.microsoft.com/office/word/2016/wordml/cid" xmlns:w16="http://schemas.microsoft.com/office/word/2018/wordml" xmlns:w16sdtdh="http://schemas.microsoft.com/office/word/2020/wordml/sdtdatahash" xmlns:w16se="http://schemas.microsoft.com/office/word/2015/wordml/symex" xmlns:wpg="http://schemas.microsoft.com/office/word/2010/wordprocessingGroup" xmlns:wpi="http://schemas.microsoft.com/office/word/2010/wordprocessingInk" xmlns:wne="http://schemas.microsoft.com/office/word/2006/wordml" xmlns:wps="http://schemas.microsoft.com/office/word/2010/wordprocessingShape" mc:Ignorable="w14 w15 w16se w16cid w16 w16cex w16sdtdh wp14">
+  <w:sdt>
+    <w:sdtPr>
+      <w:id w:val="677856541"/>
       <w:docPartObj>
         <w:docPartGallery w:val="Page Numbers (Bottom of Page)"/>
         <w:docPartUnique/>

--- a/baocao/BáocáoN68.docx
+++ b/baocao/BáocáoN68.docx
@@ -20703,6 +20703,16 @@
       </w:tr>
     </w:tbl>
     <w:p/>
+    <w:p/>
+    <w:p/>
+    <w:p/>
+    <w:p/>
+    <w:p/>
+    <w:p/>
+    <w:p/>
+    <w:p/>
+    <w:p/>
+    <w:p/>
     <w:p>
       <w:pPr>
         <w:pStyle w:val="Heading2"/>
@@ -20723,6 +20733,7 @@
       </w:r>
       <w:bookmarkEnd w:id="57"/>
     </w:p>
+    <w:p/>
     <w:p>
       <w:pPr>
         <w:spacing w:line="360" w:lineRule="auto"/>
@@ -20782,13 +20793,105 @@
       </w:pPr>
       <w:r>
         <w:rPr>
+          <w:noProof/>
+        </w:rPr>
+        <w:drawing>
+          <wp:inline distT="0" distB="0" distL="0" distR="0" wp14:anchorId="6E2EE0DB" wp14:editId="0DF41C57">
+            <wp:extent cx="5972175" cy="2853690"/>
+            <wp:effectExtent l="0" t="0" r="9525" b="3810"/>
+            <wp:docPr id="23" name="Picture 23"/>
+            <wp:cNvGraphicFramePr>
+              <a:graphicFrameLocks xmlns:a="http://schemas.openxmlformats.org/drawingml/2006/main" noChangeAspect="1"/>
+            </wp:cNvGraphicFramePr>
+            <a:graphic xmlns:a="http://schemas.openxmlformats.org/drawingml/2006/main">
+              <a:graphicData uri="http://schemas.openxmlformats.org/drawingml/2006/picture">
+                <pic:pic xmlns:pic="http://schemas.openxmlformats.org/drawingml/2006/picture">
+                  <pic:nvPicPr>
+                    <pic:cNvPr id="1" name=""/>
+                    <pic:cNvPicPr/>
+                  </pic:nvPicPr>
+                  <pic:blipFill>
+                    <a:blip r:embed="rId42"/>
+                    <a:stretch>
+                      <a:fillRect/>
+                    </a:stretch>
+                  </pic:blipFill>
+                  <pic:spPr>
+                    <a:xfrm>
+                      <a:off x="0" y="0"/>
+                      <a:ext cx="5972175" cy="2853690"/>
+                    </a:xfrm>
+                    <a:prstGeom prst="rect">
+                      <a:avLst/>
+                    </a:prstGeom>
+                  </pic:spPr>
+                </pic:pic>
+              </a:graphicData>
+            </a:graphic>
+          </wp:inline>
+        </w:drawing>
+      </w:r>
+    </w:p>
+    <w:p>
+      <w:pPr>
+        <w:pStyle w:val="h"/>
+      </w:pPr>
+      <w:r>
+        <w:t>Hình 3.</w:t>
+      </w:r>
+      <w:r>
+        <w:t>23</w:t>
+      </w:r>
+      <w:r>
+        <w:t xml:space="preserve">: </w:t>
+      </w:r>
+      <w:r>
+        <w:t xml:space="preserve">Giao diện </w:t>
+      </w:r>
+      <w:r>
+        <w:t>trang đăng nhập</w:t>
+      </w:r>
+    </w:p>
+    <w:p>
+      <w:r>
+        <w:t>*</w:t>
+      </w:r>
+      <w:r>
+        <w:t xml:space="preserve">User </w:t>
+      </w:r>
+      <w:r>
+        <w:t xml:space="preserve">dùng tài khoản </w:t>
+      </w:r>
+      <w:r>
+        <w:t xml:space="preserve">và mật khẩu </w:t>
+      </w:r>
+      <w:r>
+        <w:t>đã đăng ký trước đó để đăng nhập</w:t>
+      </w:r>
+      <w:r>
+        <w:t>. Hệ thống sẽ kiểm tra form mà User nhập khi họ summit trên database</w:t>
+      </w:r>
+    </w:p>
+    <w:p/>
+    <w:p/>
+    <w:p/>
+    <w:p/>
+    <w:p/>
+    <w:p/>
+    <w:p/>
+    <w:p/>
+    <w:p/>
+    <w:p/>
+    <w:p>
+      <w:pPr>
+        <w:spacing w:line="360" w:lineRule="auto"/>
+        <w:rPr>
           <w:rFonts w:cs="Times New Roman"/>
           <w:b/>
           <w:sz w:val="28"/>
           <w:szCs w:val="28"/>
         </w:rPr>
-        <w:t>3.</w:t>
-      </w:r>
+      </w:pPr>
       <w:r>
         <w:rPr>
           <w:rFonts w:cs="Times New Roman"/>
@@ -20796,7 +20899,8 @@
           <w:sz w:val="28"/>
           <w:szCs w:val="28"/>
         </w:rPr>
-        <w:t>3</w:t>
+        <w:lastRenderedPageBreak/>
+        <w:t>3.</w:t>
       </w:r>
       <w:r>
         <w:rPr>
@@ -20805,7 +20909,7 @@
           <w:sz w:val="28"/>
           <w:szCs w:val="28"/>
         </w:rPr>
-        <w:t>.</w:t>
+        <w:t>3</w:t>
       </w:r>
       <w:r>
         <w:rPr>
@@ -20814,7 +20918,7 @@
           <w:sz w:val="28"/>
           <w:szCs w:val="28"/>
         </w:rPr>
-        <w:t>2</w:t>
+        <w:t>.</w:t>
       </w:r>
       <w:r>
         <w:rPr>
@@ -20823,7 +20927,7 @@
           <w:sz w:val="28"/>
           <w:szCs w:val="28"/>
         </w:rPr>
-        <w:t xml:space="preserve"> </w:t>
+        <w:t>2</w:t>
       </w:r>
       <w:r>
         <w:rPr>
@@ -20832,28 +20936,97 @@
           <w:sz w:val="28"/>
           <w:szCs w:val="28"/>
         </w:rPr>
-        <w:t>Giao diện đăng ký</w:t>
-      </w:r>
-    </w:p>
-    <w:p>
-      <w:pPr>
-        <w:spacing w:line="360" w:lineRule="auto"/>
+        <w:t xml:space="preserve"> </w:t>
+      </w:r>
+      <w:r>
         <w:rPr>
           <w:rFonts w:cs="Times New Roman"/>
           <w:b/>
           <w:sz w:val="28"/>
           <w:szCs w:val="28"/>
         </w:rPr>
-      </w:pPr>
-      <w:r>
+        <w:t>Giao diện đăng ký</w:t>
+      </w:r>
+    </w:p>
+    <w:p>
+      <w:pPr>
+        <w:spacing w:line="360" w:lineRule="auto"/>
+        <w:jc w:val="center"/>
         <w:rPr>
           <w:rFonts w:cs="Times New Roman"/>
           <w:b/>
           <w:sz w:val="28"/>
           <w:szCs w:val="28"/>
         </w:rPr>
-        <w:t>3.</w:t>
-      </w:r>
+      </w:pPr>
+      <w:r>
+        <w:rPr>
+          <w:noProof/>
+        </w:rPr>
+        <w:drawing>
+          <wp:inline distT="0" distB="0" distL="0" distR="0" wp14:anchorId="12D39B1E" wp14:editId="78D2C9C8">
+            <wp:extent cx="5386549" cy="4746807"/>
+            <wp:effectExtent l="0" t="0" r="5080" b="0"/>
+            <wp:docPr id="29" name="Picture 29"/>
+            <wp:cNvGraphicFramePr>
+              <a:graphicFrameLocks xmlns:a="http://schemas.openxmlformats.org/drawingml/2006/main" noChangeAspect="1"/>
+            </wp:cNvGraphicFramePr>
+            <a:graphic xmlns:a="http://schemas.openxmlformats.org/drawingml/2006/main">
+              <a:graphicData uri="http://schemas.openxmlformats.org/drawingml/2006/picture">
+                <pic:pic xmlns:pic="http://schemas.openxmlformats.org/drawingml/2006/picture">
+                  <pic:nvPicPr>
+                    <pic:cNvPr id="1" name=""/>
+                    <pic:cNvPicPr/>
+                  </pic:nvPicPr>
+                  <pic:blipFill>
+                    <a:blip r:embed="rId43"/>
+                    <a:stretch>
+                      <a:fillRect/>
+                    </a:stretch>
+                  </pic:blipFill>
+                  <pic:spPr>
+                    <a:xfrm>
+                      <a:off x="0" y="0"/>
+                      <a:ext cx="5389945" cy="4749800"/>
+                    </a:xfrm>
+                    <a:prstGeom prst="rect">
+                      <a:avLst/>
+                    </a:prstGeom>
+                  </pic:spPr>
+                </pic:pic>
+              </a:graphicData>
+            </a:graphic>
+          </wp:inline>
+        </w:drawing>
+      </w:r>
+    </w:p>
+    <w:p>
+      <w:pPr>
+        <w:pStyle w:val="h"/>
+      </w:pPr>
+      <w:r>
+        <w:t>Hình 3.2</w:t>
+      </w:r>
+      <w:r>
+        <w:t>4</w:t>
+      </w:r>
+      <w:r>
+        <w:t xml:space="preserve">: Giao diện trang đăng </w:t>
+      </w:r>
+      <w:r>
+        <w:t>ký</w:t>
+      </w:r>
+    </w:p>
+    <w:p>
+      <w:pPr>
+        <w:spacing w:line="360" w:lineRule="auto"/>
+        <w:rPr>
+          <w:rFonts w:cs="Times New Roman"/>
+          <w:bCs/>
+          <w:sz w:val="28"/>
+          <w:szCs w:val="28"/>
+        </w:rPr>
+      </w:pPr>
       <w:r>
         <w:rPr>
           <w:rFonts w:cs="Times New Roman"/>
@@ -20861,17 +21034,103 @@
           <w:sz w:val="28"/>
           <w:szCs w:val="28"/>
         </w:rPr>
-        <w:t>3</w:t>
-      </w:r>
-      <w:r>
+        <w:t>*</w:t>
+      </w:r>
+      <w:r>
+        <w:rPr>
+          <w:rFonts w:cs="Times New Roman"/>
+          <w:bCs/>
+          <w:sz w:val="28"/>
+          <w:szCs w:val="28"/>
+        </w:rPr>
+        <w:t xml:space="preserve">Người dùng nhập </w:t>
+      </w:r>
+      <w:r>
+        <w:rPr>
+          <w:rFonts w:cs="Times New Roman"/>
+          <w:bCs/>
+          <w:sz w:val="28"/>
+          <w:szCs w:val="28"/>
+        </w:rPr>
+        <w:t>thông tin đăng ký gồm tên tài khoản, mật khẩu, email</w:t>
+      </w:r>
+    </w:p>
+    <w:p>
+      <w:pPr>
+        <w:spacing w:line="360" w:lineRule="auto"/>
+        <w:rPr>
+          <w:rFonts w:cs="Times New Roman"/>
+          <w:bCs/>
+          <w:sz w:val="28"/>
+          <w:szCs w:val="28"/>
+        </w:rPr>
+      </w:pPr>
+    </w:p>
+    <w:p>
+      <w:pPr>
+        <w:spacing w:line="360" w:lineRule="auto"/>
+        <w:rPr>
+          <w:rFonts w:cs="Times New Roman"/>
+          <w:bCs/>
+          <w:sz w:val="28"/>
+          <w:szCs w:val="28"/>
+        </w:rPr>
+      </w:pPr>
+    </w:p>
+    <w:p>
+      <w:pPr>
+        <w:spacing w:line="360" w:lineRule="auto"/>
+        <w:rPr>
+          <w:rFonts w:cs="Times New Roman"/>
+          <w:bCs/>
+          <w:sz w:val="28"/>
+          <w:szCs w:val="28"/>
+        </w:rPr>
+      </w:pPr>
+    </w:p>
+    <w:p>
+      <w:pPr>
+        <w:spacing w:line="360" w:lineRule="auto"/>
+        <w:rPr>
+          <w:rFonts w:cs="Times New Roman"/>
+          <w:bCs/>
+          <w:sz w:val="28"/>
+          <w:szCs w:val="28"/>
+        </w:rPr>
+      </w:pPr>
+    </w:p>
+    <w:p>
+      <w:pPr>
+        <w:spacing w:line="360" w:lineRule="auto"/>
+        <w:rPr>
+          <w:rFonts w:cs="Times New Roman"/>
+          <w:bCs/>
+          <w:sz w:val="28"/>
+          <w:szCs w:val="28"/>
+        </w:rPr>
+      </w:pPr>
+    </w:p>
+    <w:p>
+      <w:pPr>
+        <w:spacing w:line="360" w:lineRule="auto"/>
+        <w:rPr>
+          <w:rFonts w:cs="Times New Roman"/>
+          <w:bCs/>
+          <w:sz w:val="28"/>
+          <w:szCs w:val="28"/>
+        </w:rPr>
+      </w:pPr>
+    </w:p>
+    <w:p>
+      <w:pPr>
+        <w:spacing w:line="360" w:lineRule="auto"/>
         <w:rPr>
           <w:rFonts w:cs="Times New Roman"/>
           <w:b/>
           <w:sz w:val="28"/>
           <w:szCs w:val="28"/>
         </w:rPr>
-        <w:t>.</w:t>
-      </w:r>
+      </w:pPr>
       <w:r>
         <w:rPr>
           <w:rFonts w:cs="Times New Roman"/>
@@ -20879,7 +21138,8 @@
           <w:sz w:val="28"/>
           <w:szCs w:val="28"/>
         </w:rPr>
-        <w:t>3</w:t>
+        <w:lastRenderedPageBreak/>
+        <w:t>3.</w:t>
       </w:r>
       <w:r>
         <w:rPr>
@@ -20888,7 +21148,7 @@
           <w:sz w:val="28"/>
           <w:szCs w:val="28"/>
         </w:rPr>
-        <w:t xml:space="preserve"> </w:t>
+        <w:t>3</w:t>
       </w:r>
       <w:r>
         <w:rPr>
@@ -20897,7 +21157,7 @@
           <w:sz w:val="28"/>
           <w:szCs w:val="28"/>
         </w:rPr>
-        <w:t xml:space="preserve">Giao diện trang chủ </w:t>
+        <w:t>.</w:t>
       </w:r>
       <w:r>
         <w:rPr>
@@ -20906,19 +21166,17 @@
           <w:sz w:val="28"/>
           <w:szCs w:val="28"/>
         </w:rPr>
-        <w:t>user</w:t>
-      </w:r>
-    </w:p>
-    <w:p>
-      <w:pPr>
-        <w:spacing w:line="360" w:lineRule="auto"/>
+        <w:t>3</w:t>
+      </w:r>
+      <w:r>
         <w:rPr>
           <w:rFonts w:cs="Times New Roman"/>
           <w:b/>
           <w:sz w:val="28"/>
           <w:szCs w:val="28"/>
         </w:rPr>
-      </w:pPr>
+        <w:t xml:space="preserve"> </w:t>
+      </w:r>
       <w:r>
         <w:rPr>
           <w:rFonts w:cs="Times New Roman"/>
@@ -20926,7 +21184,7 @@
           <w:sz w:val="28"/>
           <w:szCs w:val="28"/>
         </w:rPr>
-        <w:t>3.</w:t>
+        <w:t xml:space="preserve">Giao diện trang chủ </w:t>
       </w:r>
       <w:r>
         <w:rPr>
@@ -20935,35 +21193,109 @@
           <w:sz w:val="28"/>
           <w:szCs w:val="28"/>
         </w:rPr>
-        <w:t>3</w:t>
-      </w:r>
-      <w:r>
+        <w:t>user</w:t>
+      </w:r>
+    </w:p>
+    <w:p>
+      <w:pPr>
+        <w:spacing w:line="360" w:lineRule="auto"/>
         <w:rPr>
           <w:rFonts w:cs="Times New Roman"/>
           <w:b/>
           <w:sz w:val="28"/>
           <w:szCs w:val="28"/>
         </w:rPr>
-        <w:t>.</w:t>
-      </w:r>
-      <w:r>
+      </w:pPr>
+      <w:r>
+        <w:rPr>
+          <w:noProof/>
+        </w:rPr>
+        <w:drawing>
+          <wp:inline distT="0" distB="0" distL="0" distR="0" wp14:anchorId="0766891F" wp14:editId="5F0C9CBD">
+            <wp:extent cx="5972175" cy="2846705"/>
+            <wp:effectExtent l="0" t="0" r="9525" b="0"/>
+            <wp:docPr id="30" name="Picture 30"/>
+            <wp:cNvGraphicFramePr>
+              <a:graphicFrameLocks xmlns:a="http://schemas.openxmlformats.org/drawingml/2006/main" noChangeAspect="1"/>
+            </wp:cNvGraphicFramePr>
+            <a:graphic xmlns:a="http://schemas.openxmlformats.org/drawingml/2006/main">
+              <a:graphicData uri="http://schemas.openxmlformats.org/drawingml/2006/picture">
+                <pic:pic xmlns:pic="http://schemas.openxmlformats.org/drawingml/2006/picture">
+                  <pic:nvPicPr>
+                    <pic:cNvPr id="1" name=""/>
+                    <pic:cNvPicPr/>
+                  </pic:nvPicPr>
+                  <pic:blipFill>
+                    <a:blip r:embed="rId44"/>
+                    <a:stretch>
+                      <a:fillRect/>
+                    </a:stretch>
+                  </pic:blipFill>
+                  <pic:spPr>
+                    <a:xfrm>
+                      <a:off x="0" y="0"/>
+                      <a:ext cx="5972175" cy="2846705"/>
+                    </a:xfrm>
+                    <a:prstGeom prst="rect">
+                      <a:avLst/>
+                    </a:prstGeom>
+                  </pic:spPr>
+                </pic:pic>
+              </a:graphicData>
+            </a:graphic>
+          </wp:inline>
+        </w:drawing>
+      </w:r>
+    </w:p>
+    <w:p>
+      <w:pPr>
+        <w:pStyle w:val="h"/>
+      </w:pPr>
+      <w:r>
+        <w:t>Hình 3.2</w:t>
+      </w:r>
+      <w:r>
+        <w:t>5</w:t>
+      </w:r>
+      <w:r>
+        <w:t xml:space="preserve">: Giao diện trang </w:t>
+      </w:r>
+      <w:r>
+        <w:t>chủ User</w:t>
+      </w:r>
+    </w:p>
+    <w:p>
+      <w:r>
+        <w:t xml:space="preserve">*Các thông tin từ collection User sẽ được hiển thị tại đây cho người dùng nắm </w:t>
+      </w:r>
+      <w:r>
+        <w:t>bắt</w:t>
+      </w:r>
+      <w:r>
+        <w:tab/>
+      </w:r>
+    </w:p>
+    <w:p>
+      <w:pPr>
+        <w:spacing w:line="360" w:lineRule="auto"/>
         <w:rPr>
           <w:rFonts w:cs="Times New Roman"/>
           <w:b/>
           <w:sz w:val="28"/>
           <w:szCs w:val="28"/>
         </w:rPr>
-        <w:t>4</w:t>
-      </w:r>
-      <w:r>
+      </w:pPr>
+    </w:p>
+    <w:p>
+      <w:pPr>
+        <w:spacing w:line="360" w:lineRule="auto"/>
         <w:rPr>
           <w:rFonts w:cs="Times New Roman"/>
           <w:b/>
           <w:sz w:val="28"/>
           <w:szCs w:val="28"/>
         </w:rPr>
-        <w:t xml:space="preserve"> </w:t>
-      </w:r>
+      </w:pPr>
       <w:r>
         <w:rPr>
           <w:rFonts w:cs="Times New Roman"/>
@@ -20971,19 +21303,17 @@
           <w:sz w:val="28"/>
           <w:szCs w:val="28"/>
         </w:rPr>
-        <w:t xml:space="preserve">Nạp tiền </w:t>
-      </w:r>
-    </w:p>
-    <w:p>
-      <w:pPr>
-        <w:spacing w:line="360" w:lineRule="auto"/>
+        <w:t>3.</w:t>
+      </w:r>
+      <w:r>
         <w:rPr>
           <w:rFonts w:cs="Times New Roman"/>
           <w:b/>
           <w:sz w:val="28"/>
           <w:szCs w:val="28"/>
         </w:rPr>
-      </w:pPr>
+        <w:t>3</w:t>
+      </w:r>
       <w:r>
         <w:rPr>
           <w:rFonts w:cs="Times New Roman"/>
@@ -20991,7 +21321,7 @@
           <w:sz w:val="28"/>
           <w:szCs w:val="28"/>
         </w:rPr>
-        <w:t>3.</w:t>
+        <w:t>.</w:t>
       </w:r>
       <w:r>
         <w:rPr>
@@ -21000,7 +21330,7 @@
           <w:sz w:val="28"/>
           <w:szCs w:val="28"/>
         </w:rPr>
-        <w:t>3</w:t>
+        <w:t>4</w:t>
       </w:r>
       <w:r>
         <w:rPr>
@@ -21009,7 +21339,7 @@
           <w:sz w:val="28"/>
           <w:szCs w:val="28"/>
         </w:rPr>
-        <w:t>.</w:t>
+        <w:t xml:space="preserve"> </w:t>
       </w:r>
       <w:r>
         <w:rPr>
@@ -21018,26 +21348,95 @@
           <w:sz w:val="28"/>
           <w:szCs w:val="28"/>
         </w:rPr>
-        <w:t>5</w:t>
-      </w:r>
-      <w:r>
+        <w:t>Lịch sử ra vào</w:t>
+      </w:r>
+    </w:p>
+    <w:p>
+      <w:pPr>
+        <w:spacing w:line="360" w:lineRule="auto"/>
         <w:rPr>
           <w:rFonts w:cs="Times New Roman"/>
           <w:b/>
           <w:sz w:val="28"/>
           <w:szCs w:val="28"/>
         </w:rPr>
-        <w:t xml:space="preserve"> </w:t>
-      </w:r>
-      <w:r>
+      </w:pPr>
+      <w:r>
+        <w:rPr>
+          <w:noProof/>
+        </w:rPr>
+        <w:drawing>
+          <wp:inline distT="0" distB="0" distL="0" distR="0" wp14:anchorId="7BE970B8" wp14:editId="2C1159F7">
+            <wp:extent cx="5972175" cy="2011680"/>
+            <wp:effectExtent l="0" t="0" r="9525" b="7620"/>
+            <wp:docPr id="31" name="Picture 31"/>
+            <wp:cNvGraphicFramePr>
+              <a:graphicFrameLocks xmlns:a="http://schemas.openxmlformats.org/drawingml/2006/main" noChangeAspect="1"/>
+            </wp:cNvGraphicFramePr>
+            <a:graphic xmlns:a="http://schemas.openxmlformats.org/drawingml/2006/main">
+              <a:graphicData uri="http://schemas.openxmlformats.org/drawingml/2006/picture">
+                <pic:pic xmlns:pic="http://schemas.openxmlformats.org/drawingml/2006/picture">
+                  <pic:nvPicPr>
+                    <pic:cNvPr id="1" name=""/>
+                    <pic:cNvPicPr/>
+                  </pic:nvPicPr>
+                  <pic:blipFill>
+                    <a:blip r:embed="rId45"/>
+                    <a:stretch>
+                      <a:fillRect/>
+                    </a:stretch>
+                  </pic:blipFill>
+                  <pic:spPr>
+                    <a:xfrm>
+                      <a:off x="0" y="0"/>
+                      <a:ext cx="5972175" cy="2011680"/>
+                    </a:xfrm>
+                    <a:prstGeom prst="rect">
+                      <a:avLst/>
+                    </a:prstGeom>
+                  </pic:spPr>
+                </pic:pic>
+              </a:graphicData>
+            </a:graphic>
+          </wp:inline>
+        </w:drawing>
+      </w:r>
+    </w:p>
+    <w:p>
+      <w:pPr>
+        <w:pStyle w:val="h"/>
+      </w:pPr>
+      <w:r>
+        <w:t>Hình 3.2</w:t>
+      </w:r>
+      <w:r>
+        <w:t>6</w:t>
+      </w:r>
+      <w:r>
+        <w:t xml:space="preserve">: Giao diện </w:t>
+      </w:r>
+      <w:r>
+        <w:t>lịch sử ra vào</w:t>
+      </w:r>
+    </w:p>
+    <w:p>
+      <w:r>
+        <w:t>*</w:t>
+      </w:r>
+      <w:r>
+        <w:t>Hiển thị lịch sử ra vào của sinh viên</w:t>
+      </w:r>
+    </w:p>
+    <w:p>
+      <w:pPr>
+        <w:spacing w:line="360" w:lineRule="auto"/>
         <w:rPr>
           <w:rFonts w:cs="Times New Roman"/>
           <w:b/>
           <w:sz w:val="28"/>
           <w:szCs w:val="28"/>
         </w:rPr>
-        <w:t xml:space="preserve">Giao diện Admin </w:t>
-      </w:r>
+      </w:pPr>
     </w:p>
     <w:p>
       <w:pPr>
@@ -21071,17 +21470,15 @@
           <w:szCs w:val="28"/>
         </w:rPr>
       </w:pPr>
-    </w:p>
-    <w:p>
-      <w:pPr>
-        <w:spacing w:line="360" w:lineRule="auto"/>
+      <w:r>
         <w:rPr>
           <w:rFonts w:cs="Times New Roman"/>
           <w:b/>
           <w:sz w:val="28"/>
           <w:szCs w:val="28"/>
         </w:rPr>
-      </w:pPr>
+        <w:t>3.</w:t>
+      </w:r>
       <w:r>
         <w:rPr>
           <w:rFonts w:cs="Times New Roman"/>
@@ -21089,22 +21486,636 @@
           <w:sz w:val="28"/>
           <w:szCs w:val="28"/>
         </w:rPr>
-        <w:t>….</w:t>
+        <w:t>3</w:t>
+      </w:r>
+      <w:r>
+        <w:rPr>
+          <w:rFonts w:cs="Times New Roman"/>
+          <w:b/>
+          <w:sz w:val="28"/>
+          <w:szCs w:val="28"/>
+        </w:rPr>
+        <w:t>.</w:t>
+      </w:r>
+      <w:r>
+        <w:rPr>
+          <w:rFonts w:cs="Times New Roman"/>
+          <w:b/>
+          <w:sz w:val="28"/>
+          <w:szCs w:val="28"/>
+        </w:rPr>
+        <w:t>5</w:t>
+      </w:r>
+      <w:r>
+        <w:rPr>
+          <w:rFonts w:cs="Times New Roman"/>
+          <w:b/>
+          <w:sz w:val="28"/>
+          <w:szCs w:val="28"/>
+        </w:rPr>
+        <w:t xml:space="preserve"> </w:t>
+      </w:r>
+      <w:r>
+        <w:rPr>
+          <w:rFonts w:cs="Times New Roman"/>
+          <w:b/>
+          <w:sz w:val="28"/>
+          <w:szCs w:val="28"/>
+        </w:rPr>
+        <w:t xml:space="preserve">Lịch sử </w:t>
+      </w:r>
+      <w:r>
+        <w:rPr>
+          <w:rFonts w:cs="Times New Roman"/>
+          <w:b/>
+          <w:sz w:val="28"/>
+          <w:szCs w:val="28"/>
+        </w:rPr>
+        <w:t>giao dịch</w:t>
       </w:r>
     </w:p>
     <w:p>
       <w:pPr>
         <w:spacing w:line="360" w:lineRule="auto"/>
-      </w:pPr>
+        <w:rPr>
+          <w:rFonts w:cs="Times New Roman"/>
+          <w:b/>
+          <w:sz w:val="28"/>
+          <w:szCs w:val="28"/>
+        </w:rPr>
+      </w:pPr>
+      <w:r>
+        <w:rPr>
+          <w:noProof/>
+        </w:rPr>
+        <w:drawing>
+          <wp:inline distT="0" distB="0" distL="0" distR="0" wp14:anchorId="69C4F59C" wp14:editId="3B5B6E9F">
+            <wp:extent cx="5972175" cy="1612265"/>
+            <wp:effectExtent l="0" t="0" r="9525" b="6985"/>
+            <wp:docPr id="32" name="Picture 32"/>
+            <wp:cNvGraphicFramePr>
+              <a:graphicFrameLocks xmlns:a="http://schemas.openxmlformats.org/drawingml/2006/main" noChangeAspect="1"/>
+            </wp:cNvGraphicFramePr>
+            <a:graphic xmlns:a="http://schemas.openxmlformats.org/drawingml/2006/main">
+              <a:graphicData uri="http://schemas.openxmlformats.org/drawingml/2006/picture">
+                <pic:pic xmlns:pic="http://schemas.openxmlformats.org/drawingml/2006/picture">
+                  <pic:nvPicPr>
+                    <pic:cNvPr id="1" name=""/>
+                    <pic:cNvPicPr/>
+                  </pic:nvPicPr>
+                  <pic:blipFill>
+                    <a:blip r:embed="rId46"/>
+                    <a:stretch>
+                      <a:fillRect/>
+                    </a:stretch>
+                  </pic:blipFill>
+                  <pic:spPr>
+                    <a:xfrm>
+                      <a:off x="0" y="0"/>
+                      <a:ext cx="5972175" cy="1612265"/>
+                    </a:xfrm>
+                    <a:prstGeom prst="rect">
+                      <a:avLst/>
+                    </a:prstGeom>
+                  </pic:spPr>
+                </pic:pic>
+              </a:graphicData>
+            </a:graphic>
+          </wp:inline>
+        </w:drawing>
+      </w:r>
+    </w:p>
+    <w:p>
+      <w:pPr>
+        <w:pStyle w:val="h"/>
+      </w:pPr>
+      <w:r>
+        <w:t>Hình 3.26: Giao diện lịch sử ra vào</w:t>
+      </w:r>
     </w:p>
     <w:p>
       <w:pPr>
         <w:spacing w:line="360" w:lineRule="auto"/>
-      </w:pPr>
+        <w:rPr>
+          <w:rFonts w:cs="Times New Roman"/>
+          <w:bCs/>
+          <w:sz w:val="28"/>
+          <w:szCs w:val="28"/>
+        </w:rPr>
+      </w:pPr>
+      <w:r>
+        <w:rPr>
+          <w:rFonts w:cs="Times New Roman"/>
+          <w:b/>
+          <w:sz w:val="28"/>
+          <w:szCs w:val="28"/>
+        </w:rPr>
+        <w:t>*</w:t>
+      </w:r>
+      <w:r>
+        <w:rPr>
+          <w:rFonts w:cs="Times New Roman"/>
+          <w:bCs/>
+          <w:sz w:val="28"/>
+          <w:szCs w:val="28"/>
+        </w:rPr>
+        <w:t>Hiển thị lịch sử giao dịch mà sinh viên đã sử dụng</w:t>
+      </w:r>
+      <w:r>
+        <w:rPr>
+          <w:rFonts w:cs="Times New Roman"/>
+          <w:bCs/>
+          <w:sz w:val="28"/>
+          <w:szCs w:val="28"/>
+        </w:rPr>
+        <w:t xml:space="preserve"> (có bộ lọc theo ngày)</w:t>
+      </w:r>
     </w:p>
     <w:p>
       <w:pPr>
         <w:spacing w:line="360" w:lineRule="auto"/>
+        <w:rPr>
+          <w:rFonts w:cs="Times New Roman"/>
+          <w:b/>
+          <w:sz w:val="28"/>
+          <w:szCs w:val="28"/>
+        </w:rPr>
+      </w:pPr>
+      <w:r>
+        <w:rPr>
+          <w:rFonts w:cs="Times New Roman"/>
+          <w:b/>
+          <w:sz w:val="28"/>
+          <w:szCs w:val="28"/>
+        </w:rPr>
+        <w:t>3.</w:t>
+      </w:r>
+      <w:r>
+        <w:rPr>
+          <w:rFonts w:cs="Times New Roman"/>
+          <w:b/>
+          <w:sz w:val="28"/>
+          <w:szCs w:val="28"/>
+        </w:rPr>
+        <w:t>3</w:t>
+      </w:r>
+      <w:r>
+        <w:rPr>
+          <w:rFonts w:cs="Times New Roman"/>
+          <w:b/>
+          <w:sz w:val="28"/>
+          <w:szCs w:val="28"/>
+        </w:rPr>
+        <w:t>.</w:t>
+      </w:r>
+      <w:r>
+        <w:rPr>
+          <w:rFonts w:cs="Times New Roman"/>
+          <w:b/>
+          <w:sz w:val="28"/>
+          <w:szCs w:val="28"/>
+        </w:rPr>
+        <w:t>6</w:t>
+      </w:r>
+      <w:r>
+        <w:rPr>
+          <w:rFonts w:cs="Times New Roman"/>
+          <w:b/>
+          <w:sz w:val="28"/>
+          <w:szCs w:val="28"/>
+        </w:rPr>
+        <w:t xml:space="preserve"> </w:t>
+      </w:r>
+      <w:r>
+        <w:rPr>
+          <w:rFonts w:cs="Times New Roman"/>
+          <w:b/>
+          <w:sz w:val="28"/>
+          <w:szCs w:val="28"/>
+        </w:rPr>
+        <w:t>Nạp tiền</w:t>
+      </w:r>
+    </w:p>
+    <w:p>
+      <w:pPr>
+        <w:spacing w:line="360" w:lineRule="auto"/>
+        <w:rPr>
+          <w:rFonts w:cs="Times New Roman"/>
+          <w:b/>
+          <w:sz w:val="28"/>
+          <w:szCs w:val="28"/>
+        </w:rPr>
+      </w:pPr>
+      <w:r>
+        <w:rPr>
+          <w:noProof/>
+        </w:rPr>
+        <w:drawing>
+          <wp:inline distT="0" distB="0" distL="0" distR="0" wp14:anchorId="12936857" wp14:editId="05FC2CA9">
+            <wp:extent cx="5972175" cy="3355340"/>
+            <wp:effectExtent l="0" t="0" r="9525" b="0"/>
+            <wp:docPr id="33" name="Picture 33"/>
+            <wp:cNvGraphicFramePr>
+              <a:graphicFrameLocks xmlns:a="http://schemas.openxmlformats.org/drawingml/2006/main" noChangeAspect="1"/>
+            </wp:cNvGraphicFramePr>
+            <a:graphic xmlns:a="http://schemas.openxmlformats.org/drawingml/2006/main">
+              <a:graphicData uri="http://schemas.openxmlformats.org/drawingml/2006/picture">
+                <pic:pic xmlns:pic="http://schemas.openxmlformats.org/drawingml/2006/picture">
+                  <pic:nvPicPr>
+                    <pic:cNvPr id="1" name=""/>
+                    <pic:cNvPicPr/>
+                  </pic:nvPicPr>
+                  <pic:blipFill>
+                    <a:blip r:embed="rId47"/>
+                    <a:stretch>
+                      <a:fillRect/>
+                    </a:stretch>
+                  </pic:blipFill>
+                  <pic:spPr>
+                    <a:xfrm>
+                      <a:off x="0" y="0"/>
+                      <a:ext cx="5972175" cy="3355340"/>
+                    </a:xfrm>
+                    <a:prstGeom prst="rect">
+                      <a:avLst/>
+                    </a:prstGeom>
+                  </pic:spPr>
+                </pic:pic>
+              </a:graphicData>
+            </a:graphic>
+          </wp:inline>
+        </w:drawing>
+      </w:r>
+    </w:p>
+    <w:p>
+      <w:pPr>
+        <w:pStyle w:val="h"/>
+      </w:pPr>
+      <w:r>
+        <w:t>Hình 3.2</w:t>
+      </w:r>
+      <w:r>
+        <w:t>7</w:t>
+      </w:r>
+      <w:r>
+        <w:t xml:space="preserve">: Giao diện </w:t>
+      </w:r>
+      <w:r>
+        <w:t>nạp tiền bằng QR</w:t>
+      </w:r>
+    </w:p>
+    <w:p>
+      <w:pPr>
+        <w:spacing w:line="360" w:lineRule="auto"/>
+        <w:rPr>
+          <w:rFonts w:cs="Times New Roman"/>
+          <w:bCs/>
+          <w:sz w:val="28"/>
+          <w:szCs w:val="28"/>
+        </w:rPr>
+      </w:pPr>
+      <w:r>
+        <w:rPr>
+          <w:rFonts w:cs="Times New Roman"/>
+          <w:b/>
+          <w:sz w:val="28"/>
+          <w:szCs w:val="28"/>
+        </w:rPr>
+        <w:t>*</w:t>
+      </w:r>
+      <w:r>
+        <w:rPr>
+          <w:rFonts w:cs="Times New Roman"/>
+          <w:bCs/>
+          <w:sz w:val="28"/>
+          <w:szCs w:val="28"/>
+        </w:rPr>
+        <w:t>Mã QR hiển thị để sinh viên có thể thanh toán</w:t>
+      </w:r>
+      <w:r>
+        <w:rPr>
+          <w:rFonts w:cs="Times New Roman"/>
+          <w:bCs/>
+          <w:sz w:val="28"/>
+          <w:szCs w:val="28"/>
+        </w:rPr>
+        <w:t xml:space="preserve"> </w:t>
+      </w:r>
+    </w:p>
+    <w:p>
+      <w:pPr>
+        <w:spacing w:line="360" w:lineRule="auto"/>
+        <w:rPr>
+          <w:rFonts w:cs="Times New Roman"/>
+          <w:bCs/>
+          <w:sz w:val="28"/>
+          <w:szCs w:val="28"/>
+        </w:rPr>
+      </w:pPr>
+    </w:p>
+    <w:p>
+      <w:pPr>
+        <w:spacing w:line="360" w:lineRule="auto"/>
+        <w:rPr>
+          <w:rFonts w:cs="Times New Roman"/>
+          <w:b/>
+          <w:sz w:val="28"/>
+          <w:szCs w:val="28"/>
+        </w:rPr>
+      </w:pPr>
+      <w:r>
+        <w:rPr>
+          <w:rFonts w:cs="Times New Roman"/>
+          <w:b/>
+          <w:sz w:val="28"/>
+          <w:szCs w:val="28"/>
+        </w:rPr>
+        <w:lastRenderedPageBreak/>
+        <w:t>3.</w:t>
+      </w:r>
+      <w:r>
+        <w:rPr>
+          <w:rFonts w:cs="Times New Roman"/>
+          <w:b/>
+          <w:sz w:val="28"/>
+          <w:szCs w:val="28"/>
+        </w:rPr>
+        <w:t>3</w:t>
+      </w:r>
+      <w:r>
+        <w:rPr>
+          <w:rFonts w:cs="Times New Roman"/>
+          <w:b/>
+          <w:sz w:val="28"/>
+          <w:szCs w:val="28"/>
+        </w:rPr>
+        <w:t>.</w:t>
+      </w:r>
+      <w:r>
+        <w:rPr>
+          <w:rFonts w:cs="Times New Roman"/>
+          <w:b/>
+          <w:sz w:val="28"/>
+          <w:szCs w:val="28"/>
+        </w:rPr>
+        <w:t>7</w:t>
+      </w:r>
+      <w:r>
+        <w:rPr>
+          <w:rFonts w:cs="Times New Roman"/>
+          <w:b/>
+          <w:sz w:val="28"/>
+          <w:szCs w:val="28"/>
+        </w:rPr>
+        <w:t xml:space="preserve"> </w:t>
+      </w:r>
+      <w:r>
+        <w:rPr>
+          <w:rFonts w:cs="Times New Roman"/>
+          <w:b/>
+          <w:sz w:val="28"/>
+          <w:szCs w:val="28"/>
+        </w:rPr>
+        <w:t xml:space="preserve">Giao diện Admin </w:t>
+      </w:r>
+    </w:p>
+    <w:p>
+      <w:pPr>
+        <w:spacing w:line="360" w:lineRule="auto"/>
+        <w:rPr>
+          <w:rFonts w:cs="Times New Roman"/>
+          <w:b/>
+          <w:sz w:val="28"/>
+          <w:szCs w:val="28"/>
+        </w:rPr>
+      </w:pPr>
+      <w:r>
+        <w:rPr>
+          <w:noProof/>
+        </w:rPr>
+        <w:drawing>
+          <wp:inline distT="0" distB="0" distL="0" distR="0" wp14:anchorId="331631E5" wp14:editId="392E1DCD">
+            <wp:extent cx="5972175" cy="2813685"/>
+            <wp:effectExtent l="0" t="0" r="9525" b="5715"/>
+            <wp:docPr id="34" name="Picture 34"/>
+            <wp:cNvGraphicFramePr>
+              <a:graphicFrameLocks xmlns:a="http://schemas.openxmlformats.org/drawingml/2006/main" noChangeAspect="1"/>
+            </wp:cNvGraphicFramePr>
+            <a:graphic xmlns:a="http://schemas.openxmlformats.org/drawingml/2006/main">
+              <a:graphicData uri="http://schemas.openxmlformats.org/drawingml/2006/picture">
+                <pic:pic xmlns:pic="http://schemas.openxmlformats.org/drawingml/2006/picture">
+                  <pic:nvPicPr>
+                    <pic:cNvPr id="1" name=""/>
+                    <pic:cNvPicPr/>
+                  </pic:nvPicPr>
+                  <pic:blipFill>
+                    <a:blip r:embed="rId48"/>
+                    <a:stretch>
+                      <a:fillRect/>
+                    </a:stretch>
+                  </pic:blipFill>
+                  <pic:spPr>
+                    <a:xfrm>
+                      <a:off x="0" y="0"/>
+                      <a:ext cx="5972175" cy="2813685"/>
+                    </a:xfrm>
+                    <a:prstGeom prst="rect">
+                      <a:avLst/>
+                    </a:prstGeom>
+                  </pic:spPr>
+                </pic:pic>
+              </a:graphicData>
+            </a:graphic>
+          </wp:inline>
+        </w:drawing>
+      </w:r>
+    </w:p>
+    <w:p>
+      <w:pPr>
+        <w:spacing w:line="360" w:lineRule="auto"/>
+        <w:rPr>
+          <w:rFonts w:cs="Times New Roman"/>
+          <w:b/>
+          <w:sz w:val="28"/>
+          <w:szCs w:val="28"/>
+        </w:rPr>
+      </w:pPr>
+    </w:p>
+    <w:p>
+      <w:pPr>
+        <w:pStyle w:val="h"/>
+      </w:pPr>
+      <w:r>
+        <w:t>Hình 3.2</w:t>
+      </w:r>
+      <w:r>
+        <w:t>8</w:t>
+      </w:r>
+      <w:r>
+        <w:t xml:space="preserve">: Giao diện </w:t>
+      </w:r>
+      <w:r>
+        <w:t>tài khoản Admin</w:t>
+      </w:r>
+    </w:p>
+    <w:p>
+      <w:r>
+        <w:t>*</w:t>
+      </w:r>
+      <w:r>
+        <w:t>Các thông tin về sinh viên sẽ hiển thị tại đây cho admin quản lý</w:t>
+      </w:r>
+      <w:r>
+        <w:t xml:space="preserve"> như giao dịch, lịch sử ra vào</w:t>
+      </w:r>
+      <w:r>
+        <w:t xml:space="preserve"> và nạp tiền trực tiếp vào tài khoản sinh viên </w:t>
+      </w:r>
+    </w:p>
+    <w:p>
+      <w:pPr>
+        <w:spacing w:line="360" w:lineRule="auto"/>
+      </w:pPr>
+      <w:r>
+        <w:rPr>
+          <w:rFonts w:cs="Times New Roman"/>
+          <w:b/>
+          <w:sz w:val="28"/>
+          <w:szCs w:val="28"/>
+        </w:rPr>
+        <w:t>3.</w:t>
+      </w:r>
+      <w:r>
+        <w:rPr>
+          <w:rFonts w:cs="Times New Roman"/>
+          <w:b/>
+          <w:sz w:val="28"/>
+          <w:szCs w:val="28"/>
+        </w:rPr>
+        <w:t>3</w:t>
+      </w:r>
+      <w:r>
+        <w:rPr>
+          <w:rFonts w:cs="Times New Roman"/>
+          <w:b/>
+          <w:sz w:val="28"/>
+          <w:szCs w:val="28"/>
+        </w:rPr>
+        <w:t>.</w:t>
+      </w:r>
+      <w:r>
+        <w:rPr>
+          <w:rFonts w:cs="Times New Roman"/>
+          <w:b/>
+          <w:sz w:val="28"/>
+          <w:szCs w:val="28"/>
+        </w:rPr>
+        <w:t>8</w:t>
+      </w:r>
+      <w:r>
+        <w:rPr>
+          <w:rFonts w:cs="Times New Roman"/>
+          <w:b/>
+          <w:sz w:val="28"/>
+          <w:szCs w:val="28"/>
+        </w:rPr>
+        <w:t xml:space="preserve"> </w:t>
+      </w:r>
+      <w:r>
+        <w:rPr>
+          <w:rFonts w:cs="Times New Roman"/>
+          <w:b/>
+          <w:sz w:val="28"/>
+          <w:szCs w:val="28"/>
+        </w:rPr>
+        <w:t xml:space="preserve">Nạp tiền vào tài khoản sinh viên </w:t>
+      </w:r>
+    </w:p>
+    <w:p>
+      <w:pPr>
+        <w:spacing w:line="360" w:lineRule="auto"/>
+        <w:rPr>
+          <w:rFonts w:cs="Times New Roman"/>
+          <w:b/>
+          <w:sz w:val="28"/>
+          <w:szCs w:val="28"/>
+        </w:rPr>
+      </w:pPr>
+      <w:r>
+        <w:rPr>
+          <w:noProof/>
+        </w:rPr>
+        <w:drawing>
+          <wp:inline distT="0" distB="0" distL="0" distR="0" wp14:anchorId="69ED5860" wp14:editId="03F4578B">
+            <wp:extent cx="5972175" cy="1847215"/>
+            <wp:effectExtent l="0" t="0" r="9525" b="635"/>
+            <wp:docPr id="35" name="Picture 35"/>
+            <wp:cNvGraphicFramePr>
+              <a:graphicFrameLocks xmlns:a="http://schemas.openxmlformats.org/drawingml/2006/main" noChangeAspect="1"/>
+            </wp:cNvGraphicFramePr>
+            <a:graphic xmlns:a="http://schemas.openxmlformats.org/drawingml/2006/main">
+              <a:graphicData uri="http://schemas.openxmlformats.org/drawingml/2006/picture">
+                <pic:pic xmlns:pic="http://schemas.openxmlformats.org/drawingml/2006/picture">
+                  <pic:nvPicPr>
+                    <pic:cNvPr id="1" name=""/>
+                    <pic:cNvPicPr/>
+                  </pic:nvPicPr>
+                  <pic:blipFill>
+                    <a:blip r:embed="rId49"/>
+                    <a:stretch>
+                      <a:fillRect/>
+                    </a:stretch>
+                  </pic:blipFill>
+                  <pic:spPr>
+                    <a:xfrm>
+                      <a:off x="0" y="0"/>
+                      <a:ext cx="5972175" cy="1847215"/>
+                    </a:xfrm>
+                    <a:prstGeom prst="rect">
+                      <a:avLst/>
+                    </a:prstGeom>
+                  </pic:spPr>
+                </pic:pic>
+              </a:graphicData>
+            </a:graphic>
+          </wp:inline>
+        </w:drawing>
+      </w:r>
+    </w:p>
+    <w:p>
+      <w:pPr>
+        <w:pStyle w:val="h"/>
+      </w:pPr>
+      <w:r>
+        <w:t>Hình 3.2</w:t>
+      </w:r>
+      <w:r>
+        <w:t>9</w:t>
+      </w:r>
+      <w:r>
+        <w:t>: Giao diện tài khoản Admin</w:t>
+      </w:r>
+    </w:p>
+    <w:p>
+      <w:pPr>
+        <w:spacing w:line="360" w:lineRule="auto"/>
+        <w:rPr>
+          <w:rFonts w:cs="Times New Roman"/>
+          <w:b/>
+          <w:sz w:val="28"/>
+          <w:szCs w:val="28"/>
+        </w:rPr>
+      </w:pPr>
+    </w:p>
+    <w:p>
+      <w:pPr>
+        <w:spacing w:line="360" w:lineRule="auto"/>
+        <w:rPr>
+          <w:rFonts w:cs="Times New Roman"/>
+          <w:b/>
+          <w:sz w:val="28"/>
+          <w:szCs w:val="28"/>
+        </w:rPr>
       </w:pPr>
     </w:p>
     <w:p>
@@ -21354,7 +22365,7 @@
         </w:rPr>
         <w:t xml:space="preserve">[1] Ultralytics, "YOLOv8 Docs," 2023. [Online]. Available: </w:t>
       </w:r>
-      <w:hyperlink r:id="rId42" w:tgtFrame="_blank" w:history="1">
+      <w:hyperlink r:id="rId50" w:tgtFrame="_blank" w:history="1">
         <w:r>
           <w:rPr>
             <w:rStyle w:val="Hyperlink"/>
@@ -21391,7 +22402,7 @@
         </w:rPr>
         <w:t xml:space="preserve">[2] Jaided AI, "EasyOCR: Ready-to-use OCR with 80+ supported languages and all popular writing scripts including Latin, Chinese, Arabic, Devanagari, Cyrillic and etc.," 2020. [Online]. Available: </w:t>
       </w:r>
-      <w:hyperlink r:id="rId43" w:tgtFrame="_blank" w:history="1">
+      <w:hyperlink r:id="rId51" w:tgtFrame="_blank" w:history="1">
         <w:r>
           <w:rPr>
             <w:rStyle w:val="Hyperlink"/>
@@ -21428,7 +22439,7 @@
         </w:rPr>
         <w:t xml:space="preserve">[3] Streamlit Inc., "Streamlit Documentation: The fastest way to build and share data apps," 2024. [Online]. Available: </w:t>
       </w:r>
-      <w:hyperlink r:id="rId44" w:tgtFrame="_blank" w:history="1">
+      <w:hyperlink r:id="rId52" w:tgtFrame="_blank" w:history="1">
         <w:r>
           <w:rPr>
             <w:rStyle w:val="Hyperlink"/>
@@ -21537,7 +22548,7 @@
         </w:rPr>
         <w:t xml:space="preserve">[6] G. Jocher, A. Chaurasia, and J. Qiu, "YOLO by Ultralytics," 2023. [Online]. Available: </w:t>
       </w:r>
-      <w:hyperlink r:id="rId45" w:tgtFrame="_blank" w:history="1">
+      <w:hyperlink r:id="rId53" w:tgtFrame="_blank" w:history="1">
         <w:r>
           <w:rPr>
             <w:rStyle w:val="Hyperlink"/>
@@ -21574,7 +22585,7 @@
         </w:rPr>
         <w:t xml:space="preserve">[7] MongoDB Inc., "MongoDB Documentation: The document database for modern applications," 2024. [Online]. Available: </w:t>
       </w:r>
-      <w:hyperlink r:id="rId46" w:tgtFrame="_blank" w:history="1">
+      <w:hyperlink r:id="rId54" w:tgtFrame="_blank" w:history="1">
         <w:r>
           <w:rPr>
             <w:rStyle w:val="Hyperlink"/>
@@ -21611,7 +22622,7 @@
         </w:rPr>
         <w:t xml:space="preserve">[8] PayOS by Cassso, "PayOS API Documentation: Cổng thanh toán trực tuyến dành cho doanh nghiệp Việt Nam," 2024. [Online]. Available: </w:t>
       </w:r>
-      <w:hyperlink r:id="rId47" w:tgtFrame="_blank" w:history="1">
+      <w:hyperlink r:id="rId55" w:tgtFrame="_blank" w:history="1">
         <w:r>
           <w:rPr>
             <w:rStyle w:val="Hyperlink"/>
@@ -21677,7 +22688,7 @@
           <w:szCs w:val="28"/>
         </w:rPr>
       </w:pPr>
-      <w:hyperlink r:id="rId48" w:history="1">
+      <w:hyperlink r:id="rId56" w:history="1">
         <w:r>
           <w:rPr>
             <w:rStyle w:val="Hyperlink"/>
@@ -21687,7 +22698,7 @@
       </w:hyperlink>
     </w:p>
     <w:sectPr>
-      <w:footerReference w:type="default" r:id="rId49"/>
+      <w:footerReference w:type="default" r:id="rId57"/>
       <w:pgSz w:w="12240" w:h="15840"/>
       <w:pgMar w:top="1134" w:right="1134" w:bottom="1134" w:left="1701" w:header="709" w:footer="709" w:gutter="0"/>
       <w:pgNumType w:start="2"/>
@@ -23718,7 +24729,7 @@
     <w:autoRedefine/>
     <w:uiPriority w:val="9"/>
     <w:qFormat/>
-    <w:rsid w:val="00882153"/>
+    <w:rsid w:val="00BA2732"/>
     <w:pPr>
       <w:keepNext/>
       <w:keepLines/>
@@ -23831,7 +24842,7 @@
     <w:basedOn w:val="DefaultParagraphFont"/>
     <w:link w:val="Heading1"/>
     <w:uiPriority w:val="9"/>
-    <w:rsid w:val="00882153"/>
+    <w:rsid w:val="00BA2732"/>
     <w:rPr>
       <w:rFonts w:ascii="Times New Roman" w:eastAsiaTheme="majorEastAsia" w:hAnsi="Times New Roman" w:cstheme="majorBidi"/>
       <w:b/>
